--- a/docs/final_report.docx
+++ b/docs/final_report.docx
@@ -85,29 +85,7 @@
           <w:szCs w:val="22"/>
           <w:rtl/>
         </w:rPr>
-        <w:t xml:space="preserve"> רון </w:t>
-      </w:r>
-      <w:proofErr w:type="spellStart"/>
-      <w:r>
-        <w:rPr>
-          <w:rFonts w:ascii="Calibri" w:eastAsia="Calibri" w:hAnsi="Calibri" w:cs="Calibri"/>
-          <w:color w:val="1F1F1F"/>
-          <w:sz w:val="22"/>
-          <w:szCs w:val="22"/>
-          <w:rtl/>
-        </w:rPr>
-        <w:t>בלנקי</w:t>
-      </w:r>
-      <w:proofErr w:type="spellEnd"/>
-      <w:r>
-        <w:rPr>
-          <w:rFonts w:ascii="Calibri" w:eastAsia="Calibri" w:hAnsi="Calibri" w:cs="Calibri"/>
-          <w:color w:val="1F1F1F"/>
-          <w:sz w:val="22"/>
-          <w:szCs w:val="22"/>
-          <w:rtl/>
-        </w:rPr>
-        <w:t xml:space="preserve"> - 207720897, מוטי סחרטוב- 322355504, עידן דהן - 207758541</w:t>
+        <w:t xml:space="preserve"> רון בלנקי - 207720897, מוטי סחרטוב- 322355504, עידן דהן - 207758541</w:t>
       </w:r>
     </w:p>
     <w:p>
@@ -315,25 +293,25 @@
           <w:color w:val="1F1F1F"/>
           <w:rtl/>
         </w:rPr>
-        <w:t xml:space="preserve">הסיכון של חבילה אינו נקבע רק לפי קיומה של פגיעות. שתי חבילות עשויות להכיל פגיעות באותה רמת חומרה, אך להיות שונות מבחינת מיקומן בתוך רשת התלויות. חבילה אחת יכולה להיות שולית יחסית, בעוד שחבילה אחרת משמשת תלות משותפת למספר רב של רכיבים או מחברת בין אזורים שונים של הרשת. לכן, מידע על </w:t>
-      </w:r>
-      <w:proofErr w:type="spellStart"/>
-      <w:r>
+        <w:t>הסיכון של חבילה אינו נקבע רק לפי קיומה של פגיעות. שתי חבילות עשויות להכיל פגיעות באותה רמת חומרה, אך להיות שונות מבחינת מיקומן בתוך רשת התלויות. חבילה אחת יכולה להיות שולית יחסית, בעוד שחבילה אחרת משמשת תלות משותפת למספר רב של רכיבים או מחברת בין אזורים שונים של הרשת. לכן, מידע על פגיעויות בלבד אינו תמיד מספיק לצורך הערכת ההשפעה המערכתית האפשרית.</w:t>
+      </w:r>
+    </w:p>
+    <w:p>
+      <w:pPr>
+        <w:bidi/>
+        <w:spacing w:before="240" w:after="240" w:line="240" w:lineRule="auto"/>
         <w:rPr>
           <w:rFonts w:ascii="Calibri" w:eastAsia="Calibri" w:hAnsi="Calibri" w:cs="Calibri"/>
           <w:color w:val="1F1F1F"/>
-          <w:rtl/>
-        </w:rPr>
-        <w:t>פגיעויות</w:t>
-      </w:r>
-      <w:proofErr w:type="spellEnd"/>
+        </w:rPr>
+      </w:pPr>
       <w:r>
         <w:rPr>
           <w:rFonts w:ascii="Calibri" w:eastAsia="Calibri" w:hAnsi="Calibri" w:cs="Calibri"/>
           <w:color w:val="1F1F1F"/>
           <w:rtl/>
         </w:rPr>
-        <w:t xml:space="preserve"> בלבד אינו תמיד מספיק לצורך הערכת ההשפעה המערכתית האפשרית.</w:t>
+        <w:t>ניתן לייצג את מערכת התלויות כגרף מכוון. כל חבילה מיוצגת באמצעות צומת, וכל תלות בין חבילות מיוצגת באמצעות קשת. ייצוג זה מאפשר להשתמש באלגוריתמים בגרפים כדי לזהות צמתים מרכזיים, לאתר גשרים בין חלקים שונים של המערכת, לזהות קהילות ולבחון את החוסן המבני של הרשת.</w:t>
       </w:r>
     </w:p>
     <w:p>
@@ -351,7 +329,51 @@
           <w:color w:val="1F1F1F"/>
           <w:rtl/>
         </w:rPr>
-        <w:t>ניתן לייצג את מערכת התלויות כגרף מכוון. כל חבילה מיוצגת באמצעות צומת, וכל תלות בין חבילות מיוצגת באמצעות קשת. ייצוג זה מאפשר להשתמש באלגוריתמים בגרפים כדי לזהות צמתים מרכזיים, לאתר גשרים בין חלקים שונים של המערכת, לזהות קהילות ולבחון את החוסן המבני של הרשת.</w:t>
+        <w:t>בחרנו ב־</w:t>
+      </w:r>
+      <w:r>
+        <w:rPr>
+          <w:rFonts w:ascii="Calibri" w:eastAsia="Calibri" w:hAnsi="Calibri" w:cs="Calibri"/>
+          <w:color w:val="1F1F1F"/>
+        </w:rPr>
+        <w:t>Flowise</w:t>
+      </w:r>
+      <w:r>
+        <w:rPr>
+          <w:rFonts w:ascii="Calibri" w:eastAsia="Calibri" w:hAnsi="Calibri" w:cs="Calibri"/>
+          <w:color w:val="1F1F1F"/>
+          <w:rtl/>
+        </w:rPr>
+        <w:t xml:space="preserve"> 3.1.2 כמקרה בוחן משום שהיא נשענת על עץ תלויות רחב באקוסיסטם </w:t>
+      </w:r>
+      <w:r>
+        <w:rPr>
+          <w:rFonts w:ascii="Calibri" w:eastAsia="Calibri" w:hAnsi="Calibri" w:cs="Calibri"/>
+          <w:color w:val="1F1F1F"/>
+        </w:rPr>
+        <w:t>npm</w:t>
+      </w:r>
+      <w:r>
+        <w:rPr>
+          <w:rFonts w:ascii="Calibri" w:eastAsia="Calibri" w:hAnsi="Calibri" w:cs="Calibri"/>
+          <w:color w:val="1F1F1F"/>
+          <w:rtl/>
+        </w:rPr>
+        <w:t xml:space="preserve">. במסגרת ההרצה הסופית נבדקו 2,560 צירופי חבילה–גרסה, כלומר שם חבילה יחד עם הגרסה המדויקת שנבחרה בפועל בפתרון התלויות, לדוגמה </w:t>
+      </w:r>
+      <w:r>
+        <w:rPr>
+          <w:rFonts w:ascii="Calibri" w:eastAsia="Calibri" w:hAnsi="Calibri" w:cs="Calibri"/>
+          <w:color w:val="188038"/>
+        </w:rPr>
+        <w:t>axios@1.7.7</w:t>
+      </w:r>
+      <w:r>
+        <w:rPr>
+          <w:rFonts w:ascii="Calibri" w:eastAsia="Calibri" w:hAnsi="Calibri" w:cs="Calibri"/>
+          <w:color w:val="1F1F1F"/>
+        </w:rPr>
+        <w:t>.</w:t>
       </w:r>
     </w:p>
     <w:p>
@@ -360,189 +382,49 @@
         <w:spacing w:before="240" w:after="240" w:line="240" w:lineRule="auto"/>
         <w:rPr>
           <w:rFonts w:ascii="Calibri" w:eastAsia="Calibri" w:hAnsi="Calibri" w:cs="Calibri"/>
+          <w:color w:val="FF0000"/>
+        </w:rPr>
+      </w:pPr>
+      <w:r>
+        <w:rPr>
+          <w:rFonts w:ascii="Calibri" w:eastAsia="Calibri" w:hAnsi="Calibri" w:cs="Calibri"/>
           <w:color w:val="1F1F1F"/>
-        </w:rPr>
-      </w:pPr>
+          <w:rtl/>
+        </w:rPr>
+        <w:t xml:space="preserve"> עושר זה של תלויות ומידע אבטחתי מאפשר לבחון לא רק אילו גרסאות מושפעות מפגיעויות מוכרות, אלא גם האם החבילות שאליהן הן שייכות ממלאות תפקידי גשר או תשתית מרכזיים ברשת. מטרת הבחירה אינה להוכיח מראש שניתן לפרוץ ל־</w:t>
+      </w:r>
       <w:r>
         <w:rPr>
           <w:rFonts w:ascii="Calibri" w:eastAsia="Calibri" w:hAnsi="Calibri" w:cs="Calibri"/>
           <w:color w:val="1F1F1F"/>
-          <w:rtl/>
-        </w:rPr>
-        <w:t>בחרנו ב־</w:t>
-      </w:r>
-      <w:proofErr w:type="spellStart"/>
+        </w:rPr>
+        <w:t>Flowise</w:t>
+      </w:r>
       <w:r>
         <w:rPr>
           <w:rFonts w:ascii="Calibri" w:eastAsia="Calibri" w:hAnsi="Calibri" w:cs="Calibri"/>
           <w:color w:val="1F1F1F"/>
-        </w:rPr>
-        <w:t>Flowise</w:t>
-      </w:r>
-      <w:proofErr w:type="spellEnd"/>
-      <w:r>
+          <w:rtl/>
+        </w:rPr>
+        <w:t xml:space="preserve">, אלא לבחון כיצד חומרת הפגיעות ומרכזיותה הטופולוגית של החבילה יכולות לשמש יחד לצורך תעדוף סיכונים. </w:t>
+      </w:r>
+    </w:p>
+    <w:p>
+      <w:pPr>
+        <w:bidi/>
+        <w:spacing w:after="240" w:line="240" w:lineRule="auto"/>
         <w:rPr>
           <w:rFonts w:ascii="Calibri" w:eastAsia="Calibri" w:hAnsi="Calibri" w:cs="Calibri"/>
           <w:color w:val="1F1F1F"/>
-          <w:rtl/>
-        </w:rPr>
-        <w:t xml:space="preserve"> 3.1.2 כמקרה בוחן משום שהיא נשענת על עץ תלויות רחב </w:t>
-      </w:r>
-      <w:proofErr w:type="spellStart"/>
+        </w:rPr>
+      </w:pPr>
       <w:r>
         <w:rPr>
           <w:rFonts w:ascii="Calibri" w:eastAsia="Calibri" w:hAnsi="Calibri" w:cs="Calibri"/>
           <w:color w:val="1F1F1F"/>
           <w:rtl/>
         </w:rPr>
-        <w:t>באקוסיסטם</w:t>
-      </w:r>
-      <w:proofErr w:type="spellEnd"/>
-      <w:r>
-        <w:rPr>
-          <w:rFonts w:ascii="Calibri" w:eastAsia="Calibri" w:hAnsi="Calibri" w:cs="Calibri"/>
-          <w:color w:val="1F1F1F"/>
-          <w:rtl/>
-        </w:rPr>
-        <w:t xml:space="preserve"> </w:t>
-      </w:r>
-      <w:proofErr w:type="spellStart"/>
-      <w:r>
-        <w:rPr>
-          <w:rFonts w:ascii="Calibri" w:eastAsia="Calibri" w:hAnsi="Calibri" w:cs="Calibri"/>
-          <w:color w:val="1F1F1F"/>
-        </w:rPr>
-        <w:t>npm</w:t>
-      </w:r>
-      <w:proofErr w:type="spellEnd"/>
-      <w:r>
-        <w:rPr>
-          <w:rFonts w:ascii="Calibri" w:eastAsia="Calibri" w:hAnsi="Calibri" w:cs="Calibri"/>
-          <w:color w:val="1F1F1F"/>
-          <w:rtl/>
-        </w:rPr>
-        <w:t xml:space="preserve">. במסגרת ההרצה הסופית נבדקו 2,560 צירופי חבילה–גרסה, כלומר שם חבילה יחד עם הגרסה המדויקת שנבחרה בפועל בפתרון התלויות, לדוגמה </w:t>
-      </w:r>
-      <w:r>
-        <w:rPr>
-          <w:rFonts w:ascii="Calibri" w:eastAsia="Calibri" w:hAnsi="Calibri" w:cs="Calibri"/>
-          <w:color w:val="188038"/>
-        </w:rPr>
-        <w:t>axios@1.7.7</w:t>
-      </w:r>
-      <w:r>
-        <w:rPr>
-          <w:rFonts w:ascii="Calibri" w:eastAsia="Calibri" w:hAnsi="Calibri" w:cs="Calibri"/>
-          <w:color w:val="1F1F1F"/>
-        </w:rPr>
-        <w:t>.</w:t>
-      </w:r>
-    </w:p>
-    <w:p>
-      <w:pPr>
-        <w:bidi/>
-        <w:spacing w:before="240" w:after="240" w:line="240" w:lineRule="auto"/>
-        <w:rPr>
-          <w:rFonts w:ascii="Calibri" w:eastAsia="Calibri" w:hAnsi="Calibri" w:cs="Calibri"/>
-          <w:color w:val="FF0000"/>
-        </w:rPr>
-      </w:pPr>
-      <w:r>
-        <w:rPr>
-          <w:rFonts w:ascii="Calibri" w:eastAsia="Calibri" w:hAnsi="Calibri" w:cs="Calibri"/>
-          <w:color w:val="1F1F1F"/>
-          <w:rtl/>
-        </w:rPr>
-        <w:t xml:space="preserve"> עושר זה של תלויות ומידע אבטחתי מאפשר לבחון לא רק אילו גרסאות מושפעות </w:t>
-      </w:r>
-      <w:proofErr w:type="spellStart"/>
-      <w:r>
-        <w:rPr>
-          <w:rFonts w:ascii="Calibri" w:eastAsia="Calibri" w:hAnsi="Calibri" w:cs="Calibri"/>
-          <w:color w:val="1F1F1F"/>
-          <w:rtl/>
-        </w:rPr>
-        <w:t>מפגיעויות</w:t>
-      </w:r>
-      <w:proofErr w:type="spellEnd"/>
-      <w:r>
-        <w:rPr>
-          <w:rFonts w:ascii="Calibri" w:eastAsia="Calibri" w:hAnsi="Calibri" w:cs="Calibri"/>
-          <w:color w:val="1F1F1F"/>
-          <w:rtl/>
-        </w:rPr>
-        <w:t xml:space="preserve"> מוכרות, אלא גם האם החבילות שאליהן הן שייכות ממלאות תפקידי גשר או תשתית מרכזיים ברשת. מטרת הבחירה אינה להוכיח מראש שניתן לפרוץ ל־</w:t>
-      </w:r>
-      <w:proofErr w:type="spellStart"/>
-      <w:r>
-        <w:rPr>
-          <w:rFonts w:ascii="Calibri" w:eastAsia="Calibri" w:hAnsi="Calibri" w:cs="Calibri"/>
-          <w:color w:val="1F1F1F"/>
-        </w:rPr>
-        <w:t>Flowise</w:t>
-      </w:r>
-      <w:proofErr w:type="spellEnd"/>
-      <w:r>
-        <w:rPr>
-          <w:rFonts w:ascii="Calibri" w:eastAsia="Calibri" w:hAnsi="Calibri" w:cs="Calibri"/>
-          <w:color w:val="1F1F1F"/>
-          <w:rtl/>
-        </w:rPr>
-        <w:t xml:space="preserve">, אלא לבחון כיצד חומרת הפגיעות ומרכזיותה הטופולוגית של החבילה יכולות לשמש יחד לצורך </w:t>
-      </w:r>
-      <w:proofErr w:type="spellStart"/>
-      <w:r>
-        <w:rPr>
-          <w:rFonts w:ascii="Calibri" w:eastAsia="Calibri" w:hAnsi="Calibri" w:cs="Calibri"/>
-          <w:color w:val="1F1F1F"/>
-          <w:rtl/>
-        </w:rPr>
-        <w:t>תעדוף</w:t>
-      </w:r>
-      <w:proofErr w:type="spellEnd"/>
-      <w:r>
-        <w:rPr>
-          <w:rFonts w:ascii="Calibri" w:eastAsia="Calibri" w:hAnsi="Calibri" w:cs="Calibri"/>
-          <w:color w:val="1F1F1F"/>
-          <w:rtl/>
-        </w:rPr>
-        <w:t xml:space="preserve"> סיכונים. </w:t>
-      </w:r>
-    </w:p>
-    <w:p>
-      <w:pPr>
-        <w:bidi/>
-        <w:spacing w:after="240" w:line="240" w:lineRule="auto"/>
-        <w:rPr>
-          <w:rFonts w:ascii="Calibri" w:eastAsia="Calibri" w:hAnsi="Calibri" w:cs="Calibri"/>
-          <w:color w:val="1F1F1F"/>
-        </w:rPr>
-      </w:pPr>
-      <w:r>
-        <w:rPr>
-          <w:rFonts w:ascii="Calibri" w:eastAsia="Calibri" w:hAnsi="Calibri" w:cs="Calibri"/>
-          <w:color w:val="1F1F1F"/>
-          <w:rtl/>
-        </w:rPr>
-        <w:t xml:space="preserve">מטרתנו היא לבחון כיצד המיקום הטופולוגי של חבילה בתוך רשת התלויות יכול לספק מידע נוסף על חשיבותה המערכתית. באמצעות מדדי מרכזיות, זיהוי קהילות, השוואה לגרף אקראי וסימולציות של הסרת צמתים, אנו בוחנים האם ניתוח גרפים יכול לסייע </w:t>
-      </w:r>
-      <w:proofErr w:type="spellStart"/>
-      <w:r>
-        <w:rPr>
-          <w:rFonts w:ascii="Calibri" w:eastAsia="Calibri" w:hAnsi="Calibri" w:cs="Calibri"/>
-          <w:color w:val="1F1F1F"/>
-          <w:rtl/>
-        </w:rPr>
-        <w:t>בתעדוף</w:t>
-      </w:r>
-      <w:proofErr w:type="spellEnd"/>
-      <w:r>
-        <w:rPr>
-          <w:rFonts w:ascii="Calibri" w:eastAsia="Calibri" w:hAnsi="Calibri" w:cs="Calibri"/>
-          <w:color w:val="1F1F1F"/>
-          <w:rtl/>
-        </w:rPr>
-        <w:t xml:space="preserve"> חבילות לבדיקה, ניטור והגנה.</w:t>
+        <w:t>מטרתנו היא לבחון כיצד המיקום הטופולוגי של חבילה בתוך רשת התלויות יכול לספק מידע נוסף על חשיבותה המערכתית. באמצעות מדדי מרכזיות, זיהוי קהילות, השוואה לגרף אקראי וסימולציות של הסרת צמתים, אנו בוחנים האם ניתוח גרפים יכול לסייע בתעדוף חבילות לבדיקה, ניטור והגנה.</w:t>
       </w:r>
     </w:p>
     <w:p>
@@ -648,7 +530,6 @@
         </w:rPr>
         <w:t xml:space="preserve">3. במה שונה המבנה הגלובלי של רשת התלויות מהרכב של גרפים אקראיים בעלי אותו מספר צמתים וקשתות, והאם הרשת מציגה מאפייני </w:t>
       </w:r>
-      <w:proofErr w:type="spellStart"/>
       <w:r>
         <w:rPr>
           <w:rFonts w:ascii="Calibri" w:eastAsia="Calibri" w:hAnsi="Calibri" w:cs="Calibri"/>
@@ -656,7 +537,6 @@
         </w:rPr>
         <w:t>Small-World</w:t>
       </w:r>
-      <w:proofErr w:type="spellEnd"/>
       <w:r>
         <w:rPr>
           <w:rFonts w:ascii="Calibri" w:eastAsia="Calibri" w:hAnsi="Calibri" w:cs="Calibri"/>
@@ -683,7 +563,6 @@
         </w:rPr>
         <w:t xml:space="preserve">4 א. האם הסרה ממוקדת של חבילות בעלות </w:t>
       </w:r>
-      <w:proofErr w:type="spellStart"/>
       <w:r>
         <w:rPr>
           <w:rFonts w:ascii="Calibri" w:eastAsia="Calibri" w:hAnsi="Calibri" w:cs="Calibri"/>
@@ -691,7 +570,6 @@
         </w:rPr>
         <w:t>Betweenness</w:t>
       </w:r>
-      <w:proofErr w:type="spellEnd"/>
       <w:r>
         <w:rPr>
           <w:rFonts w:ascii="Calibri" w:eastAsia="Calibri" w:hAnsi="Calibri" w:cs="Calibri"/>
@@ -718,31 +596,13 @@
         </w:rPr>
         <w:t>4 ב. האם גרסאות התלות המושפעות מ־</w:t>
       </w:r>
-      <w:proofErr w:type="spellStart"/>
       <w:r>
         <w:rPr>
           <w:rFonts w:ascii="Calibri" w:eastAsia="Calibri" w:hAnsi="Calibri" w:cs="Calibri"/>
           <w:color w:val="1F1F1F"/>
         </w:rPr>
-        <w:t>security</w:t>
-      </w:r>
-      <w:proofErr w:type="spellEnd"/>
-      <w:r>
-        <w:rPr>
-          <w:rFonts w:ascii="Calibri" w:eastAsia="Calibri" w:hAnsi="Calibri" w:cs="Calibri"/>
-          <w:color w:val="1F1F1F"/>
-        </w:rPr>
-        <w:t xml:space="preserve"> </w:t>
-      </w:r>
-      <w:proofErr w:type="spellStart"/>
-      <w:r>
-        <w:rPr>
-          <w:rFonts w:ascii="Calibri" w:eastAsia="Calibri" w:hAnsi="Calibri" w:cs="Calibri"/>
-          <w:color w:val="1F1F1F"/>
-        </w:rPr>
-        <w:t>advisories</w:t>
-      </w:r>
-      <w:proofErr w:type="spellEnd"/>
+        <w:t>security advisories</w:t>
+      </w:r>
       <w:r>
         <w:rPr>
           <w:rFonts w:ascii="Calibri" w:eastAsia="Calibri" w:hAnsi="Calibri" w:cs="Calibri"/>
@@ -791,67 +651,31 @@
           <w:rFonts w:ascii="Calibri" w:eastAsia="Calibri" w:hAnsi="Calibri" w:cs="Calibri"/>
         </w:rPr>
       </w:pPr>
-      <w:proofErr w:type="spellStart"/>
       <w:r>
         <w:rPr>
           <w:rFonts w:ascii="Calibri" w:eastAsia="Calibri" w:hAnsi="Calibri" w:cs="Calibri"/>
         </w:rPr>
         <w:t>Zimmermann</w:t>
       </w:r>
-      <w:proofErr w:type="spellEnd"/>
-      <w:r>
-        <w:rPr>
-          <w:rFonts w:ascii="Calibri" w:eastAsia="Calibri" w:hAnsi="Calibri" w:cs="Calibri"/>
-          <w:rtl/>
-        </w:rPr>
-        <w:t xml:space="preserve"> ואחרים ניתחו את </w:t>
-      </w:r>
-      <w:proofErr w:type="spellStart"/>
-      <w:r>
-        <w:rPr>
-          <w:rFonts w:ascii="Calibri" w:eastAsia="Calibri" w:hAnsi="Calibri" w:cs="Calibri"/>
-          <w:rtl/>
-        </w:rPr>
-        <w:t>אקוסיסטם</w:t>
-      </w:r>
-      <w:proofErr w:type="spellEnd"/>
-      <w:r>
-        <w:rPr>
-          <w:rFonts w:ascii="Calibri" w:eastAsia="Calibri" w:hAnsi="Calibri" w:cs="Calibri"/>
-          <w:rtl/>
-        </w:rPr>
-        <w:t xml:space="preserve"> </w:t>
-      </w:r>
-      <w:proofErr w:type="spellStart"/>
+      <w:r>
+        <w:rPr>
+          <w:rFonts w:ascii="Calibri" w:eastAsia="Calibri" w:hAnsi="Calibri" w:cs="Calibri"/>
+          <w:rtl/>
+        </w:rPr>
+        <w:t xml:space="preserve"> ואחרים ניתחו את אקוסיסטם </w:t>
+      </w:r>
       <w:r>
         <w:rPr>
           <w:rFonts w:ascii="Calibri" w:eastAsia="Calibri" w:hAnsi="Calibri" w:cs="Calibri"/>
         </w:rPr>
         <w:t>npm</w:t>
       </w:r>
-      <w:proofErr w:type="spellEnd"/>
-      <w:r>
-        <w:rPr>
-          <w:rFonts w:ascii="Calibri" w:eastAsia="Calibri" w:hAnsi="Calibri" w:cs="Calibri"/>
-          <w:rtl/>
-        </w:rPr>
-        <w:t xml:space="preserve"> כרשת של חבילות, תלויות ומתחזקים. הם מצאו שמספר מצומצם יחסית של חבילות ומתחזקים עשוי להשפיע על חלק גדול </w:t>
-      </w:r>
-      <w:proofErr w:type="spellStart"/>
-      <w:r>
-        <w:rPr>
-          <w:rFonts w:ascii="Calibri" w:eastAsia="Calibri" w:hAnsi="Calibri" w:cs="Calibri"/>
-          <w:rtl/>
-        </w:rPr>
-        <w:t>מהאקוסיסטם</w:t>
-      </w:r>
-      <w:proofErr w:type="spellEnd"/>
-      <w:r>
-        <w:rPr>
-          <w:rFonts w:ascii="Calibri" w:eastAsia="Calibri" w:hAnsi="Calibri" w:cs="Calibri"/>
-          <w:rtl/>
-        </w:rPr>
-        <w:t xml:space="preserve">. המחקר רלוונטי לעבודתנו משום שהוא מדגים כיצד ריכוזיות ברשת תלויות תוכנה יכולה ליצור נקודות כשל בעלות השפעה רחבה </w:t>
+      <w:r>
+        <w:rPr>
+          <w:rFonts w:ascii="Calibri" w:eastAsia="Calibri" w:hAnsi="Calibri" w:cs="Calibri"/>
+          <w:rtl/>
+        </w:rPr>
+        <w:t xml:space="preserve"> כרשת של חבילות, תלויות ומתחזקים. הם מצאו שמספר מצומצם יחסית של חבילות ומתחזקים עשוי להשפיע על חלק גדול מהאקוסיסטם. המחקר רלוונטי לעבודתנו משום שהוא מדגים כיצד ריכוזיות ברשת תלויות תוכנה יכולה ליצור נקודות כשל בעלות השפעה רחבה </w:t>
       </w:r>
       <w:hyperlink w:anchor="nl0cnr39jih4">
         <w:r>
@@ -879,59 +703,25 @@
           <w:rFonts w:ascii="Calibri" w:eastAsia="Calibri" w:hAnsi="Calibri" w:cs="Calibri"/>
         </w:rPr>
       </w:pPr>
-      <w:proofErr w:type="spellStart"/>
       <w:r>
         <w:rPr>
           <w:rFonts w:ascii="Calibri" w:eastAsia="Calibri" w:hAnsi="Calibri" w:cs="Calibri"/>
         </w:rPr>
         <w:t>Ohm</w:t>
       </w:r>
-      <w:proofErr w:type="spellEnd"/>
-      <w:r>
-        <w:rPr>
-          <w:rFonts w:ascii="Calibri" w:eastAsia="Calibri" w:hAnsi="Calibri" w:cs="Calibri"/>
-          <w:rtl/>
-        </w:rPr>
-        <w:t xml:space="preserve"> ואחרים חקרו 174 חבילות זדוניות שנמצאו </w:t>
-      </w:r>
-      <w:proofErr w:type="spellStart"/>
-      <w:r>
-        <w:rPr>
-          <w:rFonts w:ascii="Calibri" w:eastAsia="Calibri" w:hAnsi="Calibri" w:cs="Calibri"/>
-          <w:rtl/>
-        </w:rPr>
-        <w:t>באקוסיסטמים</w:t>
-      </w:r>
-      <w:proofErr w:type="spellEnd"/>
-      <w:r>
-        <w:rPr>
-          <w:rFonts w:ascii="Calibri" w:eastAsia="Calibri" w:hAnsi="Calibri" w:cs="Calibri"/>
-          <w:rtl/>
-        </w:rPr>
-        <w:t xml:space="preserve"> כמו </w:t>
-      </w:r>
-      <w:proofErr w:type="spellStart"/>
-      <w:r>
-        <w:rPr>
-          <w:rFonts w:ascii="Calibri" w:eastAsia="Calibri" w:hAnsi="Calibri" w:cs="Calibri"/>
-        </w:rPr>
-        <w:t>npm</w:t>
-      </w:r>
-      <w:proofErr w:type="spellEnd"/>
-      <w:r>
-        <w:rPr>
-          <w:rFonts w:ascii="Calibri" w:eastAsia="Calibri" w:hAnsi="Calibri" w:cs="Calibri"/>
-        </w:rPr>
-        <w:t>, ‏</w:t>
-      </w:r>
-      <w:proofErr w:type="spellStart"/>
-      <w:r>
-        <w:rPr>
-          <w:rFonts w:ascii="Calibri" w:eastAsia="Calibri" w:hAnsi="Calibri" w:cs="Calibri"/>
-        </w:rPr>
-        <w:t>PyPI</w:t>
-      </w:r>
-      <w:proofErr w:type="spellEnd"/>
+      <w:r>
+        <w:rPr>
+          <w:rFonts w:ascii="Calibri" w:eastAsia="Calibri" w:hAnsi="Calibri" w:cs="Calibri"/>
+          <w:rtl/>
+        </w:rPr>
+        <w:t xml:space="preserve"> ואחרים חקרו 174 חבילות זדוניות שנמצאו באקוסיסטמים כמו </w:t>
+      </w:r>
+      <w:r>
+        <w:rPr>
+          <w:rFonts w:ascii="Calibri" w:eastAsia="Calibri" w:hAnsi="Calibri" w:cs="Calibri"/>
+        </w:rPr>
+        <w:t>npm, ‏PyPI</w:t>
+      </w:r>
       <w:r>
         <w:rPr>
           <w:rFonts w:ascii="Calibri" w:eastAsia="Calibri" w:hAnsi="Calibri" w:cs="Calibri"/>
@@ -939,14 +729,12 @@
         </w:rPr>
         <w:t xml:space="preserve"> ו-</w:t>
       </w:r>
-      <w:proofErr w:type="spellStart"/>
       <w:r>
         <w:rPr>
           <w:rFonts w:ascii="Calibri" w:eastAsia="Calibri" w:hAnsi="Calibri" w:cs="Calibri"/>
         </w:rPr>
         <w:t>RubyGems</w:t>
       </w:r>
-      <w:proofErr w:type="spellEnd"/>
       <w:r>
         <w:rPr>
           <w:rFonts w:ascii="Calibri" w:eastAsia="Calibri" w:hAnsi="Calibri" w:cs="Calibri"/>
@@ -980,28 +768,12 @@
           <w:rFonts w:ascii="Calibri" w:eastAsia="Calibri" w:hAnsi="Calibri" w:cs="Calibri"/>
         </w:rPr>
       </w:pPr>
-      <w:proofErr w:type="spellStart"/>
-      <w:r>
-        <w:rPr>
-          <w:rFonts w:ascii="Calibri" w:eastAsia="Calibri" w:hAnsi="Calibri" w:cs="Calibri"/>
-        </w:rPr>
-        <w:t>Albert</w:t>
-      </w:r>
-      <w:proofErr w:type="spellEnd"/>
-      <w:r>
-        <w:rPr>
-          <w:rFonts w:ascii="Calibri" w:eastAsia="Calibri" w:hAnsi="Calibri" w:cs="Calibri"/>
-        </w:rPr>
-        <w:t xml:space="preserve">, </w:t>
-      </w:r>
-      <w:proofErr w:type="spellStart"/>
-      <w:r>
-        <w:rPr>
-          <w:rFonts w:ascii="Calibri" w:eastAsia="Calibri" w:hAnsi="Calibri" w:cs="Calibri"/>
-        </w:rPr>
-        <w:t>Jeong</w:t>
-      </w:r>
-      <w:proofErr w:type="spellEnd"/>
+      <w:r>
+        <w:rPr>
+          <w:rFonts w:ascii="Calibri" w:eastAsia="Calibri" w:hAnsi="Calibri" w:cs="Calibri"/>
+        </w:rPr>
+        <w:t>Albert, Jeong</w:t>
+      </w:r>
       <w:r>
         <w:rPr>
           <w:rFonts w:ascii="Calibri" w:eastAsia="Calibri" w:hAnsi="Calibri" w:cs="Calibri"/>
@@ -1009,14 +781,12 @@
         </w:rPr>
         <w:t xml:space="preserve"> ו־</w:t>
       </w:r>
-      <w:proofErr w:type="spellStart"/>
       <w:r>
         <w:rPr>
           <w:rFonts w:ascii="Calibri" w:eastAsia="Calibri" w:hAnsi="Calibri" w:cs="Calibri"/>
         </w:rPr>
         <w:t>Barabási</w:t>
       </w:r>
-      <w:proofErr w:type="spellEnd"/>
       <w:r>
         <w:rPr>
           <w:rFonts w:ascii="Calibri" w:eastAsia="Calibri" w:hAnsi="Calibri" w:cs="Calibri"/>
@@ -1024,28 +794,12 @@
         </w:rPr>
         <w:t xml:space="preserve"> השוו בין כשלים אקראיים לבין הסרה ממוקדת של צמתים מרכזיים ברשתות מורכבות. עבודה זו מספקת את הבסיס המתודולוגי לניסוי החוסן שלנו, שבו השווינו הסרה אקראית של חבילות להסרה ממוקדת לפי </w:t>
       </w:r>
-      <w:proofErr w:type="spellStart"/>
-      <w:r>
-        <w:rPr>
-          <w:rFonts w:ascii="Calibri" w:eastAsia="Calibri" w:hAnsi="Calibri" w:cs="Calibri"/>
-        </w:rPr>
-        <w:t>Betweenness</w:t>
-      </w:r>
-      <w:proofErr w:type="spellEnd"/>
-      <w:r>
-        <w:rPr>
-          <w:rFonts w:ascii="Calibri" w:eastAsia="Calibri" w:hAnsi="Calibri" w:cs="Calibri"/>
-        </w:rPr>
-        <w:t xml:space="preserve"> </w:t>
-      </w:r>
-      <w:proofErr w:type="spellStart"/>
-      <w:r>
-        <w:rPr>
-          <w:rFonts w:ascii="Calibri" w:eastAsia="Calibri" w:hAnsi="Calibri" w:cs="Calibri"/>
-        </w:rPr>
-        <w:t>Centrality</w:t>
-      </w:r>
-      <w:proofErr w:type="spellEnd"/>
+      <w:r>
+        <w:rPr>
+          <w:rFonts w:ascii="Calibri" w:eastAsia="Calibri" w:hAnsi="Calibri" w:cs="Calibri"/>
+        </w:rPr>
+        <w:t>Betweenness Centrality</w:t>
+      </w:r>
       <w:r>
         <w:rPr>
           <w:rFonts w:ascii="Calibri" w:eastAsia="Calibri" w:hAnsi="Calibri" w:cs="Calibri"/>
@@ -1087,14 +841,12 @@
         </w:rPr>
         <w:t xml:space="preserve">נוסף על המחקרים האקדמיים, בחנו אירועים אמיתיים הממחישים את הסיכון שבפגיעה בחבילות מהימנות. במרץ 2026 פורסמו גרסאות זדוניות של </w:t>
       </w:r>
-      <w:proofErr w:type="spellStart"/>
       <w:r>
         <w:rPr>
           <w:rFonts w:ascii="Calibri" w:eastAsia="Calibri" w:hAnsi="Calibri" w:cs="Calibri"/>
         </w:rPr>
         <w:t>Axios</w:t>
       </w:r>
-      <w:proofErr w:type="spellEnd"/>
       <w:r>
         <w:rPr>
           <w:rFonts w:ascii="Calibri" w:eastAsia="Calibri" w:hAnsi="Calibri" w:cs="Calibri"/>
@@ -1102,14 +854,12 @@
         </w:rPr>
         <w:t xml:space="preserve"> לאחר השתלטות על חשבון </w:t>
       </w:r>
-      <w:proofErr w:type="spellStart"/>
       <w:r>
         <w:rPr>
           <w:rFonts w:ascii="Calibri" w:eastAsia="Calibri" w:hAnsi="Calibri" w:cs="Calibri"/>
         </w:rPr>
         <w:t>npm</w:t>
       </w:r>
-      <w:proofErr w:type="spellEnd"/>
       <w:r>
         <w:rPr>
           <w:rFonts w:ascii="Calibri" w:eastAsia="Calibri" w:hAnsi="Calibri" w:cs="Calibri"/>
@@ -1150,28 +900,12 @@
         </w:rPr>
         <w:t xml:space="preserve">בקמפיין </w:t>
       </w:r>
-      <w:proofErr w:type="spellStart"/>
-      <w:r>
-        <w:rPr>
-          <w:rFonts w:ascii="Calibri" w:eastAsia="Calibri" w:hAnsi="Calibri" w:cs="Calibri"/>
-        </w:rPr>
-        <w:t>Atomic</w:t>
-      </w:r>
-      <w:proofErr w:type="spellEnd"/>
-      <w:r>
-        <w:rPr>
-          <w:rFonts w:ascii="Calibri" w:eastAsia="Calibri" w:hAnsi="Calibri" w:cs="Calibri"/>
-        </w:rPr>
-        <w:t xml:space="preserve"> </w:t>
-      </w:r>
-      <w:proofErr w:type="spellStart"/>
-      <w:r>
-        <w:rPr>
-          <w:rFonts w:ascii="Calibri" w:eastAsia="Calibri" w:hAnsi="Calibri" w:cs="Calibri"/>
-        </w:rPr>
-        <w:t>Arch</w:t>
-      </w:r>
-      <w:proofErr w:type="spellEnd"/>
+      <w:r>
+        <w:rPr>
+          <w:rFonts w:ascii="Calibri" w:eastAsia="Calibri" w:hAnsi="Calibri" w:cs="Calibri"/>
+        </w:rPr>
+        <w:t>Atomic Arch</w:t>
+      </w:r>
       <w:r>
         <w:rPr>
           <w:rFonts w:ascii="Calibri" w:eastAsia="Calibri" w:hAnsi="Calibri" w:cs="Calibri"/>
@@ -1192,14 +926,12 @@
         </w:rPr>
         <w:t xml:space="preserve"> ושינו את הוראות הבנייה שלהן כך שיתקינו תלות </w:t>
       </w:r>
-      <w:proofErr w:type="spellStart"/>
       <w:r>
         <w:rPr>
           <w:rFonts w:ascii="Calibri" w:eastAsia="Calibri" w:hAnsi="Calibri" w:cs="Calibri"/>
         </w:rPr>
         <w:t>npm</w:t>
       </w:r>
-      <w:proofErr w:type="spellEnd"/>
       <w:r>
         <w:rPr>
           <w:rFonts w:ascii="Calibri" w:eastAsia="Calibri" w:hAnsi="Calibri" w:cs="Calibri"/>
@@ -1247,36 +979,18 @@
         </w:rPr>
         <w:t xml:space="preserve">המחקרים והאירועים המתוארים מציגים שני צדדים משלימים של הבעיה. מחקרים קודמים מראים שרשתות תוכנה עשויות להיות מרוכזות סביב מספר קטן של חבילות ופגיעה מכוונת בצמתים מרכזיים יכולה להיות משמעותית יותר מכשל אקראי. האירועים המעשיים מראים כיצד תוקפים מנצלים בפועל חבילות וחשבונות מהימנים. עבודתנו מחברת בין הצדדים באמצעות ניתוח של מקרה מבחן קונקרטי: אנו בוחנים האם מיקומן הטופולוגי של חבילות בגרף התלויות של </w:t>
       </w:r>
-      <w:proofErr w:type="spellStart"/>
       <w:r>
         <w:rPr>
           <w:rFonts w:ascii="Calibri" w:eastAsia="Calibri" w:hAnsi="Calibri" w:cs="Calibri"/>
         </w:rPr>
         <w:t>Flowise</w:t>
       </w:r>
-      <w:proofErr w:type="spellEnd"/>
-      <w:r>
-        <w:rPr>
-          <w:rFonts w:ascii="Calibri" w:eastAsia="Calibri" w:hAnsi="Calibri" w:cs="Calibri"/>
-          <w:rtl/>
-        </w:rPr>
-        <w:t xml:space="preserve"> יכול לשמש שכבת </w:t>
-      </w:r>
-      <w:proofErr w:type="spellStart"/>
-      <w:r>
-        <w:rPr>
-          <w:rFonts w:ascii="Calibri" w:eastAsia="Calibri" w:hAnsi="Calibri" w:cs="Calibri"/>
-          <w:rtl/>
-        </w:rPr>
-        <w:t>תעדוף</w:t>
-      </w:r>
-      <w:proofErr w:type="spellEnd"/>
-      <w:r>
-        <w:rPr>
-          <w:rFonts w:ascii="Calibri" w:eastAsia="Calibri" w:hAnsi="Calibri" w:cs="Calibri"/>
-          <w:rtl/>
-        </w:rPr>
-        <w:t xml:space="preserve"> משלימה למידע אבטחתי קיים. </w:t>
+      <w:r>
+        <w:rPr>
+          <w:rFonts w:ascii="Calibri" w:eastAsia="Calibri" w:hAnsi="Calibri" w:cs="Calibri"/>
+          <w:rtl/>
+        </w:rPr>
+        <w:t xml:space="preserve"> יכול לשמש שכבת תעדוף משלימה למידע אבטחתי קיים. </w:t>
       </w:r>
     </w:p>
     <w:p>
@@ -1367,56 +1081,12 @@
         </w:rPr>
         <w:t xml:space="preserve"> של </w:t>
       </w:r>
-      <w:proofErr w:type="spellStart"/>
-      <w:r>
-        <w:rPr>
-          <w:rFonts w:ascii="Calibri" w:eastAsia="Calibri" w:hAnsi="Calibri" w:cs="Calibri"/>
-        </w:rPr>
-        <w:t>Google</w:t>
-      </w:r>
-      <w:proofErr w:type="spellEnd"/>
-      <w:r>
-        <w:rPr>
-          <w:rFonts w:ascii="Calibri" w:eastAsia="Calibri" w:hAnsi="Calibri" w:cs="Calibri"/>
-        </w:rPr>
-        <w:t xml:space="preserve"> </w:t>
-      </w:r>
-      <w:proofErr w:type="spellStart"/>
-      <w:r>
-        <w:rPr>
-          <w:rFonts w:ascii="Calibri" w:eastAsia="Calibri" w:hAnsi="Calibri" w:cs="Calibri"/>
-        </w:rPr>
-        <w:t>Open</w:t>
-      </w:r>
-      <w:proofErr w:type="spellEnd"/>
-      <w:r>
-        <w:rPr>
-          <w:rFonts w:ascii="Calibri" w:eastAsia="Calibri" w:hAnsi="Calibri" w:cs="Calibri"/>
-        </w:rPr>
-        <w:t xml:space="preserve"> </w:t>
-      </w:r>
-      <w:proofErr w:type="spellStart"/>
-      <w:r>
-        <w:rPr>
-          <w:rFonts w:ascii="Calibri" w:eastAsia="Calibri" w:hAnsi="Calibri" w:cs="Calibri"/>
-        </w:rPr>
-        <w:t>Source</w:t>
-      </w:r>
-      <w:proofErr w:type="spellEnd"/>
-      <w:r>
-        <w:rPr>
-          <w:rFonts w:ascii="Calibri" w:eastAsia="Calibri" w:hAnsi="Calibri" w:cs="Calibri"/>
-        </w:rPr>
-        <w:t xml:space="preserve"> </w:t>
-      </w:r>
-      <w:proofErr w:type="spellStart"/>
-      <w:r>
-        <w:rPr>
-          <w:rFonts w:ascii="Calibri" w:eastAsia="Calibri" w:hAnsi="Calibri" w:cs="Calibri"/>
-        </w:rPr>
-        <w:t>Insights</w:t>
-      </w:r>
-      <w:proofErr w:type="spellEnd"/>
+      <w:r>
+        <w:rPr>
+          <w:rFonts w:ascii="Calibri" w:eastAsia="Calibri" w:hAnsi="Calibri" w:cs="Calibri"/>
+        </w:rPr>
+        <w:t>Google Open Source Insights</w:t>
+      </w:r>
       <w:r>
         <w:rPr>
           <w:rFonts w:ascii="Calibri" w:eastAsia="Calibri" w:hAnsi="Calibri" w:cs="Calibri"/>
@@ -1425,7 +1095,6 @@
         <w:t xml:space="preserve">, המוכר גם בשם </w:t>
       </w:r>
       <w:hyperlink w:anchor="gobocjq8vj16">
-        <w:proofErr w:type="spellStart"/>
         <w:r>
           <w:rPr>
             <w:rFonts w:ascii="Calibri" w:eastAsia="Calibri" w:hAnsi="Calibri" w:cs="Calibri"/>
@@ -1434,7 +1103,6 @@
           </w:rPr>
           <w:t>deps.dev</w:t>
         </w:r>
-        <w:proofErr w:type="spellEnd"/>
       </w:hyperlink>
       <w:r>
         <w:rPr>
@@ -1485,45 +1153,25 @@
         </w:rPr>
         <w:t xml:space="preserve">לצורך הפרויקט נשלף גרף התלויות של </w:t>
       </w:r>
-      <w:proofErr w:type="spellStart"/>
       <w:r>
         <w:rPr>
           <w:rFonts w:ascii="Calibri" w:eastAsia="Calibri" w:hAnsi="Calibri" w:cs="Calibri"/>
         </w:rPr>
         <w:t>Flowise</w:t>
       </w:r>
-      <w:proofErr w:type="spellEnd"/>
-      <w:r>
-        <w:rPr>
-          <w:rFonts w:ascii="Calibri" w:eastAsia="Calibri" w:hAnsi="Calibri" w:cs="Calibri"/>
-          <w:rtl/>
-        </w:rPr>
-        <w:t xml:space="preserve"> בגרסה 3.1.2 מתוך </w:t>
-      </w:r>
-      <w:proofErr w:type="spellStart"/>
-      <w:r>
-        <w:rPr>
-          <w:rFonts w:ascii="Calibri" w:eastAsia="Calibri" w:hAnsi="Calibri" w:cs="Calibri"/>
-          <w:rtl/>
-        </w:rPr>
-        <w:t>אקוסיסטם</w:t>
-      </w:r>
-      <w:proofErr w:type="spellEnd"/>
-      <w:r>
-        <w:rPr>
-          <w:rFonts w:ascii="Calibri" w:eastAsia="Calibri" w:hAnsi="Calibri" w:cs="Calibri"/>
-          <w:rtl/>
-        </w:rPr>
-        <w:t xml:space="preserve"> </w:t>
-      </w:r>
-      <w:proofErr w:type="spellStart"/>
+      <w:r>
+        <w:rPr>
+          <w:rFonts w:ascii="Calibri" w:eastAsia="Calibri" w:hAnsi="Calibri" w:cs="Calibri"/>
+          <w:rtl/>
+        </w:rPr>
+        <w:t xml:space="preserve"> בגרסה 3.1.2 מתוך אקוסיסטם </w:t>
+      </w:r>
       <w:r>
         <w:rPr>
           <w:rFonts w:ascii="Calibri" w:eastAsia="Calibri" w:hAnsi="Calibri" w:cs="Calibri"/>
         </w:rPr>
         <w:t>npm</w:t>
       </w:r>
-      <w:proofErr w:type="spellEnd"/>
       <w:r>
         <w:rPr>
           <w:rFonts w:ascii="Calibri" w:eastAsia="Calibri" w:hAnsi="Calibri" w:cs="Calibri"/>
@@ -1561,14 +1209,12 @@
         <w:lastRenderedPageBreak/>
         <w:t>הגרף נבנה באמצעות ספריית</w:t>
       </w:r>
-      <w:proofErr w:type="spellStart"/>
       <w:r>
         <w:rPr>
           <w:rFonts w:ascii="Calibri" w:eastAsia="Calibri" w:hAnsi="Calibri" w:cs="Calibri"/>
         </w:rPr>
         <w:t>NetworkX</w:t>
       </w:r>
-      <w:proofErr w:type="spellEnd"/>
       <w:r>
         <w:rPr>
           <w:rFonts w:ascii="Calibri" w:eastAsia="Calibri" w:hAnsi="Calibri" w:cs="Calibri"/>
@@ -1608,7 +1254,6 @@
         </w:rPr>
         <w:t xml:space="preserve">כגרף מכוון מסוג </w:t>
       </w:r>
-      <w:proofErr w:type="spellStart"/>
       <w:r>
         <w:rPr>
           <w:rFonts w:ascii="Calibri" w:eastAsia="Calibri" w:hAnsi="Calibri" w:cs="Calibri"/>
@@ -1616,7 +1261,6 @@
         </w:rPr>
         <w:t>DiGraph</w:t>
       </w:r>
-      <w:proofErr w:type="spellEnd"/>
       <w:r>
         <w:rPr>
           <w:rFonts w:ascii="Calibri" w:eastAsia="Calibri" w:hAnsi="Calibri" w:cs="Calibri"/>
@@ -1793,14 +1437,12 @@
         </w:rPr>
         <w:t>לצורך הניתוח הטופולוגי אוחדו רשומות בעלות אותו שם חבילה לצומת יחיד. במקביל נשמרו 2,560 זוגות  של (חבילה–גרסה) ייחודיים לצורך הניתוח האבטחתי. עבור כל זוג מדויק נשלפו מ־</w:t>
       </w:r>
-      <w:proofErr w:type="spellStart"/>
       <w:r>
         <w:rPr>
           <w:rFonts w:ascii="Calibri" w:eastAsia="Calibri" w:hAnsi="Calibri" w:cs="Calibri"/>
         </w:rPr>
         <w:t>deps.dev</w:t>
       </w:r>
-      <w:proofErr w:type="spellEnd"/>
       <w:r>
         <w:rPr>
           <w:rFonts w:ascii="Calibri" w:eastAsia="Calibri" w:hAnsi="Calibri" w:cs="Calibri"/>
@@ -1808,14 +1450,12 @@
         </w:rPr>
         <w:t xml:space="preserve"> מזהי ה־</w:t>
       </w:r>
-      <w:proofErr w:type="spellStart"/>
       <w:r>
         <w:rPr>
           <w:rFonts w:ascii="Calibri" w:eastAsia="Calibri" w:hAnsi="Calibri" w:cs="Calibri"/>
         </w:rPr>
         <w:t>advisories</w:t>
       </w:r>
-      <w:proofErr w:type="spellEnd"/>
       <w:r>
         <w:rPr>
           <w:rFonts w:ascii="Calibri" w:eastAsia="Calibri" w:hAnsi="Calibri" w:cs="Calibri"/>
@@ -1875,42 +1515,12 @@
         </w:rPr>
         <w:t xml:space="preserve"> </w:t>
       </w:r>
-      <w:proofErr w:type="spellStart"/>
-      <w:r>
-        <w:rPr>
-          <w:rFonts w:ascii="Calibri" w:eastAsia="Calibri" w:hAnsi="Calibri" w:cs="Calibri"/>
-        </w:rPr>
-        <w:t>GitHub</w:t>
-      </w:r>
-      <w:proofErr w:type="spellEnd"/>
-      <w:r>
-        <w:rPr>
-          <w:rFonts w:ascii="Calibri" w:eastAsia="Calibri" w:hAnsi="Calibri" w:cs="Calibri"/>
-        </w:rPr>
-        <w:t xml:space="preserve"> </w:t>
-      </w:r>
-      <w:proofErr w:type="spellStart"/>
-      <w:r>
-        <w:rPr>
-          <w:rFonts w:ascii="Calibri" w:eastAsia="Calibri" w:hAnsi="Calibri" w:cs="Calibri"/>
-        </w:rPr>
-        <w:t>Advisory</w:t>
-      </w:r>
-      <w:proofErr w:type="spellEnd"/>
-      <w:r>
-        <w:rPr>
-          <w:rFonts w:ascii="Calibri" w:eastAsia="Calibri" w:hAnsi="Calibri" w:cs="Calibri"/>
-        </w:rPr>
-        <w:t xml:space="preserve"> </w:t>
-      </w:r>
-      <w:proofErr w:type="spellStart"/>
-      <w:r>
-        <w:rPr>
-          <w:rFonts w:ascii="Calibri" w:eastAsia="Calibri" w:hAnsi="Calibri" w:cs="Calibri"/>
-        </w:rPr>
-        <w:t>Database</w:t>
-      </w:r>
-      <w:proofErr w:type="spellEnd"/>
+      <w:r>
+        <w:rPr>
+          <w:rFonts w:ascii="Calibri" w:eastAsia="Calibri" w:hAnsi="Calibri" w:cs="Calibri"/>
+        </w:rPr>
+        <w:t>GitHub Advisory Database</w:t>
+      </w:r>
       <w:r>
         <w:rPr>
           <w:rFonts w:ascii="Calibri" w:eastAsia="Calibri" w:hAnsi="Calibri" w:cs="Calibri"/>
@@ -1958,23 +1568,7 @@
           <w:rFonts w:ascii="Calibri" w:eastAsia="Calibri" w:hAnsi="Calibri" w:cs="Calibri"/>
           <w:rtl/>
         </w:rPr>
-        <w:t xml:space="preserve">כך איתור </w:t>
-      </w:r>
-      <w:proofErr w:type="spellStart"/>
-      <w:r>
-        <w:rPr>
-          <w:rFonts w:ascii="Calibri" w:eastAsia="Calibri" w:hAnsi="Calibri" w:cs="Calibri"/>
-          <w:rtl/>
-        </w:rPr>
-        <w:t>הפגיעויות</w:t>
-      </w:r>
-      <w:proofErr w:type="spellEnd"/>
-      <w:r>
-        <w:rPr>
-          <w:rFonts w:ascii="Calibri" w:eastAsia="Calibri" w:hAnsi="Calibri" w:cs="Calibri"/>
-          <w:rtl/>
-        </w:rPr>
-        <w:t xml:space="preserve"> מתבצע ברמת הגרסה, בעוד שמדדי המרכזיות מתארים את תפקידה הכולל של החבילה ברשת</w:t>
+        <w:t>כך איתור הפגיעויות מתבצע ברמת הגרסה, בעוד שמדדי המרכזיות מתארים את תפקידה הכולל של החבילה ברשת</w:t>
       </w:r>
       <w:r>
         <w:rPr>
@@ -2033,6 +1627,7 @@
         <w:spacing w:before="240" w:after="240" w:line="240" w:lineRule="auto"/>
         <w:rPr>
           <w:rFonts w:ascii="Calibri" w:eastAsia="Calibri" w:hAnsi="Calibri" w:cs="Calibri"/>
+          <w:rtl/>
         </w:rPr>
       </w:pPr>
       <w:r>
@@ -2042,70 +1637,12 @@
         </w:rPr>
         <w:t xml:space="preserve">הניתוח בוצע בארבע שכבות משלימות. תחילה חישבנו </w:t>
       </w:r>
-      <w:proofErr w:type="spellStart"/>
-      <w:r>
-        <w:rPr>
-          <w:rFonts w:ascii="Calibri" w:eastAsia="Calibri" w:hAnsi="Calibri" w:cs="Calibri"/>
-        </w:rPr>
-        <w:t>Betweenness</w:t>
-      </w:r>
-      <w:proofErr w:type="spellEnd"/>
-      <w:r>
-        <w:rPr>
-          <w:rFonts w:ascii="Calibri" w:eastAsia="Calibri" w:hAnsi="Calibri" w:cs="Calibri"/>
-        </w:rPr>
-        <w:t xml:space="preserve"> </w:t>
-      </w:r>
-      <w:proofErr w:type="spellStart"/>
-      <w:r>
-        <w:rPr>
-          <w:rFonts w:ascii="Calibri" w:eastAsia="Calibri" w:hAnsi="Calibri" w:cs="Calibri"/>
-        </w:rPr>
-        <w:t>Centrality</w:t>
-      </w:r>
-      <w:proofErr w:type="spellEnd"/>
-      <w:r>
-        <w:rPr>
-          <w:rFonts w:ascii="Calibri" w:eastAsia="Calibri" w:hAnsi="Calibri" w:cs="Calibri"/>
-        </w:rPr>
-        <w:t xml:space="preserve">, </w:t>
-      </w:r>
-      <w:proofErr w:type="spellStart"/>
-      <w:r>
-        <w:rPr>
-          <w:rFonts w:ascii="Calibri" w:eastAsia="Calibri" w:hAnsi="Calibri" w:cs="Calibri"/>
-        </w:rPr>
-        <w:t>Harmonic</w:t>
-      </w:r>
-      <w:proofErr w:type="spellEnd"/>
-      <w:r>
-        <w:rPr>
-          <w:rFonts w:ascii="Calibri" w:eastAsia="Calibri" w:hAnsi="Calibri" w:cs="Calibri"/>
-        </w:rPr>
-        <w:t xml:space="preserve"> </w:t>
-      </w:r>
-      <w:proofErr w:type="spellStart"/>
-      <w:r>
-        <w:rPr>
-          <w:rFonts w:ascii="Calibri" w:eastAsia="Calibri" w:hAnsi="Calibri" w:cs="Calibri"/>
-        </w:rPr>
-        <w:t>Centrality</w:t>
-      </w:r>
-      <w:proofErr w:type="spellEnd"/>
-      <w:r>
-        <w:rPr>
-          <w:rFonts w:ascii="Calibri" w:eastAsia="Calibri" w:hAnsi="Calibri" w:cs="Calibri"/>
-        </w:rPr>
-        <w:t xml:space="preserve">, </w:t>
-      </w:r>
-      <w:proofErr w:type="spellStart"/>
-      <w:r>
-        <w:rPr>
-          <w:rFonts w:ascii="Calibri" w:eastAsia="Calibri" w:hAnsi="Calibri" w:cs="Calibri"/>
-        </w:rPr>
-        <w:t>PageRank</w:t>
-      </w:r>
-      <w:proofErr w:type="spellEnd"/>
+      <w:r>
+        <w:rPr>
+          <w:rFonts w:ascii="Calibri" w:eastAsia="Calibri" w:hAnsi="Calibri" w:cs="Calibri"/>
+        </w:rPr>
+        <w:t>Betweenness Centrality, Harmonic Centrality, PageRank</w:t>
+      </w:r>
       <w:r>
         <w:rPr>
           <w:rFonts w:ascii="Calibri" w:eastAsia="Calibri" w:hAnsi="Calibri" w:cs="Calibri"/>
@@ -2126,14 +1663,12 @@
         </w:rPr>
         <w:t xml:space="preserve"> כדי לזהות סוגים שונים של חשיבות טופולוגית. את הדמיון בין הדירוגים בחנו באמצעות מתאם </w:t>
       </w:r>
-      <w:proofErr w:type="spellStart"/>
       <w:r>
         <w:rPr>
           <w:rFonts w:ascii="Calibri" w:eastAsia="Calibri" w:hAnsi="Calibri" w:cs="Calibri"/>
         </w:rPr>
         <w:t>Spearman</w:t>
       </w:r>
-      <w:proofErr w:type="spellEnd"/>
       <w:r>
         <w:rPr>
           <w:rFonts w:ascii="Calibri" w:eastAsia="Calibri" w:hAnsi="Calibri" w:cs="Calibri"/>
@@ -2148,41 +1683,29 @@
         <w:spacing w:before="240" w:after="240" w:line="240" w:lineRule="auto"/>
         <w:rPr>
           <w:rFonts w:ascii="Calibri" w:eastAsia="Calibri" w:hAnsi="Calibri" w:cs="Calibri"/>
-        </w:rPr>
-      </w:pPr>
-      <w:r>
-        <w:rPr>
-          <w:rFonts w:ascii="Calibri" w:eastAsia="Calibri" w:hAnsi="Calibri" w:cs="Calibri"/>
-          <w:rtl/>
+          <w:lang w:val="en-US"/>
+        </w:rPr>
+      </w:pPr>
+      <w:r>
+        <w:rPr>
+          <w:rFonts w:ascii="Calibri" w:eastAsia="Calibri" w:hAnsi="Calibri" w:cs="Calibri"/>
+          <w:rtl/>
+          <w:lang w:val="en-US"/>
         </w:rPr>
         <w:t>לאחר מכן השתמשנו ב־</w:t>
       </w:r>
-      <w:proofErr w:type="spellStart"/>
-      <w:r>
-        <w:rPr>
-          <w:rFonts w:ascii="Calibri" w:eastAsia="Calibri" w:hAnsi="Calibri" w:cs="Calibri"/>
-        </w:rPr>
-        <w:t>Greedy</w:t>
-      </w:r>
-      <w:proofErr w:type="spellEnd"/>
-      <w:r>
-        <w:rPr>
-          <w:rFonts w:ascii="Calibri" w:eastAsia="Calibri" w:hAnsi="Calibri" w:cs="Calibri"/>
-        </w:rPr>
-        <w:t xml:space="preserve"> </w:t>
-      </w:r>
-      <w:proofErr w:type="spellStart"/>
-      <w:r>
-        <w:rPr>
-          <w:rFonts w:ascii="Calibri" w:eastAsia="Calibri" w:hAnsi="Calibri" w:cs="Calibri"/>
-        </w:rPr>
-        <w:t>Modularity</w:t>
-      </w:r>
-      <w:proofErr w:type="spellEnd"/>
-      <w:r>
-        <w:rPr>
-          <w:rFonts w:ascii="Calibri" w:eastAsia="Calibri" w:hAnsi="Calibri" w:cs="Calibri"/>
-          <w:rtl/>
+      <w:r>
+        <w:rPr>
+          <w:rFonts w:ascii="Calibri" w:eastAsia="Calibri" w:hAnsi="Calibri" w:cs="Calibri"/>
+          <w:lang w:val="en-US"/>
+        </w:rPr>
+        <w:t>Greedy Modularity</w:t>
+      </w:r>
+      <w:r>
+        <w:rPr>
+          <w:rFonts w:ascii="Calibri" w:eastAsia="Calibri" w:hAnsi="Calibri" w:cs="Calibri"/>
+          <w:rtl/>
+          <w:lang w:val="en-US"/>
         </w:rPr>
         <w:t xml:space="preserve"> לזיהוי אזורים מבניים ברשת </w:t>
       </w:r>
@@ -2199,121 +1722,59 @@
       <w:r>
         <w:rPr>
           <w:rFonts w:ascii="Calibri" w:eastAsia="Calibri" w:hAnsi="Calibri" w:cs="Calibri"/>
-        </w:rPr>
-        <w:t xml:space="preserve"> </w:t>
-      </w:r>
-      <w:proofErr w:type="spellStart"/>
-      <w:r>
-        <w:rPr>
-          <w:rFonts w:ascii="Calibri" w:eastAsia="Calibri" w:hAnsi="Calibri" w:cs="Calibri"/>
-        </w:rPr>
-        <w:t>Edge</w:t>
-      </w:r>
-      <w:proofErr w:type="spellEnd"/>
-      <w:r>
-        <w:rPr>
-          <w:rFonts w:ascii="Calibri" w:eastAsia="Calibri" w:hAnsi="Calibri" w:cs="Calibri"/>
-        </w:rPr>
-        <w:t xml:space="preserve"> </w:t>
-      </w:r>
-      <w:proofErr w:type="spellStart"/>
-      <w:r>
-        <w:rPr>
-          <w:rFonts w:ascii="Calibri" w:eastAsia="Calibri" w:hAnsi="Calibri" w:cs="Calibri"/>
-        </w:rPr>
-        <w:t>Betweenness</w:t>
-      </w:r>
-      <w:proofErr w:type="spellEnd"/>
-      <w:r>
-        <w:rPr>
-          <w:rFonts w:ascii="Calibri" w:eastAsia="Calibri" w:hAnsi="Calibri" w:cs="Calibri" w:hint="cs"/>
-          <w:rtl/>
+          <w:rtl/>
+          <w:lang w:val="en-US"/>
+        </w:rPr>
+        <w:t>. ‏</w:t>
+      </w:r>
+      <w:r>
+        <w:rPr>
+          <w:rFonts w:ascii="Calibri" w:eastAsia="Calibri" w:hAnsi="Calibri" w:cs="Calibri"/>
+          <w:lang w:val="en-US"/>
+        </w:rPr>
+        <w:t>Edge Betweenness</w:t>
+      </w:r>
+      <w:r>
+        <w:rPr>
+          <w:rFonts w:ascii="Calibri" w:eastAsia="Calibri" w:hAnsi="Calibri" w:cs="Calibri"/>
+          <w:rtl/>
+          <w:lang w:val="en-US"/>
+        </w:rPr>
+        <w:t xml:space="preserve"> שימש לאיתור קשרי גשר גלובליים ופנימיים, ו־</w:t>
+      </w:r>
+      <w:r>
+        <w:rPr>
+          <w:rFonts w:ascii="Calibri" w:eastAsia="Calibri" w:hAnsi="Calibri" w:cs="Calibri"/>
+          <w:lang w:val="en-US"/>
+        </w:rPr>
+        <w:t>Girvan–Newman</w:t>
+      </w:r>
+      <w:r>
+        <w:rPr>
+          <w:rFonts w:ascii="Calibri" w:eastAsia="Calibri" w:hAnsi="Calibri" w:cs="Calibri"/>
+          <w:rtl/>
+          <w:lang w:val="en-US"/>
+        </w:rPr>
+        <w:t xml:space="preserve"> שימש לבחינת החלוקה ההיררכית הראשונה של ההטלה הלא־מכוונת </w:t>
+      </w:r>
+      <w:hyperlink w:anchor="y4j39uwev9bn">
+        <w:r>
+          <w:rPr>
+            <w:rFonts w:ascii="Calibri" w:eastAsia="Calibri" w:hAnsi="Calibri" w:cs="Calibri"/>
+            <w:color w:val="1155CC"/>
+            <w:u w:val="single"/>
+          </w:rPr>
+          <w:t>[7]</w:t>
+        </w:r>
+      </w:hyperlink>
+      <w:r>
+        <w:rPr>
+          <w:rFonts w:ascii="Calibri" w:eastAsia="Calibri" w:hAnsi="Calibri" w:cs="Calibri"/>
+          <w:rtl/>
+          <w:lang w:val="en-US"/>
         </w:rPr>
         <w:t>.</w:t>
       </w:r>
-      <w:r>
-        <w:rPr>
-          <w:rFonts w:ascii="Calibri" w:eastAsia="Calibri" w:hAnsi="Calibri" w:cs="Calibri"/>
-          <w:rtl/>
-        </w:rPr>
-        <w:t xml:space="preserve"> שימש לאיתור קשרי גשרים גלובליים ופנימיים, ו־</w:t>
-      </w:r>
-      <w:proofErr w:type="spellStart"/>
-      <w:r>
-        <w:rPr>
-          <w:rFonts w:ascii="Calibri" w:eastAsia="Calibri" w:hAnsi="Calibri" w:cs="Calibri"/>
-        </w:rPr>
-        <w:t>Girvan</w:t>
-      </w:r>
-      <w:proofErr w:type="spellEnd"/>
-      <w:r>
-        <w:rPr>
-          <w:rFonts w:ascii="Calibri" w:eastAsia="Calibri" w:hAnsi="Calibri" w:cs="Calibri"/>
-        </w:rPr>
-        <w:t>–</w:t>
-      </w:r>
-      <w:proofErr w:type="spellStart"/>
-      <w:r>
-        <w:rPr>
-          <w:rFonts w:ascii="Calibri" w:eastAsia="Calibri" w:hAnsi="Calibri" w:cs="Calibri"/>
-        </w:rPr>
-        <w:t>Newman</w:t>
-      </w:r>
-      <w:proofErr w:type="spellEnd"/>
-      <w:r>
-        <w:rPr>
-          <w:rFonts w:ascii="Calibri" w:eastAsia="Calibri" w:hAnsi="Calibri" w:cs="Calibri"/>
-          <w:rtl/>
-        </w:rPr>
-        <w:t xml:space="preserve"> שימש לבחינת החלוקה ההיררכית הראשונה של ההטלה </w:t>
-      </w:r>
-      <w:proofErr w:type="spellStart"/>
-      <w:r>
-        <w:rPr>
-          <w:rFonts w:ascii="Calibri" w:eastAsia="Calibri" w:hAnsi="Calibri" w:cs="Calibri"/>
-          <w:rtl/>
-        </w:rPr>
-        <w:t>הלא־מכוונת</w:t>
-      </w:r>
-      <w:proofErr w:type="spellEnd"/>
-      <w:r>
-        <w:fldChar w:fldCharType="begin"/>
-      </w:r>
-      <w:r>
-        <w:instrText xml:space="preserve"> HYPERLINK \l "y4j39uwev9bn" \h </w:instrText>
-      </w:r>
-      <w:r>
-        <w:fldChar w:fldCharType="separate"/>
-      </w:r>
-      <w:r>
-        <w:rPr>
-          <w:rFonts w:ascii="Calibri" w:eastAsia="Calibri" w:hAnsi="Calibri" w:cs="Calibri"/>
-          <w:color w:val="1155CC"/>
-          <w:u w:val="single"/>
-        </w:rPr>
-        <w:t>[7]</w:t>
-      </w:r>
-      <w:r>
-        <w:rPr>
-          <w:rFonts w:ascii="Calibri" w:eastAsia="Calibri" w:hAnsi="Calibri" w:cs="Calibri"/>
-          <w:color w:val="1155CC"/>
-          <w:u w:val="single"/>
-        </w:rPr>
-        <w:fldChar w:fldCharType="end"/>
-      </w:r>
-      <w:r>
-        <w:rPr>
-          <w:rFonts w:ascii="Calibri" w:eastAsia="Calibri" w:hAnsi="Calibri" w:cs="Calibri"/>
-        </w:rPr>
-        <w:t xml:space="preserve"> </w:t>
-      </w:r>
-      <w:r>
-        <w:rPr>
-          <w:rFonts w:ascii="Calibri" w:eastAsia="Calibri" w:hAnsi="Calibri" w:cs="Calibri" w:hint="cs"/>
-          <w:rtl/>
-        </w:rPr>
-        <w:t>.</w:t>
-      </w:r>
     </w:p>
     <w:p>
       <w:pPr>
@@ -2330,14 +1791,12 @@
         </w:rPr>
         <w:t xml:space="preserve">ברמה הגלובלית חישבנו צפיפות, </w:t>
       </w:r>
-      <w:proofErr w:type="spellStart"/>
       <w:r>
         <w:rPr>
           <w:rFonts w:ascii="Calibri" w:eastAsia="Calibri" w:hAnsi="Calibri" w:cs="Calibri"/>
         </w:rPr>
         <w:t>In-Degree</w:t>
       </w:r>
-      <w:proofErr w:type="spellEnd"/>
       <w:r>
         <w:rPr>
           <w:rFonts w:ascii="Calibri" w:eastAsia="Calibri" w:hAnsi="Calibri" w:cs="Calibri"/>
@@ -2345,28 +1804,12 @@
         </w:rPr>
         <w:t xml:space="preserve"> ומקדם התקבצות. התוצאות הושוו ל־50 גרפי </w:t>
       </w:r>
-      <w:proofErr w:type="spellStart"/>
-      <w:r>
-        <w:rPr>
-          <w:rFonts w:ascii="Calibri" w:eastAsia="Calibri" w:hAnsi="Calibri" w:cs="Calibri"/>
-        </w:rPr>
-        <w:t>Erdős</w:t>
-      </w:r>
-      <w:proofErr w:type="spellEnd"/>
-      <w:r>
-        <w:rPr>
-          <w:rFonts w:ascii="Calibri" w:eastAsia="Calibri" w:hAnsi="Calibri" w:cs="Calibri"/>
-        </w:rPr>
-        <w:t>–</w:t>
-      </w:r>
-      <w:proofErr w:type="spellStart"/>
-      <w:r>
-        <w:rPr>
-          <w:rFonts w:ascii="Calibri" w:eastAsia="Calibri" w:hAnsi="Calibri" w:cs="Calibri"/>
-        </w:rPr>
-        <w:t>Rényi</w:t>
-      </w:r>
-      <w:proofErr w:type="spellEnd"/>
+      <w:r>
+        <w:rPr>
+          <w:rFonts w:ascii="Calibri" w:eastAsia="Calibri" w:hAnsi="Calibri" w:cs="Calibri"/>
+        </w:rPr>
+        <w:t>Erdős–Rényi</w:t>
+      </w:r>
       <w:r>
         <w:rPr>
           <w:rFonts w:ascii="Calibri" w:eastAsia="Calibri" w:hAnsi="Calibri" w:cs="Calibri"/>
@@ -2374,14 +1817,12 @@
         </w:rPr>
         <w:t xml:space="preserve"> בעלי אותם מספרי צמתים וקשתות, כדי לבדוק אם ריכוז ה־</w:t>
       </w:r>
-      <w:proofErr w:type="spellStart"/>
       <w:r>
         <w:rPr>
           <w:rFonts w:ascii="Calibri" w:eastAsia="Calibri" w:hAnsi="Calibri" w:cs="Calibri"/>
         </w:rPr>
         <w:t>hubs</w:t>
       </w:r>
-      <w:proofErr w:type="spellEnd"/>
       <w:r>
         <w:rPr>
           <w:rFonts w:ascii="Calibri" w:eastAsia="Calibri" w:hAnsi="Calibri" w:cs="Calibri"/>
@@ -2389,14 +1830,12 @@
         </w:rPr>
         <w:t xml:space="preserve"> וההתקבצות יכולים להיות מוסברים באמצעות פיזור אקראי של הקשתות. לאחר מכן בחנו מאפייני </w:t>
       </w:r>
-      <w:proofErr w:type="spellStart"/>
       <w:r>
         <w:rPr>
           <w:rFonts w:ascii="Calibri" w:eastAsia="Calibri" w:hAnsi="Calibri" w:cs="Calibri"/>
         </w:rPr>
         <w:t>Small-World</w:t>
       </w:r>
-      <w:proofErr w:type="spellEnd"/>
       <w:r>
         <w:rPr>
           <w:rFonts w:ascii="Calibri" w:eastAsia="Calibri" w:hAnsi="Calibri" w:cs="Calibri"/>
@@ -2463,14 +1902,12 @@
         </w:rPr>
         <w:t>. לבסוף התאמנו לזנב התפלגות ה־</w:t>
       </w:r>
-      <w:proofErr w:type="spellStart"/>
       <w:r>
         <w:rPr>
           <w:rFonts w:ascii="Calibri" w:eastAsia="Calibri" w:hAnsi="Calibri" w:cs="Calibri"/>
         </w:rPr>
         <w:t>In-Degree</w:t>
       </w:r>
-      <w:proofErr w:type="spellEnd"/>
       <w:r>
         <w:rPr>
           <w:rFonts w:ascii="Calibri" w:eastAsia="Calibri" w:hAnsi="Calibri" w:cs="Calibri"/>
@@ -2478,28 +1915,12 @@
         </w:rPr>
         <w:t xml:space="preserve"> מודל ה-</w:t>
       </w:r>
-      <w:proofErr w:type="spellStart"/>
-      <w:r>
-        <w:rPr>
-          <w:rFonts w:ascii="Calibri" w:eastAsia="Calibri" w:hAnsi="Calibri" w:cs="Calibri"/>
-        </w:rPr>
-        <w:t>Power</w:t>
-      </w:r>
-      <w:proofErr w:type="spellEnd"/>
-      <w:r>
-        <w:rPr>
-          <w:rFonts w:ascii="Calibri" w:eastAsia="Calibri" w:hAnsi="Calibri" w:cs="Calibri"/>
-        </w:rPr>
-        <w:t xml:space="preserve"> </w:t>
-      </w:r>
-      <w:proofErr w:type="spellStart"/>
-      <w:r>
-        <w:rPr>
-          <w:rFonts w:ascii="Calibri" w:eastAsia="Calibri" w:hAnsi="Calibri" w:cs="Calibri"/>
-        </w:rPr>
-        <w:t>Law</w:t>
-      </w:r>
-      <w:proofErr w:type="spellEnd"/>
+      <w:r>
+        <w:rPr>
+          <w:rFonts w:ascii="Calibri" w:eastAsia="Calibri" w:hAnsi="Calibri" w:cs="Calibri"/>
+        </w:rPr>
+        <w:t>Power Law</w:t>
+      </w:r>
       <w:r>
         <w:rPr>
           <w:rFonts w:ascii="Calibri" w:eastAsia="Calibri" w:hAnsi="Calibri" w:cs="Calibri"/>
@@ -2507,45 +1928,25 @@
         </w:rPr>
         <w:t xml:space="preserve"> והשווינו אותו סטטיסטית ל־</w:t>
       </w:r>
-      <w:proofErr w:type="spellStart"/>
       <w:r>
         <w:rPr>
           <w:rFonts w:ascii="Calibri" w:eastAsia="Calibri" w:hAnsi="Calibri" w:cs="Calibri"/>
         </w:rPr>
         <w:t>Lognormal</w:t>
       </w:r>
-      <w:proofErr w:type="spellEnd"/>
-      <w:r>
-        <w:rPr>
-          <w:rFonts w:ascii="Calibri" w:eastAsia="Calibri" w:hAnsi="Calibri" w:cs="Calibri"/>
-          <w:rtl/>
-        </w:rPr>
-        <w:t xml:space="preserve"> </w:t>
-      </w:r>
-      <w:proofErr w:type="spellStart"/>
-      <w:r>
-        <w:rPr>
-          <w:rFonts w:ascii="Calibri" w:eastAsia="Calibri" w:hAnsi="Calibri" w:cs="Calibri"/>
-          <w:rtl/>
-        </w:rPr>
-        <w:t>ול</w:t>
-      </w:r>
-      <w:proofErr w:type="spellEnd"/>
-      <w:r>
-        <w:rPr>
-          <w:rFonts w:ascii="Calibri" w:eastAsia="Calibri" w:hAnsi="Calibri" w:cs="Calibri"/>
-          <w:rtl/>
-        </w:rPr>
-        <w:t>־</w:t>
-      </w:r>
-      <w:proofErr w:type="spellStart"/>
+      <w:r>
+        <w:rPr>
+          <w:rFonts w:ascii="Calibri" w:eastAsia="Calibri" w:hAnsi="Calibri" w:cs="Calibri"/>
+          <w:rtl/>
+        </w:rPr>
+        <w:t xml:space="preserve"> ול־</w:t>
+      </w:r>
       <w:r>
         <w:rPr>
           <w:rFonts w:ascii="Calibri" w:eastAsia="Calibri" w:hAnsi="Calibri" w:cs="Calibri"/>
         </w:rPr>
         <w:t>Exponential</w:t>
       </w:r>
-      <w:proofErr w:type="spellEnd"/>
       <w:r>
         <w:rPr>
           <w:rFonts w:ascii="Calibri" w:eastAsia="Calibri" w:hAnsi="Calibri" w:cs="Calibri"/>
@@ -2553,28 +1954,12 @@
         </w:rPr>
         <w:t xml:space="preserve"> באמצעות </w:t>
       </w:r>
-      <w:proofErr w:type="spellStart"/>
-      <w:r>
-        <w:rPr>
-          <w:rFonts w:ascii="Calibri" w:eastAsia="Calibri" w:hAnsi="Calibri" w:cs="Calibri"/>
-        </w:rPr>
-        <w:t>Maximum</w:t>
-      </w:r>
-      <w:proofErr w:type="spellEnd"/>
-      <w:r>
-        <w:rPr>
-          <w:rFonts w:ascii="Calibri" w:eastAsia="Calibri" w:hAnsi="Calibri" w:cs="Calibri"/>
-        </w:rPr>
-        <w:t xml:space="preserve"> </w:t>
-      </w:r>
-      <w:proofErr w:type="spellStart"/>
-      <w:r>
-        <w:rPr>
-          <w:rFonts w:ascii="Calibri" w:eastAsia="Calibri" w:hAnsi="Calibri" w:cs="Calibri"/>
-        </w:rPr>
-        <w:t>Likelihood</w:t>
-      </w:r>
-      <w:proofErr w:type="spellEnd"/>
+      <w:r>
+        <w:rPr>
+          <w:rFonts w:ascii="Calibri" w:eastAsia="Calibri" w:hAnsi="Calibri" w:cs="Calibri"/>
+        </w:rPr>
+        <w:t>Maximum Likelihood</w:t>
+      </w:r>
       <w:r>
         <w:rPr>
           <w:rFonts w:ascii="Calibri" w:eastAsia="Calibri" w:hAnsi="Calibri" w:cs="Calibri"/>
@@ -2637,14 +2022,12 @@
         </w:rPr>
         <w:t xml:space="preserve">לבסוף ביצענו סימולציית חוסן שבה הושוותה הסרה ממוקדת של 50 חבילות לפי </w:t>
       </w:r>
-      <w:proofErr w:type="spellStart"/>
       <w:r>
         <w:rPr>
           <w:rFonts w:ascii="Calibri" w:eastAsia="Calibri" w:hAnsi="Calibri" w:cs="Calibri"/>
         </w:rPr>
         <w:t>Betweenness</w:t>
       </w:r>
-      <w:proofErr w:type="spellEnd"/>
       <w:r>
         <w:rPr>
           <w:rFonts w:ascii="Calibri" w:eastAsia="Calibri" w:hAnsi="Calibri" w:cs="Calibri"/>
@@ -2652,14 +2035,12 @@
         </w:rPr>
         <w:t xml:space="preserve"> לממוצע של 100 הסרות אקראיות. במקביל נותחו אוטומטית כל 2,560 זוגות החבילה–גרסה שנפתרו עבור </w:t>
       </w:r>
-      <w:proofErr w:type="spellStart"/>
       <w:r>
         <w:rPr>
           <w:rFonts w:ascii="Calibri" w:eastAsia="Calibri" w:hAnsi="Calibri" w:cs="Calibri"/>
         </w:rPr>
         <w:t>Flowise</w:t>
       </w:r>
-      <w:proofErr w:type="spellEnd"/>
       <w:r>
         <w:rPr>
           <w:rFonts w:ascii="Calibri" w:eastAsia="Calibri" w:hAnsi="Calibri" w:cs="Calibri"/>
@@ -2667,14 +2048,12 @@
         </w:rPr>
         <w:t>. החבילות שהגרסאות שלהן הושפעו מ־</w:t>
       </w:r>
-      <w:proofErr w:type="spellStart"/>
       <w:r>
         <w:rPr>
           <w:rFonts w:ascii="Calibri" w:eastAsia="Calibri" w:hAnsi="Calibri" w:cs="Calibri"/>
         </w:rPr>
         <w:t>advisories</w:t>
       </w:r>
-      <w:proofErr w:type="spellEnd"/>
       <w:r>
         <w:rPr>
           <w:rFonts w:ascii="Calibri" w:eastAsia="Calibri" w:hAnsi="Calibri" w:cs="Calibri"/>
@@ -2682,14 +2061,12 @@
         </w:rPr>
         <w:t xml:space="preserve"> דורגו ביחס לכל 2,150 החבילות, ונבדקה סטטיסטית מידת ההעשרה שלהן בעשירון וברבעון העליון של דירוג </w:t>
       </w:r>
-      <w:proofErr w:type="spellStart"/>
       <w:r>
         <w:rPr>
           <w:rFonts w:ascii="Calibri" w:eastAsia="Calibri" w:hAnsi="Calibri" w:cs="Calibri"/>
         </w:rPr>
         <w:t>Betweenness</w:t>
       </w:r>
-      <w:proofErr w:type="spellEnd"/>
       <w:r>
         <w:rPr>
           <w:rFonts w:ascii="Calibri" w:eastAsia="Calibri" w:hAnsi="Calibri" w:cs="Calibri"/>
@@ -2844,14 +2221,12 @@
         </w:rPr>
         <w:t>הצפיפות שהתקבלה הייתה 0.001090 בלבד. משמעות הדבר היא שחלק קטן מאוד מכל קשרי התלות האפשריים אכן מתקיים, ולכן הרשת דלילה מבחינה גלובלית. עם זאת, הדלילות אינה מעידה על חלוקה אחידה של הקשרים: ה־</w:t>
       </w:r>
-      <w:proofErr w:type="spellStart"/>
       <w:r>
         <w:rPr>
           <w:rFonts w:ascii="Calibri" w:eastAsia="Calibri" w:hAnsi="Calibri" w:cs="Calibri"/>
         </w:rPr>
         <w:t>In-Degree</w:t>
       </w:r>
-      <w:proofErr w:type="spellEnd"/>
       <w:r>
         <w:rPr>
           <w:rFonts w:ascii="Calibri" w:eastAsia="Calibri" w:hAnsi="Calibri" w:cs="Calibri"/>
@@ -2859,36 +2234,18 @@
         </w:rPr>
         <w:t xml:space="preserve"> הממוצע היה 2.34, בעוד שה־</w:t>
       </w:r>
-      <w:proofErr w:type="spellStart"/>
       <w:r>
         <w:rPr>
           <w:rFonts w:ascii="Calibri" w:eastAsia="Calibri" w:hAnsi="Calibri" w:cs="Calibri"/>
         </w:rPr>
         <w:t>In-Degree</w:t>
       </w:r>
-      <w:proofErr w:type="spellEnd"/>
-      <w:r>
-        <w:rPr>
-          <w:rFonts w:ascii="Calibri" w:eastAsia="Calibri" w:hAnsi="Calibri" w:cs="Calibri"/>
-          <w:rtl/>
-        </w:rPr>
-        <w:t xml:space="preserve"> המרבי הגיע ל־126. פער זה מצביע על כך שמרבית החבילות מקבלות מספר קטן של קישורים נכנסים, בעוד שמספר מצומצם של חבילות משמש תשתית משותפת לחלקים רבים של </w:t>
-      </w:r>
-      <w:proofErr w:type="spellStart"/>
-      <w:r>
-        <w:rPr>
-          <w:rFonts w:ascii="Calibri" w:eastAsia="Calibri" w:hAnsi="Calibri" w:cs="Calibri"/>
-          <w:rtl/>
-        </w:rPr>
-        <w:t>האקוסיסטם</w:t>
-      </w:r>
-      <w:proofErr w:type="spellEnd"/>
-      <w:r>
-        <w:rPr>
-          <w:rFonts w:ascii="Calibri" w:eastAsia="Calibri" w:hAnsi="Calibri" w:cs="Calibri"/>
-          <w:rtl/>
-        </w:rPr>
-        <w:t>.</w:t>
+      <w:r>
+        <w:rPr>
+          <w:rFonts w:ascii="Calibri" w:eastAsia="Calibri" w:hAnsi="Calibri" w:cs="Calibri"/>
+          <w:rtl/>
+        </w:rPr>
+        <w:t xml:space="preserve"> המרבי הגיע ל־126. פער זה מצביע על כך שמרבית החבילות מקבלות מספר קטן של קישורים נכנסים, בעוד שמספר מצומצם של חבילות משמש תשתית משותפת לחלקים רבים של האקוסיסטם.</w:t>
       </w:r>
     </w:p>
     <w:p>
@@ -2905,23 +2262,7 @@
           <w:rtl/>
         </w:rPr>
         <w:lastRenderedPageBreak/>
-        <w:t xml:space="preserve">מקדם התקבצות בהטלה </w:t>
-      </w:r>
-      <w:proofErr w:type="spellStart"/>
-      <w:r>
-        <w:rPr>
-          <w:rFonts w:ascii="Calibri" w:eastAsia="Calibri" w:hAnsi="Calibri" w:cs="Calibri"/>
-          <w:rtl/>
-        </w:rPr>
-        <w:t>הלא־מכוונת</w:t>
-      </w:r>
-      <w:proofErr w:type="spellEnd"/>
-      <w:r>
-        <w:rPr>
-          <w:rFonts w:ascii="Calibri" w:eastAsia="Calibri" w:hAnsi="Calibri" w:cs="Calibri"/>
-          <w:rtl/>
-        </w:rPr>
-        <w:t>: 0.236456. ערך זה גבוה ביחס לצפיפות הרשת ומצביע על קיומן של קבוצות מקומיות שבהן חבילות מקושרות זו לזו במידה גבוהה יותר מכפי שהיה צפוי מרשת בעלת פיזור אקראי לחלוטין.</w:t>
+        <w:t>מקדם התקבצות בהטלה הלא־מכוונת: 0.236456. ערך זה גבוה ביחס לצפיפות הרשת ומצביע על קיומן של קבוצות מקומיות שבהן חבילות מקושרות זו לזו במידה גבוהה יותר מכפי שהיה צפוי מרשת בעלת פיזור אקראי לחלוטין.</w:t>
       </w:r>
     </w:p>
     <w:tbl>
@@ -3479,7 +2820,6 @@
                 <w:szCs w:val="16"/>
               </w:rPr>
             </w:pPr>
-            <w:proofErr w:type="spellStart"/>
             <w:r>
               <w:rPr>
                 <w:rFonts w:ascii="Calibri" w:eastAsia="Calibri" w:hAnsi="Calibri" w:cs="Calibri"/>
@@ -3488,7 +2828,6 @@
               </w:rPr>
               <w:t>In-Degree</w:t>
             </w:r>
-            <w:proofErr w:type="spellEnd"/>
             <w:r>
               <w:rPr>
                 <w:rFonts w:ascii="Calibri" w:eastAsia="Calibri" w:hAnsi="Calibri" w:cs="Calibri"/>
@@ -3569,7 +2908,6 @@
                 <w:szCs w:val="16"/>
               </w:rPr>
             </w:pPr>
-            <w:proofErr w:type="spellStart"/>
             <w:r>
               <w:rPr>
                 <w:rFonts w:ascii="Calibri" w:eastAsia="Calibri" w:hAnsi="Calibri" w:cs="Calibri"/>
@@ -3578,7 +2916,6 @@
               </w:rPr>
               <w:t>In-Degree</w:t>
             </w:r>
-            <w:proofErr w:type="spellEnd"/>
             <w:r>
               <w:rPr>
                 <w:rFonts w:ascii="Calibri" w:eastAsia="Calibri" w:hAnsi="Calibri" w:cs="Calibri"/>
@@ -3942,34 +3279,155 @@
         </w:rPr>
         <w:t xml:space="preserve">מדדי המרכזיות זיהו שני סוגים עיקריים של חשיבות. </w:t>
       </w:r>
-      <w:proofErr w:type="spellStart"/>
+      <w:r>
+        <w:rPr>
+          <w:rFonts w:ascii="Calibri" w:eastAsia="Calibri" w:hAnsi="Calibri" w:cs="Calibri"/>
+        </w:rPr>
+        <w:t>Betweenness Centrality</w:t>
+      </w:r>
+      <w:r>
+        <w:rPr>
+          <w:rFonts w:ascii="Calibri" w:eastAsia="Calibri" w:hAnsi="Calibri" w:cs="Calibri"/>
+          <w:rtl/>
+        </w:rPr>
+        <w:t xml:space="preserve"> הדגיש חבילות גשר הנמצאות על מספר גדול של מסלולים קצרים:</w:t>
+      </w:r>
+    </w:p>
+    <w:p>
+      <w:pPr>
+        <w:bidi/>
+        <w:spacing w:before="240" w:after="240" w:line="240" w:lineRule="auto"/>
+        <w:rPr>
+          <w:rFonts w:ascii="Calibri" w:eastAsia="Calibri" w:hAnsi="Calibri" w:cs="Calibri"/>
+          <w:lang w:val="en-US"/>
+        </w:rPr>
+      </w:pPr>
+      <w:r>
+        <w:rPr>
+          <w:rFonts w:ascii="Calibri" w:eastAsia="Calibri" w:hAnsi="Calibri" w:cs="Calibri"/>
+          <w:lang w:val="en-US"/>
+        </w:rPr>
+        <w:t>yargs; @grpc/proto-loader; form-data; @grpc/grpc-js; readable-stream</w:t>
+      </w:r>
+    </w:p>
+    <w:p>
+      <w:pPr>
+        <w:bidi/>
+        <w:spacing w:before="240" w:after="240" w:line="240" w:lineRule="auto"/>
+        <w:rPr>
+          <w:rFonts w:ascii="Calibri" w:eastAsia="Calibri" w:hAnsi="Calibri" w:cs="Calibri"/>
+        </w:rPr>
+      </w:pPr>
+      <w:r>
+        <w:rPr>
+          <w:rFonts w:ascii="Calibri" w:eastAsia="Calibri" w:hAnsi="Calibri" w:cs="Calibri"/>
+          <w:rtl/>
+        </w:rPr>
+        <w:t xml:space="preserve">לעומתו, </w:t>
+      </w:r>
+      <w:r>
+        <w:rPr>
+          <w:rFonts w:ascii="Calibri" w:eastAsia="Calibri" w:hAnsi="Calibri" w:cs="Calibri"/>
+        </w:rPr>
+        <w:t>Harmonic Centrality, PageRank</w:t>
+      </w:r>
+      <w:r>
+        <w:rPr>
+          <w:rFonts w:ascii="Calibri" w:eastAsia="Calibri" w:hAnsi="Calibri" w:cs="Calibri"/>
+          <w:rtl/>
+        </w:rPr>
+        <w:t xml:space="preserve"> ו־</w:t>
+      </w:r>
+      <w:r>
+        <w:rPr>
+          <w:rFonts w:ascii="Calibri" w:eastAsia="Calibri" w:hAnsi="Calibri" w:cs="Calibri"/>
+        </w:rPr>
+        <w:t>HITS</w:t>
+      </w:r>
+      <w:r>
+        <w:rPr>
+          <w:rFonts w:ascii="Calibri" w:eastAsia="Calibri" w:hAnsi="Calibri" w:cs="Calibri"/>
+          <w:rtl/>
+        </w:rPr>
+        <w:t xml:space="preserve"> הדגישו בעיקר חבילות תשתית, ובהן </w:t>
+      </w:r>
+      <w:r>
+        <w:rPr>
+          <w:rFonts w:ascii="Calibri" w:eastAsia="Calibri" w:hAnsi="Calibri" w:cs="Calibri"/>
+        </w:rPr>
+        <w:t>tslib</w:t>
+      </w:r>
+      <w:r>
+        <w:rPr>
+          <w:rFonts w:ascii="Calibri" w:eastAsia="Calibri" w:hAnsi="Calibri" w:cs="Calibri"/>
+          <w:rtl/>
+        </w:rPr>
+        <w:t xml:space="preserve"> ו־</w:t>
+      </w:r>
+      <w:r>
+        <w:rPr>
+          <w:rFonts w:ascii="Calibri" w:eastAsia="Calibri" w:hAnsi="Calibri" w:cs="Calibri"/>
+        </w:rPr>
+        <w:t>debug</w:t>
+      </w:r>
+      <w:r>
+        <w:rPr>
+          <w:rFonts w:ascii="Calibri" w:eastAsia="Calibri" w:hAnsi="Calibri" w:cs="Calibri"/>
+          <w:rtl/>
+        </w:rPr>
+        <w:t xml:space="preserve">. מתאם </w:t>
+      </w:r>
+      <w:r>
+        <w:rPr>
+          <w:rFonts w:ascii="Calibri" w:eastAsia="Calibri" w:hAnsi="Calibri" w:cs="Calibri"/>
+        </w:rPr>
+        <w:t>Spearman</w:t>
+      </w:r>
+      <w:r>
+        <w:rPr>
+          <w:rFonts w:ascii="Calibri" w:eastAsia="Calibri" w:hAnsi="Calibri" w:cs="Calibri"/>
+          <w:rtl/>
+        </w:rPr>
+        <w:t xml:space="preserve"> בין </w:t>
+      </w:r>
+      <w:r>
+        <w:rPr>
+          <w:rFonts w:ascii="Calibri" w:eastAsia="Calibri" w:hAnsi="Calibri" w:cs="Calibri"/>
+        </w:rPr>
+        <w:t>PageRank</w:t>
+      </w:r>
+      <w:r>
+        <w:rPr>
+          <w:rFonts w:ascii="Calibri" w:eastAsia="Calibri" w:hAnsi="Calibri" w:cs="Calibri"/>
+          <w:rtl/>
+        </w:rPr>
+        <w:t xml:space="preserve"> ל־</w:t>
+      </w:r>
+      <w:r>
+        <w:rPr>
+          <w:rFonts w:ascii="Calibri" w:eastAsia="Calibri" w:hAnsi="Calibri" w:cs="Calibri"/>
+        </w:rPr>
+        <w:t>Harmonic</w:t>
+      </w:r>
+      <w:r>
+        <w:rPr>
+          <w:rFonts w:ascii="Calibri" w:eastAsia="Calibri" w:hAnsi="Calibri" w:cs="Calibri"/>
+          <w:rtl/>
+        </w:rPr>
+        <w:t xml:space="preserve"> היה 0.73, בעוד שהמתאם בין </w:t>
+      </w:r>
       <w:r>
         <w:rPr>
           <w:rFonts w:ascii="Calibri" w:eastAsia="Calibri" w:hAnsi="Calibri" w:cs="Calibri"/>
         </w:rPr>
         <w:t>Betweenness</w:t>
       </w:r>
-      <w:proofErr w:type="spellEnd"/>
-      <w:r>
-        <w:rPr>
-          <w:rFonts w:ascii="Calibri" w:eastAsia="Calibri" w:hAnsi="Calibri" w:cs="Calibri"/>
-        </w:rPr>
-        <w:t xml:space="preserve"> </w:t>
-      </w:r>
-      <w:proofErr w:type="spellStart"/>
-      <w:r>
-        <w:rPr>
-          <w:rFonts w:ascii="Calibri" w:eastAsia="Calibri" w:hAnsi="Calibri" w:cs="Calibri"/>
-        </w:rPr>
-        <w:t>Centrality</w:t>
-      </w:r>
-      <w:proofErr w:type="spellEnd"/>
-      <w:r>
-        <w:rPr>
-          <w:rFonts w:ascii="Calibri" w:eastAsia="Calibri" w:hAnsi="Calibri" w:cs="Calibri"/>
-          <w:rtl/>
-        </w:rPr>
-        <w:t xml:space="preserve"> הדגיש חבילות גשר הנמצאות על מספר גדול של מסלולים קצרים:</w:t>
+      <w:r>
+        <w:rPr>
+          <w:rFonts w:ascii="Calibri" w:eastAsia="Calibri" w:hAnsi="Calibri" w:cs="Calibri"/>
+          <w:rtl/>
+        </w:rPr>
+        <w:t xml:space="preserve"> ליתר המדדים נע בין 0.01 ל־0.17 בלבד.</w:t>
       </w:r>
     </w:p>
     <w:p>
@@ -3978,211 +3436,21 @@
         <w:spacing w:before="240" w:after="240" w:line="240" w:lineRule="auto"/>
         <w:rPr>
           <w:rFonts w:ascii="Calibri" w:eastAsia="Calibri" w:hAnsi="Calibri" w:cs="Calibri"/>
-          <w:lang w:val="en-US"/>
-        </w:rPr>
-      </w:pPr>
-      <w:proofErr w:type="spellStart"/>
-      <w:r>
-        <w:rPr>
-          <w:rFonts w:ascii="Calibri" w:eastAsia="Calibri" w:hAnsi="Calibri" w:cs="Calibri"/>
-          <w:lang w:val="en-US"/>
-        </w:rPr>
-        <w:t>yargs</w:t>
-      </w:r>
-      <w:proofErr w:type="spellEnd"/>
-      <w:r>
-        <w:rPr>
-          <w:rFonts w:ascii="Calibri" w:eastAsia="Calibri" w:hAnsi="Calibri" w:cs="Calibri"/>
-          <w:lang w:val="en-US"/>
-        </w:rPr>
-        <w:t>; @grpc/proto-loader; form-data; @grpc/grpc-js; readable-stream</w:t>
-      </w:r>
-    </w:p>
-    <w:p>
-      <w:pPr>
-        <w:bidi/>
-        <w:spacing w:before="240" w:after="240" w:line="240" w:lineRule="auto"/>
-        <w:rPr>
-          <w:rFonts w:ascii="Calibri" w:eastAsia="Calibri" w:hAnsi="Calibri" w:cs="Calibri"/>
-        </w:rPr>
-      </w:pPr>
-      <w:r>
-        <w:rPr>
-          <w:rFonts w:ascii="Calibri" w:eastAsia="Calibri" w:hAnsi="Calibri" w:cs="Calibri"/>
-          <w:rtl/>
-        </w:rPr>
-        <w:t xml:space="preserve">לעומתו, </w:t>
-      </w:r>
-      <w:proofErr w:type="spellStart"/>
-      <w:r>
-        <w:rPr>
-          <w:rFonts w:ascii="Calibri" w:eastAsia="Calibri" w:hAnsi="Calibri" w:cs="Calibri"/>
-        </w:rPr>
-        <w:t>Harmonic</w:t>
-      </w:r>
-      <w:proofErr w:type="spellEnd"/>
-      <w:r>
-        <w:rPr>
-          <w:rFonts w:ascii="Calibri" w:eastAsia="Calibri" w:hAnsi="Calibri" w:cs="Calibri"/>
-        </w:rPr>
-        <w:t xml:space="preserve"> </w:t>
-      </w:r>
-      <w:proofErr w:type="spellStart"/>
-      <w:r>
-        <w:rPr>
-          <w:rFonts w:ascii="Calibri" w:eastAsia="Calibri" w:hAnsi="Calibri" w:cs="Calibri"/>
-        </w:rPr>
-        <w:t>Centrality</w:t>
-      </w:r>
-      <w:proofErr w:type="spellEnd"/>
-      <w:r>
-        <w:rPr>
-          <w:rFonts w:ascii="Calibri" w:eastAsia="Calibri" w:hAnsi="Calibri" w:cs="Calibri"/>
-        </w:rPr>
-        <w:t xml:space="preserve">, </w:t>
-      </w:r>
-      <w:proofErr w:type="spellStart"/>
-      <w:r>
-        <w:rPr>
-          <w:rFonts w:ascii="Calibri" w:eastAsia="Calibri" w:hAnsi="Calibri" w:cs="Calibri"/>
-        </w:rPr>
-        <w:t>PageRank</w:t>
-      </w:r>
-      <w:proofErr w:type="spellEnd"/>
-      <w:r>
-        <w:rPr>
-          <w:rFonts w:ascii="Calibri" w:eastAsia="Calibri" w:hAnsi="Calibri" w:cs="Calibri"/>
-          <w:rtl/>
-        </w:rPr>
-        <w:t xml:space="preserve"> ו־</w:t>
-      </w:r>
-      <w:r>
-        <w:rPr>
-          <w:rFonts w:ascii="Calibri" w:eastAsia="Calibri" w:hAnsi="Calibri" w:cs="Calibri"/>
-        </w:rPr>
-        <w:t>HITS</w:t>
-      </w:r>
-      <w:r>
-        <w:rPr>
-          <w:rFonts w:ascii="Calibri" w:eastAsia="Calibri" w:hAnsi="Calibri" w:cs="Calibri"/>
-          <w:rtl/>
-        </w:rPr>
-        <w:t xml:space="preserve"> הדגישו בעיקר חבילות תשתית, ובהן </w:t>
-      </w:r>
-      <w:proofErr w:type="spellStart"/>
-      <w:r>
-        <w:rPr>
-          <w:rFonts w:ascii="Calibri" w:eastAsia="Calibri" w:hAnsi="Calibri" w:cs="Calibri"/>
-        </w:rPr>
-        <w:t>tslib</w:t>
-      </w:r>
-      <w:proofErr w:type="spellEnd"/>
-      <w:r>
-        <w:rPr>
-          <w:rFonts w:ascii="Calibri" w:eastAsia="Calibri" w:hAnsi="Calibri" w:cs="Calibri"/>
-          <w:rtl/>
-        </w:rPr>
-        <w:t xml:space="preserve"> ו־</w:t>
-      </w:r>
-      <w:proofErr w:type="spellStart"/>
-      <w:r>
-        <w:rPr>
-          <w:rFonts w:ascii="Calibri" w:eastAsia="Calibri" w:hAnsi="Calibri" w:cs="Calibri"/>
-        </w:rPr>
-        <w:t>debug</w:t>
-      </w:r>
-      <w:proofErr w:type="spellEnd"/>
-      <w:r>
-        <w:rPr>
-          <w:rFonts w:ascii="Calibri" w:eastAsia="Calibri" w:hAnsi="Calibri" w:cs="Calibri"/>
-          <w:rtl/>
-        </w:rPr>
-        <w:t xml:space="preserve">. מתאם </w:t>
-      </w:r>
-      <w:proofErr w:type="spellStart"/>
-      <w:r>
-        <w:rPr>
-          <w:rFonts w:ascii="Calibri" w:eastAsia="Calibri" w:hAnsi="Calibri" w:cs="Calibri"/>
-        </w:rPr>
-        <w:t>Spearman</w:t>
-      </w:r>
-      <w:proofErr w:type="spellEnd"/>
-      <w:r>
-        <w:rPr>
-          <w:rFonts w:ascii="Calibri" w:eastAsia="Calibri" w:hAnsi="Calibri" w:cs="Calibri"/>
-          <w:rtl/>
-        </w:rPr>
-        <w:t xml:space="preserve"> בין </w:t>
-      </w:r>
-      <w:proofErr w:type="spellStart"/>
-      <w:r>
-        <w:rPr>
-          <w:rFonts w:ascii="Calibri" w:eastAsia="Calibri" w:hAnsi="Calibri" w:cs="Calibri"/>
-        </w:rPr>
-        <w:t>PageRank</w:t>
-      </w:r>
-      <w:proofErr w:type="spellEnd"/>
-      <w:r>
-        <w:rPr>
-          <w:rFonts w:ascii="Calibri" w:eastAsia="Calibri" w:hAnsi="Calibri" w:cs="Calibri"/>
-          <w:rtl/>
-        </w:rPr>
-        <w:t xml:space="preserve"> ל־</w:t>
-      </w:r>
-      <w:proofErr w:type="spellStart"/>
-      <w:r>
-        <w:rPr>
-          <w:rFonts w:ascii="Calibri" w:eastAsia="Calibri" w:hAnsi="Calibri" w:cs="Calibri"/>
-        </w:rPr>
-        <w:t>Harmonic</w:t>
-      </w:r>
-      <w:proofErr w:type="spellEnd"/>
-      <w:r>
-        <w:rPr>
-          <w:rFonts w:ascii="Calibri" w:eastAsia="Calibri" w:hAnsi="Calibri" w:cs="Calibri"/>
-          <w:rtl/>
-        </w:rPr>
-        <w:t xml:space="preserve"> היה 0.73, בעוד שהמתאם בין </w:t>
-      </w:r>
-      <w:proofErr w:type="spellStart"/>
+        </w:rPr>
+      </w:pPr>
+      <w:r>
+        <w:rPr>
+          <w:rFonts w:ascii="Calibri" w:eastAsia="Calibri" w:hAnsi="Calibri" w:cs="Calibri"/>
+          <w:rtl/>
+        </w:rPr>
+        <w:t xml:space="preserve">הממצא מראה שאין דירוג מרכזיות יחיד המתאר את כל סוגי החשיבות. </w:t>
+      </w:r>
       <w:r>
         <w:rPr>
           <w:rFonts w:ascii="Calibri" w:eastAsia="Calibri" w:hAnsi="Calibri" w:cs="Calibri"/>
         </w:rPr>
         <w:t>Betweenness</w:t>
       </w:r>
-      <w:proofErr w:type="spellEnd"/>
-      <w:r>
-        <w:rPr>
-          <w:rFonts w:ascii="Calibri" w:eastAsia="Calibri" w:hAnsi="Calibri" w:cs="Calibri"/>
-          <w:rtl/>
-        </w:rPr>
-        <w:t xml:space="preserve"> ליתר המדדים נע בין 0.01 ל־0.17 בלבד.</w:t>
-      </w:r>
-    </w:p>
-    <w:p>
-      <w:pPr>
-        <w:bidi/>
-        <w:spacing w:before="240" w:after="240" w:line="240" w:lineRule="auto"/>
-        <w:rPr>
-          <w:rFonts w:ascii="Calibri" w:eastAsia="Calibri" w:hAnsi="Calibri" w:cs="Calibri"/>
-        </w:rPr>
-      </w:pPr>
-      <w:r>
-        <w:rPr>
-          <w:rFonts w:ascii="Calibri" w:eastAsia="Calibri" w:hAnsi="Calibri" w:cs="Calibri"/>
-          <w:rtl/>
-        </w:rPr>
-        <w:t xml:space="preserve">הממצא מראה שאין דירוג מרכזיות יחיד המתאר את כל סוגי החשיבות. </w:t>
-      </w:r>
-      <w:proofErr w:type="spellStart"/>
-      <w:r>
-        <w:rPr>
-          <w:rFonts w:ascii="Calibri" w:eastAsia="Calibri" w:hAnsi="Calibri" w:cs="Calibri"/>
-        </w:rPr>
-        <w:t>Betweenness</w:t>
-      </w:r>
-      <w:proofErr w:type="spellEnd"/>
       <w:r>
         <w:rPr>
           <w:rFonts w:ascii="Calibri" w:eastAsia="Calibri" w:hAnsi="Calibri" w:cs="Calibri"/>
@@ -4272,7 +3540,6 @@
         <w:lastRenderedPageBreak/>
         <w:t xml:space="preserve">איור 1: מתאם </w:t>
       </w:r>
-      <w:proofErr w:type="spellStart"/>
       <w:r>
         <w:rPr>
           <w:rFonts w:ascii="Calibri" w:eastAsia="Calibri" w:hAnsi="Calibri" w:cs="Calibri"/>
@@ -4281,7 +3548,6 @@
         </w:rPr>
         <w:t>Spearman</w:t>
       </w:r>
-      <w:proofErr w:type="spellEnd"/>
       <w:r>
         <w:rPr>
           <w:rFonts w:ascii="Calibri" w:eastAsia="Calibri" w:hAnsi="Calibri" w:cs="Calibri"/>
@@ -4291,7 +3557,6 @@
         </w:rPr>
         <w:t xml:space="preserve"> בין מדדי המרכזיות. </w:t>
       </w:r>
-      <w:proofErr w:type="spellStart"/>
       <w:r>
         <w:rPr>
           <w:rFonts w:ascii="Calibri" w:eastAsia="Calibri" w:hAnsi="Calibri" w:cs="Calibri"/>
@@ -4300,7 +3565,6 @@
         </w:rPr>
         <w:t>PageRank</w:t>
       </w:r>
-      <w:proofErr w:type="spellEnd"/>
       <w:r>
         <w:rPr>
           <w:rFonts w:ascii="Calibri" w:eastAsia="Calibri" w:hAnsi="Calibri" w:cs="Calibri"/>
@@ -4310,71 +3574,31 @@
         </w:rPr>
         <w:t xml:space="preserve"> ו־</w:t>
       </w:r>
-      <w:proofErr w:type="spellStart"/>
       <w:r>
         <w:rPr>
           <w:rFonts w:ascii="Calibri" w:eastAsia="Calibri" w:hAnsi="Calibri" w:cs="Calibri"/>
           <w:sz w:val="22"/>
           <w:szCs w:val="22"/>
         </w:rPr>
-        <w:t>Harmonic</w:t>
-      </w:r>
-      <w:proofErr w:type="spellEnd"/>
+        <w:t>Harmonic Centrality</w:t>
+      </w:r>
       <w:r>
         <w:rPr>
           <w:rFonts w:ascii="Calibri" w:eastAsia="Calibri" w:hAnsi="Calibri" w:cs="Calibri"/>
           <w:sz w:val="22"/>
           <w:szCs w:val="22"/>
-        </w:rPr>
-        <w:t xml:space="preserve"> </w:t>
-      </w:r>
-      <w:proofErr w:type="spellStart"/>
+          <w:rtl/>
+        </w:rPr>
+        <w:t xml:space="preserve"> מציגים דמיון יחסי, בעוד ש־</w:t>
+      </w:r>
       <w:r>
         <w:rPr>
           <w:rFonts w:ascii="Calibri" w:eastAsia="Calibri" w:hAnsi="Calibri" w:cs="Calibri"/>
           <w:sz w:val="22"/>
           <w:szCs w:val="22"/>
         </w:rPr>
-        <w:t>Centrality</w:t>
-      </w:r>
-      <w:proofErr w:type="spellEnd"/>
-      <w:r>
-        <w:rPr>
-          <w:rFonts w:ascii="Calibri" w:eastAsia="Calibri" w:hAnsi="Calibri" w:cs="Calibri"/>
-          <w:sz w:val="22"/>
-          <w:szCs w:val="22"/>
-          <w:rtl/>
-        </w:rPr>
-        <w:t xml:space="preserve"> מציגים דמיון יחסי, בעוד ש־</w:t>
-      </w:r>
-      <w:proofErr w:type="spellStart"/>
-      <w:r>
-        <w:rPr>
-          <w:rFonts w:ascii="Calibri" w:eastAsia="Calibri" w:hAnsi="Calibri" w:cs="Calibri"/>
-          <w:sz w:val="22"/>
-          <w:szCs w:val="22"/>
-        </w:rPr>
-        <w:t>Betweenness</w:t>
-      </w:r>
-      <w:proofErr w:type="spellEnd"/>
-      <w:r>
-        <w:rPr>
-          <w:rFonts w:ascii="Calibri" w:eastAsia="Calibri" w:hAnsi="Calibri" w:cs="Calibri"/>
-          <w:sz w:val="22"/>
-          <w:szCs w:val="22"/>
-        </w:rPr>
-        <w:t xml:space="preserve"> </w:t>
-      </w:r>
-      <w:proofErr w:type="spellStart"/>
-      <w:r>
-        <w:rPr>
-          <w:rFonts w:ascii="Calibri" w:eastAsia="Calibri" w:hAnsi="Calibri" w:cs="Calibri"/>
-          <w:sz w:val="22"/>
-          <w:szCs w:val="22"/>
-        </w:rPr>
-        <w:t>Centrality</w:t>
-      </w:r>
-      <w:proofErr w:type="spellEnd"/>
+        <w:t>Betweenness Centrality</w:t>
+      </w:r>
       <w:r>
         <w:rPr>
           <w:rFonts w:ascii="Calibri" w:eastAsia="Calibri" w:hAnsi="Calibri" w:cs="Calibri"/>
@@ -4421,28 +3645,12 @@
           <w:rFonts w:ascii="Calibri" w:eastAsia="Calibri" w:hAnsi="Calibri" w:cs="Calibri"/>
         </w:rPr>
       </w:pPr>
-      <w:proofErr w:type="spellStart"/>
-      <w:r>
-        <w:rPr>
-          <w:rFonts w:ascii="Calibri" w:eastAsia="Calibri" w:hAnsi="Calibri" w:cs="Calibri"/>
-        </w:rPr>
-        <w:t>Greedy</w:t>
-      </w:r>
-      <w:proofErr w:type="spellEnd"/>
-      <w:r>
-        <w:rPr>
-          <w:rFonts w:ascii="Calibri" w:eastAsia="Calibri" w:hAnsi="Calibri" w:cs="Calibri"/>
-        </w:rPr>
-        <w:t xml:space="preserve"> </w:t>
-      </w:r>
-      <w:proofErr w:type="spellStart"/>
-      <w:r>
-        <w:rPr>
-          <w:rFonts w:ascii="Calibri" w:eastAsia="Calibri" w:hAnsi="Calibri" w:cs="Calibri"/>
-        </w:rPr>
-        <w:t>Modularity</w:t>
-      </w:r>
-      <w:proofErr w:type="spellEnd"/>
+      <w:r>
+        <w:rPr>
+          <w:rFonts w:ascii="Calibri" w:eastAsia="Calibri" w:hAnsi="Calibri" w:cs="Calibri"/>
+        </w:rPr>
+        <w:t>Greedy Modularity</w:t>
+      </w:r>
       <w:r>
         <w:rPr>
           <w:rFonts w:ascii="Calibri" w:eastAsia="Calibri" w:hAnsi="Calibri" w:cs="Calibri"/>
@@ -4450,28 +3658,12 @@
         </w:rPr>
         <w:t xml:space="preserve"> חילק את הרשת ל־34 קהילות. הקהילה הגדולה כללה 474 חבילות, כ־22% מכלל הרשת, ואחריה קהילות בגודל 152, 145, 138 ו־135 חבילות.</w:t>
       </w:r>
-      <w:proofErr w:type="spellStart"/>
-      <w:r>
-        <w:rPr>
-          <w:rFonts w:ascii="Calibri" w:eastAsia="Calibri" w:hAnsi="Calibri" w:cs="Calibri"/>
-        </w:rPr>
-        <w:t>Edge</w:t>
-      </w:r>
-      <w:proofErr w:type="spellEnd"/>
-      <w:r>
-        <w:rPr>
-          <w:rFonts w:ascii="Calibri" w:eastAsia="Calibri" w:hAnsi="Calibri" w:cs="Calibri"/>
-        </w:rPr>
-        <w:t xml:space="preserve"> </w:t>
-      </w:r>
-      <w:proofErr w:type="spellStart"/>
-      <w:r>
-        <w:rPr>
-          <w:rFonts w:ascii="Calibri" w:eastAsia="Calibri" w:hAnsi="Calibri" w:cs="Calibri"/>
-        </w:rPr>
-        <w:t>Betweenness</w:t>
-      </w:r>
-      <w:proofErr w:type="spellEnd"/>
+      <w:r>
+        <w:rPr>
+          <w:rFonts w:ascii="Calibri" w:eastAsia="Calibri" w:hAnsi="Calibri" w:cs="Calibri"/>
+        </w:rPr>
+        <w:t>Edge Betweenness</w:t>
+      </w:r>
       <w:r>
         <w:rPr>
           <w:rFonts w:ascii="Calibri" w:eastAsia="Calibri" w:hAnsi="Calibri" w:cs="Calibri"/>
@@ -4493,7 +3685,6 @@
         </w:rPr>
         <w:t xml:space="preserve"> אל </w:t>
       </w:r>
-      <w:proofErr w:type="spellStart"/>
       <w:r>
         <w:rPr>
           <w:rFonts w:ascii="Calibri" w:eastAsia="Calibri" w:hAnsi="Calibri" w:cs="Calibri"/>
@@ -4501,7 +3692,6 @@
         </w:rPr>
         <w:t>yargs</w:t>
       </w:r>
-      <w:proofErr w:type="spellEnd"/>
       <w:r>
         <w:rPr>
           <w:rFonts w:ascii="Calibri" w:eastAsia="Calibri" w:hAnsi="Calibri" w:cs="Calibri"/>
@@ -4509,7 +3699,6 @@
         </w:rPr>
         <w:t xml:space="preserve"> כקשר הגשר הבולט ביותר. בתוך הקהילה הגדולה בלטה הקשת מ־</w:t>
       </w:r>
-      <w:proofErr w:type="spellStart"/>
       <w:r>
         <w:rPr>
           <w:rFonts w:ascii="Calibri" w:eastAsia="Calibri" w:hAnsi="Calibri" w:cs="Calibri"/>
@@ -4517,7 +3706,6 @@
         </w:rPr>
         <w:t>flowise</w:t>
       </w:r>
-      <w:proofErr w:type="spellEnd"/>
       <w:r>
         <w:rPr>
           <w:rFonts w:ascii="Calibri" w:eastAsia="Calibri" w:hAnsi="Calibri" w:cs="Calibri"/>
@@ -4525,7 +3713,6 @@
         </w:rPr>
         <w:t xml:space="preserve"> אל </w:t>
       </w:r>
-      <w:proofErr w:type="spellStart"/>
       <w:r>
         <w:rPr>
           <w:rFonts w:ascii="Calibri" w:eastAsia="Calibri" w:hAnsi="Calibri" w:cs="Calibri"/>
@@ -4533,7 +3720,6 @@
         </w:rPr>
         <w:t>flowise-components</w:t>
       </w:r>
-      <w:proofErr w:type="spellEnd"/>
       <w:r>
         <w:rPr>
           <w:rFonts w:ascii="Calibri" w:eastAsia="Calibri" w:hAnsi="Calibri" w:cs="Calibri"/>
@@ -4541,50 +3727,18 @@
         </w:rPr>
         <w:t xml:space="preserve">.  החלוקה הראשונה של </w:t>
       </w:r>
-      <w:proofErr w:type="spellStart"/>
-      <w:r>
-        <w:rPr>
-          <w:rFonts w:ascii="Calibri" w:eastAsia="Calibri" w:hAnsi="Calibri" w:cs="Calibri"/>
-        </w:rPr>
-        <w:t>Girvan</w:t>
-      </w:r>
-      <w:proofErr w:type="spellEnd"/>
-      <w:r>
-        <w:rPr>
-          <w:rFonts w:ascii="Calibri" w:eastAsia="Calibri" w:hAnsi="Calibri" w:cs="Calibri"/>
-        </w:rPr>
-        <w:t>–</w:t>
-      </w:r>
-      <w:proofErr w:type="spellStart"/>
-      <w:r>
-        <w:rPr>
-          <w:rFonts w:ascii="Calibri" w:eastAsia="Calibri" w:hAnsi="Calibri" w:cs="Calibri"/>
-        </w:rPr>
-        <w:t>Newman</w:t>
-      </w:r>
-      <w:proofErr w:type="spellEnd"/>
-      <w:r>
-        <w:rPr>
-          <w:rFonts w:ascii="Calibri" w:eastAsia="Calibri" w:hAnsi="Calibri" w:cs="Calibri"/>
-          <w:rtl/>
-        </w:rPr>
-        <w:t xml:space="preserve"> פיצלה את ההטלה </w:t>
-      </w:r>
-      <w:proofErr w:type="spellStart"/>
-      <w:r>
-        <w:rPr>
-          <w:rFonts w:ascii="Calibri" w:eastAsia="Calibri" w:hAnsi="Calibri" w:cs="Calibri"/>
-          <w:rtl/>
-        </w:rPr>
-        <w:t>הלא־מכוונת</w:t>
-      </w:r>
-      <w:proofErr w:type="spellEnd"/>
-      <w:r>
-        <w:rPr>
-          <w:rFonts w:ascii="Calibri" w:eastAsia="Calibri" w:hAnsi="Calibri" w:cs="Calibri"/>
-          <w:rtl/>
-        </w:rPr>
-        <w:t xml:space="preserve"> לקבוצות בגודל 2,091 ו־59 חבילות. יחד, הממצאים מראים שהרשת כוללת קהילת ליבה גדולה לצד אזורים קטנים יותר המחוברים באמצעות מספר מצומצם של קשרים מרכזיים.</w:t>
+      <w:r>
+        <w:rPr>
+          <w:rFonts w:ascii="Calibri" w:eastAsia="Calibri" w:hAnsi="Calibri" w:cs="Calibri"/>
+        </w:rPr>
+        <w:t>Girvan–Newman</w:t>
+      </w:r>
+      <w:r>
+        <w:rPr>
+          <w:rFonts w:ascii="Calibri" w:eastAsia="Calibri" w:hAnsi="Calibri" w:cs="Calibri"/>
+          <w:rtl/>
+        </w:rPr>
+        <w:t xml:space="preserve"> פיצלה את ההטלה הלא־מכוונת לקבוצות בגודל 2,091 ו־59 חבילות. יחד, הממצאים מראים שהרשת כוללת קהילת ליבה גדולה לצד אזורים קטנים יותר המחוברים באמצעות מספר מצומצם של קשרים מרכזיים.</w:t>
       </w:r>
     </w:p>
     <w:p>
@@ -4611,9 +3765,8 @@
           <w:szCs w:val="26"/>
           <w:rtl/>
         </w:rPr>
-        <w:t xml:space="preserve">4.4 מבנה </w:t>
-      </w:r>
-      <w:proofErr w:type="spellStart"/>
+        <w:t xml:space="preserve">4.4 מבנה לא־אקראי, </w:t>
+      </w:r>
       <w:r>
         <w:rPr>
           <w:rFonts w:ascii="Calibri" w:eastAsia="Calibri" w:hAnsi="Calibri" w:cs="Calibri"/>
@@ -4621,11 +3774,9 @@
           <w:bCs/>
           <w:sz w:val="26"/>
           <w:szCs w:val="26"/>
-          <w:rtl/>
-        </w:rPr>
-        <w:t>לא־אקראי</w:t>
-      </w:r>
-      <w:proofErr w:type="spellEnd"/>
+        </w:rPr>
+        <w:t>Small-World</w:t>
+      </w:r>
       <w:r>
         <w:rPr>
           <w:rFonts w:ascii="Calibri" w:eastAsia="Calibri" w:hAnsi="Calibri" w:cs="Calibri"/>
@@ -4635,30 +3786,159 @@
           <w:szCs w:val="26"/>
           <w:rtl/>
         </w:rPr>
-        <w:t xml:space="preserve">, </w:t>
-      </w:r>
-      <w:proofErr w:type="spellStart"/>
-      <w:r>
-        <w:rPr>
-          <w:rFonts w:ascii="Calibri" w:eastAsia="Calibri" w:hAnsi="Calibri" w:cs="Calibri"/>
-          <w:b/>
-          <w:bCs/>
-          <w:sz w:val="26"/>
-          <w:szCs w:val="26"/>
+        <w:t xml:space="preserve"> והתפלגות זנב כבד</w:t>
+      </w:r>
+    </w:p>
+    <w:p>
+      <w:pPr>
+        <w:bidi/>
+        <w:spacing w:after="160" w:line="240" w:lineRule="auto"/>
+        <w:rPr>
+          <w:rFonts w:ascii="Calibri" w:eastAsia="Calibri" w:hAnsi="Calibri" w:cs="Calibri"/>
+        </w:rPr>
+      </w:pPr>
+      <w:r>
+        <w:rPr>
+          <w:rFonts w:ascii="Calibri" w:eastAsia="Calibri" w:hAnsi="Calibri" w:cs="Calibri"/>
+          <w:rtl/>
+        </w:rPr>
+        <w:t xml:space="preserve">הרשת הושוותה ל־50 גרפי </w:t>
+      </w:r>
+      <w:r>
+        <w:rPr>
+          <w:rFonts w:ascii="Calibri" w:eastAsia="Calibri" w:hAnsi="Calibri" w:cs="Calibri"/>
+        </w:rPr>
+        <w:t>Erdős–Rényi</w:t>
+      </w:r>
+      <w:r>
+        <w:rPr>
+          <w:rFonts w:ascii="Calibri" w:eastAsia="Calibri" w:hAnsi="Calibri" w:cs="Calibri"/>
+          <w:rtl/>
+        </w:rPr>
+        <w:t>, שכל אחד מהם כלל 2,150 צמתים ו־5,035 קשתות. ממוצע ה־</w:t>
+      </w:r>
+      <w:r>
+        <w:rPr>
+          <w:rFonts w:ascii="Calibri" w:eastAsia="Calibri" w:hAnsi="Calibri" w:cs="Calibri"/>
+        </w:rPr>
+        <w:t>In-Degree</w:t>
+      </w:r>
+      <w:r>
+        <w:rPr>
+          <w:rFonts w:ascii="Calibri" w:eastAsia="Calibri" w:hAnsi="Calibri" w:cs="Calibri"/>
+          <w:rtl/>
+        </w:rPr>
+        <w:t xml:space="preserve"> היה זהה מכוח אופן בניית קו הבסיס. לעומת זאת, ה־</w:t>
+      </w:r>
+      <w:r>
+        <w:rPr>
+          <w:rFonts w:ascii="Calibri" w:eastAsia="Calibri" w:hAnsi="Calibri" w:cs="Calibri"/>
+        </w:rPr>
+        <w:t>In-Degree</w:t>
+      </w:r>
+      <w:r>
+        <w:rPr>
+          <w:rFonts w:ascii="Calibri" w:eastAsia="Calibri" w:hAnsi="Calibri" w:cs="Calibri"/>
+          <w:rtl/>
+        </w:rPr>
+        <w:t xml:space="preserve"> המרבי ברשת </w:t>
+      </w:r>
+      <w:r>
+        <w:rPr>
+          <w:rFonts w:ascii="Calibri" w:eastAsia="Calibri" w:hAnsi="Calibri" w:cs="Calibri"/>
+        </w:rPr>
+        <w:t>Flowise</w:t>
+      </w:r>
+      <w:r>
+        <w:rPr>
+          <w:rFonts w:ascii="Calibri" w:eastAsia="Calibri" w:hAnsi="Calibri" w:cs="Calibri"/>
+          <w:rtl/>
+        </w:rPr>
+        <w:t xml:space="preserve"> היה 126, בעוד שהממוצע בגרפים האקראיים היה 9.24 עם סטיית תקן של 0.89. מקדם ההתקבצות של הרשת היה 0.236456, לעומת ממוצע של 0.002257 בקו הבסיס. אף אחד מ־50 הגרפים האקראיים לא הגיע לערכים האמפיריים, ובשני המדדים התקבלה הסתברות אמפירית של 0.0196.</w:t>
+      </w:r>
+    </w:p>
+    <w:p>
+      <w:pPr>
+        <w:bidi/>
+        <w:spacing w:after="160" w:line="240" w:lineRule="auto"/>
+        <w:rPr>
+          <w:rFonts w:ascii="Calibri" w:eastAsia="Calibri" w:hAnsi="Calibri" w:cs="Calibri"/>
+        </w:rPr>
+      </w:pPr>
+      <w:r>
+        <w:rPr>
+          <w:rtl/>
+        </w:rPr>
+        <w:t>לצורך בדיקת</w:t>
+      </w:r>
+      <w:r>
+        <w:t xml:space="preserve"> Small-World </w:t>
+      </w:r>
+      <w:r>
+        <w:rPr>
+          <w:rtl/>
+        </w:rPr>
+        <w:t>חושבו המדדים על רכיב הקשירות הגדול ביותר; במסגרת חישוב זה מקדם ההתקבצות האקראי הממוצע היה 0.002278, ולכן יחס ההתקבצות היה 103.81</w:t>
+      </w:r>
+      <w:r>
+        <w:rPr>
+          <w:rFonts w:hint="cs"/>
+          <w:rtl/>
+        </w:rPr>
+        <w:t>.</w:t>
+      </w:r>
+      <w:r>
+        <w:rPr>
+          <w:rFonts w:hint="cs"/>
+          <w:rtl/>
+        </w:rPr>
+        <w:t xml:space="preserve"> </w:t>
+      </w:r>
+      <w:r>
+        <w:rPr>
+          <w:rFonts w:ascii="Calibri" w:eastAsia="Calibri" w:hAnsi="Calibri" w:cs="Calibri"/>
+          <w:rtl/>
+        </w:rPr>
+        <w:t xml:space="preserve">בהתאם לכך התקבל מקדם </w:t>
+      </w:r>
+      <w:r>
+        <w:rPr>
+          <w:rFonts w:ascii="Calibri" w:eastAsia="Calibri" w:hAnsi="Calibri" w:cs="Calibri"/>
         </w:rPr>
         <w:t>Small-World</w:t>
       </w:r>
-      <w:proofErr w:type="spellEnd"/>
-      <w:r>
-        <w:rPr>
-          <w:rFonts w:ascii="Calibri" w:eastAsia="Calibri" w:hAnsi="Calibri" w:cs="Calibri"/>
-          <w:b/>
-          <w:bCs/>
-          <w:sz w:val="26"/>
-          <w:szCs w:val="26"/>
-          <w:rtl/>
-        </w:rPr>
-        <w:t xml:space="preserve"> והתפלגות זנב כבד</w:t>
+      <w:r>
+        <w:rPr>
+          <w:rFonts w:ascii="Calibri" w:eastAsia="Calibri" w:hAnsi="Calibri" w:cs="Calibri"/>
+          <w:rtl/>
+        </w:rPr>
+        <w:t xml:space="preserve"> של </w:t>
+      </w:r>
+      <w:r>
+        <w:rPr>
+          <w:rFonts w:ascii="Calibri" w:eastAsia="Calibri" w:hAnsi="Calibri" w:cs="Calibri"/>
+        </w:rPr>
+        <w:t>σ</w:t>
+      </w:r>
+      <w:r>
+        <w:rPr>
+          <w:rFonts w:ascii="Calibri" w:eastAsia="Calibri" w:hAnsi="Calibri" w:cs="Calibri"/>
+          <w:rtl/>
+        </w:rPr>
+        <w:t xml:space="preserve">=102.8999. השילוב בין התקבצות מקומית גבוהה מאוד לבין אורך מסלול גלובלי כמעט זהה לקו הבסיס מספק עדות כמותית חזקה לכך שרשת התלויות מציגה מאפייני </w:t>
+      </w:r>
+      <w:r>
+        <w:rPr>
+          <w:rFonts w:ascii="Calibri" w:eastAsia="Calibri" w:hAnsi="Calibri" w:cs="Calibri"/>
+        </w:rPr>
+        <w:t>Small-World</w:t>
+      </w:r>
+      <w:r>
+        <w:rPr>
+          <w:rFonts w:ascii="Calibri" w:eastAsia="Calibri" w:hAnsi="Calibri" w:cs="Calibri"/>
+          <w:rtl/>
+        </w:rPr>
+        <w:t>.</w:t>
       </w:r>
     </w:p>
     <w:p>
@@ -4674,412 +3954,164 @@
           <w:rFonts w:ascii="Calibri" w:eastAsia="Calibri" w:hAnsi="Calibri" w:cs="Calibri"/>
           <w:rtl/>
         </w:rPr>
-        <w:t xml:space="preserve">הרשת הושוותה ל־50 גרפי </w:t>
-      </w:r>
-      <w:proofErr w:type="spellStart"/>
-      <w:r>
-        <w:rPr>
-          <w:rFonts w:ascii="Calibri" w:eastAsia="Calibri" w:hAnsi="Calibri" w:cs="Calibri"/>
-        </w:rPr>
-        <w:t>Erdős</w:t>
-      </w:r>
-      <w:proofErr w:type="spellEnd"/>
-      <w:r>
-        <w:rPr>
-          <w:rFonts w:ascii="Calibri" w:eastAsia="Calibri" w:hAnsi="Calibri" w:cs="Calibri"/>
-        </w:rPr>
-        <w:t>–</w:t>
-      </w:r>
-      <w:proofErr w:type="spellStart"/>
-      <w:r>
-        <w:rPr>
-          <w:rFonts w:ascii="Calibri" w:eastAsia="Calibri" w:hAnsi="Calibri" w:cs="Calibri"/>
-        </w:rPr>
-        <w:t>Rényi</w:t>
-      </w:r>
-      <w:proofErr w:type="spellEnd"/>
-      <w:r>
-        <w:rPr>
-          <w:rFonts w:ascii="Calibri" w:eastAsia="Calibri" w:hAnsi="Calibri" w:cs="Calibri"/>
-          <w:rtl/>
-        </w:rPr>
-        <w:t>, שכל אחד מהם כלל 2,150 צמתים ו־5,035 קשתות. ממוצע ה־</w:t>
-      </w:r>
-      <w:proofErr w:type="spellStart"/>
-      <w:r>
-        <w:rPr>
-          <w:rFonts w:ascii="Calibri" w:eastAsia="Calibri" w:hAnsi="Calibri" w:cs="Calibri"/>
-        </w:rPr>
-        <w:t>In-Degree</w:t>
-      </w:r>
-      <w:proofErr w:type="spellEnd"/>
-      <w:r>
-        <w:rPr>
-          <w:rFonts w:ascii="Calibri" w:eastAsia="Calibri" w:hAnsi="Calibri" w:cs="Calibri"/>
-          <w:rtl/>
-        </w:rPr>
-        <w:t xml:space="preserve"> היה זהה מכוח אופן בניית קו הבסיס. לעומת זאת, ה־</w:t>
-      </w:r>
-      <w:proofErr w:type="spellStart"/>
-      <w:r>
-        <w:rPr>
-          <w:rFonts w:ascii="Calibri" w:eastAsia="Calibri" w:hAnsi="Calibri" w:cs="Calibri"/>
-        </w:rPr>
-        <w:t>In-Degree</w:t>
-      </w:r>
-      <w:proofErr w:type="spellEnd"/>
-      <w:r>
-        <w:rPr>
-          <w:rFonts w:ascii="Calibri" w:eastAsia="Calibri" w:hAnsi="Calibri" w:cs="Calibri"/>
-          <w:rtl/>
-        </w:rPr>
-        <w:t xml:space="preserve"> המרבי ברשת </w:t>
-      </w:r>
-      <w:proofErr w:type="spellStart"/>
+        <w:t xml:space="preserve"> </w:t>
+      </w:r>
+      <w:r>
+        <w:rPr>
+          <w:rtl/>
+        </w:rPr>
+        <w:t>בניתוח זנב התפלגות ה־</w:t>
+      </w:r>
+      <w:r>
+        <w:t xml:space="preserve">In-Degree </w:t>
+      </w:r>
+      <w:r>
+        <w:rPr>
+          <w:rtl/>
+        </w:rPr>
+        <w:t>התקבל מעריך</w:t>
+      </w:r>
+      <w:r>
+        <w:t xml:space="preserve"> α=2.6091, </w:t>
+      </w:r>
+      <w:r>
+        <w:rPr>
+          <w:rtl/>
+        </w:rPr>
+        <w:t>כאשר ההתאמה החלה ב־</w:t>
+      </w:r>
+      <w:r>
+        <w:t xml:space="preserve">x_min=4 </w:t>
+      </w:r>
+      <w:r>
+        <w:rPr>
+          <w:rtl/>
+        </w:rPr>
+        <w:t>וכללה 287 תצפיות. בהשוואת הנראות, מודל</w:t>
+      </w:r>
+      <w:r>
+        <w:t xml:space="preserve"> Power Law </w:t>
+      </w:r>
+      <w:r>
+        <w:rPr>
+          <w:rtl/>
+        </w:rPr>
+        <w:t>התאים לזנב טוב יותר באופן מובהק ממודל</w:t>
+      </w:r>
+      <w:r>
+        <w:t xml:space="preserve"> </w:t>
+      </w:r>
+      <w:r>
+        <w:rPr>
+          <w:rFonts w:hint="cs"/>
+          <w:rtl/>
+        </w:rPr>
+        <w:t xml:space="preserve"> </w:t>
+      </w:r>
+      <w:r>
+        <w:t xml:space="preserve">Exponential </w:t>
+      </w:r>
+      <w:r>
+        <w:rPr>
+          <w:rtl/>
+        </w:rPr>
+        <w:t>‏</w:t>
+      </w:r>
+      <w:r>
+        <w:t>(R=66.5555, p=0.000531)</w:t>
+      </w:r>
+      <w:r>
+        <w:rPr>
+          <w:rFonts w:hint="cs"/>
+          <w:rtl/>
+        </w:rPr>
+        <w:t>.</w:t>
+      </w:r>
+      <w:r>
+        <w:t xml:space="preserve"> </w:t>
+      </w:r>
+      <w:r>
+        <w:rPr>
+          <w:rtl/>
+        </w:rPr>
+        <w:t>לעומת זאת, לא התקבל הבדל מובהק בין</w:t>
+      </w:r>
+      <w:r>
+        <w:t xml:space="preserve"> Power Law </w:t>
+      </w:r>
+      <w:r>
+        <w:rPr>
+          <w:rtl/>
+        </w:rPr>
+        <w:t>ל־</w:t>
+      </w:r>
+      <w:r>
+        <w:t xml:space="preserve">Lognormal </w:t>
+      </w:r>
+      <w:r>
+        <w:rPr>
+          <w:rtl/>
+        </w:rPr>
+        <w:t>‏</w:t>
+      </w:r>
+      <w:r>
+        <w:t>(R=-0.0289, p=0.563750)</w:t>
+      </w:r>
+      <w:r>
+        <w:rPr>
+          <w:rFonts w:hint="cs"/>
+          <w:rtl/>
+        </w:rPr>
+        <w:t>.</w:t>
+      </w:r>
+      <w:r>
+        <w:t xml:space="preserve"> </w:t>
+      </w:r>
+      <w:r>
+        <w:rPr>
+          <w:rtl/>
+        </w:rPr>
+        <w:t>לכן התוצאות תומכות בתיאור ההתפלגות כבעלת זנב כבד, אך אינן מאפשרות לקבוע באופן חד־משמעי שהיא</w:t>
+      </w:r>
+      <w:r>
+        <w:rPr>
+          <w:rFonts w:hint="cs"/>
+          <w:rtl/>
+        </w:rPr>
+        <w:t xml:space="preserve"> </w:t>
+      </w:r>
+      <w:r>
+        <w:t>Power Law</w:t>
+      </w:r>
+      <w:r>
+        <w:rPr>
+          <w:rFonts w:hint="cs"/>
+          <w:rtl/>
+        </w:rPr>
+        <w:t xml:space="preserve">.   </w:t>
+      </w:r>
+    </w:p>
+    <w:p>
+      <w:pPr>
+        <w:bidi/>
+        <w:spacing w:line="240" w:lineRule="auto"/>
+        <w:rPr>
+          <w:rFonts w:ascii="Calibri" w:eastAsia="Calibri" w:hAnsi="Calibri" w:cs="Calibri"/>
+        </w:rPr>
+      </w:pPr>
+      <w:r>
+        <w:rPr>
+          <w:rFonts w:ascii="Calibri" w:eastAsia="Calibri" w:hAnsi="Calibri" w:cs="Calibri"/>
+          <w:rtl/>
+        </w:rPr>
+        <w:t xml:space="preserve">יחד, התוצאות מראות שרשת </w:t>
+      </w:r>
       <w:r>
         <w:rPr>
           <w:rFonts w:ascii="Calibri" w:eastAsia="Calibri" w:hAnsi="Calibri" w:cs="Calibri"/>
         </w:rPr>
         <w:t>Flowise</w:t>
       </w:r>
-      <w:proofErr w:type="spellEnd"/>
-      <w:r>
-        <w:rPr>
-          <w:rFonts w:ascii="Calibri" w:eastAsia="Calibri" w:hAnsi="Calibri" w:cs="Calibri"/>
-          <w:rtl/>
-        </w:rPr>
-        <w:t xml:space="preserve"> היה 126, בעוד שהממוצע בגרפים האקראיים היה 9.24 עם סטיית תקן של 0.89. מקדם ההתקבצות של הרשת היה 0.236456, לעומת ממוצע של 0.002257 בקו הבסיס. אף אחד מ־50 הגרפים האקראיים לא הגיע לערכים האמפיריים, ובשני המדדים התקבלה הסתברות אמפירית של 0.0196.</w:t>
-      </w:r>
-    </w:p>
-    <w:p>
-      <w:pPr>
-        <w:bidi/>
-        <w:spacing w:after="160" w:line="240" w:lineRule="auto"/>
-        <w:rPr>
-          <w:rFonts w:ascii="Calibri" w:eastAsia="Calibri" w:hAnsi="Calibri" w:cs="Calibri"/>
-        </w:rPr>
-      </w:pPr>
-      <w:r>
-        <w:rPr>
-          <w:rtl/>
-        </w:rPr>
-        <w:t>לצורך בדיקת</w:t>
-      </w:r>
-      <w:r>
-        <w:t xml:space="preserve"> </w:t>
-      </w:r>
-      <w:proofErr w:type="spellStart"/>
-      <w:r>
-        <w:t>Small-World</w:t>
-      </w:r>
-      <w:proofErr w:type="spellEnd"/>
-      <w:r>
-        <w:t xml:space="preserve"> </w:t>
-      </w:r>
-      <w:r>
-        <w:rPr>
-          <w:rtl/>
-        </w:rPr>
-        <w:t>חושבו המדדים על רכיב הקשירות הגדול ביותר; במסגרת חישוב זה מקדם ההתקבצות האקראי הממוצע היה 0.002278, ולכן יחס ההתקבצות היה 103.81</w:t>
-      </w:r>
-      <w:r>
-        <w:rPr>
-          <w:rFonts w:hint="cs"/>
-          <w:rtl/>
-        </w:rPr>
-        <w:t>.</w:t>
-      </w:r>
-      <w:r>
-        <w:rPr>
-          <w:rFonts w:hint="cs"/>
-          <w:rtl/>
-        </w:rPr>
-        <w:t xml:space="preserve"> </w:t>
-      </w:r>
-      <w:r>
-        <w:rPr>
-          <w:rFonts w:ascii="Calibri" w:eastAsia="Calibri" w:hAnsi="Calibri" w:cs="Calibri"/>
-          <w:rtl/>
-        </w:rPr>
-        <w:t xml:space="preserve">בהתאם לכך התקבל מקדם </w:t>
-      </w:r>
-      <w:proofErr w:type="spellStart"/>
-      <w:r>
-        <w:rPr>
-          <w:rFonts w:ascii="Calibri" w:eastAsia="Calibri" w:hAnsi="Calibri" w:cs="Calibri"/>
-        </w:rPr>
-        <w:t>Small-World</w:t>
-      </w:r>
-      <w:proofErr w:type="spellEnd"/>
-      <w:r>
-        <w:rPr>
-          <w:rFonts w:ascii="Calibri" w:eastAsia="Calibri" w:hAnsi="Calibri" w:cs="Calibri"/>
-          <w:rtl/>
-        </w:rPr>
-        <w:t xml:space="preserve"> של </w:t>
-      </w:r>
-      <w:r>
-        <w:rPr>
-          <w:rFonts w:ascii="Calibri" w:eastAsia="Calibri" w:hAnsi="Calibri" w:cs="Calibri"/>
-        </w:rPr>
-        <w:t>σ</w:t>
-      </w:r>
-      <w:r>
-        <w:rPr>
-          <w:rFonts w:ascii="Calibri" w:eastAsia="Calibri" w:hAnsi="Calibri" w:cs="Calibri"/>
-          <w:rtl/>
-        </w:rPr>
-        <w:t xml:space="preserve">=102.8999. השילוב בין התקבצות מקומית גבוהה מאוד לבין אורך מסלול גלובלי כמעט זהה לקו הבסיס מספק עדות כמותית חזקה לכך שרשת התלויות מציגה מאפייני </w:t>
-      </w:r>
-      <w:proofErr w:type="spellStart"/>
-      <w:r>
-        <w:rPr>
-          <w:rFonts w:ascii="Calibri" w:eastAsia="Calibri" w:hAnsi="Calibri" w:cs="Calibri"/>
-        </w:rPr>
-        <w:t>Small-World</w:t>
-      </w:r>
-      <w:proofErr w:type="spellEnd"/>
-      <w:r>
-        <w:rPr>
-          <w:rFonts w:ascii="Calibri" w:eastAsia="Calibri" w:hAnsi="Calibri" w:cs="Calibri"/>
-          <w:rtl/>
-        </w:rPr>
-        <w:t>.</w:t>
-      </w:r>
-    </w:p>
-    <w:p>
-      <w:pPr>
-        <w:bidi/>
-        <w:spacing w:after="160" w:line="240" w:lineRule="auto"/>
-        <w:rPr>
-          <w:rFonts w:ascii="Calibri" w:eastAsia="Calibri" w:hAnsi="Calibri" w:cs="Calibri"/>
-        </w:rPr>
-      </w:pPr>
-      <w:r>
-        <w:rPr>
-          <w:rFonts w:ascii="Calibri" w:eastAsia="Calibri" w:hAnsi="Calibri" w:cs="Calibri"/>
-          <w:rtl/>
-        </w:rPr>
-        <w:t xml:space="preserve"> בניתוח זנב התפלגות ה־</w:t>
-      </w:r>
-      <w:proofErr w:type="spellStart"/>
-      <w:r>
-        <w:rPr>
-          <w:rFonts w:ascii="Calibri" w:eastAsia="Calibri" w:hAnsi="Calibri" w:cs="Calibri"/>
-        </w:rPr>
-        <w:t>In-Degree</w:t>
-      </w:r>
-      <w:proofErr w:type="spellEnd"/>
-      <w:r>
-        <w:rPr>
-          <w:rFonts w:ascii="Calibri" w:eastAsia="Calibri" w:hAnsi="Calibri" w:cs="Calibri"/>
-          <w:rtl/>
-        </w:rPr>
-        <w:t xml:space="preserve"> התקבל מעריך </w:t>
-      </w:r>
-      <w:r>
-        <w:rPr>
-          <w:rFonts w:ascii="Calibri" w:eastAsia="Calibri" w:hAnsi="Calibri" w:cs="Calibri"/>
-        </w:rPr>
-        <w:t>α</w:t>
-      </w:r>
-      <w:r>
-        <w:rPr>
-          <w:rFonts w:ascii="Calibri" w:eastAsia="Calibri" w:hAnsi="Calibri" w:cs="Calibri"/>
-          <w:rtl/>
-        </w:rPr>
-        <w:t>=2.6091, כאשר ההתאמה החלה ב</w:t>
-      </w:r>
-      <w:proofErr w:type="spellStart"/>
-      <w:r>
-        <w:rPr>
-          <w:rFonts w:ascii="Calibri" w:eastAsia="Calibri" w:hAnsi="Calibri" w:cs="Calibri"/>
-        </w:rPr>
-        <w:t>Xmin</w:t>
-      </w:r>
-      <w:proofErr w:type="spellEnd"/>
-      <w:r>
-        <w:rPr>
-          <w:rFonts w:ascii="Calibri" w:eastAsia="Calibri" w:hAnsi="Calibri" w:cs="Calibri"/>
-          <w:rtl/>
-        </w:rPr>
-        <w:t xml:space="preserve"> = 4 וכללה 287 תצפיות. מודל </w:t>
-      </w:r>
-      <w:proofErr w:type="spellStart"/>
-      <w:r>
-        <w:rPr>
-          <w:rFonts w:ascii="Calibri" w:eastAsia="Calibri" w:hAnsi="Calibri" w:cs="Calibri"/>
-        </w:rPr>
-        <w:t>Power</w:t>
-      </w:r>
-      <w:proofErr w:type="spellEnd"/>
-      <w:r>
-        <w:rPr>
-          <w:rFonts w:ascii="Calibri" w:eastAsia="Calibri" w:hAnsi="Calibri" w:cs="Calibri"/>
-        </w:rPr>
-        <w:t xml:space="preserve"> </w:t>
-      </w:r>
-      <w:proofErr w:type="spellStart"/>
-      <w:r>
-        <w:rPr>
-          <w:rFonts w:ascii="Calibri" w:eastAsia="Calibri" w:hAnsi="Calibri" w:cs="Calibri"/>
-        </w:rPr>
-        <w:t>Law</w:t>
-      </w:r>
-      <w:proofErr w:type="spellEnd"/>
-      <w:r>
-        <w:rPr>
-          <w:rFonts w:ascii="Calibri" w:eastAsia="Calibri" w:hAnsi="Calibri" w:cs="Calibri"/>
-          <w:rtl/>
-        </w:rPr>
-        <w:t xml:space="preserve"> התאים לנתונים טוב יותר באופן מובהק ממודל </w:t>
-      </w:r>
-      <w:proofErr w:type="spellStart"/>
-      <w:r>
-        <w:rPr>
-          <w:rFonts w:ascii="Calibri" w:eastAsia="Calibri" w:hAnsi="Calibri" w:cs="Calibri"/>
-        </w:rPr>
-        <w:t>Exponential</w:t>
-      </w:r>
-      <w:proofErr w:type="spellEnd"/>
-      <w:r>
-        <w:rPr>
-          <w:rFonts w:ascii="Calibri" w:eastAsia="Calibri" w:hAnsi="Calibri" w:cs="Calibri"/>
-        </w:rPr>
-        <w:t xml:space="preserve"> </w:t>
-      </w:r>
-      <w:r>
-        <w:rPr>
-          <w:rFonts w:ascii="Calibri" w:eastAsia="Calibri" w:hAnsi="Calibri" w:cs="Calibri"/>
-        </w:rPr>
-        <w:br/>
-        <w:t>R=66.5555, p=0.000531)</w:t>
-      </w:r>
-      <w:r>
-        <w:rPr>
-          <w:rFonts w:ascii="Calibri" w:eastAsia="Calibri" w:hAnsi="Calibri" w:cs="Calibri"/>
-          <w:color w:val="FFFFFF"/>
-        </w:rPr>
-        <w:t>i</w:t>
-      </w:r>
-      <w:r>
-        <w:rPr>
-          <w:rFonts w:ascii="Calibri" w:eastAsia="Calibri" w:hAnsi="Calibri" w:cs="Calibri"/>
-          <w:rtl/>
-        </w:rPr>
-        <w:t xml:space="preserve">). לעומת זאת, ההשוואה מול </w:t>
-      </w:r>
-      <w:proofErr w:type="spellStart"/>
-      <w:r>
-        <w:rPr>
-          <w:rFonts w:ascii="Calibri" w:eastAsia="Calibri" w:hAnsi="Calibri" w:cs="Calibri"/>
-        </w:rPr>
-        <w:t>Lognormal</w:t>
-      </w:r>
-      <w:proofErr w:type="spellEnd"/>
-      <w:r>
-        <w:rPr>
-          <w:rFonts w:ascii="Calibri" w:eastAsia="Calibri" w:hAnsi="Calibri" w:cs="Calibri"/>
-          <w:rtl/>
-        </w:rPr>
-        <w:t xml:space="preserve"> לא הצביעה על יתרון מובהק לאחד המודלים (</w:t>
-      </w:r>
-      <w:r>
-        <w:rPr>
-          <w:rFonts w:ascii="Calibri" w:eastAsia="Calibri" w:hAnsi="Calibri" w:cs="Calibri"/>
-        </w:rPr>
-        <w:t>R=−0.0289, p</w:t>
-      </w:r>
-      <w:r>
-        <w:rPr>
-          <w:rFonts w:ascii="Calibri" w:eastAsia="Calibri" w:hAnsi="Calibri" w:cs="Calibri"/>
-          <w:rtl/>
-        </w:rPr>
-        <w:t xml:space="preserve">=0.563750). מכאן שהתפלגות הדרגות היא בעלת זנב כבד ואינה </w:t>
-      </w:r>
-      <w:proofErr w:type="spellStart"/>
-      <w:r>
-        <w:rPr>
-          <w:rFonts w:ascii="Calibri" w:eastAsia="Calibri" w:hAnsi="Calibri" w:cs="Calibri"/>
-        </w:rPr>
-        <w:t>Exponential</w:t>
-      </w:r>
-      <w:proofErr w:type="spellEnd"/>
-      <w:r>
-        <w:rPr>
-          <w:rFonts w:ascii="Calibri" w:eastAsia="Calibri" w:hAnsi="Calibri" w:cs="Calibri"/>
-          <w:rtl/>
-        </w:rPr>
-        <w:t xml:space="preserve">, בעוד שגם </w:t>
-      </w:r>
-      <w:proofErr w:type="spellStart"/>
-      <w:r>
-        <w:rPr>
-          <w:rFonts w:ascii="Calibri" w:eastAsia="Calibri" w:hAnsi="Calibri" w:cs="Calibri"/>
-        </w:rPr>
-        <w:t>Power</w:t>
-      </w:r>
-      <w:proofErr w:type="spellEnd"/>
-      <w:r>
-        <w:rPr>
-          <w:rFonts w:ascii="Calibri" w:eastAsia="Calibri" w:hAnsi="Calibri" w:cs="Calibri"/>
-        </w:rPr>
-        <w:t xml:space="preserve"> </w:t>
-      </w:r>
-      <w:proofErr w:type="spellStart"/>
-      <w:r>
-        <w:rPr>
-          <w:rFonts w:ascii="Calibri" w:eastAsia="Calibri" w:hAnsi="Calibri" w:cs="Calibri"/>
-        </w:rPr>
-        <w:t>Law</w:t>
-      </w:r>
-      <w:proofErr w:type="spellEnd"/>
-      <w:r>
-        <w:rPr>
-          <w:rFonts w:ascii="Calibri" w:eastAsia="Calibri" w:hAnsi="Calibri" w:cs="Calibri"/>
-          <w:rtl/>
-        </w:rPr>
-        <w:t xml:space="preserve"> וגם </w:t>
-      </w:r>
-      <w:proofErr w:type="spellStart"/>
-      <w:r>
-        <w:rPr>
-          <w:rFonts w:ascii="Calibri" w:eastAsia="Calibri" w:hAnsi="Calibri" w:cs="Calibri"/>
-        </w:rPr>
-        <w:t>Lognormal</w:t>
-      </w:r>
-      <w:proofErr w:type="spellEnd"/>
-      <w:r>
-        <w:rPr>
-          <w:rFonts w:ascii="Calibri" w:eastAsia="Calibri" w:hAnsi="Calibri" w:cs="Calibri"/>
-          <w:rtl/>
-        </w:rPr>
-        <w:t xml:space="preserve"> מספקים תיאורים אפשריים של הזנב.</w:t>
-      </w:r>
-    </w:p>
-    <w:p>
-      <w:pPr>
-        <w:bidi/>
-        <w:spacing w:line="240" w:lineRule="auto"/>
-        <w:rPr>
-          <w:rFonts w:ascii="Calibri" w:eastAsia="Calibri" w:hAnsi="Calibri" w:cs="Calibri"/>
-        </w:rPr>
-      </w:pPr>
-      <w:r>
-        <w:rPr>
-          <w:rFonts w:ascii="Calibri" w:eastAsia="Calibri" w:hAnsi="Calibri" w:cs="Calibri"/>
-          <w:rtl/>
-        </w:rPr>
-        <w:t xml:space="preserve">יחד, התוצאות מראות שרשת </w:t>
-      </w:r>
-      <w:proofErr w:type="spellStart"/>
-      <w:r>
-        <w:rPr>
-          <w:rFonts w:ascii="Calibri" w:eastAsia="Calibri" w:hAnsi="Calibri" w:cs="Calibri"/>
-        </w:rPr>
-        <w:t>Flowise</w:t>
-      </w:r>
-      <w:proofErr w:type="spellEnd"/>
       <w:r>
         <w:rPr>
           <w:rFonts w:ascii="Calibri" w:eastAsia="Calibri" w:hAnsi="Calibri" w:cs="Calibri"/>
@@ -5087,14 +4119,12 @@
         </w:rPr>
         <w:t xml:space="preserve"> אינה מאורגנת כפיזור אקראי של קשרים. היא משלבת </w:t>
       </w:r>
-      <w:proofErr w:type="spellStart"/>
       <w:r>
         <w:rPr>
           <w:rFonts w:ascii="Calibri" w:eastAsia="Calibri" w:hAnsi="Calibri" w:cs="Calibri"/>
         </w:rPr>
         <w:t>hubs</w:t>
       </w:r>
-      <w:proofErr w:type="spellEnd"/>
       <w:r>
         <w:rPr>
           <w:rFonts w:ascii="Calibri" w:eastAsia="Calibri" w:hAnsi="Calibri" w:cs="Calibri"/>
@@ -5178,14 +4208,12 @@
         </w:rPr>
         <w:t xml:space="preserve"> השוואת זנב התפלגות ה־</w:t>
       </w:r>
-      <w:proofErr w:type="spellStart"/>
       <w:r>
         <w:rPr>
           <w:rFonts w:ascii="Calibri" w:eastAsia="Calibri" w:hAnsi="Calibri" w:cs="Calibri"/>
         </w:rPr>
         <w:t>In-Degree</w:t>
       </w:r>
-      <w:proofErr w:type="spellEnd"/>
       <w:r>
         <w:rPr>
           <w:rFonts w:ascii="Calibri" w:eastAsia="Calibri" w:hAnsi="Calibri" w:cs="Calibri"/>
@@ -5193,28 +4221,12 @@
         </w:rPr>
         <w:t xml:space="preserve"> למודלי </w:t>
       </w:r>
-      <w:proofErr w:type="spellStart"/>
-      <w:r>
-        <w:rPr>
-          <w:rFonts w:ascii="Calibri" w:eastAsia="Calibri" w:hAnsi="Calibri" w:cs="Calibri"/>
-        </w:rPr>
-        <w:t>Power</w:t>
-      </w:r>
-      <w:proofErr w:type="spellEnd"/>
-      <w:r>
-        <w:rPr>
-          <w:rFonts w:ascii="Calibri" w:eastAsia="Calibri" w:hAnsi="Calibri" w:cs="Calibri"/>
-        </w:rPr>
-        <w:t xml:space="preserve"> </w:t>
-      </w:r>
-      <w:proofErr w:type="spellStart"/>
-      <w:r>
-        <w:rPr>
-          <w:rFonts w:ascii="Calibri" w:eastAsia="Calibri" w:hAnsi="Calibri" w:cs="Calibri"/>
-        </w:rPr>
-        <w:t>Law</w:t>
-      </w:r>
-      <w:proofErr w:type="spellEnd"/>
+      <w:r>
+        <w:rPr>
+          <w:rFonts w:ascii="Calibri" w:eastAsia="Calibri" w:hAnsi="Calibri" w:cs="Calibri"/>
+        </w:rPr>
+        <w:t>Power Law</w:t>
+      </w:r>
       <w:r>
         <w:rPr>
           <w:rFonts w:ascii="Calibri" w:eastAsia="Calibri" w:hAnsi="Calibri" w:cs="Calibri"/>
@@ -5222,14 +4234,12 @@
         </w:rPr>
         <w:t xml:space="preserve"> ו־</w:t>
       </w:r>
-      <w:proofErr w:type="spellStart"/>
       <w:r>
         <w:rPr>
           <w:rFonts w:ascii="Calibri" w:eastAsia="Calibri" w:hAnsi="Calibri" w:cs="Calibri"/>
         </w:rPr>
         <w:t>Lognormal</w:t>
       </w:r>
-      <w:proofErr w:type="spellEnd"/>
       <w:r>
         <w:rPr>
           <w:rFonts w:ascii="Calibri" w:eastAsia="Calibri" w:hAnsi="Calibri" w:cs="Calibri"/>
@@ -5250,14 +4260,12 @@
         </w:rPr>
         <w:t xml:space="preserve"> מציג את ההסתברות שה־</w:t>
       </w:r>
-      <w:proofErr w:type="spellStart"/>
       <w:r>
         <w:rPr>
           <w:rFonts w:ascii="Calibri" w:eastAsia="Calibri" w:hAnsi="Calibri" w:cs="Calibri"/>
         </w:rPr>
         <w:t>In-Degree</w:t>
       </w:r>
-      <w:proofErr w:type="spellEnd"/>
       <w:r>
         <w:rPr>
           <w:rFonts w:ascii="Calibri" w:eastAsia="Calibri" w:hAnsi="Calibri" w:cs="Calibri"/>
@@ -5265,28 +4273,12 @@
         </w:rPr>
         <w:t xml:space="preserve"> של חבילה יהיה לפחות ערך נתון. שני המודלים עוקבים מקרוב אחר הנתונים האמפיריים, בעוד שמודל </w:t>
       </w:r>
-      <w:proofErr w:type="spellStart"/>
-      <w:r>
-        <w:rPr>
-          <w:rFonts w:ascii="Calibri" w:eastAsia="Calibri" w:hAnsi="Calibri" w:cs="Calibri"/>
-        </w:rPr>
-        <w:t>Power</w:t>
-      </w:r>
-      <w:proofErr w:type="spellEnd"/>
-      <w:r>
-        <w:rPr>
-          <w:rFonts w:ascii="Calibri" w:eastAsia="Calibri" w:hAnsi="Calibri" w:cs="Calibri"/>
-        </w:rPr>
-        <w:t xml:space="preserve"> </w:t>
-      </w:r>
-      <w:proofErr w:type="spellStart"/>
-      <w:r>
-        <w:rPr>
-          <w:rFonts w:ascii="Calibri" w:eastAsia="Calibri" w:hAnsi="Calibri" w:cs="Calibri"/>
-        </w:rPr>
-        <w:t>Law</w:t>
-      </w:r>
-      <w:proofErr w:type="spellEnd"/>
+      <w:r>
+        <w:rPr>
+          <w:rFonts w:ascii="Calibri" w:eastAsia="Calibri" w:hAnsi="Calibri" w:cs="Calibri"/>
+        </w:rPr>
+        <w:t>Power Law</w:t>
+      </w:r>
       <w:r>
         <w:rPr>
           <w:rFonts w:ascii="Calibri" w:eastAsia="Calibri" w:hAnsi="Calibri" w:cs="Calibri"/>
@@ -5294,19 +4286,11 @@
         </w:rPr>
         <w:t xml:space="preserve"> נמצא עדיף באופן מובהק על </w:t>
       </w:r>
-      <w:proofErr w:type="spellStart"/>
-      <w:r>
-        <w:rPr>
-          <w:rFonts w:ascii="Calibri" w:eastAsia="Calibri" w:hAnsi="Calibri" w:cs="Calibri"/>
-        </w:rPr>
-        <w:t>Exponential</w:t>
-      </w:r>
-      <w:proofErr w:type="spellEnd"/>
-      <w:r>
-        <w:rPr>
-          <w:rFonts w:ascii="Calibri" w:eastAsia="Calibri" w:hAnsi="Calibri" w:cs="Calibri"/>
-        </w:rPr>
-        <w:t xml:space="preserve">. </w:t>
+      <w:r>
+        <w:rPr>
+          <w:rFonts w:ascii="Calibri" w:eastAsia="Calibri" w:hAnsi="Calibri" w:cs="Calibri"/>
+        </w:rPr>
+        <w:t xml:space="preserve">Exponential. </w:t>
       </w:r>
     </w:p>
     <w:p>
@@ -5350,14 +4334,12 @@
         </w:rPr>
         <w:t xml:space="preserve">בהסרה הממוקדת הוסרו 50 החבילות בעלות </w:t>
       </w:r>
-      <w:proofErr w:type="spellStart"/>
       <w:r>
         <w:rPr>
           <w:rFonts w:ascii="Calibri" w:eastAsia="Calibri" w:hAnsi="Calibri" w:cs="Calibri"/>
         </w:rPr>
         <w:t>Betweenness</w:t>
       </w:r>
-      <w:proofErr w:type="spellEnd"/>
       <w:r>
         <w:rPr>
           <w:rFonts w:ascii="Calibri" w:eastAsia="Calibri" w:hAnsi="Calibri" w:cs="Calibri"/>
@@ -5408,39 +4390,7 @@
           <w:rFonts w:ascii="Calibri" w:eastAsia="Calibri" w:hAnsi="Calibri" w:cs="Calibri"/>
           <w:rtl/>
         </w:rPr>
-        <w:t xml:space="preserve">הממצא מראה שקבוצה קטנה של חבילות גשר משפיעה באופן </w:t>
-      </w:r>
-      <w:proofErr w:type="spellStart"/>
-      <w:r>
-        <w:rPr>
-          <w:rFonts w:ascii="Calibri" w:eastAsia="Calibri" w:hAnsi="Calibri" w:cs="Calibri"/>
-          <w:rtl/>
-        </w:rPr>
-        <w:t>לא־פרופורציונלי</w:t>
-      </w:r>
-      <w:proofErr w:type="spellEnd"/>
-      <w:r>
-        <w:rPr>
-          <w:rFonts w:ascii="Calibri" w:eastAsia="Calibri" w:hAnsi="Calibri" w:cs="Calibri"/>
-          <w:rtl/>
-        </w:rPr>
-        <w:t xml:space="preserve"> על הקשירות המבנית של </w:t>
-      </w:r>
-      <w:proofErr w:type="spellStart"/>
-      <w:r>
-        <w:rPr>
-          <w:rFonts w:ascii="Calibri" w:eastAsia="Calibri" w:hAnsi="Calibri" w:cs="Calibri"/>
-          <w:rtl/>
-        </w:rPr>
-        <w:t>האקוסיסטם</w:t>
-      </w:r>
-      <w:proofErr w:type="spellEnd"/>
-      <w:r>
-        <w:rPr>
-          <w:rFonts w:ascii="Calibri" w:eastAsia="Calibri" w:hAnsi="Calibri" w:cs="Calibri"/>
-          <w:rtl/>
-        </w:rPr>
-        <w:t>.</w:t>
+        <w:t>הממצא מראה שקבוצה קטנה של חבילות גשר משפיעה באופן לא־פרופורציונלי על הקשירות המבנית של האקוסיסטם.</w:t>
       </w:r>
     </w:p>
     <w:p>
@@ -5518,28 +4468,12 @@
         </w:rPr>
         <w:t xml:space="preserve"> השוואה בין הסרה ממוקדת סטטית לפי </w:t>
       </w:r>
-      <w:proofErr w:type="spellStart"/>
-      <w:r>
-        <w:rPr>
-          <w:rFonts w:ascii="Calibri" w:eastAsia="Calibri" w:hAnsi="Calibri" w:cs="Calibri"/>
-        </w:rPr>
-        <w:t>Betweenness</w:t>
-      </w:r>
-      <w:proofErr w:type="spellEnd"/>
-      <w:r>
-        <w:rPr>
-          <w:rFonts w:ascii="Calibri" w:eastAsia="Calibri" w:hAnsi="Calibri" w:cs="Calibri"/>
-        </w:rPr>
-        <w:t xml:space="preserve"> </w:t>
-      </w:r>
-      <w:proofErr w:type="spellStart"/>
-      <w:r>
-        <w:rPr>
-          <w:rFonts w:ascii="Calibri" w:eastAsia="Calibri" w:hAnsi="Calibri" w:cs="Calibri"/>
-        </w:rPr>
-        <w:t>Centrality</w:t>
-      </w:r>
-      <w:proofErr w:type="spellEnd"/>
+      <w:r>
+        <w:rPr>
+          <w:rFonts w:ascii="Calibri" w:eastAsia="Calibri" w:hAnsi="Calibri" w:cs="Calibri"/>
+        </w:rPr>
+        <w:t>Betweenness Centrality</w:t>
+      </w:r>
       <w:r>
         <w:rPr>
           <w:rFonts w:ascii="Calibri" w:eastAsia="Calibri" w:hAnsi="Calibri" w:cs="Calibri"/>
@@ -5570,55 +4504,7 @@
           <w:szCs w:val="26"/>
           <w:rtl/>
         </w:rPr>
-        <w:t xml:space="preserve">4.6 </w:t>
-      </w:r>
-      <w:proofErr w:type="spellStart"/>
-      <w:r>
-        <w:rPr>
-          <w:rFonts w:ascii="Calibri" w:eastAsia="Calibri" w:hAnsi="Calibri" w:cs="Calibri"/>
-          <w:b/>
-          <w:bCs/>
-          <w:sz w:val="26"/>
-          <w:szCs w:val="26"/>
-          <w:rtl/>
-        </w:rPr>
-        <w:t>תעדוף</w:t>
-      </w:r>
-      <w:proofErr w:type="spellEnd"/>
-      <w:r>
-        <w:rPr>
-          <w:rFonts w:ascii="Calibri" w:eastAsia="Calibri" w:hAnsi="Calibri" w:cs="Calibri"/>
-          <w:b/>
-          <w:bCs/>
-          <w:sz w:val="26"/>
-          <w:szCs w:val="26"/>
-          <w:rtl/>
-        </w:rPr>
-        <w:t xml:space="preserve"> </w:t>
-      </w:r>
-      <w:proofErr w:type="spellStart"/>
-      <w:r>
-        <w:rPr>
-          <w:rFonts w:ascii="Calibri" w:eastAsia="Calibri" w:hAnsi="Calibri" w:cs="Calibri"/>
-          <w:b/>
-          <w:bCs/>
-          <w:sz w:val="26"/>
-          <w:szCs w:val="26"/>
-          <w:rtl/>
-        </w:rPr>
-        <w:t>פגיעויות</w:t>
-      </w:r>
-      <w:proofErr w:type="spellEnd"/>
-      <w:r>
-        <w:rPr>
-          <w:rFonts w:ascii="Calibri" w:eastAsia="Calibri" w:hAnsi="Calibri" w:cs="Calibri"/>
-          <w:b/>
-          <w:bCs/>
-          <w:sz w:val="26"/>
-          <w:szCs w:val="26"/>
-          <w:rtl/>
-        </w:rPr>
-        <w:t xml:space="preserve"> ברמת גרסה באמצעות מרכזיות טופולוגית </w:t>
+        <w:t xml:space="preserve">4.6 תעדוף פגיעויות ברמת גרסה באמצעות מרכזיות טופולוגית </w:t>
       </w:r>
     </w:p>
     <w:p>
@@ -5637,14 +4523,12 @@
         </w:rPr>
         <w:t xml:space="preserve">בבדיקה האוטומטית נותחו 2,560 צירופי החבילה–גרסה שנפתרו עבור </w:t>
       </w:r>
-      <w:proofErr w:type="spellStart"/>
       <w:r>
         <w:rPr>
           <w:rFonts w:ascii="Calibri" w:eastAsia="Calibri" w:hAnsi="Calibri" w:cs="Calibri"/>
         </w:rPr>
         <w:t>Flowise</w:t>
       </w:r>
-      <w:proofErr w:type="spellEnd"/>
       <w:r>
         <w:rPr>
           <w:rFonts w:ascii="Calibri" w:eastAsia="Calibri" w:hAnsi="Calibri" w:cs="Calibri"/>
@@ -5652,14 +4536,12 @@
         </w:rPr>
         <w:t xml:space="preserve"> 3.1.2. עבור כל גרסה נשלפו ה־</w:t>
       </w:r>
-      <w:proofErr w:type="spellStart"/>
       <w:r>
         <w:rPr>
           <w:rFonts w:ascii="Calibri" w:eastAsia="Calibri" w:hAnsi="Calibri" w:cs="Calibri"/>
         </w:rPr>
         <w:t>advisories</w:t>
       </w:r>
-      <w:proofErr w:type="spellEnd"/>
       <w:r>
         <w:rPr>
           <w:rFonts w:ascii="Calibri" w:eastAsia="Calibri" w:hAnsi="Calibri" w:cs="Calibri"/>
@@ -5667,14 +4549,12 @@
         </w:rPr>
         <w:t xml:space="preserve"> הידועים כמשפיעים עליה ישירות. הבדיקה זיהתה 151 מזהי </w:t>
       </w:r>
-      <w:proofErr w:type="spellStart"/>
       <w:r>
         <w:rPr>
           <w:rFonts w:ascii="Calibri" w:eastAsia="Calibri" w:hAnsi="Calibri" w:cs="Calibri"/>
         </w:rPr>
         <w:t>advisory</w:t>
       </w:r>
-      <w:proofErr w:type="spellEnd"/>
       <w:r>
         <w:rPr>
           <w:rFonts w:ascii="Calibri" w:eastAsia="Calibri" w:hAnsi="Calibri" w:cs="Calibri"/>
@@ -5731,50 +4611,18 @@
         </w:rPr>
         <w:t xml:space="preserve">מבין 47 החבילות המושפעות, 24 דורגו בעשירון העליון לפי </w:t>
       </w:r>
-      <w:proofErr w:type="spellStart"/>
-      <w:r>
-        <w:rPr>
-          <w:rFonts w:ascii="Calibri" w:eastAsia="Calibri" w:hAnsi="Calibri" w:cs="Calibri"/>
-        </w:rPr>
-        <w:t>Betweenness</w:t>
-      </w:r>
-      <w:proofErr w:type="spellEnd"/>
-      <w:r>
-        <w:rPr>
-          <w:rFonts w:ascii="Calibri" w:eastAsia="Calibri" w:hAnsi="Calibri" w:cs="Calibri"/>
-        </w:rPr>
-        <w:t xml:space="preserve"> </w:t>
-      </w:r>
-      <w:proofErr w:type="spellStart"/>
-      <w:r>
-        <w:rPr>
-          <w:rFonts w:ascii="Calibri" w:eastAsia="Calibri" w:hAnsi="Calibri" w:cs="Calibri"/>
-        </w:rPr>
-        <w:t>Centrality</w:t>
-      </w:r>
-      <w:proofErr w:type="spellEnd"/>
-      <w:r>
-        <w:rPr>
-          <w:rFonts w:ascii="Calibri" w:eastAsia="Calibri" w:hAnsi="Calibri" w:cs="Calibri"/>
-          <w:rtl/>
-        </w:rPr>
-        <w:t xml:space="preserve">, לעומת 4.70 חבילות בלבד שהיו צפויות תחת בחירה אקראית. בדיקת ההעשרה </w:t>
-      </w:r>
-      <w:proofErr w:type="spellStart"/>
-      <w:r>
-        <w:rPr>
-          <w:rFonts w:ascii="Calibri" w:eastAsia="Calibri" w:hAnsi="Calibri" w:cs="Calibri"/>
-          <w:rtl/>
-        </w:rPr>
-        <w:t>ההיפרגאומטרית</w:t>
-      </w:r>
-      <w:proofErr w:type="spellEnd"/>
-      <w:r>
-        <w:rPr>
-          <w:rFonts w:ascii="Calibri" w:eastAsia="Calibri" w:hAnsi="Calibri" w:cs="Calibri"/>
-          <w:rtl/>
-        </w:rPr>
-        <w:t xml:space="preserve"> נתנה ערך של </w:t>
+      <w:r>
+        <w:rPr>
+          <w:rFonts w:ascii="Calibri" w:eastAsia="Calibri" w:hAnsi="Calibri" w:cs="Calibri"/>
+        </w:rPr>
+        <w:t>Betweenness Centrality</w:t>
+      </w:r>
+      <w:r>
+        <w:rPr>
+          <w:rFonts w:ascii="Calibri" w:eastAsia="Calibri" w:hAnsi="Calibri" w:cs="Calibri"/>
+          <w:rtl/>
+        </w:rPr>
+        <w:t xml:space="preserve">, לעומת 4.70 חבילות בלבד שהיו צפויות תחת בחירה אקראית. בדיקת ההעשרה ההיפרגאומטרית נתנה ערך של </w:t>
       </w:r>
       <w:r>
         <w:rPr>
@@ -5819,14 +4667,12 @@
         </w:rPr>
         <w:t xml:space="preserve">התוצאות מצביעות על ריכוז מובהק של חבילות מושפעות בעמדות גשר מרכזיות. </w:t>
       </w:r>
-      <w:proofErr w:type="spellStart"/>
       <w:r>
         <w:rPr>
           <w:rFonts w:ascii="Calibri" w:eastAsia="Calibri" w:hAnsi="Calibri" w:cs="Calibri"/>
         </w:rPr>
         <w:t>form-data</w:t>
       </w:r>
-      <w:proofErr w:type="spellEnd"/>
       <w:r>
         <w:rPr>
           <w:rFonts w:ascii="Calibri" w:eastAsia="Calibri" w:hAnsi="Calibri" w:cs="Calibri"/>
@@ -5834,14 +4680,12 @@
         </w:rPr>
         <w:t xml:space="preserve"> דורגה במקום השלישי והושפעה מ־</w:t>
       </w:r>
-      <w:proofErr w:type="spellStart"/>
       <w:r>
         <w:rPr>
           <w:rFonts w:ascii="Calibri" w:eastAsia="Calibri" w:hAnsi="Calibri" w:cs="Calibri"/>
         </w:rPr>
         <w:t>advisory</w:t>
       </w:r>
-      <w:proofErr w:type="spellEnd"/>
       <w:r>
         <w:rPr>
           <w:rFonts w:ascii="Calibri" w:eastAsia="Calibri" w:hAnsi="Calibri" w:cs="Calibri"/>
@@ -5875,28 +4719,12 @@
         </w:rPr>
         <w:t xml:space="preserve">4 של 9.4. החבילה </w:t>
       </w:r>
-      <w:proofErr w:type="spellStart"/>
-      <w:r>
-        <w:rPr>
-          <w:rFonts w:ascii="Calibri" w:eastAsia="Calibri" w:hAnsi="Calibri" w:cs="Calibri"/>
-        </w:rPr>
-        <w:t>grpc</w:t>
-      </w:r>
-      <w:proofErr w:type="spellEnd"/>
-      <w:r>
-        <w:rPr>
-          <w:rFonts w:ascii="Calibri" w:eastAsia="Calibri" w:hAnsi="Calibri" w:cs="Calibri"/>
-        </w:rPr>
-        <w:t>/</w:t>
-      </w:r>
-      <w:proofErr w:type="spellStart"/>
-      <w:r>
-        <w:rPr>
-          <w:rFonts w:ascii="Calibri" w:eastAsia="Calibri" w:hAnsi="Calibri" w:cs="Calibri"/>
-        </w:rPr>
-        <w:t>grpc-js</w:t>
-      </w:r>
-      <w:proofErr w:type="spellEnd"/>
+      <w:r>
+        <w:rPr>
+          <w:rFonts w:ascii="Calibri" w:eastAsia="Calibri" w:hAnsi="Calibri" w:cs="Calibri"/>
+        </w:rPr>
+        <w:t>grpc/grpc-js</w:t>
+      </w:r>
       <w:r>
         <w:rPr>
           <w:rFonts w:ascii="Calibri" w:eastAsia="Calibri" w:hAnsi="Calibri" w:cs="Calibri"/>
@@ -5904,14 +4732,12 @@
         </w:rPr>
         <w:t xml:space="preserve">@ דורגה במקום הרביעי. </w:t>
       </w:r>
-      <w:proofErr w:type="spellStart"/>
       <w:r>
         <w:rPr>
           <w:rFonts w:ascii="Calibri" w:eastAsia="Calibri" w:hAnsi="Calibri" w:cs="Calibri"/>
         </w:rPr>
         <w:t>protobufjs</w:t>
       </w:r>
-      <w:proofErr w:type="spellEnd"/>
       <w:r>
         <w:rPr>
           <w:rFonts w:ascii="Calibri" w:eastAsia="Calibri" w:hAnsi="Calibri" w:cs="Calibri"/>
@@ -5932,14 +4758,12 @@
         </w:rPr>
         <w:t xml:space="preserve"> של 9.8, ואילו </w:t>
       </w:r>
-      <w:proofErr w:type="spellStart"/>
       <w:r>
         <w:rPr>
           <w:rFonts w:ascii="Calibri" w:eastAsia="Calibri" w:hAnsi="Calibri" w:cs="Calibri"/>
         </w:rPr>
         <w:t>axios</w:t>
       </w:r>
-      <w:proofErr w:type="spellEnd"/>
       <w:r>
         <w:rPr>
           <w:rFonts w:ascii="Calibri" w:eastAsia="Calibri" w:hAnsi="Calibri" w:cs="Calibri"/>
@@ -5947,14 +4771,12 @@
         </w:rPr>
         <w:t xml:space="preserve"> דורגה במקום 43 והושפעה מ־33 </w:t>
       </w:r>
-      <w:proofErr w:type="spellStart"/>
       <w:r>
         <w:rPr>
           <w:rFonts w:ascii="Calibri" w:eastAsia="Calibri" w:hAnsi="Calibri" w:cs="Calibri"/>
         </w:rPr>
         <w:t>advisories</w:t>
       </w:r>
-      <w:proofErr w:type="spellEnd"/>
       <w:r>
         <w:rPr>
           <w:rFonts w:ascii="Calibri" w:eastAsia="Calibri" w:hAnsi="Calibri" w:cs="Calibri"/>
@@ -5979,14 +4801,12 @@
         </w:rPr>
         <w:t xml:space="preserve">הממצא מדגים את הערך המוסף של השיטה: </w:t>
       </w:r>
-      <w:proofErr w:type="spellStart"/>
       <w:r>
         <w:rPr>
           <w:rFonts w:ascii="Calibri" w:eastAsia="Calibri" w:hAnsi="Calibri" w:cs="Calibri"/>
         </w:rPr>
         <w:t>advisory</w:t>
       </w:r>
-      <w:proofErr w:type="spellEnd"/>
       <w:r>
         <w:rPr>
           <w:rFonts w:ascii="Calibri" w:eastAsia="Calibri" w:hAnsi="Calibri" w:cs="Calibri"/>
@@ -5994,66 +4814,18 @@
         </w:rPr>
         <w:t xml:space="preserve"> מזהה פגיעות המשפיעה על גרסה מדויקת, ואילו </w:t>
       </w:r>
-      <w:proofErr w:type="spellStart"/>
-      <w:r>
-        <w:rPr>
-          <w:rFonts w:ascii="Calibri" w:eastAsia="Calibri" w:hAnsi="Calibri" w:cs="Calibri"/>
-        </w:rPr>
-        <w:t>Betweenness</w:t>
-      </w:r>
-      <w:proofErr w:type="spellEnd"/>
-      <w:r>
-        <w:rPr>
-          <w:rFonts w:ascii="Calibri" w:eastAsia="Calibri" w:hAnsi="Calibri" w:cs="Calibri"/>
-        </w:rPr>
-        <w:t xml:space="preserve"> </w:t>
-      </w:r>
-      <w:proofErr w:type="spellStart"/>
-      <w:r>
-        <w:rPr>
-          <w:rFonts w:ascii="Calibri" w:eastAsia="Calibri" w:hAnsi="Calibri" w:cs="Calibri"/>
-        </w:rPr>
-        <w:t>Centrality</w:t>
-      </w:r>
-      <w:proofErr w:type="spellEnd"/>
-      <w:r>
-        <w:rPr>
-          <w:rFonts w:ascii="Calibri" w:eastAsia="Calibri" w:hAnsi="Calibri" w:cs="Calibri"/>
-          <w:rtl/>
-        </w:rPr>
-        <w:t xml:space="preserve"> מעריך את חשיבות החבילה למבנה </w:t>
-      </w:r>
-      <w:proofErr w:type="spellStart"/>
-      <w:r>
-        <w:rPr>
-          <w:rFonts w:ascii="Calibri" w:eastAsia="Calibri" w:hAnsi="Calibri" w:cs="Calibri"/>
-          <w:rtl/>
-        </w:rPr>
-        <w:t>האקוסיסטם</w:t>
-      </w:r>
-      <w:proofErr w:type="spellEnd"/>
-      <w:r>
-        <w:rPr>
-          <w:rFonts w:ascii="Calibri" w:eastAsia="Calibri" w:hAnsi="Calibri" w:cs="Calibri"/>
-          <w:rtl/>
-        </w:rPr>
-        <w:t xml:space="preserve">. שילוב שני הממדים מאפשר להעניק עדיפות גבוהה יותר </w:t>
-      </w:r>
-      <w:proofErr w:type="spellStart"/>
-      <w:r>
-        <w:rPr>
-          <w:rFonts w:ascii="Calibri" w:eastAsia="Calibri" w:hAnsi="Calibri" w:cs="Calibri"/>
-          <w:rtl/>
-        </w:rPr>
-        <w:t>לפגיעויות</w:t>
-      </w:r>
-      <w:proofErr w:type="spellEnd"/>
-      <w:r>
-        <w:rPr>
-          <w:rFonts w:ascii="Calibri" w:eastAsia="Calibri" w:hAnsi="Calibri" w:cs="Calibri"/>
-          <w:rtl/>
-        </w:rPr>
-        <w:t xml:space="preserve"> המופיעות בחבילות גשר מערכתיות </w:t>
+      <w:r>
+        <w:rPr>
+          <w:rFonts w:ascii="Calibri" w:eastAsia="Calibri" w:hAnsi="Calibri" w:cs="Calibri"/>
+        </w:rPr>
+        <w:t>Betweenness Centrality</w:t>
+      </w:r>
+      <w:r>
+        <w:rPr>
+          <w:rFonts w:ascii="Calibri" w:eastAsia="Calibri" w:hAnsi="Calibri" w:cs="Calibri"/>
+          <w:rtl/>
+        </w:rPr>
+        <w:t xml:space="preserve"> מעריך את חשיבות החבילה למבנה האקוסיסטם. שילוב שני הממדים מאפשר להעניק עדיפות גבוהה יותר לפגיעויות המופיעות בחבילות גשר מערכתיות </w:t>
       </w:r>
       <w:hyperlink w:anchor="gobocjq8vj16">
         <w:r>
@@ -6105,14 +4877,12 @@
         </w:rPr>
         <w:t xml:space="preserve">בניסוי חקרני משלים, מדד </w:t>
       </w:r>
-      <w:proofErr w:type="spellStart"/>
       <w:r>
         <w:rPr>
           <w:rFonts w:ascii="Calibri" w:eastAsia="Calibri" w:hAnsi="Calibri" w:cs="Calibri"/>
         </w:rPr>
         <w:t>Jaccard</w:t>
       </w:r>
-      <w:proofErr w:type="spellEnd"/>
       <w:r>
         <w:rPr>
           <w:rFonts w:ascii="Calibri" w:eastAsia="Calibri" w:hAnsi="Calibri" w:cs="Calibri"/>
@@ -6120,7 +4890,6 @@
         </w:rPr>
         <w:t xml:space="preserve"> זיהה את </w:t>
       </w:r>
-      <w:proofErr w:type="spellStart"/>
       <w:r>
         <w:rPr>
           <w:rFonts w:ascii="Calibri" w:eastAsia="Calibri" w:hAnsi="Calibri" w:cs="Calibri"/>
@@ -6128,14 +4897,12 @@
         </w:rPr>
         <w:t>qs</w:t>
       </w:r>
-      <w:proofErr w:type="spellEnd"/>
       <w:r>
         <w:rPr>
           <w:rFonts w:ascii="Calibri" w:eastAsia="Calibri" w:hAnsi="Calibri" w:cs="Calibri"/>
         </w:rPr>
         <w:t>, ‏</w:t>
       </w:r>
-      <w:proofErr w:type="spellStart"/>
       <w:r>
         <w:rPr>
           <w:rFonts w:ascii="Calibri" w:eastAsia="Calibri" w:hAnsi="Calibri" w:cs="Calibri"/>
@@ -6143,7 +4910,6 @@
         </w:rPr>
         <w:t>tough-cookie</w:t>
       </w:r>
-      <w:proofErr w:type="spellEnd"/>
       <w:r>
         <w:rPr>
           <w:rFonts w:ascii="Calibri" w:eastAsia="Calibri" w:hAnsi="Calibri" w:cs="Calibri"/>
@@ -6151,7 +4917,6 @@
         </w:rPr>
         <w:t xml:space="preserve"> ו־</w:t>
       </w:r>
-      <w:proofErr w:type="spellStart"/>
       <w:r>
         <w:rPr>
           <w:rFonts w:ascii="Calibri" w:eastAsia="Calibri" w:hAnsi="Calibri" w:cs="Calibri"/>
@@ -6159,7 +4924,6 @@
         </w:rPr>
         <w:t>dotenv</w:t>
       </w:r>
-      <w:proofErr w:type="spellEnd"/>
       <w:r>
         <w:rPr>
           <w:rFonts w:ascii="Calibri" w:eastAsia="Calibri" w:hAnsi="Calibri" w:cs="Calibri"/>
@@ -6167,7 +4931,6 @@
         </w:rPr>
         <w:t xml:space="preserve"> כחבילות בעלות הסביבה המבנית הדומה ביותר ל־</w:t>
       </w:r>
-      <w:proofErr w:type="spellStart"/>
       <w:r>
         <w:rPr>
           <w:rFonts w:ascii="Calibri" w:eastAsia="Calibri" w:hAnsi="Calibri" w:cs="Calibri"/>
@@ -6175,7 +4938,6 @@
         </w:rPr>
         <w:t>form-data</w:t>
       </w:r>
-      <w:proofErr w:type="spellEnd"/>
       <w:r>
         <w:rPr>
           <w:rFonts w:ascii="Calibri" w:eastAsia="Calibri" w:hAnsi="Calibri" w:cs="Calibri"/>
@@ -6291,7 +5053,6 @@
               </w:rPr>
               <w:t xml:space="preserve">מספר </w:t>
             </w:r>
-            <w:proofErr w:type="spellStart"/>
             <w:r>
               <w:rPr>
                 <w:rFonts w:ascii="Calibri" w:hAnsi="Calibri" w:cs="Calibri"/>
@@ -6303,7 +5064,6 @@
               </w:rPr>
               <w:t>advisories</w:t>
             </w:r>
-            <w:proofErr w:type="spellEnd"/>
           </w:p>
         </w:tc>
         <w:tc>
@@ -6352,7 +5112,6 @@
               </w:rPr>
               <w:t xml:space="preserve"> של ה־</w:t>
             </w:r>
-            <w:proofErr w:type="spellStart"/>
             <w:r>
               <w:rPr>
                 <w:rFonts w:ascii="Calibri" w:hAnsi="Calibri" w:cs="Calibri"/>
@@ -6364,7 +5123,6 @@
               </w:rPr>
               <w:t>advisory</w:t>
             </w:r>
-            <w:proofErr w:type="spellEnd"/>
             <w:r>
               <w:rPr>
                 <w:rFonts w:ascii="Calibri" w:hAnsi="Calibri" w:cs="Calibri"/>
@@ -6449,7 +5207,6 @@
               </w:rPr>
               <w:t xml:space="preserve">דירוג </w:t>
             </w:r>
-            <w:proofErr w:type="spellStart"/>
             <w:r>
               <w:rPr>
                 <w:rFonts w:ascii="Calibri" w:eastAsia="Calibri" w:hAnsi="Calibri" w:cs="Calibri"/>
@@ -6460,7 +5217,6 @@
               </w:rPr>
               <w:t>Betweenness</w:t>
             </w:r>
-            <w:proofErr w:type="spellEnd"/>
           </w:p>
         </w:tc>
       </w:tr>
@@ -6488,7 +5244,6 @@
                 <w:szCs w:val="16"/>
               </w:rPr>
             </w:pPr>
-            <w:proofErr w:type="spellStart"/>
             <w:r>
               <w:rPr>
                 <w:rFonts w:ascii="Calibri" w:eastAsia="Calibri" w:hAnsi="Calibri" w:cs="Calibri"/>
@@ -6498,7 +5253,6 @@
               </w:rPr>
               <w:t>form-data</w:t>
             </w:r>
-            <w:proofErr w:type="spellEnd"/>
           </w:p>
         </w:tc>
         <w:tc>
@@ -6657,7 +5411,6 @@
                 <w:szCs w:val="16"/>
               </w:rPr>
             </w:pPr>
-            <w:proofErr w:type="spellStart"/>
             <w:r>
               <w:rPr>
                 <w:rFonts w:ascii="Calibri" w:eastAsia="Calibri" w:hAnsi="Calibri" w:cs="Calibri"/>
@@ -6665,35 +5418,15 @@
                 <w:sz w:val="16"/>
                 <w:szCs w:val="16"/>
               </w:rPr>
-              <w:t>grpc</w:t>
+              <w:t>grpc/grpc-js</w:t>
             </w:r>
-            <w:proofErr w:type="spellEnd"/>
             <w:r>
               <w:rPr>
-                <w:rFonts w:ascii="Calibri" w:eastAsia="Calibri" w:hAnsi="Calibri" w:cs="Calibri"/>
+                <w:rFonts w:ascii="Calibri" w:eastAsia="Calibri" w:hAnsi="Calibri" w:cs="Calibri" w:hint="cs"/>
                 <w:color w:val="188038"/>
                 <w:sz w:val="16"/>
                 <w:szCs w:val="16"/>
-              </w:rPr>
-              <w:t>/</w:t>
-            </w:r>
-            <w:proofErr w:type="spellStart"/>
-            <w:r>
-              <w:rPr>
-                <w:rFonts w:ascii="Calibri" w:eastAsia="Calibri" w:hAnsi="Calibri" w:cs="Calibri"/>
-                <w:color w:val="188038"/>
-                <w:sz w:val="16"/>
-                <w:szCs w:val="16"/>
-              </w:rPr>
-              <w:t>grpc-js</w:t>
-            </w:r>
-            <w:proofErr w:type="spellEnd"/>
-            <w:r>
-              <w:rPr>
-                <w:rFonts w:ascii="Calibri" w:eastAsia="Calibri" w:hAnsi="Calibri" w:cs="Calibri"/>
-                <w:color w:val="188038"/>
-                <w:sz w:val="16"/>
-                <w:szCs w:val="16"/>
+                <w:rtl/>
               </w:rPr>
               <w:t>@</w:t>
             </w:r>
@@ -6852,7 +5585,6 @@
                 <w:szCs w:val="16"/>
               </w:rPr>
             </w:pPr>
-            <w:proofErr w:type="spellStart"/>
             <w:r>
               <w:rPr>
                 <w:rFonts w:ascii="Calibri" w:eastAsia="Calibri" w:hAnsi="Calibri" w:cs="Calibri"/>
@@ -6862,7 +5594,6 @@
               </w:rPr>
               <w:t>micromatch</w:t>
             </w:r>
-            <w:proofErr w:type="spellEnd"/>
           </w:p>
         </w:tc>
         <w:tc>
@@ -7021,7 +5752,6 @@
                 <w:szCs w:val="16"/>
               </w:rPr>
             </w:pPr>
-            <w:proofErr w:type="spellStart"/>
             <w:r>
               <w:rPr>
                 <w:rFonts w:ascii="Calibri" w:eastAsia="Calibri" w:hAnsi="Calibri" w:cs="Calibri"/>
@@ -7031,7 +5761,6 @@
               </w:rPr>
               <w:t>protobufjs</w:t>
             </w:r>
-            <w:proofErr w:type="spellEnd"/>
           </w:p>
         </w:tc>
         <w:tc>
@@ -7353,7 +6082,6 @@
                 <w:szCs w:val="16"/>
               </w:rPr>
             </w:pPr>
-            <w:proofErr w:type="spellStart"/>
             <w:r>
               <w:rPr>
                 <w:rFonts w:ascii="Calibri" w:eastAsia="Calibri" w:hAnsi="Calibri" w:cs="Calibri"/>
@@ -7363,7 +6091,6 @@
               </w:rPr>
               <w:t>qs</w:t>
             </w:r>
-            <w:proofErr w:type="spellEnd"/>
           </w:p>
         </w:tc>
         <w:tc>
@@ -7518,7 +6245,6 @@
                 <w:szCs w:val="16"/>
               </w:rPr>
             </w:pPr>
-            <w:proofErr w:type="spellStart"/>
             <w:r>
               <w:rPr>
                 <w:rFonts w:ascii="Calibri" w:eastAsia="Calibri" w:hAnsi="Calibri" w:cs="Calibri"/>
@@ -7528,7 +6254,6 @@
               </w:rPr>
               <w:t>braces</w:t>
             </w:r>
-            <w:proofErr w:type="spellEnd"/>
           </w:p>
         </w:tc>
         <w:tc>
@@ -7687,7 +6412,6 @@
                 <w:szCs w:val="16"/>
               </w:rPr>
             </w:pPr>
-            <w:proofErr w:type="spellStart"/>
             <w:r>
               <w:rPr>
                 <w:rFonts w:ascii="Calibri" w:eastAsia="Calibri" w:hAnsi="Calibri" w:cs="Calibri"/>
@@ -7697,7 +6421,6 @@
               </w:rPr>
               <w:t>tar-fs</w:t>
             </w:r>
-            <w:proofErr w:type="spellEnd"/>
           </w:p>
         </w:tc>
         <w:tc>
@@ -7853,7 +6576,6 @@
                 <w:szCs w:val="16"/>
               </w:rPr>
             </w:pPr>
-            <w:proofErr w:type="spellStart"/>
             <w:r>
               <w:rPr>
                 <w:rFonts w:ascii="Calibri" w:eastAsia="Calibri" w:hAnsi="Calibri" w:cs="Calibri"/>
@@ -7863,7 +6585,6 @@
               </w:rPr>
               <w:t>axios</w:t>
             </w:r>
-            <w:proofErr w:type="spellEnd"/>
           </w:p>
         </w:tc>
         <w:tc>
@@ -8022,7 +6743,6 @@
                 <w:szCs w:val="16"/>
               </w:rPr>
             </w:pPr>
-            <w:proofErr w:type="spellStart"/>
             <w:r>
               <w:rPr>
                 <w:rFonts w:ascii="Calibri" w:eastAsia="Calibri" w:hAnsi="Calibri" w:cs="Calibri"/>
@@ -8032,7 +6752,6 @@
               </w:rPr>
               <w:t>fast-xml-parser</w:t>
             </w:r>
-            <w:proofErr w:type="spellEnd"/>
           </w:p>
         </w:tc>
         <w:tc>
@@ -8185,14 +6904,12 @@
         </w:rPr>
         <w:t xml:space="preserve">טבלה 2: עשר החבילות המושפעות בעלות דירוג </w:t>
       </w:r>
-      <w:proofErr w:type="spellStart"/>
       <w:r>
         <w:rPr>
           <w:rFonts w:ascii="Calibri" w:eastAsia="Calibri" w:hAnsi="Calibri" w:cs="Calibri"/>
         </w:rPr>
         <w:t>Betweenness</w:t>
       </w:r>
-      <w:proofErr w:type="spellEnd"/>
       <w:r>
         <w:rPr>
           <w:rFonts w:ascii="Calibri" w:eastAsia="Calibri" w:hAnsi="Calibri" w:cs="Calibri"/>
@@ -8200,14 +6917,12 @@
         </w:rPr>
         <w:t xml:space="preserve"> הגבוה ביותר. מספר ה־</w:t>
       </w:r>
-      <w:proofErr w:type="spellStart"/>
       <w:r>
         <w:rPr>
           <w:rFonts w:ascii="Calibri" w:eastAsia="Calibri" w:hAnsi="Calibri" w:cs="Calibri"/>
         </w:rPr>
         <w:t>advisories</w:t>
       </w:r>
-      <w:proofErr w:type="spellEnd"/>
       <w:r>
         <w:rPr>
           <w:rFonts w:ascii="Calibri" w:eastAsia="Calibri" w:hAnsi="Calibri" w:cs="Calibri"/>
@@ -8240,13 +6955,8 @@
         </w:rPr>
         <w:t>המוצג הוא הציון של ה־</w:t>
       </w:r>
-      <w:proofErr w:type="spellStart"/>
-      <w:r>
-        <w:t>advisory</w:t>
-      </w:r>
-      <w:proofErr w:type="spellEnd"/>
-      <w:r>
-        <w:t xml:space="preserve"> </w:t>
+      <w:r>
+        <w:t xml:space="preserve">advisory </w:t>
       </w:r>
       <w:r>
         <w:rPr>
@@ -8304,45 +7014,25 @@
         </w:rPr>
         <w:t xml:space="preserve">התוצאות מראות שהמידע הטופולוגי מוסיף שכבה שאינה קיימת ברשימת </w:t>
       </w:r>
-      <w:proofErr w:type="spellStart"/>
       <w:r>
         <w:rPr>
           <w:rFonts w:ascii="Calibri" w:eastAsia="Calibri" w:hAnsi="Calibri" w:cs="Calibri"/>
         </w:rPr>
         <w:t>advisories</w:t>
       </w:r>
-      <w:proofErr w:type="spellEnd"/>
-      <w:r>
-        <w:rPr>
-          <w:rFonts w:ascii="Calibri" w:eastAsia="Calibri" w:hAnsi="Calibri" w:cs="Calibri"/>
-          <w:rtl/>
-        </w:rPr>
-        <w:t xml:space="preserve"> רגילה. מדדי המרכזיות מבחינים בין חבילות גשר לחבילות תשתית, וניתוח הקהילות מזהה קשרים המחברים בין אזורים שונים של הרשת. הניתוח הגלובלי הראה כי </w:t>
-      </w:r>
-      <w:proofErr w:type="spellStart"/>
-      <w:r>
-        <w:rPr>
-          <w:rFonts w:ascii="Calibri" w:eastAsia="Calibri" w:hAnsi="Calibri" w:cs="Calibri"/>
-          <w:rtl/>
-        </w:rPr>
-        <w:t>האקוסיסטם</w:t>
-      </w:r>
-      <w:proofErr w:type="spellEnd"/>
-      <w:r>
-        <w:rPr>
-          <w:rFonts w:ascii="Calibri" w:eastAsia="Calibri" w:hAnsi="Calibri" w:cs="Calibri"/>
-          <w:rtl/>
-        </w:rPr>
-        <w:t xml:space="preserve"> אינו מאורגן באופן אקראי: הוא מציג </w:t>
-      </w:r>
-      <w:proofErr w:type="spellStart"/>
+      <w:r>
+        <w:rPr>
+          <w:rFonts w:ascii="Calibri" w:eastAsia="Calibri" w:hAnsi="Calibri" w:cs="Calibri"/>
+          <w:rtl/>
+        </w:rPr>
+        <w:t xml:space="preserve"> רגילה. מדדי המרכזיות מבחינים בין חבילות גשר לחבילות תשתית, וניתוח הקהילות מזהה קשרים המחברים בין אזורים שונים של הרשת. הניתוח הגלובלי הראה כי האקוסיסטם אינו מאורגן באופן אקראי: הוא מציג </w:t>
+      </w:r>
       <w:r>
         <w:rPr>
           <w:rFonts w:ascii="Calibri" w:eastAsia="Calibri" w:hAnsi="Calibri" w:cs="Calibri"/>
         </w:rPr>
         <w:t>hubs</w:t>
       </w:r>
-      <w:proofErr w:type="spellEnd"/>
       <w:r>
         <w:rPr>
           <w:rFonts w:ascii="Calibri" w:eastAsia="Calibri" w:hAnsi="Calibri" w:cs="Calibri"/>
@@ -8350,14 +7040,12 @@
         </w:rPr>
         <w:t xml:space="preserve"> הגדולים משמעותית מקו הבסיס, מאפייני </w:t>
       </w:r>
-      <w:proofErr w:type="spellStart"/>
       <w:r>
         <w:rPr>
           <w:rFonts w:ascii="Calibri" w:eastAsia="Calibri" w:hAnsi="Calibri" w:cs="Calibri"/>
         </w:rPr>
         <w:t>Small-World</w:t>
       </w:r>
-      <w:proofErr w:type="spellEnd"/>
       <w:r>
         <w:rPr>
           <w:rFonts w:ascii="Calibri" w:eastAsia="Calibri" w:hAnsi="Calibri" w:cs="Calibri"/>
@@ -8365,14 +7053,12 @@
         </w:rPr>
         <w:t xml:space="preserve"> חזקים והתפלגות </w:t>
       </w:r>
-      <w:proofErr w:type="spellStart"/>
       <w:r>
         <w:rPr>
           <w:rFonts w:ascii="Calibri" w:eastAsia="Calibri" w:hAnsi="Calibri" w:cs="Calibri"/>
         </w:rPr>
         <w:t>In-Degree</w:t>
       </w:r>
-      <w:proofErr w:type="spellEnd"/>
       <w:r>
         <w:rPr>
           <w:rFonts w:ascii="Calibri" w:eastAsia="Calibri" w:hAnsi="Calibri" w:cs="Calibri"/>
@@ -8380,14 +7066,12 @@
         </w:rPr>
         <w:t xml:space="preserve"> בעלת זנב כבד. ניסוי החוסן מאשר שלמיקום הטופולוגי יש משמעות מעשית, משום שהסרה של 2.33% מהחבילות לפי </w:t>
       </w:r>
-      <w:proofErr w:type="spellStart"/>
       <w:r>
         <w:rPr>
           <w:rFonts w:ascii="Calibri" w:eastAsia="Calibri" w:hAnsi="Calibri" w:cs="Calibri"/>
         </w:rPr>
         <w:t>Betweenness</w:t>
       </w:r>
-      <w:proofErr w:type="spellEnd"/>
       <w:r>
         <w:rPr>
           <w:rFonts w:ascii="Calibri" w:eastAsia="Calibri" w:hAnsi="Calibri" w:cs="Calibri"/>
@@ -8410,90 +7094,67 @@
           <w:rFonts w:ascii="Calibri" w:eastAsia="Calibri" w:hAnsi="Calibri" w:cs="Calibri"/>
           <w:rtl/>
         </w:rPr>
-        <w:t>למחקר שלוש מגבלות עיקריות. ראשית, הנתונים ומידע ה־</w:t>
-      </w:r>
-      <w:proofErr w:type="spellStart"/>
+        <w:t xml:space="preserve">למחקר שלוש מגבלות עיקריות. </w:t>
+      </w:r>
+      <w:r>
+        <w:rPr>
+          <w:rFonts w:ascii="Calibri" w:eastAsia="Calibri" w:hAnsi="Calibri" w:cs="Calibri"/>
+          <w:rtl/>
+        </w:rPr>
+        <w:t>ראשית, גרף התלויות נשלף מ־</w:t>
+      </w:r>
+      <w:r>
+        <w:rPr>
+          <w:rFonts w:ascii="Calibri" w:eastAsia="Calibri" w:hAnsi="Calibri" w:cs="Calibri"/>
+        </w:rPr>
+        <w:t>API</w:t>
+      </w:r>
+      <w:r>
+        <w:rPr>
+          <w:rFonts w:ascii="Calibri" w:eastAsia="Calibri" w:hAnsi="Calibri" w:cs="Calibri"/>
+          <w:rtl/>
+        </w:rPr>
+        <w:t xml:space="preserve"> חי, ואילו מידע ה־</w:t>
+      </w:r>
       <w:r>
         <w:rPr>
           <w:rFonts w:ascii="Calibri" w:eastAsia="Calibri" w:hAnsi="Calibri" w:cs="Calibri"/>
         </w:rPr>
         <w:t>advisories</w:t>
       </w:r>
-      <w:proofErr w:type="spellEnd"/>
-      <w:r>
-        <w:rPr>
-          <w:rFonts w:ascii="Calibri" w:eastAsia="Calibri" w:hAnsi="Calibri" w:cs="Calibri"/>
-          <w:rtl/>
-        </w:rPr>
-        <w:t xml:space="preserve"> נשלפים מ־</w:t>
-      </w:r>
-      <w:r>
-        <w:rPr>
-          <w:rFonts w:ascii="Calibri" w:eastAsia="Calibri" w:hAnsi="Calibri" w:cs="Calibri"/>
-        </w:rPr>
-        <w:t>API</w:t>
-      </w:r>
-      <w:r>
-        <w:rPr>
-          <w:rFonts w:ascii="Calibri" w:eastAsia="Calibri" w:hAnsi="Calibri" w:cs="Calibri"/>
-          <w:rtl/>
-        </w:rPr>
-        <w:t xml:space="preserve"> חי ומשקפים את המידע שהיה זמין במועד ההרצה. שנית, איתור </w:t>
-      </w:r>
-      <w:proofErr w:type="spellStart"/>
-      <w:r>
-        <w:rPr>
-          <w:rFonts w:ascii="Calibri" w:eastAsia="Calibri" w:hAnsi="Calibri" w:cs="Calibri"/>
-          <w:rtl/>
-        </w:rPr>
-        <w:t>הפגיעויות</w:t>
-      </w:r>
-      <w:proofErr w:type="spellEnd"/>
-      <w:r>
-        <w:rPr>
-          <w:rFonts w:ascii="Calibri" w:eastAsia="Calibri" w:hAnsi="Calibri" w:cs="Calibri"/>
-          <w:rtl/>
-        </w:rPr>
-        <w:t xml:space="preserve"> מתבצע ברמת גרסה מדויקת, אך הניתוח הטופולוגי מאחד גרסאות שונות של אותה חבילה לצומת אחד; לכן המרכזיות מתארת את תפקיד החבילה הכולל ולא מסלול נפרד עבור כל גרסה. שלישית, חלק מהאלגוריתמים משתמשים בהטלה </w:t>
-      </w:r>
-      <w:proofErr w:type="spellStart"/>
-      <w:r>
-        <w:rPr>
-          <w:rFonts w:ascii="Calibri" w:eastAsia="Calibri" w:hAnsi="Calibri" w:cs="Calibri"/>
-          <w:rtl/>
-        </w:rPr>
-        <w:t>לא־מכוונת</w:t>
-      </w:r>
-      <w:proofErr w:type="spellEnd"/>
-      <w:r>
-        <w:rPr>
-          <w:rFonts w:ascii="Calibri" w:eastAsia="Calibri" w:hAnsi="Calibri" w:cs="Calibri"/>
-          <w:rtl/>
-        </w:rPr>
-        <w:t xml:space="preserve"> או בדירוג סטטי. בנוסף, ניתוח הזנב לא אפשר להעדיף </w:t>
-      </w:r>
-      <w:proofErr w:type="spellStart"/>
-      <w:r>
-        <w:rPr>
-          <w:rFonts w:ascii="Calibri" w:eastAsia="Calibri" w:hAnsi="Calibri" w:cs="Calibri"/>
-        </w:rPr>
-        <w:t>Power</w:t>
-      </w:r>
-      <w:proofErr w:type="spellEnd"/>
-      <w:r>
-        <w:rPr>
-          <w:rFonts w:ascii="Calibri" w:eastAsia="Calibri" w:hAnsi="Calibri" w:cs="Calibri"/>
-        </w:rPr>
-        <w:t xml:space="preserve"> </w:t>
-      </w:r>
-      <w:proofErr w:type="spellStart"/>
-      <w:r>
-        <w:rPr>
-          <w:rFonts w:ascii="Calibri" w:eastAsia="Calibri" w:hAnsi="Calibri" w:cs="Calibri"/>
-        </w:rPr>
-        <w:t>Law</w:t>
-      </w:r>
-      <w:proofErr w:type="spellEnd"/>
+      <w:r>
+        <w:rPr>
+          <w:rFonts w:ascii="Calibri" w:eastAsia="Calibri" w:hAnsi="Calibri" w:cs="Calibri"/>
+          <w:rtl/>
+        </w:rPr>
+        <w:t xml:space="preserve"> נשמר כ־</w:t>
+      </w:r>
+      <w:r>
+        <w:rPr>
+          <w:rFonts w:ascii="Calibri" w:eastAsia="Calibri" w:hAnsi="Calibri" w:cs="Calibri"/>
+        </w:rPr>
+        <w:t>snapshot</w:t>
+      </w:r>
+      <w:r>
+        <w:rPr>
+          <w:rFonts w:ascii="Calibri" w:eastAsia="Calibri" w:hAnsi="Calibri" w:cs="Calibri"/>
+          <w:rtl/>
+        </w:rPr>
+        <w:t xml:space="preserve"> מקומי לאחר שליפתו; לכן הממצאים משקפים את מצב המאגרים במועד ההרצה הסופית</w:t>
+      </w:r>
+      <w:r>
+        <w:rPr>
+          <w:rFonts w:ascii="Calibri" w:eastAsia="Calibri" w:hAnsi="Calibri" w:cs="Calibri"/>
+          <w:rtl/>
+        </w:rPr>
+        <w:t xml:space="preserve">. שנית, איתור הפגיעויות מתבצע ברמת גרסה מדויקת, אך הניתוח הטופולוגי מאחד גרסאות שונות של אותה חבילה לצומת אחד; לכן המרכזיות מתארת את תפקיד החבילה הכולל ולא מסלול נפרד עבור כל גרסה. שלישית, חלק מהאלגוריתמים משתמשים בהטלה לא־מכוונת או בדירוג סטטי. בנוסף, ניתוח הזנב לא אפשר להעדיף </w:t>
+      </w:r>
+      <w:r>
+        <w:rPr>
+          <w:rFonts w:ascii="Calibri" w:eastAsia="Calibri" w:hAnsi="Calibri" w:cs="Calibri"/>
+        </w:rPr>
+        <w:t>Power Law</w:t>
+      </w:r>
       <w:r>
         <w:rPr>
           <w:rFonts w:ascii="Calibri" w:eastAsia="Calibri" w:hAnsi="Calibri" w:cs="Calibri"/>
@@ -8501,14 +7162,12 @@
         </w:rPr>
         <w:t xml:space="preserve"> על </w:t>
       </w:r>
-      <w:proofErr w:type="spellStart"/>
       <w:r>
         <w:rPr>
           <w:rFonts w:ascii="Calibri" w:eastAsia="Calibri" w:hAnsi="Calibri" w:cs="Calibri"/>
         </w:rPr>
         <w:t>Lognormal</w:t>
       </w:r>
-      <w:proofErr w:type="spellEnd"/>
       <w:r>
         <w:rPr>
           <w:rFonts w:ascii="Calibri" w:eastAsia="Calibri" w:hAnsi="Calibri" w:cs="Calibri"/>
@@ -8516,36 +7175,18 @@
         </w:rPr>
         <w:t>, ולכן הרשת מתוארת כבעלת זנב כבד ולא כ־</w:t>
       </w:r>
-      <w:proofErr w:type="spellStart"/>
       <w:r>
         <w:rPr>
           <w:rFonts w:ascii="Calibri" w:eastAsia="Calibri" w:hAnsi="Calibri" w:cs="Calibri"/>
         </w:rPr>
         <w:t>Scale-Free</w:t>
       </w:r>
-      <w:proofErr w:type="spellEnd"/>
-      <w:r>
-        <w:rPr>
-          <w:rFonts w:ascii="Calibri" w:eastAsia="Calibri" w:hAnsi="Calibri" w:cs="Calibri"/>
-          <w:rtl/>
-        </w:rPr>
-        <w:t xml:space="preserve"> באופן </w:t>
-      </w:r>
-      <w:proofErr w:type="spellStart"/>
-      <w:r>
-        <w:rPr>
-          <w:rFonts w:ascii="Calibri" w:eastAsia="Calibri" w:hAnsi="Calibri" w:cs="Calibri"/>
-          <w:rtl/>
-        </w:rPr>
-        <w:t>חד־משמעי</w:t>
-      </w:r>
-      <w:proofErr w:type="spellEnd"/>
-      <w:r>
-        <w:rPr>
-          <w:rFonts w:ascii="Calibri" w:eastAsia="Calibri" w:hAnsi="Calibri" w:cs="Calibri"/>
-          <w:rtl/>
-        </w:rPr>
-        <w:t>.</w:t>
+      <w:r>
+        <w:rPr>
+          <w:rFonts w:ascii="Calibri" w:eastAsia="Calibri" w:hAnsi="Calibri" w:cs="Calibri"/>
+          <w:rtl/>
+        </w:rPr>
+        <w:t xml:space="preserve"> באופן חד־משמעי.</w:t>
       </w:r>
     </w:p>
     <w:p>
@@ -8593,14 +7234,12 @@
         </w:rPr>
         <w:t xml:space="preserve">בפרויקט בנינו צינור ניתוח טופולוגי לשרשראות אספקת תוכנה והפעלנו אותו על גרף התלויות של </w:t>
       </w:r>
-      <w:proofErr w:type="spellStart"/>
       <w:r>
         <w:rPr>
           <w:rFonts w:ascii="Calibri" w:eastAsia="Calibri" w:hAnsi="Calibri" w:cs="Calibri"/>
         </w:rPr>
         <w:t>Flowise</w:t>
       </w:r>
-      <w:proofErr w:type="spellEnd"/>
       <w:r>
         <w:rPr>
           <w:rFonts w:ascii="Calibri" w:eastAsia="Calibri" w:hAnsi="Calibri" w:cs="Calibri"/>
@@ -8624,14 +7263,12 @@
         </w:rPr>
         <w:t xml:space="preserve">ההשוואה ל־50 גרפים אקראיים הראתה שהרשת כוללת </w:t>
       </w:r>
-      <w:proofErr w:type="spellStart"/>
       <w:r>
         <w:rPr>
           <w:rFonts w:ascii="Calibri" w:eastAsia="Calibri" w:hAnsi="Calibri" w:cs="Calibri"/>
         </w:rPr>
         <w:t>hubs</w:t>
       </w:r>
-      <w:proofErr w:type="spellEnd"/>
       <w:r>
         <w:rPr>
           <w:rFonts w:ascii="Calibri" w:eastAsia="Calibri" w:hAnsi="Calibri" w:cs="Calibri"/>
@@ -8639,14 +7276,12 @@
         </w:rPr>
         <w:t xml:space="preserve"> והתקבצות שאינם מוסברים באמצעות מספר הצמתים והקשתות בלבד. מקדם </w:t>
       </w:r>
-      <w:proofErr w:type="spellStart"/>
       <w:r>
         <w:rPr>
           <w:rFonts w:ascii="Calibri" w:eastAsia="Calibri" w:hAnsi="Calibri" w:cs="Calibri"/>
         </w:rPr>
         <w:t>Small-World</w:t>
       </w:r>
-      <w:proofErr w:type="spellEnd"/>
       <w:r>
         <w:rPr>
           <w:rFonts w:ascii="Calibri" w:eastAsia="Calibri" w:hAnsi="Calibri" w:cs="Calibri"/>
@@ -8654,28 +7289,12 @@
         </w:rPr>
         <w:t xml:space="preserve"> של 102.8999 הראה שהרשת משלבת התקבצות מקומית גבוהה מאוד עם מסלולים גלובליים קצרים. ניתוח התפלגות הדרגות הראה זנב כבד: </w:t>
       </w:r>
-      <w:proofErr w:type="spellStart"/>
-      <w:r>
-        <w:rPr>
-          <w:rFonts w:ascii="Calibri" w:eastAsia="Calibri" w:hAnsi="Calibri" w:cs="Calibri"/>
-        </w:rPr>
-        <w:t>Power</w:t>
-      </w:r>
-      <w:proofErr w:type="spellEnd"/>
-      <w:r>
-        <w:rPr>
-          <w:rFonts w:ascii="Calibri" w:eastAsia="Calibri" w:hAnsi="Calibri" w:cs="Calibri"/>
-        </w:rPr>
-        <w:t xml:space="preserve"> </w:t>
-      </w:r>
-      <w:proofErr w:type="spellStart"/>
-      <w:r>
-        <w:rPr>
-          <w:rFonts w:ascii="Calibri" w:eastAsia="Calibri" w:hAnsi="Calibri" w:cs="Calibri"/>
-        </w:rPr>
-        <w:t>Law</w:t>
-      </w:r>
-      <w:proofErr w:type="spellEnd"/>
+      <w:r>
+        <w:rPr>
+          <w:rFonts w:ascii="Calibri" w:eastAsia="Calibri" w:hAnsi="Calibri" w:cs="Calibri"/>
+        </w:rPr>
+        <w:t>Power Law</w:t>
+      </w:r>
       <w:r>
         <w:rPr>
           <w:rFonts w:ascii="Calibri" w:eastAsia="Calibri" w:hAnsi="Calibri" w:cs="Calibri"/>
@@ -8683,14 +7302,12 @@
         </w:rPr>
         <w:t xml:space="preserve"> נמצא עדיף על </w:t>
       </w:r>
-      <w:proofErr w:type="spellStart"/>
       <w:r>
         <w:rPr>
           <w:rFonts w:ascii="Calibri" w:eastAsia="Calibri" w:hAnsi="Calibri" w:cs="Calibri"/>
         </w:rPr>
         <w:t>Exponential</w:t>
       </w:r>
-      <w:proofErr w:type="spellEnd"/>
       <w:r>
         <w:rPr>
           <w:rFonts w:ascii="Calibri" w:eastAsia="Calibri" w:hAnsi="Calibri" w:cs="Calibri"/>
@@ -8698,14 +7315,12 @@
         </w:rPr>
         <w:t>, בעוד ש־</w:t>
       </w:r>
-      <w:proofErr w:type="spellStart"/>
       <w:r>
         <w:rPr>
           <w:rFonts w:ascii="Calibri" w:eastAsia="Calibri" w:hAnsi="Calibri" w:cs="Calibri"/>
         </w:rPr>
         <w:t>Lognormal</w:t>
       </w:r>
-      <w:proofErr w:type="spellEnd"/>
       <w:r>
         <w:rPr>
           <w:rFonts w:ascii="Calibri" w:eastAsia="Calibri" w:hAnsi="Calibri" w:cs="Calibri"/>
@@ -8730,14 +7345,12 @@
         <w:lastRenderedPageBreak/>
         <w:t xml:space="preserve">ניסוי החוסן הראה שהסרה ממוקדת של 50 חבילות בעלות </w:t>
       </w:r>
-      <w:proofErr w:type="spellStart"/>
       <w:r>
         <w:rPr>
           <w:rFonts w:ascii="Calibri" w:eastAsia="Calibri" w:hAnsi="Calibri" w:cs="Calibri"/>
         </w:rPr>
         <w:t>Betweenness</w:t>
       </w:r>
-      <w:proofErr w:type="spellEnd"/>
       <w:r>
         <w:rPr>
           <w:rFonts w:ascii="Calibri" w:eastAsia="Calibri" w:hAnsi="Calibri" w:cs="Calibri"/>
@@ -8761,14 +7374,12 @@
         </w:rPr>
         <w:t xml:space="preserve">הניתוח האבטחתי ברמת גרסה זיהה 151 </w:t>
       </w:r>
-      <w:proofErr w:type="spellStart"/>
       <w:r>
         <w:rPr>
           <w:rFonts w:ascii="Calibri" w:eastAsia="Calibri" w:hAnsi="Calibri" w:cs="Calibri"/>
         </w:rPr>
         <w:t>advisories</w:t>
       </w:r>
-      <w:proofErr w:type="spellEnd"/>
       <w:r>
         <w:rPr>
           <w:rFonts w:ascii="Calibri" w:eastAsia="Calibri" w:hAnsi="Calibri" w:cs="Calibri"/>
@@ -8776,14 +7387,12 @@
         </w:rPr>
         <w:t xml:space="preserve"> ייחודיים המשפיעים על 61 צירופי חבילה–גרסה ועל 47 שמות חבילות. עשרים וארבע מן החבילות המושפעות דורגו בעשירון העליון לפי </w:t>
       </w:r>
-      <w:proofErr w:type="spellStart"/>
       <w:r>
         <w:rPr>
           <w:rFonts w:ascii="Calibri" w:eastAsia="Calibri" w:hAnsi="Calibri" w:cs="Calibri"/>
         </w:rPr>
         <w:t>Betweenness</w:t>
       </w:r>
-      <w:proofErr w:type="spellEnd"/>
       <w:r>
         <w:rPr>
           <w:rFonts w:ascii="Calibri" w:eastAsia="Calibri" w:hAnsi="Calibri" w:cs="Calibri"/>
@@ -8791,14 +7400,12 @@
         </w:rPr>
         <w:t xml:space="preserve"> ו־30 ברבעון העליון.  הריכוז היה גבוה באופן מובהק מהצפוי באקראי, כאשר </w:t>
       </w:r>
-      <w:proofErr w:type="spellStart"/>
       <w:r>
         <w:rPr>
           <w:rFonts w:ascii="Calibri" w:eastAsia="Calibri" w:hAnsi="Calibri" w:cs="Calibri"/>
         </w:rPr>
         <w:t>form-data</w:t>
       </w:r>
-      <w:proofErr w:type="spellEnd"/>
       <w:r>
         <w:rPr>
           <w:rFonts w:ascii="Calibri" w:eastAsia="Calibri" w:hAnsi="Calibri" w:cs="Calibri"/>
@@ -8806,14 +7413,12 @@
         </w:rPr>
         <w:t xml:space="preserve"> דורגה במקום השלישי ושילבה מרכזיות גבוהה עם </w:t>
       </w:r>
-      <w:proofErr w:type="spellStart"/>
       <w:r>
         <w:rPr>
           <w:rFonts w:ascii="Calibri" w:eastAsia="Calibri" w:hAnsi="Calibri" w:cs="Calibri"/>
         </w:rPr>
         <w:t>advisory</w:t>
       </w:r>
-      <w:proofErr w:type="spellEnd"/>
       <w:r>
         <w:rPr>
           <w:rFonts w:ascii="Calibri" w:eastAsia="Calibri" w:hAnsi="Calibri" w:cs="Calibri"/>
@@ -8863,61 +7468,25 @@
         </w:rPr>
         <w:t>המסקנה המרכזית היא שמידע אבטחתי ומרכזיות טופולוגית משלימים זה את זה. נתוני ה־</w:t>
       </w:r>
-      <w:proofErr w:type="spellStart"/>
       <w:r>
         <w:rPr>
           <w:rFonts w:ascii="Calibri" w:eastAsia="Calibri" w:hAnsi="Calibri" w:cs="Calibri"/>
         </w:rPr>
         <w:t>advisory</w:t>
       </w:r>
-      <w:proofErr w:type="spellEnd"/>
-      <w:r>
-        <w:rPr>
-          <w:rFonts w:ascii="Calibri" w:eastAsia="Calibri" w:hAnsi="Calibri" w:cs="Calibri"/>
-          <w:rtl/>
-        </w:rPr>
-        <w:t xml:space="preserve"> מזהים גרסאות המושפעות </w:t>
-      </w:r>
-      <w:proofErr w:type="spellStart"/>
-      <w:r>
-        <w:rPr>
-          <w:rFonts w:ascii="Calibri" w:eastAsia="Calibri" w:hAnsi="Calibri" w:cs="Calibri"/>
-          <w:rtl/>
-        </w:rPr>
-        <w:t>מפגיעויות</w:t>
-      </w:r>
-      <w:proofErr w:type="spellEnd"/>
-      <w:r>
-        <w:rPr>
-          <w:rFonts w:ascii="Calibri" w:eastAsia="Calibri" w:hAnsi="Calibri" w:cs="Calibri"/>
-          <w:rtl/>
-        </w:rPr>
-        <w:t xml:space="preserve"> מוכרות, ואילו הגרף מספק הקשר לגבי חשיבותן המערכתית של החבילות. השיטה מאפשרת </w:t>
-      </w:r>
-      <w:proofErr w:type="spellStart"/>
-      <w:r>
-        <w:rPr>
-          <w:rFonts w:ascii="Calibri" w:eastAsia="Calibri" w:hAnsi="Calibri" w:cs="Calibri"/>
-          <w:rtl/>
-        </w:rPr>
-        <w:t>לתעדף</w:t>
-      </w:r>
-      <w:proofErr w:type="spellEnd"/>
-      <w:r>
-        <w:rPr>
-          <w:rFonts w:ascii="Calibri" w:eastAsia="Calibri" w:hAnsi="Calibri" w:cs="Calibri"/>
-          <w:rtl/>
-        </w:rPr>
-        <w:t xml:space="preserve"> תיקון, ניטור והגנה במקרים שבהם פגיעות ברמת גרסה נפגשת עם מרכזיות גבוהה ברשת, וניתנת להפעלה על מערכות </w:t>
-      </w:r>
-      <w:proofErr w:type="spellStart"/>
+      <w:r>
+        <w:rPr>
+          <w:rFonts w:ascii="Calibri" w:eastAsia="Calibri" w:hAnsi="Calibri" w:cs="Calibri"/>
+          <w:rtl/>
+        </w:rPr>
+        <w:t xml:space="preserve"> מזהים גרסאות המושפעות מפגיעויות מוכרות, ואילו הגרף מספק הקשר לגבי חשיבותן המערכתית של החבילות. השיטה מאפשרת לתעדף תיקון, ניטור והגנה במקרים שבהם פגיעות ברמת גרסה נפגשת עם מרכזיות גבוהה ברשת, וניתנת להפעלה על מערכות </w:t>
+      </w:r>
       <w:r>
         <w:rPr>
           <w:rFonts w:ascii="Calibri" w:eastAsia="Calibri" w:hAnsi="Calibri" w:cs="Calibri"/>
         </w:rPr>
         <w:t>npm</w:t>
       </w:r>
-      <w:proofErr w:type="spellEnd"/>
       <w:r>
         <w:rPr>
           <w:rFonts w:ascii="Calibri" w:eastAsia="Calibri" w:hAnsi="Calibri" w:cs="Calibri"/>
@@ -9009,331 +7578,7 @@
             <w:sz w:val="18"/>
             <w:szCs w:val="18"/>
           </w:rPr>
-          <w:t xml:space="preserve"> </w:t>
-        </w:r>
-        <w:proofErr w:type="spellStart"/>
-        <w:r>
-          <w:rPr>
-            <w:rFonts w:ascii="Calibri" w:eastAsia="Calibri" w:hAnsi="Calibri" w:cs="Calibri"/>
-            <w:sz w:val="18"/>
-            <w:szCs w:val="18"/>
-          </w:rPr>
-          <w:t>Zimmermann</w:t>
-        </w:r>
-        <w:proofErr w:type="spellEnd"/>
-        <w:r>
-          <w:rPr>
-            <w:rFonts w:ascii="Calibri" w:eastAsia="Calibri" w:hAnsi="Calibri" w:cs="Calibri"/>
-            <w:sz w:val="18"/>
-            <w:szCs w:val="18"/>
-          </w:rPr>
-          <w:t xml:space="preserve">, M., </w:t>
-        </w:r>
-        <w:proofErr w:type="spellStart"/>
-        <w:r>
-          <w:rPr>
-            <w:rFonts w:ascii="Calibri" w:eastAsia="Calibri" w:hAnsi="Calibri" w:cs="Calibri"/>
-            <w:sz w:val="18"/>
-            <w:szCs w:val="18"/>
-          </w:rPr>
-          <w:t>Staicu</w:t>
-        </w:r>
-        <w:proofErr w:type="spellEnd"/>
-        <w:r>
-          <w:rPr>
-            <w:rFonts w:ascii="Calibri" w:eastAsia="Calibri" w:hAnsi="Calibri" w:cs="Calibri"/>
-            <w:sz w:val="18"/>
-            <w:szCs w:val="18"/>
-          </w:rPr>
-          <w:t xml:space="preserve">, C. A., </w:t>
-        </w:r>
-        <w:proofErr w:type="spellStart"/>
-        <w:r>
-          <w:rPr>
-            <w:rFonts w:ascii="Calibri" w:eastAsia="Calibri" w:hAnsi="Calibri" w:cs="Calibri"/>
-            <w:sz w:val="18"/>
-            <w:szCs w:val="18"/>
-          </w:rPr>
-          <w:t>Tenny</w:t>
-        </w:r>
-        <w:proofErr w:type="spellEnd"/>
-        <w:r>
-          <w:rPr>
-            <w:rFonts w:ascii="Calibri" w:eastAsia="Calibri" w:hAnsi="Calibri" w:cs="Calibri"/>
-            <w:sz w:val="18"/>
-            <w:szCs w:val="18"/>
-          </w:rPr>
-          <w:t xml:space="preserve">, C., </w:t>
-        </w:r>
-        <w:proofErr w:type="spellStart"/>
-        <w:r>
-          <w:rPr>
-            <w:rFonts w:ascii="Calibri" w:eastAsia="Calibri" w:hAnsi="Calibri" w:cs="Calibri"/>
-            <w:sz w:val="18"/>
-            <w:szCs w:val="18"/>
-          </w:rPr>
-          <w:t>and</w:t>
-        </w:r>
-        <w:proofErr w:type="spellEnd"/>
-        <w:r>
-          <w:rPr>
-            <w:rFonts w:ascii="Calibri" w:eastAsia="Calibri" w:hAnsi="Calibri" w:cs="Calibri"/>
-            <w:sz w:val="18"/>
-            <w:szCs w:val="18"/>
-          </w:rPr>
-          <w:t xml:space="preserve"> </w:t>
-        </w:r>
-        <w:proofErr w:type="spellStart"/>
-        <w:r>
-          <w:rPr>
-            <w:rFonts w:ascii="Calibri" w:eastAsia="Calibri" w:hAnsi="Calibri" w:cs="Calibri"/>
-            <w:sz w:val="18"/>
-            <w:szCs w:val="18"/>
-          </w:rPr>
-          <w:t>Pradel</w:t>
-        </w:r>
-        <w:proofErr w:type="spellEnd"/>
-        <w:r>
-          <w:rPr>
-            <w:rFonts w:ascii="Calibri" w:eastAsia="Calibri" w:hAnsi="Calibri" w:cs="Calibri"/>
-            <w:sz w:val="18"/>
-            <w:szCs w:val="18"/>
-          </w:rPr>
-          <w:t>, M. “</w:t>
-        </w:r>
-        <w:proofErr w:type="spellStart"/>
-        <w:r>
-          <w:rPr>
-            <w:rFonts w:ascii="Calibri" w:eastAsia="Calibri" w:hAnsi="Calibri" w:cs="Calibri"/>
-            <w:sz w:val="18"/>
-            <w:szCs w:val="18"/>
-          </w:rPr>
-          <w:t>Small</w:t>
-        </w:r>
-        <w:proofErr w:type="spellEnd"/>
-        <w:r>
-          <w:rPr>
-            <w:rFonts w:ascii="Calibri" w:eastAsia="Calibri" w:hAnsi="Calibri" w:cs="Calibri"/>
-            <w:sz w:val="18"/>
-            <w:szCs w:val="18"/>
-          </w:rPr>
-          <w:t xml:space="preserve"> </w:t>
-        </w:r>
-        <w:proofErr w:type="spellStart"/>
-        <w:r>
-          <w:rPr>
-            <w:rFonts w:ascii="Calibri" w:eastAsia="Calibri" w:hAnsi="Calibri" w:cs="Calibri"/>
-            <w:sz w:val="18"/>
-            <w:szCs w:val="18"/>
-          </w:rPr>
-          <w:t>World</w:t>
-        </w:r>
-        <w:proofErr w:type="spellEnd"/>
-        <w:r>
-          <w:rPr>
-            <w:rFonts w:ascii="Calibri" w:eastAsia="Calibri" w:hAnsi="Calibri" w:cs="Calibri"/>
-            <w:sz w:val="18"/>
-            <w:szCs w:val="18"/>
-          </w:rPr>
-          <w:t xml:space="preserve"> </w:t>
-        </w:r>
-        <w:proofErr w:type="spellStart"/>
-        <w:r>
-          <w:rPr>
-            <w:rFonts w:ascii="Calibri" w:eastAsia="Calibri" w:hAnsi="Calibri" w:cs="Calibri"/>
-            <w:sz w:val="18"/>
-            <w:szCs w:val="18"/>
-          </w:rPr>
-          <w:t>with</w:t>
-        </w:r>
-        <w:proofErr w:type="spellEnd"/>
-        <w:r>
-          <w:rPr>
-            <w:rFonts w:ascii="Calibri" w:eastAsia="Calibri" w:hAnsi="Calibri" w:cs="Calibri"/>
-            <w:sz w:val="18"/>
-            <w:szCs w:val="18"/>
-          </w:rPr>
-          <w:t xml:space="preserve"> </w:t>
-        </w:r>
-        <w:proofErr w:type="spellStart"/>
-        <w:r>
-          <w:rPr>
-            <w:rFonts w:ascii="Calibri" w:eastAsia="Calibri" w:hAnsi="Calibri" w:cs="Calibri"/>
-            <w:sz w:val="18"/>
-            <w:szCs w:val="18"/>
-          </w:rPr>
-          <w:t>High</w:t>
-        </w:r>
-        <w:proofErr w:type="spellEnd"/>
-        <w:r>
-          <w:rPr>
-            <w:rFonts w:ascii="Calibri" w:eastAsia="Calibri" w:hAnsi="Calibri" w:cs="Calibri"/>
-            <w:sz w:val="18"/>
-            <w:szCs w:val="18"/>
-          </w:rPr>
-          <w:t xml:space="preserve"> </w:t>
-        </w:r>
-        <w:proofErr w:type="spellStart"/>
-        <w:r>
-          <w:rPr>
-            <w:rFonts w:ascii="Calibri" w:eastAsia="Calibri" w:hAnsi="Calibri" w:cs="Calibri"/>
-            <w:sz w:val="18"/>
-            <w:szCs w:val="18"/>
-          </w:rPr>
-          <w:t>Risks</w:t>
-        </w:r>
-        <w:proofErr w:type="spellEnd"/>
-        <w:r>
-          <w:rPr>
-            <w:rFonts w:ascii="Calibri" w:eastAsia="Calibri" w:hAnsi="Calibri" w:cs="Calibri"/>
-            <w:sz w:val="18"/>
-            <w:szCs w:val="18"/>
-          </w:rPr>
-          <w:t xml:space="preserve">: A </w:t>
-        </w:r>
-        <w:proofErr w:type="spellStart"/>
-        <w:r>
-          <w:rPr>
-            <w:rFonts w:ascii="Calibri" w:eastAsia="Calibri" w:hAnsi="Calibri" w:cs="Calibri"/>
-            <w:sz w:val="18"/>
-            <w:szCs w:val="18"/>
-          </w:rPr>
-          <w:t>Study</w:t>
-        </w:r>
-        <w:proofErr w:type="spellEnd"/>
-        <w:r>
-          <w:rPr>
-            <w:rFonts w:ascii="Calibri" w:eastAsia="Calibri" w:hAnsi="Calibri" w:cs="Calibri"/>
-            <w:sz w:val="18"/>
-            <w:szCs w:val="18"/>
-          </w:rPr>
-          <w:t xml:space="preserve"> </w:t>
-        </w:r>
-        <w:proofErr w:type="spellStart"/>
-        <w:r>
-          <w:rPr>
-            <w:rFonts w:ascii="Calibri" w:eastAsia="Calibri" w:hAnsi="Calibri" w:cs="Calibri"/>
-            <w:sz w:val="18"/>
-            <w:szCs w:val="18"/>
-          </w:rPr>
-          <w:t>of</w:t>
-        </w:r>
-        <w:proofErr w:type="spellEnd"/>
-        <w:r>
-          <w:rPr>
-            <w:rFonts w:ascii="Calibri" w:eastAsia="Calibri" w:hAnsi="Calibri" w:cs="Calibri"/>
-            <w:sz w:val="18"/>
-            <w:szCs w:val="18"/>
-          </w:rPr>
-          <w:t xml:space="preserve"> </w:t>
-        </w:r>
-        <w:proofErr w:type="spellStart"/>
-        <w:r>
-          <w:rPr>
-            <w:rFonts w:ascii="Calibri" w:eastAsia="Calibri" w:hAnsi="Calibri" w:cs="Calibri"/>
-            <w:sz w:val="18"/>
-            <w:szCs w:val="18"/>
-          </w:rPr>
-          <w:t>Security</w:t>
-        </w:r>
-        <w:proofErr w:type="spellEnd"/>
-        <w:r>
-          <w:rPr>
-            <w:rFonts w:ascii="Calibri" w:eastAsia="Calibri" w:hAnsi="Calibri" w:cs="Calibri"/>
-            <w:sz w:val="18"/>
-            <w:szCs w:val="18"/>
-          </w:rPr>
-          <w:t xml:space="preserve"> </w:t>
-        </w:r>
-        <w:proofErr w:type="spellStart"/>
-        <w:r>
-          <w:rPr>
-            <w:rFonts w:ascii="Calibri" w:eastAsia="Calibri" w:hAnsi="Calibri" w:cs="Calibri"/>
-            <w:sz w:val="18"/>
-            <w:szCs w:val="18"/>
-          </w:rPr>
-          <w:t>Threats</w:t>
-        </w:r>
-        <w:proofErr w:type="spellEnd"/>
-        <w:r>
-          <w:rPr>
-            <w:rFonts w:ascii="Calibri" w:eastAsia="Calibri" w:hAnsi="Calibri" w:cs="Calibri"/>
-            <w:sz w:val="18"/>
-            <w:szCs w:val="18"/>
-          </w:rPr>
-          <w:t xml:space="preserve"> </w:t>
-        </w:r>
-        <w:proofErr w:type="spellStart"/>
-        <w:r>
-          <w:rPr>
-            <w:rFonts w:ascii="Calibri" w:eastAsia="Calibri" w:hAnsi="Calibri" w:cs="Calibri"/>
-            <w:sz w:val="18"/>
-            <w:szCs w:val="18"/>
-          </w:rPr>
-          <w:t>in</w:t>
-        </w:r>
-        <w:proofErr w:type="spellEnd"/>
-        <w:r>
-          <w:rPr>
-            <w:rFonts w:ascii="Calibri" w:eastAsia="Calibri" w:hAnsi="Calibri" w:cs="Calibri"/>
-            <w:sz w:val="18"/>
-            <w:szCs w:val="18"/>
-          </w:rPr>
-          <w:t xml:space="preserve"> </w:t>
-        </w:r>
-        <w:proofErr w:type="spellStart"/>
-        <w:r>
-          <w:rPr>
-            <w:rFonts w:ascii="Calibri" w:eastAsia="Calibri" w:hAnsi="Calibri" w:cs="Calibri"/>
-            <w:sz w:val="18"/>
-            <w:szCs w:val="18"/>
-          </w:rPr>
-          <w:t>the</w:t>
-        </w:r>
-        <w:proofErr w:type="spellEnd"/>
-        <w:r>
-          <w:rPr>
-            <w:rFonts w:ascii="Calibri" w:eastAsia="Calibri" w:hAnsi="Calibri" w:cs="Calibri"/>
-            <w:sz w:val="18"/>
-            <w:szCs w:val="18"/>
-          </w:rPr>
-          <w:t xml:space="preserve"> </w:t>
-        </w:r>
-        <w:proofErr w:type="spellStart"/>
-        <w:r>
-          <w:rPr>
-            <w:rFonts w:ascii="Calibri" w:eastAsia="Calibri" w:hAnsi="Calibri" w:cs="Calibri"/>
-            <w:sz w:val="18"/>
-            <w:szCs w:val="18"/>
-          </w:rPr>
-          <w:t>npm</w:t>
-        </w:r>
-        <w:proofErr w:type="spellEnd"/>
-        <w:r>
-          <w:rPr>
-            <w:rFonts w:ascii="Calibri" w:eastAsia="Calibri" w:hAnsi="Calibri" w:cs="Calibri"/>
-            <w:sz w:val="18"/>
-            <w:szCs w:val="18"/>
-          </w:rPr>
-          <w:t xml:space="preserve"> </w:t>
-        </w:r>
-        <w:proofErr w:type="spellStart"/>
-        <w:r>
-          <w:rPr>
-            <w:rFonts w:ascii="Calibri" w:eastAsia="Calibri" w:hAnsi="Calibri" w:cs="Calibri"/>
-            <w:sz w:val="18"/>
-            <w:szCs w:val="18"/>
-          </w:rPr>
-          <w:t>Ecosystem</w:t>
-        </w:r>
-        <w:proofErr w:type="spellEnd"/>
-        <w:r>
-          <w:rPr>
-            <w:rFonts w:ascii="Calibri" w:eastAsia="Calibri" w:hAnsi="Calibri" w:cs="Calibri"/>
-            <w:sz w:val="18"/>
-            <w:szCs w:val="18"/>
-          </w:rPr>
-          <w:t xml:space="preserve">.” </w:t>
+          <w:t xml:space="preserve"> Zimmermann, M., Staicu, C. A., Tenny, C., and Pradel, M. “Small World with High Risks: A Study of Security Threats in the npm Ecosystem.” </w:t>
         </w:r>
         <w:r>
           <w:rPr>
@@ -9379,19 +7624,43 @@
           <w:szCs w:val="18"/>
           <w:lang w:val="en-US"/>
         </w:rPr>
-        <w:t xml:space="preserve">[2] Ohm, M., Plate, H., </w:t>
-      </w:r>
-      <w:proofErr w:type="spellStart"/>
-      <w:r>
+        <w:t>[2] Ohm, M., Plate, H., Sykosch, A., and Meier, M. “Backstabber’s Knife Collection: A Review of Open Source Software Supply Chain Attacks.” DIMVA, 2020.</w:t>
+      </w:r>
+      <w:r>
+        <w:rPr>
+          <w:rFonts w:ascii="Calibri" w:eastAsia="Calibri" w:hAnsi="Calibri" w:cs="Calibri"/>
+          <w:sz w:val="18"/>
+          <w:szCs w:val="18"/>
+        </w:rPr>
+        <w:fldChar w:fldCharType="end"/>
+      </w:r>
+    </w:p>
+    <w:bookmarkStart w:id="20" w:name="iaajpakll1d8" w:colFirst="0" w:colLast="0"/>
+    <w:bookmarkEnd w:id="20"/>
+    <w:p>
+      <w:pPr>
+        <w:keepLines/>
+        <w:bidi/>
+        <w:spacing w:after="240" w:line="240" w:lineRule="auto"/>
         <w:rPr>
           <w:rFonts w:ascii="Calibri" w:eastAsia="Calibri" w:hAnsi="Calibri" w:cs="Calibri"/>
           <w:sz w:val="18"/>
           <w:szCs w:val="18"/>
           <w:lang w:val="en-US"/>
         </w:rPr>
-        <w:t>Sykosch</w:t>
-      </w:r>
-      <w:proofErr w:type="spellEnd"/>
+      </w:pPr>
+      <w:r>
+        <w:fldChar w:fldCharType="begin"/>
+      </w:r>
+      <w:r>
+        <w:rPr>
+          <w:lang w:val="en-US"/>
+        </w:rPr>
+        <w:instrText xml:space="preserve"> HYPERLINK "https://arxiv.org/abs/cond-mat/0008064" \h </w:instrText>
+      </w:r>
+      <w:r>
+        <w:fldChar w:fldCharType="separate"/>
+      </w:r>
       <w:r>
         <w:rPr>
           <w:rFonts w:ascii="Calibri" w:eastAsia="Calibri" w:hAnsi="Calibri" w:cs="Calibri"/>
@@ -9399,7 +7668,7 @@
           <w:szCs w:val="18"/>
           <w:lang w:val="en-US"/>
         </w:rPr>
-        <w:t>, A., and Meier, M. “Backstabber’s Knife Collection: A Review of Open Source Software Supply Chain Attacks.” DIMVA, 2020.</w:t>
+        <w:t>[3] Albert, R., Jeong, H., and Barabási, A. L. “Error and Attack Tolerance of Complex Networks.” Nature, 2000.</w:t>
       </w:r>
       <w:r>
         <w:rPr>
@@ -9410,8 +7679,8 @@
         <w:fldChar w:fldCharType="end"/>
       </w:r>
     </w:p>
-    <w:bookmarkStart w:id="20" w:name="iaajpakll1d8" w:colFirst="0" w:colLast="0"/>
-    <w:bookmarkEnd w:id="20"/>
+    <w:bookmarkStart w:id="21" w:name="kaed0mkuuk1s" w:colFirst="0" w:colLast="0"/>
+    <w:bookmarkEnd w:id="21"/>
     <w:p>
       <w:pPr>
         <w:keepLines/>
@@ -9431,7 +7700,7 @@
         <w:rPr>
           <w:lang w:val="en-US"/>
         </w:rPr>
-        <w:instrText xml:space="preserve"> HYPERLINK "https://arxiv.org/abs/cond-mat/0008064" \h </w:instrText>
+        <w:instrText xml:space="preserve"> HYPERLINK "https://github.com/axios/axios/issues/10636" \h </w:instrText>
       </w:r>
       <w:r>
         <w:fldChar w:fldCharType="separate"/>
@@ -9443,9 +7712,16 @@
           <w:szCs w:val="18"/>
           <w:lang w:val="en-US"/>
         </w:rPr>
-        <w:t xml:space="preserve">[3] Albert, R., </w:t>
-      </w:r>
-      <w:proofErr w:type="spellStart"/>
+        <w:t xml:space="preserve">[4] </w:t>
+      </w:r>
+      <w:r>
+        <w:rPr>
+          <w:rFonts w:ascii="Calibri" w:eastAsia="Calibri" w:hAnsi="Calibri" w:cs="Calibri"/>
+          <w:sz w:val="18"/>
+          <w:szCs w:val="18"/>
+        </w:rPr>
+        <w:fldChar w:fldCharType="end"/>
+      </w:r>
       <w:r>
         <w:rPr>
           <w:rFonts w:ascii="Calibri" w:eastAsia="Calibri" w:hAnsi="Calibri" w:cs="Calibri"/>
@@ -9453,19 +7729,35 @@
           <w:szCs w:val="18"/>
           <w:lang w:val="en-US"/>
         </w:rPr>
-        <w:t>Jeong</w:t>
-      </w:r>
-      <w:proofErr w:type="spellEnd"/>
-      <w:r>
+        <w:t>Saayman, J. “Post Mortem: axios npm Supply Chain Compromise.” axios/axios GitHub Issue #10636, April 2, 2026.</w:t>
+      </w:r>
+    </w:p>
+    <w:bookmarkStart w:id="22" w:name="l0qh1bb84yw0" w:colFirst="0" w:colLast="0"/>
+    <w:bookmarkEnd w:id="22"/>
+    <w:p>
+      <w:pPr>
+        <w:keepLines/>
+        <w:bidi/>
+        <w:spacing w:after="240" w:line="240" w:lineRule="auto"/>
         <w:rPr>
           <w:rFonts w:ascii="Calibri" w:eastAsia="Calibri" w:hAnsi="Calibri" w:cs="Calibri"/>
           <w:sz w:val="18"/>
           <w:szCs w:val="18"/>
           <w:lang w:val="en-US"/>
         </w:rPr>
-        <w:t xml:space="preserve">, H., and </w:t>
-      </w:r>
-      <w:proofErr w:type="spellStart"/>
+      </w:pPr>
+      <w:r>
+        <w:fldChar w:fldCharType="begin"/>
+      </w:r>
+      <w:r>
+        <w:rPr>
+          <w:lang w:val="en-US"/>
+        </w:rPr>
+        <w:instrText xml:space="preserve"> HYPERLINK "https://www.sonatype.com/blog/atomic-arch-npm-campaign-adds-malicious-dependency" \h </w:instrText>
+      </w:r>
+      <w:r>
+        <w:fldChar w:fldCharType="separate"/>
+      </w:r>
       <w:r>
         <w:rPr>
           <w:rFonts w:ascii="Calibri" w:eastAsia="Calibri" w:hAnsi="Calibri" w:cs="Calibri"/>
@@ -9473,9 +7765,16 @@
           <w:szCs w:val="18"/>
           <w:lang w:val="en-US"/>
         </w:rPr>
-        <w:t>Barabási</w:t>
-      </w:r>
-      <w:proofErr w:type="spellEnd"/>
+        <w:t xml:space="preserve">[5] </w:t>
+      </w:r>
+      <w:r>
+        <w:rPr>
+          <w:rFonts w:ascii="Calibri" w:eastAsia="Calibri" w:hAnsi="Calibri" w:cs="Calibri"/>
+          <w:sz w:val="18"/>
+          <w:szCs w:val="18"/>
+        </w:rPr>
+        <w:fldChar w:fldCharType="end"/>
+      </w:r>
       <w:r>
         <w:rPr>
           <w:rFonts w:ascii="Calibri" w:eastAsia="Calibri" w:hAnsi="Calibri" w:cs="Calibri"/>
@@ -9483,19 +7782,11 @@
           <w:szCs w:val="18"/>
           <w:lang w:val="en-US"/>
         </w:rPr>
-        <w:t>, A. L. “Error and Attack Tolerance of Complex Networks.” Nature, 2000.</w:t>
-      </w:r>
-      <w:r>
-        <w:rPr>
-          <w:rFonts w:ascii="Calibri" w:eastAsia="Calibri" w:hAnsi="Calibri" w:cs="Calibri"/>
-          <w:sz w:val="18"/>
-          <w:szCs w:val="18"/>
-        </w:rPr>
-        <w:fldChar w:fldCharType="end"/>
-      </w:r>
-    </w:p>
-    <w:bookmarkStart w:id="21" w:name="kaed0mkuuk1s" w:colFirst="0" w:colLast="0"/>
-    <w:bookmarkEnd w:id="21"/>
+        <w:t xml:space="preserve">Sonatype Research Team. “Atomic Arch npm Campaign Adds Malicious Dependency.” June 11, 2026. </w:t>
+      </w:r>
+    </w:p>
+    <w:bookmarkStart w:id="23" w:name="iq8ykflomelh" w:colFirst="0" w:colLast="0"/>
+    <w:bookmarkEnd w:id="23"/>
     <w:p>
       <w:pPr>
         <w:keepLines/>
@@ -9515,7 +7806,7 @@
         <w:rPr>
           <w:lang w:val="en-US"/>
         </w:rPr>
-        <w:instrText xml:space="preserve"> HYPERLINK "https://github.com/axios/axios/issues/10636" \h </w:instrText>
+        <w:instrText xml:space="preserve"> HYPERLINK "https://arxiv.org/abs/cond-mat/0408187" \h </w:instrText>
       </w:r>
       <w:r>
         <w:fldChar w:fldCharType="separate"/>
@@ -9527,7 +7818,7 @@
           <w:szCs w:val="18"/>
           <w:lang w:val="en-US"/>
         </w:rPr>
-        <w:t xml:space="preserve">[4] </w:t>
+        <w:t>[6] Clauset, A., Newman, M. E. J., and Moore, C. “Finding Community Structure in Very Large Networks.” Physical Review E, 2004.</w:t>
       </w:r>
       <w:r>
         <w:rPr>
@@ -9537,17 +7828,33 @@
         </w:rPr>
         <w:fldChar w:fldCharType="end"/>
       </w:r>
-      <w:proofErr w:type="spellStart"/>
-      <w:r>
+    </w:p>
+    <w:bookmarkStart w:id="24" w:name="11q9czjzphyt" w:colFirst="0" w:colLast="0"/>
+    <w:bookmarkEnd w:id="24"/>
+    <w:p>
+      <w:pPr>
+        <w:keepLines/>
+        <w:bidi/>
+        <w:spacing w:after="240" w:line="240" w:lineRule="auto"/>
         <w:rPr>
           <w:rFonts w:ascii="Calibri" w:eastAsia="Calibri" w:hAnsi="Calibri" w:cs="Calibri"/>
           <w:sz w:val="18"/>
           <w:szCs w:val="18"/>
           <w:lang w:val="en-US"/>
         </w:rPr>
-        <w:t>Saayman</w:t>
-      </w:r>
-      <w:proofErr w:type="spellEnd"/>
+      </w:pPr>
+      <w:r>
+        <w:fldChar w:fldCharType="begin"/>
+      </w:r>
+      <w:r>
+        <w:rPr>
+          <w:lang w:val="en-US"/>
+        </w:rPr>
+        <w:instrText xml:space="preserve"> HYPERLINK "https://www.ccs.neu.edu/home/vip/teach/DMcourse/6_graph_analysis/notes_slides/PhysRevE.69.026113.pdf" \h </w:instrText>
+      </w:r>
+      <w:r>
+        <w:fldChar w:fldCharType="separate"/>
+      </w:r>
       <w:r>
         <w:rPr>
           <w:rFonts w:ascii="Calibri" w:eastAsia="Calibri" w:hAnsi="Calibri" w:cs="Calibri"/>
@@ -9555,19 +7862,43 @@
           <w:szCs w:val="18"/>
           <w:lang w:val="en-US"/>
         </w:rPr>
-        <w:t xml:space="preserve">, J. “Post Mortem: </w:t>
-      </w:r>
-      <w:proofErr w:type="spellStart"/>
-      <w:r>
+        <w:t>[7] Girvan, M., and Newman, M. E. J. “Community Structure in Social and Biological Networks.” Proceedings of the National Academy of Sciences, 99(12), 7821–7826, 2002.</w:t>
+      </w:r>
+      <w:r>
+        <w:rPr>
+          <w:rFonts w:ascii="Calibri" w:eastAsia="Calibri" w:hAnsi="Calibri" w:cs="Calibri"/>
+          <w:sz w:val="18"/>
+          <w:szCs w:val="18"/>
+        </w:rPr>
+        <w:fldChar w:fldCharType="end"/>
+      </w:r>
+    </w:p>
+    <w:bookmarkStart w:id="25" w:name="403pk32l7l1i" w:colFirst="0" w:colLast="0"/>
+    <w:bookmarkEnd w:id="25"/>
+    <w:p>
+      <w:pPr>
+        <w:keepLines/>
+        <w:bidi/>
+        <w:spacing w:after="240" w:line="240" w:lineRule="auto"/>
         <w:rPr>
           <w:rFonts w:ascii="Calibri" w:eastAsia="Calibri" w:hAnsi="Calibri" w:cs="Calibri"/>
           <w:sz w:val="18"/>
           <w:szCs w:val="18"/>
           <w:lang w:val="en-US"/>
         </w:rPr>
-        <w:t>axios</w:t>
-      </w:r>
-      <w:proofErr w:type="spellEnd"/>
+      </w:pPr>
+      <w:r>
+        <w:fldChar w:fldCharType="begin"/>
+      </w:r>
+      <w:r>
+        <w:rPr>
+          <w:lang w:val="en-US"/>
+        </w:rPr>
+        <w:instrText xml:space="preserve"> HYPERLINK "https://docs.deps.dev/api/" \h </w:instrText>
+      </w:r>
+      <w:r>
+        <w:fldChar w:fldCharType="separate"/>
+      </w:r>
       <w:r>
         <w:rPr>
           <w:rFonts w:ascii="Calibri" w:eastAsia="Calibri" w:hAnsi="Calibri" w:cs="Calibri"/>
@@ -9575,19 +7906,43 @@
           <w:szCs w:val="18"/>
           <w:lang w:val="en-US"/>
         </w:rPr>
-        <w:t xml:space="preserve"> </w:t>
-      </w:r>
-      <w:proofErr w:type="spellStart"/>
-      <w:r>
+        <w:t>[8] Google Open Source Insights. “deps.dev API v3 Documentation.” Accessed July 2026.</w:t>
+      </w:r>
+      <w:r>
+        <w:rPr>
+          <w:rFonts w:ascii="Calibri" w:eastAsia="Calibri" w:hAnsi="Calibri" w:cs="Calibri"/>
+          <w:sz w:val="18"/>
+          <w:szCs w:val="18"/>
+        </w:rPr>
+        <w:fldChar w:fldCharType="end"/>
+      </w:r>
+    </w:p>
+    <w:bookmarkStart w:id="26" w:name="mjslvw4mt0y3" w:colFirst="0" w:colLast="0"/>
+    <w:bookmarkEnd w:id="26"/>
+    <w:p>
+      <w:pPr>
+        <w:keepLines/>
+        <w:bidi/>
+        <w:spacing w:after="240" w:line="240" w:lineRule="auto"/>
         <w:rPr>
           <w:rFonts w:ascii="Calibri" w:eastAsia="Calibri" w:hAnsi="Calibri" w:cs="Calibri"/>
           <w:sz w:val="18"/>
           <w:szCs w:val="18"/>
           <w:lang w:val="en-US"/>
         </w:rPr>
-        <w:t>npm</w:t>
-      </w:r>
-      <w:proofErr w:type="spellEnd"/>
+      </w:pPr>
+      <w:r>
+        <w:fldChar w:fldCharType="begin"/>
+      </w:r>
+      <w:r>
+        <w:rPr>
+          <w:lang w:val="en-US"/>
+        </w:rPr>
+        <w:instrText xml:space="preserve"> HYPERLINK "https://networkx.org/" \h </w:instrText>
+      </w:r>
+      <w:r>
+        <w:fldChar w:fldCharType="separate"/>
+      </w:r>
       <w:r>
         <w:rPr>
           <w:rFonts w:ascii="Calibri" w:eastAsia="Calibri" w:hAnsi="Calibri" w:cs="Calibri"/>
@@ -9595,19 +7950,43 @@
           <w:szCs w:val="18"/>
           <w:lang w:val="en-US"/>
         </w:rPr>
-        <w:t xml:space="preserve"> Supply Chain Compromise.” </w:t>
-      </w:r>
-      <w:proofErr w:type="spellStart"/>
-      <w:r>
+        <w:t>[9] NetworkX Developers. “NetworkX Documentation.” Accessed July 2026.</w:t>
+      </w:r>
+      <w:r>
+        <w:rPr>
+          <w:rFonts w:ascii="Calibri" w:eastAsia="Calibri" w:hAnsi="Calibri" w:cs="Calibri"/>
+          <w:sz w:val="18"/>
+          <w:szCs w:val="18"/>
+        </w:rPr>
+        <w:fldChar w:fldCharType="end"/>
+      </w:r>
+    </w:p>
+    <w:bookmarkStart w:id="27" w:name="bcfxggooiwcy" w:colFirst="0" w:colLast="0"/>
+    <w:bookmarkEnd w:id="27"/>
+    <w:p>
+      <w:pPr>
+        <w:keepLines/>
+        <w:bidi/>
+        <w:spacing w:after="240" w:line="240" w:lineRule="auto"/>
         <w:rPr>
           <w:rFonts w:ascii="Calibri" w:eastAsia="Calibri" w:hAnsi="Calibri" w:cs="Calibri"/>
           <w:sz w:val="18"/>
           <w:szCs w:val="18"/>
           <w:lang w:val="en-US"/>
         </w:rPr>
-        <w:t>axios</w:t>
-      </w:r>
-      <w:proofErr w:type="spellEnd"/>
+      </w:pPr>
+      <w:r>
+        <w:fldChar w:fldCharType="begin"/>
+      </w:r>
+      <w:r>
+        <w:rPr>
+          <w:lang w:val="en-US"/>
+        </w:rPr>
+        <w:instrText xml:space="preserve"> HYPERLINK "https://www.nature.com/articles/30918" \h </w:instrText>
+      </w:r>
+      <w:r>
+        <w:fldChar w:fldCharType="separate"/>
+      </w:r>
       <w:r>
         <w:rPr>
           <w:rFonts w:ascii="Calibri" w:eastAsia="Calibri" w:hAnsi="Calibri" w:cs="Calibri"/>
@@ -9615,19 +7994,43 @@
           <w:szCs w:val="18"/>
           <w:lang w:val="en-US"/>
         </w:rPr>
-        <w:t>/</w:t>
-      </w:r>
-      <w:proofErr w:type="spellStart"/>
-      <w:r>
+        <w:t>[10] Watts, D. J., and Strogatz, S. H. “Collective Dynamics of Small-World Networks.” Nature, 1998.</w:t>
+      </w:r>
+      <w:r>
+        <w:rPr>
+          <w:rFonts w:ascii="Calibri" w:eastAsia="Calibri" w:hAnsi="Calibri" w:cs="Calibri"/>
+          <w:sz w:val="18"/>
+          <w:szCs w:val="18"/>
+        </w:rPr>
+        <w:fldChar w:fldCharType="end"/>
+      </w:r>
+    </w:p>
+    <w:bookmarkStart w:id="28" w:name="lo8ckszbcwbf" w:colFirst="0" w:colLast="0"/>
+    <w:bookmarkEnd w:id="28"/>
+    <w:p>
+      <w:pPr>
+        <w:keepLines/>
+        <w:bidi/>
+        <w:spacing w:after="240" w:line="240" w:lineRule="auto"/>
         <w:rPr>
           <w:rFonts w:ascii="Calibri" w:eastAsia="Calibri" w:hAnsi="Calibri" w:cs="Calibri"/>
           <w:sz w:val="18"/>
           <w:szCs w:val="18"/>
           <w:lang w:val="en-US"/>
         </w:rPr>
-        <w:t>axios</w:t>
-      </w:r>
-      <w:proofErr w:type="spellEnd"/>
+      </w:pPr>
+      <w:r>
+        <w:fldChar w:fldCharType="begin"/>
+      </w:r>
+      <w:r>
+        <w:rPr>
+          <w:lang w:val="en-US"/>
+        </w:rPr>
+        <w:instrText xml:space="preserve"> HYPERLINK "https://journals.plos.org/plosone/article?id=10.1371/journal.pone.0000634" \h </w:instrText>
+      </w:r>
+      <w:r>
+        <w:fldChar w:fldCharType="separate"/>
+      </w:r>
       <w:r>
         <w:rPr>
           <w:rFonts w:ascii="Calibri" w:eastAsia="Calibri" w:hAnsi="Calibri" w:cs="Calibri"/>
@@ -9635,11 +8038,19 @@
           <w:szCs w:val="18"/>
           <w:lang w:val="en-US"/>
         </w:rPr>
-        <w:t xml:space="preserve"> GitHub Issue #10636, April 2, 2026.</w:t>
-      </w:r>
-    </w:p>
-    <w:bookmarkStart w:id="22" w:name="l0qh1bb84yw0" w:colFirst="0" w:colLast="0"/>
-    <w:bookmarkEnd w:id="22"/>
+        <w:t>[11] Humphries, M. D., and Gurney, K. “Network ‘Small-World-Ness’: A Quantitative Method for Determining Canonical Network Equivalence.” PLoS ONE, 2008.</w:t>
+      </w:r>
+      <w:r>
+        <w:rPr>
+          <w:rFonts w:ascii="Calibri" w:eastAsia="Calibri" w:hAnsi="Calibri" w:cs="Calibri"/>
+          <w:sz w:val="18"/>
+          <w:szCs w:val="18"/>
+        </w:rPr>
+        <w:fldChar w:fldCharType="end"/>
+      </w:r>
+    </w:p>
+    <w:bookmarkStart w:id="29" w:name="jaaca688b1nd" w:colFirst="0" w:colLast="0"/>
+    <w:bookmarkEnd w:id="29"/>
     <w:p>
       <w:pPr>
         <w:keepLines/>
@@ -9659,7 +8070,7 @@
         <w:rPr>
           <w:lang w:val="en-US"/>
         </w:rPr>
-        <w:instrText xml:space="preserve"> HYPERLINK "https://www.sonatype.com/blog/atomic-arch-npm-campaign-adds-malicious-dependency" \h </w:instrText>
+        <w:instrText xml:space="preserve"> HYPERLINK "https://epubs.siam.org/doi/abs/10.1137/070710111" \h </w:instrText>
       </w:r>
       <w:r>
         <w:fldChar w:fldCharType="separate"/>
@@ -9671,7 +8082,7 @@
           <w:szCs w:val="18"/>
           <w:lang w:val="en-US"/>
         </w:rPr>
-        <w:t xml:space="preserve">[5] </w:t>
+        <w:t>[12] Clauset, A., Shalizi, C. R., and Newman, M. E. J. “Power-Law Distributions in Empirical Data.” SIAM Review, 2009.</w:t>
       </w:r>
       <w:r>
         <w:rPr>
@@ -9681,17 +8092,33 @@
         </w:rPr>
         <w:fldChar w:fldCharType="end"/>
       </w:r>
-      <w:proofErr w:type="spellStart"/>
-      <w:r>
+    </w:p>
+    <w:bookmarkStart w:id="30" w:name="nm6lptyg9er9" w:colFirst="0" w:colLast="0"/>
+    <w:bookmarkEnd w:id="30"/>
+    <w:p>
+      <w:pPr>
+        <w:keepLines/>
+        <w:bidi/>
+        <w:spacing w:after="240" w:line="240" w:lineRule="auto"/>
         <w:rPr>
           <w:rFonts w:ascii="Calibri" w:eastAsia="Calibri" w:hAnsi="Calibri" w:cs="Calibri"/>
           <w:sz w:val="18"/>
           <w:szCs w:val="18"/>
           <w:lang w:val="en-US"/>
         </w:rPr>
-        <w:t>Sonatype</w:t>
-      </w:r>
-      <w:proofErr w:type="spellEnd"/>
+      </w:pPr>
+      <w:r>
+        <w:fldChar w:fldCharType="begin"/>
+      </w:r>
+      <w:r>
+        <w:rPr>
+          <w:lang w:val="en-US"/>
+        </w:rPr>
+        <w:instrText xml:space="preserve"> HYPERLINK "https://journals.plos.org/plosone/article?id=10.1371/journal.pone.0085777" \h </w:instrText>
+      </w:r>
+      <w:r>
+        <w:fldChar w:fldCharType="separate"/>
+      </w:r>
       <w:r>
         <w:rPr>
           <w:rFonts w:ascii="Calibri" w:eastAsia="Calibri" w:hAnsi="Calibri" w:cs="Calibri"/>
@@ -9699,19 +8126,43 @@
           <w:szCs w:val="18"/>
           <w:lang w:val="en-US"/>
         </w:rPr>
-        <w:t xml:space="preserve"> Research Team. “Atomic Arch </w:t>
-      </w:r>
-      <w:proofErr w:type="spellStart"/>
-      <w:r>
+        <w:t>[13] Alstott, J., Bullmore, E., and Plenz, D. “powerlaw: A Python Package for Analysis of Heavy-Tailed Distributions.” PLoS ONE, 2014.</w:t>
+      </w:r>
+      <w:r>
+        <w:rPr>
+          <w:rFonts w:ascii="Calibri" w:eastAsia="Calibri" w:hAnsi="Calibri" w:cs="Calibri"/>
+          <w:sz w:val="18"/>
+          <w:szCs w:val="18"/>
+        </w:rPr>
+        <w:fldChar w:fldCharType="end"/>
+      </w:r>
+    </w:p>
+    <w:bookmarkStart w:id="31" w:name="70bhixgxnotj" w:colFirst="0" w:colLast="0"/>
+    <w:bookmarkEnd w:id="31"/>
+    <w:p>
+      <w:pPr>
+        <w:keepLines/>
+        <w:bidi/>
+        <w:spacing w:after="240" w:line="240" w:lineRule="auto"/>
         <w:rPr>
           <w:rFonts w:ascii="Calibri" w:eastAsia="Calibri" w:hAnsi="Calibri" w:cs="Calibri"/>
           <w:sz w:val="18"/>
           <w:szCs w:val="18"/>
           <w:lang w:val="en-US"/>
         </w:rPr>
-        <w:t>npm</w:t>
-      </w:r>
-      <w:proofErr w:type="spellEnd"/>
+      </w:pPr>
+      <w:r>
+        <w:fldChar w:fldCharType="begin"/>
+      </w:r>
+      <w:r>
+        <w:rPr>
+          <w:lang w:val="en-US"/>
+        </w:rPr>
+        <w:instrText xml:space="preserve"> HYPERLINK "https://github.com/advisories" \h </w:instrText>
+      </w:r>
+      <w:r>
+        <w:fldChar w:fldCharType="separate"/>
+      </w:r>
       <w:r>
         <w:rPr>
           <w:rFonts w:ascii="Calibri" w:eastAsia="Calibri" w:hAnsi="Calibri" w:cs="Calibri"/>
@@ -9719,774 +8170,58 @@
           <w:szCs w:val="18"/>
           <w:lang w:val="en-US"/>
         </w:rPr>
-        <w:t xml:space="preserve"> Campaign Adds Malicious Dependency.” June 11, 2026. </w:t>
-      </w:r>
-    </w:p>
-    <w:bookmarkStart w:id="23" w:name="iq8ykflomelh" w:colFirst="0" w:colLast="0"/>
-    <w:bookmarkEnd w:id="23"/>
+        <w:t>[14] GitHub. “GitHub Advisory Database.” Accessed July 2026.</w:t>
+      </w:r>
+      <w:r>
+        <w:rPr>
+          <w:rFonts w:ascii="Calibri" w:eastAsia="Calibri" w:hAnsi="Calibri" w:cs="Calibri"/>
+          <w:sz w:val="18"/>
+          <w:szCs w:val="18"/>
+        </w:rPr>
+        <w:fldChar w:fldCharType="end"/>
+      </w:r>
+    </w:p>
+    <w:bookmarkStart w:id="32" w:name="wnn1jagbndhc" w:colFirst="0" w:colLast="0"/>
+    <w:bookmarkEnd w:id="32"/>
     <w:p>
       <w:pPr>
         <w:keepLines/>
         <w:bidi/>
         <w:spacing w:after="240" w:line="240" w:lineRule="auto"/>
+        <w:rPr>
+          <w:rFonts w:ascii="Calibri" w:eastAsia="Calibri" w:hAnsi="Calibri" w:cs="Calibri"/>
+          <w:sz w:val="18"/>
+          <w:szCs w:val="18"/>
+        </w:rPr>
+      </w:pPr>
+      <w:r>
+        <w:fldChar w:fldCharType="begin"/>
+      </w:r>
+      <w:r>
+        <w:rPr>
+          <w:lang w:val="en-US"/>
+        </w:rPr>
+        <w:instrText xml:space="preserve"> HYPERLINK "https://osv.dev/" \h </w:instrText>
+      </w:r>
+      <w:r>
+        <w:fldChar w:fldCharType="separate"/>
+      </w:r>
+      <w:r>
         <w:rPr>
           <w:rFonts w:ascii="Calibri" w:eastAsia="Calibri" w:hAnsi="Calibri" w:cs="Calibri"/>
           <w:sz w:val="18"/>
           <w:szCs w:val="18"/>
           <w:lang w:val="en-US"/>
         </w:rPr>
-      </w:pPr>
-      <w:r>
-        <w:fldChar w:fldCharType="begin"/>
-      </w:r>
-      <w:r>
-        <w:rPr>
-          <w:lang w:val="en-US"/>
-        </w:rPr>
-        <w:instrText xml:space="preserve"> HYPERLINK "https://arxiv.org/abs/cond-mat/0408187" \h </w:instrText>
-      </w:r>
-      <w:r>
-        <w:fldChar w:fldCharType="separate"/>
+        <w:t xml:space="preserve">[15] OpenSSF. “OSV.dev Vulnerability Database and API Documentation.” </w:t>
       </w:r>
       <w:r>
         <w:rPr>
           <w:rFonts w:ascii="Calibri" w:eastAsia="Calibri" w:hAnsi="Calibri" w:cs="Calibri"/>
           <w:sz w:val="18"/>
           <w:szCs w:val="18"/>
-          <w:lang w:val="en-US"/>
-        </w:rPr>
-        <w:t xml:space="preserve">[6] </w:t>
-      </w:r>
-      <w:proofErr w:type="spellStart"/>
-      <w:r>
-        <w:rPr>
-          <w:rFonts w:ascii="Calibri" w:eastAsia="Calibri" w:hAnsi="Calibri" w:cs="Calibri"/>
-          <w:sz w:val="18"/>
-          <w:szCs w:val="18"/>
-          <w:lang w:val="en-US"/>
-        </w:rPr>
-        <w:t>Clauset</w:t>
-      </w:r>
-      <w:proofErr w:type="spellEnd"/>
-      <w:r>
-        <w:rPr>
-          <w:rFonts w:ascii="Calibri" w:eastAsia="Calibri" w:hAnsi="Calibri" w:cs="Calibri"/>
-          <w:sz w:val="18"/>
-          <w:szCs w:val="18"/>
-          <w:lang w:val="en-US"/>
-        </w:rPr>
-        <w:t>, A., Newman, M. E. J., and Moore, C. “Finding Community Structure in Very Large Networks.” Physical Review E, 2004.</w:t>
-      </w:r>
-      <w:r>
-        <w:rPr>
-          <w:rFonts w:ascii="Calibri" w:eastAsia="Calibri" w:hAnsi="Calibri" w:cs="Calibri"/>
-          <w:sz w:val="18"/>
-          <w:szCs w:val="18"/>
-        </w:rPr>
-        <w:fldChar w:fldCharType="end"/>
-      </w:r>
-    </w:p>
-    <w:bookmarkStart w:id="24" w:name="11q9czjzphyt" w:colFirst="0" w:colLast="0"/>
-    <w:bookmarkEnd w:id="24"/>
-    <w:p>
-      <w:pPr>
-        <w:keepLines/>
-        <w:bidi/>
-        <w:spacing w:after="240" w:line="240" w:lineRule="auto"/>
-        <w:rPr>
-          <w:rFonts w:ascii="Calibri" w:eastAsia="Calibri" w:hAnsi="Calibri" w:cs="Calibri"/>
-          <w:sz w:val="18"/>
-          <w:szCs w:val="18"/>
-          <w:lang w:val="en-US"/>
-        </w:rPr>
-      </w:pPr>
-      <w:r>
-        <w:fldChar w:fldCharType="begin"/>
-      </w:r>
-      <w:r>
-        <w:rPr>
-          <w:lang w:val="en-US"/>
-        </w:rPr>
-        <w:instrText xml:space="preserve"> HYPERLINK "https://www.ccs.neu.edu/home/vip/teach/DMcourse/6_graph_analysis/notes_slides/PhysRevE.69.026113.pdf" \h </w:instrText>
-      </w:r>
-      <w:r>
-        <w:fldChar w:fldCharType="separate"/>
-      </w:r>
-      <w:r>
-        <w:rPr>
-          <w:rFonts w:ascii="Calibri" w:eastAsia="Calibri" w:hAnsi="Calibri" w:cs="Calibri"/>
-          <w:sz w:val="18"/>
-          <w:szCs w:val="18"/>
-          <w:lang w:val="en-US"/>
-        </w:rPr>
-        <w:t>[7] Girvan, M., and Newman, M. E. J. “Community Structure in Social and Biological Networks.” Proceedings of the National Academy of Sciences, 99(12), 7821–7826, 2002.</w:t>
-      </w:r>
-      <w:r>
-        <w:rPr>
-          <w:rFonts w:ascii="Calibri" w:eastAsia="Calibri" w:hAnsi="Calibri" w:cs="Calibri"/>
-          <w:sz w:val="18"/>
-          <w:szCs w:val="18"/>
-        </w:rPr>
-        <w:fldChar w:fldCharType="end"/>
-      </w:r>
-    </w:p>
-    <w:bookmarkStart w:id="25" w:name="403pk32l7l1i" w:colFirst="0" w:colLast="0"/>
-    <w:bookmarkEnd w:id="25"/>
-    <w:p>
-      <w:pPr>
-        <w:keepLines/>
-        <w:bidi/>
-        <w:spacing w:after="240" w:line="240" w:lineRule="auto"/>
-        <w:rPr>
-          <w:rFonts w:ascii="Calibri" w:eastAsia="Calibri" w:hAnsi="Calibri" w:cs="Calibri"/>
-          <w:sz w:val="18"/>
-          <w:szCs w:val="18"/>
-          <w:lang w:val="en-US"/>
-        </w:rPr>
-      </w:pPr>
-      <w:r>
-        <w:fldChar w:fldCharType="begin"/>
-      </w:r>
-      <w:r>
-        <w:rPr>
-          <w:lang w:val="en-US"/>
-        </w:rPr>
-        <w:instrText xml:space="preserve"> HYPERLINK "https://docs.deps.dev/api/" \h </w:instrText>
-      </w:r>
-      <w:r>
-        <w:fldChar w:fldCharType="separate"/>
-      </w:r>
-      <w:r>
-        <w:rPr>
-          <w:rFonts w:ascii="Calibri" w:eastAsia="Calibri" w:hAnsi="Calibri" w:cs="Calibri"/>
-          <w:sz w:val="18"/>
-          <w:szCs w:val="18"/>
-          <w:lang w:val="en-US"/>
-        </w:rPr>
-        <w:t>[8] Google Open Source Insights. “</w:t>
-      </w:r>
-      <w:proofErr w:type="spellStart"/>
-      <w:r>
-        <w:rPr>
-          <w:rFonts w:ascii="Calibri" w:eastAsia="Calibri" w:hAnsi="Calibri" w:cs="Calibri"/>
-          <w:sz w:val="18"/>
-          <w:szCs w:val="18"/>
-          <w:lang w:val="en-US"/>
-        </w:rPr>
-        <w:t>deps.dev</w:t>
-      </w:r>
-      <w:proofErr w:type="spellEnd"/>
-      <w:r>
-        <w:rPr>
-          <w:rFonts w:ascii="Calibri" w:eastAsia="Calibri" w:hAnsi="Calibri" w:cs="Calibri"/>
-          <w:sz w:val="18"/>
-          <w:szCs w:val="18"/>
-          <w:lang w:val="en-US"/>
-        </w:rPr>
-        <w:t xml:space="preserve"> API v3 Documentation.” Accessed July 2026.</w:t>
-      </w:r>
-      <w:r>
-        <w:rPr>
-          <w:rFonts w:ascii="Calibri" w:eastAsia="Calibri" w:hAnsi="Calibri" w:cs="Calibri"/>
-          <w:sz w:val="18"/>
-          <w:szCs w:val="18"/>
-        </w:rPr>
-        <w:fldChar w:fldCharType="end"/>
-      </w:r>
-    </w:p>
-    <w:bookmarkStart w:id="26" w:name="mjslvw4mt0y3" w:colFirst="0" w:colLast="0"/>
-    <w:bookmarkEnd w:id="26"/>
-    <w:p>
-      <w:pPr>
-        <w:keepLines/>
-        <w:bidi/>
-        <w:spacing w:after="240" w:line="240" w:lineRule="auto"/>
-        <w:rPr>
-          <w:rFonts w:ascii="Calibri" w:eastAsia="Calibri" w:hAnsi="Calibri" w:cs="Calibri"/>
-          <w:sz w:val="18"/>
-          <w:szCs w:val="18"/>
-          <w:lang w:val="en-US"/>
-        </w:rPr>
-      </w:pPr>
-      <w:r>
-        <w:fldChar w:fldCharType="begin"/>
-      </w:r>
-      <w:r>
-        <w:rPr>
-          <w:lang w:val="en-US"/>
-        </w:rPr>
-        <w:instrText xml:space="preserve"> HYPERLINK "https://networkx.org/" \h </w:instrText>
-      </w:r>
-      <w:r>
-        <w:fldChar w:fldCharType="separate"/>
-      </w:r>
-      <w:r>
-        <w:rPr>
-          <w:rFonts w:ascii="Calibri" w:eastAsia="Calibri" w:hAnsi="Calibri" w:cs="Calibri"/>
-          <w:sz w:val="18"/>
-          <w:szCs w:val="18"/>
-          <w:lang w:val="en-US"/>
-        </w:rPr>
-        <w:t xml:space="preserve">[9] </w:t>
-      </w:r>
-      <w:proofErr w:type="spellStart"/>
-      <w:r>
-        <w:rPr>
-          <w:rFonts w:ascii="Calibri" w:eastAsia="Calibri" w:hAnsi="Calibri" w:cs="Calibri"/>
-          <w:sz w:val="18"/>
-          <w:szCs w:val="18"/>
-          <w:lang w:val="en-US"/>
-        </w:rPr>
-        <w:t>NetworkX</w:t>
-      </w:r>
-      <w:proofErr w:type="spellEnd"/>
-      <w:r>
-        <w:rPr>
-          <w:rFonts w:ascii="Calibri" w:eastAsia="Calibri" w:hAnsi="Calibri" w:cs="Calibri"/>
-          <w:sz w:val="18"/>
-          <w:szCs w:val="18"/>
-          <w:lang w:val="en-US"/>
-        </w:rPr>
-        <w:t xml:space="preserve"> Developers. “</w:t>
-      </w:r>
-      <w:proofErr w:type="spellStart"/>
-      <w:r>
-        <w:rPr>
-          <w:rFonts w:ascii="Calibri" w:eastAsia="Calibri" w:hAnsi="Calibri" w:cs="Calibri"/>
-          <w:sz w:val="18"/>
-          <w:szCs w:val="18"/>
-          <w:lang w:val="en-US"/>
-        </w:rPr>
-        <w:t>NetworkX</w:t>
-      </w:r>
-      <w:proofErr w:type="spellEnd"/>
-      <w:r>
-        <w:rPr>
-          <w:rFonts w:ascii="Calibri" w:eastAsia="Calibri" w:hAnsi="Calibri" w:cs="Calibri"/>
-          <w:sz w:val="18"/>
-          <w:szCs w:val="18"/>
-          <w:lang w:val="en-US"/>
-        </w:rPr>
-        <w:t xml:space="preserve"> Documentation.” Accessed July 2026.</w:t>
-      </w:r>
-      <w:r>
-        <w:rPr>
-          <w:rFonts w:ascii="Calibri" w:eastAsia="Calibri" w:hAnsi="Calibri" w:cs="Calibri"/>
-          <w:sz w:val="18"/>
-          <w:szCs w:val="18"/>
-        </w:rPr>
-        <w:fldChar w:fldCharType="end"/>
-      </w:r>
-    </w:p>
-    <w:bookmarkStart w:id="27" w:name="bcfxggooiwcy" w:colFirst="0" w:colLast="0"/>
-    <w:bookmarkEnd w:id="27"/>
-    <w:p>
-      <w:pPr>
-        <w:keepLines/>
-        <w:bidi/>
-        <w:spacing w:after="240" w:line="240" w:lineRule="auto"/>
-        <w:rPr>
-          <w:rFonts w:ascii="Calibri" w:eastAsia="Calibri" w:hAnsi="Calibri" w:cs="Calibri"/>
-          <w:sz w:val="18"/>
-          <w:szCs w:val="18"/>
-          <w:lang w:val="en-US"/>
-        </w:rPr>
-      </w:pPr>
-      <w:r>
-        <w:fldChar w:fldCharType="begin"/>
-      </w:r>
-      <w:r>
-        <w:rPr>
-          <w:lang w:val="en-US"/>
-        </w:rPr>
-        <w:instrText xml:space="preserve"> HYPERLINK "https://www.nature.com/articles/30918" \h </w:instrText>
-      </w:r>
-      <w:r>
-        <w:fldChar w:fldCharType="separate"/>
-      </w:r>
-      <w:r>
-        <w:rPr>
-          <w:rFonts w:ascii="Calibri" w:eastAsia="Calibri" w:hAnsi="Calibri" w:cs="Calibri"/>
-          <w:sz w:val="18"/>
-          <w:szCs w:val="18"/>
-          <w:lang w:val="en-US"/>
-        </w:rPr>
-        <w:t xml:space="preserve">[10] Watts, D. J., and </w:t>
-      </w:r>
-      <w:proofErr w:type="spellStart"/>
-      <w:r>
-        <w:rPr>
-          <w:rFonts w:ascii="Calibri" w:eastAsia="Calibri" w:hAnsi="Calibri" w:cs="Calibri"/>
-          <w:sz w:val="18"/>
-          <w:szCs w:val="18"/>
-          <w:lang w:val="en-US"/>
-        </w:rPr>
-        <w:t>Strogatz</w:t>
-      </w:r>
-      <w:proofErr w:type="spellEnd"/>
-      <w:r>
-        <w:rPr>
-          <w:rFonts w:ascii="Calibri" w:eastAsia="Calibri" w:hAnsi="Calibri" w:cs="Calibri"/>
-          <w:sz w:val="18"/>
-          <w:szCs w:val="18"/>
-          <w:lang w:val="en-US"/>
-        </w:rPr>
-        <w:t>, S. H. “Collective Dynamics of Small-World Networks.” Nature, 1998.</w:t>
-      </w:r>
-      <w:r>
-        <w:rPr>
-          <w:rFonts w:ascii="Calibri" w:eastAsia="Calibri" w:hAnsi="Calibri" w:cs="Calibri"/>
-          <w:sz w:val="18"/>
-          <w:szCs w:val="18"/>
-        </w:rPr>
-        <w:fldChar w:fldCharType="end"/>
-      </w:r>
-    </w:p>
-    <w:bookmarkStart w:id="28" w:name="lo8ckszbcwbf" w:colFirst="0" w:colLast="0"/>
-    <w:bookmarkEnd w:id="28"/>
-    <w:p>
-      <w:pPr>
-        <w:keepLines/>
-        <w:bidi/>
-        <w:spacing w:after="240" w:line="240" w:lineRule="auto"/>
-        <w:rPr>
-          <w:rFonts w:ascii="Calibri" w:eastAsia="Calibri" w:hAnsi="Calibri" w:cs="Calibri"/>
-          <w:sz w:val="18"/>
-          <w:szCs w:val="18"/>
-          <w:lang w:val="en-US"/>
-        </w:rPr>
-      </w:pPr>
-      <w:r>
-        <w:fldChar w:fldCharType="begin"/>
-      </w:r>
-      <w:r>
-        <w:rPr>
-          <w:lang w:val="en-US"/>
-        </w:rPr>
-        <w:instrText xml:space="preserve"> HYPERLINK "https://journals.plos.org/plosone/article?id=10.1371/journal.pone.0000634" \h </w:instrText>
-      </w:r>
-      <w:r>
-        <w:fldChar w:fldCharType="separate"/>
-      </w:r>
-      <w:r>
-        <w:rPr>
-          <w:rFonts w:ascii="Calibri" w:eastAsia="Calibri" w:hAnsi="Calibri" w:cs="Calibri"/>
-          <w:sz w:val="18"/>
-          <w:szCs w:val="18"/>
-          <w:lang w:val="en-US"/>
-        </w:rPr>
-        <w:t xml:space="preserve">[11] Humphries, M. D., and Gurney, K. “Network ‘Small-World-Ness’: A Quantitative Method for Determining Canonical Network Equivalence.” </w:t>
-      </w:r>
-      <w:proofErr w:type="spellStart"/>
-      <w:r>
-        <w:rPr>
-          <w:rFonts w:ascii="Calibri" w:eastAsia="Calibri" w:hAnsi="Calibri" w:cs="Calibri"/>
-          <w:sz w:val="18"/>
-          <w:szCs w:val="18"/>
-          <w:lang w:val="en-US"/>
-        </w:rPr>
-        <w:t>PLoS</w:t>
-      </w:r>
-      <w:proofErr w:type="spellEnd"/>
-      <w:r>
-        <w:rPr>
-          <w:rFonts w:ascii="Calibri" w:eastAsia="Calibri" w:hAnsi="Calibri" w:cs="Calibri"/>
-          <w:sz w:val="18"/>
-          <w:szCs w:val="18"/>
-          <w:lang w:val="en-US"/>
-        </w:rPr>
-        <w:t xml:space="preserve"> ONE, 2008.</w:t>
-      </w:r>
-      <w:r>
-        <w:rPr>
-          <w:rFonts w:ascii="Calibri" w:eastAsia="Calibri" w:hAnsi="Calibri" w:cs="Calibri"/>
-          <w:sz w:val="18"/>
-          <w:szCs w:val="18"/>
-        </w:rPr>
-        <w:fldChar w:fldCharType="end"/>
-      </w:r>
-    </w:p>
-    <w:bookmarkStart w:id="29" w:name="jaaca688b1nd" w:colFirst="0" w:colLast="0"/>
-    <w:bookmarkEnd w:id="29"/>
-    <w:p>
-      <w:pPr>
-        <w:keepLines/>
-        <w:bidi/>
-        <w:spacing w:after="240" w:line="240" w:lineRule="auto"/>
-        <w:rPr>
-          <w:rFonts w:ascii="Calibri" w:eastAsia="Calibri" w:hAnsi="Calibri" w:cs="Calibri"/>
-          <w:sz w:val="18"/>
-          <w:szCs w:val="18"/>
-          <w:lang w:val="en-US"/>
-        </w:rPr>
-      </w:pPr>
-      <w:r>
-        <w:fldChar w:fldCharType="begin"/>
-      </w:r>
-      <w:r>
-        <w:rPr>
-          <w:lang w:val="en-US"/>
-        </w:rPr>
-        <w:instrText xml:space="preserve"> HYPERLINK "https://epubs.siam.org/doi/abs/10.1137/070710111" \h </w:instrText>
-      </w:r>
-      <w:r>
-        <w:fldChar w:fldCharType="separate"/>
-      </w:r>
-      <w:r>
-        <w:rPr>
-          <w:rFonts w:ascii="Calibri" w:eastAsia="Calibri" w:hAnsi="Calibri" w:cs="Calibri"/>
-          <w:sz w:val="18"/>
-          <w:szCs w:val="18"/>
-          <w:lang w:val="en-US"/>
-        </w:rPr>
-        <w:t xml:space="preserve">[12] </w:t>
-      </w:r>
-      <w:proofErr w:type="spellStart"/>
-      <w:r>
-        <w:rPr>
-          <w:rFonts w:ascii="Calibri" w:eastAsia="Calibri" w:hAnsi="Calibri" w:cs="Calibri"/>
-          <w:sz w:val="18"/>
-          <w:szCs w:val="18"/>
-          <w:lang w:val="en-US"/>
-        </w:rPr>
-        <w:t>Clauset</w:t>
-      </w:r>
-      <w:proofErr w:type="spellEnd"/>
-      <w:r>
-        <w:rPr>
-          <w:rFonts w:ascii="Calibri" w:eastAsia="Calibri" w:hAnsi="Calibri" w:cs="Calibri"/>
-          <w:sz w:val="18"/>
-          <w:szCs w:val="18"/>
-          <w:lang w:val="en-US"/>
-        </w:rPr>
-        <w:t xml:space="preserve">, A., </w:t>
-      </w:r>
-      <w:proofErr w:type="spellStart"/>
-      <w:r>
-        <w:rPr>
-          <w:rFonts w:ascii="Calibri" w:eastAsia="Calibri" w:hAnsi="Calibri" w:cs="Calibri"/>
-          <w:sz w:val="18"/>
-          <w:szCs w:val="18"/>
-          <w:lang w:val="en-US"/>
-        </w:rPr>
-        <w:t>Shalizi</w:t>
-      </w:r>
-      <w:proofErr w:type="spellEnd"/>
-      <w:r>
-        <w:rPr>
-          <w:rFonts w:ascii="Calibri" w:eastAsia="Calibri" w:hAnsi="Calibri" w:cs="Calibri"/>
-          <w:sz w:val="18"/>
-          <w:szCs w:val="18"/>
-          <w:lang w:val="en-US"/>
-        </w:rPr>
-        <w:t>, C. R., and Newman, M. E. J. “Power-Law Distributions in Empirical Data.” SIAM Review, 2009.</w:t>
-      </w:r>
-      <w:r>
-        <w:rPr>
-          <w:rFonts w:ascii="Calibri" w:eastAsia="Calibri" w:hAnsi="Calibri" w:cs="Calibri"/>
-          <w:sz w:val="18"/>
-          <w:szCs w:val="18"/>
-        </w:rPr>
-        <w:fldChar w:fldCharType="end"/>
-      </w:r>
-    </w:p>
-    <w:bookmarkStart w:id="30" w:name="nm6lptyg9er9" w:colFirst="0" w:colLast="0"/>
-    <w:bookmarkEnd w:id="30"/>
-    <w:p>
-      <w:pPr>
-        <w:keepLines/>
-        <w:bidi/>
-        <w:spacing w:after="240" w:line="240" w:lineRule="auto"/>
-        <w:rPr>
-          <w:rFonts w:ascii="Calibri" w:eastAsia="Calibri" w:hAnsi="Calibri" w:cs="Calibri"/>
-          <w:sz w:val="18"/>
-          <w:szCs w:val="18"/>
-          <w:lang w:val="en-US"/>
-        </w:rPr>
-      </w:pPr>
-      <w:r>
-        <w:fldChar w:fldCharType="begin"/>
-      </w:r>
-      <w:r>
-        <w:rPr>
-          <w:lang w:val="en-US"/>
-        </w:rPr>
-        <w:instrText xml:space="preserve"> HYPERLINK "https://journals.plos.org/plosone/article?id=10.1371/journal.pone.0085777" \h </w:instrText>
-      </w:r>
-      <w:r>
-        <w:fldChar w:fldCharType="separate"/>
-      </w:r>
-      <w:r>
-        <w:rPr>
-          <w:rFonts w:ascii="Calibri" w:eastAsia="Calibri" w:hAnsi="Calibri" w:cs="Calibri"/>
-          <w:sz w:val="18"/>
-          <w:szCs w:val="18"/>
-          <w:lang w:val="en-US"/>
-        </w:rPr>
-        <w:t xml:space="preserve">[13] </w:t>
-      </w:r>
-      <w:proofErr w:type="spellStart"/>
-      <w:r>
-        <w:rPr>
-          <w:rFonts w:ascii="Calibri" w:eastAsia="Calibri" w:hAnsi="Calibri" w:cs="Calibri"/>
-          <w:sz w:val="18"/>
-          <w:szCs w:val="18"/>
-          <w:lang w:val="en-US"/>
-        </w:rPr>
-        <w:t>Alstott</w:t>
-      </w:r>
-      <w:proofErr w:type="spellEnd"/>
-      <w:r>
-        <w:rPr>
-          <w:rFonts w:ascii="Calibri" w:eastAsia="Calibri" w:hAnsi="Calibri" w:cs="Calibri"/>
-          <w:sz w:val="18"/>
-          <w:szCs w:val="18"/>
-          <w:lang w:val="en-US"/>
-        </w:rPr>
-        <w:t xml:space="preserve">, J., </w:t>
-      </w:r>
-      <w:proofErr w:type="spellStart"/>
-      <w:r>
-        <w:rPr>
-          <w:rFonts w:ascii="Calibri" w:eastAsia="Calibri" w:hAnsi="Calibri" w:cs="Calibri"/>
-          <w:sz w:val="18"/>
-          <w:szCs w:val="18"/>
-          <w:lang w:val="en-US"/>
-        </w:rPr>
-        <w:t>Bullmore</w:t>
-      </w:r>
-      <w:proofErr w:type="spellEnd"/>
-      <w:r>
-        <w:rPr>
-          <w:rFonts w:ascii="Calibri" w:eastAsia="Calibri" w:hAnsi="Calibri" w:cs="Calibri"/>
-          <w:sz w:val="18"/>
-          <w:szCs w:val="18"/>
-          <w:lang w:val="en-US"/>
-        </w:rPr>
-        <w:t xml:space="preserve">, E., and </w:t>
-      </w:r>
-      <w:proofErr w:type="spellStart"/>
-      <w:r>
-        <w:rPr>
-          <w:rFonts w:ascii="Calibri" w:eastAsia="Calibri" w:hAnsi="Calibri" w:cs="Calibri"/>
-          <w:sz w:val="18"/>
-          <w:szCs w:val="18"/>
-          <w:lang w:val="en-US"/>
-        </w:rPr>
-        <w:t>Plenz</w:t>
-      </w:r>
-      <w:proofErr w:type="spellEnd"/>
-      <w:r>
-        <w:rPr>
-          <w:rFonts w:ascii="Calibri" w:eastAsia="Calibri" w:hAnsi="Calibri" w:cs="Calibri"/>
-          <w:sz w:val="18"/>
-          <w:szCs w:val="18"/>
-          <w:lang w:val="en-US"/>
-        </w:rPr>
-        <w:t>, D. “</w:t>
-      </w:r>
-      <w:proofErr w:type="spellStart"/>
-      <w:r>
-        <w:rPr>
-          <w:rFonts w:ascii="Calibri" w:eastAsia="Calibri" w:hAnsi="Calibri" w:cs="Calibri"/>
-          <w:sz w:val="18"/>
-          <w:szCs w:val="18"/>
-          <w:lang w:val="en-US"/>
-        </w:rPr>
-        <w:t>powerlaw</w:t>
-      </w:r>
-      <w:proofErr w:type="spellEnd"/>
-      <w:r>
-        <w:rPr>
-          <w:rFonts w:ascii="Calibri" w:eastAsia="Calibri" w:hAnsi="Calibri" w:cs="Calibri"/>
-          <w:sz w:val="18"/>
-          <w:szCs w:val="18"/>
-          <w:lang w:val="en-US"/>
-        </w:rPr>
-        <w:t xml:space="preserve">: A Python Package for Analysis of Heavy-Tailed Distributions.” </w:t>
-      </w:r>
-      <w:proofErr w:type="spellStart"/>
-      <w:r>
-        <w:rPr>
-          <w:rFonts w:ascii="Calibri" w:eastAsia="Calibri" w:hAnsi="Calibri" w:cs="Calibri"/>
-          <w:sz w:val="18"/>
-          <w:szCs w:val="18"/>
-          <w:lang w:val="en-US"/>
-        </w:rPr>
-        <w:t>PLoS</w:t>
-      </w:r>
-      <w:proofErr w:type="spellEnd"/>
-      <w:r>
-        <w:rPr>
-          <w:rFonts w:ascii="Calibri" w:eastAsia="Calibri" w:hAnsi="Calibri" w:cs="Calibri"/>
-          <w:sz w:val="18"/>
-          <w:szCs w:val="18"/>
-          <w:lang w:val="en-US"/>
-        </w:rPr>
-        <w:t xml:space="preserve"> ONE, 2014.</w:t>
-      </w:r>
-      <w:r>
-        <w:rPr>
-          <w:rFonts w:ascii="Calibri" w:eastAsia="Calibri" w:hAnsi="Calibri" w:cs="Calibri"/>
-          <w:sz w:val="18"/>
-          <w:szCs w:val="18"/>
-        </w:rPr>
-        <w:fldChar w:fldCharType="end"/>
-      </w:r>
-    </w:p>
-    <w:bookmarkStart w:id="31" w:name="70bhixgxnotj" w:colFirst="0" w:colLast="0"/>
-    <w:bookmarkEnd w:id="31"/>
-    <w:p>
-      <w:pPr>
-        <w:keepLines/>
-        <w:bidi/>
-        <w:spacing w:after="240" w:line="240" w:lineRule="auto"/>
-        <w:rPr>
-          <w:rFonts w:ascii="Calibri" w:eastAsia="Calibri" w:hAnsi="Calibri" w:cs="Calibri"/>
-          <w:sz w:val="18"/>
-          <w:szCs w:val="18"/>
-          <w:lang w:val="en-US"/>
-        </w:rPr>
-      </w:pPr>
-      <w:r>
-        <w:fldChar w:fldCharType="begin"/>
-      </w:r>
-      <w:r>
-        <w:rPr>
-          <w:lang w:val="en-US"/>
-        </w:rPr>
-        <w:instrText xml:space="preserve"> HYPERLINK "https://github.com/advisories" \h </w:instrText>
-      </w:r>
-      <w:r>
-        <w:fldChar w:fldCharType="separate"/>
-      </w:r>
-      <w:r>
-        <w:rPr>
-          <w:rFonts w:ascii="Calibri" w:eastAsia="Calibri" w:hAnsi="Calibri" w:cs="Calibri"/>
-          <w:sz w:val="18"/>
-          <w:szCs w:val="18"/>
-          <w:lang w:val="en-US"/>
-        </w:rPr>
-        <w:t>[14] GitHub. “GitHub Advisory Database.” Accessed July 2026.</w:t>
-      </w:r>
-      <w:r>
-        <w:rPr>
-          <w:rFonts w:ascii="Calibri" w:eastAsia="Calibri" w:hAnsi="Calibri" w:cs="Calibri"/>
-          <w:sz w:val="18"/>
-          <w:szCs w:val="18"/>
-        </w:rPr>
-        <w:fldChar w:fldCharType="end"/>
-      </w:r>
-    </w:p>
-    <w:bookmarkStart w:id="32" w:name="wnn1jagbndhc" w:colFirst="0" w:colLast="0"/>
-    <w:bookmarkEnd w:id="32"/>
-    <w:p>
-      <w:pPr>
-        <w:keepLines/>
-        <w:bidi/>
-        <w:spacing w:after="240" w:line="240" w:lineRule="auto"/>
-        <w:rPr>
-          <w:rFonts w:ascii="Calibri" w:eastAsia="Calibri" w:hAnsi="Calibri" w:cs="Calibri"/>
-          <w:sz w:val="18"/>
-          <w:szCs w:val="18"/>
-        </w:rPr>
-      </w:pPr>
-      <w:r>
-        <w:fldChar w:fldCharType="begin"/>
-      </w:r>
-      <w:r>
-        <w:rPr>
-          <w:lang w:val="en-US"/>
-        </w:rPr>
-        <w:instrText xml:space="preserve"> HYPERLINK "https://osv.dev/" \h </w:instrText>
-      </w:r>
-      <w:r>
-        <w:fldChar w:fldCharType="separate"/>
-      </w:r>
-      <w:r>
-        <w:rPr>
-          <w:rFonts w:ascii="Calibri" w:eastAsia="Calibri" w:hAnsi="Calibri" w:cs="Calibri"/>
-          <w:sz w:val="18"/>
-          <w:szCs w:val="18"/>
-          <w:lang w:val="en-US"/>
-        </w:rPr>
-        <w:t xml:space="preserve">[15] </w:t>
-      </w:r>
-      <w:proofErr w:type="spellStart"/>
-      <w:r>
-        <w:rPr>
-          <w:rFonts w:ascii="Calibri" w:eastAsia="Calibri" w:hAnsi="Calibri" w:cs="Calibri"/>
-          <w:sz w:val="18"/>
-          <w:szCs w:val="18"/>
-          <w:lang w:val="en-US"/>
-        </w:rPr>
-        <w:t>OpenSSF</w:t>
-      </w:r>
-      <w:proofErr w:type="spellEnd"/>
-      <w:r>
-        <w:rPr>
-          <w:rFonts w:ascii="Calibri" w:eastAsia="Calibri" w:hAnsi="Calibri" w:cs="Calibri"/>
-          <w:sz w:val="18"/>
-          <w:szCs w:val="18"/>
-          <w:lang w:val="en-US"/>
-        </w:rPr>
-        <w:t>. “</w:t>
-      </w:r>
-      <w:proofErr w:type="spellStart"/>
-      <w:r>
-        <w:rPr>
-          <w:rFonts w:ascii="Calibri" w:eastAsia="Calibri" w:hAnsi="Calibri" w:cs="Calibri"/>
-          <w:sz w:val="18"/>
-          <w:szCs w:val="18"/>
-          <w:lang w:val="en-US"/>
-        </w:rPr>
-        <w:t>OSV.dev</w:t>
-      </w:r>
-      <w:proofErr w:type="spellEnd"/>
-      <w:r>
-        <w:rPr>
-          <w:rFonts w:ascii="Calibri" w:eastAsia="Calibri" w:hAnsi="Calibri" w:cs="Calibri"/>
-          <w:sz w:val="18"/>
-          <w:szCs w:val="18"/>
-          <w:lang w:val="en-US"/>
-        </w:rPr>
-        <w:t xml:space="preserve"> Vulnerability Database and API Documentation.” </w:t>
-      </w:r>
-      <w:proofErr w:type="spellStart"/>
-      <w:r>
-        <w:rPr>
-          <w:rFonts w:ascii="Calibri" w:eastAsia="Calibri" w:hAnsi="Calibri" w:cs="Calibri"/>
-          <w:sz w:val="18"/>
-          <w:szCs w:val="18"/>
-        </w:rPr>
-        <w:t>Accessed</w:t>
-      </w:r>
-      <w:proofErr w:type="spellEnd"/>
-      <w:r>
-        <w:rPr>
-          <w:rFonts w:ascii="Calibri" w:eastAsia="Calibri" w:hAnsi="Calibri" w:cs="Calibri"/>
-          <w:sz w:val="18"/>
-          <w:szCs w:val="18"/>
-        </w:rPr>
-        <w:t xml:space="preserve"> </w:t>
-      </w:r>
-      <w:proofErr w:type="spellStart"/>
-      <w:r>
-        <w:rPr>
-          <w:rFonts w:ascii="Calibri" w:eastAsia="Calibri" w:hAnsi="Calibri" w:cs="Calibri"/>
-          <w:sz w:val="18"/>
-          <w:szCs w:val="18"/>
-        </w:rPr>
-        <w:t>July</w:t>
-      </w:r>
-      <w:proofErr w:type="spellEnd"/>
-      <w:r>
-        <w:rPr>
-          <w:rFonts w:ascii="Calibri" w:eastAsia="Calibri" w:hAnsi="Calibri" w:cs="Calibri"/>
-          <w:sz w:val="18"/>
-          <w:szCs w:val="18"/>
-        </w:rPr>
-        <w:t xml:space="preserve"> 2026. </w:t>
+        </w:rPr>
+        <w:t xml:space="preserve">Accessed July 2026. </w:t>
       </w:r>
       <w:r>
         <w:rPr>
@@ -11105,7 +8840,6 @@
   <w:style w:type="character" w:default="1" w:styleId="DefaultParagraphFont">
     <w:name w:val="Default Paragraph Font"/>
     <w:uiPriority w:val="1"/>
-    <w:semiHidden/>
     <w:unhideWhenUsed/>
   </w:style>
   <w:style w:type="table" w:default="1" w:styleId="TableNormal">

--- a/docs/final_report.docx
+++ b/docs/final_report.docx
@@ -2059,7 +2059,7 @@
           <w:rFonts w:ascii="Calibri" w:eastAsia="Calibri" w:hAnsi="Calibri" w:cs="Calibri"/>
           <w:rtl/>
         </w:rPr>
-        <w:t xml:space="preserve"> דורגו ביחס לכל 2,150 החבילות, ונבדקה סטטיסטית מידת ההעשרה שלהן בעשירון וברבעון העליון של דירוג </w:t>
+        <w:t xml:space="preserve"> דורגו ביחס לכל 2,138 החבילות, ונבדקה סטטיסטית מידת ההעשרה שלהן בעשירון וברבעון העליון של דירוג </w:t>
       </w:r>
       <w:r>
         <w:rPr>
@@ -2203,7 +2203,7 @@
           <w:rFonts w:ascii="Calibri" w:eastAsia="Calibri" w:hAnsi="Calibri" w:cs="Calibri"/>
           <w:rtl/>
         </w:rPr>
-        <w:t xml:space="preserve"> התקבלו 3,042 רשומות צמתים ו־6,620 רשומות קשתות. מאחר שמספר רשומות עשויות לייצג גרסאות שונות או מופעים שונים של אותה חבילה, הרשומות אוחדו לפי שם החבילה לצורך הניתוח הטופולוגי. לאחר האיחוד התקבל גרף מכוון ובו 2,150 צמתי חבילות ייחודיים ו־5,035 קשתות ייחודיות.</w:t>
+        <w:t xml:space="preserve"> התקבלו 3,061 רשומות צמתים ו־6,645 רשומות קשתות. מאחר שמספר רשומות עשויות לייצג גרסאות שונות או מופעים שונים של אותה חבילה, הרשומות אוחדו לפי שם החבילה לצורך הניתוח הטופולוגי. לאחר האיחוד התקבל גרף מכוון ובו 2,138 צמתי חבילות ייחודיים ו־5,016 קשתות ייחודיות.</w:t>
       </w:r>
     </w:p>
     <w:p>
@@ -2457,7 +2457,7 @@
                 <w:sz w:val="16"/>
                 <w:szCs w:val="16"/>
               </w:rPr>
-              <w:t>3,042</w:t>
+              <w:t>3,061</w:t>
             </w:r>
           </w:p>
         </w:tc>
@@ -2538,7 +2538,7 @@
                 <w:sz w:val="16"/>
                 <w:szCs w:val="16"/>
               </w:rPr>
-              <w:t>2,150</w:t>
+              <w:t>2,138</w:t>
             </w:r>
           </w:p>
         </w:tc>
@@ -2625,7 +2625,7 @@
                 <w:sz w:val="16"/>
                 <w:szCs w:val="16"/>
               </w:rPr>
-              <w:t>6,620</w:t>
+              <w:t>6,645</w:t>
             </w:r>
           </w:p>
         </w:tc>
@@ -2706,7 +2706,7 @@
                 <w:sz w:val="16"/>
                 <w:szCs w:val="16"/>
               </w:rPr>
-              <w:t>5,035</w:t>
+              <w:t>5,016</w:t>
             </w:r>
           </w:p>
         </w:tc>
@@ -3815,7 +3815,7 @@
           <w:rFonts w:ascii="Calibri" w:eastAsia="Calibri" w:hAnsi="Calibri" w:cs="Calibri"/>
           <w:rtl/>
         </w:rPr>
-        <w:t>, שכל אחד מהם כלל 2,150 צמתים ו־5,035 קשתות. ממוצע ה־</w:t>
+        <w:t>, שכל אחד מהם כלל 2,138 צמתים ו־5,016 קשתות. ממוצע ה־</w:t>
       </w:r>
       <w:r>
         <w:rPr>
@@ -4723,7 +4723,7 @@
         <w:rPr>
           <w:rFonts w:ascii="Calibri" w:eastAsia="Calibri" w:hAnsi="Calibri" w:cs="Calibri"/>
         </w:rPr>
-        <w:t>grpc/grpc-js</w:t>
+        <w:t>@grpc/grpc-js</w:t>
       </w:r>
       <w:r>
         <w:rPr>
@@ -5418,7 +5418,7 @@
                 <w:sz w:val="16"/>
                 <w:szCs w:val="16"/>
               </w:rPr>
-              <w:t>grpc/grpc-js</w:t>
+              <w:t>@grpc/grpc-js</w:t>
             </w:r>
             <w:r>
               <w:rPr>

--- a/docs/final_report.docx
+++ b/docs/final_report.docx
@@ -85,7 +85,29 @@
           <w:szCs w:val="22"/>
           <w:rtl/>
         </w:rPr>
-        <w:t xml:space="preserve"> רון בלנקי - 207720897, מוטי סחרטוב- 322355504, עידן דהן - 207758541</w:t>
+        <w:t xml:space="preserve"> רון </w:t>
+      </w:r>
+      <w:proofErr w:type="spellStart"/>
+      <w:r>
+        <w:rPr>
+          <w:rFonts w:ascii="Calibri" w:eastAsia="Calibri" w:hAnsi="Calibri" w:cs="Calibri"/>
+          <w:color w:val="1F1F1F"/>
+          <w:sz w:val="22"/>
+          <w:szCs w:val="22"/>
+          <w:rtl/>
+        </w:rPr>
+        <w:t>בלנקי</w:t>
+      </w:r>
+      <w:proofErr w:type="spellEnd"/>
+      <w:r>
+        <w:rPr>
+          <w:rFonts w:ascii="Calibri" w:eastAsia="Calibri" w:hAnsi="Calibri" w:cs="Calibri"/>
+          <w:color w:val="1F1F1F"/>
+          <w:sz w:val="22"/>
+          <w:szCs w:val="22"/>
+          <w:rtl/>
+        </w:rPr>
+        <w:t xml:space="preserve"> - 207720897, מוטי סחרטוב- 322355504, עידן דהן - 207758541</w:t>
       </w:r>
     </w:p>
     <w:p>
@@ -134,7 +156,15 @@
           <w:color w:val="1F1F1F"/>
           <w:rtl/>
         </w:rPr>
-        <w:t>פיתוח תוכנה מודרני מבוסס במידה רבה על שימוש חוזר בקוד קיים. במקום לממש כל רכיב מחדש, מפתחים משלבים בפרויקטים ספריות וחבילות קוד פתוח המספקות יכולות מוכנות. שיטה זו מקצרת את זמן הפיתוח ומאפשרת לבנות מערכות מורכבות, אך היא גם יוצרת תלות במספר רב של רכיבים חיצוניים.</w:t>
+        <w:t xml:space="preserve">פיתוח תוכנה מודרני מבוסס במידה רבה על שימוש חוזר בקוד קיים. </w:t>
+      </w:r>
+      <w:r>
+        <w:rPr>
+          <w:rFonts w:ascii="Calibri" w:eastAsia="Calibri" w:hAnsi="Calibri" w:cs="Calibri"/>
+          <w:color w:val="1F1F1F"/>
+          <w:rtl/>
+        </w:rPr>
+        <w:t>במקום לממש כל רכיב מחדש, מפתחים משלבים בפרויקטים ספריות וחבילות קוד פתוח המספקות יכולות מוכנות. שיטה זו מקצרת את זמן הפיתוח ומאפשרת לבנות מערכות מורכבות, אך היא גם יוצרת תלות במספר רב של רכיבים חיצוניים.</w:t>
       </w:r>
     </w:p>
     <w:p>
@@ -152,7 +182,15 @@
           <w:color w:val="1F1F1F"/>
           <w:rtl/>
         </w:rPr>
-        <w:t xml:space="preserve">חבילה שמותקנת בפרויקט עשויה להיות תלויה בחבילות נוספות, שגם הן תלויות בחבילות אחרות. לדוגמה, אם חבילה </w:t>
+        <w:t>חבילה שמותקנת בפרויקט עשויה להיות תלויה בחבילות נוספ</w:t>
+      </w:r>
+      <w:r>
+        <w:rPr>
+          <w:rFonts w:ascii="Calibri" w:eastAsia="Calibri" w:hAnsi="Calibri" w:cs="Calibri"/>
+          <w:color w:val="1F1F1F"/>
+          <w:rtl/>
+        </w:rPr>
+        <w:t xml:space="preserve">ות, שגם הן תלויות בחבילות אחרות. לדוגמה, אם חבילה </w:t>
       </w:r>
       <w:r>
         <w:rPr>
@@ -275,7 +313,23 @@
           <w:color w:val="1F1F1F"/>
           <w:rtl/>
         </w:rPr>
-        <w:t>ככל שמספר החבילות גדל, קשה יותר להבין באופן ידני את מבנה התלויות המלא. מפתח עשוי לבחור מספר קטן של חבילות ישירות, אך התקנתן יכולה להוסיף מאות ואף אלפי תלויות עקיפות שהוא לא בחר במפורש ולעיתים אינו מודע לקיומן. מצב זה יוצר סיכון אבטחתי, משום שפגיעה בחבילה אחת עלולה להשפיע על רכיבים ופרויקטים רבים התלויים בה.</w:t>
+        <w:t xml:space="preserve">ככל שמספר החבילות גדל, קשה יותר להבין באופן </w:t>
+      </w:r>
+      <w:r>
+        <w:rPr>
+          <w:rFonts w:ascii="Calibri" w:eastAsia="Calibri" w:hAnsi="Calibri" w:cs="Calibri"/>
+          <w:color w:val="1F1F1F"/>
+          <w:rtl/>
+        </w:rPr>
+        <w:t>ידני את מבנה התלויות המלא. מפתח עשוי לבחור מספר קטן של חבילות ישירות, אך התקנתן יכולה להוסיף מאות ואף אלפי תלויות עקיפות שהוא לא בחר במפורש ולעיתים אינו מודע לקיומן. מצב זה יוצר סיכון אבטחתי, משום שפגיעה בחבילה אחת עלולה להשפיע על רכיבים ופרויקטים רבים התל</w:t>
+      </w:r>
+      <w:r>
+        <w:rPr>
+          <w:rFonts w:ascii="Calibri" w:eastAsia="Calibri" w:hAnsi="Calibri" w:cs="Calibri"/>
+          <w:color w:val="1F1F1F"/>
+          <w:rtl/>
+        </w:rPr>
+        <w:t>ויים בה.</w:t>
       </w:r>
     </w:p>
     <w:p>
@@ -293,7 +347,33 @@
           <w:color w:val="1F1F1F"/>
           <w:rtl/>
         </w:rPr>
-        <w:t>הסיכון של חבילה אינו נקבע רק לפי קיומה של פגיעות. שתי חבילות עשויות להכיל פגיעות באותה רמת חומרה, אך להיות שונות מבחינת מיקומן בתוך רשת התלויות. חבילה אחת יכולה להיות שולית יחסית, בעוד שחבילה אחרת משמשת תלות משותפת למספר רב של רכיבים או מחברת בין אזורים שונים של הרשת. לכן, מידע על פגיעויות בלבד אינו תמיד מספיק לצורך הערכת ההשפעה המערכתית האפשרית.</w:t>
+        <w:t xml:space="preserve">הסיכון של חבילה אינו נקבע רק לפי קיומה של פגיעות. שתי חבילות עשויות להכיל פגיעות באותה רמת חומרה, אך להיות שונות מבחינת מיקומן בתוך רשת התלויות. חבילה אחת יכולה להיות שולית יחסית, בעוד שחבילה אחרת משמשת תלות משותפת למספר רב של רכיבים או מחברת בין </w:t>
+      </w:r>
+      <w:r>
+        <w:rPr>
+          <w:rFonts w:ascii="Calibri" w:eastAsia="Calibri" w:hAnsi="Calibri" w:cs="Calibri"/>
+          <w:color w:val="1F1F1F"/>
+          <w:rtl/>
+        </w:rPr>
+        <w:t xml:space="preserve">אזורים שונים של הרשת. לכן, מידע על </w:t>
+      </w:r>
+      <w:proofErr w:type="spellStart"/>
+      <w:r>
+        <w:rPr>
+          <w:rFonts w:ascii="Calibri" w:eastAsia="Calibri" w:hAnsi="Calibri" w:cs="Calibri"/>
+          <w:color w:val="1F1F1F"/>
+          <w:rtl/>
+        </w:rPr>
+        <w:t>פגיעויות</w:t>
+      </w:r>
+      <w:proofErr w:type="spellEnd"/>
+      <w:r>
+        <w:rPr>
+          <w:rFonts w:ascii="Calibri" w:eastAsia="Calibri" w:hAnsi="Calibri" w:cs="Calibri"/>
+          <w:color w:val="1F1F1F"/>
+          <w:rtl/>
+        </w:rPr>
+        <w:t xml:space="preserve"> בלבד אינו תמיד מספיק לצורך הערכת ההשפעה המערכתית האפשרית.</w:t>
       </w:r>
     </w:p>
     <w:p>
@@ -311,7 +391,15 @@
           <w:color w:val="1F1F1F"/>
           <w:rtl/>
         </w:rPr>
-        <w:t>ניתן לייצג את מערכת התלויות כגרף מכוון. כל חבילה מיוצגת באמצעות צומת, וכל תלות בין חבילות מיוצגת באמצעות קשת. ייצוג זה מאפשר להשתמש באלגוריתמים בגרפים כדי לזהות צמתים מרכזיים, לאתר גשרים בין חלקים שונים של המערכת, לזהות קהילות ולבחון את החוסן המבני של הרשת.</w:t>
+        <w:t>ניתן לייצג את מערכת התלויות כגרף מכוון. כל חבילה מיוצגת באמצעות צומת, וכל תלות בין חבילות מיוצגת באמצעות קשת. ייצוג זה מאפשר להשתמש באלגוריתמים בגרפים כדי</w:t>
+      </w:r>
+      <w:r>
+        <w:rPr>
+          <w:rFonts w:ascii="Calibri" w:eastAsia="Calibri" w:hAnsi="Calibri" w:cs="Calibri"/>
+          <w:color w:val="1F1F1F"/>
+          <w:rtl/>
+        </w:rPr>
+        <w:t xml:space="preserve"> לזהות צמתים מרכזיים, לאתר גשרים בין חלקים שונים של המערכת, לזהות קהילות ולבחון את החוסן המבני של הרשת.</w:t>
       </w:r>
     </w:p>
     <w:p>
@@ -331,6 +419,7 @@
         </w:rPr>
         <w:t>בחרנו ב־</w:t>
       </w:r>
+      <w:proofErr w:type="spellStart"/>
       <w:r>
         <w:rPr>
           <w:rFonts w:ascii="Calibri" w:eastAsia="Calibri" w:hAnsi="Calibri" w:cs="Calibri"/>
@@ -338,28 +427,57 @@
         </w:rPr>
         <w:t>Flowise</w:t>
       </w:r>
+      <w:proofErr w:type="spellEnd"/>
       <w:r>
         <w:rPr>
           <w:rFonts w:ascii="Calibri" w:eastAsia="Calibri" w:hAnsi="Calibri" w:cs="Calibri"/>
           <w:color w:val="1F1F1F"/>
           <w:rtl/>
         </w:rPr>
-        <w:t xml:space="preserve"> 3.1.2 כמקרה בוחן משום שהיא נשענת על עץ תלויות רחב באקוסיסטם </w:t>
-      </w:r>
+        <w:t xml:space="preserve"> 3.1.2 כמקרה בוחן משום שהיא נשענת על עץ תלויות רחב </w:t>
+      </w:r>
+      <w:proofErr w:type="spellStart"/>
       <w:r>
         <w:rPr>
           <w:rFonts w:ascii="Calibri" w:eastAsia="Calibri" w:hAnsi="Calibri" w:cs="Calibri"/>
           <w:color w:val="1F1F1F"/>
+          <w:rtl/>
+        </w:rPr>
+        <w:t>באקוסיסטם</w:t>
+      </w:r>
+      <w:proofErr w:type="spellEnd"/>
+      <w:r>
+        <w:rPr>
+          <w:rFonts w:ascii="Calibri" w:eastAsia="Calibri" w:hAnsi="Calibri" w:cs="Calibri"/>
+          <w:color w:val="1F1F1F"/>
+          <w:rtl/>
+        </w:rPr>
+        <w:t xml:space="preserve"> </w:t>
+      </w:r>
+      <w:proofErr w:type="spellStart"/>
+      <w:r>
+        <w:rPr>
+          <w:rFonts w:ascii="Calibri" w:eastAsia="Calibri" w:hAnsi="Calibri" w:cs="Calibri"/>
+          <w:color w:val="1F1F1F"/>
         </w:rPr>
         <w:t>npm</w:t>
       </w:r>
+      <w:proofErr w:type="spellEnd"/>
       <w:r>
         <w:rPr>
           <w:rFonts w:ascii="Calibri" w:eastAsia="Calibri" w:hAnsi="Calibri" w:cs="Calibri"/>
           <w:color w:val="1F1F1F"/>
           <w:rtl/>
         </w:rPr>
-        <w:t xml:space="preserve">. במסגרת ההרצה הסופית נבדקו 2,560 צירופי חבילה–גרסה, כלומר שם חבילה יחד עם הגרסה המדויקת שנבחרה בפועל בפתרון התלויות, לדוגמה </w:t>
+        <w:t xml:space="preserve">. במסגרת ההרצה הסופית נבדקו 2,548  צירופי חבילה–גרסה, כלומר שם חבילה יחד </w:t>
+      </w:r>
+      <w:r>
+        <w:rPr>
+          <w:rFonts w:ascii="Calibri" w:eastAsia="Calibri" w:hAnsi="Calibri" w:cs="Calibri"/>
+          <w:color w:val="1F1F1F"/>
+          <w:rtl/>
+        </w:rPr>
+        <w:t xml:space="preserve">עם הגרסה המדויקת שנבחרה בפועל בפתרון התלויות, לדוגמה </w:t>
       </w:r>
       <w:r>
         <w:rPr>
@@ -391,22 +509,68 @@
           <w:color w:val="1F1F1F"/>
           <w:rtl/>
         </w:rPr>
-        <w:t xml:space="preserve"> עושר זה של תלויות ומידע אבטחתי מאפשר לבחון לא רק אילו גרסאות מושפעות מפגיעויות מוכרות, אלא גם האם החבילות שאליהן הן שייכות ממלאות תפקידי גשר או תשתית מרכזיים ברשת. מטרת הבחירה אינה להוכיח מראש שניתן לפרוץ ל־</w:t>
-      </w:r>
+        <w:t xml:space="preserve"> עושר זה של תלויות ומידע אבטחתי מאפשר לבחון לא רק אילו גרסאות מושפעות </w:t>
+      </w:r>
+      <w:proofErr w:type="spellStart"/>
       <w:r>
         <w:rPr>
           <w:rFonts w:ascii="Calibri" w:eastAsia="Calibri" w:hAnsi="Calibri" w:cs="Calibri"/>
           <w:color w:val="1F1F1F"/>
+          <w:rtl/>
+        </w:rPr>
+        <w:t>מפגיעויות</w:t>
+      </w:r>
+      <w:proofErr w:type="spellEnd"/>
+      <w:r>
+        <w:rPr>
+          <w:rFonts w:ascii="Calibri" w:eastAsia="Calibri" w:hAnsi="Calibri" w:cs="Calibri"/>
+          <w:color w:val="1F1F1F"/>
+          <w:rtl/>
+        </w:rPr>
+        <w:t xml:space="preserve"> מוכרות, אלא גם האם החבילות שאליהן הן שייכות ממלאות תפקידי גשר או תשתית מרכזיים ברשת. מטרת הבחירה אינה להוכיח מ</w:t>
+      </w:r>
+      <w:r>
+        <w:rPr>
+          <w:rFonts w:ascii="Calibri" w:eastAsia="Calibri" w:hAnsi="Calibri" w:cs="Calibri"/>
+          <w:color w:val="1F1F1F"/>
+          <w:rtl/>
+        </w:rPr>
+        <w:t>ראש שניתן לפרוץ ל־</w:t>
+      </w:r>
+      <w:proofErr w:type="spellStart"/>
+      <w:r>
+        <w:rPr>
+          <w:rFonts w:ascii="Calibri" w:eastAsia="Calibri" w:hAnsi="Calibri" w:cs="Calibri"/>
+          <w:color w:val="1F1F1F"/>
         </w:rPr>
         <w:t>Flowise</w:t>
       </w:r>
+      <w:proofErr w:type="spellEnd"/>
       <w:r>
         <w:rPr>
           <w:rFonts w:ascii="Calibri" w:eastAsia="Calibri" w:hAnsi="Calibri" w:cs="Calibri"/>
           <w:color w:val="1F1F1F"/>
           <w:rtl/>
         </w:rPr>
-        <w:t xml:space="preserve">, אלא לבחון כיצד חומרת הפגיעות ומרכזיותה הטופולוגית של החבילה יכולות לשמש יחד לצורך תעדוף סיכונים. </w:t>
+        <w:t xml:space="preserve">, אלא לבחון כיצד חומרת הפגיעות ומרכזיותה הטופולוגית של החבילה יכולות לשמש יחד לצורך </w:t>
+      </w:r>
+      <w:proofErr w:type="spellStart"/>
+      <w:r>
+        <w:rPr>
+          <w:rFonts w:ascii="Calibri" w:eastAsia="Calibri" w:hAnsi="Calibri" w:cs="Calibri"/>
+          <w:color w:val="1F1F1F"/>
+          <w:rtl/>
+        </w:rPr>
+        <w:t>תעדוף</w:t>
+      </w:r>
+      <w:proofErr w:type="spellEnd"/>
+      <w:r>
+        <w:rPr>
+          <w:rFonts w:ascii="Calibri" w:eastAsia="Calibri" w:hAnsi="Calibri" w:cs="Calibri"/>
+          <w:color w:val="1F1F1F"/>
+          <w:rtl/>
+        </w:rPr>
+        <w:t xml:space="preserve"> סיכונים. </w:t>
       </w:r>
     </w:p>
     <w:p>
@@ -424,7 +588,33 @@
           <w:color w:val="1F1F1F"/>
           <w:rtl/>
         </w:rPr>
-        <w:t>מטרתנו היא לבחון כיצד המיקום הטופולוגי של חבילה בתוך רשת התלויות יכול לספק מידע נוסף על חשיבותה המערכתית. באמצעות מדדי מרכזיות, זיהוי קהילות, השוואה לגרף אקראי וסימולציות של הסרת צמתים, אנו בוחנים האם ניתוח גרפים יכול לסייע בתעדוף חבילות לבדיקה, ניטור והגנה.</w:t>
+        <w:t>מטרתנו היא לבחון כיצד המיקום הטופולוגי של חבילה בתוך רשת התלויות יכול לספק מידע נוסף על חשיבותה המערכתית. באמצעות מדדי מרכזיות, זיה</w:t>
+      </w:r>
+      <w:r>
+        <w:rPr>
+          <w:rFonts w:ascii="Calibri" w:eastAsia="Calibri" w:hAnsi="Calibri" w:cs="Calibri"/>
+          <w:color w:val="1F1F1F"/>
+          <w:rtl/>
+        </w:rPr>
+        <w:t xml:space="preserve">וי קהילות, השוואה לגרף אקראי וסימולציות של הסרת צמתים, אנו בוחנים האם ניתוח גרפים יכול לסייע </w:t>
+      </w:r>
+      <w:proofErr w:type="spellStart"/>
+      <w:r>
+        <w:rPr>
+          <w:rFonts w:ascii="Calibri" w:eastAsia="Calibri" w:hAnsi="Calibri" w:cs="Calibri"/>
+          <w:color w:val="1F1F1F"/>
+          <w:rtl/>
+        </w:rPr>
+        <w:t>בתעדוף</w:t>
+      </w:r>
+      <w:proofErr w:type="spellEnd"/>
+      <w:r>
+        <w:rPr>
+          <w:rFonts w:ascii="Calibri" w:eastAsia="Calibri" w:hAnsi="Calibri" w:cs="Calibri"/>
+          <w:color w:val="1F1F1F"/>
+          <w:rtl/>
+        </w:rPr>
+        <w:t xml:space="preserve"> חבילות לבדיקה, ניטור והגנה.</w:t>
       </w:r>
     </w:p>
     <w:p>
@@ -491,7 +681,15 @@
           <w:color w:val="1F1F1F"/>
           <w:rtl/>
         </w:rPr>
-        <w:t>1. אילו חבילות ממלאות תפקידי גשר ותשתית מרכזיים בגרף, והאם מדדי מרכזיות שונים מזהים את אותן חבילות?</w:t>
+        <w:t>1. אילו חבילות ממלאות תפקידי גשר ותשתית מרכזיים בגרף, והאם מדדי מרכזיות שונים</w:t>
+      </w:r>
+      <w:r>
+        <w:rPr>
+          <w:rFonts w:ascii="Calibri" w:eastAsia="Calibri" w:hAnsi="Calibri" w:cs="Calibri"/>
+          <w:color w:val="1F1F1F"/>
+          <w:rtl/>
+        </w:rPr>
+        <w:t xml:space="preserve"> מזהים את אותן חבילות?</w:t>
       </w:r>
     </w:p>
     <w:p>
@@ -528,15 +726,25 @@
           <w:color w:val="1F1F1F"/>
           <w:rtl/>
         </w:rPr>
-        <w:t xml:space="preserve">3. במה שונה המבנה הגלובלי של רשת התלויות מהרכב של גרפים אקראיים בעלי אותו מספר צמתים וקשתות, והאם הרשת מציגה מאפייני </w:t>
+        <w:t xml:space="preserve">3. במה שונה המבנה הגלובלי של רשת התלויות מהרכב של גרפים אקראיים בעלי אותו מספר צמתים וקשתות, והאם הרשת מציגה </w:t>
       </w:r>
       <w:r>
         <w:rPr>
           <w:rFonts w:ascii="Calibri" w:eastAsia="Calibri" w:hAnsi="Calibri" w:cs="Calibri"/>
           <w:color w:val="1F1F1F"/>
+          <w:rtl/>
+        </w:rPr>
+        <w:t xml:space="preserve">מאפייני </w:t>
+      </w:r>
+      <w:proofErr w:type="spellStart"/>
+      <w:r>
+        <w:rPr>
+          <w:rFonts w:ascii="Calibri" w:eastAsia="Calibri" w:hAnsi="Calibri" w:cs="Calibri"/>
+          <w:color w:val="1F1F1F"/>
         </w:rPr>
         <w:t>Small-World</w:t>
       </w:r>
+      <w:proofErr w:type="spellEnd"/>
       <w:r>
         <w:rPr>
           <w:rFonts w:ascii="Calibri" w:eastAsia="Calibri" w:hAnsi="Calibri" w:cs="Calibri"/>
@@ -563,6 +771,7 @@
         </w:rPr>
         <w:t xml:space="preserve">4 א. האם הסרה ממוקדת של חבילות בעלות </w:t>
       </w:r>
+      <w:proofErr w:type="spellStart"/>
       <w:r>
         <w:rPr>
           <w:rFonts w:ascii="Calibri" w:eastAsia="Calibri" w:hAnsi="Calibri" w:cs="Calibri"/>
@@ -570,6 +779,7 @@
         </w:rPr>
         <w:t>Betweenness</w:t>
       </w:r>
+      <w:proofErr w:type="spellEnd"/>
       <w:r>
         <w:rPr>
           <w:rFonts w:ascii="Calibri" w:eastAsia="Calibri" w:hAnsi="Calibri" w:cs="Calibri"/>
@@ -596,20 +806,46 @@
         </w:rPr>
         <w:t>4 ב. האם גרסאות התלות המושפעות מ־</w:t>
       </w:r>
+      <w:proofErr w:type="spellStart"/>
       <w:r>
         <w:rPr>
           <w:rFonts w:ascii="Calibri" w:eastAsia="Calibri" w:hAnsi="Calibri" w:cs="Calibri"/>
           <w:color w:val="1F1F1F"/>
         </w:rPr>
-        <w:t>security advisories</w:t>
-      </w:r>
+        <w:t>security</w:t>
+      </w:r>
+      <w:proofErr w:type="spellEnd"/>
       <w:r>
         <w:rPr>
           <w:rFonts w:ascii="Calibri" w:eastAsia="Calibri" w:hAnsi="Calibri" w:cs="Calibri"/>
           <w:color w:val="1F1F1F"/>
-          <w:rtl/>
-        </w:rPr>
-        <w:t xml:space="preserve"> מוכרים שייכות לחבילות בעלות מרכזיות טופולוגית גבוהה, באופן המצדיק עדיפות גבוהה יותר בבדיקה ובהגנה? </w:t>
+        </w:rPr>
+        <w:t xml:space="preserve"> </w:t>
+      </w:r>
+      <w:proofErr w:type="spellStart"/>
+      <w:r>
+        <w:rPr>
+          <w:rFonts w:ascii="Calibri" w:eastAsia="Calibri" w:hAnsi="Calibri" w:cs="Calibri"/>
+          <w:color w:val="1F1F1F"/>
+        </w:rPr>
+        <w:t>advisories</w:t>
+      </w:r>
+      <w:proofErr w:type="spellEnd"/>
+      <w:r>
+        <w:rPr>
+          <w:rFonts w:ascii="Calibri" w:eastAsia="Calibri" w:hAnsi="Calibri" w:cs="Calibri"/>
+          <w:color w:val="1F1F1F"/>
+          <w:rtl/>
+        </w:rPr>
+        <w:t xml:space="preserve"> מוכרים שייכות לחבילות בעלות מרכזיות טופולוגית </w:t>
+      </w:r>
+      <w:r>
+        <w:rPr>
+          <w:rFonts w:ascii="Calibri" w:eastAsia="Calibri" w:hAnsi="Calibri" w:cs="Calibri"/>
+          <w:color w:val="1F1F1F"/>
+          <w:rtl/>
+        </w:rPr>
+        <w:t xml:space="preserve">גבוהה, באופן המצדיק עדיפות גבוהה יותר בבדיקה ובהגנה? </w:t>
       </w:r>
     </w:p>
     <w:p>
@@ -651,31 +887,74 @@
           <w:rFonts w:ascii="Calibri" w:eastAsia="Calibri" w:hAnsi="Calibri" w:cs="Calibri"/>
         </w:rPr>
       </w:pPr>
+      <w:proofErr w:type="spellStart"/>
       <w:r>
         <w:rPr>
           <w:rFonts w:ascii="Calibri" w:eastAsia="Calibri" w:hAnsi="Calibri" w:cs="Calibri"/>
         </w:rPr>
         <w:t>Zimmermann</w:t>
       </w:r>
-      <w:r>
-        <w:rPr>
-          <w:rFonts w:ascii="Calibri" w:eastAsia="Calibri" w:hAnsi="Calibri" w:cs="Calibri"/>
-          <w:rtl/>
-        </w:rPr>
-        <w:t xml:space="preserve"> ואחרים ניתחו את אקוסיסטם </w:t>
-      </w:r>
+      <w:proofErr w:type="spellEnd"/>
+      <w:r>
+        <w:rPr>
+          <w:rFonts w:ascii="Calibri" w:eastAsia="Calibri" w:hAnsi="Calibri" w:cs="Calibri"/>
+          <w:rtl/>
+        </w:rPr>
+        <w:t xml:space="preserve"> ואחרים ניתחו את </w:t>
+      </w:r>
+      <w:proofErr w:type="spellStart"/>
+      <w:r>
+        <w:rPr>
+          <w:rFonts w:ascii="Calibri" w:eastAsia="Calibri" w:hAnsi="Calibri" w:cs="Calibri"/>
+          <w:rtl/>
+        </w:rPr>
+        <w:t>אקוסיסטם</w:t>
+      </w:r>
+      <w:proofErr w:type="spellEnd"/>
+      <w:r>
+        <w:rPr>
+          <w:rFonts w:ascii="Calibri" w:eastAsia="Calibri" w:hAnsi="Calibri" w:cs="Calibri"/>
+          <w:rtl/>
+        </w:rPr>
+        <w:t xml:space="preserve"> </w:t>
+      </w:r>
+      <w:proofErr w:type="spellStart"/>
       <w:r>
         <w:rPr>
           <w:rFonts w:ascii="Calibri" w:eastAsia="Calibri" w:hAnsi="Calibri" w:cs="Calibri"/>
         </w:rPr>
         <w:t>npm</w:t>
       </w:r>
-      <w:r>
-        <w:rPr>
-          <w:rFonts w:ascii="Calibri" w:eastAsia="Calibri" w:hAnsi="Calibri" w:cs="Calibri"/>
-          <w:rtl/>
-        </w:rPr>
-        <w:t xml:space="preserve"> כרשת של חבילות, תלויות ומתחזקים. הם מצאו שמספר מצומצם יחסית של חבילות ומתחזקים עשוי להשפיע על חלק גדול מהאקוסיסטם. המחקר רלוונטי לעבודתנו משום שהוא מדגים כיצד ריכוזיות ברשת תלויות תוכנה יכולה ליצור נקודות כשל בעלות השפעה רחבה </w:t>
+      <w:proofErr w:type="spellEnd"/>
+      <w:r>
+        <w:rPr>
+          <w:rFonts w:ascii="Calibri" w:eastAsia="Calibri" w:hAnsi="Calibri" w:cs="Calibri"/>
+          <w:rtl/>
+        </w:rPr>
+        <w:t xml:space="preserve"> כרשת של חבילות, תלויות ומתחזקים. הם מצאו שמספר מצומצם יחסית של חבילות ומתחזקים עשוי להשפיע על חלק גדול </w:t>
+      </w:r>
+      <w:proofErr w:type="spellStart"/>
+      <w:r>
+        <w:rPr>
+          <w:rFonts w:ascii="Calibri" w:eastAsia="Calibri" w:hAnsi="Calibri" w:cs="Calibri"/>
+          <w:rtl/>
+        </w:rPr>
+        <w:t>מהאקוסיסטם</w:t>
+      </w:r>
+      <w:proofErr w:type="spellEnd"/>
+      <w:r>
+        <w:rPr>
+          <w:rFonts w:ascii="Calibri" w:eastAsia="Calibri" w:hAnsi="Calibri" w:cs="Calibri"/>
+          <w:rtl/>
+        </w:rPr>
+        <w:t xml:space="preserve">. המחקר רלוונטי לעבודתנו משום </w:t>
+      </w:r>
+      <w:r>
+        <w:rPr>
+          <w:rFonts w:ascii="Calibri" w:eastAsia="Calibri" w:hAnsi="Calibri" w:cs="Calibri"/>
+          <w:rtl/>
+        </w:rPr>
+        <w:t xml:space="preserve">שהוא מדגים כיצד ריכוזיות ברשת תלויות תוכנה יכולה ליצור נקודות כשל בעלות השפעה רחבה </w:t>
       </w:r>
       <w:hyperlink w:anchor="nl0cnr39jih4">
         <w:r>
@@ -689,8 +968,7 @@
       </w:hyperlink>
       <w:r>
         <w:rPr>
-          <w:rFonts w:ascii="Calibri" w:eastAsia="Calibri" w:hAnsi="Calibri" w:cs="Calibri" w:hint="cs"/>
-          <w:rtl/>
+          <w:rFonts w:ascii="Calibri" w:eastAsia="Calibri" w:hAnsi="Calibri" w:cs="Calibri"/>
         </w:rPr>
         <w:t>.</w:t>
       </w:r>
@@ -703,25 +981,59 @@
           <w:rFonts w:ascii="Calibri" w:eastAsia="Calibri" w:hAnsi="Calibri" w:cs="Calibri"/>
         </w:rPr>
       </w:pPr>
+      <w:proofErr w:type="spellStart"/>
       <w:r>
         <w:rPr>
           <w:rFonts w:ascii="Calibri" w:eastAsia="Calibri" w:hAnsi="Calibri" w:cs="Calibri"/>
         </w:rPr>
         <w:t>Ohm</w:t>
       </w:r>
-      <w:r>
-        <w:rPr>
-          <w:rFonts w:ascii="Calibri" w:eastAsia="Calibri" w:hAnsi="Calibri" w:cs="Calibri"/>
-          <w:rtl/>
-        </w:rPr>
-        <w:t xml:space="preserve"> ואחרים חקרו 174 חבילות זדוניות שנמצאו באקוסיסטמים כמו </w:t>
-      </w:r>
-      <w:r>
-        <w:rPr>
-          <w:rFonts w:ascii="Calibri" w:eastAsia="Calibri" w:hAnsi="Calibri" w:cs="Calibri"/>
-        </w:rPr>
-        <w:t>npm, ‏PyPI</w:t>
-      </w:r>
+      <w:proofErr w:type="spellEnd"/>
+      <w:r>
+        <w:rPr>
+          <w:rFonts w:ascii="Calibri" w:eastAsia="Calibri" w:hAnsi="Calibri" w:cs="Calibri"/>
+          <w:rtl/>
+        </w:rPr>
+        <w:t xml:space="preserve"> ואחרים חקרו 174 חבילות זדוניות שנמצאו </w:t>
+      </w:r>
+      <w:proofErr w:type="spellStart"/>
+      <w:r>
+        <w:rPr>
+          <w:rFonts w:ascii="Calibri" w:eastAsia="Calibri" w:hAnsi="Calibri" w:cs="Calibri"/>
+          <w:rtl/>
+        </w:rPr>
+        <w:t>באקוסיסטמים</w:t>
+      </w:r>
+      <w:proofErr w:type="spellEnd"/>
+      <w:r>
+        <w:rPr>
+          <w:rFonts w:ascii="Calibri" w:eastAsia="Calibri" w:hAnsi="Calibri" w:cs="Calibri"/>
+          <w:rtl/>
+        </w:rPr>
+        <w:t xml:space="preserve"> כמו </w:t>
+      </w:r>
+      <w:proofErr w:type="spellStart"/>
+      <w:r>
+        <w:rPr>
+          <w:rFonts w:ascii="Calibri" w:eastAsia="Calibri" w:hAnsi="Calibri" w:cs="Calibri"/>
+        </w:rPr>
+        <w:t>npm</w:t>
+      </w:r>
+      <w:proofErr w:type="spellEnd"/>
+      <w:r>
+        <w:rPr>
+          <w:rFonts w:ascii="Calibri" w:eastAsia="Calibri" w:hAnsi="Calibri" w:cs="Calibri"/>
+        </w:rPr>
+        <w:t>, ‏</w:t>
+      </w:r>
+      <w:proofErr w:type="spellStart"/>
+      <w:r>
+        <w:rPr>
+          <w:rFonts w:ascii="Calibri" w:eastAsia="Calibri" w:hAnsi="Calibri" w:cs="Calibri"/>
+        </w:rPr>
+        <w:t>PyPI</w:t>
+      </w:r>
+      <w:proofErr w:type="spellEnd"/>
       <w:r>
         <w:rPr>
           <w:rFonts w:ascii="Calibri" w:eastAsia="Calibri" w:hAnsi="Calibri" w:cs="Calibri"/>
@@ -729,18 +1041,27 @@
         </w:rPr>
         <w:t xml:space="preserve"> ו-</w:t>
       </w:r>
+      <w:proofErr w:type="spellStart"/>
       <w:r>
         <w:rPr>
           <w:rFonts w:ascii="Calibri" w:eastAsia="Calibri" w:hAnsi="Calibri" w:cs="Calibri"/>
         </w:rPr>
         <w:t>RubyGems</w:t>
       </w:r>
-      <w:r>
-        <w:rPr>
-          <w:rFonts w:ascii="Calibri" w:eastAsia="Calibri" w:hAnsi="Calibri" w:cs="Calibri"/>
-          <w:rtl/>
-        </w:rPr>
-        <w:t xml:space="preserve">. המחקר סיווג את הדרכים שבהן תוקפים מכניסים קוד זדוני לחבילות ואת השלבים שבהם הקוד עשוי לפעול במערכות המשתמשים. עבודה זו מדגישה כי יחסי התלות ומנגנוני ההתקנה האוטומטיים יכולים לשמש ערוץ להפצת קוד זדוני </w:t>
+      <w:proofErr w:type="spellEnd"/>
+      <w:r>
+        <w:rPr>
+          <w:rFonts w:ascii="Calibri" w:eastAsia="Calibri" w:hAnsi="Calibri" w:cs="Calibri"/>
+          <w:rtl/>
+        </w:rPr>
+        <w:t xml:space="preserve">. המחקר סיווג את הדרכים שבהן תוקפים מכניסים קוד זדוני </w:t>
+      </w:r>
+      <w:r>
+        <w:rPr>
+          <w:rFonts w:ascii="Calibri" w:eastAsia="Calibri" w:hAnsi="Calibri" w:cs="Calibri"/>
+          <w:rtl/>
+        </w:rPr>
+        <w:t xml:space="preserve">לחבילות ואת השלבים שבהם הקוד עשוי לפעול במערכות המשתמשים. עבודה זו מדגישה כי יחסי התלות ומנגנוני ההתקנה האוטומטיים יכולים לשמש ערוץ להפצת קוד זדוני </w:t>
       </w:r>
       <w:hyperlink w:anchor="520t1stfh2wh">
         <w:r>
@@ -754,8 +1075,7 @@
       </w:hyperlink>
       <w:r>
         <w:rPr>
-          <w:rFonts w:ascii="Calibri" w:eastAsia="Calibri" w:hAnsi="Calibri" w:cs="Calibri" w:hint="cs"/>
-          <w:rtl/>
+          <w:rFonts w:ascii="Calibri" w:eastAsia="Calibri" w:hAnsi="Calibri" w:cs="Calibri"/>
         </w:rPr>
         <w:t>.</w:t>
       </w:r>
@@ -768,12 +1088,28 @@
           <w:rFonts w:ascii="Calibri" w:eastAsia="Calibri" w:hAnsi="Calibri" w:cs="Calibri"/>
         </w:rPr>
       </w:pPr>
-      <w:r>
-        <w:rPr>
-          <w:rFonts w:ascii="Calibri" w:eastAsia="Calibri" w:hAnsi="Calibri" w:cs="Calibri"/>
-        </w:rPr>
-        <w:t>Albert, Jeong</w:t>
-      </w:r>
+      <w:proofErr w:type="spellStart"/>
+      <w:r>
+        <w:rPr>
+          <w:rFonts w:ascii="Calibri" w:eastAsia="Calibri" w:hAnsi="Calibri" w:cs="Calibri"/>
+        </w:rPr>
+        <w:t>Albert</w:t>
+      </w:r>
+      <w:proofErr w:type="spellEnd"/>
+      <w:r>
+        <w:rPr>
+          <w:rFonts w:ascii="Calibri" w:eastAsia="Calibri" w:hAnsi="Calibri" w:cs="Calibri"/>
+        </w:rPr>
+        <w:t xml:space="preserve">, </w:t>
+      </w:r>
+      <w:proofErr w:type="spellStart"/>
+      <w:r>
+        <w:rPr>
+          <w:rFonts w:ascii="Calibri" w:eastAsia="Calibri" w:hAnsi="Calibri" w:cs="Calibri"/>
+        </w:rPr>
+        <w:t>Jeong</w:t>
+      </w:r>
+      <w:proofErr w:type="spellEnd"/>
       <w:r>
         <w:rPr>
           <w:rFonts w:ascii="Calibri" w:eastAsia="Calibri" w:hAnsi="Calibri" w:cs="Calibri"/>
@@ -781,25 +1117,50 @@
         </w:rPr>
         <w:t xml:space="preserve"> ו־</w:t>
       </w:r>
+      <w:proofErr w:type="spellStart"/>
       <w:r>
         <w:rPr>
           <w:rFonts w:ascii="Calibri" w:eastAsia="Calibri" w:hAnsi="Calibri" w:cs="Calibri"/>
         </w:rPr>
         <w:t>Barabási</w:t>
       </w:r>
-      <w:r>
-        <w:rPr>
-          <w:rFonts w:ascii="Calibri" w:eastAsia="Calibri" w:hAnsi="Calibri" w:cs="Calibri"/>
-          <w:rtl/>
-        </w:rPr>
-        <w:t xml:space="preserve"> השוו בין כשלים אקראיים לבין הסרה ממוקדת של צמתים מרכזיים ברשתות מורכבות. עבודה זו מספקת את הבסיס המתודולוגי לניסוי החוסן שלנו, שבו השווינו הסרה אקראית של חבילות להסרה ממוקדת לפי </w:t>
-      </w:r>
-      <w:r>
-        <w:rPr>
-          <w:rFonts w:ascii="Calibri" w:eastAsia="Calibri" w:hAnsi="Calibri" w:cs="Calibri"/>
-        </w:rPr>
-        <w:t>Betweenness Centrality</w:t>
-      </w:r>
+      <w:proofErr w:type="spellEnd"/>
+      <w:r>
+        <w:rPr>
+          <w:rFonts w:ascii="Calibri" w:eastAsia="Calibri" w:hAnsi="Calibri" w:cs="Calibri"/>
+          <w:rtl/>
+        </w:rPr>
+        <w:t xml:space="preserve"> השוו בין כשלים אקראיים לבין הסרה ממוקדת של </w:t>
+      </w:r>
+      <w:r>
+        <w:rPr>
+          <w:rFonts w:ascii="Calibri" w:eastAsia="Calibri" w:hAnsi="Calibri" w:cs="Calibri"/>
+          <w:rtl/>
+        </w:rPr>
+        <w:t xml:space="preserve">צמתים מרכזיים ברשתות מורכבות. עבודה זו מספקת את הבסיס המתודולוגי לניסוי החוסן שלנו, שבו השווינו הסרה אקראית של חבילות להסרה ממוקדת לפי </w:t>
+      </w:r>
+      <w:proofErr w:type="spellStart"/>
+      <w:r>
+        <w:rPr>
+          <w:rFonts w:ascii="Calibri" w:eastAsia="Calibri" w:hAnsi="Calibri" w:cs="Calibri"/>
+        </w:rPr>
+        <w:t>Betweenness</w:t>
+      </w:r>
+      <w:proofErr w:type="spellEnd"/>
+      <w:r>
+        <w:rPr>
+          <w:rFonts w:ascii="Calibri" w:eastAsia="Calibri" w:hAnsi="Calibri" w:cs="Calibri"/>
+        </w:rPr>
+        <w:t xml:space="preserve"> </w:t>
+      </w:r>
+      <w:proofErr w:type="spellStart"/>
+      <w:r>
+        <w:rPr>
+          <w:rFonts w:ascii="Calibri" w:eastAsia="Calibri" w:hAnsi="Calibri" w:cs="Calibri"/>
+        </w:rPr>
+        <w:t>Centrality</w:t>
+      </w:r>
+      <w:proofErr w:type="spellEnd"/>
       <w:r>
         <w:rPr>
           <w:rFonts w:ascii="Calibri" w:eastAsia="Calibri" w:hAnsi="Calibri" w:cs="Calibri"/>
@@ -820,8 +1181,7 @@
       </w:hyperlink>
       <w:r>
         <w:rPr>
-          <w:rFonts w:ascii="Calibri" w:eastAsia="Calibri" w:hAnsi="Calibri" w:cs="Calibri" w:hint="cs"/>
-          <w:rtl/>
+          <w:rFonts w:ascii="Calibri" w:eastAsia="Calibri" w:hAnsi="Calibri" w:cs="Calibri"/>
         </w:rPr>
         <w:t>.</w:t>
       </w:r>
@@ -839,14 +1199,23 @@
           <w:rFonts w:ascii="Calibri" w:eastAsia="Calibri" w:hAnsi="Calibri" w:cs="Calibri"/>
           <w:rtl/>
         </w:rPr>
-        <w:t xml:space="preserve">נוסף על המחקרים האקדמיים, בחנו אירועים אמיתיים הממחישים את הסיכון שבפגיעה בחבילות מהימנות. במרץ 2026 פורסמו גרסאות זדוניות של </w:t>
-      </w:r>
+        <w:t>נוסף על המחקרים האקדמיים, בחנו אירועים אמיתיים הממחישים את</w:t>
+      </w:r>
+      <w:r>
+        <w:rPr>
+          <w:rFonts w:ascii="Calibri" w:eastAsia="Calibri" w:hAnsi="Calibri" w:cs="Calibri"/>
+          <w:rtl/>
+        </w:rPr>
+        <w:t xml:space="preserve"> הסיכון שבפגיעה בחבילות מהימנות. במרץ 2026 פורסמו גרסאות זדוניות של </w:t>
+      </w:r>
+      <w:proofErr w:type="spellStart"/>
       <w:r>
         <w:rPr>
           <w:rFonts w:ascii="Calibri" w:eastAsia="Calibri" w:hAnsi="Calibri" w:cs="Calibri"/>
         </w:rPr>
         <w:t>Axios</w:t>
       </w:r>
+      <w:proofErr w:type="spellEnd"/>
       <w:r>
         <w:rPr>
           <w:rFonts w:ascii="Calibri" w:eastAsia="Calibri" w:hAnsi="Calibri" w:cs="Calibri"/>
@@ -854,18 +1223,27 @@
         </w:rPr>
         <w:t xml:space="preserve"> לאחר השתלטות על חשבון </w:t>
       </w:r>
+      <w:proofErr w:type="spellStart"/>
       <w:r>
         <w:rPr>
           <w:rFonts w:ascii="Calibri" w:eastAsia="Calibri" w:hAnsi="Calibri" w:cs="Calibri"/>
         </w:rPr>
         <w:t>npm</w:t>
       </w:r>
-      <w:r>
-        <w:rPr>
-          <w:rFonts w:ascii="Calibri" w:eastAsia="Calibri" w:hAnsi="Calibri" w:cs="Calibri"/>
-          <w:rtl/>
-        </w:rPr>
-        <w:t xml:space="preserve"> של מתחזק. לגרסאות נוספה תלות זדונית, והן היו זמינות במאגר למשך מספר שעות לפני שהוסרו. המקרה רלוונטי לעבודתנו משום שהוא מדגים כיצד פגיעה בחבילה מוכרת ובעלת שימוש רחב עלולה ליצור השפעה החורגת מהחבילה עצמה </w:t>
+      <w:proofErr w:type="spellEnd"/>
+      <w:r>
+        <w:rPr>
+          <w:rFonts w:ascii="Calibri" w:eastAsia="Calibri" w:hAnsi="Calibri" w:cs="Calibri"/>
+          <w:rtl/>
+        </w:rPr>
+        <w:t xml:space="preserve"> של מתחזק. לגרסאות נוספה תלות זדונית, והן היו זמינות במאגר למשך מספר שעות לפני שהוסרו. המקרה רלוונטי לעבודתנו משום שהוא מדגים כיצד פגיעה בחבילה מוכרת ובעלת ש</w:t>
+      </w:r>
+      <w:r>
+        <w:rPr>
+          <w:rFonts w:ascii="Calibri" w:eastAsia="Calibri" w:hAnsi="Calibri" w:cs="Calibri"/>
+          <w:rtl/>
+        </w:rPr>
+        <w:t xml:space="preserve">ימוש רחב עלולה ליצור השפעה החורגת מהחבילה עצמה </w:t>
       </w:r>
       <w:hyperlink w:anchor="kaed0mkuuk1s">
         <w:r>
@@ -879,8 +1257,7 @@
       </w:hyperlink>
       <w:r>
         <w:rPr>
-          <w:rFonts w:ascii="Calibri" w:eastAsia="Calibri" w:hAnsi="Calibri" w:cs="Calibri" w:hint="cs"/>
-          <w:rtl/>
+          <w:rFonts w:ascii="Calibri" w:eastAsia="Calibri" w:hAnsi="Calibri" w:cs="Calibri"/>
         </w:rPr>
         <w:t>.</w:t>
       </w:r>
@@ -900,12 +1277,28 @@
         </w:rPr>
         <w:t xml:space="preserve">בקמפיין </w:t>
       </w:r>
-      <w:r>
-        <w:rPr>
-          <w:rFonts w:ascii="Calibri" w:eastAsia="Calibri" w:hAnsi="Calibri" w:cs="Calibri"/>
-        </w:rPr>
-        <w:t>Atomic Arch</w:t>
-      </w:r>
+      <w:proofErr w:type="spellStart"/>
+      <w:r>
+        <w:rPr>
+          <w:rFonts w:ascii="Calibri" w:eastAsia="Calibri" w:hAnsi="Calibri" w:cs="Calibri"/>
+        </w:rPr>
+        <w:t>Atomic</w:t>
+      </w:r>
+      <w:proofErr w:type="spellEnd"/>
+      <w:r>
+        <w:rPr>
+          <w:rFonts w:ascii="Calibri" w:eastAsia="Calibri" w:hAnsi="Calibri" w:cs="Calibri"/>
+        </w:rPr>
+        <w:t xml:space="preserve"> </w:t>
+      </w:r>
+      <w:proofErr w:type="spellStart"/>
+      <w:r>
+        <w:rPr>
+          <w:rFonts w:ascii="Calibri" w:eastAsia="Calibri" w:hAnsi="Calibri" w:cs="Calibri"/>
+        </w:rPr>
+        <w:t>Arch</w:t>
+      </w:r>
+      <w:proofErr w:type="spellEnd"/>
       <w:r>
         <w:rPr>
           <w:rFonts w:ascii="Calibri" w:eastAsia="Calibri" w:hAnsi="Calibri" w:cs="Calibri"/>
@@ -926,25 +1319,27 @@
         </w:rPr>
         <w:t xml:space="preserve"> ושינו את הוראות הבנייה שלהן כך שיתקינו תלות </w:t>
       </w:r>
+      <w:proofErr w:type="spellStart"/>
       <w:r>
         <w:rPr>
           <w:rFonts w:ascii="Calibri" w:eastAsia="Calibri" w:hAnsi="Calibri" w:cs="Calibri"/>
         </w:rPr>
         <w:t>npm</w:t>
       </w:r>
-      <w:r>
-        <w:rPr>
-          <w:rFonts w:ascii="Calibri" w:eastAsia="Calibri" w:hAnsi="Calibri" w:cs="Calibri"/>
-          <w:rtl/>
-        </w:rPr>
-        <w:t xml:space="preserve"> זדונית. המקרה מדגים כי תוקף אינו חייב לבנות אמון מאפס; הוא יכול לרשת את האמון הקיים סביב חבילה ולהשתמש בה כערוץ הפצה</w:t>
-      </w:r>
-      <w:r>
-        <w:rPr>
-          <w:rFonts w:ascii="Calibri" w:eastAsia="Calibri" w:hAnsi="Calibri" w:cs="Calibri" w:hint="cs"/>
-          <w:rtl/>
-        </w:rPr>
-        <w:t xml:space="preserve"> </w:t>
+      <w:proofErr w:type="spellEnd"/>
+      <w:r>
+        <w:rPr>
+          <w:rFonts w:ascii="Calibri" w:eastAsia="Calibri" w:hAnsi="Calibri" w:cs="Calibri"/>
+          <w:rtl/>
+        </w:rPr>
+        <w:t xml:space="preserve"> זדונית. המקרה מדגים כי תוקף אינו חייב לבנות אמון מאפס</w:t>
+      </w:r>
+      <w:r>
+        <w:rPr>
+          <w:rFonts w:ascii="Calibri" w:eastAsia="Calibri" w:hAnsi="Calibri" w:cs="Calibri"/>
+          <w:rtl/>
+        </w:rPr>
+        <w:t xml:space="preserve">; הוא יכול לרשת את האמון הקיים סביב חבילה ולהשתמש בה כערוץ הפצה  </w:t>
       </w:r>
       <w:hyperlink w:anchor="l0qh1bb84yw0">
         <w:r>
@@ -958,10 +1353,9 @@
       </w:hyperlink>
       <w:r>
         <w:rPr>
-          <w:rFonts w:ascii="Calibri" w:eastAsia="Calibri" w:hAnsi="Calibri" w:cs="Calibri" w:hint="cs"/>
-          <w:rtl/>
-        </w:rPr>
-        <w:t xml:space="preserve">. </w:t>
+          <w:rFonts w:ascii="Calibri" w:eastAsia="Calibri" w:hAnsi="Calibri" w:cs="Calibri"/>
+        </w:rPr>
+        <w:t>.</w:t>
       </w:r>
     </w:p>
     <w:p>
@@ -977,20 +1371,52 @@
           <w:rFonts w:ascii="Calibri" w:eastAsia="Calibri" w:hAnsi="Calibri" w:cs="Calibri"/>
           <w:rtl/>
         </w:rPr>
-        <w:t xml:space="preserve">המחקרים והאירועים המתוארים מציגים שני צדדים משלימים של הבעיה. מחקרים קודמים מראים שרשתות תוכנה עשויות להיות מרוכזות סביב מספר קטן של חבילות ופגיעה מכוונת בצמתים מרכזיים יכולה להיות משמעותית יותר מכשל אקראי. האירועים המעשיים מראים כיצד תוקפים מנצלים בפועל חבילות וחשבונות מהימנים. עבודתנו מחברת בין הצדדים באמצעות ניתוח של מקרה מבחן קונקרטי: אנו בוחנים האם מיקומן הטופולוגי של חבילות בגרף התלויות של </w:t>
-      </w:r>
+        <w:t>המחקרים והאירועים המתוארים מציגים שני צדדים משלימים של הבעיה. מחקרים קודמים מראים שרשתות תוכנה עשויות להיות מרוכזות סביב מספר קטן של חבילות ופגיעה מכוו</w:t>
+      </w:r>
+      <w:r>
+        <w:rPr>
+          <w:rFonts w:ascii="Calibri" w:eastAsia="Calibri" w:hAnsi="Calibri" w:cs="Calibri"/>
+          <w:rtl/>
+        </w:rPr>
+        <w:t xml:space="preserve">נת בצמתים מרכזיים יכולה להיות משמעותית יותר מכשל אקראי. האירועים המעשיים מראים כיצד תוקפים מנצלים בפועל חבילות וחשבונות מהימנים. עבודתנו מחברת בין הצדדים באמצעות ניתוח של מקרה מבחן קונקרטי: אנו בוחנים האם מיקומן הטופולוגי של חבילות בגרף התלויות של </w:t>
+      </w:r>
+      <w:proofErr w:type="spellStart"/>
       <w:r>
         <w:rPr>
           <w:rFonts w:ascii="Calibri" w:eastAsia="Calibri" w:hAnsi="Calibri" w:cs="Calibri"/>
         </w:rPr>
         <w:t>Flowise</w:t>
       </w:r>
-      <w:r>
-        <w:rPr>
-          <w:rFonts w:ascii="Calibri" w:eastAsia="Calibri" w:hAnsi="Calibri" w:cs="Calibri"/>
-          <w:rtl/>
-        </w:rPr>
-        <w:t xml:space="preserve"> יכול לשמש שכבת תעדוף משלימה למידע אבטחתי קיים. </w:t>
+      <w:proofErr w:type="spellEnd"/>
+      <w:r>
+        <w:rPr>
+          <w:rFonts w:ascii="Calibri" w:eastAsia="Calibri" w:hAnsi="Calibri" w:cs="Calibri"/>
+          <w:rtl/>
+        </w:rPr>
+        <w:t xml:space="preserve"> </w:t>
+      </w:r>
+      <w:r>
+        <w:rPr>
+          <w:rFonts w:ascii="Calibri" w:eastAsia="Calibri" w:hAnsi="Calibri" w:cs="Calibri"/>
+          <w:rtl/>
+        </w:rPr>
+        <w:t xml:space="preserve">יכול לשמש שכבת </w:t>
+      </w:r>
+      <w:proofErr w:type="spellStart"/>
+      <w:r>
+        <w:rPr>
+          <w:rFonts w:ascii="Calibri" w:eastAsia="Calibri" w:hAnsi="Calibri" w:cs="Calibri"/>
+          <w:rtl/>
+        </w:rPr>
+        <w:t>תעדוף</w:t>
+      </w:r>
+      <w:proofErr w:type="spellEnd"/>
+      <w:r>
+        <w:rPr>
+          <w:rFonts w:ascii="Calibri" w:eastAsia="Calibri" w:hAnsi="Calibri" w:cs="Calibri"/>
+          <w:rtl/>
+        </w:rPr>
+        <w:t xml:space="preserve"> משלימה למידע אבטחתי קיים. </w:t>
       </w:r>
     </w:p>
     <w:p>
@@ -1081,12 +1507,56 @@
         </w:rPr>
         <w:t xml:space="preserve"> של </w:t>
       </w:r>
-      <w:r>
-        <w:rPr>
-          <w:rFonts w:ascii="Calibri" w:eastAsia="Calibri" w:hAnsi="Calibri" w:cs="Calibri"/>
-        </w:rPr>
-        <w:t>Google Open Source Insights</w:t>
-      </w:r>
+      <w:proofErr w:type="spellStart"/>
+      <w:r>
+        <w:rPr>
+          <w:rFonts w:ascii="Calibri" w:eastAsia="Calibri" w:hAnsi="Calibri" w:cs="Calibri"/>
+        </w:rPr>
+        <w:t>Google</w:t>
+      </w:r>
+      <w:proofErr w:type="spellEnd"/>
+      <w:r>
+        <w:rPr>
+          <w:rFonts w:ascii="Calibri" w:eastAsia="Calibri" w:hAnsi="Calibri" w:cs="Calibri"/>
+        </w:rPr>
+        <w:t xml:space="preserve"> </w:t>
+      </w:r>
+      <w:proofErr w:type="spellStart"/>
+      <w:r>
+        <w:rPr>
+          <w:rFonts w:ascii="Calibri" w:eastAsia="Calibri" w:hAnsi="Calibri" w:cs="Calibri"/>
+        </w:rPr>
+        <w:t>Open</w:t>
+      </w:r>
+      <w:proofErr w:type="spellEnd"/>
+      <w:r>
+        <w:rPr>
+          <w:rFonts w:ascii="Calibri" w:eastAsia="Calibri" w:hAnsi="Calibri" w:cs="Calibri"/>
+        </w:rPr>
+        <w:t xml:space="preserve"> </w:t>
+      </w:r>
+      <w:proofErr w:type="spellStart"/>
+      <w:r>
+        <w:rPr>
+          <w:rFonts w:ascii="Calibri" w:eastAsia="Calibri" w:hAnsi="Calibri" w:cs="Calibri"/>
+        </w:rPr>
+        <w:t>Source</w:t>
+      </w:r>
+      <w:proofErr w:type="spellEnd"/>
+      <w:r>
+        <w:rPr>
+          <w:rFonts w:ascii="Calibri" w:eastAsia="Calibri" w:hAnsi="Calibri" w:cs="Calibri"/>
+        </w:rPr>
+        <w:t xml:space="preserve"> </w:t>
+      </w:r>
+      <w:proofErr w:type="spellStart"/>
+      <w:r>
+        <w:rPr>
+          <w:rFonts w:ascii="Calibri" w:eastAsia="Calibri" w:hAnsi="Calibri" w:cs="Calibri"/>
+        </w:rPr>
+        <w:t>Insights</w:t>
+      </w:r>
+      <w:proofErr w:type="spellEnd"/>
       <w:r>
         <w:rPr>
           <w:rFonts w:ascii="Calibri" w:eastAsia="Calibri" w:hAnsi="Calibri" w:cs="Calibri"/>
@@ -1095,6 +1565,7 @@
         <w:t xml:space="preserve">, המוכר גם בשם </w:t>
       </w:r>
       <w:hyperlink w:anchor="gobocjq8vj16">
+        <w:proofErr w:type="spellStart"/>
         <w:r>
           <w:rPr>
             <w:rFonts w:ascii="Calibri" w:eastAsia="Calibri" w:hAnsi="Calibri" w:cs="Calibri"/>
@@ -1103,6 +1574,7 @@
           </w:rPr>
           <w:t>deps.dev</w:t>
         </w:r>
+        <w:proofErr w:type="spellEnd"/>
       </w:hyperlink>
       <w:r>
         <w:rPr>
@@ -1124,18 +1596,16 @@
       </w:hyperlink>
       <w:r>
         <w:rPr>
-          <w:rFonts w:ascii="Calibri" w:eastAsia="Calibri" w:hAnsi="Calibri" w:cs="Calibri" w:hint="cs"/>
-          <w:rtl/>
-          <w:lang w:bidi="he"/>
-        </w:rPr>
-        <w:t xml:space="preserve">. </w:t>
-      </w:r>
-      <w:r>
-        <w:rPr>
-          <w:rFonts w:ascii="Calibri" w:eastAsia="Calibri" w:hAnsi="Calibri" w:cs="Calibri"/>
-          <w:rtl/>
-        </w:rPr>
-        <w:t>השירות מספק גרף תלויות פתור עבור גרסה מוגדרת של חבילת תוכנה, וכולל תלויות ישירות ועקיפות.</w:t>
+          <w:rFonts w:ascii="Calibri" w:eastAsia="Calibri" w:hAnsi="Calibri" w:cs="Calibri"/>
+        </w:rPr>
+        <w:t>.</w:t>
+      </w:r>
+      <w:r>
+        <w:rPr>
+          <w:rFonts w:ascii="Calibri" w:eastAsia="Calibri" w:hAnsi="Calibri" w:cs="Calibri"/>
+          <w:rtl/>
+        </w:rPr>
+        <w:t xml:space="preserve"> השירות מספק גרף תלויות פתור עבור גרסה מוגדרת של חבילת תוכנה, וכולל תלויות ישירות ועקיפות.</w:t>
       </w:r>
     </w:p>
     <w:p>
@@ -1151,33 +1621,37 @@
           <w:rFonts w:ascii="Calibri" w:eastAsia="Calibri" w:hAnsi="Calibri" w:cs="Calibri"/>
           <w:rtl/>
         </w:rPr>
-        <w:t xml:space="preserve">לצורך הפרויקט נשלף גרף התלויות של </w:t>
-      </w:r>
+        <w:t>לצורך הפרויקט נשלף מ־</w:t>
+      </w:r>
+      <w:proofErr w:type="spellStart"/>
+      <w:r>
+        <w:rPr>
+          <w:rFonts w:ascii="Calibri" w:eastAsia="Calibri" w:hAnsi="Calibri" w:cs="Calibri"/>
+        </w:rPr>
+        <w:t>deps.dev</w:t>
+      </w:r>
+      <w:proofErr w:type="spellEnd"/>
+      <w:r>
+        <w:rPr>
+          <w:rFonts w:ascii="Calibri" w:eastAsia="Calibri" w:hAnsi="Calibri" w:cs="Calibri"/>
+          <w:rtl/>
+        </w:rPr>
+        <w:t xml:space="preserve"> גרף התלויות של </w:t>
+      </w:r>
+      <w:proofErr w:type="spellStart"/>
       <w:r>
         <w:rPr>
           <w:rFonts w:ascii="Calibri" w:eastAsia="Calibri" w:hAnsi="Calibri" w:cs="Calibri"/>
         </w:rPr>
         <w:t>Flowise</w:t>
       </w:r>
-      <w:r>
-        <w:rPr>
-          <w:rFonts w:ascii="Calibri" w:eastAsia="Calibri" w:hAnsi="Calibri" w:cs="Calibri"/>
-          <w:rtl/>
-        </w:rPr>
-        <w:t xml:space="preserve"> בגרסה 3.1.2 מתוך אקוסיסטם </w:t>
-      </w:r>
-      <w:r>
-        <w:rPr>
-          <w:rFonts w:ascii="Calibri" w:eastAsia="Calibri" w:hAnsi="Calibri" w:cs="Calibri"/>
-        </w:rPr>
-        <w:t>npm</w:t>
-      </w:r>
-      <w:r>
-        <w:rPr>
-          <w:rFonts w:ascii="Calibri" w:eastAsia="Calibri" w:hAnsi="Calibri" w:cs="Calibri"/>
-          <w:rtl/>
-        </w:rPr>
-        <w:t>. תגובת ה-</w:t>
+      <w:proofErr w:type="spellEnd"/>
+      <w:r>
+        <w:rPr>
+          <w:rFonts w:ascii="Calibri" w:eastAsia="Calibri" w:hAnsi="Calibri" w:cs="Calibri"/>
+          <w:rtl/>
+        </w:rPr>
+        <w:t xml:space="preserve"> בגרסה 3.1.2. תגובת ה־</w:t>
       </w:r>
       <w:r>
         <w:rPr>
@@ -1190,7 +1664,29 @@
           <w:rFonts w:ascii="Calibri" w:eastAsia="Calibri" w:hAnsi="Calibri" w:cs="Calibri"/>
           <w:rtl/>
         </w:rPr>
-        <w:t xml:space="preserve"> כללה רשימת צמתים ורשימת קשרי תלות, שעל בסיסן נבנה הגרף ששימש את כל שלבי הניתוח.</w:t>
+        <w:t xml:space="preserve"> נשמרה כ־</w:t>
+      </w:r>
+      <w:proofErr w:type="spellStart"/>
+      <w:r>
+        <w:rPr>
+          <w:rFonts w:ascii="Calibri" w:eastAsia="Calibri" w:hAnsi="Calibri" w:cs="Calibri"/>
+        </w:rPr>
+        <w:t>snapshot</w:t>
+      </w:r>
+      <w:proofErr w:type="spellEnd"/>
+      <w:r>
+        <w:rPr>
+          <w:rFonts w:ascii="Calibri" w:eastAsia="Calibri" w:hAnsi="Calibri" w:cs="Calibri"/>
+          <w:rtl/>
+        </w:rPr>
+        <w:t xml:space="preserve"> מקומי קבוע, ששימש את ה</w:t>
+      </w:r>
+      <w:r>
+        <w:rPr>
+          <w:rFonts w:ascii="Calibri" w:eastAsia="Calibri" w:hAnsi="Calibri" w:cs="Calibri"/>
+          <w:rtl/>
+        </w:rPr>
+        <w:t xml:space="preserve">הרצה הסופית ואת כלל שלבי הניתוח. </w:t>
       </w:r>
     </w:p>
     <w:p>
@@ -1209,19 +1705,33 @@
         <w:lastRenderedPageBreak/>
         <w:t>הגרף נבנה באמצעות ספריית</w:t>
       </w:r>
-      <w:r>
-        <w:rPr>
-          <w:rFonts w:ascii="Calibri" w:eastAsia="Calibri" w:hAnsi="Calibri" w:cs="Calibri"/>
-        </w:rPr>
-        <w:t>NetworkX</w:t>
-      </w:r>
-      <w:r>
-        <w:rPr>
-          <w:rFonts w:ascii="Calibri" w:eastAsia="Calibri" w:hAnsi="Calibri" w:cs="Calibri"/>
-          <w:color w:val="1155CC"/>
-          <w:u w:val="single"/>
-        </w:rPr>
-        <w:t xml:space="preserve"> </w:t>
+      <w:hyperlink w:anchor="zbohecwnhkyw">
+        <w:proofErr w:type="spellStart"/>
+        <w:r>
+          <w:rPr>
+            <w:rFonts w:ascii="Calibri" w:eastAsia="Calibri" w:hAnsi="Calibri" w:cs="Calibri"/>
+            <w:color w:val="1155CC"/>
+            <w:u w:val="single"/>
+          </w:rPr>
+          <w:t>NetworkX</w:t>
+        </w:r>
+        <w:proofErr w:type="spellEnd"/>
+        <w:r>
+          <w:rPr>
+            <w:rFonts w:ascii="Calibri" w:eastAsia="Calibri" w:hAnsi="Calibri" w:cs="Calibri"/>
+            <w:color w:val="1155CC"/>
+            <w:u w:val="single"/>
+          </w:rPr>
+          <w:t xml:space="preserve"> </w:t>
+        </w:r>
+      </w:hyperlink>
+      <w:r>
+        <w:rPr>
+          <w:rFonts w:ascii="Calibri" w:eastAsia="Calibri" w:hAnsi="Calibri" w:cs="Calibri"/>
+          <w:color w:val="FFFFFF"/>
+          <w:rtl/>
+        </w:rPr>
+        <w:t>ו</w:t>
       </w:r>
       <w:hyperlink r:id="rId7">
         <w:r>
@@ -1241,9 +1751,63 @@
       </w:r>
       <w:r>
         <w:rPr>
-          <w:rFonts w:ascii="Calibri" w:eastAsia="Calibri" w:hAnsi="Calibri" w:cs="Calibri" w:hint="cs"/>
-          <w:rtl/>
-          <w:lang w:bidi="he"/>
+          <w:rFonts w:ascii="Calibri" w:eastAsia="Calibri" w:hAnsi="Calibri" w:cs="Calibri"/>
+          <w:rtl/>
+        </w:rPr>
+        <w:t xml:space="preserve">כגרף מכוון מסוג </w:t>
+      </w:r>
+      <w:proofErr w:type="spellStart"/>
+      <w:r>
+        <w:rPr>
+          <w:rFonts w:ascii="Calibri" w:eastAsia="Calibri" w:hAnsi="Calibri" w:cs="Calibri"/>
+          <w:color w:val="188038"/>
+        </w:rPr>
+        <w:t>DiGraph</w:t>
+      </w:r>
+      <w:proofErr w:type="spellEnd"/>
+      <w:r>
+        <w:rPr>
+          <w:rFonts w:ascii="Calibri" w:eastAsia="Calibri" w:hAnsi="Calibri" w:cs="Calibri"/>
+          <w:rtl/>
+        </w:rPr>
+        <w:t xml:space="preserve">. כל צומת מייצג חבילת תוכנה. קשת מכוונת מהצומת </w:t>
+      </w:r>
+      <w:r>
+        <w:rPr>
+          <w:rFonts w:ascii="Calibri" w:eastAsia="Calibri" w:hAnsi="Calibri" w:cs="Calibri"/>
+        </w:rPr>
+        <w:t>A</w:t>
+      </w:r>
+      <w:r>
+        <w:rPr>
+          <w:rFonts w:ascii="Calibri" w:eastAsia="Calibri" w:hAnsi="Calibri" w:cs="Calibri"/>
+          <w:rtl/>
+        </w:rPr>
+        <w:t xml:space="preserve"> אל הצומת </w:t>
+      </w:r>
+      <w:r>
+        <w:rPr>
+          <w:rFonts w:ascii="Calibri" w:eastAsia="Calibri" w:hAnsi="Calibri" w:cs="Calibri"/>
+        </w:rPr>
+        <w:t>B</w:t>
+      </w:r>
+      <w:r>
+        <w:rPr>
+          <w:rFonts w:ascii="Calibri" w:eastAsia="Calibri" w:hAnsi="Calibri" w:cs="Calibri"/>
+          <w:rtl/>
+        </w:rPr>
+        <w:t xml:space="preserve"> מציינת כי החבילה </w:t>
+      </w:r>
+      <w:r>
+        <w:rPr>
+          <w:rFonts w:ascii="Calibri" w:eastAsia="Calibri" w:hAnsi="Calibri" w:cs="Calibri"/>
+        </w:rPr>
+        <w:t>A</w:t>
+      </w:r>
+      <w:r>
+        <w:rPr>
+          <w:rFonts w:ascii="Calibri" w:eastAsia="Calibri" w:hAnsi="Calibri" w:cs="Calibri"/>
+          <w:rtl/>
         </w:rPr>
         <w:t xml:space="preserve"> </w:t>
       </w:r>
@@ -1252,60 +1816,7 @@
           <w:rFonts w:ascii="Calibri" w:eastAsia="Calibri" w:hAnsi="Calibri" w:cs="Calibri"/>
           <w:rtl/>
         </w:rPr>
-        <w:t xml:space="preserve">כגרף מכוון מסוג </w:t>
-      </w:r>
-      <w:r>
-        <w:rPr>
-          <w:rFonts w:ascii="Calibri" w:eastAsia="Calibri" w:hAnsi="Calibri" w:cs="Calibri"/>
-          <w:color w:val="188038"/>
-        </w:rPr>
-        <w:t>DiGraph</w:t>
-      </w:r>
-      <w:r>
-        <w:rPr>
-          <w:rFonts w:ascii="Calibri" w:eastAsia="Calibri" w:hAnsi="Calibri" w:cs="Calibri"/>
-          <w:rtl/>
-        </w:rPr>
-        <w:t xml:space="preserve">. כל צומת מייצג חבילת תוכנה. קשת מכוונת מהצומת </w:t>
-      </w:r>
-      <w:r>
-        <w:rPr>
-          <w:rFonts w:ascii="Calibri" w:eastAsia="Calibri" w:hAnsi="Calibri" w:cs="Calibri"/>
-        </w:rPr>
-        <w:t>A</w:t>
-      </w:r>
-      <w:r>
-        <w:rPr>
-          <w:rFonts w:ascii="Calibri" w:eastAsia="Calibri" w:hAnsi="Calibri" w:cs="Calibri"/>
-          <w:rtl/>
-        </w:rPr>
-        <w:t xml:space="preserve"> אל הצומת </w:t>
-      </w:r>
-      <w:r>
-        <w:rPr>
-          <w:rFonts w:ascii="Calibri" w:eastAsia="Calibri" w:hAnsi="Calibri" w:cs="Calibri"/>
-        </w:rPr>
-        <w:t>B</w:t>
-      </w:r>
-      <w:r>
-        <w:rPr>
-          <w:rFonts w:ascii="Calibri" w:eastAsia="Calibri" w:hAnsi="Calibri" w:cs="Calibri"/>
-          <w:rtl/>
-        </w:rPr>
-        <w:t xml:space="preserve"> מציינת כי החבילה </w:t>
-      </w:r>
-      <w:r>
-        <w:rPr>
-          <w:rFonts w:ascii="Calibri" w:eastAsia="Calibri" w:hAnsi="Calibri" w:cs="Calibri"/>
-        </w:rPr>
-        <w:t>A</w:t>
-      </w:r>
-      <w:r>
-        <w:rPr>
-          <w:rFonts w:ascii="Calibri" w:eastAsia="Calibri" w:hAnsi="Calibri" w:cs="Calibri"/>
-          <w:rtl/>
-        </w:rPr>
-        <w:t xml:space="preserve"> תלויה בחבילה </w:t>
+        <w:t xml:space="preserve">תלויה בחבילה </w:t>
       </w:r>
       <w:r>
         <w:rPr>
@@ -1435,14 +1946,16 @@
           <w:rFonts w:ascii="Calibri" w:eastAsia="Calibri" w:hAnsi="Calibri" w:cs="Calibri"/>
           <w:rtl/>
         </w:rPr>
-        <w:t>לצורך הניתוח הטופולוגי אוחדו רשומות בעלות אותו שם חבילה לצומת יחיד. במקביל נשמרו 2,560 זוגות  של (חבילה–גרסה) ייחודיים לצורך הניתוח האבטחתי. עבור כל זוג מדויק נשלפו מ־</w:t>
-      </w:r>
+        <w:t>לצורך הניתוח הטופולוגי אוחדו רשומות בעלות אותו שם חבילה לצומת יחיד. במקביל נשמרו 2,548 זוגות  של (חבילה–גרסה) ייחודיים לצורך הניתוח האבטחתי. עבור כל זוג מדויק נשלפו מ־</w:t>
+      </w:r>
+      <w:proofErr w:type="spellStart"/>
       <w:r>
         <w:rPr>
           <w:rFonts w:ascii="Calibri" w:eastAsia="Calibri" w:hAnsi="Calibri" w:cs="Calibri"/>
         </w:rPr>
         <w:t>deps.dev</w:t>
       </w:r>
+      <w:proofErr w:type="spellEnd"/>
       <w:r>
         <w:rPr>
           <w:rFonts w:ascii="Calibri" w:eastAsia="Calibri" w:hAnsi="Calibri" w:cs="Calibri"/>
@@ -1450,18 +1963,27 @@
         </w:rPr>
         <w:t xml:space="preserve"> מזהי ה־</w:t>
       </w:r>
+      <w:proofErr w:type="spellStart"/>
       <w:r>
         <w:rPr>
           <w:rFonts w:ascii="Calibri" w:eastAsia="Calibri" w:hAnsi="Calibri" w:cs="Calibri"/>
         </w:rPr>
         <w:t>advisories</w:t>
       </w:r>
-      <w:r>
-        <w:rPr>
-          <w:rFonts w:ascii="Calibri" w:eastAsia="Calibri" w:hAnsi="Calibri" w:cs="Calibri"/>
-          <w:rtl/>
-        </w:rPr>
-        <w:t xml:space="preserve"> הידועים כמשפיעים ישירות על אותה גרסה </w:t>
+      <w:proofErr w:type="spellEnd"/>
+      <w:r>
+        <w:rPr>
+          <w:rFonts w:ascii="Calibri" w:eastAsia="Calibri" w:hAnsi="Calibri" w:cs="Calibri"/>
+          <w:rtl/>
+        </w:rPr>
+        <w:t xml:space="preserve"> הידועים כמשפיעים ישירות על אות</w:t>
+      </w:r>
+      <w:r>
+        <w:rPr>
+          <w:rFonts w:ascii="Calibri" w:eastAsia="Calibri" w:hAnsi="Calibri" w:cs="Calibri"/>
+          <w:rtl/>
+        </w:rPr>
+        <w:t xml:space="preserve">ה גרסה </w:t>
       </w:r>
       <w:hyperlink r:id="rId8">
         <w:r>
@@ -1493,6 +2015,42 @@
         </w:rPr>
         <w:t xml:space="preserve"> מקושרים ל־</w:t>
       </w:r>
+      <w:proofErr w:type="spellStart"/>
+      <w:r>
+        <w:rPr>
+          <w:rFonts w:ascii="Calibri" w:eastAsia="Calibri" w:hAnsi="Calibri" w:cs="Calibri"/>
+        </w:rPr>
+        <w:t>GitHub</w:t>
+      </w:r>
+      <w:proofErr w:type="spellEnd"/>
+      <w:r>
+        <w:rPr>
+          <w:rFonts w:ascii="Calibri" w:eastAsia="Calibri" w:hAnsi="Calibri" w:cs="Calibri"/>
+        </w:rPr>
+        <w:t xml:space="preserve"> </w:t>
+      </w:r>
+      <w:proofErr w:type="spellStart"/>
+      <w:r>
+        <w:rPr>
+          <w:rFonts w:ascii="Calibri" w:eastAsia="Calibri" w:hAnsi="Calibri" w:cs="Calibri"/>
+        </w:rPr>
+        <w:t>Advisory</w:t>
+      </w:r>
+      <w:proofErr w:type="spellEnd"/>
+      <w:r>
+        <w:rPr>
+          <w:rFonts w:ascii="Calibri" w:eastAsia="Calibri" w:hAnsi="Calibri" w:cs="Calibri"/>
+        </w:rPr>
+        <w:t xml:space="preserve"> </w:t>
+      </w:r>
+      <w:proofErr w:type="spellStart"/>
+      <w:r>
+        <w:rPr>
+          <w:rFonts w:ascii="Calibri" w:eastAsia="Calibri" w:hAnsi="Calibri" w:cs="Calibri"/>
+        </w:rPr>
+        <w:t>Database</w:t>
+      </w:r>
+      <w:proofErr w:type="spellEnd"/>
       <w:r>
         <w:rPr>
           <w:rFonts w:ascii="Calibri" w:eastAsia="Calibri" w:hAnsi="Calibri" w:cs="Calibri"/>
@@ -1506,21 +2064,25 @@
             <w:color w:val="1155CC"/>
             <w:u w:val="single"/>
           </w:rPr>
-          <w:t>[14]</w:t>
+          <w:t>[1</w:t>
+        </w:r>
+        <w:r>
+          <w:rPr>
+            <w:rFonts w:ascii="Calibri" w:eastAsia="Calibri" w:hAnsi="Calibri" w:cs="Calibri"/>
+            <w:color w:val="1155CC"/>
+            <w:u w:val="single"/>
+          </w:rPr>
+          <w:t>4</w:t>
+        </w:r>
+        <w:r>
+          <w:rPr>
+            <w:rFonts w:ascii="Calibri" w:eastAsia="Calibri" w:hAnsi="Calibri" w:cs="Calibri"/>
+            <w:color w:val="1155CC"/>
+            <w:u w:val="single"/>
+          </w:rPr>
+          <w:t>]</w:t>
         </w:r>
       </w:hyperlink>
-      <w:r>
-        <w:rPr>
-          <w:rFonts w:ascii="Calibri" w:eastAsia="Calibri" w:hAnsi="Calibri" w:cs="Calibri"/>
-        </w:rPr>
-        <w:t xml:space="preserve"> </w:t>
-      </w:r>
-      <w:r>
-        <w:rPr>
-          <w:rFonts w:ascii="Calibri" w:eastAsia="Calibri" w:hAnsi="Calibri" w:cs="Calibri"/>
-        </w:rPr>
-        <w:t>GitHub Advisory Database</w:t>
-      </w:r>
       <w:r>
         <w:rPr>
           <w:rFonts w:ascii="Calibri" w:eastAsia="Calibri" w:hAnsi="Calibri" w:cs="Calibri"/>
@@ -1566,22 +2128,8 @@
       <w:r>
         <w:rPr>
           <w:rFonts w:ascii="Calibri" w:eastAsia="Calibri" w:hAnsi="Calibri" w:cs="Calibri"/>
-          <w:rtl/>
-        </w:rPr>
-        <w:t>כך איתור הפגיעויות מתבצע ברמת הגרסה, בעוד שמדדי המרכזיות מתארים את תפקידה הכולל של החבילה ברשת</w:t>
-      </w:r>
-      <w:r>
-        <w:rPr>
-          <w:rFonts w:ascii="Calibri" w:eastAsia="Calibri" w:hAnsi="Calibri" w:cs="Calibri"/>
-        </w:rPr>
-        <w:t>‏</w:t>
-      </w:r>
-      <w:r>
-        <w:rPr>
-          <w:rFonts w:hint="cs"/>
-          <w:rtl/>
-        </w:rPr>
-        <w:t xml:space="preserve"> </w:t>
+        </w:rPr>
+        <w:t xml:space="preserve"> ‏</w:t>
       </w:r>
       <w:hyperlink r:id="rId9">
         <w:r>
@@ -1598,7 +2146,23 @@
           <w:rFonts w:ascii="Calibri" w:eastAsia="Calibri" w:hAnsi="Calibri" w:cs="Calibri"/>
           <w:rtl/>
         </w:rPr>
-        <w:t xml:space="preserve">. </w:t>
+        <w:t xml:space="preserve">. כך איתור </w:t>
+      </w:r>
+      <w:proofErr w:type="spellStart"/>
+      <w:r>
+        <w:rPr>
+          <w:rFonts w:ascii="Calibri" w:eastAsia="Calibri" w:hAnsi="Calibri" w:cs="Calibri"/>
+          <w:rtl/>
+        </w:rPr>
+        <w:t>הפגיעויות</w:t>
+      </w:r>
+      <w:proofErr w:type="spellEnd"/>
+      <w:r>
+        <w:rPr>
+          <w:rFonts w:ascii="Calibri" w:eastAsia="Calibri" w:hAnsi="Calibri" w:cs="Calibri"/>
+          <w:rtl/>
+        </w:rPr>
+        <w:t xml:space="preserve"> מתבצע ברמת הגרסה, בעוד שמדדי המרכזיות מתארים את תפקידה הכולל של החבילה ברשת. </w:t>
       </w:r>
     </w:p>
     <w:p>
@@ -1627,7 +2191,6 @@
         <w:spacing w:before="240" w:after="240" w:line="240" w:lineRule="auto"/>
         <w:rPr>
           <w:rFonts w:ascii="Calibri" w:eastAsia="Calibri" w:hAnsi="Calibri" w:cs="Calibri"/>
-          <w:rtl/>
         </w:rPr>
       </w:pPr>
       <w:r>
@@ -1637,12 +2200,70 @@
         </w:rPr>
         <w:t xml:space="preserve">הניתוח בוצע בארבע שכבות משלימות. תחילה חישבנו </w:t>
       </w:r>
-      <w:r>
-        <w:rPr>
-          <w:rFonts w:ascii="Calibri" w:eastAsia="Calibri" w:hAnsi="Calibri" w:cs="Calibri"/>
-        </w:rPr>
-        <w:t>Betweenness Centrality, Harmonic Centrality, PageRank</w:t>
-      </w:r>
+      <w:proofErr w:type="spellStart"/>
+      <w:r>
+        <w:rPr>
+          <w:rFonts w:ascii="Calibri" w:eastAsia="Calibri" w:hAnsi="Calibri" w:cs="Calibri"/>
+        </w:rPr>
+        <w:t>Betweenness</w:t>
+      </w:r>
+      <w:proofErr w:type="spellEnd"/>
+      <w:r>
+        <w:rPr>
+          <w:rFonts w:ascii="Calibri" w:eastAsia="Calibri" w:hAnsi="Calibri" w:cs="Calibri"/>
+        </w:rPr>
+        <w:t xml:space="preserve"> </w:t>
+      </w:r>
+      <w:proofErr w:type="spellStart"/>
+      <w:r>
+        <w:rPr>
+          <w:rFonts w:ascii="Calibri" w:eastAsia="Calibri" w:hAnsi="Calibri" w:cs="Calibri"/>
+        </w:rPr>
+        <w:t>Centrality</w:t>
+      </w:r>
+      <w:proofErr w:type="spellEnd"/>
+      <w:r>
+        <w:rPr>
+          <w:rFonts w:ascii="Calibri" w:eastAsia="Calibri" w:hAnsi="Calibri" w:cs="Calibri"/>
+        </w:rPr>
+        <w:t xml:space="preserve">, </w:t>
+      </w:r>
+      <w:proofErr w:type="spellStart"/>
+      <w:r>
+        <w:rPr>
+          <w:rFonts w:ascii="Calibri" w:eastAsia="Calibri" w:hAnsi="Calibri" w:cs="Calibri"/>
+        </w:rPr>
+        <w:t>Harmonic</w:t>
+      </w:r>
+      <w:proofErr w:type="spellEnd"/>
+      <w:r>
+        <w:rPr>
+          <w:rFonts w:ascii="Calibri" w:eastAsia="Calibri" w:hAnsi="Calibri" w:cs="Calibri"/>
+        </w:rPr>
+        <w:t xml:space="preserve"> </w:t>
+      </w:r>
+      <w:proofErr w:type="spellStart"/>
+      <w:r>
+        <w:rPr>
+          <w:rFonts w:ascii="Calibri" w:eastAsia="Calibri" w:hAnsi="Calibri" w:cs="Calibri"/>
+        </w:rPr>
+        <w:t>Centrality</w:t>
+      </w:r>
+      <w:proofErr w:type="spellEnd"/>
+      <w:r>
+        <w:rPr>
+          <w:rFonts w:ascii="Calibri" w:eastAsia="Calibri" w:hAnsi="Calibri" w:cs="Calibri"/>
+        </w:rPr>
+        <w:t xml:space="preserve">, </w:t>
+      </w:r>
+      <w:proofErr w:type="spellStart"/>
+      <w:r>
+        <w:rPr>
+          <w:rFonts w:ascii="Calibri" w:eastAsia="Calibri" w:hAnsi="Calibri" w:cs="Calibri"/>
+        </w:rPr>
+        <w:t>PageRank</w:t>
+      </w:r>
+      <w:proofErr w:type="spellEnd"/>
       <w:r>
         <w:rPr>
           <w:rFonts w:ascii="Calibri" w:eastAsia="Calibri" w:hAnsi="Calibri" w:cs="Calibri"/>
@@ -1661,18 +2282,179 @@
           <w:rFonts w:ascii="Calibri" w:eastAsia="Calibri" w:hAnsi="Calibri" w:cs="Calibri"/>
           <w:rtl/>
         </w:rPr>
-        <w:t xml:space="preserve"> כדי לזהות סוגים שונים של חשיבות טופולוגית. את הדמיון בין הדירוגים בחנו באמצעות מתאם </w:t>
-      </w:r>
+        <w:t xml:space="preserve"> כדי לזהות </w:t>
+      </w:r>
+      <w:r>
+        <w:rPr>
+          <w:rFonts w:ascii="Calibri" w:eastAsia="Calibri" w:hAnsi="Calibri" w:cs="Calibri"/>
+          <w:rtl/>
+        </w:rPr>
+        <w:t xml:space="preserve">סוגים שונים של חשיבות טופולוגית. את הדמיון בין הדירוגים בחנו באמצעות מתאם </w:t>
+      </w:r>
+      <w:proofErr w:type="spellStart"/>
       <w:r>
         <w:rPr>
           <w:rFonts w:ascii="Calibri" w:eastAsia="Calibri" w:hAnsi="Calibri" w:cs="Calibri"/>
         </w:rPr>
         <w:t>Spearman</w:t>
       </w:r>
-      <w:r>
-        <w:rPr>
-          <w:rFonts w:ascii="Calibri" w:eastAsia="Calibri" w:hAnsi="Calibri" w:cs="Calibri"/>
-          <w:rtl/>
+      <w:proofErr w:type="spellEnd"/>
+      <w:r>
+        <w:rPr>
+          <w:rFonts w:ascii="Calibri" w:eastAsia="Calibri" w:hAnsi="Calibri" w:cs="Calibri"/>
+          <w:rtl/>
+        </w:rPr>
+        <w:t>.</w:t>
+      </w:r>
+    </w:p>
+    <w:p>
+      <w:pPr>
+        <w:bidi/>
+        <w:spacing w:before="240" w:after="240"/>
+        <w:rPr>
+          <w:rFonts w:ascii="Calibri" w:eastAsia="Calibri" w:hAnsi="Calibri" w:cs="Calibri"/>
+        </w:rPr>
+      </w:pPr>
+      <w:r>
+        <w:rPr>
+          <w:rFonts w:ascii="Calibri" w:eastAsia="Calibri" w:hAnsi="Calibri" w:cs="Calibri"/>
+          <w:rtl/>
+        </w:rPr>
+        <w:t>לאחר מכן השתמשנו ב־</w:t>
+      </w:r>
+      <w:proofErr w:type="spellStart"/>
+      <w:r>
+        <w:rPr>
+          <w:rFonts w:ascii="Calibri" w:eastAsia="Calibri" w:hAnsi="Calibri" w:cs="Calibri"/>
+        </w:rPr>
+        <w:t>Greedy</w:t>
+      </w:r>
+      <w:proofErr w:type="spellEnd"/>
+      <w:r>
+        <w:rPr>
+          <w:rFonts w:ascii="Calibri" w:eastAsia="Calibri" w:hAnsi="Calibri" w:cs="Calibri"/>
+        </w:rPr>
+        <w:t xml:space="preserve"> </w:t>
+      </w:r>
+      <w:proofErr w:type="spellStart"/>
+      <w:r>
+        <w:rPr>
+          <w:rFonts w:ascii="Calibri" w:eastAsia="Calibri" w:hAnsi="Calibri" w:cs="Calibri"/>
+        </w:rPr>
+        <w:t>Modularity</w:t>
+      </w:r>
+      <w:proofErr w:type="spellEnd"/>
+      <w:r>
+        <w:rPr>
+          <w:rFonts w:ascii="Calibri" w:eastAsia="Calibri" w:hAnsi="Calibri" w:cs="Calibri"/>
+          <w:rtl/>
+        </w:rPr>
+        <w:t xml:space="preserve"> לזיהוי אזורים מבניים ברשת </w:t>
+      </w:r>
+      <w:r>
+        <w:rPr>
+          <w:rFonts w:ascii="Calibri" w:eastAsia="Calibri" w:hAnsi="Calibri" w:cs="Calibri"/>
+          <w:color w:val="1155CC"/>
+        </w:rPr>
+        <w:t>[6]</w:t>
+      </w:r>
+      <w:r>
+        <w:rPr>
+          <w:rFonts w:ascii="Calibri" w:eastAsia="Calibri" w:hAnsi="Calibri" w:cs="Calibri"/>
+        </w:rPr>
+        <w:t>. ‏</w:t>
+      </w:r>
+      <w:proofErr w:type="spellStart"/>
+      <w:r>
+        <w:rPr>
+          <w:rFonts w:ascii="Calibri" w:eastAsia="Calibri" w:hAnsi="Calibri" w:cs="Calibri"/>
+        </w:rPr>
+        <w:t>Edge</w:t>
+      </w:r>
+      <w:proofErr w:type="spellEnd"/>
+      <w:r>
+        <w:rPr>
+          <w:rFonts w:ascii="Calibri" w:eastAsia="Calibri" w:hAnsi="Calibri" w:cs="Calibri"/>
+        </w:rPr>
+        <w:t xml:space="preserve"> </w:t>
+      </w:r>
+      <w:proofErr w:type="spellStart"/>
+      <w:r>
+        <w:rPr>
+          <w:rFonts w:ascii="Calibri" w:eastAsia="Calibri" w:hAnsi="Calibri" w:cs="Calibri"/>
+        </w:rPr>
+        <w:t>Betweenness</w:t>
+      </w:r>
+      <w:proofErr w:type="spellEnd"/>
+      <w:r>
+        <w:rPr>
+          <w:rFonts w:ascii="Calibri" w:eastAsia="Calibri" w:hAnsi="Calibri" w:cs="Calibri"/>
+          <w:rtl/>
+        </w:rPr>
+        <w:t xml:space="preserve"> שימש לאיתור קשרי גשר גלובליים ופנימיים, ו־</w:t>
+      </w:r>
+      <w:proofErr w:type="spellStart"/>
+      <w:r>
+        <w:rPr>
+          <w:rFonts w:ascii="Calibri" w:eastAsia="Calibri" w:hAnsi="Calibri" w:cs="Calibri"/>
+        </w:rPr>
+        <w:t>Girvan</w:t>
+      </w:r>
+      <w:proofErr w:type="spellEnd"/>
+      <w:r>
+        <w:rPr>
+          <w:rFonts w:ascii="Calibri" w:eastAsia="Calibri" w:hAnsi="Calibri" w:cs="Calibri"/>
+        </w:rPr>
+        <w:t>–</w:t>
+      </w:r>
+      <w:proofErr w:type="spellStart"/>
+      <w:r>
+        <w:rPr>
+          <w:rFonts w:ascii="Calibri" w:eastAsia="Calibri" w:hAnsi="Calibri" w:cs="Calibri"/>
+        </w:rPr>
+        <w:t>Newman</w:t>
+      </w:r>
+      <w:proofErr w:type="spellEnd"/>
+      <w:r>
+        <w:rPr>
+          <w:rFonts w:ascii="Calibri" w:eastAsia="Calibri" w:hAnsi="Calibri" w:cs="Calibri"/>
+          <w:rtl/>
+        </w:rPr>
+        <w:t xml:space="preserve"> שימש לבחינת החלוקה </w:t>
+      </w:r>
+      <w:r>
+        <w:rPr>
+          <w:rFonts w:ascii="Calibri" w:eastAsia="Calibri" w:hAnsi="Calibri" w:cs="Calibri"/>
+          <w:rtl/>
+        </w:rPr>
+        <w:t xml:space="preserve">ההיררכית הראשונה של ההטלה </w:t>
+      </w:r>
+      <w:proofErr w:type="spellStart"/>
+      <w:r>
+        <w:rPr>
+          <w:rFonts w:ascii="Calibri" w:eastAsia="Calibri" w:hAnsi="Calibri" w:cs="Calibri"/>
+          <w:rtl/>
+        </w:rPr>
+        <w:t>הלא־מכוונת</w:t>
+      </w:r>
+      <w:proofErr w:type="spellEnd"/>
+      <w:r>
+        <w:rPr>
+          <w:rFonts w:ascii="Calibri" w:eastAsia="Calibri" w:hAnsi="Calibri" w:cs="Calibri"/>
+          <w:rtl/>
+        </w:rPr>
+        <w:t xml:space="preserve"> </w:t>
+      </w:r>
+      <w:r>
+        <w:rPr>
+          <w:rFonts w:ascii="Calibri" w:eastAsia="Calibri" w:hAnsi="Calibri" w:cs="Calibri"/>
+          <w:color w:val="1155CC"/>
+        </w:rPr>
+        <w:t>[7]</w:t>
+      </w:r>
+      <w:r>
+        <w:rPr>
+          <w:rFonts w:ascii="Calibri" w:eastAsia="Calibri" w:hAnsi="Calibri" w:cs="Calibri"/>
         </w:rPr>
         <w:t>.</w:t>
       </w:r>
@@ -1683,120 +2465,23 @@
         <w:spacing w:before="240" w:after="240" w:line="240" w:lineRule="auto"/>
         <w:rPr>
           <w:rFonts w:ascii="Calibri" w:eastAsia="Calibri" w:hAnsi="Calibri" w:cs="Calibri"/>
-          <w:lang w:val="en-US"/>
         </w:rPr>
       </w:pPr>
       <w:r>
         <w:rPr>
           <w:rFonts w:ascii="Calibri" w:eastAsia="Calibri" w:hAnsi="Calibri" w:cs="Calibri"/>
           <w:rtl/>
-          <w:lang w:val="en-US"/>
-        </w:rPr>
-        <w:t>לאחר מכן השתמשנו ב־</w:t>
-      </w:r>
-      <w:r>
-        <w:rPr>
-          <w:rFonts w:ascii="Calibri" w:eastAsia="Calibri" w:hAnsi="Calibri" w:cs="Calibri"/>
-          <w:lang w:val="en-US"/>
-        </w:rPr>
-        <w:t>Greedy Modularity</w:t>
-      </w:r>
-      <w:r>
-        <w:rPr>
-          <w:rFonts w:ascii="Calibri" w:eastAsia="Calibri" w:hAnsi="Calibri" w:cs="Calibri"/>
-          <w:rtl/>
-          <w:lang w:val="en-US"/>
-        </w:rPr>
-        <w:t xml:space="preserve"> לזיהוי אזורים מבניים ברשת </w:t>
-      </w:r>
-      <w:hyperlink w:anchor="iq8ykflomelh">
-        <w:r>
-          <w:rPr>
-            <w:rFonts w:ascii="Calibri" w:eastAsia="Calibri" w:hAnsi="Calibri" w:cs="Calibri"/>
-            <w:color w:val="1155CC"/>
-            <w:u w:val="single"/>
-          </w:rPr>
-          <w:t>[6]</w:t>
-        </w:r>
-      </w:hyperlink>
-      <w:r>
-        <w:rPr>
-          <w:rFonts w:ascii="Calibri" w:eastAsia="Calibri" w:hAnsi="Calibri" w:cs="Calibri"/>
-          <w:rtl/>
-          <w:lang w:val="en-US"/>
-        </w:rPr>
-        <w:t>. ‏</w:t>
-      </w:r>
-      <w:r>
-        <w:rPr>
-          <w:rFonts w:ascii="Calibri" w:eastAsia="Calibri" w:hAnsi="Calibri" w:cs="Calibri"/>
-          <w:lang w:val="en-US"/>
-        </w:rPr>
-        <w:t>Edge Betweenness</w:t>
-      </w:r>
-      <w:r>
-        <w:rPr>
-          <w:rFonts w:ascii="Calibri" w:eastAsia="Calibri" w:hAnsi="Calibri" w:cs="Calibri"/>
-          <w:rtl/>
-          <w:lang w:val="en-US"/>
-        </w:rPr>
-        <w:t xml:space="preserve"> שימש לאיתור קשרי גשר גלובליים ופנימיים, ו־</w:t>
-      </w:r>
-      <w:r>
-        <w:rPr>
-          <w:rFonts w:ascii="Calibri" w:eastAsia="Calibri" w:hAnsi="Calibri" w:cs="Calibri"/>
-          <w:lang w:val="en-US"/>
-        </w:rPr>
-        <w:t>Girvan–Newman</w:t>
-      </w:r>
-      <w:r>
-        <w:rPr>
-          <w:rFonts w:ascii="Calibri" w:eastAsia="Calibri" w:hAnsi="Calibri" w:cs="Calibri"/>
-          <w:rtl/>
-          <w:lang w:val="en-US"/>
-        </w:rPr>
-        <w:t xml:space="preserve"> שימש לבחינת החלוקה ההיררכית הראשונה של ההטלה הלא־מכוונת </w:t>
-      </w:r>
-      <w:hyperlink w:anchor="y4j39uwev9bn">
-        <w:r>
-          <w:rPr>
-            <w:rFonts w:ascii="Calibri" w:eastAsia="Calibri" w:hAnsi="Calibri" w:cs="Calibri"/>
-            <w:color w:val="1155CC"/>
-            <w:u w:val="single"/>
-          </w:rPr>
-          <w:t>[7]</w:t>
-        </w:r>
-      </w:hyperlink>
-      <w:r>
-        <w:rPr>
-          <w:rFonts w:ascii="Calibri" w:eastAsia="Calibri" w:hAnsi="Calibri" w:cs="Calibri"/>
-          <w:rtl/>
-          <w:lang w:val="en-US"/>
-        </w:rPr>
-        <w:t>.</w:t>
-      </w:r>
-    </w:p>
-    <w:p>
-      <w:pPr>
-        <w:bidi/>
-        <w:spacing w:before="240" w:after="240" w:line="240" w:lineRule="auto"/>
-        <w:rPr>
-          <w:rFonts w:ascii="Calibri" w:eastAsia="Calibri" w:hAnsi="Calibri" w:cs="Calibri"/>
-        </w:rPr>
-      </w:pPr>
-      <w:r>
-        <w:rPr>
-          <w:rFonts w:ascii="Calibri" w:eastAsia="Calibri" w:hAnsi="Calibri" w:cs="Calibri"/>
-          <w:rtl/>
         </w:rPr>
         <w:t xml:space="preserve">ברמה הגלובלית חישבנו צפיפות, </w:t>
       </w:r>
+      <w:proofErr w:type="spellStart"/>
       <w:r>
         <w:rPr>
           <w:rFonts w:ascii="Calibri" w:eastAsia="Calibri" w:hAnsi="Calibri" w:cs="Calibri"/>
         </w:rPr>
         <w:t>In-Degree</w:t>
       </w:r>
+      <w:proofErr w:type="spellEnd"/>
       <w:r>
         <w:rPr>
           <w:rFonts w:ascii="Calibri" w:eastAsia="Calibri" w:hAnsi="Calibri" w:cs="Calibri"/>
@@ -1804,12 +2489,28 @@
         </w:rPr>
         <w:t xml:space="preserve"> ומקדם התקבצות. התוצאות הושוו ל־50 גרפי </w:t>
       </w:r>
-      <w:r>
-        <w:rPr>
-          <w:rFonts w:ascii="Calibri" w:eastAsia="Calibri" w:hAnsi="Calibri" w:cs="Calibri"/>
-        </w:rPr>
-        <w:t>Erdős–Rényi</w:t>
-      </w:r>
+      <w:proofErr w:type="spellStart"/>
+      <w:r>
+        <w:rPr>
+          <w:rFonts w:ascii="Calibri" w:eastAsia="Calibri" w:hAnsi="Calibri" w:cs="Calibri"/>
+        </w:rPr>
+        <w:t>Erdős</w:t>
+      </w:r>
+      <w:proofErr w:type="spellEnd"/>
+      <w:r>
+        <w:rPr>
+          <w:rFonts w:ascii="Calibri" w:eastAsia="Calibri" w:hAnsi="Calibri" w:cs="Calibri"/>
+        </w:rPr>
+        <w:t>–</w:t>
+      </w:r>
+      <w:proofErr w:type="spellStart"/>
+      <w:r>
+        <w:rPr>
+          <w:rFonts w:ascii="Calibri" w:eastAsia="Calibri" w:hAnsi="Calibri" w:cs="Calibri"/>
+        </w:rPr>
+        <w:t>Rényi</w:t>
+      </w:r>
+      <w:proofErr w:type="spellEnd"/>
       <w:r>
         <w:rPr>
           <w:rFonts w:ascii="Calibri" w:eastAsia="Calibri" w:hAnsi="Calibri" w:cs="Calibri"/>
@@ -1817,57 +2518,48 @@
         </w:rPr>
         <w:t xml:space="preserve"> בעלי אותם מספרי צמתים וקשתות, כדי לבדוק אם ריכוז ה־</w:t>
       </w:r>
+      <w:proofErr w:type="spellStart"/>
       <w:r>
         <w:rPr>
           <w:rFonts w:ascii="Calibri" w:eastAsia="Calibri" w:hAnsi="Calibri" w:cs="Calibri"/>
         </w:rPr>
         <w:t>hubs</w:t>
       </w:r>
-      <w:r>
-        <w:rPr>
-          <w:rFonts w:ascii="Calibri" w:eastAsia="Calibri" w:hAnsi="Calibri" w:cs="Calibri"/>
-          <w:rtl/>
-        </w:rPr>
-        <w:t xml:space="preserve"> וההתקבצות יכולים להיות מוסברים באמצעות פיזור אקראי של הקשתות. לאחר מכן בחנו מאפייני </w:t>
-      </w:r>
+      <w:proofErr w:type="spellEnd"/>
+      <w:r>
+        <w:rPr>
+          <w:rFonts w:ascii="Calibri" w:eastAsia="Calibri" w:hAnsi="Calibri" w:cs="Calibri"/>
+          <w:rtl/>
+        </w:rPr>
+        <w:t xml:space="preserve"> וההתקבצות יכולים להיות מוסברים באמצעות פיזור אקראי של הקשתות. לאחר מ</w:t>
+      </w:r>
+      <w:r>
+        <w:rPr>
+          <w:rFonts w:ascii="Calibri" w:eastAsia="Calibri" w:hAnsi="Calibri" w:cs="Calibri"/>
+          <w:rtl/>
+        </w:rPr>
+        <w:t xml:space="preserve">כן בחנו מאפייני </w:t>
+      </w:r>
+      <w:proofErr w:type="spellStart"/>
       <w:r>
         <w:rPr>
           <w:rFonts w:ascii="Calibri" w:eastAsia="Calibri" w:hAnsi="Calibri" w:cs="Calibri"/>
         </w:rPr>
         <w:t>Small-World</w:t>
       </w:r>
-      <w:r>
-        <w:rPr>
-          <w:rFonts w:ascii="Calibri" w:eastAsia="Calibri" w:hAnsi="Calibri" w:cs="Calibri"/>
-          <w:rtl/>
-        </w:rPr>
-        <w:t xml:space="preserve"> באמצעות השוואת מקדם ההתקבצות ואורך המסלול הממוצע לרשתות האקראיות וחישוב המקדם</w:t>
-      </w:r>
-      <w:r>
-        <w:rPr>
-          <w:rFonts w:ascii="Calibri" w:eastAsia="Calibri" w:hAnsi="Calibri" w:cs="Calibri" w:hint="cs"/>
-          <w:rtl/>
-        </w:rPr>
-        <w:t xml:space="preserve"> </w:t>
-      </w:r>
-      <w:r>
-        <w:rPr>
-          <w:rFonts w:ascii="Calibri" w:eastAsia="Calibri" w:hAnsi="Calibri" w:cs="Calibri"/>
-        </w:rPr>
-        <w:t>σ</w:t>
-      </w:r>
-      <w:r>
-        <w:rPr>
-          <w:rFonts w:ascii="Calibri" w:eastAsia="Calibri" w:hAnsi="Calibri" w:cs="Calibri"/>
-          <w:rtl/>
-        </w:rPr>
-        <w:t xml:space="preserve"> </w:t>
-      </w:r>
-      <w:r>
-        <w:rPr>
-          <w:rFonts w:ascii="Calibri" w:eastAsia="Calibri" w:hAnsi="Calibri" w:cs="Calibri"/>
-        </w:rPr>
-        <w:t>‏</w:t>
+      <w:proofErr w:type="spellEnd"/>
+      <w:r>
+        <w:rPr>
+          <w:rFonts w:ascii="Calibri" w:eastAsia="Calibri" w:hAnsi="Calibri" w:cs="Calibri"/>
+          <w:rtl/>
+        </w:rPr>
+        <w:t xml:space="preserve"> באמצעות השוואת מקדם ההתקבצות ואורך המסלול הממוצע לרשתות האקראיות וחישוב המקדם </w:t>
+      </w:r>
+      <w:r>
+        <w:rPr>
+          <w:rFonts w:ascii="Calibri" w:eastAsia="Calibri" w:hAnsi="Calibri" w:cs="Calibri"/>
+        </w:rPr>
+        <w:t>σ ‏</w:t>
       </w:r>
       <w:hyperlink w:anchor="bcfxggooiwcy">
         <w:r>
@@ -1902,12 +2594,14 @@
         </w:rPr>
         <w:t>. לבסוף התאמנו לזנב התפלגות ה־</w:t>
       </w:r>
+      <w:proofErr w:type="spellStart"/>
       <w:r>
         <w:rPr>
           <w:rFonts w:ascii="Calibri" w:eastAsia="Calibri" w:hAnsi="Calibri" w:cs="Calibri"/>
         </w:rPr>
         <w:t>In-Degree</w:t>
       </w:r>
+      <w:proofErr w:type="spellEnd"/>
       <w:r>
         <w:rPr>
           <w:rFonts w:ascii="Calibri" w:eastAsia="Calibri" w:hAnsi="Calibri" w:cs="Calibri"/>
@@ -1915,38 +2609,81 @@
         </w:rPr>
         <w:t xml:space="preserve"> מודל ה-</w:t>
       </w:r>
-      <w:r>
-        <w:rPr>
-          <w:rFonts w:ascii="Calibri" w:eastAsia="Calibri" w:hAnsi="Calibri" w:cs="Calibri"/>
-        </w:rPr>
-        <w:t>Power Law</w:t>
-      </w:r>
-      <w:r>
-        <w:rPr>
-          <w:rFonts w:ascii="Calibri" w:eastAsia="Calibri" w:hAnsi="Calibri" w:cs="Calibri"/>
-          <w:rtl/>
-        </w:rPr>
-        <w:t xml:space="preserve"> והשווינו אותו סטטיסטית ל־</w:t>
-      </w:r>
+      <w:proofErr w:type="spellStart"/>
+      <w:r>
+        <w:rPr>
+          <w:rFonts w:ascii="Calibri" w:eastAsia="Calibri" w:hAnsi="Calibri" w:cs="Calibri"/>
+        </w:rPr>
+        <w:t>Power</w:t>
+      </w:r>
+      <w:proofErr w:type="spellEnd"/>
+      <w:r>
+        <w:rPr>
+          <w:rFonts w:ascii="Calibri" w:eastAsia="Calibri" w:hAnsi="Calibri" w:cs="Calibri"/>
+        </w:rPr>
+        <w:t xml:space="preserve"> </w:t>
+      </w:r>
+      <w:proofErr w:type="spellStart"/>
+      <w:r>
+        <w:rPr>
+          <w:rFonts w:ascii="Calibri" w:eastAsia="Calibri" w:hAnsi="Calibri" w:cs="Calibri"/>
+        </w:rPr>
+        <w:t>Law</w:t>
+      </w:r>
+      <w:proofErr w:type="spellEnd"/>
+      <w:r>
+        <w:rPr>
+          <w:rFonts w:ascii="Calibri" w:eastAsia="Calibri" w:hAnsi="Calibri" w:cs="Calibri"/>
+          <w:rtl/>
+        </w:rPr>
+        <w:t xml:space="preserve"> והשווינו א</w:t>
+      </w:r>
+      <w:r>
+        <w:rPr>
+          <w:rFonts w:ascii="Calibri" w:eastAsia="Calibri" w:hAnsi="Calibri" w:cs="Calibri"/>
+          <w:rtl/>
+        </w:rPr>
+        <w:t>ותו סטטיסטית ל־</w:t>
+      </w:r>
+      <w:proofErr w:type="spellStart"/>
       <w:r>
         <w:rPr>
           <w:rFonts w:ascii="Calibri" w:eastAsia="Calibri" w:hAnsi="Calibri" w:cs="Calibri"/>
         </w:rPr>
         <w:t>Lognormal</w:t>
       </w:r>
-      <w:r>
-        <w:rPr>
-          <w:rFonts w:ascii="Calibri" w:eastAsia="Calibri" w:hAnsi="Calibri" w:cs="Calibri"/>
-          <w:rtl/>
-        </w:rPr>
-        <w:t xml:space="preserve"> ול־</w:t>
-      </w:r>
+      <w:proofErr w:type="spellEnd"/>
+      <w:r>
+        <w:rPr>
+          <w:rFonts w:ascii="Calibri" w:eastAsia="Calibri" w:hAnsi="Calibri" w:cs="Calibri"/>
+          <w:rtl/>
+        </w:rPr>
+        <w:t xml:space="preserve"> </w:t>
+      </w:r>
+      <w:proofErr w:type="spellStart"/>
+      <w:r>
+        <w:rPr>
+          <w:rFonts w:ascii="Calibri" w:eastAsia="Calibri" w:hAnsi="Calibri" w:cs="Calibri"/>
+          <w:rtl/>
+        </w:rPr>
+        <w:t>ול</w:t>
+      </w:r>
+      <w:proofErr w:type="spellEnd"/>
+      <w:r>
+        <w:rPr>
+          <w:rFonts w:ascii="Calibri" w:eastAsia="Calibri" w:hAnsi="Calibri" w:cs="Calibri"/>
+          <w:rtl/>
+        </w:rPr>
+        <w:t>־</w:t>
+      </w:r>
+      <w:proofErr w:type="spellStart"/>
       <w:r>
         <w:rPr>
           <w:rFonts w:ascii="Calibri" w:eastAsia="Calibri" w:hAnsi="Calibri" w:cs="Calibri"/>
         </w:rPr>
         <w:t>Exponential</w:t>
       </w:r>
+      <w:proofErr w:type="spellEnd"/>
       <w:r>
         <w:rPr>
           <w:rFonts w:ascii="Calibri" w:eastAsia="Calibri" w:hAnsi="Calibri" w:cs="Calibri"/>
@@ -1954,12 +2691,28 @@
         </w:rPr>
         <w:t xml:space="preserve"> באמצעות </w:t>
       </w:r>
-      <w:r>
-        <w:rPr>
-          <w:rFonts w:ascii="Calibri" w:eastAsia="Calibri" w:hAnsi="Calibri" w:cs="Calibri"/>
-        </w:rPr>
-        <w:t>Maximum Likelihood</w:t>
-      </w:r>
+      <w:proofErr w:type="spellStart"/>
+      <w:r>
+        <w:rPr>
+          <w:rFonts w:ascii="Calibri" w:eastAsia="Calibri" w:hAnsi="Calibri" w:cs="Calibri"/>
+        </w:rPr>
+        <w:t>Maximum</w:t>
+      </w:r>
+      <w:proofErr w:type="spellEnd"/>
+      <w:r>
+        <w:rPr>
+          <w:rFonts w:ascii="Calibri" w:eastAsia="Calibri" w:hAnsi="Calibri" w:cs="Calibri"/>
+        </w:rPr>
+        <w:t xml:space="preserve"> </w:t>
+      </w:r>
+      <w:proofErr w:type="spellStart"/>
+      <w:r>
+        <w:rPr>
+          <w:rFonts w:ascii="Calibri" w:eastAsia="Calibri" w:hAnsi="Calibri" w:cs="Calibri"/>
+        </w:rPr>
+        <w:t>Likelihood</w:t>
+      </w:r>
+      <w:proofErr w:type="spellEnd"/>
       <w:r>
         <w:rPr>
           <w:rFonts w:ascii="Calibri" w:eastAsia="Calibri" w:hAnsi="Calibri" w:cs="Calibri"/>
@@ -1997,14 +2750,7 @@
         <w:rPr>
           <w:rFonts w:ascii="Calibri" w:eastAsia="Calibri" w:hAnsi="Calibri" w:cs="Calibri"/>
         </w:rPr>
-        <w:t xml:space="preserve"> </w:t>
-      </w:r>
-      <w:r>
-        <w:rPr>
-          <w:rFonts w:ascii="Calibri" w:eastAsia="Calibri" w:hAnsi="Calibri" w:cs="Calibri" w:hint="cs"/>
-          <w:rtl/>
-        </w:rPr>
-        <w:t>.</w:t>
+        <w:t xml:space="preserve">. </w:t>
       </w:r>
     </w:p>
     <w:p>
@@ -2022,25 +2768,36 @@
         </w:rPr>
         <w:t xml:space="preserve">לבסוף ביצענו סימולציית חוסן שבה הושוותה הסרה ממוקדת של 50 חבילות לפי </w:t>
       </w:r>
+      <w:proofErr w:type="spellStart"/>
       <w:r>
         <w:rPr>
           <w:rFonts w:ascii="Calibri" w:eastAsia="Calibri" w:hAnsi="Calibri" w:cs="Calibri"/>
         </w:rPr>
         <w:t>Betweenness</w:t>
       </w:r>
-      <w:r>
-        <w:rPr>
-          <w:rFonts w:ascii="Calibri" w:eastAsia="Calibri" w:hAnsi="Calibri" w:cs="Calibri"/>
-          <w:rtl/>
-        </w:rPr>
-        <w:t xml:space="preserve"> לממוצע של 100 הסרות אקראיות. במקביל נותחו אוטומטית כל 2,560 זוגות החבילה–גרסה שנפתרו עבור </w:t>
-      </w:r>
+      <w:proofErr w:type="spellEnd"/>
+      <w:r>
+        <w:rPr>
+          <w:rFonts w:ascii="Calibri" w:eastAsia="Calibri" w:hAnsi="Calibri" w:cs="Calibri"/>
+          <w:rtl/>
+        </w:rPr>
+        <w:t xml:space="preserve"> לממוצע של 100 </w:t>
+      </w:r>
+      <w:r>
+        <w:rPr>
+          <w:rFonts w:ascii="Calibri" w:eastAsia="Calibri" w:hAnsi="Calibri" w:cs="Calibri"/>
+          <w:rtl/>
+        </w:rPr>
+        <w:t xml:space="preserve">הסרות אקראיות. במקביל נותחו אוטומטית כל 2,548 זוגות החבילה–גרסה שנפתרו עבור </w:t>
+      </w:r>
+      <w:proofErr w:type="spellStart"/>
       <w:r>
         <w:rPr>
           <w:rFonts w:ascii="Calibri" w:eastAsia="Calibri" w:hAnsi="Calibri" w:cs="Calibri"/>
         </w:rPr>
         <w:t>Flowise</w:t>
       </w:r>
+      <w:proofErr w:type="spellEnd"/>
       <w:r>
         <w:rPr>
           <w:rFonts w:ascii="Calibri" w:eastAsia="Calibri" w:hAnsi="Calibri" w:cs="Calibri"/>
@@ -2048,12 +2805,14 @@
         </w:rPr>
         <w:t>. החבילות שהגרסאות שלהן הושפעו מ־</w:t>
       </w:r>
+      <w:proofErr w:type="spellStart"/>
       <w:r>
         <w:rPr>
           <w:rFonts w:ascii="Calibri" w:eastAsia="Calibri" w:hAnsi="Calibri" w:cs="Calibri"/>
         </w:rPr>
         <w:t>advisories</w:t>
       </w:r>
+      <w:proofErr w:type="spellEnd"/>
       <w:r>
         <w:rPr>
           <w:rFonts w:ascii="Calibri" w:eastAsia="Calibri" w:hAnsi="Calibri" w:cs="Calibri"/>
@@ -2061,12 +2820,14 @@
         </w:rPr>
         <w:t xml:space="preserve"> דורגו ביחס לכל 2,138 החבילות, ונבדקה סטטיסטית מידת ההעשרה שלהן בעשירון וברבעון העליון של דירוג </w:t>
       </w:r>
+      <w:proofErr w:type="spellStart"/>
       <w:r>
         <w:rPr>
           <w:rFonts w:ascii="Calibri" w:eastAsia="Calibri" w:hAnsi="Calibri" w:cs="Calibri"/>
         </w:rPr>
         <w:t>Betweenness</w:t>
       </w:r>
+      <w:proofErr w:type="spellEnd"/>
       <w:r>
         <w:rPr>
           <w:rFonts w:ascii="Calibri" w:eastAsia="Calibri" w:hAnsi="Calibri" w:cs="Calibri"/>
@@ -2111,8 +2872,7 @@
       </w:hyperlink>
       <w:r>
         <w:rPr>
-          <w:rFonts w:ascii="Calibri" w:eastAsia="Calibri" w:hAnsi="Calibri" w:cs="Calibri" w:hint="cs"/>
-          <w:rtl/>
+          <w:rFonts w:ascii="Calibri" w:eastAsia="Calibri" w:hAnsi="Calibri" w:cs="Calibri"/>
         </w:rPr>
         <w:t>.</w:t>
       </w:r>
@@ -2203,7 +2963,14 @@
           <w:rFonts w:ascii="Calibri" w:eastAsia="Calibri" w:hAnsi="Calibri" w:cs="Calibri"/>
           <w:rtl/>
         </w:rPr>
-        <w:t xml:space="preserve"> התקבלו 3,061 רשומות צמתים ו־6,645 רשומות קשתות. מאחר שמספר רשומות עשויות לייצג גרסאות שונות או מופעים שונים של אותה חבילה, הרשומות אוחדו לפי שם החבילה לצורך הניתוח הטופולוגי. לאחר האיחוד התקבל גרף מכוון ובו 2,138 צמתי חבילות ייחודיים ו־5,016 קשתות ייחודיות.</w:t>
+        <w:t xml:space="preserve"> התקבלו 3,061 רשומות צמתים ו־6,645 רשומות קשתות. מאחר שמספר רשומות עשויות לייצג גרסאות שונות או מופעים ש</w:t>
+      </w:r>
+      <w:r>
+        <w:rPr>
+          <w:rFonts w:ascii="Calibri" w:eastAsia="Calibri" w:hAnsi="Calibri" w:cs="Calibri"/>
+          <w:rtl/>
+        </w:rPr>
+        <w:t>ונים של אותה חבילה, הרשומות אוחדו לפי שם החבילה לצורך הניתוח הטופולוגי. לאחר האיחוד התקבל גרף מכוון ובו 2,138 צמתי חבילות ייחודיים ו־5,016 קשתות ייחודיות.</w:t>
       </w:r>
     </w:p>
     <w:p>
@@ -2219,33 +2986,67 @@
           <w:rFonts w:ascii="Calibri" w:eastAsia="Calibri" w:hAnsi="Calibri" w:cs="Calibri"/>
           <w:rtl/>
         </w:rPr>
-        <w:t>הצפיפות שהתקבלה הייתה 0.001090 בלבד. משמעות הדבר היא שחלק קטן מאוד מכל קשרי התלות האפשריים אכן מתקיים, ולכן הרשת דלילה מבחינה גלובלית. עם זאת, הדלילות אינה מעידה על חלוקה אחידה של הקשרים: ה־</w:t>
-      </w:r>
+        <w:t>הצפיפות שהתקבלה הייתה 0.001098 בלבד. משמעות הדבר היא שחלק קטן מאוד מכל קשרי התלות האפשריים אכן מתקיים</w:t>
+      </w:r>
+      <w:r>
+        <w:rPr>
+          <w:rFonts w:ascii="Calibri" w:eastAsia="Calibri" w:hAnsi="Calibri" w:cs="Calibri"/>
+          <w:rtl/>
+        </w:rPr>
+        <w:t>, ולכן הרשת דלילה מבחינה גלובלית. עם זאת, הדלילות אינה מעידה על חלוקה אחידה של הקשרים: ה־</w:t>
+      </w:r>
+      <w:proofErr w:type="spellStart"/>
       <w:r>
         <w:rPr>
           <w:rFonts w:ascii="Calibri" w:eastAsia="Calibri" w:hAnsi="Calibri" w:cs="Calibri"/>
         </w:rPr>
         <w:t>In-Degree</w:t>
       </w:r>
-      <w:r>
-        <w:rPr>
-          <w:rFonts w:ascii="Calibri" w:eastAsia="Calibri" w:hAnsi="Calibri" w:cs="Calibri"/>
-          <w:rtl/>
-        </w:rPr>
-        <w:t xml:space="preserve"> הממוצע היה 2.34, בעוד שה־</w:t>
-      </w:r>
+      <w:proofErr w:type="spellEnd"/>
+      <w:r>
+        <w:rPr>
+          <w:rFonts w:ascii="Calibri" w:eastAsia="Calibri" w:hAnsi="Calibri" w:cs="Calibri"/>
+          <w:rtl/>
+        </w:rPr>
+        <w:t xml:space="preserve"> הממוצע היה 2.35, בעוד שה־</w:t>
+      </w:r>
+      <w:proofErr w:type="spellStart"/>
       <w:r>
         <w:rPr>
           <w:rFonts w:ascii="Calibri" w:eastAsia="Calibri" w:hAnsi="Calibri" w:cs="Calibri"/>
         </w:rPr>
         <w:t>In-Degree</w:t>
       </w:r>
-      <w:r>
-        <w:rPr>
-          <w:rFonts w:ascii="Calibri" w:eastAsia="Calibri" w:hAnsi="Calibri" w:cs="Calibri"/>
-          <w:rtl/>
-        </w:rPr>
-        <w:t xml:space="preserve"> המרבי הגיע ל־126. פער זה מצביע על כך שמרבית החבילות מקבלות מספר קטן של קישורים נכנסים, בעוד שמספר מצומצם של חבילות משמש תשתית משותפת לחלקים רבים של האקוסיסטם.</w:t>
+      <w:proofErr w:type="spellEnd"/>
+      <w:r>
+        <w:rPr>
+          <w:rFonts w:ascii="Calibri" w:eastAsia="Calibri" w:hAnsi="Calibri" w:cs="Calibri"/>
+          <w:rtl/>
+        </w:rPr>
+        <w:t xml:space="preserve"> המרבי הגיע ל־125. פער זה מצביע על כך שמרבית החבילות מקבלות מספר קטן של קישורים נכנסים, בעוד שמספר מצומצם של חבילות משמש תש</w:t>
+      </w:r>
+      <w:r>
+        <w:rPr>
+          <w:rFonts w:ascii="Calibri" w:eastAsia="Calibri" w:hAnsi="Calibri" w:cs="Calibri"/>
+          <w:rtl/>
+        </w:rPr>
+        <w:t xml:space="preserve">תית משותפת לחלקים רבים של </w:t>
+      </w:r>
+      <w:proofErr w:type="spellStart"/>
+      <w:r>
+        <w:rPr>
+          <w:rFonts w:ascii="Calibri" w:eastAsia="Calibri" w:hAnsi="Calibri" w:cs="Calibri"/>
+          <w:rtl/>
+        </w:rPr>
+        <w:t>האקוסיסטם</w:t>
+      </w:r>
+      <w:proofErr w:type="spellEnd"/>
+      <w:r>
+        <w:rPr>
+          <w:rFonts w:ascii="Calibri" w:eastAsia="Calibri" w:hAnsi="Calibri" w:cs="Calibri"/>
+          <w:rtl/>
+        </w:rPr>
+        <w:t>.</w:t>
       </w:r>
     </w:p>
     <w:p>
@@ -2262,7 +3063,23 @@
           <w:rtl/>
         </w:rPr>
         <w:lastRenderedPageBreak/>
-        <w:t>מקדם התקבצות בהטלה הלא־מכוונת: 0.236456. ערך זה גבוה ביחס לצפיפות הרשת ומצביע על קיומן של קבוצות מקומיות שבהן חבילות מקושרות זו לזו במידה גבוהה יותר מכפי שהיה צפוי מרשת בעלת פיזור אקראי לחלוטין.</w:t>
+        <w:t xml:space="preserve">מקדם התקבצות בהטלה </w:t>
+      </w:r>
+      <w:proofErr w:type="spellStart"/>
+      <w:r>
+        <w:rPr>
+          <w:rFonts w:ascii="Calibri" w:eastAsia="Calibri" w:hAnsi="Calibri" w:cs="Calibri"/>
+          <w:rtl/>
+        </w:rPr>
+        <w:t>הלא־מכוונת</w:t>
+      </w:r>
+      <w:proofErr w:type="spellEnd"/>
+      <w:r>
+        <w:rPr>
+          <w:rFonts w:ascii="Calibri" w:eastAsia="Calibri" w:hAnsi="Calibri" w:cs="Calibri"/>
+          <w:rtl/>
+        </w:rPr>
+        <w:t>: 0.236507. ערך זה גבוה ביחס לצפיפות הרשת ומצביע על קיומן של קבוצות מקומיות שבהן חבילות מקושרות זו לזו במידה גבוהה יותר מכפי שהיה צפוי מרשת בעלת פיזור אקראי לחלוטין.</w:t>
       </w:r>
     </w:p>
     <w:tbl>
@@ -2411,7 +3228,16 @@
                 <w:szCs w:val="16"/>
                 <w:rtl/>
               </w:rPr>
-              <w:t>רשומות צמתים שהתקבלו מה־</w:t>
+              <w:t xml:space="preserve">רשומות </w:t>
+            </w:r>
+            <w:r>
+              <w:rPr>
+                <w:rFonts w:ascii="Calibri" w:eastAsia="Calibri" w:hAnsi="Calibri" w:cs="Calibri"/>
+                <w:sz w:val="16"/>
+                <w:szCs w:val="16"/>
+                <w:rtl/>
+              </w:rPr>
+              <w:t>צמתים שהתקבלו מה־</w:t>
             </w:r>
             <w:r>
               <w:rPr>
@@ -2785,12 +3611,15 @@
                 <w:sz w:val="16"/>
                 <w:szCs w:val="16"/>
               </w:rPr>
-              <w:t>0.001090</w:t>
+              <w:t xml:space="preserve">0.001098 </w:t>
             </w:r>
           </w:p>
         </w:tc>
       </w:tr>
       <w:tr>
+        <w:trPr>
+          <w:trHeight w:val="420"/>
+        </w:trPr>
         <w:tc>
           <w:tcPr>
             <w:tcW w:w="4514" w:type="dxa"/>
@@ -2820,6 +3649,7 @@
                 <w:szCs w:val="16"/>
               </w:rPr>
             </w:pPr>
+            <w:proofErr w:type="spellStart"/>
             <w:r>
               <w:rPr>
                 <w:rFonts w:ascii="Calibri" w:eastAsia="Calibri" w:hAnsi="Calibri" w:cs="Calibri"/>
@@ -2828,6 +3658,7 @@
               </w:rPr>
               <w:t>In-Degree</w:t>
             </w:r>
+            <w:proofErr w:type="spellEnd"/>
             <w:r>
               <w:rPr>
                 <w:rFonts w:ascii="Calibri" w:eastAsia="Calibri" w:hAnsi="Calibri" w:cs="Calibri"/>
@@ -2874,7 +3705,7 @@
                 <w:sz w:val="16"/>
                 <w:szCs w:val="16"/>
               </w:rPr>
-              <w:t>2.34</w:t>
+              <w:t xml:space="preserve">2.346118 </w:t>
             </w:r>
           </w:p>
         </w:tc>
@@ -2908,6 +3739,7 @@
                 <w:szCs w:val="16"/>
               </w:rPr>
             </w:pPr>
+            <w:proofErr w:type="spellStart"/>
             <w:r>
               <w:rPr>
                 <w:rFonts w:ascii="Calibri" w:eastAsia="Calibri" w:hAnsi="Calibri" w:cs="Calibri"/>
@@ -2916,6 +3748,7 @@
               </w:rPr>
               <w:t>In-Degree</w:t>
             </w:r>
+            <w:proofErr w:type="spellEnd"/>
             <w:r>
               <w:rPr>
                 <w:rFonts w:ascii="Calibri" w:eastAsia="Calibri" w:hAnsi="Calibri" w:cs="Calibri"/>
@@ -2961,7 +3794,7 @@
                 <w:sz w:val="16"/>
                 <w:szCs w:val="16"/>
               </w:rPr>
-              <w:t>126</w:t>
+              <w:t xml:space="preserve">125 </w:t>
             </w:r>
           </w:p>
         </w:tc>
@@ -3042,7 +3875,7 @@
                 <w:sz w:val="16"/>
                 <w:szCs w:val="16"/>
               </w:rPr>
-              <w:t xml:space="preserve">0.236456 </w:t>
+              <w:t xml:space="preserve">0.236507 </w:t>
             </w:r>
           </w:p>
         </w:tc>
@@ -3121,7 +3954,7 @@
                 <w:sz w:val="16"/>
                 <w:szCs w:val="16"/>
               </w:rPr>
-              <w:t>34</w:t>
+              <w:t xml:space="preserve">33 </w:t>
             </w:r>
           </w:p>
         </w:tc>
@@ -3202,7 +4035,7 @@
                 <w:sz w:val="16"/>
                 <w:szCs w:val="16"/>
               </w:rPr>
-              <w:t>474</w:t>
+              <w:t xml:space="preserve">474 </w:t>
             </w:r>
           </w:p>
         </w:tc>
@@ -3279,12 +4112,28 @@
         </w:rPr>
         <w:t xml:space="preserve">מדדי המרכזיות זיהו שני סוגים עיקריים של חשיבות. </w:t>
       </w:r>
-      <w:r>
-        <w:rPr>
-          <w:rFonts w:ascii="Calibri" w:eastAsia="Calibri" w:hAnsi="Calibri" w:cs="Calibri"/>
-        </w:rPr>
-        <w:t>Betweenness Centrality</w:t>
-      </w:r>
+      <w:proofErr w:type="spellStart"/>
+      <w:r>
+        <w:rPr>
+          <w:rFonts w:ascii="Calibri" w:eastAsia="Calibri" w:hAnsi="Calibri" w:cs="Calibri"/>
+        </w:rPr>
+        <w:t>Betweenness</w:t>
+      </w:r>
+      <w:proofErr w:type="spellEnd"/>
+      <w:r>
+        <w:rPr>
+          <w:rFonts w:ascii="Calibri" w:eastAsia="Calibri" w:hAnsi="Calibri" w:cs="Calibri"/>
+        </w:rPr>
+        <w:t xml:space="preserve"> </w:t>
+      </w:r>
+      <w:proofErr w:type="spellStart"/>
+      <w:r>
+        <w:rPr>
+          <w:rFonts w:ascii="Calibri" w:eastAsia="Calibri" w:hAnsi="Calibri" w:cs="Calibri"/>
+        </w:rPr>
+        <w:t>Centrality</w:t>
+      </w:r>
+      <w:proofErr w:type="spellEnd"/>
       <w:r>
         <w:rPr>
           <w:rFonts w:ascii="Calibri" w:eastAsia="Calibri" w:hAnsi="Calibri" w:cs="Calibri"/>
@@ -3302,12 +4151,53 @@
           <w:lang w:val="en-US"/>
         </w:rPr>
       </w:pPr>
+      <w:proofErr w:type="spellStart"/>
       <w:r>
         <w:rPr>
           <w:rFonts w:ascii="Calibri" w:eastAsia="Calibri" w:hAnsi="Calibri" w:cs="Calibri"/>
           <w:lang w:val="en-US"/>
         </w:rPr>
-        <w:t>yargs; @grpc/proto-loader; form-data; @grpc/grpc-js; readable-stream</w:t>
+        <w:t>yargs</w:t>
+      </w:r>
+      <w:proofErr w:type="spellEnd"/>
+      <w:r>
+        <w:rPr>
+          <w:rFonts w:ascii="Calibri" w:eastAsia="Calibri" w:hAnsi="Calibri" w:cs="Calibri"/>
+          <w:lang w:val="en-US"/>
+        </w:rPr>
+        <w:t xml:space="preserve">; @grpc/proto-loader; form-data; </w:t>
+      </w:r>
+      <w:proofErr w:type="spellStart"/>
+      <w:r>
+        <w:rPr>
+          <w:rFonts w:ascii="Calibri" w:eastAsia="Calibri" w:hAnsi="Calibri" w:cs="Calibri"/>
+          <w:lang w:val="en-US"/>
+        </w:rPr>
+        <w:t>grpc</w:t>
+      </w:r>
+      <w:proofErr w:type="spellEnd"/>
+      <w:r>
+        <w:rPr>
+          <w:rFonts w:ascii="Calibri" w:eastAsia="Calibri" w:hAnsi="Calibri" w:cs="Calibri"/>
+          <w:lang w:val="en-US"/>
+        </w:rPr>
+        <w:t>/</w:t>
+      </w:r>
+      <w:proofErr w:type="spellStart"/>
+      <w:r>
+        <w:rPr>
+          <w:rFonts w:ascii="Calibri" w:eastAsia="Calibri" w:hAnsi="Calibri" w:cs="Calibri"/>
+          <w:lang w:val="en-US"/>
+        </w:rPr>
+        <w:t>grpc-js</w:t>
+      </w:r>
+      <w:proofErr w:type="spellEnd"/>
+      <w:r>
+        <w:rPr>
+          <w:rFonts w:ascii="Calibri" w:eastAsia="Calibri" w:hAnsi="Calibri" w:cs="Calibri"/>
+          <w:lang w:val="en-US"/>
+        </w:rPr>
+        <w:t>@; readable-stream</w:t>
       </w:r>
     </w:p>
     <w:p>
@@ -3325,12 +4215,42 @@
         </w:rPr>
         <w:t xml:space="preserve">לעומתו, </w:t>
       </w:r>
-      <w:r>
-        <w:rPr>
-          <w:rFonts w:ascii="Calibri" w:eastAsia="Calibri" w:hAnsi="Calibri" w:cs="Calibri"/>
-        </w:rPr>
-        <w:t>Harmonic Centrality, PageRank</w:t>
-      </w:r>
+      <w:proofErr w:type="spellStart"/>
+      <w:r>
+        <w:rPr>
+          <w:rFonts w:ascii="Calibri" w:eastAsia="Calibri" w:hAnsi="Calibri" w:cs="Calibri"/>
+        </w:rPr>
+        <w:t>Harmonic</w:t>
+      </w:r>
+      <w:proofErr w:type="spellEnd"/>
+      <w:r>
+        <w:rPr>
+          <w:rFonts w:ascii="Calibri" w:eastAsia="Calibri" w:hAnsi="Calibri" w:cs="Calibri"/>
+        </w:rPr>
+        <w:t xml:space="preserve"> </w:t>
+      </w:r>
+      <w:proofErr w:type="spellStart"/>
+      <w:r>
+        <w:rPr>
+          <w:rFonts w:ascii="Calibri" w:eastAsia="Calibri" w:hAnsi="Calibri" w:cs="Calibri"/>
+        </w:rPr>
+        <w:t>Centrality</w:t>
+      </w:r>
+      <w:proofErr w:type="spellEnd"/>
+      <w:r>
+        <w:rPr>
+          <w:rFonts w:ascii="Calibri" w:eastAsia="Calibri" w:hAnsi="Calibri" w:cs="Calibri"/>
+        </w:rPr>
+        <w:t xml:space="preserve">, </w:t>
+      </w:r>
+      <w:proofErr w:type="spellStart"/>
+      <w:r>
+        <w:rPr>
+          <w:rFonts w:ascii="Calibri" w:eastAsia="Calibri" w:hAnsi="Calibri" w:cs="Calibri"/>
+        </w:rPr>
+        <w:t>PageRank</w:t>
+      </w:r>
+      <w:proofErr w:type="spellEnd"/>
       <w:r>
         <w:rPr>
           <w:rFonts w:ascii="Calibri" w:eastAsia="Calibri" w:hAnsi="Calibri" w:cs="Calibri"/>
@@ -3351,12 +4271,14 @@
         </w:rPr>
         <w:t xml:space="preserve"> הדגישו בעיקר חבילות תשתית, ובהן </w:t>
       </w:r>
+      <w:proofErr w:type="spellStart"/>
       <w:r>
         <w:rPr>
           <w:rFonts w:ascii="Calibri" w:eastAsia="Calibri" w:hAnsi="Calibri" w:cs="Calibri"/>
         </w:rPr>
         <w:t>tslib</w:t>
       </w:r>
+      <w:proofErr w:type="spellEnd"/>
       <w:r>
         <w:rPr>
           <w:rFonts w:ascii="Calibri" w:eastAsia="Calibri" w:hAnsi="Calibri" w:cs="Calibri"/>
@@ -3364,12 +4286,14 @@
         </w:rPr>
         <w:t xml:space="preserve"> ו־</w:t>
       </w:r>
+      <w:proofErr w:type="spellStart"/>
       <w:r>
         <w:rPr>
           <w:rFonts w:ascii="Calibri" w:eastAsia="Calibri" w:hAnsi="Calibri" w:cs="Calibri"/>
         </w:rPr>
         <w:t>debug</w:t>
       </w:r>
+      <w:proofErr w:type="spellEnd"/>
       <w:r>
         <w:rPr>
           <w:rFonts w:ascii="Calibri" w:eastAsia="Calibri" w:hAnsi="Calibri" w:cs="Calibri"/>
@@ -3377,12 +4301,14 @@
         </w:rPr>
         <w:t xml:space="preserve">. מתאם </w:t>
       </w:r>
+      <w:proofErr w:type="spellStart"/>
       <w:r>
         <w:rPr>
           <w:rFonts w:ascii="Calibri" w:eastAsia="Calibri" w:hAnsi="Calibri" w:cs="Calibri"/>
         </w:rPr>
         <w:t>Spearman</w:t>
       </w:r>
+      <w:proofErr w:type="spellEnd"/>
       <w:r>
         <w:rPr>
           <w:rFonts w:ascii="Calibri" w:eastAsia="Calibri" w:hAnsi="Calibri" w:cs="Calibri"/>
@@ -3390,12 +4316,14 @@
         </w:rPr>
         <w:t xml:space="preserve"> בין </w:t>
       </w:r>
+      <w:proofErr w:type="spellStart"/>
       <w:r>
         <w:rPr>
           <w:rFonts w:ascii="Calibri" w:eastAsia="Calibri" w:hAnsi="Calibri" w:cs="Calibri"/>
         </w:rPr>
         <w:t>PageRank</w:t>
       </w:r>
+      <w:proofErr w:type="spellEnd"/>
       <w:r>
         <w:rPr>
           <w:rFonts w:ascii="Calibri" w:eastAsia="Calibri" w:hAnsi="Calibri" w:cs="Calibri"/>
@@ -3403,12 +4331,14 @@
         </w:rPr>
         <w:t xml:space="preserve"> ל־</w:t>
       </w:r>
+      <w:proofErr w:type="spellStart"/>
       <w:r>
         <w:rPr>
           <w:rFonts w:ascii="Calibri" w:eastAsia="Calibri" w:hAnsi="Calibri" w:cs="Calibri"/>
         </w:rPr>
         <w:t>Harmonic</w:t>
       </w:r>
+      <w:proofErr w:type="spellEnd"/>
       <w:r>
         <w:rPr>
           <w:rFonts w:ascii="Calibri" w:eastAsia="Calibri" w:hAnsi="Calibri" w:cs="Calibri"/>
@@ -3416,18 +4346,27 @@
         </w:rPr>
         <w:t xml:space="preserve"> היה 0.73, בעוד שהמתאם בין </w:t>
       </w:r>
+      <w:proofErr w:type="spellStart"/>
       <w:r>
         <w:rPr>
           <w:rFonts w:ascii="Calibri" w:eastAsia="Calibri" w:hAnsi="Calibri" w:cs="Calibri"/>
         </w:rPr>
         <w:t>Betweenness</w:t>
       </w:r>
-      <w:r>
-        <w:rPr>
-          <w:rFonts w:ascii="Calibri" w:eastAsia="Calibri" w:hAnsi="Calibri" w:cs="Calibri"/>
-          <w:rtl/>
-        </w:rPr>
-        <w:t xml:space="preserve"> ליתר המדדים נע בין 0.01 ל־0.17 בלבד.</w:t>
+      <w:proofErr w:type="spellEnd"/>
+      <w:r>
+        <w:rPr>
+          <w:rFonts w:ascii="Calibri" w:eastAsia="Calibri" w:hAnsi="Calibri" w:cs="Calibri"/>
+          <w:rtl/>
+        </w:rPr>
+        <w:t xml:space="preserve"> ליתר המדדים נע בין </w:t>
+      </w:r>
+      <w:r>
+        <w:rPr>
+          <w:rFonts w:ascii="Calibri" w:eastAsia="Calibri" w:hAnsi="Calibri" w:cs="Calibri"/>
+          <w:rtl/>
+        </w:rPr>
+        <w:t>0.01 ל־0.18 בלבד.</w:t>
       </w:r>
     </w:p>
     <w:p>
@@ -3445,12 +4384,14 @@
         </w:rPr>
         <w:t xml:space="preserve">הממצא מראה שאין דירוג מרכזיות יחיד המתאר את כל סוגי החשיבות. </w:t>
       </w:r>
+      <w:proofErr w:type="spellStart"/>
       <w:r>
         <w:rPr>
           <w:rFonts w:ascii="Calibri" w:eastAsia="Calibri" w:hAnsi="Calibri" w:cs="Calibri"/>
         </w:rPr>
         <w:t>Betweenness</w:t>
       </w:r>
+      <w:proofErr w:type="spellEnd"/>
       <w:r>
         <w:rPr>
           <w:rFonts w:ascii="Calibri" w:eastAsia="Calibri" w:hAnsi="Calibri" w:cs="Calibri"/>
@@ -3473,25 +4414,23 @@
         <w:rPr>
           <w:rFonts w:ascii="Calibri" w:eastAsia="Calibri" w:hAnsi="Calibri" w:cs="Calibri"/>
           <w:noProof/>
-          <w:rtl/>
         </w:rPr>
         <w:drawing>
-          <wp:inline distT="0" distB="0" distL="0" distR="0" wp14:anchorId="13E65612" wp14:editId="42C123DD">
-            <wp:extent cx="3615712" cy="2451100"/>
-            <wp:effectExtent l="0" t="0" r="3810" b="6350"/>
-            <wp:docPr id="4" name="Picture 4"/>
-            <wp:cNvGraphicFramePr>
-              <a:graphicFrameLocks xmlns:a="http://schemas.openxmlformats.org/drawingml/2006/main" noChangeAspect="1"/>
-            </wp:cNvGraphicFramePr>
+          <wp:inline distT="114300" distB="114300" distL="114300" distR="114300" wp14:anchorId="19828306" wp14:editId="00945D0D">
+            <wp:extent cx="3009900" cy="1854200"/>
+            <wp:effectExtent l="0" t="0" r="0" b="0"/>
+            <wp:docPr id="1" name="image2.png"/>
+            <wp:cNvGraphicFramePr/>
             <a:graphic xmlns:a="http://schemas.openxmlformats.org/drawingml/2006/main">
               <a:graphicData uri="http://schemas.openxmlformats.org/drawingml/2006/picture">
                 <pic:pic xmlns:pic="http://schemas.openxmlformats.org/drawingml/2006/picture">
                   <pic:nvPicPr>
-                    <pic:cNvPr id="1" name=""/>
-                    <pic:cNvPicPr/>
+                    <pic:cNvPr id="0" name="image2.png"/>
+                    <pic:cNvPicPr preferRelativeResize="0"/>
                   </pic:nvPicPr>
                   <pic:blipFill>
                     <a:blip r:embed="rId12"/>
+                    <a:srcRect/>
                     <a:stretch>
                       <a:fillRect/>
                     </a:stretch>
@@ -3499,11 +4438,12 @@
                   <pic:spPr>
                     <a:xfrm>
                       <a:off x="0" y="0"/>
-                      <a:ext cx="3667944" cy="2486508"/>
+                      <a:ext cx="3033105" cy="1868495"/>
                     </a:xfrm>
                     <a:prstGeom prst="rect">
                       <a:avLst/>
                     </a:prstGeom>
+                    <a:ln/>
                   </pic:spPr>
                 </pic:pic>
               </a:graphicData>
@@ -3540,6 +4480,7 @@
         <w:lastRenderedPageBreak/>
         <w:t xml:space="preserve">איור 1: מתאם </w:t>
       </w:r>
+      <w:proofErr w:type="spellStart"/>
       <w:r>
         <w:rPr>
           <w:rFonts w:ascii="Calibri" w:eastAsia="Calibri" w:hAnsi="Calibri" w:cs="Calibri"/>
@@ -3548,6 +4489,7 @@
         </w:rPr>
         <w:t>Spearman</w:t>
       </w:r>
+      <w:proofErr w:type="spellEnd"/>
       <w:r>
         <w:rPr>
           <w:rFonts w:ascii="Calibri" w:eastAsia="Calibri" w:hAnsi="Calibri" w:cs="Calibri"/>
@@ -3555,50 +4497,101 @@
           <w:szCs w:val="22"/>
           <w:rtl/>
         </w:rPr>
-        <w:t xml:space="preserve"> בין מדדי המרכזיות. </w:t>
+        <w:t xml:space="preserve"> בין מד</w:t>
       </w:r>
       <w:r>
         <w:rPr>
           <w:rFonts w:ascii="Calibri" w:eastAsia="Calibri" w:hAnsi="Calibri" w:cs="Calibri"/>
           <w:sz w:val="22"/>
           <w:szCs w:val="22"/>
-        </w:rPr>
-        <w:t>PageRank</w:t>
-      </w:r>
+          <w:rtl/>
+        </w:rPr>
+        <w:t xml:space="preserve">די המרכזיות. </w:t>
+      </w:r>
+      <w:proofErr w:type="spellStart"/>
       <w:r>
         <w:rPr>
           <w:rFonts w:ascii="Calibri" w:eastAsia="Calibri" w:hAnsi="Calibri" w:cs="Calibri"/>
           <w:sz w:val="22"/>
           <w:szCs w:val="22"/>
-          <w:rtl/>
-        </w:rPr>
-        <w:t xml:space="preserve"> ו־</w:t>
-      </w:r>
+        </w:rPr>
+        <w:t>PageRank</w:t>
+      </w:r>
+      <w:proofErr w:type="spellEnd"/>
       <w:r>
         <w:rPr>
           <w:rFonts w:ascii="Calibri" w:eastAsia="Calibri" w:hAnsi="Calibri" w:cs="Calibri"/>
           <w:sz w:val="22"/>
           <w:szCs w:val="22"/>
-        </w:rPr>
-        <w:t>Harmonic Centrality</w:t>
-      </w:r>
+          <w:rtl/>
+        </w:rPr>
+        <w:t xml:space="preserve"> ו־</w:t>
+      </w:r>
+      <w:proofErr w:type="spellStart"/>
       <w:r>
         <w:rPr>
           <w:rFonts w:ascii="Calibri" w:eastAsia="Calibri" w:hAnsi="Calibri" w:cs="Calibri"/>
           <w:sz w:val="22"/>
           <w:szCs w:val="22"/>
-          <w:rtl/>
-        </w:rPr>
-        <w:t xml:space="preserve"> מציגים דמיון יחסי, בעוד ש־</w:t>
-      </w:r>
+        </w:rPr>
+        <w:t>Harmonic</w:t>
+      </w:r>
+      <w:proofErr w:type="spellEnd"/>
       <w:r>
         <w:rPr>
           <w:rFonts w:ascii="Calibri" w:eastAsia="Calibri" w:hAnsi="Calibri" w:cs="Calibri"/>
           <w:sz w:val="22"/>
           <w:szCs w:val="22"/>
         </w:rPr>
-        <w:t>Betweenness Centrality</w:t>
-      </w:r>
+        <w:t xml:space="preserve"> </w:t>
+      </w:r>
+      <w:proofErr w:type="spellStart"/>
+      <w:r>
+        <w:rPr>
+          <w:rFonts w:ascii="Calibri" w:eastAsia="Calibri" w:hAnsi="Calibri" w:cs="Calibri"/>
+          <w:sz w:val="22"/>
+          <w:szCs w:val="22"/>
+        </w:rPr>
+        <w:t>Centrality</w:t>
+      </w:r>
+      <w:proofErr w:type="spellEnd"/>
+      <w:r>
+        <w:rPr>
+          <w:rFonts w:ascii="Calibri" w:eastAsia="Calibri" w:hAnsi="Calibri" w:cs="Calibri"/>
+          <w:sz w:val="22"/>
+          <w:szCs w:val="22"/>
+          <w:rtl/>
+        </w:rPr>
+        <w:t xml:space="preserve"> מציגים דמיון יחסי, בעוד ש־</w:t>
+      </w:r>
+      <w:proofErr w:type="spellStart"/>
+      <w:r>
+        <w:rPr>
+          <w:rFonts w:ascii="Calibri" w:eastAsia="Calibri" w:hAnsi="Calibri" w:cs="Calibri"/>
+          <w:sz w:val="22"/>
+          <w:szCs w:val="22"/>
+        </w:rPr>
+        <w:t>Betweenness</w:t>
+      </w:r>
+      <w:proofErr w:type="spellEnd"/>
+      <w:r>
+        <w:rPr>
+          <w:rFonts w:ascii="Calibri" w:eastAsia="Calibri" w:hAnsi="Calibri" w:cs="Calibri"/>
+          <w:sz w:val="22"/>
+          <w:szCs w:val="22"/>
+        </w:rPr>
+        <w:t xml:space="preserve"> </w:t>
+      </w:r>
+      <w:proofErr w:type="spellStart"/>
+      <w:r>
+        <w:rPr>
+          <w:rFonts w:ascii="Calibri" w:eastAsia="Calibri" w:hAnsi="Calibri" w:cs="Calibri"/>
+          <w:sz w:val="22"/>
+          <w:szCs w:val="22"/>
+        </w:rPr>
+        <w:t>Centrality</w:t>
+      </w:r>
+      <w:proofErr w:type="spellEnd"/>
       <w:r>
         <w:rPr>
           <w:rFonts w:ascii="Calibri" w:eastAsia="Calibri" w:hAnsi="Calibri" w:cs="Calibri"/>
@@ -3645,25 +4638,64 @@
           <w:rFonts w:ascii="Calibri" w:eastAsia="Calibri" w:hAnsi="Calibri" w:cs="Calibri"/>
         </w:rPr>
       </w:pPr>
-      <w:r>
-        <w:rPr>
-          <w:rFonts w:ascii="Calibri" w:eastAsia="Calibri" w:hAnsi="Calibri" w:cs="Calibri"/>
-        </w:rPr>
-        <w:t>Greedy Modularity</w:t>
-      </w:r>
-      <w:r>
-        <w:rPr>
-          <w:rFonts w:ascii="Calibri" w:eastAsia="Calibri" w:hAnsi="Calibri" w:cs="Calibri"/>
-          <w:rtl/>
-        </w:rPr>
-        <w:t xml:space="preserve"> חילק את הרשת ל־34 קהילות. הקהילה הגדולה כללה 474 חבילות, כ־22% מכלל הרשת, ואחריה קהילות בגודל 152, 145, 138 ו־135 חבילות.</w:t>
-      </w:r>
-      <w:r>
-        <w:rPr>
-          <w:rFonts w:ascii="Calibri" w:eastAsia="Calibri" w:hAnsi="Calibri" w:cs="Calibri"/>
-        </w:rPr>
-        <w:t>Edge Betweenness</w:t>
-      </w:r>
+      <w:proofErr w:type="spellStart"/>
+      <w:r>
+        <w:rPr>
+          <w:rFonts w:ascii="Calibri" w:eastAsia="Calibri" w:hAnsi="Calibri" w:cs="Calibri"/>
+        </w:rPr>
+        <w:t>Greedy</w:t>
+      </w:r>
+      <w:proofErr w:type="spellEnd"/>
+      <w:r>
+        <w:rPr>
+          <w:rFonts w:ascii="Calibri" w:eastAsia="Calibri" w:hAnsi="Calibri" w:cs="Calibri"/>
+        </w:rPr>
+        <w:t xml:space="preserve"> </w:t>
+      </w:r>
+      <w:proofErr w:type="spellStart"/>
+      <w:r>
+        <w:rPr>
+          <w:rFonts w:ascii="Calibri" w:eastAsia="Calibri" w:hAnsi="Calibri" w:cs="Calibri"/>
+        </w:rPr>
+        <w:t>Modularity</w:t>
+      </w:r>
+      <w:proofErr w:type="spellEnd"/>
+      <w:r>
+        <w:rPr>
+          <w:rFonts w:ascii="Calibri" w:eastAsia="Calibri" w:hAnsi="Calibri" w:cs="Calibri"/>
+          <w:rtl/>
+        </w:rPr>
+        <w:t xml:space="preserve"> חילק את הרשת ל־33 קהילות. הקהילה הגדולה כללה 474 חבילות, כ־22% מכלל הרשת, ואחר</w:t>
+      </w:r>
+      <w:r>
+        <w:rPr>
+          <w:rFonts w:ascii="Calibri" w:eastAsia="Calibri" w:hAnsi="Calibri" w:cs="Calibri"/>
+          <w:rtl/>
+        </w:rPr>
+        <w:t>יה קהילות בגודל 152, 144, 139 ו־138 חבילות.</w:t>
+      </w:r>
+      <w:proofErr w:type="spellStart"/>
+      <w:r>
+        <w:rPr>
+          <w:rFonts w:ascii="Calibri" w:eastAsia="Calibri" w:hAnsi="Calibri" w:cs="Calibri"/>
+        </w:rPr>
+        <w:t>Edge</w:t>
+      </w:r>
+      <w:proofErr w:type="spellEnd"/>
+      <w:r>
+        <w:rPr>
+          <w:rFonts w:ascii="Calibri" w:eastAsia="Calibri" w:hAnsi="Calibri" w:cs="Calibri"/>
+        </w:rPr>
+        <w:t xml:space="preserve"> </w:t>
+      </w:r>
+      <w:proofErr w:type="spellStart"/>
+      <w:r>
+        <w:rPr>
+          <w:rFonts w:ascii="Calibri" w:eastAsia="Calibri" w:hAnsi="Calibri" w:cs="Calibri"/>
+        </w:rPr>
+        <w:t>Betweenness</w:t>
+      </w:r>
+      <w:proofErr w:type="spellEnd"/>
       <w:r>
         <w:rPr>
           <w:rFonts w:ascii="Calibri" w:eastAsia="Calibri" w:hAnsi="Calibri" w:cs="Calibri"/>
@@ -3685,6 +4717,7 @@
         </w:rPr>
         <w:t xml:space="preserve"> אל </w:t>
       </w:r>
+      <w:proofErr w:type="spellStart"/>
       <w:r>
         <w:rPr>
           <w:rFonts w:ascii="Calibri" w:eastAsia="Calibri" w:hAnsi="Calibri" w:cs="Calibri"/>
@@ -3692,6 +4725,7 @@
         </w:rPr>
         <w:t>yargs</w:t>
       </w:r>
+      <w:proofErr w:type="spellEnd"/>
       <w:r>
         <w:rPr>
           <w:rFonts w:ascii="Calibri" w:eastAsia="Calibri" w:hAnsi="Calibri" w:cs="Calibri"/>
@@ -3699,6 +4733,7 @@
         </w:rPr>
         <w:t xml:space="preserve"> כקשר הגשר הבולט ביותר. בתוך הקהילה הגדולה בלטה הקשת מ־</w:t>
       </w:r>
+      <w:proofErr w:type="spellStart"/>
       <w:r>
         <w:rPr>
           <w:rFonts w:ascii="Calibri" w:eastAsia="Calibri" w:hAnsi="Calibri" w:cs="Calibri"/>
@@ -3706,6 +4741,7 @@
         </w:rPr>
         <w:t>flowise</w:t>
       </w:r>
+      <w:proofErr w:type="spellEnd"/>
       <w:r>
         <w:rPr>
           <w:rFonts w:ascii="Calibri" w:eastAsia="Calibri" w:hAnsi="Calibri" w:cs="Calibri"/>
@@ -3713,6 +4749,7 @@
         </w:rPr>
         <w:t xml:space="preserve"> אל </w:t>
       </w:r>
+      <w:proofErr w:type="spellStart"/>
       <w:r>
         <w:rPr>
           <w:rFonts w:ascii="Calibri" w:eastAsia="Calibri" w:hAnsi="Calibri" w:cs="Calibri"/>
@@ -3720,6 +4757,7 @@
         </w:rPr>
         <w:t>flowise-components</w:t>
       </w:r>
+      <w:proofErr w:type="spellEnd"/>
       <w:r>
         <w:rPr>
           <w:rFonts w:ascii="Calibri" w:eastAsia="Calibri" w:hAnsi="Calibri" w:cs="Calibri"/>
@@ -3727,18 +4765,57 @@
         </w:rPr>
         <w:t xml:space="preserve">.  החלוקה הראשונה של </w:t>
       </w:r>
-      <w:r>
-        <w:rPr>
-          <w:rFonts w:ascii="Calibri" w:eastAsia="Calibri" w:hAnsi="Calibri" w:cs="Calibri"/>
-        </w:rPr>
-        <w:t>Girvan–Newman</w:t>
-      </w:r>
-      <w:r>
-        <w:rPr>
-          <w:rFonts w:ascii="Calibri" w:eastAsia="Calibri" w:hAnsi="Calibri" w:cs="Calibri"/>
-          <w:rtl/>
-        </w:rPr>
-        <w:t xml:space="preserve"> פיצלה את ההטלה הלא־מכוונת לקבוצות בגודל 2,091 ו־59 חבילות. יחד, הממצאים מראים שהרשת כוללת קהילת ליבה גדולה לצד אזורים קטנים יותר המחוברים באמצעות מספר מצומצם של קשרים מרכזיים.</w:t>
+      <w:proofErr w:type="spellStart"/>
+      <w:r>
+        <w:rPr>
+          <w:rFonts w:ascii="Calibri" w:eastAsia="Calibri" w:hAnsi="Calibri" w:cs="Calibri"/>
+        </w:rPr>
+        <w:t>Girvan</w:t>
+      </w:r>
+      <w:proofErr w:type="spellEnd"/>
+      <w:r>
+        <w:rPr>
+          <w:rFonts w:ascii="Calibri" w:eastAsia="Calibri" w:hAnsi="Calibri" w:cs="Calibri"/>
+        </w:rPr>
+        <w:t>–</w:t>
+      </w:r>
+      <w:proofErr w:type="spellStart"/>
+      <w:r>
+        <w:rPr>
+          <w:rFonts w:ascii="Calibri" w:eastAsia="Calibri" w:hAnsi="Calibri" w:cs="Calibri"/>
+        </w:rPr>
+        <w:t>Newman</w:t>
+      </w:r>
+      <w:proofErr w:type="spellEnd"/>
+      <w:r>
+        <w:rPr>
+          <w:rFonts w:ascii="Calibri" w:eastAsia="Calibri" w:hAnsi="Calibri" w:cs="Calibri"/>
+          <w:rtl/>
+        </w:rPr>
+        <w:t xml:space="preserve"> פיצלה את ההטלה </w:t>
+      </w:r>
+      <w:proofErr w:type="spellStart"/>
+      <w:r>
+        <w:rPr>
+          <w:rFonts w:ascii="Calibri" w:eastAsia="Calibri" w:hAnsi="Calibri" w:cs="Calibri"/>
+          <w:rtl/>
+        </w:rPr>
+        <w:t>הלא־</w:t>
+      </w:r>
+      <w:r>
+        <w:rPr>
+          <w:rFonts w:ascii="Calibri" w:eastAsia="Calibri" w:hAnsi="Calibri" w:cs="Calibri"/>
+          <w:rtl/>
+        </w:rPr>
+        <w:t>מכוונת</w:t>
+      </w:r>
+      <w:proofErr w:type="spellEnd"/>
+      <w:r>
+        <w:rPr>
+          <w:rFonts w:ascii="Calibri" w:eastAsia="Calibri" w:hAnsi="Calibri" w:cs="Calibri"/>
+          <w:rtl/>
+        </w:rPr>
+        <w:t xml:space="preserve"> לקבוצות בגודל 2,079 ו־59 חבילות. יחד, הממצאים מראים שהרשת כוללת קהילת ליבה גדולה לצד אזורים קטנים יותר המחוברים באמצעות מספר מצומצם של קשרים מרכזיים.</w:t>
       </w:r>
     </w:p>
     <w:p>
@@ -3765,8 +4842,9 @@
           <w:szCs w:val="26"/>
           <w:rtl/>
         </w:rPr>
-        <w:t xml:space="preserve">4.4 מבנה לא־אקראי, </w:t>
-      </w:r>
+        <w:t xml:space="preserve">4.4 מבנה </w:t>
+      </w:r>
+      <w:proofErr w:type="spellStart"/>
       <w:r>
         <w:rPr>
           <w:rFonts w:ascii="Calibri" w:eastAsia="Calibri" w:hAnsi="Calibri" w:cs="Calibri"/>
@@ -3774,9 +4852,34 @@
           <w:bCs/>
           <w:sz w:val="26"/>
           <w:szCs w:val="26"/>
+          <w:rtl/>
+        </w:rPr>
+        <w:t>לא־אקראי</w:t>
+      </w:r>
+      <w:proofErr w:type="spellEnd"/>
+      <w:r>
+        <w:rPr>
+          <w:rFonts w:ascii="Calibri" w:eastAsia="Calibri" w:hAnsi="Calibri" w:cs="Calibri"/>
+          <w:b/>
+          <w:bCs/>
+          <w:sz w:val="26"/>
+          <w:szCs w:val="26"/>
+          <w:rtl/>
+        </w:rPr>
+        <w:t xml:space="preserve">, </w:t>
+      </w:r>
+      <w:proofErr w:type="spellStart"/>
+      <w:r>
+        <w:rPr>
+          <w:rFonts w:ascii="Calibri" w:eastAsia="Calibri" w:hAnsi="Calibri" w:cs="Calibri"/>
+          <w:b/>
+          <w:bCs/>
+          <w:sz w:val="26"/>
+          <w:szCs w:val="26"/>
         </w:rPr>
         <w:t>Small-World</w:t>
       </w:r>
+      <w:proofErr w:type="spellEnd"/>
       <w:r>
         <w:rPr>
           <w:rFonts w:ascii="Calibri" w:eastAsia="Calibri" w:hAnsi="Calibri" w:cs="Calibri"/>
@@ -3804,25 +4907,50 @@
         </w:rPr>
         <w:t xml:space="preserve">הרשת הושוותה ל־50 גרפי </w:t>
       </w:r>
-      <w:r>
-        <w:rPr>
-          <w:rFonts w:ascii="Calibri" w:eastAsia="Calibri" w:hAnsi="Calibri" w:cs="Calibri"/>
-        </w:rPr>
-        <w:t>Erdős–Rényi</w:t>
-      </w:r>
-      <w:r>
-        <w:rPr>
-          <w:rFonts w:ascii="Calibri" w:eastAsia="Calibri" w:hAnsi="Calibri" w:cs="Calibri"/>
-          <w:rtl/>
-        </w:rPr>
-        <w:t>, שכל אחד מהם כלל 2,138 צמתים ו־5,016 קשתות. ממוצע ה־</w:t>
-      </w:r>
+      <w:proofErr w:type="spellStart"/>
+      <w:r>
+        <w:rPr>
+          <w:rFonts w:ascii="Calibri" w:eastAsia="Calibri" w:hAnsi="Calibri" w:cs="Calibri"/>
+        </w:rPr>
+        <w:t>Erdős</w:t>
+      </w:r>
+      <w:proofErr w:type="spellEnd"/>
+      <w:r>
+        <w:rPr>
+          <w:rFonts w:ascii="Calibri" w:eastAsia="Calibri" w:hAnsi="Calibri" w:cs="Calibri"/>
+        </w:rPr>
+        <w:t>–</w:t>
+      </w:r>
+      <w:proofErr w:type="spellStart"/>
+      <w:r>
+        <w:rPr>
+          <w:rFonts w:ascii="Calibri" w:eastAsia="Calibri" w:hAnsi="Calibri" w:cs="Calibri"/>
+        </w:rPr>
+        <w:t>Rényi</w:t>
+      </w:r>
+      <w:proofErr w:type="spellEnd"/>
+      <w:r>
+        <w:rPr>
+          <w:rFonts w:ascii="Calibri" w:eastAsia="Calibri" w:hAnsi="Calibri" w:cs="Calibri"/>
+          <w:rtl/>
+        </w:rPr>
+        <w:t xml:space="preserve">, שכל אחד מהם </w:t>
+      </w:r>
+      <w:r>
+        <w:rPr>
+          <w:rFonts w:ascii="Calibri" w:eastAsia="Calibri" w:hAnsi="Calibri" w:cs="Calibri"/>
+          <w:rtl/>
+        </w:rPr>
+        <w:t>כלל 2,138 צמתים ו־5,016 קשתות. ממוצע ה־</w:t>
+      </w:r>
+      <w:proofErr w:type="spellStart"/>
       <w:r>
         <w:rPr>
           <w:rFonts w:ascii="Calibri" w:eastAsia="Calibri" w:hAnsi="Calibri" w:cs="Calibri"/>
         </w:rPr>
         <w:t>In-Degree</w:t>
       </w:r>
+      <w:proofErr w:type="spellEnd"/>
       <w:r>
         <w:rPr>
           <w:rFonts w:ascii="Calibri" w:eastAsia="Calibri" w:hAnsi="Calibri" w:cs="Calibri"/>
@@ -3830,12 +4958,14 @@
         </w:rPr>
         <w:t xml:space="preserve"> היה זהה מכוח אופן בניית קו הבסיס. לעומת זאת, ה־</w:t>
       </w:r>
+      <w:proofErr w:type="spellStart"/>
       <w:r>
         <w:rPr>
           <w:rFonts w:ascii="Calibri" w:eastAsia="Calibri" w:hAnsi="Calibri" w:cs="Calibri"/>
         </w:rPr>
         <w:t>In-Degree</w:t>
       </w:r>
+      <w:proofErr w:type="spellEnd"/>
       <w:r>
         <w:rPr>
           <w:rFonts w:ascii="Calibri" w:eastAsia="Calibri" w:hAnsi="Calibri" w:cs="Calibri"/>
@@ -3843,18 +4973,27 @@
         </w:rPr>
         <w:t xml:space="preserve"> המרבי ברשת </w:t>
       </w:r>
+      <w:proofErr w:type="spellStart"/>
       <w:r>
         <w:rPr>
           <w:rFonts w:ascii="Calibri" w:eastAsia="Calibri" w:hAnsi="Calibri" w:cs="Calibri"/>
         </w:rPr>
         <w:t>Flowise</w:t>
       </w:r>
-      <w:r>
-        <w:rPr>
-          <w:rFonts w:ascii="Calibri" w:eastAsia="Calibri" w:hAnsi="Calibri" w:cs="Calibri"/>
-          <w:rtl/>
-        </w:rPr>
-        <w:t xml:space="preserve"> היה 126, בעוד שהממוצע בגרפים האקראיים היה 9.24 עם סטיית תקן של 0.89. מקדם ההתקבצות של הרשת היה 0.236456, לעומת ממוצע של 0.002257 בקו הבסיס. אף אחד מ־50 הגרפים האקראיים לא הגיע לערכים האמפיריים, ובשני המדדים התקבלה הסתברות אמפירית של 0.0196.</w:t>
+      <w:proofErr w:type="spellEnd"/>
+      <w:r>
+        <w:rPr>
+          <w:rFonts w:ascii="Calibri" w:eastAsia="Calibri" w:hAnsi="Calibri" w:cs="Calibri"/>
+          <w:rtl/>
+        </w:rPr>
+        <w:t xml:space="preserve"> היה 125, בעוד שהממוצע בגרפים האקראיים היה 9.38 עם סטיית תקן של 1.01. מקדם ההתקבצות של הרשת היה 0.236507, לעומת ממוצע של 0.001974 בק</w:t>
+      </w:r>
+      <w:r>
+        <w:rPr>
+          <w:rFonts w:ascii="Calibri" w:eastAsia="Calibri" w:hAnsi="Calibri" w:cs="Calibri"/>
+          <w:rtl/>
+        </w:rPr>
+        <w:t>ו הבסיס. אף אחד מ־50 הגרפים האקראיים לא הגיע לערכים האמפיריים, ובשני המדדים התקבלה הסתברות אמפירית של 0.0196.</w:t>
       </w:r>
     </w:p>
     <w:p>
@@ -3867,46 +5006,41 @@
       </w:pPr>
       <w:r>
         <w:rPr>
-          <w:rtl/>
-        </w:rPr>
-        <w:t>לצורך בדיקת</w:t>
-      </w:r>
-      <w:r>
-        <w:t xml:space="preserve"> Small-World </w:t>
-      </w:r>
-      <w:r>
-        <w:rPr>
-          <w:rtl/>
-        </w:rPr>
-        <w:t>חושבו המדדים על רכיב הקשירות הגדול ביותר; במסגרת חישוב זה מקדם ההתקבצות האקראי הממוצע היה 0.002278, ולכן יחס ההתקבצות היה 103.81</w:t>
-      </w:r>
-      <w:r>
-        <w:rPr>
-          <w:rFonts w:hint="cs"/>
-          <w:rtl/>
-        </w:rPr>
-        <w:t>.</w:t>
-      </w:r>
-      <w:r>
-        <w:rPr>
-          <w:rFonts w:hint="cs"/>
-          <w:rtl/>
-        </w:rPr>
-        <w:t xml:space="preserve"> </w:t>
-      </w:r>
-      <w:r>
-        <w:rPr>
-          <w:rFonts w:ascii="Calibri" w:eastAsia="Calibri" w:hAnsi="Calibri" w:cs="Calibri"/>
-          <w:rtl/>
-        </w:rPr>
-        <w:t xml:space="preserve">בהתאם לכך התקבל מקדם </w:t>
-      </w:r>
+          <w:rFonts w:ascii="Calibri" w:eastAsia="Calibri" w:hAnsi="Calibri" w:cs="Calibri"/>
+          <w:rtl/>
+        </w:rPr>
+        <w:t xml:space="preserve"> לצורך בדיקת </w:t>
+      </w:r>
+      <w:proofErr w:type="spellStart"/>
       <w:r>
         <w:rPr>
           <w:rFonts w:ascii="Calibri" w:eastAsia="Calibri" w:hAnsi="Calibri" w:cs="Calibri"/>
         </w:rPr>
         <w:t>Small-World</w:t>
       </w:r>
+      <w:proofErr w:type="spellEnd"/>
+      <w:r>
+        <w:rPr>
+          <w:rFonts w:ascii="Calibri" w:eastAsia="Calibri" w:hAnsi="Calibri" w:cs="Calibri"/>
+          <w:rtl/>
+        </w:rPr>
+        <w:t xml:space="preserve"> חושבו המדדים על רכיב הקשירות הגדול ביותר. מקדם ההתקבצות ברשת היה 0.236507, לעומת 0.001991 בממוצע בגרפים האקראיים, ולכן יח</w:t>
+      </w:r>
+      <w:r>
+        <w:rPr>
+          <w:rFonts w:ascii="Calibri" w:eastAsia="Calibri" w:hAnsi="Calibri" w:cs="Calibri"/>
+          <w:rtl/>
+        </w:rPr>
+        <w:t xml:space="preserve">ס ההתקבצות היה 118.759. אורך המסלול הממוצע היה 5.171989, לעומת 5.121780 בגרפים האקראיים, יחס של 1.0098. בהתאם לכך התקבל מקדם </w:t>
+      </w:r>
+      <w:proofErr w:type="spellStart"/>
+      <w:r>
+        <w:rPr>
+          <w:rFonts w:ascii="Calibri" w:eastAsia="Calibri" w:hAnsi="Calibri" w:cs="Calibri"/>
+        </w:rPr>
+        <w:t>Small-World</w:t>
+      </w:r>
+      <w:proofErr w:type="spellEnd"/>
       <w:r>
         <w:rPr>
           <w:rFonts w:ascii="Calibri" w:eastAsia="Calibri" w:hAnsi="Calibri" w:cs="Calibri"/>
@@ -3925,20 +5059,7 @@
           <w:rFonts w:ascii="Calibri" w:eastAsia="Calibri" w:hAnsi="Calibri" w:cs="Calibri"/>
           <w:rtl/>
         </w:rPr>
-        <w:t xml:space="preserve">=102.8999. השילוב בין התקבצות מקומית גבוהה מאוד לבין אורך מסלול גלובלי כמעט זהה לקו הבסיס מספק עדות כמותית חזקה לכך שרשת התלויות מציגה מאפייני </w:t>
-      </w:r>
-      <w:r>
-        <w:rPr>
-          <w:rFonts w:ascii="Calibri" w:eastAsia="Calibri" w:hAnsi="Calibri" w:cs="Calibri"/>
-        </w:rPr>
-        <w:t>Small-World</w:t>
-      </w:r>
-      <w:r>
-        <w:rPr>
-          <w:rFonts w:ascii="Calibri" w:eastAsia="Calibri" w:hAnsi="Calibri" w:cs="Calibri"/>
-          <w:rtl/>
-        </w:rPr>
-        <w:t>.</w:t>
+        <w:t xml:space="preserve">=117.6061. </w:t>
       </w:r>
     </w:p>
     <w:p>
@@ -3954,141 +5075,209 @@
           <w:rFonts w:ascii="Calibri" w:eastAsia="Calibri" w:hAnsi="Calibri" w:cs="Calibri"/>
           <w:rtl/>
         </w:rPr>
+        <w:t xml:space="preserve"> בניתוח זנב התפלגות ה־</w:t>
+      </w:r>
+      <w:proofErr w:type="spellStart"/>
+      <w:r>
+        <w:rPr>
+          <w:rFonts w:ascii="Calibri" w:eastAsia="Calibri" w:hAnsi="Calibri" w:cs="Calibri"/>
+        </w:rPr>
+        <w:t>In-Degree</w:t>
+      </w:r>
+      <w:proofErr w:type="spellEnd"/>
+      <w:r>
+        <w:rPr>
+          <w:rFonts w:ascii="Calibri" w:eastAsia="Calibri" w:hAnsi="Calibri" w:cs="Calibri"/>
+          <w:rtl/>
+        </w:rPr>
+        <w:t xml:space="preserve"> התקבל מעריך </w:t>
+      </w:r>
+      <w:r>
+        <w:rPr>
+          <w:rFonts w:ascii="Calibri" w:eastAsia="Calibri" w:hAnsi="Calibri" w:cs="Calibri"/>
+        </w:rPr>
+        <w:t>α</w:t>
+      </w:r>
+      <w:r>
+        <w:rPr>
+          <w:rFonts w:ascii="Calibri" w:eastAsia="Calibri" w:hAnsi="Calibri" w:cs="Calibri"/>
+          <w:rtl/>
+        </w:rPr>
+        <w:t>=2.6105, כאשר ההתאמה החלה ב־</w:t>
+      </w:r>
+      <w:proofErr w:type="spellStart"/>
+      <w:r>
+        <w:rPr>
+          <w:rFonts w:ascii="Calibri" w:eastAsia="Calibri" w:hAnsi="Calibri" w:cs="Calibri"/>
+        </w:rPr>
+        <w:t>x_min</w:t>
+      </w:r>
+      <w:proofErr w:type="spellEnd"/>
+      <w:r>
+        <w:rPr>
+          <w:rFonts w:ascii="Calibri" w:eastAsia="Calibri" w:hAnsi="Calibri" w:cs="Calibri"/>
+          <w:rtl/>
+        </w:rPr>
+        <w:t>=4 וכללה 287 תצפיות. בהשו</w:t>
+      </w:r>
+      <w:r>
+        <w:rPr>
+          <w:rFonts w:ascii="Calibri" w:eastAsia="Calibri" w:hAnsi="Calibri" w:cs="Calibri"/>
+          <w:rtl/>
+        </w:rPr>
+        <w:t xml:space="preserve">ואת הנראות, מודל </w:t>
+      </w:r>
+      <w:proofErr w:type="spellStart"/>
+      <w:r>
+        <w:rPr>
+          <w:rFonts w:ascii="Calibri" w:eastAsia="Calibri" w:hAnsi="Calibri" w:cs="Calibri"/>
+        </w:rPr>
+        <w:t>Power</w:t>
+      </w:r>
+      <w:proofErr w:type="spellEnd"/>
+      <w:r>
+        <w:rPr>
+          <w:rFonts w:ascii="Calibri" w:eastAsia="Calibri" w:hAnsi="Calibri" w:cs="Calibri"/>
+        </w:rPr>
         <w:t xml:space="preserve"> </w:t>
       </w:r>
-      <w:r>
-        <w:rPr>
-          <w:rtl/>
-        </w:rPr>
-        <w:t>בניתוח זנב התפלגות ה־</w:t>
-      </w:r>
-      <w:r>
-        <w:t xml:space="preserve">In-Degree </w:t>
-      </w:r>
-      <w:r>
-        <w:rPr>
-          <w:rtl/>
-        </w:rPr>
-        <w:t>התקבל מעריך</w:t>
-      </w:r>
-      <w:r>
-        <w:t xml:space="preserve"> α=2.6091, </w:t>
-      </w:r>
-      <w:r>
-        <w:rPr>
-          <w:rtl/>
-        </w:rPr>
-        <w:t>כאשר ההתאמה החלה ב־</w:t>
-      </w:r>
-      <w:r>
-        <w:t xml:space="preserve">x_min=4 </w:t>
-      </w:r>
-      <w:r>
-        <w:rPr>
-          <w:rtl/>
-        </w:rPr>
-        <w:t>וכללה 287 תצפיות. בהשוואת הנראות, מודל</w:t>
-      </w:r>
-      <w:r>
-        <w:t xml:space="preserve"> Power Law </w:t>
-      </w:r>
-      <w:r>
-        <w:rPr>
-          <w:rtl/>
-        </w:rPr>
-        <w:t>התאים לזנב טוב יותר באופן מובהק ממודל</w:t>
-      </w:r>
-      <w:r>
+      <w:proofErr w:type="spellStart"/>
+      <w:r>
+        <w:rPr>
+          <w:rFonts w:ascii="Calibri" w:eastAsia="Calibri" w:hAnsi="Calibri" w:cs="Calibri"/>
+        </w:rPr>
+        <w:t>Law</w:t>
+      </w:r>
+      <w:proofErr w:type="spellEnd"/>
+      <w:r>
+        <w:rPr>
+          <w:rFonts w:ascii="Calibri" w:eastAsia="Calibri" w:hAnsi="Calibri" w:cs="Calibri"/>
+          <w:rtl/>
+        </w:rPr>
+        <w:t xml:space="preserve"> התאים לזנב טוב יותר באופן מובהק ממודל </w:t>
+      </w:r>
+      <w:proofErr w:type="spellStart"/>
+      <w:r>
+        <w:rPr>
+          <w:rFonts w:ascii="Calibri" w:eastAsia="Calibri" w:hAnsi="Calibri" w:cs="Calibri"/>
+        </w:rPr>
+        <w:t>Exponential</w:t>
+      </w:r>
+      <w:proofErr w:type="spellEnd"/>
+      <w:r>
+        <w:rPr>
+          <w:rFonts w:ascii="Calibri" w:eastAsia="Calibri" w:hAnsi="Calibri" w:cs="Calibri"/>
+        </w:rPr>
+        <w:t xml:space="preserve"> ‏(R=66.5967, p</w:t>
+      </w:r>
+      <w:r>
+        <w:rPr>
+          <w:rFonts w:ascii="Calibri" w:eastAsia="Calibri" w:hAnsi="Calibri" w:cs="Calibri"/>
+          <w:rtl/>
+        </w:rPr>
+        <w:t xml:space="preserve">=0.000494). לעומת זאת, לא התקבל הבדל מובהק בין </w:t>
+      </w:r>
+      <w:proofErr w:type="spellStart"/>
+      <w:r>
+        <w:rPr>
+          <w:rFonts w:ascii="Calibri" w:eastAsia="Calibri" w:hAnsi="Calibri" w:cs="Calibri"/>
+        </w:rPr>
+        <w:t>Power</w:t>
+      </w:r>
+      <w:proofErr w:type="spellEnd"/>
+      <w:r>
+        <w:rPr>
+          <w:rFonts w:ascii="Calibri" w:eastAsia="Calibri" w:hAnsi="Calibri" w:cs="Calibri"/>
+        </w:rPr>
         <w:t xml:space="preserve"> </w:t>
       </w:r>
-      <w:r>
-        <w:rPr>
-          <w:rFonts w:hint="cs"/>
-          <w:rtl/>
+      <w:proofErr w:type="spellStart"/>
+      <w:r>
+        <w:rPr>
+          <w:rFonts w:ascii="Calibri" w:eastAsia="Calibri" w:hAnsi="Calibri" w:cs="Calibri"/>
+        </w:rPr>
+        <w:t>Law</w:t>
+      </w:r>
+      <w:proofErr w:type="spellEnd"/>
+      <w:r>
+        <w:rPr>
+          <w:rFonts w:ascii="Calibri" w:eastAsia="Calibri" w:hAnsi="Calibri" w:cs="Calibri"/>
+          <w:rtl/>
+        </w:rPr>
+        <w:t xml:space="preserve"> ל־</w:t>
+      </w:r>
+      <w:proofErr w:type="spellStart"/>
+      <w:r>
+        <w:rPr>
+          <w:rFonts w:ascii="Calibri" w:eastAsia="Calibri" w:hAnsi="Calibri" w:cs="Calibri"/>
+        </w:rPr>
+        <w:t>Lognormal</w:t>
+      </w:r>
+      <w:proofErr w:type="spellEnd"/>
+      <w:r>
+        <w:rPr>
+          <w:rFonts w:ascii="Calibri" w:eastAsia="Calibri" w:hAnsi="Calibri" w:cs="Calibri"/>
+        </w:rPr>
+        <w:t xml:space="preserve"> ‏(R=−0.0282, p</w:t>
+      </w:r>
+      <w:r>
+        <w:rPr>
+          <w:rFonts w:ascii="Calibri" w:eastAsia="Calibri" w:hAnsi="Calibri" w:cs="Calibri"/>
+          <w:rtl/>
+        </w:rPr>
+        <w:t>=0.512058). לכן התוצאות תומכות בתיאור ההתפלגות כבעלת זנב כבד, אך אינן מאפשרות לקבו</w:t>
+      </w:r>
+      <w:r>
+        <w:rPr>
+          <w:rFonts w:ascii="Calibri" w:eastAsia="Calibri" w:hAnsi="Calibri" w:cs="Calibri"/>
+          <w:rtl/>
+        </w:rPr>
+        <w:t xml:space="preserve">ע באופן </w:t>
+      </w:r>
+      <w:proofErr w:type="spellStart"/>
+      <w:r>
+        <w:rPr>
+          <w:rFonts w:ascii="Calibri" w:eastAsia="Calibri" w:hAnsi="Calibri" w:cs="Calibri"/>
+          <w:rtl/>
+        </w:rPr>
+        <w:t>חד־משמעי</w:t>
+      </w:r>
+      <w:proofErr w:type="spellEnd"/>
+      <w:r>
+        <w:rPr>
+          <w:rFonts w:ascii="Calibri" w:eastAsia="Calibri" w:hAnsi="Calibri" w:cs="Calibri"/>
+          <w:rtl/>
+        </w:rPr>
+        <w:t xml:space="preserve"> שהיא </w:t>
+      </w:r>
+      <w:proofErr w:type="spellStart"/>
+      <w:r>
+        <w:rPr>
+          <w:rFonts w:ascii="Calibri" w:eastAsia="Calibri" w:hAnsi="Calibri" w:cs="Calibri"/>
+        </w:rPr>
+        <w:t>Power</w:t>
+      </w:r>
+      <w:proofErr w:type="spellEnd"/>
+      <w:r>
+        <w:rPr>
+          <w:rFonts w:ascii="Calibri" w:eastAsia="Calibri" w:hAnsi="Calibri" w:cs="Calibri"/>
         </w:rPr>
         <w:t xml:space="preserve"> </w:t>
       </w:r>
-      <w:r>
-        <w:t xml:space="preserve">Exponential </w:t>
-      </w:r>
-      <w:r>
-        <w:rPr>
-          <w:rtl/>
-        </w:rPr>
-        <w:t>‏</w:t>
-      </w:r>
-      <w:r>
-        <w:t>(R=66.5555, p=0.000531)</w:t>
-      </w:r>
-      <w:r>
-        <w:rPr>
-          <w:rFonts w:hint="cs"/>
-          <w:rtl/>
-        </w:rPr>
-        <w:t>.</w:t>
-      </w:r>
-      <w:r>
-        <w:t xml:space="preserve"> </w:t>
-      </w:r>
-      <w:r>
-        <w:rPr>
-          <w:rtl/>
-        </w:rPr>
-        <w:t>לעומת זאת, לא התקבל הבדל מובהק בין</w:t>
-      </w:r>
-      <w:r>
-        <w:t xml:space="preserve"> Power Law </w:t>
-      </w:r>
-      <w:r>
-        <w:rPr>
-          <w:rtl/>
-        </w:rPr>
-        <w:t>ל־</w:t>
-      </w:r>
-      <w:r>
-        <w:t xml:space="preserve">Lognormal </w:t>
-      </w:r>
-      <w:r>
-        <w:rPr>
-          <w:rtl/>
-        </w:rPr>
-        <w:t>‏</w:t>
-      </w:r>
-      <w:r>
-        <w:t>(R=-0.0289, p=0.563750)</w:t>
-      </w:r>
-      <w:r>
-        <w:rPr>
-          <w:rFonts w:hint="cs"/>
-          <w:rtl/>
-        </w:rPr>
-        <w:t>.</w:t>
-      </w:r>
-      <w:r>
-        <w:t xml:space="preserve"> </w:t>
-      </w:r>
-      <w:r>
-        <w:rPr>
-          <w:rtl/>
-        </w:rPr>
-        <w:t>לכן התוצאות תומכות בתיאור ההתפלגות כבעלת זנב כבד, אך אינן מאפשרות לקבוע באופן חד־משמעי שהיא</w:t>
-      </w:r>
-      <w:r>
-        <w:rPr>
-          <w:rFonts w:hint="cs"/>
-          <w:rtl/>
-        </w:rPr>
-        <w:t xml:space="preserve"> </w:t>
-      </w:r>
-      <w:r>
-        <w:t>Power Law</w:t>
-      </w:r>
-      <w:r>
-        <w:rPr>
-          <w:rFonts w:hint="cs"/>
-          <w:rtl/>
-        </w:rPr>
-        <w:t xml:space="preserve">.   </w:t>
+      <w:proofErr w:type="spellStart"/>
+      <w:r>
+        <w:rPr>
+          <w:rFonts w:ascii="Calibri" w:eastAsia="Calibri" w:hAnsi="Calibri" w:cs="Calibri"/>
+        </w:rPr>
+        <w:t>Law</w:t>
+      </w:r>
+      <w:proofErr w:type="spellEnd"/>
+      <w:r>
+        <w:rPr>
+          <w:rFonts w:ascii="Calibri" w:eastAsia="Calibri" w:hAnsi="Calibri" w:cs="Calibri"/>
+          <w:rtl/>
+        </w:rPr>
+        <w:t xml:space="preserve">. </w:t>
       </w:r>
     </w:p>
     <w:p>
@@ -4106,12 +5295,14 @@
         </w:rPr>
         <w:t xml:space="preserve">יחד, התוצאות מראות שרשת </w:t>
       </w:r>
+      <w:proofErr w:type="spellStart"/>
       <w:r>
         <w:rPr>
           <w:rFonts w:ascii="Calibri" w:eastAsia="Calibri" w:hAnsi="Calibri" w:cs="Calibri"/>
         </w:rPr>
         <w:t>Flowise</w:t>
       </w:r>
+      <w:proofErr w:type="spellEnd"/>
       <w:r>
         <w:rPr>
           <w:rFonts w:ascii="Calibri" w:eastAsia="Calibri" w:hAnsi="Calibri" w:cs="Calibri"/>
@@ -4119,12 +5310,14 @@
         </w:rPr>
         <w:t xml:space="preserve"> אינה מאורגנת כפיזור אקראי של קשרים. היא משלבת </w:t>
       </w:r>
+      <w:proofErr w:type="spellStart"/>
       <w:r>
         <w:rPr>
           <w:rFonts w:ascii="Calibri" w:eastAsia="Calibri" w:hAnsi="Calibri" w:cs="Calibri"/>
         </w:rPr>
         <w:t>hubs</w:t>
       </w:r>
+      <w:proofErr w:type="spellEnd"/>
       <w:r>
         <w:rPr>
           <w:rFonts w:ascii="Calibri" w:eastAsia="Calibri" w:hAnsi="Calibri" w:cs="Calibri"/>
@@ -4148,10 +5341,10 @@
           <w:noProof/>
         </w:rPr>
         <w:drawing>
-          <wp:inline distT="114300" distB="114300" distL="114300" distR="114300" wp14:anchorId="31EB4562" wp14:editId="29D18038">
-            <wp:extent cx="4487700" cy="2604877"/>
+          <wp:inline distT="114300" distB="114300" distL="114300" distR="114300" wp14:anchorId="166C0722" wp14:editId="495A5B53">
+            <wp:extent cx="5222829" cy="2973338"/>
             <wp:effectExtent l="0" t="0" r="0" b="0"/>
-            <wp:docPr id="3" name="image1.png"/>
+            <wp:docPr id="2" name="image1.png"/>
             <wp:cNvGraphicFramePr/>
             <a:graphic xmlns:a="http://schemas.openxmlformats.org/drawingml/2006/main">
               <a:graphicData uri="http://schemas.openxmlformats.org/drawingml/2006/picture">
@@ -4170,7 +5363,7 @@
                   <pic:spPr>
                     <a:xfrm>
                       <a:off x="0" y="0"/>
-                      <a:ext cx="4487700" cy="2604877"/>
+                      <a:ext cx="5222829" cy="2973338"/>
                     </a:xfrm>
                     <a:prstGeom prst="rect">
                       <a:avLst/>
@@ -4199,6 +5392,7 @@
           <w:bCs/>
           <w:rtl/>
         </w:rPr>
+        <w:lastRenderedPageBreak/>
         <w:t>איור 2:</w:t>
       </w:r>
       <w:r>
@@ -4208,12 +5402,14 @@
         </w:rPr>
         <w:t xml:space="preserve"> השוואת זנב התפלגות ה־</w:t>
       </w:r>
+      <w:proofErr w:type="spellStart"/>
       <w:r>
         <w:rPr>
           <w:rFonts w:ascii="Calibri" w:eastAsia="Calibri" w:hAnsi="Calibri" w:cs="Calibri"/>
         </w:rPr>
         <w:t>In-Degree</w:t>
       </w:r>
+      <w:proofErr w:type="spellEnd"/>
       <w:r>
         <w:rPr>
           <w:rFonts w:ascii="Calibri" w:eastAsia="Calibri" w:hAnsi="Calibri" w:cs="Calibri"/>
@@ -4221,12 +5417,28 @@
         </w:rPr>
         <w:t xml:space="preserve"> למודלי </w:t>
       </w:r>
-      <w:r>
-        <w:rPr>
-          <w:rFonts w:ascii="Calibri" w:eastAsia="Calibri" w:hAnsi="Calibri" w:cs="Calibri"/>
-        </w:rPr>
-        <w:t>Power Law</w:t>
-      </w:r>
+      <w:proofErr w:type="spellStart"/>
+      <w:r>
+        <w:rPr>
+          <w:rFonts w:ascii="Calibri" w:eastAsia="Calibri" w:hAnsi="Calibri" w:cs="Calibri"/>
+        </w:rPr>
+        <w:t>Power</w:t>
+      </w:r>
+      <w:proofErr w:type="spellEnd"/>
+      <w:r>
+        <w:rPr>
+          <w:rFonts w:ascii="Calibri" w:eastAsia="Calibri" w:hAnsi="Calibri" w:cs="Calibri"/>
+        </w:rPr>
+        <w:t xml:space="preserve"> </w:t>
+      </w:r>
+      <w:proofErr w:type="spellStart"/>
+      <w:r>
+        <w:rPr>
+          <w:rFonts w:ascii="Calibri" w:eastAsia="Calibri" w:hAnsi="Calibri" w:cs="Calibri"/>
+        </w:rPr>
+        <w:t>Law</w:t>
+      </w:r>
+      <w:proofErr w:type="spellEnd"/>
       <w:r>
         <w:rPr>
           <w:rFonts w:ascii="Calibri" w:eastAsia="Calibri" w:hAnsi="Calibri" w:cs="Calibri"/>
@@ -4234,12 +5446,14 @@
         </w:rPr>
         <w:t xml:space="preserve"> ו־</w:t>
       </w:r>
+      <w:proofErr w:type="spellStart"/>
       <w:r>
         <w:rPr>
           <w:rFonts w:ascii="Calibri" w:eastAsia="Calibri" w:hAnsi="Calibri" w:cs="Calibri"/>
         </w:rPr>
         <w:t>Lognormal</w:t>
       </w:r>
+      <w:proofErr w:type="spellEnd"/>
       <w:r>
         <w:rPr>
           <w:rFonts w:ascii="Calibri" w:eastAsia="Calibri" w:hAnsi="Calibri" w:cs="Calibri"/>
@@ -4260,12 +5474,14 @@
         </w:rPr>
         <w:t xml:space="preserve"> מציג את ההסתברות שה־</w:t>
       </w:r>
+      <w:proofErr w:type="spellStart"/>
       <w:r>
         <w:rPr>
           <w:rFonts w:ascii="Calibri" w:eastAsia="Calibri" w:hAnsi="Calibri" w:cs="Calibri"/>
         </w:rPr>
         <w:t>In-Degree</w:t>
       </w:r>
+      <w:proofErr w:type="spellEnd"/>
       <w:r>
         <w:rPr>
           <w:rFonts w:ascii="Calibri" w:eastAsia="Calibri" w:hAnsi="Calibri" w:cs="Calibri"/>
@@ -4273,12 +5489,28 @@
         </w:rPr>
         <w:t xml:space="preserve"> של חבילה יהיה לפחות ערך נתון. שני המודלים עוקבים מקרוב אחר הנתונים האמפיריים, בעוד שמודל </w:t>
       </w:r>
-      <w:r>
-        <w:rPr>
-          <w:rFonts w:ascii="Calibri" w:eastAsia="Calibri" w:hAnsi="Calibri" w:cs="Calibri"/>
-        </w:rPr>
-        <w:t>Power Law</w:t>
-      </w:r>
+      <w:proofErr w:type="spellStart"/>
+      <w:r>
+        <w:rPr>
+          <w:rFonts w:ascii="Calibri" w:eastAsia="Calibri" w:hAnsi="Calibri" w:cs="Calibri"/>
+        </w:rPr>
+        <w:t>Power</w:t>
+      </w:r>
+      <w:proofErr w:type="spellEnd"/>
+      <w:r>
+        <w:rPr>
+          <w:rFonts w:ascii="Calibri" w:eastAsia="Calibri" w:hAnsi="Calibri" w:cs="Calibri"/>
+        </w:rPr>
+        <w:t xml:space="preserve"> </w:t>
+      </w:r>
+      <w:proofErr w:type="spellStart"/>
+      <w:r>
+        <w:rPr>
+          <w:rFonts w:ascii="Calibri" w:eastAsia="Calibri" w:hAnsi="Calibri" w:cs="Calibri"/>
+        </w:rPr>
+        <w:t>Law</w:t>
+      </w:r>
+      <w:proofErr w:type="spellEnd"/>
       <w:r>
         <w:rPr>
           <w:rFonts w:ascii="Calibri" w:eastAsia="Calibri" w:hAnsi="Calibri" w:cs="Calibri"/>
@@ -4286,11 +5518,19 @@
         </w:rPr>
         <w:t xml:space="preserve"> נמצא עדיף באופן מובהק על </w:t>
       </w:r>
-      <w:r>
-        <w:rPr>
-          <w:rFonts w:ascii="Calibri" w:eastAsia="Calibri" w:hAnsi="Calibri" w:cs="Calibri"/>
-        </w:rPr>
-        <w:t xml:space="preserve">Exponential. </w:t>
+      <w:proofErr w:type="spellStart"/>
+      <w:r>
+        <w:rPr>
+          <w:rFonts w:ascii="Calibri" w:eastAsia="Calibri" w:hAnsi="Calibri" w:cs="Calibri"/>
+        </w:rPr>
+        <w:t>Exponential</w:t>
+      </w:r>
+      <w:proofErr w:type="spellEnd"/>
+      <w:r>
+        <w:rPr>
+          <w:rFonts w:ascii="Calibri" w:eastAsia="Calibri" w:hAnsi="Calibri" w:cs="Calibri"/>
+        </w:rPr>
+        <w:t xml:space="preserve">. </w:t>
       </w:r>
     </w:p>
     <w:p>
@@ -4315,7 +5555,6 @@
           <w:szCs w:val="26"/>
           <w:rtl/>
         </w:rPr>
-        <w:lastRenderedPageBreak/>
         <w:t>4.5 חוסן הרשת תחת הסרה ממוקדת ואקראית</w:t>
       </w:r>
     </w:p>
@@ -4323,6 +5562,7 @@
       <w:pPr>
         <w:bidi/>
         <w:spacing w:before="240" w:after="240" w:line="240" w:lineRule="auto"/>
+        <w:ind w:right="600"/>
         <w:rPr>
           <w:rFonts w:ascii="Calibri" w:eastAsia="Calibri" w:hAnsi="Calibri" w:cs="Calibri"/>
         </w:rPr>
@@ -4332,20 +5572,29 @@
           <w:rFonts w:ascii="Calibri" w:eastAsia="Calibri" w:hAnsi="Calibri" w:cs="Calibri"/>
           <w:rtl/>
         </w:rPr>
-        <w:t xml:space="preserve">בהסרה הממוקדת הוסרו 50 החבילות בעלות </w:t>
-      </w:r>
+        <w:t>בהסרה המ</w:t>
+      </w:r>
+      <w:r>
+        <w:rPr>
+          <w:rFonts w:ascii="Calibri" w:eastAsia="Calibri" w:hAnsi="Calibri" w:cs="Calibri"/>
+          <w:rtl/>
+        </w:rPr>
+        <w:t xml:space="preserve">מוקדת הוסרו 50 החבילות בעלות </w:t>
+      </w:r>
+      <w:proofErr w:type="spellStart"/>
       <w:r>
         <w:rPr>
           <w:rFonts w:ascii="Calibri" w:eastAsia="Calibri" w:hAnsi="Calibri" w:cs="Calibri"/>
         </w:rPr>
         <w:t>Betweenness</w:t>
       </w:r>
-      <w:r>
-        <w:rPr>
-          <w:rFonts w:ascii="Calibri" w:eastAsia="Calibri" w:hAnsi="Calibri" w:cs="Calibri"/>
-          <w:rtl/>
-        </w:rPr>
-        <w:t xml:space="preserve"> הגבוה ביותר, שהן 2.33% בלבד מכלל הצמתים. הסרתן הקטינה את גודל רכיב הקשירות החלשה הגדול ביותר - </w:t>
+      <w:proofErr w:type="spellEnd"/>
+      <w:r>
+        <w:rPr>
+          <w:rFonts w:ascii="Calibri" w:eastAsia="Calibri" w:hAnsi="Calibri" w:cs="Calibri"/>
+          <w:rtl/>
+        </w:rPr>
+        <w:t xml:space="preserve"> הגבוה ביותר, שהן 2.34% בלבד מכלל הצמתים. הסרתן הקטינה את גודל רכיב הקשירות החלשה הגדול ביותר — </w:t>
       </w:r>
       <w:r>
         <w:rPr>
@@ -4358,13 +5607,14 @@
           <w:rFonts w:ascii="Calibri" w:eastAsia="Calibri" w:hAnsi="Calibri" w:cs="Calibri"/>
           <w:rtl/>
         </w:rPr>
-        <w:t xml:space="preserve">, כלומר מספר הצמתים ברכיב הגדול ביותר כאשר מתעלמים מכיוון הקשתות - ב־8.88%. </w:t>
+        <w:t>, כלומר מספר הצמתים ברכיב הגדול ביותר כאשר מתעלמים מכיוון הקשתות — ב־8.98%.</w:t>
       </w:r>
     </w:p>
     <w:p>
       <w:pPr>
         <w:bidi/>
         <w:spacing w:before="240" w:after="240" w:line="240" w:lineRule="auto"/>
+        <w:ind w:right="600"/>
         <w:rPr>
           <w:rFonts w:ascii="Calibri" w:eastAsia="Calibri" w:hAnsi="Calibri" w:cs="Calibri"/>
         </w:rPr>
@@ -4374,7 +5624,14 @@
           <w:rFonts w:ascii="Calibri" w:eastAsia="Calibri" w:hAnsi="Calibri" w:cs="Calibri"/>
           <w:rtl/>
         </w:rPr>
-        <w:t>בהשוואה, ב־100 הרצות של הסרת 50 צמתים אקראיים התקבלה ירידה ממוצעת של 3.04% עם סטיית תקן של 0.32 נקודות אחוז. ההסרה הממוקדת הייתה אפוא הרסנית פי 2.93 מההסרה האקראית הממוצעת. ההסתברות האמפירית שהסרה אקראית תהיה הרסנית לפחות באותה מידה הייתה 0.0099.</w:t>
+        <w:t>בהשוואה, ב־100 הרצות של הסרת 50 צמתים אק</w:t>
+      </w:r>
+      <w:r>
+        <w:rPr>
+          <w:rFonts w:ascii="Calibri" w:eastAsia="Calibri" w:hAnsi="Calibri" w:cs="Calibri"/>
+          <w:rtl/>
+        </w:rPr>
+        <w:t>ראיים התקבלה ירידה ממוצעת של 3.17%, עם סטיית תקן של 0.48 נקודות אחוז. ההסרה הממוקדת הייתה אפוא הרסנית פי 2.83 מההסרה האקראית הממוצעת. ההסתברות האמפירית שהסרה אקראית תהיה הרסנית לפחות באותה מידה הייתה 0.0099.</w:t>
       </w:r>
     </w:p>
     <w:p>
@@ -4390,7 +5647,46 @@
           <w:rFonts w:ascii="Calibri" w:eastAsia="Calibri" w:hAnsi="Calibri" w:cs="Calibri"/>
           <w:rtl/>
         </w:rPr>
-        <w:t>הממצא מראה שקבוצה קטנה של חבילות גשר משפיעה באופן לא־פרופורציונלי על הקשירות המבנית של האקוסיסטם.</w:t>
+        <w:t>הממצא מראה שקבוצה קטנה של חבילות גשר משפיעה באופ</w:t>
+      </w:r>
+      <w:r>
+        <w:rPr>
+          <w:rFonts w:ascii="Calibri" w:eastAsia="Calibri" w:hAnsi="Calibri" w:cs="Calibri"/>
+          <w:rtl/>
+        </w:rPr>
+        <w:t xml:space="preserve">ן </w:t>
+      </w:r>
+      <w:proofErr w:type="spellStart"/>
+      <w:r>
+        <w:rPr>
+          <w:rFonts w:ascii="Calibri" w:eastAsia="Calibri" w:hAnsi="Calibri" w:cs="Calibri"/>
+          <w:rtl/>
+        </w:rPr>
+        <w:t>לא־פרופורציונלי</w:t>
+      </w:r>
+      <w:proofErr w:type="spellEnd"/>
+      <w:r>
+        <w:rPr>
+          <w:rFonts w:ascii="Calibri" w:eastAsia="Calibri" w:hAnsi="Calibri" w:cs="Calibri"/>
+          <w:rtl/>
+        </w:rPr>
+        <w:t xml:space="preserve"> על הקשירות המבנית של </w:t>
+      </w:r>
+      <w:proofErr w:type="spellStart"/>
+      <w:r>
+        <w:rPr>
+          <w:rFonts w:ascii="Calibri" w:eastAsia="Calibri" w:hAnsi="Calibri" w:cs="Calibri"/>
+          <w:rtl/>
+        </w:rPr>
+        <w:t>האקוסיסטם</w:t>
+      </w:r>
+      <w:proofErr w:type="spellEnd"/>
+      <w:r>
+        <w:rPr>
+          <w:rFonts w:ascii="Calibri" w:eastAsia="Calibri" w:hAnsi="Calibri" w:cs="Calibri"/>
+          <w:rtl/>
+        </w:rPr>
+        <w:t>.</w:t>
       </w:r>
     </w:p>
     <w:p>
@@ -4408,10 +5704,10 @@
           <w:noProof/>
         </w:rPr>
         <w:drawing>
-          <wp:inline distT="114300" distB="114300" distL="114300" distR="114300" wp14:anchorId="65309FFC" wp14:editId="157676DE">
-            <wp:extent cx="4392938" cy="2450092"/>
+          <wp:inline distT="114300" distB="114300" distL="114300" distR="114300" wp14:anchorId="2A6E4CEE" wp14:editId="648A0EC4">
+            <wp:extent cx="3945255" cy="2108845"/>
             <wp:effectExtent l="0" t="0" r="0" b="0"/>
-            <wp:docPr id="1" name="image3.png"/>
+            <wp:docPr id="3" name="image3.png"/>
             <wp:cNvGraphicFramePr/>
             <a:graphic xmlns:a="http://schemas.openxmlformats.org/drawingml/2006/main">
               <a:graphicData uri="http://schemas.openxmlformats.org/drawingml/2006/picture">
@@ -4430,7 +5726,7 @@
                   <pic:spPr>
                     <a:xfrm>
                       <a:off x="0" y="0"/>
-                      <a:ext cx="4392938" cy="2450092"/>
+                      <a:ext cx="3945255" cy="2108845"/>
                     </a:xfrm>
                     <a:prstGeom prst="rect">
                       <a:avLst/>
@@ -4468,12 +5764,28 @@
         </w:rPr>
         <w:t xml:space="preserve"> השוואה בין הסרה ממוקדת סטטית לפי </w:t>
       </w:r>
-      <w:r>
-        <w:rPr>
-          <w:rFonts w:ascii="Calibri" w:eastAsia="Calibri" w:hAnsi="Calibri" w:cs="Calibri"/>
-        </w:rPr>
-        <w:t>Betweenness Centrality</w:t>
-      </w:r>
+      <w:proofErr w:type="spellStart"/>
+      <w:r>
+        <w:rPr>
+          <w:rFonts w:ascii="Calibri" w:eastAsia="Calibri" w:hAnsi="Calibri" w:cs="Calibri"/>
+        </w:rPr>
+        <w:t>Betweenness</w:t>
+      </w:r>
+      <w:proofErr w:type="spellEnd"/>
+      <w:r>
+        <w:rPr>
+          <w:rFonts w:ascii="Calibri" w:eastAsia="Calibri" w:hAnsi="Calibri" w:cs="Calibri"/>
+        </w:rPr>
+        <w:t xml:space="preserve"> </w:t>
+      </w:r>
+      <w:proofErr w:type="spellStart"/>
+      <w:r>
+        <w:rPr>
+          <w:rFonts w:ascii="Calibri" w:eastAsia="Calibri" w:hAnsi="Calibri" w:cs="Calibri"/>
+        </w:rPr>
+        <w:t>Centrality</w:t>
+      </w:r>
+      <w:proofErr w:type="spellEnd"/>
       <w:r>
         <w:rPr>
           <w:rFonts w:ascii="Calibri" w:eastAsia="Calibri" w:hAnsi="Calibri" w:cs="Calibri"/>
@@ -4504,7 +5816,66 @@
           <w:szCs w:val="26"/>
           <w:rtl/>
         </w:rPr>
-        <w:t xml:space="preserve">4.6 תעדוף פגיעויות ברמת גרסה באמצעות מרכזיות טופולוגית </w:t>
+        <w:t xml:space="preserve">4.6 </w:t>
+      </w:r>
+      <w:proofErr w:type="spellStart"/>
+      <w:r>
+        <w:rPr>
+          <w:rFonts w:ascii="Calibri" w:eastAsia="Calibri" w:hAnsi="Calibri" w:cs="Calibri"/>
+          <w:b/>
+          <w:bCs/>
+          <w:sz w:val="26"/>
+          <w:szCs w:val="26"/>
+          <w:rtl/>
+        </w:rPr>
+        <w:t>תעדוף</w:t>
+      </w:r>
+      <w:proofErr w:type="spellEnd"/>
+      <w:r>
+        <w:rPr>
+          <w:rFonts w:ascii="Calibri" w:eastAsia="Calibri" w:hAnsi="Calibri" w:cs="Calibri"/>
+          <w:b/>
+          <w:bCs/>
+          <w:sz w:val="26"/>
+          <w:szCs w:val="26"/>
+          <w:rtl/>
+        </w:rPr>
+        <w:t xml:space="preserve"> </w:t>
+      </w:r>
+      <w:proofErr w:type="spellStart"/>
+      <w:r>
+        <w:rPr>
+          <w:rFonts w:ascii="Calibri" w:eastAsia="Calibri" w:hAnsi="Calibri" w:cs="Calibri"/>
+          <w:b/>
+          <w:bCs/>
+          <w:sz w:val="26"/>
+          <w:szCs w:val="26"/>
+          <w:rtl/>
+        </w:rPr>
+        <w:t>פגיעויות</w:t>
+      </w:r>
+      <w:proofErr w:type="spellEnd"/>
+      <w:r>
+        <w:rPr>
+          <w:rFonts w:ascii="Calibri" w:eastAsia="Calibri" w:hAnsi="Calibri" w:cs="Calibri"/>
+          <w:b/>
+          <w:bCs/>
+          <w:sz w:val="26"/>
+          <w:szCs w:val="26"/>
+          <w:rtl/>
+        </w:rPr>
+        <w:t xml:space="preserve"> ברמת גרסה באמצעות מרכזיות </w:t>
+      </w:r>
+      <w:r>
+        <w:rPr>
+          <w:rFonts w:ascii="Calibri" w:eastAsia="Calibri" w:hAnsi="Calibri" w:cs="Calibri"/>
+          <w:b/>
+          <w:bCs/>
+          <w:sz w:val="26"/>
+          <w:szCs w:val="26"/>
+          <w:rtl/>
+        </w:rPr>
+        <w:t xml:space="preserve">טופולוגית </w:t>
       </w:r>
     </w:p>
     <w:p>
@@ -4521,14 +5892,16 @@
           <w:rFonts w:ascii="Calibri" w:eastAsia="Calibri" w:hAnsi="Calibri" w:cs="Calibri"/>
           <w:rtl/>
         </w:rPr>
-        <w:t xml:space="preserve">בבדיקה האוטומטית נותחו 2,560 צירופי החבילה–גרסה שנפתרו עבור </w:t>
-      </w:r>
+        <w:t xml:space="preserve">בבדיקה האוטומטית נותחו 2,548 צירופי החבילה–גרסה שנפתרו עבור </w:t>
+      </w:r>
+      <w:proofErr w:type="spellStart"/>
       <w:r>
         <w:rPr>
           <w:rFonts w:ascii="Calibri" w:eastAsia="Calibri" w:hAnsi="Calibri" w:cs="Calibri"/>
         </w:rPr>
         <w:t>Flowise</w:t>
       </w:r>
+      <w:proofErr w:type="spellEnd"/>
       <w:r>
         <w:rPr>
           <w:rFonts w:ascii="Calibri" w:eastAsia="Calibri" w:hAnsi="Calibri" w:cs="Calibri"/>
@@ -4536,12 +5909,14 @@
         </w:rPr>
         <w:t xml:space="preserve"> 3.1.2. עבור כל גרסה נשלפו ה־</w:t>
       </w:r>
+      <w:proofErr w:type="spellStart"/>
       <w:r>
         <w:rPr>
           <w:rFonts w:ascii="Calibri" w:eastAsia="Calibri" w:hAnsi="Calibri" w:cs="Calibri"/>
         </w:rPr>
         <w:t>advisories</w:t>
       </w:r>
+      <w:proofErr w:type="spellEnd"/>
       <w:r>
         <w:rPr>
           <w:rFonts w:ascii="Calibri" w:eastAsia="Calibri" w:hAnsi="Calibri" w:cs="Calibri"/>
@@ -4549,18 +5924,20 @@
         </w:rPr>
         <w:t xml:space="preserve"> הידועים כמשפיעים עליה ישירות. הבדיקה זיהתה 151 מזהי </w:t>
       </w:r>
+      <w:proofErr w:type="spellStart"/>
       <w:r>
         <w:rPr>
           <w:rFonts w:ascii="Calibri" w:eastAsia="Calibri" w:hAnsi="Calibri" w:cs="Calibri"/>
         </w:rPr>
         <w:t>advisory</w:t>
       </w:r>
-      <w:r>
-        <w:rPr>
-          <w:rFonts w:ascii="Calibri" w:eastAsia="Calibri" w:hAnsi="Calibri" w:cs="Calibri"/>
-          <w:rtl/>
-        </w:rPr>
-        <w:t xml:space="preserve"> ייחודיים, המשפיעים על 61 צירופי חבילה–גרסה ועל 47 שמות חבילות </w:t>
+      <w:proofErr w:type="spellEnd"/>
+      <w:r>
+        <w:rPr>
+          <w:rFonts w:ascii="Calibri" w:eastAsia="Calibri" w:hAnsi="Calibri" w:cs="Calibri"/>
+          <w:rtl/>
+        </w:rPr>
+        <w:t xml:space="preserve"> ייחודיים, המשפיעים על 61 צירופי חבילה–גרסה ועל 47 שמות חבילות  </w:t>
       </w:r>
       <w:hyperlink w:anchor="gobocjq8vj16">
         <w:r>
@@ -4590,65 +5967,9 @@
       </w:hyperlink>
       <w:r>
         <w:rPr>
-          <w:rFonts w:ascii="Calibri" w:eastAsia="Calibri" w:hAnsi="Calibri" w:cs="Calibri" w:hint="cs"/>
-          <w:rtl/>
+          <w:rFonts w:ascii="Calibri" w:eastAsia="Calibri" w:hAnsi="Calibri" w:cs="Calibri"/>
         </w:rPr>
         <w:t>.</w:t>
-      </w:r>
-    </w:p>
-    <w:p>
-      <w:pPr>
-        <w:bidi/>
-        <w:spacing w:before="240" w:after="240" w:line="240" w:lineRule="auto"/>
-        <w:rPr>
-          <w:rFonts w:ascii="Calibri" w:eastAsia="Calibri" w:hAnsi="Calibri" w:cs="Calibri"/>
-        </w:rPr>
-      </w:pPr>
-      <w:r>
-        <w:rPr>
-          <w:rFonts w:ascii="Calibri" w:eastAsia="Calibri" w:hAnsi="Calibri" w:cs="Calibri"/>
-          <w:rtl/>
-        </w:rPr>
-        <w:t xml:space="preserve">מבין 47 החבילות המושפעות, 24 דורגו בעשירון העליון לפי </w:t>
-      </w:r>
-      <w:r>
-        <w:rPr>
-          <w:rFonts w:ascii="Calibri" w:eastAsia="Calibri" w:hAnsi="Calibri" w:cs="Calibri"/>
-        </w:rPr>
-        <w:t>Betweenness Centrality</w:t>
-      </w:r>
-      <w:r>
-        <w:rPr>
-          <w:rFonts w:ascii="Calibri" w:eastAsia="Calibri" w:hAnsi="Calibri" w:cs="Calibri"/>
-          <w:rtl/>
-        </w:rPr>
-        <w:t xml:space="preserve">, לעומת 4.70 חבילות בלבד שהיו צפויות תחת בחירה אקראית. בדיקת ההעשרה ההיפרגאומטרית נתנה ערך של </w:t>
-      </w:r>
-      <w:r>
-        <w:rPr>
-          <w:rFonts w:ascii="Calibri" w:eastAsia="Calibri" w:hAnsi="Calibri" w:cs="Calibri"/>
-        </w:rPr>
-        <w:t>p</w:t>
-      </w:r>
-      <w:r>
-        <w:rPr>
-          <w:rFonts w:ascii="Calibri" w:eastAsia="Calibri" w:hAnsi="Calibri" w:cs="Calibri"/>
-          <w:rtl/>
-        </w:rPr>
-        <w:t xml:space="preserve"> = 6.032 × 10⁻¹³. בנוסף, 30 חבילות דורגו ברבעון העליון, לעומת 11.76 צפויות, עם </w:t>
-      </w:r>
-      <w:r>
-        <w:rPr>
-          <w:rFonts w:ascii="Calibri" w:eastAsia="Calibri" w:hAnsi="Calibri" w:cs="Calibri"/>
-        </w:rPr>
-        <w:t>p</w:t>
-      </w:r>
-      <w:r>
-        <w:rPr>
-          <w:rFonts w:ascii="Calibri" w:eastAsia="Calibri" w:hAnsi="Calibri" w:cs="Calibri"/>
-          <w:rtl/>
-        </w:rPr>
-        <w:t xml:space="preserve"> = 1.476 × 10⁻⁸.</w:t>
       </w:r>
     </w:p>
     <w:p>
@@ -4665,124 +5986,85 @@
           <w:rFonts w:ascii="Calibri" w:eastAsia="Calibri" w:hAnsi="Calibri" w:cs="Calibri"/>
           <w:rtl/>
         </w:rPr>
-        <w:t xml:space="preserve">התוצאות מצביעות על ריכוז מובהק של חבילות מושפעות בעמדות גשר מרכזיות. </w:t>
-      </w:r>
-      <w:r>
-        <w:rPr>
-          <w:rFonts w:ascii="Calibri" w:eastAsia="Calibri" w:hAnsi="Calibri" w:cs="Calibri"/>
-        </w:rPr>
-        <w:t>form-data</w:t>
-      </w:r>
-      <w:r>
-        <w:rPr>
-          <w:rFonts w:ascii="Calibri" w:eastAsia="Calibri" w:hAnsi="Calibri" w:cs="Calibri"/>
-          <w:rtl/>
-        </w:rPr>
-        <w:t xml:space="preserve"> דורגה במקום השלישי והושפעה מ־</w:t>
-      </w:r>
-      <w:r>
-        <w:rPr>
-          <w:rFonts w:ascii="Calibri" w:eastAsia="Calibri" w:hAnsi="Calibri" w:cs="Calibri"/>
-        </w:rPr>
-        <w:t>advisory</w:t>
-      </w:r>
-      <w:r>
-        <w:rPr>
-          <w:rFonts w:ascii="Calibri" w:eastAsia="Calibri" w:hAnsi="Calibri" w:cs="Calibri"/>
-          <w:rtl/>
-        </w:rPr>
-        <w:t xml:space="preserve"> בחומרת </w:t>
-      </w:r>
-      <w:r>
-        <w:rPr>
-          <w:rFonts w:ascii="Calibri" w:eastAsia="Calibri" w:hAnsi="Calibri" w:cs="Calibri"/>
-        </w:rPr>
-        <w:t>CRITICAL</w:t>
-      </w:r>
-      <w:r>
-        <w:rPr>
-          <w:rFonts w:ascii="Calibri" w:eastAsia="Calibri" w:hAnsi="Calibri" w:cs="Calibri"/>
-          <w:rtl/>
-        </w:rPr>
-        <w:t xml:space="preserve"> ובציון </w:t>
-      </w:r>
-      <w:r>
-        <w:rPr>
-          <w:rFonts w:ascii="Calibri" w:eastAsia="Calibri" w:hAnsi="Calibri" w:cs="Calibri"/>
-        </w:rPr>
-        <w:t>CVSS v</w:t>
-      </w:r>
-      <w:r>
-        <w:rPr>
-          <w:rFonts w:ascii="Calibri" w:eastAsia="Calibri" w:hAnsi="Calibri" w:cs="Calibri"/>
-          <w:rtl/>
-        </w:rPr>
-        <w:t xml:space="preserve">4 של 9.4. החבילה </w:t>
-      </w:r>
-      <w:r>
-        <w:rPr>
-          <w:rFonts w:ascii="Calibri" w:eastAsia="Calibri" w:hAnsi="Calibri" w:cs="Calibri"/>
-        </w:rPr>
-        <w:t>@grpc/grpc-js</w:t>
-      </w:r>
-      <w:r>
-        <w:rPr>
-          <w:rFonts w:ascii="Calibri" w:eastAsia="Calibri" w:hAnsi="Calibri" w:cs="Calibri"/>
-          <w:rtl/>
-        </w:rPr>
-        <w:t xml:space="preserve">@ דורגה במקום הרביעי. </w:t>
-      </w:r>
-      <w:r>
-        <w:rPr>
-          <w:rFonts w:ascii="Calibri" w:eastAsia="Calibri" w:hAnsi="Calibri" w:cs="Calibri"/>
-        </w:rPr>
-        <w:t>protobufjs</w:t>
-      </w:r>
-      <w:r>
-        <w:rPr>
-          <w:rFonts w:ascii="Calibri" w:eastAsia="Calibri" w:hAnsi="Calibri" w:cs="Calibri"/>
-          <w:rtl/>
-        </w:rPr>
-        <w:t xml:space="preserve"> דורגה במקום 24 והגיעה לציון </w:t>
-      </w:r>
-      <w:r>
-        <w:rPr>
-          <w:rFonts w:ascii="Calibri" w:eastAsia="Calibri" w:hAnsi="Calibri" w:cs="Calibri"/>
-        </w:rPr>
-        <w:t>CVSS</w:t>
-      </w:r>
-      <w:r>
-        <w:rPr>
-          <w:rFonts w:ascii="Calibri" w:eastAsia="Calibri" w:hAnsi="Calibri" w:cs="Calibri"/>
-          <w:rtl/>
-        </w:rPr>
-        <w:t xml:space="preserve"> של 9.8, ואילו </w:t>
-      </w:r>
-      <w:r>
-        <w:rPr>
-          <w:rFonts w:ascii="Calibri" w:eastAsia="Calibri" w:hAnsi="Calibri" w:cs="Calibri"/>
-        </w:rPr>
-        <w:t>axios</w:t>
-      </w:r>
-      <w:r>
-        <w:rPr>
-          <w:rFonts w:ascii="Calibri" w:eastAsia="Calibri" w:hAnsi="Calibri" w:cs="Calibri"/>
-          <w:rtl/>
-        </w:rPr>
-        <w:t xml:space="preserve"> דורגה במקום 43 והושפעה מ־33 </w:t>
-      </w:r>
-      <w:r>
-        <w:rPr>
-          <w:rFonts w:ascii="Calibri" w:eastAsia="Calibri" w:hAnsi="Calibri" w:cs="Calibri"/>
-        </w:rPr>
-        <w:t>advisories</w:t>
-      </w:r>
-      <w:r>
-        <w:rPr>
-          <w:rFonts w:ascii="Calibri" w:eastAsia="Calibri" w:hAnsi="Calibri" w:cs="Calibri"/>
-          <w:rtl/>
-        </w:rPr>
-        <w:t>.</w:t>
+        <w:t xml:space="preserve">מבין 47 החבילות המושפעות, 23 דורגו בעשירון העליון לפי </w:t>
+      </w:r>
+      <w:proofErr w:type="spellStart"/>
+      <w:r>
+        <w:rPr>
+          <w:rFonts w:ascii="Calibri" w:eastAsia="Calibri" w:hAnsi="Calibri" w:cs="Calibri"/>
+        </w:rPr>
+        <w:t>Betweenness</w:t>
+      </w:r>
+      <w:proofErr w:type="spellEnd"/>
+      <w:r>
+        <w:rPr>
+          <w:rFonts w:ascii="Calibri" w:eastAsia="Calibri" w:hAnsi="Calibri" w:cs="Calibri"/>
+        </w:rPr>
+        <w:t xml:space="preserve"> </w:t>
+      </w:r>
+      <w:proofErr w:type="spellStart"/>
+      <w:r>
+        <w:rPr>
+          <w:rFonts w:ascii="Calibri" w:eastAsia="Calibri" w:hAnsi="Calibri" w:cs="Calibri"/>
+        </w:rPr>
+        <w:t>Centrality</w:t>
+      </w:r>
+      <w:proofErr w:type="spellEnd"/>
+      <w:r>
+        <w:rPr>
+          <w:rFonts w:ascii="Calibri" w:eastAsia="Calibri" w:hAnsi="Calibri" w:cs="Calibri"/>
+          <w:rtl/>
+        </w:rPr>
+        <w:t xml:space="preserve">, לעומת 4.70 חבילות בלבד שהיו צפויות תחת בחירה אקראית. בדיקת ההעשרה </w:t>
+      </w:r>
+      <w:proofErr w:type="spellStart"/>
+      <w:r>
+        <w:rPr>
+          <w:rFonts w:ascii="Calibri" w:eastAsia="Calibri" w:hAnsi="Calibri" w:cs="Calibri"/>
+          <w:rtl/>
+        </w:rPr>
+        <w:t>ההיפרגאומטרית</w:t>
+      </w:r>
+      <w:proofErr w:type="spellEnd"/>
+      <w:r>
+        <w:rPr>
+          <w:rFonts w:ascii="Calibri" w:eastAsia="Calibri" w:hAnsi="Calibri" w:cs="Calibri"/>
+          <w:rtl/>
+        </w:rPr>
+        <w:t xml:space="preserve"> נתנה ערך של </w:t>
+      </w:r>
+      <w:r>
+        <w:rPr>
+          <w:rFonts w:ascii="Calibri" w:eastAsia="Calibri" w:hAnsi="Calibri" w:cs="Calibri"/>
+        </w:rPr>
+        <w:t>p</w:t>
+      </w:r>
+      <w:r>
+        <w:rPr>
+          <w:rFonts w:ascii="Calibri" w:eastAsia="Calibri" w:hAnsi="Calibri" w:cs="Calibri"/>
+          <w:rtl/>
+        </w:rPr>
+        <w:t xml:space="preserve">=6.156×10⁻¹². </w:t>
+      </w:r>
+      <w:r>
+        <w:rPr>
+          <w:rFonts w:ascii="Calibri" w:eastAsia="Calibri" w:hAnsi="Calibri" w:cs="Calibri"/>
+          <w:rtl/>
+        </w:rPr>
+        <w:t xml:space="preserve">בנוסף, 30 חבילות דורגו ברבעון העליון, לעומת 11.76 צפויות, עם </w:t>
+      </w:r>
+      <w:r>
+        <w:rPr>
+          <w:rFonts w:ascii="Calibri" w:eastAsia="Calibri" w:hAnsi="Calibri" w:cs="Calibri"/>
+        </w:rPr>
+        <w:t>p</w:t>
+      </w:r>
+      <w:r>
+        <w:rPr>
+          <w:rFonts w:ascii="Calibri" w:eastAsia="Calibri" w:hAnsi="Calibri" w:cs="Calibri"/>
+          <w:rtl/>
+        </w:rPr>
+        <w:t>=1.473×10⁻⁸.</w:t>
       </w:r>
     </w:p>
     <w:p>
@@ -4799,14 +6081,183 @@
           <w:rFonts w:ascii="Calibri" w:eastAsia="Calibri" w:hAnsi="Calibri" w:cs="Calibri"/>
           <w:rtl/>
         </w:rPr>
+        <w:t xml:space="preserve">התוצאות מצביעות על ריכוז מובהק של חבילות מושפעות בעמדות גשר מרכזיות. </w:t>
+      </w:r>
+      <w:proofErr w:type="spellStart"/>
+      <w:r>
+        <w:rPr>
+          <w:rFonts w:ascii="Calibri" w:eastAsia="Calibri" w:hAnsi="Calibri" w:cs="Calibri"/>
+        </w:rPr>
+        <w:t>form-data</w:t>
+      </w:r>
+      <w:proofErr w:type="spellEnd"/>
+      <w:r>
+        <w:rPr>
+          <w:rFonts w:ascii="Calibri" w:eastAsia="Calibri" w:hAnsi="Calibri" w:cs="Calibri"/>
+          <w:rtl/>
+        </w:rPr>
+        <w:t xml:space="preserve"> דורגה במקום השלישי והושפעה מ־</w:t>
+      </w:r>
+      <w:proofErr w:type="spellStart"/>
+      <w:r>
+        <w:rPr>
+          <w:rFonts w:ascii="Calibri" w:eastAsia="Calibri" w:hAnsi="Calibri" w:cs="Calibri"/>
+        </w:rPr>
+        <w:t>advisory</w:t>
+      </w:r>
+      <w:proofErr w:type="spellEnd"/>
+      <w:r>
+        <w:rPr>
+          <w:rFonts w:ascii="Calibri" w:eastAsia="Calibri" w:hAnsi="Calibri" w:cs="Calibri"/>
+          <w:rtl/>
+        </w:rPr>
+        <w:t xml:space="preserve"> בחומרת </w:t>
+      </w:r>
+      <w:r>
+        <w:rPr>
+          <w:rFonts w:ascii="Calibri" w:eastAsia="Calibri" w:hAnsi="Calibri" w:cs="Calibri"/>
+        </w:rPr>
+        <w:t>CRITICAL</w:t>
+      </w:r>
+      <w:r>
+        <w:rPr>
+          <w:rFonts w:ascii="Calibri" w:eastAsia="Calibri" w:hAnsi="Calibri" w:cs="Calibri"/>
+          <w:rtl/>
+        </w:rPr>
+        <w:t xml:space="preserve"> ובציון </w:t>
+      </w:r>
+      <w:r>
+        <w:rPr>
+          <w:rFonts w:ascii="Calibri" w:eastAsia="Calibri" w:hAnsi="Calibri" w:cs="Calibri"/>
+        </w:rPr>
+        <w:t>CVSS v</w:t>
+      </w:r>
+      <w:r>
+        <w:rPr>
+          <w:rFonts w:ascii="Calibri" w:eastAsia="Calibri" w:hAnsi="Calibri" w:cs="Calibri"/>
+          <w:rtl/>
+        </w:rPr>
+        <w:t>4 של 9.4. החבילה @</w:t>
+      </w:r>
+      <w:proofErr w:type="spellStart"/>
+      <w:r>
+        <w:rPr>
+          <w:rFonts w:ascii="Calibri" w:eastAsia="Calibri" w:hAnsi="Calibri" w:cs="Calibri"/>
+        </w:rPr>
+        <w:t>grpc</w:t>
+      </w:r>
+      <w:proofErr w:type="spellEnd"/>
+      <w:r>
+        <w:rPr>
+          <w:rFonts w:ascii="Calibri" w:eastAsia="Calibri" w:hAnsi="Calibri" w:cs="Calibri"/>
+        </w:rPr>
+        <w:t>/</w:t>
+      </w:r>
+      <w:proofErr w:type="spellStart"/>
+      <w:r>
+        <w:rPr>
+          <w:rFonts w:ascii="Calibri" w:eastAsia="Calibri" w:hAnsi="Calibri" w:cs="Calibri"/>
+        </w:rPr>
+        <w:t>grpc-js</w:t>
+      </w:r>
+      <w:proofErr w:type="spellEnd"/>
+      <w:r>
+        <w:rPr>
+          <w:rFonts w:ascii="Calibri" w:eastAsia="Calibri" w:hAnsi="Calibri" w:cs="Calibri"/>
+          <w:rtl/>
+        </w:rPr>
+        <w:t xml:space="preserve"> דורג</w:t>
+      </w:r>
+      <w:r>
+        <w:rPr>
+          <w:rFonts w:ascii="Calibri" w:eastAsia="Calibri" w:hAnsi="Calibri" w:cs="Calibri"/>
+          <w:rtl/>
+        </w:rPr>
+        <w:t xml:space="preserve">ה במקום הרביעי. </w:t>
+      </w:r>
+      <w:proofErr w:type="spellStart"/>
+      <w:r>
+        <w:rPr>
+          <w:rFonts w:ascii="Calibri" w:eastAsia="Calibri" w:hAnsi="Calibri" w:cs="Calibri"/>
+        </w:rPr>
+        <w:t>protobufjs</w:t>
+      </w:r>
+      <w:proofErr w:type="spellEnd"/>
+      <w:r>
+        <w:rPr>
+          <w:rFonts w:ascii="Calibri" w:eastAsia="Calibri" w:hAnsi="Calibri" w:cs="Calibri"/>
+          <w:rtl/>
+        </w:rPr>
+        <w:t xml:space="preserve"> דורגה במקום 24 והגיעה לציון </w:t>
+      </w:r>
+      <w:r>
+        <w:rPr>
+          <w:rFonts w:ascii="Calibri" w:eastAsia="Calibri" w:hAnsi="Calibri" w:cs="Calibri"/>
+        </w:rPr>
+        <w:t>CVSS</w:t>
+      </w:r>
+      <w:r>
+        <w:rPr>
+          <w:rFonts w:ascii="Calibri" w:eastAsia="Calibri" w:hAnsi="Calibri" w:cs="Calibri"/>
+          <w:rtl/>
+        </w:rPr>
+        <w:t xml:space="preserve"> של 9.8, ואילו </w:t>
+      </w:r>
+      <w:proofErr w:type="spellStart"/>
+      <w:r>
+        <w:rPr>
+          <w:rFonts w:ascii="Calibri" w:eastAsia="Calibri" w:hAnsi="Calibri" w:cs="Calibri"/>
+        </w:rPr>
+        <w:t>axios</w:t>
+      </w:r>
+      <w:proofErr w:type="spellEnd"/>
+      <w:r>
+        <w:rPr>
+          <w:rFonts w:ascii="Calibri" w:eastAsia="Calibri" w:hAnsi="Calibri" w:cs="Calibri"/>
+          <w:rtl/>
+        </w:rPr>
+        <w:t xml:space="preserve"> דורגה במקום 42 והושפעה מ־33 </w:t>
+      </w:r>
+      <w:proofErr w:type="spellStart"/>
+      <w:r>
+        <w:rPr>
+          <w:rFonts w:ascii="Calibri" w:eastAsia="Calibri" w:hAnsi="Calibri" w:cs="Calibri"/>
+        </w:rPr>
+        <w:t>advisories</w:t>
+      </w:r>
+      <w:proofErr w:type="spellEnd"/>
+      <w:r>
+        <w:rPr>
+          <w:rFonts w:ascii="Calibri" w:eastAsia="Calibri" w:hAnsi="Calibri" w:cs="Calibri"/>
+          <w:rtl/>
+        </w:rPr>
+        <w:t>.</w:t>
+      </w:r>
+    </w:p>
+    <w:p>
+      <w:pPr>
+        <w:bidi/>
+        <w:spacing w:before="240" w:after="240" w:line="240" w:lineRule="auto"/>
+        <w:ind w:right="600"/>
+        <w:rPr>
+          <w:rFonts w:ascii="Calibri" w:eastAsia="Calibri" w:hAnsi="Calibri" w:cs="Calibri"/>
+        </w:rPr>
+      </w:pPr>
+      <w:r>
+        <w:rPr>
+          <w:rFonts w:ascii="Calibri" w:eastAsia="Calibri" w:hAnsi="Calibri" w:cs="Calibri"/>
+          <w:rtl/>
+        </w:rPr>
         <w:t xml:space="preserve">הממצא מדגים את הערך המוסף של השיטה: </w:t>
       </w:r>
+      <w:proofErr w:type="spellStart"/>
       <w:r>
         <w:rPr>
           <w:rFonts w:ascii="Calibri" w:eastAsia="Calibri" w:hAnsi="Calibri" w:cs="Calibri"/>
         </w:rPr>
         <w:t>advisory</w:t>
       </w:r>
+      <w:proofErr w:type="spellEnd"/>
       <w:r>
         <w:rPr>
           <w:rFonts w:ascii="Calibri" w:eastAsia="Calibri" w:hAnsi="Calibri" w:cs="Calibri"/>
@@ -4814,18 +6265,73 @@
         </w:rPr>
         <w:t xml:space="preserve"> מזהה פגיעות המשפיעה על גרסה מדויקת, ואילו </w:t>
       </w:r>
-      <w:r>
-        <w:rPr>
-          <w:rFonts w:ascii="Calibri" w:eastAsia="Calibri" w:hAnsi="Calibri" w:cs="Calibri"/>
-        </w:rPr>
-        <w:t>Betweenness Centrality</w:t>
-      </w:r>
-      <w:r>
-        <w:rPr>
-          <w:rFonts w:ascii="Calibri" w:eastAsia="Calibri" w:hAnsi="Calibri" w:cs="Calibri"/>
-          <w:rtl/>
-        </w:rPr>
-        <w:t xml:space="preserve"> מעריך את חשיבות החבילה למבנה האקוסיסטם. שילוב שני הממדים מאפשר להעניק עדיפות גבוהה יותר לפגיעויות המופיעות בחבילות גשר מערכתיות </w:t>
+      <w:proofErr w:type="spellStart"/>
+      <w:r>
+        <w:rPr>
+          <w:rFonts w:ascii="Calibri" w:eastAsia="Calibri" w:hAnsi="Calibri" w:cs="Calibri"/>
+        </w:rPr>
+        <w:t>Betweenness</w:t>
+      </w:r>
+      <w:proofErr w:type="spellEnd"/>
+      <w:r>
+        <w:rPr>
+          <w:rFonts w:ascii="Calibri" w:eastAsia="Calibri" w:hAnsi="Calibri" w:cs="Calibri"/>
+        </w:rPr>
+        <w:t xml:space="preserve"> </w:t>
+      </w:r>
+      <w:proofErr w:type="spellStart"/>
+      <w:r>
+        <w:rPr>
+          <w:rFonts w:ascii="Calibri" w:eastAsia="Calibri" w:hAnsi="Calibri" w:cs="Calibri"/>
+        </w:rPr>
+        <w:t>Centrality</w:t>
+      </w:r>
+      <w:proofErr w:type="spellEnd"/>
+      <w:r>
+        <w:rPr>
+          <w:rFonts w:ascii="Calibri" w:eastAsia="Calibri" w:hAnsi="Calibri" w:cs="Calibri"/>
+          <w:rtl/>
+        </w:rPr>
+        <w:t xml:space="preserve"> מעריך את חשיבות החבילה למב</w:t>
+      </w:r>
+      <w:r>
+        <w:rPr>
+          <w:rFonts w:ascii="Calibri" w:eastAsia="Calibri" w:hAnsi="Calibri" w:cs="Calibri"/>
+          <w:rtl/>
+        </w:rPr>
+        <w:t xml:space="preserve">נה </w:t>
+      </w:r>
+      <w:proofErr w:type="spellStart"/>
+      <w:r>
+        <w:rPr>
+          <w:rFonts w:ascii="Calibri" w:eastAsia="Calibri" w:hAnsi="Calibri" w:cs="Calibri"/>
+          <w:rtl/>
+        </w:rPr>
+        <w:t>האקוסיסטם</w:t>
+      </w:r>
+      <w:proofErr w:type="spellEnd"/>
+      <w:r>
+        <w:rPr>
+          <w:rFonts w:ascii="Calibri" w:eastAsia="Calibri" w:hAnsi="Calibri" w:cs="Calibri"/>
+          <w:rtl/>
+        </w:rPr>
+        <w:t xml:space="preserve">. שילוב שני הממדים מאפשר להעניק עדיפות גבוהה יותר </w:t>
+      </w:r>
+      <w:proofErr w:type="spellStart"/>
+      <w:r>
+        <w:rPr>
+          <w:rFonts w:ascii="Calibri" w:eastAsia="Calibri" w:hAnsi="Calibri" w:cs="Calibri"/>
+          <w:rtl/>
+        </w:rPr>
+        <w:t>לפגיעויות</w:t>
+      </w:r>
+      <w:proofErr w:type="spellEnd"/>
+      <w:r>
+        <w:rPr>
+          <w:rFonts w:ascii="Calibri" w:eastAsia="Calibri" w:hAnsi="Calibri" w:cs="Calibri"/>
+          <w:rtl/>
+        </w:rPr>
+        <w:t xml:space="preserve"> המופיעות בחבילות גשר מערכתיות </w:t>
       </w:r>
       <w:hyperlink w:anchor="gobocjq8vj16">
         <w:r>
@@ -4855,8 +6361,7 @@
       </w:hyperlink>
       <w:r>
         <w:rPr>
-          <w:rFonts w:ascii="Calibri" w:eastAsia="Calibri" w:hAnsi="Calibri" w:cs="Calibri" w:hint="cs"/>
-          <w:rtl/>
+          <w:rFonts w:ascii="Calibri" w:eastAsia="Calibri" w:hAnsi="Calibri" w:cs="Calibri"/>
         </w:rPr>
         <w:t>.</w:t>
       </w:r>
@@ -4866,23 +6371,23 @@
         <w:bidi/>
         <w:spacing w:before="240" w:after="240" w:line="240" w:lineRule="auto"/>
         <w:ind w:right="600"/>
-        <w:rPr>
-          <w:rFonts w:ascii="Calibri" w:eastAsia="Calibri" w:hAnsi="Calibri" w:cs="Calibri"/>
-        </w:rPr>
       </w:pPr>
       <w:r>
         <w:rPr>
           <w:rFonts w:ascii="Calibri" w:eastAsia="Calibri" w:hAnsi="Calibri" w:cs="Calibri"/>
           <w:rtl/>
         </w:rPr>
+        <w:lastRenderedPageBreak/>
         <w:t xml:space="preserve">בניסוי חקרני משלים, מדד </w:t>
       </w:r>
+      <w:proofErr w:type="spellStart"/>
       <w:r>
         <w:rPr>
           <w:rFonts w:ascii="Calibri" w:eastAsia="Calibri" w:hAnsi="Calibri" w:cs="Calibri"/>
         </w:rPr>
         <w:t>Jaccard</w:t>
       </w:r>
+      <w:proofErr w:type="spellEnd"/>
       <w:r>
         <w:rPr>
           <w:rFonts w:ascii="Calibri" w:eastAsia="Calibri" w:hAnsi="Calibri" w:cs="Calibri"/>
@@ -4890,6 +6395,7 @@
         </w:rPr>
         <w:t xml:space="preserve"> זיהה את </w:t>
       </w:r>
+      <w:proofErr w:type="spellStart"/>
       <w:r>
         <w:rPr>
           <w:rFonts w:ascii="Calibri" w:eastAsia="Calibri" w:hAnsi="Calibri" w:cs="Calibri"/>
@@ -4897,12 +6403,14 @@
         </w:rPr>
         <w:t>qs</w:t>
       </w:r>
+      <w:proofErr w:type="spellEnd"/>
       <w:r>
         <w:rPr>
           <w:rFonts w:ascii="Calibri" w:eastAsia="Calibri" w:hAnsi="Calibri" w:cs="Calibri"/>
         </w:rPr>
         <w:t>, ‏</w:t>
       </w:r>
+      <w:proofErr w:type="spellStart"/>
       <w:r>
         <w:rPr>
           <w:rFonts w:ascii="Calibri" w:eastAsia="Calibri" w:hAnsi="Calibri" w:cs="Calibri"/>
@@ -4910,6 +6418,7 @@
         </w:rPr>
         <w:t>tough-cookie</w:t>
       </w:r>
+      <w:proofErr w:type="spellEnd"/>
       <w:r>
         <w:rPr>
           <w:rFonts w:ascii="Calibri" w:eastAsia="Calibri" w:hAnsi="Calibri" w:cs="Calibri"/>
@@ -4917,6 +6426,7 @@
         </w:rPr>
         <w:t xml:space="preserve"> ו־</w:t>
       </w:r>
+      <w:proofErr w:type="spellStart"/>
       <w:r>
         <w:rPr>
           <w:rFonts w:ascii="Calibri" w:eastAsia="Calibri" w:hAnsi="Calibri" w:cs="Calibri"/>
@@ -4924,13 +6434,22 @@
         </w:rPr>
         <w:t>dotenv</w:t>
       </w:r>
-      <w:r>
-        <w:rPr>
-          <w:rFonts w:ascii="Calibri" w:eastAsia="Calibri" w:hAnsi="Calibri" w:cs="Calibri"/>
-          <w:rtl/>
-        </w:rPr>
-        <w:t xml:space="preserve"> כחבילות בעלות הסביבה המבנית הדומה ביותר ל־</w:t>
-      </w:r>
+      <w:proofErr w:type="spellEnd"/>
+      <w:r>
+        <w:rPr>
+          <w:rFonts w:ascii="Calibri" w:eastAsia="Calibri" w:hAnsi="Calibri" w:cs="Calibri"/>
+          <w:rtl/>
+        </w:rPr>
+        <w:t xml:space="preserve"> כחבילות</w:t>
+      </w:r>
+      <w:r>
+        <w:rPr>
+          <w:rFonts w:ascii="Calibri" w:eastAsia="Calibri" w:hAnsi="Calibri" w:cs="Calibri"/>
+          <w:rtl/>
+        </w:rPr>
+        <w:t xml:space="preserve"> בעלות הסביבה המבנית הדומה ביותר ל־</w:t>
+      </w:r>
+      <w:proofErr w:type="spellStart"/>
       <w:r>
         <w:rPr>
           <w:rFonts w:ascii="Calibri" w:eastAsia="Calibri" w:hAnsi="Calibri" w:cs="Calibri"/>
@@ -4938,6 +6457,7 @@
         </w:rPr>
         <w:t>form-data</w:t>
       </w:r>
+      <w:proofErr w:type="spellEnd"/>
       <w:r>
         <w:rPr>
           <w:rFonts w:ascii="Calibri" w:eastAsia="Calibri" w:hAnsi="Calibri" w:cs="Calibri"/>
@@ -4946,14 +6466,7 @@
         <w:t>; תוצאה זו לא שימשה בדירוג הסיכון המרכזי.</w:t>
       </w:r>
     </w:p>
-    <w:p>
-      <w:pPr>
-        <w:spacing w:line="240" w:lineRule="auto"/>
-        <w:rPr>
-          <w:rFonts w:ascii="Calibri" w:eastAsia="Calibri" w:hAnsi="Calibri" w:cs="Calibri"/>
-        </w:rPr>
-      </w:pPr>
-    </w:p>
+    <w:p/>
     <w:tbl>
       <w:tblPr>
         <w:tblStyle w:val="a0"/>
@@ -4999,11 +6512,6 @@
               <w:bidi/>
               <w:spacing w:line="240" w:lineRule="auto"/>
               <w:jc w:val="center"/>
-              <w:rPr>
-                <w:rFonts w:ascii="Calibri" w:eastAsia="Calibri" w:hAnsi="Calibri" w:cs="Calibri"/>
-                <w:sz w:val="18"/>
-                <w:szCs w:val="18"/>
-              </w:rPr>
             </w:pPr>
             <w:r>
               <w:rPr>
@@ -5035,34 +6543,48 @@
               <w:bidi/>
               <w:spacing w:line="240" w:lineRule="auto"/>
               <w:jc w:val="center"/>
+            </w:pPr>
+            <w:proofErr w:type="spellStart"/>
+            <w:r>
               <w:rPr>
                 <w:rFonts w:ascii="Calibri" w:eastAsia="Calibri" w:hAnsi="Calibri" w:cs="Calibri"/>
+                <w:b/>
+                <w:bCs/>
                 <w:sz w:val="18"/>
                 <w:szCs w:val="18"/>
               </w:rPr>
+              <w:t>Advisories</w:t>
+            </w:r>
+            <w:proofErr w:type="spellEnd"/>
+          </w:p>
+        </w:tc>
+        <w:tc>
+          <w:tcPr>
+            <w:tcW w:w="2000" w:type="dxa"/>
+            <w:tcBorders>
+              <w:top w:val="single" w:sz="8" w:space="0" w:color="000000"/>
+              <w:left w:val="single" w:sz="8" w:space="0" w:color="000000"/>
+              <w:bottom w:val="single" w:sz="8" w:space="0" w:color="000000"/>
+              <w:right w:val="single" w:sz="8" w:space="0" w:color="000000"/>
+            </w:tcBorders>
+            <w:shd w:val="clear" w:color="auto" w:fill="CFE2F3"/>
+            <w:vAlign w:val="center"/>
+          </w:tcPr>
+          <w:p>
+            <w:pPr>
+              <w:bidi/>
+              <w:spacing w:line="240" w:lineRule="auto"/>
+              <w:jc w:val="center"/>
             </w:pPr>
             <w:r>
               <w:rPr>
-                <w:rFonts w:ascii="Calibri" w:hAnsi="Calibri" w:cs="Calibri"/>
+                <w:rFonts w:ascii="Calibri" w:eastAsia="Calibri" w:hAnsi="Calibri" w:cs="Calibri"/>
                 <w:b/>
                 <w:bCs/>
-                <w:color w:val="000000"/>
-                <w:sz w:val="18"/>
-                <w:szCs w:val="18"/>
-                <w:rtl/>
-              </w:rPr>
-              <w:t xml:space="preserve">מספר </w:t>
-            </w:r>
-            <w:r>
-              <w:rPr>
-                <w:rFonts w:ascii="Calibri" w:hAnsi="Calibri" w:cs="Calibri"/>
-                <w:b/>
-                <w:bCs/>
-                <w:color w:val="000000"/>
                 <w:sz w:val="18"/>
                 <w:szCs w:val="18"/>
               </w:rPr>
-              <w:t>advisories</w:t>
+              <w:t>CVSS</w:t>
             </w:r>
           </w:p>
         </w:tc>
@@ -5083,82 +6605,6 @@
               <w:bidi/>
               <w:spacing w:line="240" w:lineRule="auto"/>
               <w:jc w:val="center"/>
-              <w:rPr>
-                <w:rFonts w:ascii="Calibri" w:eastAsia="Calibri" w:hAnsi="Calibri" w:cs="Calibri"/>
-                <w:sz w:val="18"/>
-                <w:szCs w:val="18"/>
-              </w:rPr>
-            </w:pPr>
-            <w:r>
-              <w:rPr>
-                <w:rFonts w:ascii="Calibri" w:hAnsi="Calibri" w:cs="Calibri"/>
-                <w:b/>
-                <w:bCs/>
-                <w:color w:val="000000"/>
-                <w:sz w:val="18"/>
-                <w:szCs w:val="18"/>
-              </w:rPr>
-              <w:t>CVSS</w:t>
-            </w:r>
-            <w:r>
-              <w:rPr>
-                <w:rFonts w:ascii="Calibri" w:hAnsi="Calibri" w:cs="Calibri"/>
-                <w:b/>
-                <w:bCs/>
-                <w:color w:val="000000"/>
-                <w:sz w:val="18"/>
-                <w:szCs w:val="18"/>
-                <w:rtl/>
-              </w:rPr>
-              <w:t xml:space="preserve"> של ה־</w:t>
-            </w:r>
-            <w:r>
-              <w:rPr>
-                <w:rFonts w:ascii="Calibri" w:hAnsi="Calibri" w:cs="Calibri"/>
-                <w:b/>
-                <w:bCs/>
-                <w:color w:val="000000"/>
-                <w:sz w:val="18"/>
-                <w:szCs w:val="18"/>
-              </w:rPr>
-              <w:t>advisory</w:t>
-            </w:r>
-            <w:r>
-              <w:rPr>
-                <w:rFonts w:ascii="Calibri" w:hAnsi="Calibri" w:cs="Calibri"/>
-                <w:b/>
-                <w:bCs/>
-                <w:color w:val="000000"/>
-                <w:sz w:val="18"/>
-                <w:szCs w:val="18"/>
-                <w:rtl/>
-              </w:rPr>
-              <w:t xml:space="preserve"> בעדיפות הגבוהה ביותר </w:t>
-            </w:r>
-          </w:p>
-        </w:tc>
-        <w:tc>
-          <w:tcPr>
-            <w:tcW w:w="2000" w:type="dxa"/>
-            <w:tcBorders>
-              <w:top w:val="single" w:sz="8" w:space="0" w:color="000000"/>
-              <w:left w:val="single" w:sz="8" w:space="0" w:color="000000"/>
-              <w:bottom w:val="single" w:sz="8" w:space="0" w:color="000000"/>
-              <w:right w:val="single" w:sz="8" w:space="0" w:color="000000"/>
-            </w:tcBorders>
-            <w:shd w:val="clear" w:color="auto" w:fill="CFE2F3"/>
-            <w:vAlign w:val="center"/>
-          </w:tcPr>
-          <w:p>
-            <w:pPr>
-              <w:bidi/>
-              <w:spacing w:line="240" w:lineRule="auto"/>
-              <w:jc w:val="center"/>
-              <w:rPr>
-                <w:rFonts w:ascii="Calibri" w:eastAsia="Calibri" w:hAnsi="Calibri" w:cs="Calibri"/>
-                <w:sz w:val="18"/>
-                <w:szCs w:val="18"/>
-              </w:rPr>
             </w:pPr>
             <w:r>
               <w:rPr>
@@ -5190,11 +6636,6 @@
               <w:bidi/>
               <w:spacing w:line="240" w:lineRule="auto"/>
               <w:jc w:val="center"/>
-              <w:rPr>
-                <w:rFonts w:ascii="Calibri" w:eastAsia="Calibri" w:hAnsi="Calibri" w:cs="Calibri"/>
-                <w:sz w:val="18"/>
-                <w:szCs w:val="18"/>
-              </w:rPr>
             </w:pPr>
             <w:r>
               <w:rPr>
@@ -5205,17 +6646,7 @@
                 <w:szCs w:val="18"/>
                 <w:rtl/>
               </w:rPr>
-              <w:t xml:space="preserve">דירוג </w:t>
-            </w:r>
-            <w:r>
-              <w:rPr>
-                <w:rFonts w:ascii="Calibri" w:eastAsia="Calibri" w:hAnsi="Calibri" w:cs="Calibri"/>
-                <w:b/>
-                <w:bCs/>
-                <w:sz w:val="18"/>
-                <w:szCs w:val="18"/>
-              </w:rPr>
-              <w:t>Betweenness</w:t>
+              <w:t>דירוג</w:t>
             </w:r>
           </w:p>
         </w:tc>
@@ -5230,7 +6661,6 @@
               <w:bottom w:val="single" w:sz="8" w:space="0" w:color="000000"/>
               <w:right w:val="single" w:sz="8" w:space="0" w:color="000000"/>
             </w:tcBorders>
-            <w:shd w:val="clear" w:color="auto" w:fill="F3F3F3"/>
             <w:vAlign w:val="center"/>
           </w:tcPr>
           <w:p>
@@ -5238,21 +6668,17 @@
               <w:bidi/>
               <w:spacing w:line="240" w:lineRule="auto"/>
               <w:jc w:val="center"/>
+            </w:pPr>
+            <w:proofErr w:type="spellStart"/>
+            <w:r>
               <w:rPr>
                 <w:rFonts w:ascii="Calibri" w:eastAsia="Calibri" w:hAnsi="Calibri" w:cs="Calibri"/>
                 <w:sz w:val="16"/>
                 <w:szCs w:val="16"/>
               </w:rPr>
-            </w:pPr>
-            <w:r>
-              <w:rPr>
-                <w:rFonts w:ascii="Calibri" w:eastAsia="Calibri" w:hAnsi="Calibri" w:cs="Calibri"/>
-                <w:color w:val="188038"/>
-                <w:sz w:val="16"/>
-                <w:szCs w:val="16"/>
-              </w:rPr>
               <w:t>form-data</w:t>
             </w:r>
+            <w:proofErr w:type="spellEnd"/>
           </w:p>
         </w:tc>
         <w:tc>
@@ -5264,7 +6690,6 @@
               <w:bottom w:val="single" w:sz="8" w:space="0" w:color="000000"/>
               <w:right w:val="single" w:sz="8" w:space="0" w:color="000000"/>
             </w:tcBorders>
-            <w:shd w:val="clear" w:color="auto" w:fill="F3F3F3"/>
             <w:vAlign w:val="center"/>
           </w:tcPr>
           <w:p>
@@ -5272,11 +6697,6 @@
               <w:bidi/>
               <w:spacing w:line="240" w:lineRule="auto"/>
               <w:jc w:val="center"/>
-              <w:rPr>
-                <w:rFonts w:ascii="Calibri" w:eastAsia="Calibri" w:hAnsi="Calibri" w:cs="Calibri"/>
-                <w:sz w:val="16"/>
-                <w:szCs w:val="16"/>
-              </w:rPr>
             </w:pPr>
             <w:r>
               <w:rPr>
@@ -5297,7 +6717,6 @@
               <w:bottom w:val="single" w:sz="8" w:space="0" w:color="000000"/>
               <w:right w:val="single" w:sz="8" w:space="0" w:color="000000"/>
             </w:tcBorders>
-            <w:shd w:val="clear" w:color="auto" w:fill="F3F3F3"/>
             <w:vAlign w:val="center"/>
           </w:tcPr>
           <w:p>
@@ -5305,11 +6724,6 @@
               <w:bidi/>
               <w:spacing w:line="240" w:lineRule="auto"/>
               <w:jc w:val="center"/>
-              <w:rPr>
-                <w:rFonts w:ascii="Calibri" w:eastAsia="Calibri" w:hAnsi="Calibri" w:cs="Calibri"/>
-                <w:sz w:val="16"/>
-                <w:szCs w:val="16"/>
-              </w:rPr>
             </w:pPr>
             <w:r>
               <w:rPr>
@@ -5330,7 +6744,6 @@
               <w:bottom w:val="single" w:sz="8" w:space="0" w:color="000000"/>
               <w:right w:val="single" w:sz="8" w:space="0" w:color="000000"/>
             </w:tcBorders>
-            <w:shd w:val="clear" w:color="auto" w:fill="F3F3F3"/>
             <w:vAlign w:val="center"/>
           </w:tcPr>
           <w:p>
@@ -5338,11 +6751,6 @@
               <w:bidi/>
               <w:spacing w:line="240" w:lineRule="auto"/>
               <w:jc w:val="center"/>
-              <w:rPr>
-                <w:rFonts w:ascii="Calibri" w:eastAsia="Calibri" w:hAnsi="Calibri" w:cs="Calibri"/>
-                <w:sz w:val="16"/>
-                <w:szCs w:val="16"/>
-              </w:rPr>
             </w:pPr>
             <w:r>
               <w:rPr>
@@ -5363,7 +6771,6 @@
               <w:bottom w:val="single" w:sz="8" w:space="0" w:color="000000"/>
               <w:right w:val="single" w:sz="8" w:space="0" w:color="000000"/>
             </w:tcBorders>
-            <w:shd w:val="clear" w:color="auto" w:fill="F3F3F3"/>
             <w:vAlign w:val="center"/>
           </w:tcPr>
           <w:p>
@@ -5371,11 +6778,6 @@
               <w:bidi/>
               <w:spacing w:line="240" w:lineRule="auto"/>
               <w:jc w:val="center"/>
-              <w:rPr>
-                <w:rFonts w:ascii="Calibri" w:eastAsia="Calibri" w:hAnsi="Calibri" w:cs="Calibri"/>
-                <w:sz w:val="16"/>
-                <w:szCs w:val="16"/>
-              </w:rPr>
             </w:pPr>
             <w:r>
               <w:rPr>
@@ -5405,30 +6807,14 @@
               <w:bidi/>
               <w:spacing w:line="240" w:lineRule="auto"/>
               <w:jc w:val="center"/>
+            </w:pPr>
+            <w:r>
               <w:rPr>
                 <w:rFonts w:ascii="Calibri" w:eastAsia="Calibri" w:hAnsi="Calibri" w:cs="Calibri"/>
                 <w:sz w:val="16"/>
                 <w:szCs w:val="16"/>
               </w:rPr>
-            </w:pPr>
-            <w:r>
-              <w:rPr>
-                <w:rFonts w:ascii="Calibri" w:eastAsia="Calibri" w:hAnsi="Calibri" w:cs="Calibri"/>
-                <w:color w:val="188038"/>
-                <w:sz w:val="16"/>
-                <w:szCs w:val="16"/>
-              </w:rPr>
               <w:t>@grpc/grpc-js</w:t>
-            </w:r>
-            <w:r>
-              <w:rPr>
-                <w:rFonts w:ascii="Calibri" w:eastAsia="Calibri" w:hAnsi="Calibri" w:cs="Calibri" w:hint="cs"/>
-                <w:color w:val="188038"/>
-                <w:sz w:val="16"/>
-                <w:szCs w:val="16"/>
-                <w:rtl/>
-              </w:rPr>
-              <w:t>@</w:t>
             </w:r>
           </w:p>
         </w:tc>
@@ -5448,11 +6834,6 @@
               <w:bidi/>
               <w:spacing w:line="240" w:lineRule="auto"/>
               <w:jc w:val="center"/>
-              <w:rPr>
-                <w:rFonts w:ascii="Calibri" w:eastAsia="Calibri" w:hAnsi="Calibri" w:cs="Calibri"/>
-                <w:sz w:val="16"/>
-                <w:szCs w:val="16"/>
-              </w:rPr>
             </w:pPr>
             <w:r>
               <w:rPr>
@@ -5480,11 +6861,6 @@
               <w:bidi/>
               <w:spacing w:line="240" w:lineRule="auto"/>
               <w:jc w:val="center"/>
-              <w:rPr>
-                <w:rFonts w:ascii="Calibri" w:eastAsia="Calibri" w:hAnsi="Calibri" w:cs="Calibri"/>
-                <w:sz w:val="16"/>
-                <w:szCs w:val="16"/>
-              </w:rPr>
             </w:pPr>
             <w:r>
               <w:rPr>
@@ -5512,11 +6888,6 @@
               <w:bidi/>
               <w:spacing w:line="240" w:lineRule="auto"/>
               <w:jc w:val="center"/>
-              <w:rPr>
-                <w:rFonts w:ascii="Calibri" w:eastAsia="Calibri" w:hAnsi="Calibri" w:cs="Calibri"/>
-                <w:sz w:val="16"/>
-                <w:szCs w:val="16"/>
-              </w:rPr>
             </w:pPr>
             <w:r>
               <w:rPr>
@@ -5544,11 +6915,6 @@
               <w:bidi/>
               <w:spacing w:line="240" w:lineRule="auto"/>
               <w:jc w:val="center"/>
-              <w:rPr>
-                <w:rFonts w:ascii="Calibri" w:eastAsia="Calibri" w:hAnsi="Calibri" w:cs="Calibri"/>
-                <w:sz w:val="16"/>
-                <w:szCs w:val="16"/>
-              </w:rPr>
             </w:pPr>
             <w:r>
               <w:rPr>
@@ -5571,7 +6937,6 @@
               <w:bottom w:val="single" w:sz="8" w:space="0" w:color="000000"/>
               <w:right w:val="single" w:sz="8" w:space="0" w:color="000000"/>
             </w:tcBorders>
-            <w:shd w:val="clear" w:color="auto" w:fill="F3F3F3"/>
             <w:vAlign w:val="center"/>
           </w:tcPr>
           <w:p>
@@ -5579,21 +6944,17 @@
               <w:bidi/>
               <w:spacing w:line="240" w:lineRule="auto"/>
               <w:jc w:val="center"/>
+            </w:pPr>
+            <w:proofErr w:type="spellStart"/>
+            <w:r>
               <w:rPr>
                 <w:rFonts w:ascii="Calibri" w:eastAsia="Calibri" w:hAnsi="Calibri" w:cs="Calibri"/>
                 <w:sz w:val="16"/>
                 <w:szCs w:val="16"/>
               </w:rPr>
-            </w:pPr>
-            <w:r>
-              <w:rPr>
-                <w:rFonts w:ascii="Calibri" w:eastAsia="Calibri" w:hAnsi="Calibri" w:cs="Calibri"/>
-                <w:color w:val="188038"/>
-                <w:sz w:val="16"/>
-                <w:szCs w:val="16"/>
-              </w:rPr>
               <w:t>micromatch</w:t>
             </w:r>
+            <w:proofErr w:type="spellEnd"/>
           </w:p>
         </w:tc>
         <w:tc>
@@ -5605,7 +6966,6 @@
               <w:bottom w:val="single" w:sz="8" w:space="0" w:color="000000"/>
               <w:right w:val="single" w:sz="8" w:space="0" w:color="000000"/>
             </w:tcBorders>
-            <w:shd w:val="clear" w:color="auto" w:fill="F3F3F3"/>
             <w:vAlign w:val="center"/>
           </w:tcPr>
           <w:p>
@@ -5613,11 +6973,6 @@
               <w:bidi/>
               <w:spacing w:line="240" w:lineRule="auto"/>
               <w:jc w:val="center"/>
-              <w:rPr>
-                <w:rFonts w:ascii="Calibri" w:eastAsia="Calibri" w:hAnsi="Calibri" w:cs="Calibri"/>
-                <w:sz w:val="16"/>
-                <w:szCs w:val="16"/>
-              </w:rPr>
             </w:pPr>
             <w:r>
               <w:rPr>
@@ -5638,7 +6993,6 @@
               <w:bottom w:val="single" w:sz="8" w:space="0" w:color="000000"/>
               <w:right w:val="single" w:sz="8" w:space="0" w:color="000000"/>
             </w:tcBorders>
-            <w:shd w:val="clear" w:color="auto" w:fill="F3F3F3"/>
             <w:vAlign w:val="center"/>
           </w:tcPr>
           <w:p>
@@ -5646,11 +7000,6 @@
               <w:bidi/>
               <w:spacing w:line="240" w:lineRule="auto"/>
               <w:jc w:val="center"/>
-              <w:rPr>
-                <w:rFonts w:ascii="Calibri" w:eastAsia="Calibri" w:hAnsi="Calibri" w:cs="Calibri"/>
-                <w:sz w:val="16"/>
-                <w:szCs w:val="16"/>
-              </w:rPr>
             </w:pPr>
             <w:r>
               <w:rPr>
@@ -5671,7 +7020,6 @@
               <w:bottom w:val="single" w:sz="8" w:space="0" w:color="000000"/>
               <w:right w:val="single" w:sz="8" w:space="0" w:color="000000"/>
             </w:tcBorders>
-            <w:shd w:val="clear" w:color="auto" w:fill="F3F3F3"/>
             <w:vAlign w:val="center"/>
           </w:tcPr>
           <w:p>
@@ -5679,11 +7027,6 @@
               <w:bidi/>
               <w:spacing w:line="240" w:lineRule="auto"/>
               <w:jc w:val="center"/>
-              <w:rPr>
-                <w:rFonts w:ascii="Calibri" w:eastAsia="Calibri" w:hAnsi="Calibri" w:cs="Calibri"/>
-                <w:sz w:val="16"/>
-                <w:szCs w:val="16"/>
-              </w:rPr>
             </w:pPr>
             <w:r>
               <w:rPr>
@@ -5704,7 +7047,6 @@
               <w:bottom w:val="single" w:sz="8" w:space="0" w:color="000000"/>
               <w:right w:val="single" w:sz="8" w:space="0" w:color="000000"/>
             </w:tcBorders>
-            <w:shd w:val="clear" w:color="auto" w:fill="F3F3F3"/>
             <w:vAlign w:val="center"/>
           </w:tcPr>
           <w:p>
@@ -5712,11 +7054,6 @@
               <w:bidi/>
               <w:spacing w:line="240" w:lineRule="auto"/>
               <w:jc w:val="center"/>
-              <w:rPr>
-                <w:rFonts w:ascii="Calibri" w:eastAsia="Calibri" w:hAnsi="Calibri" w:cs="Calibri"/>
-                <w:sz w:val="16"/>
-                <w:szCs w:val="16"/>
-              </w:rPr>
             </w:pPr>
             <w:r>
               <w:rPr>
@@ -5746,21 +7083,17 @@
               <w:bidi/>
               <w:spacing w:line="240" w:lineRule="auto"/>
               <w:jc w:val="center"/>
+            </w:pPr>
+            <w:proofErr w:type="spellStart"/>
+            <w:r>
               <w:rPr>
                 <w:rFonts w:ascii="Calibri" w:eastAsia="Calibri" w:hAnsi="Calibri" w:cs="Calibri"/>
                 <w:sz w:val="16"/>
                 <w:szCs w:val="16"/>
               </w:rPr>
-            </w:pPr>
-            <w:r>
-              <w:rPr>
-                <w:rFonts w:ascii="Calibri" w:eastAsia="Calibri" w:hAnsi="Calibri" w:cs="Calibri"/>
-                <w:color w:val="188038"/>
-                <w:sz w:val="16"/>
-                <w:szCs w:val="16"/>
-              </w:rPr>
               <w:t>protobufjs</w:t>
             </w:r>
+            <w:proofErr w:type="spellEnd"/>
           </w:p>
         </w:tc>
         <w:tc>
@@ -5779,11 +7112,6 @@
               <w:bidi/>
               <w:spacing w:line="240" w:lineRule="auto"/>
               <w:jc w:val="center"/>
-              <w:rPr>
-                <w:rFonts w:ascii="Calibri" w:eastAsia="Calibri" w:hAnsi="Calibri" w:cs="Calibri"/>
-                <w:sz w:val="16"/>
-                <w:szCs w:val="16"/>
-              </w:rPr>
             </w:pPr>
             <w:r>
               <w:rPr>
@@ -5811,11 +7139,6 @@
               <w:bidi/>
               <w:spacing w:line="240" w:lineRule="auto"/>
               <w:jc w:val="center"/>
-              <w:rPr>
-                <w:rFonts w:ascii="Calibri" w:eastAsia="Calibri" w:hAnsi="Calibri" w:cs="Calibri"/>
-                <w:sz w:val="16"/>
-                <w:szCs w:val="16"/>
-              </w:rPr>
             </w:pPr>
             <w:r>
               <w:rPr>
@@ -5843,11 +7166,6 @@
               <w:bidi/>
               <w:spacing w:line="240" w:lineRule="auto"/>
               <w:jc w:val="center"/>
-              <w:rPr>
-                <w:rFonts w:ascii="Calibri" w:eastAsia="Calibri" w:hAnsi="Calibri" w:cs="Calibri"/>
-                <w:sz w:val="16"/>
-                <w:szCs w:val="16"/>
-              </w:rPr>
             </w:pPr>
             <w:r>
               <w:rPr>
@@ -5875,11 +7193,6 @@
               <w:bidi/>
               <w:spacing w:line="240" w:lineRule="auto"/>
               <w:jc w:val="center"/>
-              <w:rPr>
-                <w:rFonts w:ascii="Calibri" w:eastAsia="Calibri" w:hAnsi="Calibri" w:cs="Calibri"/>
-                <w:sz w:val="16"/>
-                <w:szCs w:val="16"/>
-              </w:rPr>
             </w:pPr>
             <w:r>
               <w:rPr>
@@ -5902,23 +7215,17 @@
               <w:bottom w:val="single" w:sz="8" w:space="0" w:color="000000"/>
               <w:right w:val="single" w:sz="8" w:space="0" w:color="000000"/>
             </w:tcBorders>
-            <w:shd w:val="clear" w:color="auto" w:fill="F3F3F3"/>
             <w:vAlign w:val="center"/>
           </w:tcPr>
           <w:p>
             <w:pPr>
+              <w:bidi/>
               <w:spacing w:line="240" w:lineRule="auto"/>
               <w:jc w:val="center"/>
-              <w:rPr>
-                <w:rFonts w:ascii="Calibri" w:eastAsia="Calibri" w:hAnsi="Calibri" w:cs="Calibri"/>
-                <w:sz w:val="16"/>
-                <w:szCs w:val="16"/>
-              </w:rPr>
             </w:pPr>
             <w:r>
               <w:rPr>
                 <w:rFonts w:ascii="Calibri" w:eastAsia="Calibri" w:hAnsi="Calibri" w:cs="Calibri"/>
-                <w:color w:val="188038"/>
                 <w:sz w:val="16"/>
                 <w:szCs w:val="16"/>
               </w:rPr>
@@ -5935,7 +7242,6 @@
               <w:bottom w:val="single" w:sz="8" w:space="0" w:color="000000"/>
               <w:right w:val="single" w:sz="8" w:space="0" w:color="000000"/>
             </w:tcBorders>
-            <w:shd w:val="clear" w:color="auto" w:fill="F3F3F3"/>
             <w:vAlign w:val="center"/>
           </w:tcPr>
           <w:p>
@@ -5943,11 +7249,6 @@
               <w:bidi/>
               <w:spacing w:line="240" w:lineRule="auto"/>
               <w:jc w:val="center"/>
-              <w:rPr>
-                <w:rFonts w:ascii="Calibri" w:eastAsia="Calibri" w:hAnsi="Calibri" w:cs="Calibri"/>
-                <w:sz w:val="16"/>
-                <w:szCs w:val="16"/>
-              </w:rPr>
             </w:pPr>
             <w:r>
               <w:rPr>
@@ -5968,7 +7269,6 @@
               <w:bottom w:val="single" w:sz="8" w:space="0" w:color="000000"/>
               <w:right w:val="single" w:sz="8" w:space="0" w:color="000000"/>
             </w:tcBorders>
-            <w:shd w:val="clear" w:color="auto" w:fill="F3F3F3"/>
             <w:vAlign w:val="center"/>
           </w:tcPr>
           <w:p>
@@ -5976,11 +7276,6 @@
               <w:bidi/>
               <w:spacing w:line="240" w:lineRule="auto"/>
               <w:jc w:val="center"/>
-              <w:rPr>
-                <w:rFonts w:ascii="Calibri" w:eastAsia="Calibri" w:hAnsi="Calibri" w:cs="Calibri"/>
-                <w:sz w:val="16"/>
-                <w:szCs w:val="16"/>
-              </w:rPr>
             </w:pPr>
             <w:r>
               <w:rPr>
@@ -6001,7 +7296,6 @@
               <w:bottom w:val="single" w:sz="8" w:space="0" w:color="000000"/>
               <w:right w:val="single" w:sz="8" w:space="0" w:color="000000"/>
             </w:tcBorders>
-            <w:shd w:val="clear" w:color="auto" w:fill="F3F3F3"/>
             <w:vAlign w:val="center"/>
           </w:tcPr>
           <w:p>
@@ -6009,11 +7303,6 @@
               <w:bidi/>
               <w:spacing w:line="240" w:lineRule="auto"/>
               <w:jc w:val="center"/>
-              <w:rPr>
-                <w:rFonts w:ascii="Calibri" w:eastAsia="Calibri" w:hAnsi="Calibri" w:cs="Calibri"/>
-                <w:sz w:val="16"/>
-                <w:szCs w:val="16"/>
-              </w:rPr>
             </w:pPr>
             <w:r>
               <w:rPr>
@@ -6034,7 +7323,6 @@
               <w:bottom w:val="single" w:sz="8" w:space="0" w:color="000000"/>
               <w:right w:val="single" w:sz="8" w:space="0" w:color="000000"/>
             </w:tcBorders>
-            <w:shd w:val="clear" w:color="auto" w:fill="F3F3F3"/>
             <w:vAlign w:val="center"/>
           </w:tcPr>
           <w:p>
@@ -6042,11 +7330,6 @@
               <w:bidi/>
               <w:spacing w:line="240" w:lineRule="auto"/>
               <w:jc w:val="center"/>
-              <w:rPr>
-                <w:rFonts w:ascii="Calibri" w:eastAsia="Calibri" w:hAnsi="Calibri" w:cs="Calibri"/>
-                <w:sz w:val="16"/>
-                <w:szCs w:val="16"/>
-              </w:rPr>
             </w:pPr>
             <w:r>
               <w:rPr>
@@ -6076,20 +7359,43 @@
               <w:bidi/>
               <w:spacing w:line="240" w:lineRule="auto"/>
               <w:jc w:val="center"/>
+            </w:pPr>
+            <w:proofErr w:type="spellStart"/>
+            <w:r>
               <w:rPr>
                 <w:rFonts w:ascii="Calibri" w:eastAsia="Calibri" w:hAnsi="Calibri" w:cs="Calibri"/>
                 <w:sz w:val="16"/>
                 <w:szCs w:val="16"/>
               </w:rPr>
+              <w:t>qs</w:t>
+            </w:r>
+            <w:proofErr w:type="spellEnd"/>
+          </w:p>
+        </w:tc>
+        <w:tc>
+          <w:tcPr>
+            <w:tcW w:w="2000" w:type="dxa"/>
+            <w:tcBorders>
+              <w:top w:val="single" w:sz="8" w:space="0" w:color="000000"/>
+              <w:left w:val="single" w:sz="8" w:space="0" w:color="000000"/>
+              <w:bottom w:val="single" w:sz="8" w:space="0" w:color="000000"/>
+              <w:right w:val="single" w:sz="8" w:space="0" w:color="000000"/>
+            </w:tcBorders>
+            <w:vAlign w:val="center"/>
+          </w:tcPr>
+          <w:p>
+            <w:pPr>
+              <w:bidi/>
+              <w:spacing w:line="240" w:lineRule="auto"/>
+              <w:jc w:val="center"/>
             </w:pPr>
             <w:r>
               <w:rPr>
                 <w:rFonts w:ascii="Calibri" w:eastAsia="Calibri" w:hAnsi="Calibri" w:cs="Calibri"/>
-                <w:color w:val="188038"/>
                 <w:sz w:val="16"/>
                 <w:szCs w:val="16"/>
               </w:rPr>
-              <w:t>qs</w:t>
+              <w:t>3</w:t>
             </w:r>
           </w:p>
         </w:tc>
@@ -6109,11 +7415,6 @@
               <w:bidi/>
               <w:spacing w:line="240" w:lineRule="auto"/>
               <w:jc w:val="center"/>
-              <w:rPr>
-                <w:rFonts w:ascii="Calibri" w:eastAsia="Calibri" w:hAnsi="Calibri" w:cs="Calibri"/>
-                <w:sz w:val="16"/>
-                <w:szCs w:val="16"/>
-              </w:rPr>
             </w:pPr>
             <w:r>
               <w:rPr>
@@ -6121,7 +7422,7 @@
                 <w:sz w:val="16"/>
                 <w:szCs w:val="16"/>
               </w:rPr>
-              <w:t xml:space="preserve">3 </w:t>
+              <w:t>6.3</w:t>
             </w:r>
           </w:p>
         </w:tc>
@@ -6141,11 +7442,6 @@
               <w:bidi/>
               <w:spacing w:line="240" w:lineRule="auto"/>
               <w:jc w:val="center"/>
-              <w:rPr>
-                <w:rFonts w:ascii="Calibri" w:eastAsia="Calibri" w:hAnsi="Calibri" w:cs="Calibri"/>
-                <w:sz w:val="16"/>
-                <w:szCs w:val="16"/>
-              </w:rPr>
             </w:pPr>
             <w:r>
               <w:rPr>
@@ -6153,38 +7449,7 @@
                 <w:sz w:val="16"/>
                 <w:szCs w:val="16"/>
               </w:rPr>
-              <w:t xml:space="preserve">6.3 </w:t>
-            </w:r>
-          </w:p>
-        </w:tc>
-        <w:tc>
-          <w:tcPr>
-            <w:tcW w:w="2000" w:type="dxa"/>
-            <w:tcBorders>
-              <w:top w:val="single" w:sz="8" w:space="0" w:color="000000"/>
-              <w:left w:val="single" w:sz="8" w:space="0" w:color="000000"/>
-              <w:bottom w:val="single" w:sz="8" w:space="0" w:color="000000"/>
-              <w:right w:val="single" w:sz="8" w:space="0" w:color="000000"/>
-            </w:tcBorders>
-            <w:vAlign w:val="center"/>
-          </w:tcPr>
-          <w:p>
-            <w:pPr>
-              <w:spacing w:line="240" w:lineRule="auto"/>
-              <w:jc w:val="center"/>
-              <w:rPr>
-                <w:rFonts w:ascii="Calibri" w:eastAsia="Calibri" w:hAnsi="Calibri" w:cs="Calibri"/>
-                <w:sz w:val="16"/>
-                <w:szCs w:val="16"/>
-              </w:rPr>
-            </w:pPr>
-            <w:r>
-              <w:rPr>
-                <w:rFonts w:ascii="Calibri" w:eastAsia="Calibri" w:hAnsi="Calibri" w:cs="Calibri"/>
-                <w:sz w:val="16"/>
-                <w:szCs w:val="16"/>
-              </w:rPr>
-              <w:t xml:space="preserve">MODERATE </w:t>
+              <w:t>MODERATE</w:t>
             </w:r>
           </w:p>
         </w:tc>
@@ -6204,11 +7469,6 @@
               <w:bidi/>
               <w:spacing w:line="240" w:lineRule="auto"/>
               <w:jc w:val="center"/>
-              <w:rPr>
-                <w:rFonts w:ascii="Calibri" w:eastAsia="Calibri" w:hAnsi="Calibri" w:cs="Calibri"/>
-                <w:sz w:val="16"/>
-                <w:szCs w:val="16"/>
-              </w:rPr>
             </w:pPr>
             <w:r>
               <w:rPr>
@@ -6231,7 +7491,6 @@
               <w:bottom w:val="single" w:sz="8" w:space="0" w:color="000000"/>
               <w:right w:val="single" w:sz="8" w:space="0" w:color="000000"/>
             </w:tcBorders>
-            <w:shd w:val="clear" w:color="auto" w:fill="F3F3F3"/>
             <w:vAlign w:val="center"/>
           </w:tcPr>
           <w:p>
@@ -6239,21 +7498,17 @@
               <w:bidi/>
               <w:spacing w:line="240" w:lineRule="auto"/>
               <w:jc w:val="center"/>
+            </w:pPr>
+            <w:proofErr w:type="spellStart"/>
+            <w:r>
               <w:rPr>
                 <w:rFonts w:ascii="Calibri" w:eastAsia="Calibri" w:hAnsi="Calibri" w:cs="Calibri"/>
                 <w:sz w:val="16"/>
                 <w:szCs w:val="16"/>
               </w:rPr>
-            </w:pPr>
-            <w:r>
-              <w:rPr>
-                <w:rFonts w:ascii="Calibri" w:eastAsia="Calibri" w:hAnsi="Calibri" w:cs="Calibri"/>
-                <w:color w:val="188038"/>
-                <w:sz w:val="16"/>
-                <w:szCs w:val="16"/>
-              </w:rPr>
               <w:t>braces</w:t>
             </w:r>
+            <w:proofErr w:type="spellEnd"/>
           </w:p>
         </w:tc>
         <w:tc>
@@ -6265,7 +7520,6 @@
               <w:bottom w:val="single" w:sz="8" w:space="0" w:color="000000"/>
               <w:right w:val="single" w:sz="8" w:space="0" w:color="000000"/>
             </w:tcBorders>
-            <w:shd w:val="clear" w:color="auto" w:fill="F3F3F3"/>
             <w:vAlign w:val="center"/>
           </w:tcPr>
           <w:p>
@@ -6273,11 +7527,6 @@
               <w:bidi/>
               <w:spacing w:line="240" w:lineRule="auto"/>
               <w:jc w:val="center"/>
-              <w:rPr>
-                <w:rFonts w:ascii="Calibri" w:eastAsia="Calibri" w:hAnsi="Calibri" w:cs="Calibri"/>
-                <w:sz w:val="16"/>
-                <w:szCs w:val="16"/>
-              </w:rPr>
             </w:pPr>
             <w:r>
               <w:rPr>
@@ -6298,7 +7547,6 @@
               <w:bottom w:val="single" w:sz="8" w:space="0" w:color="000000"/>
               <w:right w:val="single" w:sz="8" w:space="0" w:color="000000"/>
             </w:tcBorders>
-            <w:shd w:val="clear" w:color="auto" w:fill="F3F3F3"/>
             <w:vAlign w:val="center"/>
           </w:tcPr>
           <w:p>
@@ -6306,11 +7554,6 @@
               <w:bidi/>
               <w:spacing w:line="240" w:lineRule="auto"/>
               <w:jc w:val="center"/>
-              <w:rPr>
-                <w:rFonts w:ascii="Calibri" w:eastAsia="Calibri" w:hAnsi="Calibri" w:cs="Calibri"/>
-                <w:sz w:val="16"/>
-                <w:szCs w:val="16"/>
-              </w:rPr>
             </w:pPr>
             <w:r>
               <w:rPr>
@@ -6331,7 +7574,6 @@
               <w:bottom w:val="single" w:sz="8" w:space="0" w:color="000000"/>
               <w:right w:val="single" w:sz="8" w:space="0" w:color="000000"/>
             </w:tcBorders>
-            <w:shd w:val="clear" w:color="auto" w:fill="F3F3F3"/>
             <w:vAlign w:val="center"/>
           </w:tcPr>
           <w:p>
@@ -6339,11 +7581,6 @@
               <w:bidi/>
               <w:spacing w:line="240" w:lineRule="auto"/>
               <w:jc w:val="center"/>
-              <w:rPr>
-                <w:rFonts w:ascii="Calibri" w:eastAsia="Calibri" w:hAnsi="Calibri" w:cs="Calibri"/>
-                <w:sz w:val="16"/>
-                <w:szCs w:val="16"/>
-              </w:rPr>
             </w:pPr>
             <w:r>
               <w:rPr>
@@ -6364,7 +7601,6 @@
               <w:bottom w:val="single" w:sz="8" w:space="0" w:color="000000"/>
               <w:right w:val="single" w:sz="8" w:space="0" w:color="000000"/>
             </w:tcBorders>
-            <w:shd w:val="clear" w:color="auto" w:fill="F3F3F3"/>
             <w:vAlign w:val="center"/>
           </w:tcPr>
           <w:p>
@@ -6372,11 +7608,6 @@
               <w:bidi/>
               <w:spacing w:line="240" w:lineRule="auto"/>
               <w:jc w:val="center"/>
-              <w:rPr>
-                <w:rFonts w:ascii="Calibri" w:eastAsia="Calibri" w:hAnsi="Calibri" w:cs="Calibri"/>
-                <w:sz w:val="16"/>
-                <w:szCs w:val="16"/>
-              </w:rPr>
             </w:pPr>
             <w:r>
               <w:rPr>
@@ -6406,20 +7637,43 @@
               <w:bidi/>
               <w:spacing w:line="240" w:lineRule="auto"/>
               <w:jc w:val="center"/>
+            </w:pPr>
+            <w:proofErr w:type="spellStart"/>
+            <w:r>
               <w:rPr>
                 <w:rFonts w:ascii="Calibri" w:eastAsia="Calibri" w:hAnsi="Calibri" w:cs="Calibri"/>
                 <w:sz w:val="16"/>
                 <w:szCs w:val="16"/>
               </w:rPr>
+              <w:t>axios</w:t>
+            </w:r>
+            <w:proofErr w:type="spellEnd"/>
+          </w:p>
+        </w:tc>
+        <w:tc>
+          <w:tcPr>
+            <w:tcW w:w="2000" w:type="dxa"/>
+            <w:tcBorders>
+              <w:top w:val="single" w:sz="8" w:space="0" w:color="000000"/>
+              <w:left w:val="single" w:sz="8" w:space="0" w:color="000000"/>
+              <w:bottom w:val="single" w:sz="8" w:space="0" w:color="000000"/>
+              <w:right w:val="single" w:sz="8" w:space="0" w:color="000000"/>
+            </w:tcBorders>
+            <w:vAlign w:val="center"/>
+          </w:tcPr>
+          <w:p>
+            <w:pPr>
+              <w:bidi/>
+              <w:spacing w:line="240" w:lineRule="auto"/>
+              <w:jc w:val="center"/>
             </w:pPr>
             <w:r>
               <w:rPr>
                 <w:rFonts w:ascii="Calibri" w:eastAsia="Calibri" w:hAnsi="Calibri" w:cs="Calibri"/>
-                <w:color w:val="188038"/>
                 <w:sz w:val="16"/>
                 <w:szCs w:val="16"/>
               </w:rPr>
-              <w:t>tar-fs</w:t>
+              <w:t>33</w:t>
             </w:r>
           </w:p>
         </w:tc>
@@ -6439,11 +7693,120 @@
               <w:bidi/>
               <w:spacing w:line="240" w:lineRule="auto"/>
               <w:jc w:val="center"/>
+            </w:pPr>
+            <w:r>
               <w:rPr>
                 <w:rFonts w:ascii="Calibri" w:eastAsia="Calibri" w:hAnsi="Calibri" w:cs="Calibri"/>
                 <w:sz w:val="16"/>
                 <w:szCs w:val="16"/>
               </w:rPr>
+              <w:t>8.7</w:t>
+            </w:r>
+          </w:p>
+        </w:tc>
+        <w:tc>
+          <w:tcPr>
+            <w:tcW w:w="2000" w:type="dxa"/>
+            <w:tcBorders>
+              <w:top w:val="single" w:sz="8" w:space="0" w:color="000000"/>
+              <w:left w:val="single" w:sz="8" w:space="0" w:color="000000"/>
+              <w:bottom w:val="single" w:sz="8" w:space="0" w:color="000000"/>
+              <w:right w:val="single" w:sz="8" w:space="0" w:color="000000"/>
+            </w:tcBorders>
+            <w:vAlign w:val="center"/>
+          </w:tcPr>
+          <w:p>
+            <w:pPr>
+              <w:bidi/>
+              <w:spacing w:line="240" w:lineRule="auto"/>
+              <w:jc w:val="center"/>
+            </w:pPr>
+            <w:r>
+              <w:rPr>
+                <w:rFonts w:ascii="Calibri" w:eastAsia="Calibri" w:hAnsi="Calibri" w:cs="Calibri"/>
+                <w:sz w:val="16"/>
+                <w:szCs w:val="16"/>
+              </w:rPr>
+              <w:t>HIGH</w:t>
+            </w:r>
+          </w:p>
+        </w:tc>
+        <w:tc>
+          <w:tcPr>
+            <w:tcW w:w="2000" w:type="dxa"/>
+            <w:tcBorders>
+              <w:top w:val="single" w:sz="8" w:space="0" w:color="000000"/>
+              <w:left w:val="single" w:sz="8" w:space="0" w:color="000000"/>
+              <w:bottom w:val="single" w:sz="8" w:space="0" w:color="000000"/>
+              <w:right w:val="single" w:sz="8" w:space="0" w:color="000000"/>
+            </w:tcBorders>
+            <w:vAlign w:val="center"/>
+          </w:tcPr>
+          <w:p>
+            <w:pPr>
+              <w:bidi/>
+              <w:spacing w:line="240" w:lineRule="auto"/>
+              <w:jc w:val="center"/>
+            </w:pPr>
+            <w:r>
+              <w:rPr>
+                <w:rFonts w:ascii="Calibri" w:eastAsia="Calibri" w:hAnsi="Calibri" w:cs="Calibri"/>
+                <w:b/>
+                <w:bCs/>
+                <w:sz w:val="16"/>
+                <w:szCs w:val="16"/>
+              </w:rPr>
+              <w:t>42</w:t>
+            </w:r>
+          </w:p>
+        </w:tc>
+      </w:tr>
+      <w:tr>
+        <w:tc>
+          <w:tcPr>
+            <w:tcW w:w="2000" w:type="dxa"/>
+            <w:tcBorders>
+              <w:top w:val="single" w:sz="8" w:space="0" w:color="000000"/>
+              <w:left w:val="single" w:sz="8" w:space="0" w:color="000000"/>
+              <w:bottom w:val="single" w:sz="8" w:space="0" w:color="000000"/>
+              <w:right w:val="single" w:sz="8" w:space="0" w:color="000000"/>
+            </w:tcBorders>
+            <w:vAlign w:val="center"/>
+          </w:tcPr>
+          <w:p>
+            <w:pPr>
+              <w:bidi/>
+              <w:spacing w:line="240" w:lineRule="auto"/>
+              <w:jc w:val="center"/>
+            </w:pPr>
+            <w:proofErr w:type="spellStart"/>
+            <w:r>
+              <w:rPr>
+                <w:rFonts w:ascii="Calibri" w:eastAsia="Calibri" w:hAnsi="Calibri" w:cs="Calibri"/>
+                <w:sz w:val="16"/>
+                <w:szCs w:val="16"/>
+              </w:rPr>
+              <w:t>tar-fs</w:t>
+            </w:r>
+            <w:proofErr w:type="spellEnd"/>
+          </w:p>
+        </w:tc>
+        <w:tc>
+          <w:tcPr>
+            <w:tcW w:w="2000" w:type="dxa"/>
+            <w:tcBorders>
+              <w:top w:val="single" w:sz="8" w:space="0" w:color="000000"/>
+              <w:left w:val="single" w:sz="8" w:space="0" w:color="000000"/>
+              <w:bottom w:val="single" w:sz="8" w:space="0" w:color="000000"/>
+              <w:right w:val="single" w:sz="8" w:space="0" w:color="000000"/>
+            </w:tcBorders>
+            <w:vAlign w:val="center"/>
+          </w:tcPr>
+          <w:p>
+            <w:pPr>
+              <w:bidi/>
+              <w:spacing w:line="240" w:lineRule="auto"/>
+              <w:jc w:val="center"/>
             </w:pPr>
             <w:r>
               <w:rPr>
@@ -6471,11 +7834,6 @@
               <w:bidi/>
               <w:spacing w:line="240" w:lineRule="auto"/>
               <w:jc w:val="center"/>
-              <w:rPr>
-                <w:rFonts w:ascii="Calibri" w:eastAsia="Calibri" w:hAnsi="Calibri" w:cs="Calibri"/>
-                <w:sz w:val="16"/>
-                <w:szCs w:val="16"/>
-              </w:rPr>
             </w:pPr>
             <w:r>
               <w:rPr>
@@ -6503,11 +7861,6 @@
               <w:bidi/>
               <w:spacing w:line="240" w:lineRule="auto"/>
               <w:jc w:val="center"/>
-              <w:rPr>
-                <w:rFonts w:ascii="Calibri" w:eastAsia="Calibri" w:hAnsi="Calibri" w:cs="Calibri"/>
-                <w:sz w:val="16"/>
-                <w:szCs w:val="16"/>
-              </w:rPr>
             </w:pPr>
             <w:r>
               <w:rPr>
@@ -6535,187 +7888,16 @@
               <w:bidi/>
               <w:spacing w:line="240" w:lineRule="auto"/>
               <w:jc w:val="center"/>
-              <w:rPr>
-                <w:rFonts w:ascii="Calibri" w:eastAsia="Calibri" w:hAnsi="Calibri" w:cs="Calibri"/>
-                <w:sz w:val="16"/>
-                <w:szCs w:val="16"/>
-              </w:rPr>
             </w:pPr>
             <w:r>
               <w:rPr>
                 <w:rFonts w:ascii="Calibri" w:eastAsia="Calibri" w:hAnsi="Calibri" w:cs="Calibri"/>
+                <w:b/>
+                <w:bCs/>
                 <w:sz w:val="16"/>
                 <w:szCs w:val="16"/>
               </w:rPr>
-              <w:t>42</w:t>
-            </w:r>
-          </w:p>
-        </w:tc>
-      </w:tr>
-      <w:tr>
-        <w:tc>
-          <w:tcPr>
-            <w:tcW w:w="2000" w:type="dxa"/>
-            <w:tcBorders>
-              <w:top w:val="single" w:sz="8" w:space="0" w:color="000000"/>
-              <w:left w:val="single" w:sz="8" w:space="0" w:color="000000"/>
-              <w:bottom w:val="single" w:sz="8" w:space="0" w:color="000000"/>
-              <w:right w:val="single" w:sz="8" w:space="0" w:color="000000"/>
-            </w:tcBorders>
-            <w:shd w:val="clear" w:color="auto" w:fill="F3F3F3"/>
-            <w:vAlign w:val="center"/>
-          </w:tcPr>
-          <w:p>
-            <w:pPr>
-              <w:bidi/>
-              <w:spacing w:line="240" w:lineRule="auto"/>
-              <w:jc w:val="center"/>
-              <w:rPr>
-                <w:rFonts w:ascii="Calibri" w:eastAsia="Calibri" w:hAnsi="Calibri" w:cs="Calibri"/>
-                <w:sz w:val="16"/>
-                <w:szCs w:val="16"/>
-              </w:rPr>
-            </w:pPr>
-            <w:r>
-              <w:rPr>
-                <w:rFonts w:ascii="Calibri" w:eastAsia="Calibri" w:hAnsi="Calibri" w:cs="Calibri"/>
-                <w:color w:val="188038"/>
-                <w:sz w:val="16"/>
-                <w:szCs w:val="16"/>
-              </w:rPr>
-              <w:t>axios</w:t>
-            </w:r>
-          </w:p>
-        </w:tc>
-        <w:tc>
-          <w:tcPr>
-            <w:tcW w:w="2000" w:type="dxa"/>
-            <w:tcBorders>
-              <w:top w:val="single" w:sz="8" w:space="0" w:color="000000"/>
-              <w:left w:val="single" w:sz="8" w:space="0" w:color="000000"/>
-              <w:bottom w:val="single" w:sz="8" w:space="0" w:color="000000"/>
-              <w:right w:val="single" w:sz="8" w:space="0" w:color="000000"/>
-            </w:tcBorders>
-            <w:shd w:val="clear" w:color="auto" w:fill="F3F3F3"/>
-            <w:vAlign w:val="center"/>
-          </w:tcPr>
-          <w:p>
-            <w:pPr>
-              <w:bidi/>
-              <w:spacing w:line="240" w:lineRule="auto"/>
-              <w:jc w:val="center"/>
-              <w:rPr>
-                <w:rFonts w:ascii="Calibri" w:eastAsia="Calibri" w:hAnsi="Calibri" w:cs="Calibri"/>
-                <w:sz w:val="16"/>
-                <w:szCs w:val="16"/>
-              </w:rPr>
-            </w:pPr>
-            <w:r>
-              <w:rPr>
-                <w:rFonts w:ascii="Calibri" w:eastAsia="Calibri" w:hAnsi="Calibri" w:cs="Calibri"/>
-                <w:sz w:val="16"/>
-                <w:szCs w:val="16"/>
-              </w:rPr>
-              <w:t xml:space="preserve">33 </w:t>
-            </w:r>
-          </w:p>
-        </w:tc>
-        <w:tc>
-          <w:tcPr>
-            <w:tcW w:w="2000" w:type="dxa"/>
-            <w:tcBorders>
-              <w:top w:val="single" w:sz="8" w:space="0" w:color="000000"/>
-              <w:left w:val="single" w:sz="8" w:space="0" w:color="000000"/>
-              <w:bottom w:val="single" w:sz="8" w:space="0" w:color="000000"/>
-              <w:right w:val="single" w:sz="8" w:space="0" w:color="000000"/>
-            </w:tcBorders>
-            <w:shd w:val="clear" w:color="auto" w:fill="F3F3F3"/>
-            <w:vAlign w:val="center"/>
-          </w:tcPr>
-          <w:p>
-            <w:pPr>
-              <w:bidi/>
-              <w:spacing w:line="240" w:lineRule="auto"/>
-              <w:jc w:val="center"/>
-              <w:rPr>
-                <w:rFonts w:ascii="Calibri" w:eastAsia="Calibri" w:hAnsi="Calibri" w:cs="Calibri"/>
-                <w:sz w:val="16"/>
-                <w:szCs w:val="16"/>
-              </w:rPr>
-            </w:pPr>
-            <w:r>
-              <w:rPr>
-                <w:rFonts w:ascii="Calibri" w:eastAsia="Calibri" w:hAnsi="Calibri" w:cs="Calibri"/>
-                <w:sz w:val="16"/>
-                <w:szCs w:val="16"/>
-              </w:rPr>
-              <w:t>8.7</w:t>
-            </w:r>
-          </w:p>
-        </w:tc>
-        <w:tc>
-          <w:tcPr>
-            <w:tcW w:w="2000" w:type="dxa"/>
-            <w:tcBorders>
-              <w:top w:val="single" w:sz="8" w:space="0" w:color="000000"/>
-              <w:left w:val="single" w:sz="8" w:space="0" w:color="000000"/>
-              <w:bottom w:val="single" w:sz="8" w:space="0" w:color="000000"/>
-              <w:right w:val="single" w:sz="8" w:space="0" w:color="000000"/>
-            </w:tcBorders>
-            <w:shd w:val="clear" w:color="auto" w:fill="F3F3F3"/>
-            <w:vAlign w:val="center"/>
-          </w:tcPr>
-          <w:p>
-            <w:pPr>
-              <w:bidi/>
-              <w:spacing w:line="240" w:lineRule="auto"/>
-              <w:jc w:val="center"/>
-              <w:rPr>
-                <w:rFonts w:ascii="Calibri" w:eastAsia="Calibri" w:hAnsi="Calibri" w:cs="Calibri"/>
-                <w:sz w:val="16"/>
-                <w:szCs w:val="16"/>
-              </w:rPr>
-            </w:pPr>
-            <w:r>
-              <w:rPr>
-                <w:rFonts w:ascii="Calibri" w:eastAsia="Calibri" w:hAnsi="Calibri" w:cs="Calibri"/>
-                <w:sz w:val="16"/>
-                <w:szCs w:val="16"/>
-              </w:rPr>
-              <w:t>HIGH</w:t>
-            </w:r>
-          </w:p>
-        </w:tc>
-        <w:tc>
-          <w:tcPr>
-            <w:tcW w:w="2000" w:type="dxa"/>
-            <w:tcBorders>
-              <w:top w:val="single" w:sz="8" w:space="0" w:color="000000"/>
-              <w:left w:val="single" w:sz="8" w:space="0" w:color="000000"/>
-              <w:bottom w:val="single" w:sz="8" w:space="0" w:color="000000"/>
-              <w:right w:val="single" w:sz="8" w:space="0" w:color="000000"/>
-            </w:tcBorders>
-            <w:shd w:val="clear" w:color="auto" w:fill="F3F3F3"/>
-            <w:vAlign w:val="center"/>
-          </w:tcPr>
-          <w:p>
-            <w:pPr>
-              <w:bidi/>
-              <w:spacing w:line="240" w:lineRule="auto"/>
-              <w:jc w:val="center"/>
-              <w:rPr>
-                <w:rFonts w:ascii="Calibri" w:eastAsia="Calibri" w:hAnsi="Calibri" w:cs="Calibri"/>
-                <w:sz w:val="16"/>
-                <w:szCs w:val="16"/>
-              </w:rPr>
-            </w:pPr>
-            <w:r>
-              <w:rPr>
-                <w:rFonts w:ascii="Calibri" w:eastAsia="Calibri" w:hAnsi="Calibri" w:cs="Calibri"/>
-                <w:sz w:val="16"/>
-                <w:szCs w:val="16"/>
-              </w:rPr>
-              <w:t>43</w:t>
+              <w:t>46</w:t>
             </w:r>
           </w:p>
         </w:tc>
@@ -6737,20 +7919,43 @@
               <w:bidi/>
               <w:spacing w:line="240" w:lineRule="auto"/>
               <w:jc w:val="center"/>
+            </w:pPr>
+            <w:proofErr w:type="spellStart"/>
+            <w:r>
               <w:rPr>
                 <w:rFonts w:ascii="Calibri" w:eastAsia="Calibri" w:hAnsi="Calibri" w:cs="Calibri"/>
                 <w:sz w:val="16"/>
                 <w:szCs w:val="16"/>
               </w:rPr>
+              <w:t>fast-xml-parser</w:t>
+            </w:r>
+            <w:proofErr w:type="spellEnd"/>
+          </w:p>
+        </w:tc>
+        <w:tc>
+          <w:tcPr>
+            <w:tcW w:w="2000" w:type="dxa"/>
+            <w:tcBorders>
+              <w:top w:val="single" w:sz="8" w:space="0" w:color="000000"/>
+              <w:left w:val="single" w:sz="8" w:space="0" w:color="000000"/>
+              <w:bottom w:val="single" w:sz="8" w:space="0" w:color="000000"/>
+              <w:right w:val="single" w:sz="8" w:space="0" w:color="000000"/>
+            </w:tcBorders>
+            <w:vAlign w:val="center"/>
+          </w:tcPr>
+          <w:p>
+            <w:pPr>
+              <w:bidi/>
+              <w:spacing w:line="240" w:lineRule="auto"/>
+              <w:jc w:val="center"/>
             </w:pPr>
             <w:r>
               <w:rPr>
                 <w:rFonts w:ascii="Calibri" w:eastAsia="Calibri" w:hAnsi="Calibri" w:cs="Calibri"/>
-                <w:color w:val="188038"/>
                 <w:sz w:val="16"/>
                 <w:szCs w:val="16"/>
               </w:rPr>
-              <w:t>fast-xml-parser</w:t>
+              <w:t>8</w:t>
             </w:r>
           </w:p>
         </w:tc>
@@ -6770,43 +7975,6 @@
               <w:bidi/>
               <w:spacing w:line="240" w:lineRule="auto"/>
               <w:jc w:val="center"/>
-              <w:rPr>
-                <w:rFonts w:ascii="Calibri" w:eastAsia="Calibri" w:hAnsi="Calibri" w:cs="Calibri"/>
-                <w:sz w:val="16"/>
-                <w:szCs w:val="16"/>
-              </w:rPr>
-            </w:pPr>
-            <w:r>
-              <w:rPr>
-                <w:rFonts w:ascii="Calibri" w:eastAsia="Calibri" w:hAnsi="Calibri" w:cs="Calibri"/>
-                <w:sz w:val="16"/>
-                <w:szCs w:val="16"/>
-              </w:rPr>
-              <w:t xml:space="preserve">8 </w:t>
-            </w:r>
-          </w:p>
-        </w:tc>
-        <w:tc>
-          <w:tcPr>
-            <w:tcW w:w="2000" w:type="dxa"/>
-            <w:tcBorders>
-              <w:top w:val="single" w:sz="8" w:space="0" w:color="000000"/>
-              <w:left w:val="single" w:sz="8" w:space="0" w:color="000000"/>
-              <w:bottom w:val="single" w:sz="8" w:space="0" w:color="000000"/>
-              <w:right w:val="single" w:sz="8" w:space="0" w:color="000000"/>
-            </w:tcBorders>
-            <w:vAlign w:val="center"/>
-          </w:tcPr>
-          <w:p>
-            <w:pPr>
-              <w:bidi/>
-              <w:spacing w:line="240" w:lineRule="auto"/>
-              <w:jc w:val="center"/>
-              <w:rPr>
-                <w:rFonts w:ascii="Calibri" w:eastAsia="Calibri" w:hAnsi="Calibri" w:cs="Calibri"/>
-                <w:sz w:val="16"/>
-                <w:szCs w:val="16"/>
-              </w:rPr>
             </w:pPr>
             <w:r>
               <w:rPr>
@@ -6834,11 +8002,6 @@
               <w:bidi/>
               <w:spacing w:line="240" w:lineRule="auto"/>
               <w:jc w:val="center"/>
-              <w:rPr>
-                <w:rFonts w:ascii="Calibri" w:eastAsia="Calibri" w:hAnsi="Calibri" w:cs="Calibri"/>
-                <w:sz w:val="16"/>
-                <w:szCs w:val="16"/>
-              </w:rPr>
             </w:pPr>
             <w:r>
               <w:rPr>
@@ -6866,11 +8029,6 @@
               <w:bidi/>
               <w:spacing w:line="240" w:lineRule="auto"/>
               <w:jc w:val="center"/>
-              <w:rPr>
-                <w:rFonts w:ascii="Calibri" w:eastAsia="Calibri" w:hAnsi="Calibri" w:cs="Calibri"/>
-                <w:sz w:val="16"/>
-                <w:szCs w:val="16"/>
-              </w:rPr>
             </w:pPr>
             <w:r>
               <w:rPr>
@@ -6904,12 +8062,14 @@
         </w:rPr>
         <w:t xml:space="preserve">טבלה 2: עשר החבילות המושפעות בעלות דירוג </w:t>
       </w:r>
+      <w:proofErr w:type="spellStart"/>
       <w:r>
         <w:rPr>
           <w:rFonts w:ascii="Calibri" w:eastAsia="Calibri" w:hAnsi="Calibri" w:cs="Calibri"/>
         </w:rPr>
         <w:t>Betweenness</w:t>
       </w:r>
+      <w:proofErr w:type="spellEnd"/>
       <w:r>
         <w:rPr>
           <w:rFonts w:ascii="Calibri" w:eastAsia="Calibri" w:hAnsi="Calibri" w:cs="Calibri"/>
@@ -6917,62 +8077,48 @@
         </w:rPr>
         <w:t xml:space="preserve"> הגבוה ביותר. מספר ה־</w:t>
       </w:r>
+      <w:proofErr w:type="spellStart"/>
       <w:r>
         <w:rPr>
           <w:rFonts w:ascii="Calibri" w:eastAsia="Calibri" w:hAnsi="Calibri" w:cs="Calibri"/>
         </w:rPr>
         <w:t>advisories</w:t>
       </w:r>
-      <w:r>
-        <w:rPr>
-          <w:rFonts w:ascii="Calibri" w:eastAsia="Calibri" w:hAnsi="Calibri" w:cs="Calibri"/>
-          <w:rtl/>
-        </w:rPr>
-        <w:t xml:space="preserve"> מתייחס למזהים ייחודיים המשפיעים על לפחות אחת מהגרסאות שנפתרו עבור החבילה. </w:t>
-      </w:r>
-      <w:r>
-        <w:rPr>
-          <w:rtl/>
-        </w:rPr>
-        <w:t>ציון ה־</w:t>
-      </w:r>
-      <w:r>
+      <w:proofErr w:type="spellEnd"/>
+      <w:r>
+        <w:rPr>
+          <w:rFonts w:ascii="Calibri" w:eastAsia="Calibri" w:hAnsi="Calibri" w:cs="Calibri"/>
+          <w:rtl/>
+        </w:rPr>
+        <w:t xml:space="preserve"> מתייחס למזהים ייחודיים המשפיעים על לפחות אחת מהגרסאות שנפתרו עבור החבילה. ציון ה־</w:t>
+      </w:r>
+      <w:r>
+        <w:rPr>
+          <w:rFonts w:ascii="Calibri" w:eastAsia="Calibri" w:hAnsi="Calibri" w:cs="Calibri"/>
+        </w:rPr>
         <w:t>CVSS</w:t>
       </w:r>
       <w:r>
         <w:rPr>
-          <w:rFonts w:hint="cs"/>
-          <w:rtl/>
-        </w:rPr>
-        <w:t xml:space="preserve"> </w:t>
-      </w:r>
-      <w:r>
-        <w:t xml:space="preserve"> </w:t>
-      </w:r>
-      <w:r>
-        <w:rPr>
-          <w:rtl/>
-        </w:rPr>
-        <w:t>המוצג הוא הציון של ה־</w:t>
-      </w:r>
-      <w:r>
-        <w:t xml:space="preserve">advisory </w:t>
-      </w:r>
-      <w:r>
-        <w:rPr>
-          <w:rFonts w:hint="cs"/>
-          <w:rtl/>
-        </w:rPr>
-        <w:t xml:space="preserve"> </w:t>
-      </w:r>
-      <w:r>
-        <w:rPr>
-          <w:rtl/>
-        </w:rPr>
-        <w:t>שנבחר כבעל העדיפות הגבוהה ביותר לפי חומרה וציון</w:t>
-      </w:r>
-      <w:r>
-        <w:t>.</w:t>
+          <w:rFonts w:ascii="Calibri" w:eastAsia="Calibri" w:hAnsi="Calibri" w:cs="Calibri"/>
+          <w:rtl/>
+        </w:rPr>
+        <w:t xml:space="preserve"> המוצג הוא הציון של ה־</w:t>
+      </w:r>
+      <w:proofErr w:type="spellStart"/>
+      <w:r>
+        <w:rPr>
+          <w:rFonts w:ascii="Calibri" w:eastAsia="Calibri" w:hAnsi="Calibri" w:cs="Calibri"/>
+        </w:rPr>
+        <w:t>advisory</w:t>
+      </w:r>
+      <w:proofErr w:type="spellEnd"/>
+      <w:r>
+        <w:rPr>
+          <w:rFonts w:ascii="Calibri" w:eastAsia="Calibri" w:hAnsi="Calibri" w:cs="Calibri"/>
+          <w:rtl/>
+        </w:rPr>
+        <w:t xml:space="preserve"> שנבחר כבעל העדיפות הגבוהה ביותר לפי חומרה וציון. </w:t>
       </w:r>
     </w:p>
     <w:p>
@@ -7012,27 +8158,54 @@
           <w:rFonts w:ascii="Calibri" w:eastAsia="Calibri" w:hAnsi="Calibri" w:cs="Calibri"/>
           <w:rtl/>
         </w:rPr>
-        <w:t xml:space="preserve">התוצאות מראות שהמידע הטופולוגי מוסיף שכבה שאינה קיימת ברשימת </w:t>
-      </w:r>
+        <w:t xml:space="preserve">התוצאות מראות שהמידע הטופולוגי מוסיף שכבה שאינה קיימת </w:t>
+      </w:r>
+      <w:r>
+        <w:rPr>
+          <w:rFonts w:ascii="Calibri" w:eastAsia="Calibri" w:hAnsi="Calibri" w:cs="Calibri"/>
+          <w:rtl/>
+        </w:rPr>
+        <w:t xml:space="preserve">ברשימת </w:t>
+      </w:r>
+      <w:proofErr w:type="spellStart"/>
       <w:r>
         <w:rPr>
           <w:rFonts w:ascii="Calibri" w:eastAsia="Calibri" w:hAnsi="Calibri" w:cs="Calibri"/>
         </w:rPr>
         <w:t>advisories</w:t>
       </w:r>
-      <w:r>
-        <w:rPr>
-          <w:rFonts w:ascii="Calibri" w:eastAsia="Calibri" w:hAnsi="Calibri" w:cs="Calibri"/>
-          <w:rtl/>
-        </w:rPr>
-        <w:t xml:space="preserve"> רגילה. מדדי המרכזיות מבחינים בין חבילות גשר לחבילות תשתית, וניתוח הקהילות מזהה קשרים המחברים בין אזורים שונים של הרשת. הניתוח הגלובלי הראה כי האקוסיסטם אינו מאורגן באופן אקראי: הוא מציג </w:t>
-      </w:r>
+      <w:proofErr w:type="spellEnd"/>
+      <w:r>
+        <w:rPr>
+          <w:rFonts w:ascii="Calibri" w:eastAsia="Calibri" w:hAnsi="Calibri" w:cs="Calibri"/>
+          <w:rtl/>
+        </w:rPr>
+        <w:t xml:space="preserve"> רגילה. מדדי המרכזיות מבחינים בין חבילות גשר לחבילות תשתית, וניתוח הקהילות מזהה קשרים המחברים בין אזורים שונים של הרשת. הניתוח הגלובלי הראה כי </w:t>
+      </w:r>
+      <w:proofErr w:type="spellStart"/>
+      <w:r>
+        <w:rPr>
+          <w:rFonts w:ascii="Calibri" w:eastAsia="Calibri" w:hAnsi="Calibri" w:cs="Calibri"/>
+          <w:rtl/>
+        </w:rPr>
+        <w:t>האקוסיסטם</w:t>
+      </w:r>
+      <w:proofErr w:type="spellEnd"/>
+      <w:r>
+        <w:rPr>
+          <w:rFonts w:ascii="Calibri" w:eastAsia="Calibri" w:hAnsi="Calibri" w:cs="Calibri"/>
+          <w:rtl/>
+        </w:rPr>
+        <w:t xml:space="preserve"> אינו מאורגן באופן אקראי: הוא מציג </w:t>
+      </w:r>
+      <w:proofErr w:type="spellStart"/>
       <w:r>
         <w:rPr>
           <w:rFonts w:ascii="Calibri" w:eastAsia="Calibri" w:hAnsi="Calibri" w:cs="Calibri"/>
         </w:rPr>
         <w:t>hubs</w:t>
       </w:r>
+      <w:proofErr w:type="spellEnd"/>
       <w:r>
         <w:rPr>
           <w:rFonts w:ascii="Calibri" w:eastAsia="Calibri" w:hAnsi="Calibri" w:cs="Calibri"/>
@@ -7040,12 +8213,14 @@
         </w:rPr>
         <w:t xml:space="preserve"> הגדולים משמעותית מקו הבסיס, מאפייני </w:t>
       </w:r>
+      <w:proofErr w:type="spellStart"/>
       <w:r>
         <w:rPr>
           <w:rFonts w:ascii="Calibri" w:eastAsia="Calibri" w:hAnsi="Calibri" w:cs="Calibri"/>
         </w:rPr>
         <w:t>Small-World</w:t>
       </w:r>
+      <w:proofErr w:type="spellEnd"/>
       <w:r>
         <w:rPr>
           <w:rFonts w:ascii="Calibri" w:eastAsia="Calibri" w:hAnsi="Calibri" w:cs="Calibri"/>
@@ -7053,31 +8228,35 @@
         </w:rPr>
         <w:t xml:space="preserve"> חזקים והתפלגות </w:t>
       </w:r>
+      <w:proofErr w:type="spellStart"/>
       <w:r>
         <w:rPr>
           <w:rFonts w:ascii="Calibri" w:eastAsia="Calibri" w:hAnsi="Calibri" w:cs="Calibri"/>
         </w:rPr>
         <w:t>In-Degree</w:t>
       </w:r>
-      <w:r>
-        <w:rPr>
-          <w:rFonts w:ascii="Calibri" w:eastAsia="Calibri" w:hAnsi="Calibri" w:cs="Calibri"/>
-          <w:rtl/>
-        </w:rPr>
-        <w:t xml:space="preserve"> בעלת זנב כבד. ניסוי החוסן מאשר שלמיקום הטופולוגי יש משמעות מעשית, משום שהסרה של 2.33% מהחבילות לפי </w:t>
-      </w:r>
+      <w:proofErr w:type="spellEnd"/>
+      <w:r>
+        <w:rPr>
+          <w:rFonts w:ascii="Calibri" w:eastAsia="Calibri" w:hAnsi="Calibri" w:cs="Calibri"/>
+          <w:rtl/>
+        </w:rPr>
+        <w:t xml:space="preserve"> בעלת זנב כבד. ניסוי החוסן מאשר שלמיקום הטופולוגי יש משמעות מעשית, משום שהסרה של 2.34% מהחבילות לפי </w:t>
+      </w:r>
+      <w:proofErr w:type="spellStart"/>
       <w:r>
         <w:rPr>
           <w:rFonts w:ascii="Calibri" w:eastAsia="Calibri" w:hAnsi="Calibri" w:cs="Calibri"/>
         </w:rPr>
         <w:t>Betweenness</w:t>
       </w:r>
-      <w:r>
-        <w:rPr>
-          <w:rFonts w:ascii="Calibri" w:eastAsia="Calibri" w:hAnsi="Calibri" w:cs="Calibri"/>
-          <w:rtl/>
-        </w:rPr>
-        <w:t xml:space="preserve"> פגעה בקשירות כמעט פי שלושה מהסרה אקראית.</w:t>
+      <w:proofErr w:type="spellEnd"/>
+      <w:r>
+        <w:rPr>
+          <w:rFonts w:ascii="Calibri" w:eastAsia="Calibri" w:hAnsi="Calibri" w:cs="Calibri"/>
+          <w:rtl/>
+        </w:rPr>
+        <w:t xml:space="preserve"> פגעה בקשירות פי 2.83 מהסרה אקראית בממוצע.</w:t>
       </w:r>
     </w:p>
     <w:p>
@@ -7094,67 +8273,106 @@
           <w:rFonts w:ascii="Calibri" w:eastAsia="Calibri" w:hAnsi="Calibri" w:cs="Calibri"/>
           <w:rtl/>
         </w:rPr>
-        <w:t xml:space="preserve">למחקר שלוש מגבלות עיקריות. </w:t>
-      </w:r>
-      <w:r>
-        <w:rPr>
-          <w:rFonts w:ascii="Calibri" w:eastAsia="Calibri" w:hAnsi="Calibri" w:cs="Calibri"/>
-          <w:rtl/>
-        </w:rPr>
-        <w:t>ראשית, גרף התלויות נשלף מ־</w:t>
-      </w:r>
-      <w:r>
-        <w:rPr>
-          <w:rFonts w:ascii="Calibri" w:eastAsia="Calibri" w:hAnsi="Calibri" w:cs="Calibri"/>
-        </w:rPr>
-        <w:t>API</w:t>
-      </w:r>
-      <w:r>
-        <w:rPr>
-          <w:rFonts w:ascii="Calibri" w:eastAsia="Calibri" w:hAnsi="Calibri" w:cs="Calibri"/>
-          <w:rtl/>
-        </w:rPr>
-        <w:t xml:space="preserve"> חי, ואילו מידע ה־</w:t>
-      </w:r>
+        <w:t>למחקר שלוש מגבלות עיקריות. ראשית, גרף התלויות ומידע ה־</w:t>
+      </w:r>
+      <w:proofErr w:type="spellStart"/>
       <w:r>
         <w:rPr>
           <w:rFonts w:ascii="Calibri" w:eastAsia="Calibri" w:hAnsi="Calibri" w:cs="Calibri"/>
         </w:rPr>
         <w:t>advisories</w:t>
       </w:r>
-      <w:r>
-        <w:rPr>
-          <w:rFonts w:ascii="Calibri" w:eastAsia="Calibri" w:hAnsi="Calibri" w:cs="Calibri"/>
-          <w:rtl/>
-        </w:rPr>
-        <w:t xml:space="preserve"> נשמר כ־</w:t>
-      </w:r>
-      <w:r>
-        <w:rPr>
-          <w:rFonts w:ascii="Calibri" w:eastAsia="Calibri" w:hAnsi="Calibri" w:cs="Calibri"/>
-        </w:rPr>
-        <w:t>snapshot</w:t>
-      </w:r>
-      <w:r>
-        <w:rPr>
-          <w:rFonts w:ascii="Calibri" w:eastAsia="Calibri" w:hAnsi="Calibri" w:cs="Calibri"/>
-          <w:rtl/>
-        </w:rPr>
-        <w:t xml:space="preserve"> מקומי לאחר שליפתו; לכן הממצאים משקפים את מצב המאגרים במועד ההרצה הסופית</w:t>
-      </w:r>
-      <w:r>
-        <w:rPr>
-          <w:rFonts w:ascii="Calibri" w:eastAsia="Calibri" w:hAnsi="Calibri" w:cs="Calibri"/>
-          <w:rtl/>
-        </w:rPr>
-        <w:t xml:space="preserve">. שנית, איתור הפגיעויות מתבצע ברמת גרסה מדויקת, אך הניתוח הטופולוגי מאחד גרסאות שונות של אותה חבילה לצומת אחד; לכן המרכזיות מתארת את תפקיד החבילה הכולל ולא מסלול נפרד עבור כל גרסה. שלישית, חלק מהאלגוריתמים משתמשים בהטלה לא־מכוונת או בדירוג סטטי. בנוסף, ניתוח הזנב לא אפשר להעדיף </w:t>
-      </w:r>
-      <w:r>
-        <w:rPr>
-          <w:rFonts w:ascii="Calibri" w:eastAsia="Calibri" w:hAnsi="Calibri" w:cs="Calibri"/>
-        </w:rPr>
-        <w:t>Power Law</w:t>
-      </w:r>
+      <w:proofErr w:type="spellEnd"/>
+      <w:r>
+        <w:rPr>
+          <w:rFonts w:ascii="Calibri" w:eastAsia="Calibri" w:hAnsi="Calibri" w:cs="Calibri"/>
+          <w:rtl/>
+        </w:rPr>
+        <w:t xml:space="preserve"> מקורם במאגרי</w:t>
+      </w:r>
+      <w:r>
+        <w:rPr>
+          <w:rFonts w:ascii="Calibri" w:eastAsia="Calibri" w:hAnsi="Calibri" w:cs="Calibri"/>
+          <w:rtl/>
+        </w:rPr>
+        <w:t>ם חיים ונשמרו כ־</w:t>
+      </w:r>
+      <w:proofErr w:type="spellStart"/>
+      <w:r>
+        <w:rPr>
+          <w:rFonts w:ascii="Calibri" w:eastAsia="Calibri" w:hAnsi="Calibri" w:cs="Calibri"/>
+        </w:rPr>
+        <w:t>snapshots</w:t>
+      </w:r>
+      <w:proofErr w:type="spellEnd"/>
+      <w:r>
+        <w:rPr>
+          <w:rFonts w:ascii="Calibri" w:eastAsia="Calibri" w:hAnsi="Calibri" w:cs="Calibri"/>
+          <w:rtl/>
+        </w:rPr>
+        <w:t xml:space="preserve"> מקומיים במועד ההרצה הסופית; לכן הממצאים משקפים את מצב המאגרים באותו מועד. שנית, איתור </w:t>
+      </w:r>
+      <w:proofErr w:type="spellStart"/>
+      <w:r>
+        <w:rPr>
+          <w:rFonts w:ascii="Calibri" w:eastAsia="Calibri" w:hAnsi="Calibri" w:cs="Calibri"/>
+          <w:rtl/>
+        </w:rPr>
+        <w:t>הפגיעויות</w:t>
+      </w:r>
+      <w:proofErr w:type="spellEnd"/>
+      <w:r>
+        <w:rPr>
+          <w:rFonts w:ascii="Calibri" w:eastAsia="Calibri" w:hAnsi="Calibri" w:cs="Calibri"/>
+          <w:rtl/>
+        </w:rPr>
+        <w:t xml:space="preserve"> מתבצע ברמת גרסה מדויקת, אך הניתוח הטופולוגי מאחד גרסאות שונות של אותה חבילה לצומת אחד; לכן המרכזיות מתארת את תפקיד החבילה הכולל ולא מס</w:t>
+      </w:r>
+      <w:r>
+        <w:rPr>
+          <w:rFonts w:ascii="Calibri" w:eastAsia="Calibri" w:hAnsi="Calibri" w:cs="Calibri"/>
+          <w:rtl/>
+        </w:rPr>
+        <w:t xml:space="preserve">לול נפרד עבור כל גרסה. שלישית, חלק מהאלגוריתמים משתמשים בהטלה </w:t>
+      </w:r>
+      <w:proofErr w:type="spellStart"/>
+      <w:r>
+        <w:rPr>
+          <w:rFonts w:ascii="Calibri" w:eastAsia="Calibri" w:hAnsi="Calibri" w:cs="Calibri"/>
+          <w:rtl/>
+        </w:rPr>
+        <w:t>לא־מכוונת</w:t>
+      </w:r>
+      <w:proofErr w:type="spellEnd"/>
+      <w:r>
+        <w:rPr>
+          <w:rFonts w:ascii="Calibri" w:eastAsia="Calibri" w:hAnsi="Calibri" w:cs="Calibri"/>
+          <w:rtl/>
+        </w:rPr>
+        <w:t xml:space="preserve"> או בדירוג סטטי. בנוסף, ניתוח הזנב לא אפשר להעדיף </w:t>
+      </w:r>
+      <w:proofErr w:type="spellStart"/>
+      <w:r>
+        <w:rPr>
+          <w:rFonts w:ascii="Calibri" w:eastAsia="Calibri" w:hAnsi="Calibri" w:cs="Calibri"/>
+        </w:rPr>
+        <w:t>Power</w:t>
+      </w:r>
+      <w:proofErr w:type="spellEnd"/>
+      <w:r>
+        <w:rPr>
+          <w:rFonts w:ascii="Calibri" w:eastAsia="Calibri" w:hAnsi="Calibri" w:cs="Calibri"/>
+        </w:rPr>
+        <w:t xml:space="preserve"> </w:t>
+      </w:r>
+      <w:proofErr w:type="spellStart"/>
+      <w:r>
+        <w:rPr>
+          <w:rFonts w:ascii="Calibri" w:eastAsia="Calibri" w:hAnsi="Calibri" w:cs="Calibri"/>
+        </w:rPr>
+        <w:t>Law</w:t>
+      </w:r>
+      <w:proofErr w:type="spellEnd"/>
       <w:r>
         <w:rPr>
           <w:rFonts w:ascii="Calibri" w:eastAsia="Calibri" w:hAnsi="Calibri" w:cs="Calibri"/>
@@ -7162,12 +8380,14 @@
         </w:rPr>
         <w:t xml:space="preserve"> על </w:t>
       </w:r>
+      <w:proofErr w:type="spellStart"/>
       <w:r>
         <w:rPr>
           <w:rFonts w:ascii="Calibri" w:eastAsia="Calibri" w:hAnsi="Calibri" w:cs="Calibri"/>
         </w:rPr>
         <w:t>Lognormal</w:t>
       </w:r>
+      <w:proofErr w:type="spellEnd"/>
       <w:r>
         <w:rPr>
           <w:rFonts w:ascii="Calibri" w:eastAsia="Calibri" w:hAnsi="Calibri" w:cs="Calibri"/>
@@ -7175,18 +8395,36 @@
         </w:rPr>
         <w:t>, ולכן הרשת מתוארת כבעלת זנב כבד ולא כ־</w:t>
       </w:r>
+      <w:proofErr w:type="spellStart"/>
       <w:r>
         <w:rPr>
           <w:rFonts w:ascii="Calibri" w:eastAsia="Calibri" w:hAnsi="Calibri" w:cs="Calibri"/>
         </w:rPr>
         <w:t>Scale-Free</w:t>
       </w:r>
-      <w:r>
-        <w:rPr>
-          <w:rFonts w:ascii="Calibri" w:eastAsia="Calibri" w:hAnsi="Calibri" w:cs="Calibri"/>
-          <w:rtl/>
-        </w:rPr>
-        <w:t xml:space="preserve"> באופן חד־משמעי.</w:t>
+      <w:proofErr w:type="spellEnd"/>
+      <w:r>
+        <w:rPr>
+          <w:rFonts w:ascii="Calibri" w:eastAsia="Calibri" w:hAnsi="Calibri" w:cs="Calibri"/>
+          <w:rtl/>
+        </w:rPr>
+        <w:t xml:space="preserve"> באופן </w:t>
+      </w:r>
+      <w:proofErr w:type="spellStart"/>
+      <w:r>
+        <w:rPr>
+          <w:rFonts w:ascii="Calibri" w:eastAsia="Calibri" w:hAnsi="Calibri" w:cs="Calibri"/>
+          <w:rtl/>
+        </w:rPr>
+        <w:t>חד־משמעי</w:t>
+      </w:r>
+      <w:proofErr w:type="spellEnd"/>
+      <w:r>
+        <w:rPr>
+          <w:rFonts w:ascii="Calibri" w:eastAsia="Calibri" w:hAnsi="Calibri" w:cs="Calibri"/>
+          <w:rtl/>
+        </w:rPr>
+        <w:t>.</w:t>
       </w:r>
     </w:p>
     <w:p>
@@ -7232,267 +8470,29 @@
           <w:rFonts w:ascii="Calibri" w:eastAsia="Calibri" w:hAnsi="Calibri" w:cs="Calibri"/>
           <w:rtl/>
         </w:rPr>
-        <w:t xml:space="preserve">בפרויקט בנינו צינור ניתוח טופולוגי לשרשראות אספקת תוכנה והפעלנו אותו על גרף התלויות של </w:t>
-      </w:r>
+        <w:t xml:space="preserve">בפרויקט בנינו צינור ניתוח </w:t>
+      </w:r>
+      <w:r>
+        <w:rPr>
+          <w:rFonts w:ascii="Calibri" w:eastAsia="Calibri" w:hAnsi="Calibri" w:cs="Calibri"/>
+          <w:rtl/>
+        </w:rPr>
+        <w:t xml:space="preserve">טופולוגי לשרשראות אספקת תוכנה והפעלנו אותו על גרף התלויות של </w:t>
+      </w:r>
+      <w:proofErr w:type="spellStart"/>
       <w:r>
         <w:rPr>
           <w:rFonts w:ascii="Calibri" w:eastAsia="Calibri" w:hAnsi="Calibri" w:cs="Calibri"/>
         </w:rPr>
         <w:t>Flowise</w:t>
       </w:r>
+      <w:proofErr w:type="spellEnd"/>
       <w:r>
         <w:rPr>
           <w:rFonts w:ascii="Calibri" w:eastAsia="Calibri" w:hAnsi="Calibri" w:cs="Calibri"/>
           <w:rtl/>
         </w:rPr>
         <w:t>. מדדי המרכזיות הראו שחבילות גשר וחבילות תשתית ממלאות תפקידים שונים, וזיהוי הקהילות חשף ליבה גדולה וקשרי גשר גלובליים ופנימיים.</w:t>
-      </w:r>
-    </w:p>
-    <w:p>
-      <w:pPr>
-        <w:bidi/>
-        <w:spacing w:before="240" w:after="240" w:line="240" w:lineRule="auto"/>
-        <w:rPr>
-          <w:rFonts w:ascii="Calibri" w:eastAsia="Calibri" w:hAnsi="Calibri" w:cs="Calibri"/>
-        </w:rPr>
-      </w:pPr>
-      <w:r>
-        <w:rPr>
-          <w:rFonts w:ascii="Calibri" w:eastAsia="Calibri" w:hAnsi="Calibri" w:cs="Calibri"/>
-          <w:rtl/>
-        </w:rPr>
-        <w:t xml:space="preserve">ההשוואה ל־50 גרפים אקראיים הראתה שהרשת כוללת </w:t>
-      </w:r>
-      <w:r>
-        <w:rPr>
-          <w:rFonts w:ascii="Calibri" w:eastAsia="Calibri" w:hAnsi="Calibri" w:cs="Calibri"/>
-        </w:rPr>
-        <w:t>hubs</w:t>
-      </w:r>
-      <w:r>
-        <w:rPr>
-          <w:rFonts w:ascii="Calibri" w:eastAsia="Calibri" w:hAnsi="Calibri" w:cs="Calibri"/>
-          <w:rtl/>
-        </w:rPr>
-        <w:t xml:space="preserve"> והתקבצות שאינם מוסברים באמצעות מספר הצמתים והקשתות בלבד. מקדם </w:t>
-      </w:r>
-      <w:r>
-        <w:rPr>
-          <w:rFonts w:ascii="Calibri" w:eastAsia="Calibri" w:hAnsi="Calibri" w:cs="Calibri"/>
-        </w:rPr>
-        <w:t>Small-World</w:t>
-      </w:r>
-      <w:r>
-        <w:rPr>
-          <w:rFonts w:ascii="Calibri" w:eastAsia="Calibri" w:hAnsi="Calibri" w:cs="Calibri"/>
-          <w:rtl/>
-        </w:rPr>
-        <w:t xml:space="preserve"> של 102.8999 הראה שהרשת משלבת התקבצות מקומית גבוהה מאוד עם מסלולים גלובליים קצרים. ניתוח התפלגות הדרגות הראה זנב כבד: </w:t>
-      </w:r>
-      <w:r>
-        <w:rPr>
-          <w:rFonts w:ascii="Calibri" w:eastAsia="Calibri" w:hAnsi="Calibri" w:cs="Calibri"/>
-        </w:rPr>
-        <w:t>Power Law</w:t>
-      </w:r>
-      <w:r>
-        <w:rPr>
-          <w:rFonts w:ascii="Calibri" w:eastAsia="Calibri" w:hAnsi="Calibri" w:cs="Calibri"/>
-          <w:rtl/>
-        </w:rPr>
-        <w:t xml:space="preserve"> נמצא עדיף על </w:t>
-      </w:r>
-      <w:r>
-        <w:rPr>
-          <w:rFonts w:ascii="Calibri" w:eastAsia="Calibri" w:hAnsi="Calibri" w:cs="Calibri"/>
-        </w:rPr>
-        <w:t>Exponential</w:t>
-      </w:r>
-      <w:r>
-        <w:rPr>
-          <w:rFonts w:ascii="Calibri" w:eastAsia="Calibri" w:hAnsi="Calibri" w:cs="Calibri"/>
-          <w:rtl/>
-        </w:rPr>
-        <w:t>, בעוד ש־</w:t>
-      </w:r>
-      <w:r>
-        <w:rPr>
-          <w:rFonts w:ascii="Calibri" w:eastAsia="Calibri" w:hAnsi="Calibri" w:cs="Calibri"/>
-        </w:rPr>
-        <w:t>Lognormal</w:t>
-      </w:r>
-      <w:r>
-        <w:rPr>
-          <w:rFonts w:ascii="Calibri" w:eastAsia="Calibri" w:hAnsi="Calibri" w:cs="Calibri"/>
-          <w:rtl/>
-        </w:rPr>
-        <w:t xml:space="preserve"> נשאר חלופה אפשרית.</w:t>
-      </w:r>
-    </w:p>
-    <w:p>
-      <w:pPr>
-        <w:bidi/>
-        <w:spacing w:before="240" w:after="240" w:line="240" w:lineRule="auto"/>
-        <w:rPr>
-          <w:rFonts w:ascii="Calibri" w:eastAsia="Calibri" w:hAnsi="Calibri" w:cs="Calibri"/>
-        </w:rPr>
-      </w:pPr>
-      <w:r>
-        <w:rPr>
-          <w:rFonts w:ascii="Calibri" w:eastAsia="Calibri" w:hAnsi="Calibri" w:cs="Calibri"/>
-          <w:rtl/>
-        </w:rPr>
-        <w:lastRenderedPageBreak/>
-        <w:t xml:space="preserve">ניסוי החוסן הראה שהסרה ממוקדת של 50 חבילות בעלות </w:t>
-      </w:r>
-      <w:r>
-        <w:rPr>
-          <w:rFonts w:ascii="Calibri" w:eastAsia="Calibri" w:hAnsi="Calibri" w:cs="Calibri"/>
-        </w:rPr>
-        <w:t>Betweenness</w:t>
-      </w:r>
-      <w:r>
-        <w:rPr>
-          <w:rFonts w:ascii="Calibri" w:eastAsia="Calibri" w:hAnsi="Calibri" w:cs="Calibri"/>
-          <w:rtl/>
-        </w:rPr>
-        <w:t xml:space="preserve"> גבוה, המהוות 2.33% בלבד מהצמתים, הקטינה את רכיב הקשירות הגדול ביותר ב־8.88%. פגיעה זו הייתה כמעט פי שלושה מהירידה הממוצעת של 3.04% שהתקבלה בהסרה אקראית. </w:t>
-      </w:r>
-    </w:p>
-    <w:p>
-      <w:pPr>
-        <w:bidi/>
-        <w:spacing w:before="240" w:after="240" w:line="240" w:lineRule="auto"/>
-        <w:rPr>
-          <w:rFonts w:ascii="Calibri" w:eastAsia="Calibri" w:hAnsi="Calibri" w:cs="Calibri"/>
-        </w:rPr>
-      </w:pPr>
-      <w:r>
-        <w:rPr>
-          <w:rFonts w:ascii="Calibri" w:eastAsia="Calibri" w:hAnsi="Calibri" w:cs="Calibri"/>
-          <w:rtl/>
-        </w:rPr>
-        <w:t xml:space="preserve">הניתוח האבטחתי ברמת גרסה זיהה 151 </w:t>
-      </w:r>
-      <w:r>
-        <w:rPr>
-          <w:rFonts w:ascii="Calibri" w:eastAsia="Calibri" w:hAnsi="Calibri" w:cs="Calibri"/>
-        </w:rPr>
-        <w:t>advisories</w:t>
-      </w:r>
-      <w:r>
-        <w:rPr>
-          <w:rFonts w:ascii="Calibri" w:eastAsia="Calibri" w:hAnsi="Calibri" w:cs="Calibri"/>
-          <w:rtl/>
-        </w:rPr>
-        <w:t xml:space="preserve"> ייחודיים המשפיעים על 61 צירופי חבילה–גרסה ועל 47 שמות חבילות. עשרים וארבע מן החבילות המושפעות דורגו בעשירון העליון לפי </w:t>
-      </w:r>
-      <w:r>
-        <w:rPr>
-          <w:rFonts w:ascii="Calibri" w:eastAsia="Calibri" w:hAnsi="Calibri" w:cs="Calibri"/>
-        </w:rPr>
-        <w:t>Betweenness</w:t>
-      </w:r>
-      <w:r>
-        <w:rPr>
-          <w:rFonts w:ascii="Calibri" w:eastAsia="Calibri" w:hAnsi="Calibri" w:cs="Calibri"/>
-          <w:rtl/>
-        </w:rPr>
-        <w:t xml:space="preserve"> ו־30 ברבעון העליון.  הריכוז היה גבוה באופן מובהק מהצפוי באקראי, כאשר </w:t>
-      </w:r>
-      <w:r>
-        <w:rPr>
-          <w:rFonts w:ascii="Calibri" w:eastAsia="Calibri" w:hAnsi="Calibri" w:cs="Calibri"/>
-        </w:rPr>
-        <w:t>form-data</w:t>
-      </w:r>
-      <w:r>
-        <w:rPr>
-          <w:rFonts w:ascii="Calibri" w:eastAsia="Calibri" w:hAnsi="Calibri" w:cs="Calibri"/>
-          <w:rtl/>
-        </w:rPr>
-        <w:t xml:space="preserve"> דורגה במקום השלישי ושילבה מרכזיות גבוהה עם </w:t>
-      </w:r>
-      <w:r>
-        <w:rPr>
-          <w:rFonts w:ascii="Calibri" w:eastAsia="Calibri" w:hAnsi="Calibri" w:cs="Calibri"/>
-        </w:rPr>
-        <w:t>advisory</w:t>
-      </w:r>
-      <w:r>
-        <w:rPr>
-          <w:rFonts w:ascii="Calibri" w:eastAsia="Calibri" w:hAnsi="Calibri" w:cs="Calibri"/>
-          <w:rtl/>
-        </w:rPr>
-        <w:t xml:space="preserve"> בחומרת </w:t>
-      </w:r>
-      <w:r>
-        <w:rPr>
-          <w:rFonts w:ascii="Calibri" w:eastAsia="Calibri" w:hAnsi="Calibri" w:cs="Calibri"/>
-        </w:rPr>
-        <w:t>CRITICAL</w:t>
-      </w:r>
-      <w:r>
-        <w:rPr>
-          <w:rFonts w:ascii="Calibri" w:eastAsia="Calibri" w:hAnsi="Calibri" w:cs="Calibri"/>
-          <w:rtl/>
-        </w:rPr>
-        <w:t xml:space="preserve"> ובציון </w:t>
-      </w:r>
-      <w:r>
-        <w:rPr>
-          <w:rFonts w:ascii="Calibri" w:eastAsia="Calibri" w:hAnsi="Calibri" w:cs="Calibri"/>
-        </w:rPr>
-        <w:t>CVSS v</w:t>
-      </w:r>
-      <w:r>
-        <w:rPr>
-          <w:rFonts w:ascii="Calibri" w:eastAsia="Calibri" w:hAnsi="Calibri" w:cs="Calibri"/>
-          <w:rtl/>
-        </w:rPr>
-        <w:t>4 של 9.4.</w:t>
-      </w:r>
-    </w:p>
-    <w:p>
-      <w:pPr>
-        <w:bidi/>
-        <w:spacing w:before="240" w:after="240" w:line="240" w:lineRule="auto"/>
-        <w:rPr>
-          <w:rFonts w:ascii="Calibri" w:eastAsia="Calibri" w:hAnsi="Calibri" w:cs="Calibri"/>
-        </w:rPr>
-      </w:pPr>
-      <w:r>
-        <w:rPr>
-          <w:rFonts w:ascii="Calibri" w:eastAsia="Calibri" w:hAnsi="Calibri" w:cs="Calibri"/>
-          <w:rtl/>
-        </w:rPr>
-        <w:t>המסקנה המרכזית היא שמידע אבטחתי ומרכזיות טופולוגית משלימים זה את זה. נתוני ה־</w:t>
-      </w:r>
-      <w:r>
-        <w:rPr>
-          <w:rFonts w:ascii="Calibri" w:eastAsia="Calibri" w:hAnsi="Calibri" w:cs="Calibri"/>
-        </w:rPr>
-        <w:t>advisory</w:t>
-      </w:r>
-      <w:r>
-        <w:rPr>
-          <w:rFonts w:ascii="Calibri" w:eastAsia="Calibri" w:hAnsi="Calibri" w:cs="Calibri"/>
-          <w:rtl/>
-        </w:rPr>
-        <w:t xml:space="preserve"> מזהים גרסאות המושפעות מפגיעויות מוכרות, ואילו הגרף מספק הקשר לגבי חשיבותן המערכתית של החבילות. השיטה מאפשרת לתעדף תיקון, ניטור והגנה במקרים שבהם פגיעות ברמת גרסה נפגשת עם מרכזיות גבוהה ברשת, וניתנת להפעלה על מערכות </w:t>
-      </w:r>
-      <w:r>
-        <w:rPr>
-          <w:rFonts w:ascii="Calibri" w:eastAsia="Calibri" w:hAnsi="Calibri" w:cs="Calibri"/>
-        </w:rPr>
-        <w:t>npm</w:t>
-      </w:r>
-      <w:r>
-        <w:rPr>
-          <w:rFonts w:ascii="Calibri" w:eastAsia="Calibri" w:hAnsi="Calibri" w:cs="Calibri"/>
-          <w:rtl/>
-        </w:rPr>
-        <w:t xml:space="preserve"> אחרות באמצעות שינוי חבילת השורש והגרסה.</w:t>
       </w:r>
     </w:p>
     <w:p>
@@ -7502,6 +8502,368 @@
         <w:ind w:right="600"/>
         <w:rPr>
           <w:rFonts w:ascii="Calibri" w:eastAsia="Calibri" w:hAnsi="Calibri" w:cs="Calibri"/>
+        </w:rPr>
+      </w:pPr>
+      <w:r>
+        <w:rPr>
+          <w:rFonts w:ascii="Calibri" w:eastAsia="Calibri" w:hAnsi="Calibri" w:cs="Calibri"/>
+          <w:rtl/>
+        </w:rPr>
+        <w:t xml:space="preserve">ההשוואה ל־50 גרפים אקראיים הראתה שהרשת כוללת </w:t>
+      </w:r>
+      <w:proofErr w:type="spellStart"/>
+      <w:r>
+        <w:rPr>
+          <w:rFonts w:ascii="Calibri" w:eastAsia="Calibri" w:hAnsi="Calibri" w:cs="Calibri"/>
+        </w:rPr>
+        <w:t>hubs</w:t>
+      </w:r>
+      <w:proofErr w:type="spellEnd"/>
+      <w:r>
+        <w:rPr>
+          <w:rFonts w:ascii="Calibri" w:eastAsia="Calibri" w:hAnsi="Calibri" w:cs="Calibri"/>
+          <w:rtl/>
+        </w:rPr>
+        <w:t xml:space="preserve"> והתקבצות ש</w:t>
+      </w:r>
+      <w:r>
+        <w:rPr>
+          <w:rFonts w:ascii="Calibri" w:eastAsia="Calibri" w:hAnsi="Calibri" w:cs="Calibri"/>
+          <w:rtl/>
+        </w:rPr>
+        <w:t xml:space="preserve">אינם מוסברים באמצעות מספר הצמתים והקשתות בלבד. מקדם </w:t>
+      </w:r>
+      <w:proofErr w:type="spellStart"/>
+      <w:r>
+        <w:rPr>
+          <w:rFonts w:ascii="Calibri" w:eastAsia="Calibri" w:hAnsi="Calibri" w:cs="Calibri"/>
+        </w:rPr>
+        <w:t>Small-World</w:t>
+      </w:r>
+      <w:proofErr w:type="spellEnd"/>
+      <w:r>
+        <w:rPr>
+          <w:rFonts w:ascii="Calibri" w:eastAsia="Calibri" w:hAnsi="Calibri" w:cs="Calibri"/>
+          <w:rtl/>
+        </w:rPr>
+        <w:t xml:space="preserve"> של 117.6061 הראה שהרשת משלבת התקבצות מקומית </w:t>
+      </w:r>
+      <w:r>
+        <w:rPr>
+          <w:rFonts w:ascii="Calibri" w:eastAsia="Calibri" w:hAnsi="Calibri" w:cs="Calibri"/>
+          <w:rtl/>
+        </w:rPr>
+        <w:lastRenderedPageBreak/>
+        <w:t xml:space="preserve">גבוהה מאוד עם מסלולים גלובליים קצרים. ניתוח התפלגות הדרגות הראה זנב כבד: </w:t>
+      </w:r>
+      <w:proofErr w:type="spellStart"/>
+      <w:r>
+        <w:rPr>
+          <w:rFonts w:ascii="Calibri" w:eastAsia="Calibri" w:hAnsi="Calibri" w:cs="Calibri"/>
+        </w:rPr>
+        <w:t>Power</w:t>
+      </w:r>
+      <w:proofErr w:type="spellEnd"/>
+      <w:r>
+        <w:rPr>
+          <w:rFonts w:ascii="Calibri" w:eastAsia="Calibri" w:hAnsi="Calibri" w:cs="Calibri"/>
+        </w:rPr>
+        <w:t xml:space="preserve"> </w:t>
+      </w:r>
+      <w:proofErr w:type="spellStart"/>
+      <w:r>
+        <w:rPr>
+          <w:rFonts w:ascii="Calibri" w:eastAsia="Calibri" w:hAnsi="Calibri" w:cs="Calibri"/>
+        </w:rPr>
+        <w:t>Law</w:t>
+      </w:r>
+      <w:proofErr w:type="spellEnd"/>
+      <w:r>
+        <w:rPr>
+          <w:rFonts w:ascii="Calibri" w:eastAsia="Calibri" w:hAnsi="Calibri" w:cs="Calibri"/>
+          <w:rtl/>
+        </w:rPr>
+        <w:t xml:space="preserve"> נמצא עדיף על </w:t>
+      </w:r>
+      <w:proofErr w:type="spellStart"/>
+      <w:r>
+        <w:rPr>
+          <w:rFonts w:ascii="Calibri" w:eastAsia="Calibri" w:hAnsi="Calibri" w:cs="Calibri"/>
+        </w:rPr>
+        <w:t>Exponential</w:t>
+      </w:r>
+      <w:proofErr w:type="spellEnd"/>
+      <w:r>
+        <w:rPr>
+          <w:rFonts w:ascii="Calibri" w:eastAsia="Calibri" w:hAnsi="Calibri" w:cs="Calibri"/>
+          <w:rtl/>
+        </w:rPr>
+        <w:t>, בעוד ש־</w:t>
+      </w:r>
+      <w:proofErr w:type="spellStart"/>
+      <w:r>
+        <w:rPr>
+          <w:rFonts w:ascii="Calibri" w:eastAsia="Calibri" w:hAnsi="Calibri" w:cs="Calibri"/>
+        </w:rPr>
+        <w:t>Lognormal</w:t>
+      </w:r>
+      <w:proofErr w:type="spellEnd"/>
+      <w:r>
+        <w:rPr>
+          <w:rFonts w:ascii="Calibri" w:eastAsia="Calibri" w:hAnsi="Calibri" w:cs="Calibri"/>
+          <w:rtl/>
+        </w:rPr>
+        <w:t xml:space="preserve"> נשאר חלופה אפשרית.</w:t>
+      </w:r>
+    </w:p>
+    <w:p>
+      <w:pPr>
+        <w:bidi/>
+        <w:spacing w:before="240" w:after="240" w:line="240" w:lineRule="auto"/>
+        <w:rPr>
+          <w:rFonts w:ascii="Calibri" w:eastAsia="Calibri" w:hAnsi="Calibri" w:cs="Calibri"/>
+        </w:rPr>
+      </w:pPr>
+    </w:p>
+    <w:p>
+      <w:pPr>
+        <w:bidi/>
+        <w:spacing w:before="240" w:after="240" w:line="240" w:lineRule="auto"/>
+        <w:rPr>
+          <w:rFonts w:ascii="Calibri" w:eastAsia="Calibri" w:hAnsi="Calibri" w:cs="Calibri"/>
+        </w:rPr>
+      </w:pPr>
+      <w:r>
+        <w:rPr>
+          <w:rFonts w:ascii="Calibri" w:eastAsia="Calibri" w:hAnsi="Calibri" w:cs="Calibri"/>
+          <w:rtl/>
+        </w:rPr>
+        <w:t>ני</w:t>
+      </w:r>
+      <w:r>
+        <w:rPr>
+          <w:rFonts w:ascii="Calibri" w:eastAsia="Calibri" w:hAnsi="Calibri" w:cs="Calibri"/>
+          <w:rtl/>
+        </w:rPr>
+        <w:t xml:space="preserve">סוי החוסן הראה שהסרה ממוקדת של 50 חבילות בעלות </w:t>
+      </w:r>
+      <w:proofErr w:type="spellStart"/>
+      <w:r>
+        <w:rPr>
+          <w:rFonts w:ascii="Calibri" w:eastAsia="Calibri" w:hAnsi="Calibri" w:cs="Calibri"/>
+        </w:rPr>
+        <w:t>Betweenness</w:t>
+      </w:r>
+      <w:proofErr w:type="spellEnd"/>
+      <w:r>
+        <w:rPr>
+          <w:rFonts w:ascii="Calibri" w:eastAsia="Calibri" w:hAnsi="Calibri" w:cs="Calibri"/>
+          <w:rtl/>
+        </w:rPr>
+        <w:t xml:space="preserve"> גבוה, המהוות 2.34% בלבד מהצמתים, הקטינה את רכיב הקשירות הגדול ביותר ב־8.98%. פגיעה זו הייתה פי 2.83 מהירידה הממוצעת של 3.17% שהתקבלה בהסרה אקראית. </w:t>
+      </w:r>
+    </w:p>
+    <w:p>
+      <w:pPr>
+        <w:bidi/>
+        <w:spacing w:before="240" w:after="240" w:line="240" w:lineRule="auto"/>
+        <w:rPr>
+          <w:rFonts w:ascii="Calibri" w:eastAsia="Calibri" w:hAnsi="Calibri" w:cs="Calibri"/>
+        </w:rPr>
+      </w:pPr>
+      <w:r>
+        <w:rPr>
+          <w:rFonts w:ascii="Calibri" w:eastAsia="Calibri" w:hAnsi="Calibri" w:cs="Calibri"/>
+          <w:rtl/>
+        </w:rPr>
+        <w:t xml:space="preserve">הניתוח האבטחתי ברמת גרסה זיהה 151 </w:t>
+      </w:r>
+      <w:proofErr w:type="spellStart"/>
+      <w:r>
+        <w:rPr>
+          <w:rFonts w:ascii="Calibri" w:eastAsia="Calibri" w:hAnsi="Calibri" w:cs="Calibri"/>
+        </w:rPr>
+        <w:t>advisories</w:t>
+      </w:r>
+      <w:proofErr w:type="spellEnd"/>
+      <w:r>
+        <w:rPr>
+          <w:rFonts w:ascii="Calibri" w:eastAsia="Calibri" w:hAnsi="Calibri" w:cs="Calibri"/>
+          <w:rtl/>
+        </w:rPr>
+        <w:t xml:space="preserve"> ייחו</w:t>
+      </w:r>
+      <w:r>
+        <w:rPr>
+          <w:rFonts w:ascii="Calibri" w:eastAsia="Calibri" w:hAnsi="Calibri" w:cs="Calibri"/>
+          <w:rtl/>
+        </w:rPr>
+        <w:t xml:space="preserve">דיים המשפיעים על 61 צירופי חבילה–גרסה ועל 47 שמות חבילות. עשרים ושלוש מן החבילות המושפעות דורגו בעשירון העליון לפי </w:t>
+      </w:r>
+      <w:proofErr w:type="spellStart"/>
+      <w:r>
+        <w:rPr>
+          <w:rFonts w:ascii="Calibri" w:eastAsia="Calibri" w:hAnsi="Calibri" w:cs="Calibri"/>
+        </w:rPr>
+        <w:t>Betweenness</w:t>
+      </w:r>
+      <w:proofErr w:type="spellEnd"/>
+      <w:r>
+        <w:rPr>
+          <w:rFonts w:ascii="Calibri" w:eastAsia="Calibri" w:hAnsi="Calibri" w:cs="Calibri"/>
+          <w:rtl/>
+        </w:rPr>
+        <w:t xml:space="preserve"> ו־30 ברבעון העליון. הריכוז היה גבוה באופן מובהק מהצפוי באקראי, כאשר </w:t>
+      </w:r>
+      <w:proofErr w:type="spellStart"/>
+      <w:r>
+        <w:rPr>
+          <w:rFonts w:ascii="Calibri" w:eastAsia="Calibri" w:hAnsi="Calibri" w:cs="Calibri"/>
+        </w:rPr>
+        <w:t>form-data</w:t>
+      </w:r>
+      <w:proofErr w:type="spellEnd"/>
+      <w:r>
+        <w:rPr>
+          <w:rFonts w:ascii="Calibri" w:eastAsia="Calibri" w:hAnsi="Calibri" w:cs="Calibri"/>
+          <w:rtl/>
+        </w:rPr>
+        <w:t xml:space="preserve"> דורגה במקום השלישי ושילבה מרכזיות גבוהה עם </w:t>
+      </w:r>
+      <w:proofErr w:type="spellStart"/>
+      <w:r>
+        <w:rPr>
+          <w:rFonts w:ascii="Calibri" w:eastAsia="Calibri" w:hAnsi="Calibri" w:cs="Calibri"/>
+        </w:rPr>
+        <w:t>advisory</w:t>
+      </w:r>
+      <w:proofErr w:type="spellEnd"/>
+      <w:r>
+        <w:rPr>
+          <w:rFonts w:ascii="Calibri" w:eastAsia="Calibri" w:hAnsi="Calibri" w:cs="Calibri"/>
+          <w:rtl/>
+        </w:rPr>
+        <w:t xml:space="preserve"> בחומרת </w:t>
+      </w:r>
+      <w:r>
+        <w:rPr>
+          <w:rFonts w:ascii="Calibri" w:eastAsia="Calibri" w:hAnsi="Calibri" w:cs="Calibri"/>
+        </w:rPr>
+        <w:t>CRITICAL</w:t>
+      </w:r>
+      <w:r>
+        <w:rPr>
+          <w:rFonts w:ascii="Calibri" w:eastAsia="Calibri" w:hAnsi="Calibri" w:cs="Calibri"/>
+          <w:rtl/>
+        </w:rPr>
+        <w:t xml:space="preserve"> ובציון </w:t>
+      </w:r>
+      <w:r>
+        <w:rPr>
+          <w:rFonts w:ascii="Calibri" w:eastAsia="Calibri" w:hAnsi="Calibri" w:cs="Calibri"/>
+        </w:rPr>
+        <w:t>CVSS v</w:t>
+      </w:r>
+      <w:r>
+        <w:rPr>
+          <w:rFonts w:ascii="Calibri" w:eastAsia="Calibri" w:hAnsi="Calibri" w:cs="Calibri"/>
+          <w:rtl/>
+        </w:rPr>
+        <w:t xml:space="preserve">4 של 9.4. </w:t>
+      </w:r>
+    </w:p>
+    <w:p>
+      <w:pPr>
+        <w:bidi/>
+        <w:spacing w:before="240" w:after="240" w:line="240" w:lineRule="auto"/>
+        <w:rPr>
+          <w:rFonts w:ascii="Calibri" w:eastAsia="Calibri" w:hAnsi="Calibri" w:cs="Calibri"/>
+        </w:rPr>
+      </w:pPr>
+      <w:r>
+        <w:rPr>
+          <w:rFonts w:ascii="Calibri" w:eastAsia="Calibri" w:hAnsi="Calibri" w:cs="Calibri"/>
+          <w:rtl/>
+        </w:rPr>
+        <w:t>המסקנה המרכזית היא שמידע אבטחתי ומרכזיות טופולוגית משלימים זה את זה. נתוני ה־</w:t>
+      </w:r>
+      <w:proofErr w:type="spellStart"/>
+      <w:r>
+        <w:rPr>
+          <w:rFonts w:ascii="Calibri" w:eastAsia="Calibri" w:hAnsi="Calibri" w:cs="Calibri"/>
+        </w:rPr>
+        <w:t>advisory</w:t>
+      </w:r>
+      <w:proofErr w:type="spellEnd"/>
+      <w:r>
+        <w:rPr>
+          <w:rFonts w:ascii="Calibri" w:eastAsia="Calibri" w:hAnsi="Calibri" w:cs="Calibri"/>
+          <w:rtl/>
+        </w:rPr>
+        <w:t xml:space="preserve"> מזהים גרסאות המושפעות </w:t>
+      </w:r>
+      <w:proofErr w:type="spellStart"/>
+      <w:r>
+        <w:rPr>
+          <w:rFonts w:ascii="Calibri" w:eastAsia="Calibri" w:hAnsi="Calibri" w:cs="Calibri"/>
+          <w:rtl/>
+        </w:rPr>
+        <w:t>מפגיעויות</w:t>
+      </w:r>
+      <w:proofErr w:type="spellEnd"/>
+      <w:r>
+        <w:rPr>
+          <w:rFonts w:ascii="Calibri" w:eastAsia="Calibri" w:hAnsi="Calibri" w:cs="Calibri"/>
+          <w:rtl/>
+        </w:rPr>
+        <w:t xml:space="preserve"> מוכרות, ואילו הגרף מספק הקשר לגבי חשיבותן המערכתית של החבילות. השיטה מאפשרת </w:t>
+      </w:r>
+      <w:proofErr w:type="spellStart"/>
+      <w:r>
+        <w:rPr>
+          <w:rFonts w:ascii="Calibri" w:eastAsia="Calibri" w:hAnsi="Calibri" w:cs="Calibri"/>
+          <w:rtl/>
+        </w:rPr>
+        <w:t>לתעדף</w:t>
+      </w:r>
+      <w:proofErr w:type="spellEnd"/>
+      <w:r>
+        <w:rPr>
+          <w:rFonts w:ascii="Calibri" w:eastAsia="Calibri" w:hAnsi="Calibri" w:cs="Calibri"/>
+          <w:rtl/>
+        </w:rPr>
+        <w:t xml:space="preserve"> תיקון, ניטור וה</w:t>
+      </w:r>
+      <w:r>
+        <w:rPr>
+          <w:rFonts w:ascii="Calibri" w:eastAsia="Calibri" w:hAnsi="Calibri" w:cs="Calibri"/>
+          <w:rtl/>
+        </w:rPr>
+        <w:t xml:space="preserve">גנה במקרים שבהם פגיעות ברמת גרסה נפגשת עם מרכזיות גבוהה ברשת, וניתנת להפעלה על מערכות </w:t>
+      </w:r>
+      <w:proofErr w:type="spellStart"/>
+      <w:r>
+        <w:rPr>
+          <w:rFonts w:ascii="Calibri" w:eastAsia="Calibri" w:hAnsi="Calibri" w:cs="Calibri"/>
+        </w:rPr>
+        <w:t>npm</w:t>
+      </w:r>
+      <w:proofErr w:type="spellEnd"/>
+      <w:r>
+        <w:rPr>
+          <w:rFonts w:ascii="Calibri" w:eastAsia="Calibri" w:hAnsi="Calibri" w:cs="Calibri"/>
+          <w:rtl/>
+        </w:rPr>
+        <w:t xml:space="preserve"> אחרות באמצעות שינוי חבילת השורש והגרסה.</w:t>
+      </w:r>
+    </w:p>
+    <w:p>
+      <w:pPr>
+        <w:bidi/>
+        <w:spacing w:before="240" w:after="240" w:line="240" w:lineRule="auto"/>
+        <w:ind w:right="600"/>
+        <w:rPr>
+          <w:rFonts w:ascii="Calibri" w:eastAsia="Calibri" w:hAnsi="Calibri" w:cs="Calibri"/>
           <w:b/>
           <w:bCs/>
           <w:color w:val="1F1F1F"/>
@@ -7527,7 +8889,6 @@
     <w:p>
       <w:pPr>
         <w:keepLines/>
-        <w:bidi/>
         <w:spacing w:after="240" w:line="240" w:lineRule="auto"/>
         <w:rPr>
           <w:rFonts w:ascii="Calibri" w:eastAsia="Calibri" w:hAnsi="Calibri" w:cs="Calibri"/>
@@ -7578,7 +8939,331 @@
             <w:sz w:val="18"/>
             <w:szCs w:val="18"/>
           </w:rPr>
-          <w:t xml:space="preserve"> Zimmermann, M., Staicu, C. A., Tenny, C., and Pradel, M. “Small World with High Risks: A Study of Security Threats in the npm Ecosystem.” </w:t>
+          <w:t xml:space="preserve"> </w:t>
+        </w:r>
+        <w:proofErr w:type="spellStart"/>
+        <w:r>
+          <w:rPr>
+            <w:rFonts w:ascii="Calibri" w:eastAsia="Calibri" w:hAnsi="Calibri" w:cs="Calibri"/>
+            <w:sz w:val="18"/>
+            <w:szCs w:val="18"/>
+          </w:rPr>
+          <w:t>Zimmermann</w:t>
+        </w:r>
+        <w:proofErr w:type="spellEnd"/>
+        <w:r>
+          <w:rPr>
+            <w:rFonts w:ascii="Calibri" w:eastAsia="Calibri" w:hAnsi="Calibri" w:cs="Calibri"/>
+            <w:sz w:val="18"/>
+            <w:szCs w:val="18"/>
+          </w:rPr>
+          <w:t xml:space="preserve">, M., </w:t>
+        </w:r>
+        <w:proofErr w:type="spellStart"/>
+        <w:r>
+          <w:rPr>
+            <w:rFonts w:ascii="Calibri" w:eastAsia="Calibri" w:hAnsi="Calibri" w:cs="Calibri"/>
+            <w:sz w:val="18"/>
+            <w:szCs w:val="18"/>
+          </w:rPr>
+          <w:t>Staicu</w:t>
+        </w:r>
+        <w:proofErr w:type="spellEnd"/>
+        <w:r>
+          <w:rPr>
+            <w:rFonts w:ascii="Calibri" w:eastAsia="Calibri" w:hAnsi="Calibri" w:cs="Calibri"/>
+            <w:sz w:val="18"/>
+            <w:szCs w:val="18"/>
+          </w:rPr>
+          <w:t xml:space="preserve">, C. A., </w:t>
+        </w:r>
+        <w:proofErr w:type="spellStart"/>
+        <w:r>
+          <w:rPr>
+            <w:rFonts w:ascii="Calibri" w:eastAsia="Calibri" w:hAnsi="Calibri" w:cs="Calibri"/>
+            <w:sz w:val="18"/>
+            <w:szCs w:val="18"/>
+          </w:rPr>
+          <w:t>Tenny</w:t>
+        </w:r>
+        <w:proofErr w:type="spellEnd"/>
+        <w:r>
+          <w:rPr>
+            <w:rFonts w:ascii="Calibri" w:eastAsia="Calibri" w:hAnsi="Calibri" w:cs="Calibri"/>
+            <w:sz w:val="18"/>
+            <w:szCs w:val="18"/>
+          </w:rPr>
+          <w:t xml:space="preserve">, C., </w:t>
+        </w:r>
+        <w:proofErr w:type="spellStart"/>
+        <w:r>
+          <w:rPr>
+            <w:rFonts w:ascii="Calibri" w:eastAsia="Calibri" w:hAnsi="Calibri" w:cs="Calibri"/>
+            <w:sz w:val="18"/>
+            <w:szCs w:val="18"/>
+          </w:rPr>
+          <w:t>and</w:t>
+        </w:r>
+        <w:proofErr w:type="spellEnd"/>
+        <w:r>
+          <w:rPr>
+            <w:rFonts w:ascii="Calibri" w:eastAsia="Calibri" w:hAnsi="Calibri" w:cs="Calibri"/>
+            <w:sz w:val="18"/>
+            <w:szCs w:val="18"/>
+          </w:rPr>
+          <w:t xml:space="preserve"> </w:t>
+        </w:r>
+        <w:proofErr w:type="spellStart"/>
+        <w:r>
+          <w:rPr>
+            <w:rFonts w:ascii="Calibri" w:eastAsia="Calibri" w:hAnsi="Calibri" w:cs="Calibri"/>
+            <w:sz w:val="18"/>
+            <w:szCs w:val="18"/>
+          </w:rPr>
+          <w:t>Pradel</w:t>
+        </w:r>
+        <w:proofErr w:type="spellEnd"/>
+        <w:r>
+          <w:rPr>
+            <w:rFonts w:ascii="Calibri" w:eastAsia="Calibri" w:hAnsi="Calibri" w:cs="Calibri"/>
+            <w:sz w:val="18"/>
+            <w:szCs w:val="18"/>
+          </w:rPr>
+          <w:t>, M. “</w:t>
+        </w:r>
+        <w:proofErr w:type="spellStart"/>
+        <w:r>
+          <w:rPr>
+            <w:rFonts w:ascii="Calibri" w:eastAsia="Calibri" w:hAnsi="Calibri" w:cs="Calibri"/>
+            <w:sz w:val="18"/>
+            <w:szCs w:val="18"/>
+          </w:rPr>
+          <w:t>Small</w:t>
+        </w:r>
+        <w:proofErr w:type="spellEnd"/>
+        <w:r>
+          <w:rPr>
+            <w:rFonts w:ascii="Calibri" w:eastAsia="Calibri" w:hAnsi="Calibri" w:cs="Calibri"/>
+            <w:sz w:val="18"/>
+            <w:szCs w:val="18"/>
+          </w:rPr>
+          <w:t xml:space="preserve"> </w:t>
+        </w:r>
+        <w:proofErr w:type="spellStart"/>
+        <w:r>
+          <w:rPr>
+            <w:rFonts w:ascii="Calibri" w:eastAsia="Calibri" w:hAnsi="Calibri" w:cs="Calibri"/>
+            <w:sz w:val="18"/>
+            <w:szCs w:val="18"/>
+          </w:rPr>
+          <w:t>World</w:t>
+        </w:r>
+        <w:proofErr w:type="spellEnd"/>
+        <w:r>
+          <w:rPr>
+            <w:rFonts w:ascii="Calibri" w:eastAsia="Calibri" w:hAnsi="Calibri" w:cs="Calibri"/>
+            <w:sz w:val="18"/>
+            <w:szCs w:val="18"/>
+          </w:rPr>
+          <w:t xml:space="preserve"> </w:t>
+        </w:r>
+        <w:proofErr w:type="spellStart"/>
+        <w:r>
+          <w:rPr>
+            <w:rFonts w:ascii="Calibri" w:eastAsia="Calibri" w:hAnsi="Calibri" w:cs="Calibri"/>
+            <w:sz w:val="18"/>
+            <w:szCs w:val="18"/>
+          </w:rPr>
+          <w:t>with</w:t>
+        </w:r>
+        <w:proofErr w:type="spellEnd"/>
+        <w:r>
+          <w:rPr>
+            <w:rFonts w:ascii="Calibri" w:eastAsia="Calibri" w:hAnsi="Calibri" w:cs="Calibri"/>
+            <w:sz w:val="18"/>
+            <w:szCs w:val="18"/>
+          </w:rPr>
+          <w:t xml:space="preserve"> </w:t>
+        </w:r>
+        <w:proofErr w:type="spellStart"/>
+        <w:r>
+          <w:rPr>
+            <w:rFonts w:ascii="Calibri" w:eastAsia="Calibri" w:hAnsi="Calibri" w:cs="Calibri"/>
+            <w:sz w:val="18"/>
+            <w:szCs w:val="18"/>
+          </w:rPr>
+          <w:t>High</w:t>
+        </w:r>
+        <w:proofErr w:type="spellEnd"/>
+        <w:r>
+          <w:rPr>
+            <w:rFonts w:ascii="Calibri" w:eastAsia="Calibri" w:hAnsi="Calibri" w:cs="Calibri"/>
+            <w:sz w:val="18"/>
+            <w:szCs w:val="18"/>
+          </w:rPr>
+          <w:t xml:space="preserve"> </w:t>
+        </w:r>
+        <w:proofErr w:type="spellStart"/>
+        <w:r>
+          <w:rPr>
+            <w:rFonts w:ascii="Calibri" w:eastAsia="Calibri" w:hAnsi="Calibri" w:cs="Calibri"/>
+            <w:sz w:val="18"/>
+            <w:szCs w:val="18"/>
+          </w:rPr>
+          <w:t>Risks</w:t>
+        </w:r>
+        <w:proofErr w:type="spellEnd"/>
+        <w:r>
+          <w:rPr>
+            <w:rFonts w:ascii="Calibri" w:eastAsia="Calibri" w:hAnsi="Calibri" w:cs="Calibri"/>
+            <w:sz w:val="18"/>
+            <w:szCs w:val="18"/>
+          </w:rPr>
+          <w:t xml:space="preserve">: A </w:t>
+        </w:r>
+        <w:proofErr w:type="spellStart"/>
+        <w:r>
+          <w:rPr>
+            <w:rFonts w:ascii="Calibri" w:eastAsia="Calibri" w:hAnsi="Calibri" w:cs="Calibri"/>
+            <w:sz w:val="18"/>
+            <w:szCs w:val="18"/>
+          </w:rPr>
+          <w:t>Study</w:t>
+        </w:r>
+        <w:proofErr w:type="spellEnd"/>
+        <w:r>
+          <w:rPr>
+            <w:rFonts w:ascii="Calibri" w:eastAsia="Calibri" w:hAnsi="Calibri" w:cs="Calibri"/>
+            <w:sz w:val="18"/>
+            <w:szCs w:val="18"/>
+          </w:rPr>
+          <w:t xml:space="preserve"> </w:t>
+        </w:r>
+        <w:proofErr w:type="spellStart"/>
+        <w:r>
+          <w:rPr>
+            <w:rFonts w:ascii="Calibri" w:eastAsia="Calibri" w:hAnsi="Calibri" w:cs="Calibri"/>
+            <w:sz w:val="18"/>
+            <w:szCs w:val="18"/>
+          </w:rPr>
+          <w:t>of</w:t>
+        </w:r>
+        <w:proofErr w:type="spellEnd"/>
+        <w:r>
+          <w:rPr>
+            <w:rFonts w:ascii="Calibri" w:eastAsia="Calibri" w:hAnsi="Calibri" w:cs="Calibri"/>
+            <w:sz w:val="18"/>
+            <w:szCs w:val="18"/>
+          </w:rPr>
+          <w:t xml:space="preserve"> </w:t>
+        </w:r>
+        <w:proofErr w:type="spellStart"/>
+        <w:r>
+          <w:rPr>
+            <w:rFonts w:ascii="Calibri" w:eastAsia="Calibri" w:hAnsi="Calibri" w:cs="Calibri"/>
+            <w:sz w:val="18"/>
+            <w:szCs w:val="18"/>
+          </w:rPr>
+          <w:t>Security</w:t>
+        </w:r>
+        <w:proofErr w:type="spellEnd"/>
+        <w:r>
+          <w:rPr>
+            <w:rFonts w:ascii="Calibri" w:eastAsia="Calibri" w:hAnsi="Calibri" w:cs="Calibri"/>
+            <w:sz w:val="18"/>
+            <w:szCs w:val="18"/>
+          </w:rPr>
+          <w:t xml:space="preserve"> </w:t>
+        </w:r>
+        <w:proofErr w:type="spellStart"/>
+        <w:r>
+          <w:rPr>
+            <w:rFonts w:ascii="Calibri" w:eastAsia="Calibri" w:hAnsi="Calibri" w:cs="Calibri"/>
+            <w:sz w:val="18"/>
+            <w:szCs w:val="18"/>
+          </w:rPr>
+          <w:t>Threats</w:t>
+        </w:r>
+        <w:proofErr w:type="spellEnd"/>
+        <w:r>
+          <w:rPr>
+            <w:rFonts w:ascii="Calibri" w:eastAsia="Calibri" w:hAnsi="Calibri" w:cs="Calibri"/>
+            <w:sz w:val="18"/>
+            <w:szCs w:val="18"/>
+          </w:rPr>
+          <w:t xml:space="preserve"> </w:t>
+        </w:r>
+        <w:proofErr w:type="spellStart"/>
+        <w:r>
+          <w:rPr>
+            <w:rFonts w:ascii="Calibri" w:eastAsia="Calibri" w:hAnsi="Calibri" w:cs="Calibri"/>
+            <w:sz w:val="18"/>
+            <w:szCs w:val="18"/>
+          </w:rPr>
+          <w:t>in</w:t>
+        </w:r>
+        <w:proofErr w:type="spellEnd"/>
+        <w:r>
+          <w:rPr>
+            <w:rFonts w:ascii="Calibri" w:eastAsia="Calibri" w:hAnsi="Calibri" w:cs="Calibri"/>
+            <w:sz w:val="18"/>
+            <w:szCs w:val="18"/>
+          </w:rPr>
+          <w:t xml:space="preserve"> </w:t>
+        </w:r>
+        <w:proofErr w:type="spellStart"/>
+        <w:r>
+          <w:rPr>
+            <w:rFonts w:ascii="Calibri" w:eastAsia="Calibri" w:hAnsi="Calibri" w:cs="Calibri"/>
+            <w:sz w:val="18"/>
+            <w:szCs w:val="18"/>
+          </w:rPr>
+          <w:t>the</w:t>
+        </w:r>
+        <w:proofErr w:type="spellEnd"/>
+        <w:r>
+          <w:rPr>
+            <w:rFonts w:ascii="Calibri" w:eastAsia="Calibri" w:hAnsi="Calibri" w:cs="Calibri"/>
+            <w:sz w:val="18"/>
+            <w:szCs w:val="18"/>
+          </w:rPr>
+          <w:t xml:space="preserve"> </w:t>
+        </w:r>
+        <w:proofErr w:type="spellStart"/>
+        <w:r>
+          <w:rPr>
+            <w:rFonts w:ascii="Calibri" w:eastAsia="Calibri" w:hAnsi="Calibri" w:cs="Calibri"/>
+            <w:sz w:val="18"/>
+            <w:szCs w:val="18"/>
+          </w:rPr>
+          <w:t>npm</w:t>
+        </w:r>
+        <w:proofErr w:type="spellEnd"/>
+        <w:r>
+          <w:rPr>
+            <w:rFonts w:ascii="Calibri" w:eastAsia="Calibri" w:hAnsi="Calibri" w:cs="Calibri"/>
+            <w:sz w:val="18"/>
+            <w:szCs w:val="18"/>
+          </w:rPr>
+          <w:t xml:space="preserve"> </w:t>
+        </w:r>
+        <w:proofErr w:type="spellStart"/>
+        <w:r>
+          <w:rPr>
+            <w:rFonts w:ascii="Calibri" w:eastAsia="Calibri" w:hAnsi="Calibri" w:cs="Calibri"/>
+            <w:sz w:val="18"/>
+            <w:szCs w:val="18"/>
+          </w:rPr>
+          <w:t>Ecosystem</w:t>
+        </w:r>
+        <w:proofErr w:type="spellEnd"/>
+        <w:r>
+          <w:rPr>
+            <w:rFonts w:ascii="Calibri" w:eastAsia="Calibri" w:hAnsi="Calibri" w:cs="Calibri"/>
+            <w:sz w:val="18"/>
+            <w:szCs w:val="18"/>
+          </w:rPr>
+          <w:t xml:space="preserve">.” </w:t>
         </w:r>
         <w:r>
           <w:rPr>
@@ -7596,7 +9281,6 @@
     <w:p>
       <w:pPr>
         <w:keepLines/>
-        <w:bidi/>
         <w:spacing w:after="240" w:line="240" w:lineRule="auto"/>
         <w:rPr>
           <w:rFonts w:ascii="Calibri" w:eastAsia="Calibri" w:hAnsi="Calibri" w:cs="Calibri"/>
@@ -7624,7 +9308,54 @@
           <w:szCs w:val="18"/>
           <w:lang w:val="en-US"/>
         </w:rPr>
-        <w:t>[2] Ohm, M., Plate, H., Sykosch, A., and Meier, M. “Backstabber’s Knife Collection: A Review of Open Source Software Supply Chain Attacks.” DIMVA, 2020.</w:t>
+        <w:t>[2] Ohm,</w:t>
+      </w:r>
+      <w:r>
+        <w:rPr>
+          <w:rFonts w:ascii="Calibri" w:eastAsia="Calibri" w:hAnsi="Calibri" w:cs="Calibri"/>
+          <w:sz w:val="18"/>
+          <w:szCs w:val="18"/>
+          <w:lang w:val="en-US"/>
+        </w:rPr>
+        <w:t xml:space="preserve"> M., Plate, H., </w:t>
+      </w:r>
+      <w:proofErr w:type="spellStart"/>
+      <w:r>
+        <w:rPr>
+          <w:rFonts w:ascii="Calibri" w:eastAsia="Calibri" w:hAnsi="Calibri" w:cs="Calibri"/>
+          <w:sz w:val="18"/>
+          <w:szCs w:val="18"/>
+          <w:lang w:val="en-US"/>
+        </w:rPr>
+        <w:t>Sykosch</w:t>
+      </w:r>
+      <w:proofErr w:type="spellEnd"/>
+      <w:r>
+        <w:rPr>
+          <w:rFonts w:ascii="Calibri" w:eastAsia="Calibri" w:hAnsi="Calibri" w:cs="Calibri"/>
+          <w:sz w:val="18"/>
+          <w:szCs w:val="18"/>
+          <w:lang w:val="en-US"/>
+        </w:rPr>
+        <w:t xml:space="preserve">, A., and Meier, M. “Backstabber’s Knife Collection: A Review of </w:t>
+      </w:r>
+      <w:r>
+        <w:rPr>
+          <w:rFonts w:ascii="Calibri" w:eastAsia="Calibri" w:hAnsi="Calibri" w:cs="Calibri"/>
+          <w:sz w:val="18"/>
+          <w:szCs w:val="18"/>
+          <w:lang w:val="en-US"/>
+        </w:rPr>
+        <w:t>Open-Source</w:t>
+      </w:r>
+      <w:r>
+        <w:rPr>
+          <w:rFonts w:ascii="Calibri" w:eastAsia="Calibri" w:hAnsi="Calibri" w:cs="Calibri"/>
+          <w:sz w:val="18"/>
+          <w:szCs w:val="18"/>
+          <w:lang w:val="en-US"/>
+        </w:rPr>
+        <w:t xml:space="preserve"> Software Supply Chain Attacks.” DIMVA, 2020.</w:t>
       </w:r>
       <w:r>
         <w:rPr>
@@ -7640,7 +9371,6 @@
     <w:p>
       <w:pPr>
         <w:keepLines/>
-        <w:bidi/>
         <w:spacing w:after="240" w:line="240" w:lineRule="auto"/>
         <w:rPr>
           <w:rFonts w:ascii="Calibri" w:eastAsia="Calibri" w:hAnsi="Calibri" w:cs="Calibri"/>
@@ -7668,7 +9398,56 @@
           <w:szCs w:val="18"/>
           <w:lang w:val="en-US"/>
         </w:rPr>
-        <w:t>[3] Albert, R., Jeong, H., and Barabási, A. L. “Error and Attack Tolerance of Complex Networks.” Nature, 2000.</w:t>
+        <w:t xml:space="preserve">[3] Albert, R., </w:t>
+      </w:r>
+      <w:proofErr w:type="spellStart"/>
+      <w:r>
+        <w:rPr>
+          <w:rFonts w:ascii="Calibri" w:eastAsia="Calibri" w:hAnsi="Calibri" w:cs="Calibri"/>
+          <w:sz w:val="18"/>
+          <w:szCs w:val="18"/>
+          <w:lang w:val="en-US"/>
+        </w:rPr>
+        <w:t>Jeong</w:t>
+      </w:r>
+      <w:proofErr w:type="spellEnd"/>
+      <w:r>
+        <w:rPr>
+          <w:rFonts w:ascii="Calibri" w:eastAsia="Calibri" w:hAnsi="Calibri" w:cs="Calibri"/>
+          <w:sz w:val="18"/>
+          <w:szCs w:val="18"/>
+          <w:lang w:val="en-US"/>
+        </w:rPr>
+        <w:t xml:space="preserve">, H., and </w:t>
+      </w:r>
+      <w:proofErr w:type="spellStart"/>
+      <w:r>
+        <w:rPr>
+          <w:rFonts w:ascii="Calibri" w:eastAsia="Calibri" w:hAnsi="Calibri" w:cs="Calibri"/>
+          <w:sz w:val="18"/>
+          <w:szCs w:val="18"/>
+          <w:lang w:val="en-US"/>
+        </w:rPr>
+        <w:t>Barabási</w:t>
+      </w:r>
+      <w:proofErr w:type="spellEnd"/>
+      <w:r>
+        <w:rPr>
+          <w:rFonts w:ascii="Calibri" w:eastAsia="Calibri" w:hAnsi="Calibri" w:cs="Calibri"/>
+          <w:sz w:val="18"/>
+          <w:szCs w:val="18"/>
+          <w:lang w:val="en-US"/>
+        </w:rPr>
+        <w:t>, A. L. “Error</w:t>
+      </w:r>
+      <w:r>
+        <w:rPr>
+          <w:rFonts w:ascii="Calibri" w:eastAsia="Calibri" w:hAnsi="Calibri" w:cs="Calibri"/>
+          <w:sz w:val="18"/>
+          <w:szCs w:val="18"/>
+          <w:lang w:val="en-US"/>
+        </w:rPr>
+        <w:t xml:space="preserve"> and Attack Tolerance of Complex Networks.” Nature, 2000.</w:t>
       </w:r>
       <w:r>
         <w:rPr>
@@ -7684,7 +9463,6 @@
     <w:p>
       <w:pPr>
         <w:keepLines/>
-        <w:bidi/>
         <w:spacing w:after="240" w:line="240" w:lineRule="auto"/>
         <w:rPr>
           <w:rFonts w:ascii="Calibri" w:eastAsia="Calibri" w:hAnsi="Calibri" w:cs="Calibri"/>
@@ -7722,6 +9500,7 @@
         </w:rPr>
         <w:fldChar w:fldCharType="end"/>
       </w:r>
+      <w:proofErr w:type="spellStart"/>
       <w:r>
         <w:rPr>
           <w:rFonts w:ascii="Calibri" w:eastAsia="Calibri" w:hAnsi="Calibri" w:cs="Calibri"/>
@@ -7729,7 +9508,97 @@
           <w:szCs w:val="18"/>
           <w:lang w:val="en-US"/>
         </w:rPr>
-        <w:t>Saayman, J. “Post Mortem: axios npm Supply Chain Compromise.” axios/axios GitHub Issue #10636, April 2, 2026.</w:t>
+        <w:t>Saayman</w:t>
+      </w:r>
+      <w:proofErr w:type="spellEnd"/>
+      <w:r>
+        <w:rPr>
+          <w:rFonts w:ascii="Calibri" w:eastAsia="Calibri" w:hAnsi="Calibri" w:cs="Calibri"/>
+          <w:sz w:val="18"/>
+          <w:szCs w:val="18"/>
+          <w:lang w:val="en-US"/>
+        </w:rPr>
+        <w:t xml:space="preserve">, J. “Post Mortem: </w:t>
+      </w:r>
+      <w:proofErr w:type="spellStart"/>
+      <w:r>
+        <w:rPr>
+          <w:rFonts w:ascii="Calibri" w:eastAsia="Calibri" w:hAnsi="Calibri" w:cs="Calibri"/>
+          <w:sz w:val="18"/>
+          <w:szCs w:val="18"/>
+          <w:lang w:val="en-US"/>
+        </w:rPr>
+        <w:t>axios</w:t>
+      </w:r>
+      <w:proofErr w:type="spellEnd"/>
+      <w:r>
+        <w:rPr>
+          <w:rFonts w:ascii="Calibri" w:eastAsia="Calibri" w:hAnsi="Calibri" w:cs="Calibri"/>
+          <w:sz w:val="18"/>
+          <w:szCs w:val="18"/>
+          <w:lang w:val="en-US"/>
+        </w:rPr>
+        <w:t xml:space="preserve"> </w:t>
+      </w:r>
+      <w:proofErr w:type="spellStart"/>
+      <w:r>
+        <w:rPr>
+          <w:rFonts w:ascii="Calibri" w:eastAsia="Calibri" w:hAnsi="Calibri" w:cs="Calibri"/>
+          <w:sz w:val="18"/>
+          <w:szCs w:val="18"/>
+          <w:lang w:val="en-US"/>
+        </w:rPr>
+        <w:t>npm</w:t>
+      </w:r>
+      <w:proofErr w:type="spellEnd"/>
+      <w:r>
+        <w:rPr>
+          <w:rFonts w:ascii="Calibri" w:eastAsia="Calibri" w:hAnsi="Calibri" w:cs="Calibri"/>
+          <w:sz w:val="18"/>
+          <w:szCs w:val="18"/>
+          <w:lang w:val="en-US"/>
+        </w:rPr>
+        <w:t xml:space="preserve"> Supply Chain Compromise.” </w:t>
+      </w:r>
+      <w:proofErr w:type="spellStart"/>
+      <w:r>
+        <w:rPr>
+          <w:rFonts w:ascii="Calibri" w:eastAsia="Calibri" w:hAnsi="Calibri" w:cs="Calibri"/>
+          <w:sz w:val="18"/>
+          <w:szCs w:val="18"/>
+          <w:lang w:val="en-US"/>
+        </w:rPr>
+        <w:t>axios</w:t>
+      </w:r>
+      <w:proofErr w:type="spellEnd"/>
+      <w:r>
+        <w:rPr>
+          <w:rFonts w:ascii="Calibri" w:eastAsia="Calibri" w:hAnsi="Calibri" w:cs="Calibri"/>
+          <w:sz w:val="18"/>
+          <w:szCs w:val="18"/>
+          <w:lang w:val="en-US"/>
+        </w:rPr>
+        <w:t>/</w:t>
+      </w:r>
+      <w:proofErr w:type="spellStart"/>
+      <w:r>
+        <w:rPr>
+          <w:rFonts w:ascii="Calibri" w:eastAsia="Calibri" w:hAnsi="Calibri" w:cs="Calibri"/>
+          <w:sz w:val="18"/>
+          <w:szCs w:val="18"/>
+          <w:lang w:val="en-US"/>
+        </w:rPr>
+        <w:t>axios</w:t>
+      </w:r>
+      <w:proofErr w:type="spellEnd"/>
+      <w:r>
+        <w:rPr>
+          <w:rFonts w:ascii="Calibri" w:eastAsia="Calibri" w:hAnsi="Calibri" w:cs="Calibri"/>
+          <w:sz w:val="18"/>
+          <w:szCs w:val="18"/>
+          <w:lang w:val="en-US"/>
+        </w:rPr>
+        <w:t xml:space="preserve"> GitHub Issue #10636, April 2, 2026.</w:t>
       </w:r>
     </w:p>
     <w:bookmarkStart w:id="22" w:name="l0qh1bb84yw0" w:colFirst="0" w:colLast="0"/>
@@ -7737,7 +9606,6 @@
     <w:p>
       <w:pPr>
         <w:keepLines/>
-        <w:bidi/>
         <w:spacing w:after="240" w:line="240" w:lineRule="auto"/>
         <w:rPr>
           <w:rFonts w:ascii="Calibri" w:eastAsia="Calibri" w:hAnsi="Calibri" w:cs="Calibri"/>
@@ -7753,7 +9621,13 @@
         <w:rPr>
           <w:lang w:val="en-US"/>
         </w:rPr>
-        <w:instrText xml:space="preserve"> HYPERLINK "https://www.sonatype.com/blog/atomic-arch-npm-campaign-adds-malicious-dependency" \h </w:instrText>
+        <w:instrText xml:space="preserve"> HYPERLINK "https:/</w:instrText>
+      </w:r>
+      <w:r>
+        <w:rPr>
+          <w:lang w:val="en-US"/>
+        </w:rPr>
+        <w:instrText xml:space="preserve">/www.sonatype.com/blog/atomic-arch-npm-campaign-adds-malicious-dependency" \h </w:instrText>
       </w:r>
       <w:r>
         <w:fldChar w:fldCharType="separate"/>
@@ -7775,6 +9649,7 @@
         </w:rPr>
         <w:fldChar w:fldCharType="end"/>
       </w:r>
+      <w:proofErr w:type="spellStart"/>
       <w:r>
         <w:rPr>
           <w:rFonts w:ascii="Calibri" w:eastAsia="Calibri" w:hAnsi="Calibri" w:cs="Calibri"/>
@@ -7782,7 +9657,37 @@
           <w:szCs w:val="18"/>
           <w:lang w:val="en-US"/>
         </w:rPr>
-        <w:t xml:space="preserve">Sonatype Research Team. “Atomic Arch npm Campaign Adds Malicious Dependency.” June 11, 2026. </w:t>
+        <w:t>Sonatype</w:t>
+      </w:r>
+      <w:proofErr w:type="spellEnd"/>
+      <w:r>
+        <w:rPr>
+          <w:rFonts w:ascii="Calibri" w:eastAsia="Calibri" w:hAnsi="Calibri" w:cs="Calibri"/>
+          <w:sz w:val="18"/>
+          <w:szCs w:val="18"/>
+          <w:lang w:val="en-US"/>
+        </w:rPr>
+        <w:t xml:space="preserve"> Research Team. “Atomic Arch </w:t>
+      </w:r>
+      <w:proofErr w:type="spellStart"/>
+      <w:r>
+        <w:rPr>
+          <w:rFonts w:ascii="Calibri" w:eastAsia="Calibri" w:hAnsi="Calibri" w:cs="Calibri"/>
+          <w:sz w:val="18"/>
+          <w:szCs w:val="18"/>
+          <w:lang w:val="en-US"/>
+        </w:rPr>
+        <w:t>npm</w:t>
+      </w:r>
+      <w:proofErr w:type="spellEnd"/>
+      <w:r>
+        <w:rPr>
+          <w:rFonts w:ascii="Calibri" w:eastAsia="Calibri" w:hAnsi="Calibri" w:cs="Calibri"/>
+          <w:sz w:val="18"/>
+          <w:szCs w:val="18"/>
+          <w:lang w:val="en-US"/>
+        </w:rPr>
+        <w:t xml:space="preserve"> Campaign Adds Malicious Dependency.” June 11, 2026. </w:t>
       </w:r>
     </w:p>
     <w:bookmarkStart w:id="23" w:name="iq8ykflomelh" w:colFirst="0" w:colLast="0"/>
@@ -7790,7 +9695,6 @@
     <w:p>
       <w:pPr>
         <w:keepLines/>
-        <w:bidi/>
         <w:spacing w:after="240" w:line="240" w:lineRule="auto"/>
         <w:rPr>
           <w:rFonts w:ascii="Calibri" w:eastAsia="Calibri" w:hAnsi="Calibri" w:cs="Calibri"/>
@@ -7818,7 +9722,36 @@
           <w:szCs w:val="18"/>
           <w:lang w:val="en-US"/>
         </w:rPr>
-        <w:t>[6] Clauset, A., Newman, M. E. J., and Moore, C. “Finding Community Structure in Very Large Networks.” Physical Review E, 2004.</w:t>
+        <w:t xml:space="preserve">[6] </w:t>
+      </w:r>
+      <w:proofErr w:type="spellStart"/>
+      <w:r>
+        <w:rPr>
+          <w:rFonts w:ascii="Calibri" w:eastAsia="Calibri" w:hAnsi="Calibri" w:cs="Calibri"/>
+          <w:sz w:val="18"/>
+          <w:szCs w:val="18"/>
+          <w:lang w:val="en-US"/>
+        </w:rPr>
+        <w:t>Clauset</w:t>
+      </w:r>
+      <w:proofErr w:type="spellEnd"/>
+      <w:r>
+        <w:rPr>
+          <w:rFonts w:ascii="Calibri" w:eastAsia="Calibri" w:hAnsi="Calibri" w:cs="Calibri"/>
+          <w:sz w:val="18"/>
+          <w:szCs w:val="18"/>
+          <w:lang w:val="en-US"/>
+        </w:rPr>
+        <w:t>, A., Newm</w:t>
+      </w:r>
+      <w:r>
+        <w:rPr>
+          <w:rFonts w:ascii="Calibri" w:eastAsia="Calibri" w:hAnsi="Calibri" w:cs="Calibri"/>
+          <w:sz w:val="18"/>
+          <w:szCs w:val="18"/>
+          <w:lang w:val="en-US"/>
+        </w:rPr>
+        <w:t>an, M. E. J., and Moore, C. “Finding Community Structure in Very Large Networks.” Physical Review E, 2004.</w:t>
       </w:r>
       <w:r>
         <w:rPr>
@@ -7834,7 +9767,6 @@
     <w:p>
       <w:pPr>
         <w:keepLines/>
-        <w:bidi/>
         <w:spacing w:after="240" w:line="240" w:lineRule="auto"/>
         <w:rPr>
           <w:rFonts w:ascii="Calibri" w:eastAsia="Calibri" w:hAnsi="Calibri" w:cs="Calibri"/>
@@ -7862,7 +9794,16 @@
           <w:szCs w:val="18"/>
           <w:lang w:val="en-US"/>
         </w:rPr>
-        <w:t>[7] Girvan, M., and Newman, M. E. J. “Community Structure in Social and Biological Networks.” Proceedings of the National Academy of Sciences, 99(12), 7821–7826, 2002.</w:t>
+        <w:t>[7] Girvan, M., and Newman, M</w:t>
+      </w:r>
+      <w:r>
+        <w:rPr>
+          <w:rFonts w:ascii="Calibri" w:eastAsia="Calibri" w:hAnsi="Calibri" w:cs="Calibri"/>
+          <w:sz w:val="18"/>
+          <w:szCs w:val="18"/>
+          <w:lang w:val="en-US"/>
+        </w:rPr>
+        <w:t>. E. J. “Community Structure in Social and Biological Networks.” Proceedings of the National Academy of Sciences, 99(12), 7821–7826, 2002.</w:t>
       </w:r>
       <w:r>
         <w:rPr>
@@ -7878,7 +9819,6 @@
     <w:p>
       <w:pPr>
         <w:keepLines/>
-        <w:bidi/>
         <w:spacing w:after="240" w:line="240" w:lineRule="auto"/>
         <w:rPr>
           <w:rFonts w:ascii="Calibri" w:eastAsia="Calibri" w:hAnsi="Calibri" w:cs="Calibri"/>
@@ -7906,7 +9846,56 @@
           <w:szCs w:val="18"/>
           <w:lang w:val="en-US"/>
         </w:rPr>
-        <w:t>[8] Google Open Source Insights. “deps.dev API v3 Documentation.” Accessed July 2026.</w:t>
+        <w:t xml:space="preserve">[8] Google </w:t>
+      </w:r>
+      <w:proofErr w:type="gramStart"/>
+      <w:r>
+        <w:rPr>
+          <w:rFonts w:ascii="Calibri" w:eastAsia="Calibri" w:hAnsi="Calibri" w:cs="Calibri"/>
+          <w:sz w:val="18"/>
+          <w:szCs w:val="18"/>
+          <w:lang w:val="en-US"/>
+        </w:rPr>
+        <w:t>Open Source</w:t>
+      </w:r>
+      <w:proofErr w:type="gramEnd"/>
+      <w:r>
+        <w:rPr>
+          <w:rFonts w:ascii="Calibri" w:eastAsia="Calibri" w:hAnsi="Calibri" w:cs="Calibri"/>
+          <w:sz w:val="18"/>
+          <w:szCs w:val="18"/>
+          <w:lang w:val="en-US"/>
+        </w:rPr>
+        <w:t xml:space="preserve"> Insights. “</w:t>
+      </w:r>
+      <w:proofErr w:type="spellStart"/>
+      <w:r>
+        <w:rPr>
+          <w:rFonts w:ascii="Calibri" w:eastAsia="Calibri" w:hAnsi="Calibri" w:cs="Calibri"/>
+          <w:sz w:val="18"/>
+          <w:szCs w:val="18"/>
+          <w:lang w:val="en-US"/>
+        </w:rPr>
+        <w:t>deps.dev</w:t>
+      </w:r>
+      <w:proofErr w:type="spellEnd"/>
+      <w:r>
+        <w:rPr>
+          <w:rFonts w:ascii="Calibri" w:eastAsia="Calibri" w:hAnsi="Calibri" w:cs="Calibri"/>
+          <w:sz w:val="18"/>
+          <w:szCs w:val="18"/>
+          <w:lang w:val="en-US"/>
+        </w:rPr>
+        <w:t xml:space="preserve"> API v3 Documentation.” Acces</w:t>
+      </w:r>
+      <w:r>
+        <w:rPr>
+          <w:rFonts w:ascii="Calibri" w:eastAsia="Calibri" w:hAnsi="Calibri" w:cs="Calibri"/>
+          <w:sz w:val="18"/>
+          <w:szCs w:val="18"/>
+          <w:lang w:val="en-US"/>
+        </w:rPr>
+        <w:t>sed July 2026.</w:t>
       </w:r>
       <w:r>
         <w:rPr>
@@ -7922,7 +9911,6 @@
     <w:p>
       <w:pPr>
         <w:keepLines/>
-        <w:bidi/>
         <w:spacing w:after="240" w:line="240" w:lineRule="auto"/>
         <w:rPr>
           <w:rFonts w:ascii="Calibri" w:eastAsia="Calibri" w:hAnsi="Calibri" w:cs="Calibri"/>
@@ -7950,7 +9938,47 @@
           <w:szCs w:val="18"/>
           <w:lang w:val="en-US"/>
         </w:rPr>
-        <w:t>[9] NetworkX Developers. “NetworkX Documentation.” Accessed July 2026.</w:t>
+        <w:t xml:space="preserve">[9] </w:t>
+      </w:r>
+      <w:proofErr w:type="spellStart"/>
+      <w:r>
+        <w:rPr>
+          <w:rFonts w:ascii="Calibri" w:eastAsia="Calibri" w:hAnsi="Calibri" w:cs="Calibri"/>
+          <w:sz w:val="18"/>
+          <w:szCs w:val="18"/>
+          <w:lang w:val="en-US"/>
+        </w:rPr>
+        <w:t>NetworkX</w:t>
+      </w:r>
+      <w:proofErr w:type="spellEnd"/>
+      <w:r>
+        <w:rPr>
+          <w:rFonts w:ascii="Calibri" w:eastAsia="Calibri" w:hAnsi="Calibri" w:cs="Calibri"/>
+          <w:sz w:val="18"/>
+          <w:szCs w:val="18"/>
+          <w:lang w:val="en-US"/>
+        </w:rPr>
+        <w:t xml:space="preserve"> Developers. “</w:t>
+      </w:r>
+      <w:proofErr w:type="spellStart"/>
+      <w:r>
+        <w:rPr>
+          <w:rFonts w:ascii="Calibri" w:eastAsia="Calibri" w:hAnsi="Calibri" w:cs="Calibri"/>
+          <w:sz w:val="18"/>
+          <w:szCs w:val="18"/>
+          <w:lang w:val="en-US"/>
+        </w:rPr>
+        <w:t>NetworkX</w:t>
+      </w:r>
+      <w:proofErr w:type="spellEnd"/>
+      <w:r>
+        <w:rPr>
+          <w:rFonts w:ascii="Calibri" w:eastAsia="Calibri" w:hAnsi="Calibri" w:cs="Calibri"/>
+          <w:sz w:val="18"/>
+          <w:szCs w:val="18"/>
+          <w:lang w:val="en-US"/>
+        </w:rPr>
+        <w:t xml:space="preserve"> Documentation.” Accessed July 2026.</w:t>
       </w:r>
       <w:r>
         <w:rPr>
@@ -7966,7 +9994,6 @@
     <w:p>
       <w:pPr>
         <w:keepLines/>
-        <w:bidi/>
         <w:spacing w:after="240" w:line="240" w:lineRule="auto"/>
         <w:rPr>
           <w:rFonts w:ascii="Calibri" w:eastAsia="Calibri" w:hAnsi="Calibri" w:cs="Calibri"/>
@@ -7994,7 +10021,36 @@
           <w:szCs w:val="18"/>
           <w:lang w:val="en-US"/>
         </w:rPr>
-        <w:t>[10] Watts, D. J., and Strogatz, S. H. “Collective Dynamics of Small-World Networks.” Nature, 1998.</w:t>
+        <w:t xml:space="preserve">[10] Watts, D. J., and </w:t>
+      </w:r>
+      <w:proofErr w:type="spellStart"/>
+      <w:r>
+        <w:rPr>
+          <w:rFonts w:ascii="Calibri" w:eastAsia="Calibri" w:hAnsi="Calibri" w:cs="Calibri"/>
+          <w:sz w:val="18"/>
+          <w:szCs w:val="18"/>
+          <w:lang w:val="en-US"/>
+        </w:rPr>
+        <w:t>Strogatz</w:t>
+      </w:r>
+      <w:proofErr w:type="spellEnd"/>
+      <w:r>
+        <w:rPr>
+          <w:rFonts w:ascii="Calibri" w:eastAsia="Calibri" w:hAnsi="Calibri" w:cs="Calibri"/>
+          <w:sz w:val="18"/>
+          <w:szCs w:val="18"/>
+          <w:lang w:val="en-US"/>
+        </w:rPr>
+        <w:t>, S. H. “Collective Dynamics of Small-Wor</w:t>
+      </w:r>
+      <w:r>
+        <w:rPr>
+          <w:rFonts w:ascii="Calibri" w:eastAsia="Calibri" w:hAnsi="Calibri" w:cs="Calibri"/>
+          <w:sz w:val="18"/>
+          <w:szCs w:val="18"/>
+          <w:lang w:val="en-US"/>
+        </w:rPr>
+        <w:t>ld Networks.” Nature, 1998.</w:t>
       </w:r>
       <w:r>
         <w:rPr>
@@ -8010,7 +10066,6 @@
     <w:p>
       <w:pPr>
         <w:keepLines/>
-        <w:bidi/>
         <w:spacing w:after="240" w:line="240" w:lineRule="auto"/>
         <w:rPr>
           <w:rFonts w:ascii="Calibri" w:eastAsia="Calibri" w:hAnsi="Calibri" w:cs="Calibri"/>
@@ -8038,7 +10093,36 @@
           <w:szCs w:val="18"/>
           <w:lang w:val="en-US"/>
         </w:rPr>
-        <w:t>[11] Humphries, M. D., and Gurney, K. “Network ‘Small-World-Ness’: A Quantitative Method for Determining Canonical Network Equivalence.” PLoS ONE, 2008.</w:t>
+        <w:t>[11] Humphries, M. D., and Gurney, K. “Network ‘Small-World-Ness’: A Quantitative Method for Determining Canonical Network Equivalence.</w:t>
+      </w:r>
+      <w:r>
+        <w:rPr>
+          <w:rFonts w:ascii="Calibri" w:eastAsia="Calibri" w:hAnsi="Calibri" w:cs="Calibri"/>
+          <w:sz w:val="18"/>
+          <w:szCs w:val="18"/>
+          <w:lang w:val="en-US"/>
+        </w:rPr>
+        <w:t xml:space="preserve">” </w:t>
+      </w:r>
+      <w:proofErr w:type="spellStart"/>
+      <w:r>
+        <w:rPr>
+          <w:rFonts w:ascii="Calibri" w:eastAsia="Calibri" w:hAnsi="Calibri" w:cs="Calibri"/>
+          <w:sz w:val="18"/>
+          <w:szCs w:val="18"/>
+          <w:lang w:val="en-US"/>
+        </w:rPr>
+        <w:t>PLoS</w:t>
+      </w:r>
+      <w:proofErr w:type="spellEnd"/>
+      <w:r>
+        <w:rPr>
+          <w:rFonts w:ascii="Calibri" w:eastAsia="Calibri" w:hAnsi="Calibri" w:cs="Calibri"/>
+          <w:sz w:val="18"/>
+          <w:szCs w:val="18"/>
+          <w:lang w:val="en-US"/>
+        </w:rPr>
+        <w:t xml:space="preserve"> ONE, 2008.</w:t>
       </w:r>
       <w:r>
         <w:rPr>
@@ -8054,7 +10138,6 @@
     <w:p>
       <w:pPr>
         <w:keepLines/>
-        <w:bidi/>
         <w:spacing w:after="240" w:line="240" w:lineRule="auto"/>
         <w:rPr>
           <w:rFonts w:ascii="Calibri" w:eastAsia="Calibri" w:hAnsi="Calibri" w:cs="Calibri"/>
@@ -8082,7 +10165,47 @@
           <w:szCs w:val="18"/>
           <w:lang w:val="en-US"/>
         </w:rPr>
-        <w:t>[12] Clauset, A., Shalizi, C. R., and Newman, M. E. J. “Power-Law Distributions in Empirical Data.” SIAM Review, 2009.</w:t>
+        <w:t xml:space="preserve">[12] </w:t>
+      </w:r>
+      <w:proofErr w:type="spellStart"/>
+      <w:r>
+        <w:rPr>
+          <w:rFonts w:ascii="Calibri" w:eastAsia="Calibri" w:hAnsi="Calibri" w:cs="Calibri"/>
+          <w:sz w:val="18"/>
+          <w:szCs w:val="18"/>
+          <w:lang w:val="en-US"/>
+        </w:rPr>
+        <w:t>Clauset</w:t>
+      </w:r>
+      <w:proofErr w:type="spellEnd"/>
+      <w:r>
+        <w:rPr>
+          <w:rFonts w:ascii="Calibri" w:eastAsia="Calibri" w:hAnsi="Calibri" w:cs="Calibri"/>
+          <w:sz w:val="18"/>
+          <w:szCs w:val="18"/>
+          <w:lang w:val="en-US"/>
+        </w:rPr>
+        <w:t xml:space="preserve">, A., </w:t>
+      </w:r>
+      <w:proofErr w:type="spellStart"/>
+      <w:r>
+        <w:rPr>
+          <w:rFonts w:ascii="Calibri" w:eastAsia="Calibri" w:hAnsi="Calibri" w:cs="Calibri"/>
+          <w:sz w:val="18"/>
+          <w:szCs w:val="18"/>
+          <w:lang w:val="en-US"/>
+        </w:rPr>
+        <w:t>Shalizi</w:t>
+      </w:r>
+      <w:proofErr w:type="spellEnd"/>
+      <w:r>
+        <w:rPr>
+          <w:rFonts w:ascii="Calibri" w:eastAsia="Calibri" w:hAnsi="Calibri" w:cs="Calibri"/>
+          <w:sz w:val="18"/>
+          <w:szCs w:val="18"/>
+          <w:lang w:val="en-US"/>
+        </w:rPr>
+        <w:t>, C. R., and Newman, M. E. J. “Power-Law Distributions in Empirical Data.” SIAM Review, 2009.</w:t>
       </w:r>
       <w:r>
         <w:rPr>
@@ -8098,7 +10221,6 @@
     <w:p>
       <w:pPr>
         <w:keepLines/>
-        <w:bidi/>
         <w:spacing w:after="240" w:line="240" w:lineRule="auto"/>
         <w:rPr>
           <w:rFonts w:ascii="Calibri" w:eastAsia="Calibri" w:hAnsi="Calibri" w:cs="Calibri"/>
@@ -8126,7 +10248,107 @@
           <w:szCs w:val="18"/>
           <w:lang w:val="en-US"/>
         </w:rPr>
-        <w:t>[13] Alstott, J., Bullmore, E., and Plenz, D. “powerlaw: A Python Package for Analysis of Heavy-Tailed Distributions.” PLoS ONE, 2014.</w:t>
+        <w:t xml:space="preserve">[13] </w:t>
+      </w:r>
+      <w:proofErr w:type="spellStart"/>
+      <w:r>
+        <w:rPr>
+          <w:rFonts w:ascii="Calibri" w:eastAsia="Calibri" w:hAnsi="Calibri" w:cs="Calibri"/>
+          <w:sz w:val="18"/>
+          <w:szCs w:val="18"/>
+          <w:lang w:val="en-US"/>
+        </w:rPr>
+        <w:t>Alstott</w:t>
+      </w:r>
+      <w:proofErr w:type="spellEnd"/>
+      <w:r>
+        <w:rPr>
+          <w:rFonts w:ascii="Calibri" w:eastAsia="Calibri" w:hAnsi="Calibri" w:cs="Calibri"/>
+          <w:sz w:val="18"/>
+          <w:szCs w:val="18"/>
+          <w:lang w:val="en-US"/>
+        </w:rPr>
+        <w:t xml:space="preserve">, J., </w:t>
+      </w:r>
+      <w:proofErr w:type="spellStart"/>
+      <w:r>
+        <w:rPr>
+          <w:rFonts w:ascii="Calibri" w:eastAsia="Calibri" w:hAnsi="Calibri" w:cs="Calibri"/>
+          <w:sz w:val="18"/>
+          <w:szCs w:val="18"/>
+          <w:lang w:val="en-US"/>
+        </w:rPr>
+        <w:t>Bullmore</w:t>
+      </w:r>
+      <w:proofErr w:type="spellEnd"/>
+      <w:r>
+        <w:rPr>
+          <w:rFonts w:ascii="Calibri" w:eastAsia="Calibri" w:hAnsi="Calibri" w:cs="Calibri"/>
+          <w:sz w:val="18"/>
+          <w:szCs w:val="18"/>
+          <w:lang w:val="en-US"/>
+        </w:rPr>
+        <w:t xml:space="preserve">, E., and </w:t>
+      </w:r>
+      <w:proofErr w:type="spellStart"/>
+      <w:r>
+        <w:rPr>
+          <w:rFonts w:ascii="Calibri" w:eastAsia="Calibri" w:hAnsi="Calibri" w:cs="Calibri"/>
+          <w:sz w:val="18"/>
+          <w:szCs w:val="18"/>
+          <w:lang w:val="en-US"/>
+        </w:rPr>
+        <w:t>Plenz</w:t>
+      </w:r>
+      <w:proofErr w:type="spellEnd"/>
+      <w:r>
+        <w:rPr>
+          <w:rFonts w:ascii="Calibri" w:eastAsia="Calibri" w:hAnsi="Calibri" w:cs="Calibri"/>
+          <w:sz w:val="18"/>
+          <w:szCs w:val="18"/>
+          <w:lang w:val="en-US"/>
+        </w:rPr>
+        <w:t>, D. “</w:t>
+      </w:r>
+      <w:proofErr w:type="spellStart"/>
+      <w:r>
+        <w:rPr>
+          <w:rFonts w:ascii="Calibri" w:eastAsia="Calibri" w:hAnsi="Calibri" w:cs="Calibri"/>
+          <w:sz w:val="18"/>
+          <w:szCs w:val="18"/>
+          <w:lang w:val="en-US"/>
+        </w:rPr>
+        <w:t>powerlaw</w:t>
+      </w:r>
+      <w:proofErr w:type="spellEnd"/>
+      <w:r>
+        <w:rPr>
+          <w:rFonts w:ascii="Calibri" w:eastAsia="Calibri" w:hAnsi="Calibri" w:cs="Calibri"/>
+          <w:sz w:val="18"/>
+          <w:szCs w:val="18"/>
+          <w:lang w:val="en-US"/>
+        </w:rPr>
+        <w:t xml:space="preserve">: A Python Package for Analysis of Heavy-Tailed Distributions.” </w:t>
+      </w:r>
+      <w:proofErr w:type="spellStart"/>
+      <w:r>
+        <w:rPr>
+          <w:rFonts w:ascii="Calibri" w:eastAsia="Calibri" w:hAnsi="Calibri" w:cs="Calibri"/>
+          <w:sz w:val="18"/>
+          <w:szCs w:val="18"/>
+          <w:lang w:val="en-US"/>
+        </w:rPr>
+        <w:t>PLoS</w:t>
+      </w:r>
+      <w:proofErr w:type="spellEnd"/>
+      <w:r>
+        <w:rPr>
+          <w:rFonts w:ascii="Calibri" w:eastAsia="Calibri" w:hAnsi="Calibri" w:cs="Calibri"/>
+          <w:sz w:val="18"/>
+          <w:szCs w:val="18"/>
+          <w:lang w:val="en-US"/>
+        </w:rPr>
+        <w:t xml:space="preserve"> ONE, 2014.</w:t>
       </w:r>
       <w:r>
         <w:rPr>
@@ -8142,7 +10364,6 @@
     <w:p>
       <w:pPr>
         <w:keepLines/>
-        <w:bidi/>
         <w:spacing w:after="240" w:line="240" w:lineRule="auto"/>
         <w:rPr>
           <w:rFonts w:ascii="Calibri" w:eastAsia="Calibri" w:hAnsi="Calibri" w:cs="Calibri"/>
@@ -8158,7 +10379,13 @@
         <w:rPr>
           <w:lang w:val="en-US"/>
         </w:rPr>
-        <w:instrText xml:space="preserve"> HYPERLINK "https://github.com/advisories" \h </w:instrText>
+        <w:instrText xml:space="preserve"> HYPERLINK "https://github.c</w:instrText>
+      </w:r>
+      <w:r>
+        <w:rPr>
+          <w:lang w:val="en-US"/>
+        </w:rPr>
+        <w:instrText xml:space="preserve">om/advisories" \h </w:instrText>
       </w:r>
       <w:r>
         <w:fldChar w:fldCharType="separate"/>
@@ -8186,7 +10413,6 @@
     <w:p>
       <w:pPr>
         <w:keepLines/>
-        <w:bidi/>
         <w:spacing w:after="240" w:line="240" w:lineRule="auto"/>
         <w:rPr>
           <w:rFonts w:ascii="Calibri" w:eastAsia="Calibri" w:hAnsi="Calibri" w:cs="Calibri"/>
@@ -8213,15 +10439,83 @@
           <w:szCs w:val="18"/>
           <w:lang w:val="en-US"/>
         </w:rPr>
-        <w:t xml:space="preserve">[15] OpenSSF. “OSV.dev Vulnerability Database and API Documentation.” </w:t>
-      </w:r>
+        <w:t xml:space="preserve">[15] </w:t>
+      </w:r>
+      <w:proofErr w:type="spellStart"/>
       <w:r>
         <w:rPr>
           <w:rFonts w:ascii="Calibri" w:eastAsia="Calibri" w:hAnsi="Calibri" w:cs="Calibri"/>
           <w:sz w:val="18"/>
           <w:szCs w:val="18"/>
-        </w:rPr>
-        <w:t xml:space="preserve">Accessed July 2026. </w:t>
+          <w:lang w:val="en-US"/>
+        </w:rPr>
+        <w:t>OpenSSF</w:t>
+      </w:r>
+      <w:proofErr w:type="spellEnd"/>
+      <w:r>
+        <w:rPr>
+          <w:rFonts w:ascii="Calibri" w:eastAsia="Calibri" w:hAnsi="Calibri" w:cs="Calibri"/>
+          <w:sz w:val="18"/>
+          <w:szCs w:val="18"/>
+          <w:lang w:val="en-US"/>
+        </w:rPr>
+        <w:t>. “</w:t>
+      </w:r>
+      <w:proofErr w:type="spellStart"/>
+      <w:r>
+        <w:rPr>
+          <w:rFonts w:ascii="Calibri" w:eastAsia="Calibri" w:hAnsi="Calibri" w:cs="Calibri"/>
+          <w:sz w:val="18"/>
+          <w:szCs w:val="18"/>
+          <w:lang w:val="en-US"/>
+        </w:rPr>
+        <w:t>OSV.dev</w:t>
+      </w:r>
+      <w:proofErr w:type="spellEnd"/>
+      <w:r>
+        <w:rPr>
+          <w:rFonts w:ascii="Calibri" w:eastAsia="Calibri" w:hAnsi="Calibri" w:cs="Calibri"/>
+          <w:sz w:val="18"/>
+          <w:szCs w:val="18"/>
+          <w:lang w:val="en-US"/>
+        </w:rPr>
+        <w:t xml:space="preserve"> Vulnerability Database and API Documentation.” </w:t>
+      </w:r>
+      <w:proofErr w:type="spellStart"/>
+      <w:r>
+        <w:rPr>
+          <w:rFonts w:ascii="Calibri" w:eastAsia="Calibri" w:hAnsi="Calibri" w:cs="Calibri"/>
+          <w:sz w:val="18"/>
+          <w:szCs w:val="18"/>
+        </w:rPr>
+        <w:t>Accessed</w:t>
+      </w:r>
+      <w:proofErr w:type="spellEnd"/>
+      <w:r>
+        <w:rPr>
+          <w:rFonts w:ascii="Calibri" w:eastAsia="Calibri" w:hAnsi="Calibri" w:cs="Calibri"/>
+          <w:sz w:val="18"/>
+          <w:szCs w:val="18"/>
+        </w:rPr>
+        <w:t xml:space="preserve"> </w:t>
+      </w:r>
+      <w:proofErr w:type="spellStart"/>
+      <w:r>
+        <w:rPr>
+          <w:rFonts w:ascii="Calibri" w:eastAsia="Calibri" w:hAnsi="Calibri" w:cs="Calibri"/>
+          <w:sz w:val="18"/>
+          <w:szCs w:val="18"/>
+        </w:rPr>
+        <w:t>July</w:t>
+      </w:r>
+      <w:proofErr w:type="spellEnd"/>
+      <w:r>
+        <w:rPr>
+          <w:rFonts w:ascii="Calibri" w:eastAsia="Calibri" w:hAnsi="Calibri" w:cs="Calibri"/>
+          <w:sz w:val="18"/>
+          <w:szCs w:val="18"/>
+        </w:rPr>
+        <w:t xml:space="preserve"> 2026. </w:t>
       </w:r>
       <w:r>
         <w:rPr>
@@ -8840,6 +11134,7 @@
   <w:style w:type="character" w:default="1" w:styleId="DefaultParagraphFont">
     <w:name w:val="Default Paragraph Font"/>
     <w:uiPriority w:val="1"/>
+    <w:semiHidden/>
     <w:unhideWhenUsed/>
   </w:style>
   <w:style w:type="table" w:default="1" w:styleId="TableNormal">

--- a/docs/final_report.docx
+++ b/docs/final_report.docx
@@ -73,6 +73,7 @@
         <w:rPr>
           <w:rFonts w:ascii="Calibri" w:eastAsia="Calibri" w:hAnsi="Calibri" w:cs="Calibri"/>
           <w:color w:val="1F1F1F"/>
+          <w:rtl/>
         </w:rPr>
       </w:pPr>
       <w:bookmarkStart w:id="2" w:name="_kng3k9tkayyx" w:colFirst="0" w:colLast="0"/>
@@ -107,8 +108,261 @@
           <w:szCs w:val="22"/>
           <w:rtl/>
         </w:rPr>
-        <w:t xml:space="preserve"> - 207720897, מוטי סחרטוב- 322355504, עידן דהן - 207758541</w:t>
-      </w:r>
+        <w:t xml:space="preserve"> - 207720897, מוטי סחרטוב- 322355504, עידן דהן </w:t>
+      </w:r>
+      <w:r>
+        <w:rPr>
+          <w:rFonts w:ascii="Calibri" w:eastAsia="Calibri" w:hAnsi="Calibri" w:cs="Calibri"/>
+          <w:color w:val="1F1F1F"/>
+          <w:sz w:val="22"/>
+          <w:szCs w:val="22"/>
+          <w:rtl/>
+        </w:rPr>
+        <w:t>–</w:t>
+      </w:r>
+      <w:r>
+        <w:rPr>
+          <w:rFonts w:ascii="Calibri" w:eastAsia="Calibri" w:hAnsi="Calibri" w:cs="Calibri"/>
+          <w:color w:val="1F1F1F"/>
+          <w:sz w:val="22"/>
+          <w:szCs w:val="22"/>
+          <w:rtl/>
+        </w:rPr>
+        <w:t xml:space="preserve"> 207758541</w:t>
+      </w:r>
+    </w:p>
+    <w:p>
+      <w:pPr>
+        <w:jc w:val="center"/>
+        <w:rPr>
+          <w:sz w:val="16"/>
+          <w:szCs w:val="16"/>
+          <w:lang w:val="en-US"/>
+        </w:rPr>
+      </w:pPr>
+      <w:r>
+        <w:rPr>
+          <w:b/>
+          <w:bCs/>
+          <w:sz w:val="16"/>
+          <w:szCs w:val="16"/>
+          <w:lang w:val="en-US"/>
+        </w:rPr>
+        <w:t>GitHub Repository:</w:t>
+      </w:r>
+      <w:r>
+        <w:rPr>
+          <w:b/>
+          <w:bCs/>
+          <w:sz w:val="16"/>
+          <w:szCs w:val="16"/>
+          <w:lang w:val="en-US"/>
+        </w:rPr>
+        <w:t xml:space="preserve">         </w:t>
+      </w:r>
+      <w:r>
+        <w:rPr>
+          <w:b/>
+          <w:bCs/>
+          <w:sz w:val="16"/>
+          <w:szCs w:val="16"/>
+          <w:lang w:val="en-US"/>
+        </w:rPr>
+        <w:t xml:space="preserve">Google </w:t>
+      </w:r>
+      <w:proofErr w:type="spellStart"/>
+      <w:r>
+        <w:rPr>
+          <w:b/>
+          <w:bCs/>
+          <w:sz w:val="16"/>
+          <w:szCs w:val="16"/>
+          <w:lang w:val="en-US"/>
+        </w:rPr>
+        <w:t>Colab</w:t>
+      </w:r>
+      <w:proofErr w:type="spellEnd"/>
+      <w:r>
+        <w:rPr>
+          <w:b/>
+          <w:bCs/>
+          <w:sz w:val="16"/>
+          <w:szCs w:val="16"/>
+          <w:lang w:val="en-US"/>
+        </w:rPr>
+        <w:t xml:space="preserve"> Notebook:</w:t>
+      </w:r>
+      <w:r>
+        <w:rPr>
+          <w:b/>
+          <w:bCs/>
+          <w:sz w:val="16"/>
+          <w:szCs w:val="16"/>
+          <w:lang w:val="en-US"/>
+        </w:rPr>
+        <w:t xml:space="preserve">       </w:t>
+      </w:r>
+      <w:r>
+        <w:rPr>
+          <w:b/>
+          <w:bCs/>
+          <w:sz w:val="16"/>
+          <w:szCs w:val="16"/>
+          <w:lang w:val="en-US"/>
+        </w:rPr>
+        <w:t>Google Docs</w:t>
+      </w:r>
+      <w:r>
+        <w:rPr>
+          <w:sz w:val="16"/>
+          <w:szCs w:val="16"/>
+          <w:lang w:val="en-US"/>
+        </w:rPr>
+        <w:t>:</w:t>
+      </w:r>
+    </w:p>
+    <w:p>
+      <w:pPr>
+        <w:jc w:val="center"/>
+        <w:rPr>
+          <w:sz w:val="16"/>
+          <w:szCs w:val="16"/>
+          <w:lang w:val="en-US"/>
+        </w:rPr>
+      </w:pPr>
+      <w:hyperlink r:id="rId6" w:history="1">
+        <w:r>
+          <w:rPr>
+            <w:rStyle w:val="Hyperlink"/>
+            <w:rFonts w:hint="cs"/>
+            <w:sz w:val="16"/>
+            <w:szCs w:val="16"/>
+            <w:rtl/>
+            <w:lang w:val="en-US"/>
+          </w:rPr>
+          <w:t>ל</w:t>
+        </w:r>
+        <w:r>
+          <w:rPr>
+            <w:rStyle w:val="Hyperlink"/>
+            <w:rFonts w:hint="cs"/>
+            <w:sz w:val="16"/>
+            <w:szCs w:val="16"/>
+            <w:rtl/>
+            <w:lang w:val="en-US"/>
+          </w:rPr>
+          <w:t>ח</w:t>
+        </w:r>
+        <w:r>
+          <w:rPr>
+            <w:rStyle w:val="Hyperlink"/>
+            <w:rFonts w:hint="cs"/>
+            <w:sz w:val="16"/>
+            <w:szCs w:val="16"/>
+            <w:rtl/>
+            <w:lang w:val="en-US"/>
+          </w:rPr>
+          <w:t>ץ</w:t>
+        </w:r>
+      </w:hyperlink>
+      <w:r>
+        <w:rPr>
+          <w:sz w:val="16"/>
+          <w:szCs w:val="16"/>
+          <w:lang w:val="en-US"/>
+        </w:rPr>
+        <w:t xml:space="preserve"> </w:t>
+      </w:r>
+      <w:r>
+        <w:rPr>
+          <w:sz w:val="16"/>
+          <w:szCs w:val="16"/>
+          <w:lang w:val="en-US"/>
+        </w:rPr>
+        <w:t xml:space="preserve">                                  </w:t>
+      </w:r>
+      <w:hyperlink r:id="rId7" w:history="1">
+        <w:proofErr w:type="spellStart"/>
+        <w:r>
+          <w:rPr>
+            <w:rStyle w:val="Hyperlink"/>
+            <w:rFonts w:hint="cs"/>
+            <w:sz w:val="16"/>
+            <w:szCs w:val="16"/>
+            <w:rtl/>
+            <w:lang w:val="en-US"/>
+          </w:rPr>
+          <w:t>ל</w:t>
+        </w:r>
+        <w:r>
+          <w:rPr>
+            <w:rStyle w:val="Hyperlink"/>
+            <w:rFonts w:hint="cs"/>
+            <w:sz w:val="16"/>
+            <w:szCs w:val="16"/>
+            <w:rtl/>
+            <w:lang w:val="en-US"/>
+          </w:rPr>
+          <w:t>ח</w:t>
+        </w:r>
+        <w:r>
+          <w:rPr>
+            <w:rStyle w:val="Hyperlink"/>
+            <w:rFonts w:hint="cs"/>
+            <w:sz w:val="16"/>
+            <w:szCs w:val="16"/>
+            <w:rtl/>
+            <w:lang w:val="en-US"/>
+          </w:rPr>
+          <w:t>ץ</w:t>
+        </w:r>
+        <w:proofErr w:type="spellEnd"/>
+      </w:hyperlink>
+      <w:r>
+        <w:rPr>
+          <w:sz w:val="16"/>
+          <w:szCs w:val="16"/>
+          <w:lang w:val="en-US"/>
+        </w:rPr>
+        <w:t xml:space="preserve">                                      </w:t>
+      </w:r>
+      <w:hyperlink r:id="rId8" w:history="1">
+        <w:proofErr w:type="spellStart"/>
+        <w:r>
+          <w:rPr>
+            <w:rStyle w:val="Hyperlink"/>
+            <w:rFonts w:hint="cs"/>
+            <w:sz w:val="16"/>
+            <w:szCs w:val="16"/>
+            <w:rtl/>
+            <w:lang w:val="en-US"/>
+          </w:rPr>
+          <w:t>ל</w:t>
+        </w:r>
+        <w:r>
+          <w:rPr>
+            <w:rStyle w:val="Hyperlink"/>
+            <w:rFonts w:hint="cs"/>
+            <w:sz w:val="16"/>
+            <w:szCs w:val="16"/>
+            <w:rtl/>
+            <w:lang w:val="en-US"/>
+          </w:rPr>
+          <w:t>ח</w:t>
+        </w:r>
+        <w:r>
+          <w:rPr>
+            <w:rStyle w:val="Hyperlink"/>
+            <w:rFonts w:hint="cs"/>
+            <w:sz w:val="16"/>
+            <w:szCs w:val="16"/>
+            <w:rtl/>
+            <w:lang w:val="en-US"/>
+          </w:rPr>
+          <w:t>ץ</w:t>
+        </w:r>
+        <w:proofErr w:type="spellEnd"/>
+      </w:hyperlink>
     </w:p>
     <w:p>
       <w:pPr>
@@ -118,16 +372,15 @@
         <w:bidi/>
         <w:spacing w:before="0" w:after="240" w:line="240" w:lineRule="auto"/>
         <w:rPr>
-          <w:rFonts w:ascii="Calibri" w:eastAsia="Calibri" w:hAnsi="Calibri" w:cs="Calibri"/>
+          <w:rFonts w:ascii="Calibri" w:eastAsia="Calibri" w:hAnsi="Calibri" w:cs="Calibri" w:hint="cs"/>
           <w:b/>
           <w:bCs/>
           <w:color w:val="1F1F1F"/>
           <w:sz w:val="28"/>
           <w:szCs w:val="28"/>
+          <w:rtl/>
         </w:rPr>
       </w:pPr>
-      <w:bookmarkStart w:id="3" w:name="_xaxaxgq4vocr" w:colFirst="0" w:colLast="0"/>
-      <w:bookmarkEnd w:id="3"/>
       <w:r>
         <w:rPr>
           <w:rFonts w:ascii="Calibri" w:eastAsia="Calibri" w:hAnsi="Calibri" w:cs="Calibri"/>
@@ -156,15 +409,7 @@
           <w:color w:val="1F1F1F"/>
           <w:rtl/>
         </w:rPr>
-        <w:t xml:space="preserve">פיתוח תוכנה מודרני מבוסס במידה רבה על שימוש חוזר בקוד קיים. </w:t>
-      </w:r>
-      <w:r>
-        <w:rPr>
-          <w:rFonts w:ascii="Calibri" w:eastAsia="Calibri" w:hAnsi="Calibri" w:cs="Calibri"/>
-          <w:color w:val="1F1F1F"/>
-          <w:rtl/>
-        </w:rPr>
-        <w:t>במקום לממש כל רכיב מחדש, מפתחים משלבים בפרויקטים ספריות וחבילות קוד פתוח המספקות יכולות מוכנות. שיטה זו מקצרת את זמן הפיתוח ומאפשרת לבנות מערכות מורכבות, אך היא גם יוצרת תלות במספר רב של רכיבים חיצוניים.</w:t>
+        <w:t>פיתוח תוכנה מודרני מבוסס במידה רבה על שימוש חוזר בקוד קיים. במקום לממש כל רכיב מחדש, מפתחים משלבים בפרויקטים ספריות וחבילות קוד פתוח המספקות יכולות מוכנות. שיטה זו מקצרת את זמן הפיתוח ומאפשרת לבנות מערכות מורכבות, אך היא גם יוצרת תלות במספר רב של רכיבים חיצוניים.</w:t>
       </w:r>
     </w:p>
     <w:p>
@@ -182,15 +427,7 @@
           <w:color w:val="1F1F1F"/>
           <w:rtl/>
         </w:rPr>
-        <w:t>חבילה שמותקנת בפרויקט עשויה להיות תלויה בחבילות נוספ</w:t>
-      </w:r>
-      <w:r>
-        <w:rPr>
-          <w:rFonts w:ascii="Calibri" w:eastAsia="Calibri" w:hAnsi="Calibri" w:cs="Calibri"/>
-          <w:color w:val="1F1F1F"/>
-          <w:rtl/>
-        </w:rPr>
-        <w:t xml:space="preserve">ות, שגם הן תלויות בחבילות אחרות. לדוגמה, אם חבילה </w:t>
+        <w:t xml:space="preserve">חבילה שמותקנת בפרויקט עשויה להיות תלויה בחבילות נוספות, שגם הן תלויות בחבילות אחרות. לדוגמה, אם חבילה </w:t>
       </w:r>
       <w:r>
         <w:rPr>
@@ -313,23 +550,7 @@
           <w:color w:val="1F1F1F"/>
           <w:rtl/>
         </w:rPr>
-        <w:t xml:space="preserve">ככל שמספר החבילות גדל, קשה יותר להבין באופן </w:t>
-      </w:r>
-      <w:r>
-        <w:rPr>
-          <w:rFonts w:ascii="Calibri" w:eastAsia="Calibri" w:hAnsi="Calibri" w:cs="Calibri"/>
-          <w:color w:val="1F1F1F"/>
-          <w:rtl/>
-        </w:rPr>
-        <w:t>ידני את מבנה התלויות המלא. מפתח עשוי לבחור מספר קטן של חבילות ישירות, אך התקנתן יכולה להוסיף מאות ואף אלפי תלויות עקיפות שהוא לא בחר במפורש ולעיתים אינו מודע לקיומן. מצב זה יוצר סיכון אבטחתי, משום שפגיעה בחבילה אחת עלולה להשפיע על רכיבים ופרויקטים רבים התל</w:t>
-      </w:r>
-      <w:r>
-        <w:rPr>
-          <w:rFonts w:ascii="Calibri" w:eastAsia="Calibri" w:hAnsi="Calibri" w:cs="Calibri"/>
-          <w:color w:val="1F1F1F"/>
-          <w:rtl/>
-        </w:rPr>
-        <w:t>ויים בה.</w:t>
+        <w:t>ככל שמספר החבילות גדל, קשה יותר להבין באופן ידני את מבנה התלויות המלא. מפתח עשוי לבחור מספר קטן של חבילות ישירות, אך התקנתן יכולה להוסיף מאות ואף אלפי תלויות עקיפות שהוא לא בחר במפורש ולעיתים אינו מודע לקיומן. מצב זה יוצר סיכון אבטחתי, משום שפגיעה בחבילה אחת עלולה להשפיע על רכיבים ופרויקטים רבים התלויים בה.</w:t>
       </w:r>
     </w:p>
     <w:p>
@@ -347,15 +568,7 @@
           <w:color w:val="1F1F1F"/>
           <w:rtl/>
         </w:rPr>
-        <w:t xml:space="preserve">הסיכון של חבילה אינו נקבע רק לפי קיומה של פגיעות. שתי חבילות עשויות להכיל פגיעות באותה רמת חומרה, אך להיות שונות מבחינת מיקומן בתוך רשת התלויות. חבילה אחת יכולה להיות שולית יחסית, בעוד שחבילה אחרת משמשת תלות משותפת למספר רב של רכיבים או מחברת בין </w:t>
-      </w:r>
-      <w:r>
-        <w:rPr>
-          <w:rFonts w:ascii="Calibri" w:eastAsia="Calibri" w:hAnsi="Calibri" w:cs="Calibri"/>
-          <w:color w:val="1F1F1F"/>
-          <w:rtl/>
-        </w:rPr>
-        <w:t xml:space="preserve">אזורים שונים של הרשת. לכן, מידע על </w:t>
+        <w:t xml:space="preserve">הסיכון של חבילה אינו נקבע רק לפי קיומה של פגיעות. שתי חבילות עשויות להכיל פגיעות באותה רמת חומרה, אך להיות שונות מבחינת מיקומן בתוך רשת התלויות. חבילה אחת יכולה להיות שולית יחסית, בעוד שחבילה אחרת משמשת תלות משותפת למספר רב של רכיבים או מחברת בין אזורים שונים של הרשת. לכן, מידע על </w:t>
       </w:r>
       <w:proofErr w:type="spellStart"/>
       <w:r>
@@ -391,15 +604,7 @@
           <w:color w:val="1F1F1F"/>
           <w:rtl/>
         </w:rPr>
-        <w:t>ניתן לייצג את מערכת התלויות כגרף מכוון. כל חבילה מיוצגת באמצעות צומת, וכל תלות בין חבילות מיוצגת באמצעות קשת. ייצוג זה מאפשר להשתמש באלגוריתמים בגרפים כדי</w:t>
-      </w:r>
-      <w:r>
-        <w:rPr>
-          <w:rFonts w:ascii="Calibri" w:eastAsia="Calibri" w:hAnsi="Calibri" w:cs="Calibri"/>
-          <w:color w:val="1F1F1F"/>
-          <w:rtl/>
-        </w:rPr>
-        <w:t xml:space="preserve"> לזהות צמתים מרכזיים, לאתר גשרים בין חלקים שונים של המערכת, לזהות קהילות ולבחון את החוסן המבני של הרשת.</w:t>
+        <w:t>ניתן לייצג את מערכת התלויות כגרף מכוון. כל חבילה מיוצגת באמצעות צומת, וכל תלות בין חבילות מיוצגת באמצעות קשת. ייצוג זה מאפשר להשתמש באלגוריתמים בגרפים כדי לזהות צמתים מרכזיים, לאתר גשרים בין חלקים שונים של המערכת, לזהות קהילות ולבחון את החוסן המבני של הרשת.</w:t>
       </w:r>
     </w:p>
     <w:p>
@@ -469,15 +674,7 @@
           <w:color w:val="1F1F1F"/>
           <w:rtl/>
         </w:rPr>
-        <w:t xml:space="preserve">. במסגרת ההרצה הסופית נבדקו 2,548  צירופי חבילה–גרסה, כלומר שם חבילה יחד </w:t>
-      </w:r>
-      <w:r>
-        <w:rPr>
-          <w:rFonts w:ascii="Calibri" w:eastAsia="Calibri" w:hAnsi="Calibri" w:cs="Calibri"/>
-          <w:color w:val="1F1F1F"/>
-          <w:rtl/>
-        </w:rPr>
-        <w:t xml:space="preserve">עם הגרסה המדויקת שנבחרה בפועל בפתרון התלויות, לדוגמה </w:t>
+        <w:t xml:space="preserve">. במסגרת ההרצה הסופית נבדקו 2,548  צירופי חבילה–גרסה, כלומר שם חבילה יחד עם הגרסה המדויקת שנבחרה בפועל בפתרון התלויות, לדוגמה </w:t>
       </w:r>
       <w:r>
         <w:rPr>
@@ -527,15 +724,7 @@
           <w:color w:val="1F1F1F"/>
           <w:rtl/>
         </w:rPr>
-        <w:t xml:space="preserve"> מוכרות, אלא גם האם החבילות שאליהן הן שייכות ממלאות תפקידי גשר או תשתית מרכזיים ברשת. מטרת הבחירה אינה להוכיח מ</w:t>
-      </w:r>
-      <w:r>
-        <w:rPr>
-          <w:rFonts w:ascii="Calibri" w:eastAsia="Calibri" w:hAnsi="Calibri" w:cs="Calibri"/>
-          <w:color w:val="1F1F1F"/>
-          <w:rtl/>
-        </w:rPr>
-        <w:t>ראש שניתן לפרוץ ל־</w:t>
+        <w:t xml:space="preserve"> מוכרות, אלא גם האם החבילות שאליהן הן שייכות ממלאות תפקידי גשר או תשתית מרכזיים ברשת. מטרת הבחירה אינה להוכיח מראש שניתן לפרוץ ל־</w:t>
       </w:r>
       <w:proofErr w:type="spellStart"/>
       <w:r>
@@ -588,15 +777,7 @@
           <w:color w:val="1F1F1F"/>
           <w:rtl/>
         </w:rPr>
-        <w:t>מטרתנו היא לבחון כיצד המיקום הטופולוגי של חבילה בתוך רשת התלויות יכול לספק מידע נוסף על חשיבותה המערכתית. באמצעות מדדי מרכזיות, זיה</w:t>
-      </w:r>
-      <w:r>
-        <w:rPr>
-          <w:rFonts w:ascii="Calibri" w:eastAsia="Calibri" w:hAnsi="Calibri" w:cs="Calibri"/>
-          <w:color w:val="1F1F1F"/>
-          <w:rtl/>
-        </w:rPr>
-        <w:t xml:space="preserve">וי קהילות, השוואה לגרף אקראי וסימולציות של הסרת צמתים, אנו בוחנים האם ניתוח גרפים יכול לסייע </w:t>
+        <w:t xml:space="preserve">מטרתנו היא לבחון כיצד המיקום הטופולוגי של חבילה בתוך רשת התלויות יכול לספק מידע נוסף על חשיבותה המערכתית. באמצעות מדדי מרכזיות, זיהוי קהילות, השוואה לגרף אקראי וסימולציות של הסרת צמתים, אנו בוחנים האם ניתוח גרפים יכול לסייע </w:t>
       </w:r>
       <w:proofErr w:type="spellStart"/>
       <w:r>
@@ -633,8 +814,8 @@
           <w:szCs w:val="26"/>
         </w:rPr>
       </w:pPr>
-      <w:bookmarkStart w:id="4" w:name="_xdvmsypglre8" w:colFirst="0" w:colLast="0"/>
-      <w:bookmarkEnd w:id="4"/>
+      <w:bookmarkStart w:id="3" w:name="_xdvmsypglre8" w:colFirst="0" w:colLast="0"/>
+      <w:bookmarkEnd w:id="3"/>
       <w:r>
         <w:rPr>
           <w:rFonts w:ascii="Calibri" w:eastAsia="Calibri" w:hAnsi="Calibri" w:cs="Calibri"/>
@@ -681,15 +862,8 @@
           <w:color w:val="1F1F1F"/>
           <w:rtl/>
         </w:rPr>
-        <w:t>1. אילו חבילות ממלאות תפקידי גשר ותשתית מרכזיים בגרף, והאם מדדי מרכזיות שונים</w:t>
-      </w:r>
-      <w:r>
-        <w:rPr>
-          <w:rFonts w:ascii="Calibri" w:eastAsia="Calibri" w:hAnsi="Calibri" w:cs="Calibri"/>
-          <w:color w:val="1F1F1F"/>
-          <w:rtl/>
-        </w:rPr>
-        <w:t xml:space="preserve"> מזהים את אותן חבילות?</w:t>
+        <w:lastRenderedPageBreak/>
+        <w:t>1. אילו חבילות ממלאות תפקידי גשר ותשתית מרכזיים בגרף, והאם מדדי מרכזיות שונים מזהים את אותן חבילות?</w:t>
       </w:r>
     </w:p>
     <w:p>
@@ -707,7 +881,6 @@
           <w:color w:val="1F1F1F"/>
           <w:rtl/>
         </w:rPr>
-        <w:lastRenderedPageBreak/>
         <w:t>2. כיצד הרשת מתחלקת לקהילות מבחינה מבנית, ואילו קשתות ממלאות תפקיד מרכזי בחיבור בין אזורים שונים ובתוך קהילת הליבה?</w:t>
       </w:r>
     </w:p>
@@ -726,15 +899,7 @@
           <w:color w:val="1F1F1F"/>
           <w:rtl/>
         </w:rPr>
-        <w:t xml:space="preserve">3. במה שונה המבנה הגלובלי של רשת התלויות מהרכב של גרפים אקראיים בעלי אותו מספר צמתים וקשתות, והאם הרשת מציגה </w:t>
-      </w:r>
-      <w:r>
-        <w:rPr>
-          <w:rFonts w:ascii="Calibri" w:eastAsia="Calibri" w:hAnsi="Calibri" w:cs="Calibri"/>
-          <w:color w:val="1F1F1F"/>
-          <w:rtl/>
-        </w:rPr>
-        <w:t xml:space="preserve">מאפייני </w:t>
+        <w:t xml:space="preserve">3. במה שונה המבנה הגלובלי של רשת התלויות מהרכב של גרפים אקראיים בעלי אותו מספר צמתים וקשתות, והאם הרשת מציגה מאפייני </w:t>
       </w:r>
       <w:proofErr w:type="spellStart"/>
       <w:r>
@@ -837,15 +1002,7 @@
           <w:color w:val="1F1F1F"/>
           <w:rtl/>
         </w:rPr>
-        <w:t xml:space="preserve"> מוכרים שייכות לחבילות בעלות מרכזיות טופולוגית </w:t>
-      </w:r>
-      <w:r>
-        <w:rPr>
-          <w:rFonts w:ascii="Calibri" w:eastAsia="Calibri" w:hAnsi="Calibri" w:cs="Calibri"/>
-          <w:color w:val="1F1F1F"/>
-          <w:rtl/>
-        </w:rPr>
-        <w:t xml:space="preserve">גבוהה, באופן המצדיק עדיפות גבוהה יותר בבדיקה ובהגנה? </w:t>
+        <w:t xml:space="preserve"> מוכרים שייכות לחבילות בעלות מרכזיות טופולוגית גבוהה, באופן המצדיק עדיפות גבוהה יותר בבדיקה ובהגנה? </w:t>
       </w:r>
     </w:p>
     <w:p>
@@ -864,8 +1021,8 @@
           <w:szCs w:val="30"/>
         </w:rPr>
       </w:pPr>
-      <w:bookmarkStart w:id="5" w:name="_47mv5whc6k5d" w:colFirst="0" w:colLast="0"/>
-      <w:bookmarkEnd w:id="5"/>
+      <w:bookmarkStart w:id="4" w:name="_47mv5whc6k5d" w:colFirst="0" w:colLast="0"/>
+      <w:bookmarkEnd w:id="4"/>
       <w:r>
         <w:rPr>
           <w:rFonts w:ascii="Calibri" w:eastAsia="Calibri" w:hAnsi="Calibri" w:cs="Calibri"/>
@@ -947,14 +1104,7 @@
           <w:rFonts w:ascii="Calibri" w:eastAsia="Calibri" w:hAnsi="Calibri" w:cs="Calibri"/>
           <w:rtl/>
         </w:rPr>
-        <w:t xml:space="preserve">. המחקר רלוונטי לעבודתנו משום </w:t>
-      </w:r>
-      <w:r>
-        <w:rPr>
-          <w:rFonts w:ascii="Calibri" w:eastAsia="Calibri" w:hAnsi="Calibri" w:cs="Calibri"/>
-          <w:rtl/>
-        </w:rPr>
-        <w:t xml:space="preserve">שהוא מדגים כיצד ריכוזיות ברשת תלויות תוכנה יכולה ליצור נקודות כשל בעלות השפעה רחבה </w:t>
+        <w:t xml:space="preserve">. המחקר רלוונטי לעבודתנו משום שהוא מדגים כיצד ריכוזיות ברשת תלויות תוכנה יכולה ליצור נקודות כשל בעלות השפעה רחבה </w:t>
       </w:r>
       <w:hyperlink w:anchor="nl0cnr39jih4">
         <w:r>
@@ -968,7 +1118,8 @@
       </w:hyperlink>
       <w:r>
         <w:rPr>
-          <w:rFonts w:ascii="Calibri" w:eastAsia="Calibri" w:hAnsi="Calibri" w:cs="Calibri"/>
+          <w:rFonts w:ascii="Calibri" w:eastAsia="Calibri" w:hAnsi="Calibri" w:cs="Calibri" w:hint="cs"/>
+          <w:rtl/>
         </w:rPr>
         <w:t>.</w:t>
       </w:r>
@@ -1054,14 +1205,14 @@
           <w:rFonts w:ascii="Calibri" w:eastAsia="Calibri" w:hAnsi="Calibri" w:cs="Calibri"/>
           <w:rtl/>
         </w:rPr>
-        <w:t xml:space="preserve">. המחקר סיווג את הדרכים שבהן תוקפים מכניסים קוד זדוני </w:t>
-      </w:r>
-      <w:r>
-        <w:rPr>
-          <w:rFonts w:ascii="Calibri" w:eastAsia="Calibri" w:hAnsi="Calibri" w:cs="Calibri"/>
-          <w:rtl/>
-        </w:rPr>
-        <w:t xml:space="preserve">לחבילות ואת השלבים שבהם הקוד עשוי לפעול במערכות המשתמשים. עבודה זו מדגישה כי יחסי התלות ומנגנוני ההתקנה האוטומטיים יכולים לשמש ערוץ להפצת קוד זדוני </w:t>
+        <w:t>. המחקר סיווג את הדרכים שבהן תוקפים מכניסים קוד זדוני לחבילות ואת השלבים שבהם הקוד עשוי לפעול במערכות המשתמשים. עבודה זו מדגישה כי יחסי התלות ומנגנוני ההתקנה האוטומטיים יכולים לשמש ערוץ להפצת קוד זדוני</w:t>
+      </w:r>
+      <w:r>
+        <w:rPr>
+          <w:rFonts w:ascii="Calibri" w:eastAsia="Calibri" w:hAnsi="Calibri" w:cs="Calibri" w:hint="cs"/>
+          <w:rtl/>
+        </w:rPr>
+        <w:t xml:space="preserve"> </w:t>
       </w:r>
       <w:hyperlink w:anchor="520t1stfh2wh">
         <w:r>
@@ -1075,7 +1226,8 @@
       </w:hyperlink>
       <w:r>
         <w:rPr>
-          <w:rFonts w:ascii="Calibri" w:eastAsia="Calibri" w:hAnsi="Calibri" w:cs="Calibri"/>
+          <w:rFonts w:ascii="Calibri" w:eastAsia="Calibri" w:hAnsi="Calibri" w:cs="Calibri" w:hint="cs"/>
+          <w:rtl/>
         </w:rPr>
         <w:t>.</w:t>
       </w:r>
@@ -1130,14 +1282,7 @@
           <w:rFonts w:ascii="Calibri" w:eastAsia="Calibri" w:hAnsi="Calibri" w:cs="Calibri"/>
           <w:rtl/>
         </w:rPr>
-        <w:t xml:space="preserve"> השוו בין כשלים אקראיים לבין הסרה ממוקדת של </w:t>
-      </w:r>
-      <w:r>
-        <w:rPr>
-          <w:rFonts w:ascii="Calibri" w:eastAsia="Calibri" w:hAnsi="Calibri" w:cs="Calibri"/>
-          <w:rtl/>
-        </w:rPr>
-        <w:t xml:space="preserve">צמתים מרכזיים ברשתות מורכבות. עבודה זו מספקת את הבסיס המתודולוגי לניסוי החוסן שלנו, שבו השווינו הסרה אקראית של חבילות להסרה ממוקדת לפי </w:t>
+        <w:t xml:space="preserve"> השוו בין כשלים אקראיים לבין הסרה ממוקדת של צמתים מרכזיים ברשתות מורכבות. עבודה זו מספקת את הבסיס המתודולוגי לניסוי החוסן שלנו, שבו השווינו הסרה אקראית של חבילות להסרה ממוקדת לפי </w:t>
       </w:r>
       <w:proofErr w:type="spellStart"/>
       <w:r>
@@ -1181,7 +1326,8 @@
       </w:hyperlink>
       <w:r>
         <w:rPr>
-          <w:rFonts w:ascii="Calibri" w:eastAsia="Calibri" w:hAnsi="Calibri" w:cs="Calibri"/>
+          <w:rFonts w:ascii="Calibri" w:eastAsia="Calibri" w:hAnsi="Calibri" w:cs="Calibri" w:hint="cs"/>
+          <w:rtl/>
         </w:rPr>
         <w:t>.</w:t>
       </w:r>
@@ -1199,14 +1345,7 @@
           <w:rFonts w:ascii="Calibri" w:eastAsia="Calibri" w:hAnsi="Calibri" w:cs="Calibri"/>
           <w:rtl/>
         </w:rPr>
-        <w:t>נוסף על המחקרים האקדמיים, בחנו אירועים אמיתיים הממחישים את</w:t>
-      </w:r>
-      <w:r>
-        <w:rPr>
-          <w:rFonts w:ascii="Calibri" w:eastAsia="Calibri" w:hAnsi="Calibri" w:cs="Calibri"/>
-          <w:rtl/>
-        </w:rPr>
-        <w:t xml:space="preserve"> הסיכון שבפגיעה בחבילות מהימנות. במרץ 2026 פורסמו גרסאות זדוניות של </w:t>
+        <w:t xml:space="preserve">נוסף על המחקרים האקדמיים, בחנו אירועים אמיתיים הממחישים את הסיכון שבפגיעה בחבילות מהימנות. במרץ 2026 פורסמו גרסאות זדוניות של </w:t>
       </w:r>
       <w:proofErr w:type="spellStart"/>
       <w:r>
@@ -1236,14 +1375,7 @@
           <w:rFonts w:ascii="Calibri" w:eastAsia="Calibri" w:hAnsi="Calibri" w:cs="Calibri"/>
           <w:rtl/>
         </w:rPr>
-        <w:t xml:space="preserve"> של מתחזק. לגרסאות נוספה תלות זדונית, והן היו זמינות במאגר למשך מספר שעות לפני שהוסרו. המקרה רלוונטי לעבודתנו משום שהוא מדגים כיצד פגיעה בחבילה מוכרת ובעלת ש</w:t>
-      </w:r>
-      <w:r>
-        <w:rPr>
-          <w:rFonts w:ascii="Calibri" w:eastAsia="Calibri" w:hAnsi="Calibri" w:cs="Calibri"/>
-          <w:rtl/>
-        </w:rPr>
-        <w:t xml:space="preserve">ימוש רחב עלולה ליצור השפעה החורגת מהחבילה עצמה </w:t>
+        <w:t xml:space="preserve"> של מתחזק. לגרסאות נוספה תלות זדונית, והן היו זמינות במאגר למשך מספר שעות לפני שהוסרו. המקרה רלוונטי לעבודתנו משום שהוא מדגים כיצד פגיעה בחבילה מוכרת ובעלת שימוש רחב עלולה ליצור השפעה החורגת מהחבילה עצמה</w:t>
       </w:r>
       <w:hyperlink w:anchor="kaed0mkuuk1s">
         <w:r>
@@ -1257,7 +1389,8 @@
       </w:hyperlink>
       <w:r>
         <w:rPr>
-          <w:rFonts w:ascii="Calibri" w:eastAsia="Calibri" w:hAnsi="Calibri" w:cs="Calibri"/>
+          <w:rFonts w:ascii="Calibri" w:eastAsia="Calibri" w:hAnsi="Calibri" w:cs="Calibri" w:hint="cs"/>
+          <w:rtl/>
         </w:rPr>
         <w:t>.</w:t>
       </w:r>
@@ -1332,14 +1465,7 @@
           <w:rFonts w:ascii="Calibri" w:eastAsia="Calibri" w:hAnsi="Calibri" w:cs="Calibri"/>
           <w:rtl/>
         </w:rPr>
-        <w:t xml:space="preserve"> זדונית. המקרה מדגים כי תוקף אינו חייב לבנות אמון מאפס</w:t>
-      </w:r>
-      <w:r>
-        <w:rPr>
-          <w:rFonts w:ascii="Calibri" w:eastAsia="Calibri" w:hAnsi="Calibri" w:cs="Calibri"/>
-          <w:rtl/>
-        </w:rPr>
-        <w:t xml:space="preserve">; הוא יכול לרשת את האמון הקיים סביב חבילה ולהשתמש בה כערוץ הפצה  </w:t>
+        <w:t xml:space="preserve"> זדונית. המקרה מדגים כי תוקף אינו חייב לבנות אמון מאפס; הוא יכול לרשת את האמון הקיים סביב חבילה ולהשתמש בה כערוץ הפצה  </w:t>
       </w:r>
       <w:hyperlink w:anchor="l0qh1bb84yw0">
         <w:r>
@@ -1353,7 +1479,8 @@
       </w:hyperlink>
       <w:r>
         <w:rPr>
-          <w:rFonts w:ascii="Calibri" w:eastAsia="Calibri" w:hAnsi="Calibri" w:cs="Calibri"/>
+          <w:rFonts w:ascii="Calibri" w:eastAsia="Calibri" w:hAnsi="Calibri" w:cs="Calibri" w:hint="cs"/>
+          <w:rtl/>
         </w:rPr>
         <w:t>.</w:t>
       </w:r>
@@ -1371,14 +1498,7 @@
           <w:rFonts w:ascii="Calibri" w:eastAsia="Calibri" w:hAnsi="Calibri" w:cs="Calibri"/>
           <w:rtl/>
         </w:rPr>
-        <w:t>המחקרים והאירועים המתוארים מציגים שני צדדים משלימים של הבעיה. מחקרים קודמים מראים שרשתות תוכנה עשויות להיות מרוכזות סביב מספר קטן של חבילות ופגיעה מכוו</w:t>
-      </w:r>
-      <w:r>
-        <w:rPr>
-          <w:rFonts w:ascii="Calibri" w:eastAsia="Calibri" w:hAnsi="Calibri" w:cs="Calibri"/>
-          <w:rtl/>
-        </w:rPr>
-        <w:t xml:space="preserve">נת בצמתים מרכזיים יכולה להיות משמעותית יותר מכשל אקראי. האירועים המעשיים מראים כיצד תוקפים מנצלים בפועל חבילות וחשבונות מהימנים. עבודתנו מחברת בין הצדדים באמצעות ניתוח של מקרה מבחן קונקרטי: אנו בוחנים האם מיקומן הטופולוגי של חבילות בגרף התלויות של </w:t>
+        <w:t xml:space="preserve">המחקרים והאירועים המתוארים מציגים שני צדדים משלימים של הבעיה. מחקרים קודמים מראים שרשתות תוכנה עשויות להיות מרוכזות סביב מספר קטן של חבילות ופגיעה מכוונת בצמתים מרכזיים יכולה להיות משמעותית יותר מכשל אקראי. האירועים המעשיים מראים כיצד תוקפים מנצלים בפועל חבילות וחשבונות מהימנים. עבודתנו מחברת בין הצדדים באמצעות ניתוח של מקרה מבחן קונקרטי: אנו בוחנים האם מיקומן הטופולוגי של חבילות בגרף התלויות של </w:t>
       </w:r>
       <w:proofErr w:type="spellStart"/>
       <w:r>
@@ -1393,14 +1513,7 @@
           <w:rFonts w:ascii="Calibri" w:eastAsia="Calibri" w:hAnsi="Calibri" w:cs="Calibri"/>
           <w:rtl/>
         </w:rPr>
-        <w:t xml:space="preserve"> </w:t>
-      </w:r>
-      <w:r>
-        <w:rPr>
-          <w:rFonts w:ascii="Calibri" w:eastAsia="Calibri" w:hAnsi="Calibri" w:cs="Calibri"/>
-          <w:rtl/>
-        </w:rPr>
-        <w:t xml:space="preserve">יכול לשמש שכבת </w:t>
+        <w:t xml:space="preserve"> יכול לשמש שכבת </w:t>
       </w:r>
       <w:proofErr w:type="spellStart"/>
       <w:r>
@@ -1435,8 +1548,8 @@
           <w:szCs w:val="30"/>
         </w:rPr>
       </w:pPr>
-      <w:bookmarkStart w:id="6" w:name="_b8jf5lhlm3tr" w:colFirst="0" w:colLast="0"/>
-      <w:bookmarkEnd w:id="6"/>
+      <w:bookmarkStart w:id="5" w:name="_b8jf5lhlm3tr" w:colFirst="0" w:colLast="0"/>
+      <w:bookmarkEnd w:id="5"/>
       <w:r>
         <w:rPr>
           <w:rFonts w:ascii="Calibri" w:eastAsia="Calibri" w:hAnsi="Calibri" w:cs="Calibri"/>
@@ -1465,8 +1578,8 @@
           <w:szCs w:val="26"/>
         </w:rPr>
       </w:pPr>
-      <w:bookmarkStart w:id="7" w:name="_whcg7cg3trif" w:colFirst="0" w:colLast="0"/>
-      <w:bookmarkEnd w:id="7"/>
+      <w:bookmarkStart w:id="6" w:name="_whcg7cg3trif" w:colFirst="0" w:colLast="0"/>
+      <w:bookmarkEnd w:id="6"/>
       <w:r>
         <w:rPr>
           <w:rFonts w:ascii="Calibri" w:eastAsia="Calibri" w:hAnsi="Calibri" w:cs="Calibri"/>
@@ -1584,7 +1697,7 @@
         </w:rPr>
         <w:t>ו</w:t>
       </w:r>
-      <w:hyperlink r:id="rId6">
+      <w:hyperlink r:id="rId9">
         <w:r>
           <w:rPr>
             <w:rFonts w:ascii="Calibri" w:eastAsia="Calibri" w:hAnsi="Calibri" w:cs="Calibri"/>
@@ -1596,7 +1709,8 @@
       </w:hyperlink>
       <w:r>
         <w:rPr>
-          <w:rFonts w:ascii="Calibri" w:eastAsia="Calibri" w:hAnsi="Calibri" w:cs="Calibri"/>
+          <w:rFonts w:ascii="Calibri" w:eastAsia="Calibri" w:hAnsi="Calibri" w:cs="Calibri" w:hint="cs"/>
+          <w:rtl/>
         </w:rPr>
         <w:t>.</w:t>
       </w:r>
@@ -1679,14 +1793,7 @@
           <w:rFonts w:ascii="Calibri" w:eastAsia="Calibri" w:hAnsi="Calibri" w:cs="Calibri"/>
           <w:rtl/>
         </w:rPr>
-        <w:t xml:space="preserve"> מקומי קבוע, ששימש את ה</w:t>
-      </w:r>
-      <w:r>
-        <w:rPr>
-          <w:rFonts w:ascii="Calibri" w:eastAsia="Calibri" w:hAnsi="Calibri" w:cs="Calibri"/>
-          <w:rtl/>
-        </w:rPr>
-        <w:t xml:space="preserve">הרצה הסופית ואת כלל שלבי הניתוח. </w:t>
+        <w:t xml:space="preserve"> מקומי קבוע, ששימש את ההרצה הסופית ואת כלל שלבי הניתוח. </w:t>
       </w:r>
     </w:p>
     <w:p>
@@ -1733,7 +1840,7 @@
         </w:rPr>
         <w:t>ו</w:t>
       </w:r>
-      <w:hyperlink r:id="rId7">
+      <w:hyperlink r:id="rId10">
         <w:r>
           <w:rPr>
             <w:rFonts w:ascii="Calibri" w:eastAsia="Calibri" w:hAnsi="Calibri" w:cs="Calibri"/>
@@ -1751,6 +1858,13 @@
       </w:r>
       <w:r>
         <w:rPr>
+          <w:rFonts w:ascii="Calibri" w:eastAsia="Calibri" w:hAnsi="Calibri" w:cs="Calibri" w:hint="cs"/>
+          <w:rtl/>
+        </w:rPr>
+        <w:t xml:space="preserve"> </w:t>
+      </w:r>
+      <w:r>
+        <w:rPr>
           <w:rFonts w:ascii="Calibri" w:eastAsia="Calibri" w:hAnsi="Calibri" w:cs="Calibri"/>
           <w:rtl/>
         </w:rPr>
@@ -1809,14 +1923,7 @@
           <w:rFonts w:ascii="Calibri" w:eastAsia="Calibri" w:hAnsi="Calibri" w:cs="Calibri"/>
           <w:rtl/>
         </w:rPr>
-        <w:t xml:space="preserve"> </w:t>
-      </w:r>
-      <w:r>
-        <w:rPr>
-          <w:rFonts w:ascii="Calibri" w:eastAsia="Calibri" w:hAnsi="Calibri" w:cs="Calibri"/>
-          <w:rtl/>
-        </w:rPr>
-        <w:t xml:space="preserve">תלויה בחבילה </w:t>
+        <w:t xml:space="preserve"> תלויה בחבילה </w:t>
       </w:r>
       <w:r>
         <w:rPr>
@@ -1930,7 +2037,14 @@
         <w:rPr>
           <w:rFonts w:ascii="Calibri" w:eastAsia="Calibri" w:hAnsi="Calibri" w:cs="Calibri"/>
         </w:rPr>
-        <w:t>B.</w:t>
+        <w:t>B</w:t>
+      </w:r>
+      <w:r>
+        <w:rPr>
+          <w:rFonts w:ascii="Calibri" w:eastAsia="Calibri" w:hAnsi="Calibri" w:cs="Calibri" w:hint="cs"/>
+          <w:rtl/>
+        </w:rPr>
+        <w:t>.</w:t>
       </w:r>
     </w:p>
     <w:p>
@@ -1976,16 +2090,9 @@
           <w:rFonts w:ascii="Calibri" w:eastAsia="Calibri" w:hAnsi="Calibri" w:cs="Calibri"/>
           <w:rtl/>
         </w:rPr>
-        <w:t xml:space="preserve"> הידועים כמשפיעים ישירות על אות</w:t>
-      </w:r>
-      <w:r>
-        <w:rPr>
-          <w:rFonts w:ascii="Calibri" w:eastAsia="Calibri" w:hAnsi="Calibri" w:cs="Calibri"/>
-          <w:rtl/>
-        </w:rPr>
-        <w:t xml:space="preserve">ה גרסה </w:t>
-      </w:r>
-      <w:hyperlink r:id="rId8">
+        <w:t xml:space="preserve"> הידועים כמשפיעים ישירות על אותה גרסה </w:t>
+      </w:r>
+      <w:hyperlink r:id="rId11">
         <w:r>
           <w:rPr>
             <w:rFonts w:ascii="Calibri" w:eastAsia="Calibri" w:hAnsi="Calibri" w:cs="Calibri"/>
@@ -2064,23 +2171,7 @@
             <w:color w:val="1155CC"/>
             <w:u w:val="single"/>
           </w:rPr>
-          <w:t>[1</w:t>
-        </w:r>
-        <w:r>
-          <w:rPr>
-            <w:rFonts w:ascii="Calibri" w:eastAsia="Calibri" w:hAnsi="Calibri" w:cs="Calibri"/>
-            <w:color w:val="1155CC"/>
-            <w:u w:val="single"/>
-          </w:rPr>
-          <w:t>4</w:t>
-        </w:r>
-        <w:r>
-          <w:rPr>
-            <w:rFonts w:ascii="Calibri" w:eastAsia="Calibri" w:hAnsi="Calibri" w:cs="Calibri"/>
-            <w:color w:val="1155CC"/>
-            <w:u w:val="single"/>
-          </w:rPr>
-          <w:t>]</w:t>
+          <w:t>[14]</w:t>
         </w:r>
       </w:hyperlink>
       <w:r>
@@ -2129,9 +2220,9 @@
         <w:rPr>
           <w:rFonts w:ascii="Calibri" w:eastAsia="Calibri" w:hAnsi="Calibri" w:cs="Calibri"/>
         </w:rPr>
-        <w:t xml:space="preserve"> ‏</w:t>
-      </w:r>
-      <w:hyperlink r:id="rId9">
+        <w:t>‏</w:t>
+      </w:r>
+      <w:hyperlink r:id="rId12">
         <w:r>
           <w:rPr>
             <w:rFonts w:ascii="Calibri" w:eastAsia="Calibri" w:hAnsi="Calibri" w:cs="Calibri"/>
@@ -2282,14 +2373,7 @@
           <w:rFonts w:ascii="Calibri" w:eastAsia="Calibri" w:hAnsi="Calibri" w:cs="Calibri"/>
           <w:rtl/>
         </w:rPr>
-        <w:t xml:space="preserve"> כדי לזהות </w:t>
-      </w:r>
-      <w:r>
-        <w:rPr>
-          <w:rFonts w:ascii="Calibri" w:eastAsia="Calibri" w:hAnsi="Calibri" w:cs="Calibri"/>
-          <w:rtl/>
-        </w:rPr>
-        <w:t xml:space="preserve">סוגים שונים של חשיבות טופולוגית. את הדמיון בין הדירוגים בחנו באמצעות מתאם </w:t>
+        <w:t xml:space="preserve"> כדי לזהות סוגים שונים של חשיבות טופולוגית. את הדמיון בין הדירוגים בחנו באמצעות מתאם </w:t>
       </w:r>
       <w:proofErr w:type="spellStart"/>
       <w:r>
@@ -2362,7 +2446,7 @@
         <w:rPr>
           <w:rFonts w:ascii="Calibri" w:eastAsia="Calibri" w:hAnsi="Calibri" w:cs="Calibri"/>
         </w:rPr>
-        <w:t>. ‏</w:t>
+        <w:t xml:space="preserve"> ‏</w:t>
       </w:r>
       <w:proofErr w:type="spellStart"/>
       <w:r>
@@ -2388,10 +2472,17 @@
       <w:proofErr w:type="spellEnd"/>
       <w:r>
         <w:rPr>
-          <w:rFonts w:ascii="Calibri" w:eastAsia="Calibri" w:hAnsi="Calibri" w:cs="Calibri"/>
-          <w:rtl/>
-        </w:rPr>
-        <w:t xml:space="preserve"> שימש לאיתור קשרי גשר גלובליים ופנימיים, ו־</w:t>
+          <w:rFonts w:ascii="Calibri" w:eastAsia="Calibri" w:hAnsi="Calibri" w:cs="Calibri" w:hint="cs"/>
+          <w:rtl/>
+        </w:rPr>
+        <w:t>.</w:t>
+      </w:r>
+      <w:r>
+        <w:rPr>
+          <w:rFonts w:ascii="Calibri" w:eastAsia="Calibri" w:hAnsi="Calibri" w:cs="Calibri"/>
+          <w:rtl/>
+        </w:rPr>
+        <w:t>שימש לאיתור קשרי גשר גלובליים ופנימיים, ו־</w:t>
       </w:r>
       <w:proofErr w:type="spellStart"/>
       <w:r>
@@ -2420,14 +2511,7 @@
           <w:rFonts w:ascii="Calibri" w:eastAsia="Calibri" w:hAnsi="Calibri" w:cs="Calibri"/>
           <w:rtl/>
         </w:rPr>
-        <w:t xml:space="preserve"> שימש לבחינת החלוקה </w:t>
-      </w:r>
-      <w:r>
-        <w:rPr>
-          <w:rFonts w:ascii="Calibri" w:eastAsia="Calibri" w:hAnsi="Calibri" w:cs="Calibri"/>
-          <w:rtl/>
-        </w:rPr>
-        <w:t xml:space="preserve">ההיררכית הראשונה של ההטלה </w:t>
+        <w:t xml:space="preserve"> שימש לבחינת החלוקה ההיררכית הראשונה של ההטלה </w:t>
       </w:r>
       <w:proofErr w:type="spellStart"/>
       <w:r>
@@ -2454,7 +2538,8 @@
       </w:r>
       <w:r>
         <w:rPr>
-          <w:rFonts w:ascii="Calibri" w:eastAsia="Calibri" w:hAnsi="Calibri" w:cs="Calibri"/>
+          <w:rFonts w:ascii="Calibri" w:eastAsia="Calibri" w:hAnsi="Calibri" w:cs="Calibri" w:hint="cs"/>
+          <w:rtl/>
         </w:rPr>
         <w:t>.</w:t>
       </w:r>
@@ -2465,6 +2550,7 @@
         <w:spacing w:before="240" w:after="240" w:line="240" w:lineRule="auto"/>
         <w:rPr>
           <w:rFonts w:ascii="Calibri" w:eastAsia="Calibri" w:hAnsi="Calibri" w:cs="Calibri"/>
+          <w:lang w:bidi="he"/>
         </w:rPr>
       </w:pPr>
       <w:r>
@@ -2531,14 +2617,7 @@
           <w:rFonts w:ascii="Calibri" w:eastAsia="Calibri" w:hAnsi="Calibri" w:cs="Calibri"/>
           <w:rtl/>
         </w:rPr>
-        <w:t xml:space="preserve"> וההתקבצות יכולים להיות מוסברים באמצעות פיזור אקראי של הקשתות. לאחר מ</w:t>
-      </w:r>
-      <w:r>
-        <w:rPr>
-          <w:rFonts w:ascii="Calibri" w:eastAsia="Calibri" w:hAnsi="Calibri" w:cs="Calibri"/>
-          <w:rtl/>
-        </w:rPr>
-        <w:t xml:space="preserve">כן בחנו מאפייני </w:t>
+        <w:t xml:space="preserve"> וההתקבצות יכולים להיות מוסברים באמצעות פיזור אקראי של הקשתות. לאחר מכן בחנו מאפייני </w:t>
       </w:r>
       <w:proofErr w:type="spellStart"/>
       <w:r>
@@ -2553,13 +2632,38 @@
           <w:rFonts w:ascii="Calibri" w:eastAsia="Calibri" w:hAnsi="Calibri" w:cs="Calibri"/>
           <w:rtl/>
         </w:rPr>
-        <w:t xml:space="preserve"> באמצעות השוואת מקדם ההתקבצות ואורך המסלול הממוצע לרשתות האקראיות וחישוב המקדם </w:t>
-      </w:r>
-      <w:r>
-        <w:rPr>
-          <w:rFonts w:ascii="Calibri" w:eastAsia="Calibri" w:hAnsi="Calibri" w:cs="Calibri"/>
-        </w:rPr>
-        <w:t>σ ‏</w:t>
+        <w:t xml:space="preserve"> באמצעות השוואת מקדם ההתקבצות ואורך המסלול הממוצע לרשתות האקראיות וחישוב המקדם</w:t>
+      </w:r>
+      <w:r>
+        <w:rPr>
+          <w:rFonts w:ascii="Calibri" w:eastAsia="Calibri" w:hAnsi="Calibri" w:cs="Calibri"/>
+        </w:rPr>
+        <w:t xml:space="preserve"> </w:t>
+      </w:r>
+      <w:r>
+        <w:rPr>
+          <w:rFonts w:ascii="Calibri" w:eastAsia="Calibri" w:hAnsi="Calibri" w:cs="Calibri"/>
+        </w:rPr>
+        <w:t>σ</w:t>
+      </w:r>
+      <w:r>
+        <w:rPr>
+          <w:rFonts w:ascii="Calibri" w:eastAsia="Calibri" w:hAnsi="Calibri" w:cs="Calibri" w:hint="cs"/>
+        </w:rPr>
+        <w:t xml:space="preserve"> </w:t>
+      </w:r>
+      <w:r>
+        <w:rPr>
+          <w:rFonts w:ascii="Calibri" w:eastAsia="Calibri" w:hAnsi="Calibri" w:cs="Calibri"/>
+          <w:rtl/>
+        </w:rPr>
+        <w:t xml:space="preserve"> </w:t>
+      </w:r>
+      <w:r>
+        <w:rPr>
+          <w:rFonts w:ascii="Calibri" w:eastAsia="Calibri" w:hAnsi="Calibri" w:cs="Calibri"/>
+        </w:rPr>
+        <w:t>‏</w:t>
       </w:r>
       <w:hyperlink w:anchor="bcfxggooiwcy">
         <w:r>
@@ -2636,14 +2740,7 @@
           <w:rFonts w:ascii="Calibri" w:eastAsia="Calibri" w:hAnsi="Calibri" w:cs="Calibri"/>
           <w:rtl/>
         </w:rPr>
-        <w:t xml:space="preserve"> והשווינו א</w:t>
-      </w:r>
-      <w:r>
-        <w:rPr>
-          <w:rFonts w:ascii="Calibri" w:eastAsia="Calibri" w:hAnsi="Calibri" w:cs="Calibri"/>
-          <w:rtl/>
-        </w:rPr>
-        <w:t>ותו סטטיסטית ל־</w:t>
+        <w:t xml:space="preserve"> והשווינו אותו סטטיסטית ל־</w:t>
       </w:r>
       <w:proofErr w:type="spellStart"/>
       <w:r>
@@ -2750,7 +2847,15 @@
         <w:rPr>
           <w:rFonts w:ascii="Calibri" w:eastAsia="Calibri" w:hAnsi="Calibri" w:cs="Calibri"/>
         </w:rPr>
-        <w:t xml:space="preserve">. </w:t>
+        <w:t xml:space="preserve"> </w:t>
+      </w:r>
+      <w:r>
+        <w:rPr>
+          <w:rFonts w:ascii="Calibri" w:eastAsia="Calibri" w:hAnsi="Calibri" w:cs="Calibri" w:hint="cs"/>
+          <w:rtl/>
+          <w:lang w:bidi="he"/>
+        </w:rPr>
+        <w:t>.</w:t>
       </w:r>
     </w:p>
     <w:p>
@@ -2781,14 +2886,7 @@
           <w:rFonts w:ascii="Calibri" w:eastAsia="Calibri" w:hAnsi="Calibri" w:cs="Calibri"/>
           <w:rtl/>
         </w:rPr>
-        <w:t xml:space="preserve"> לממוצע של 100 </w:t>
-      </w:r>
-      <w:r>
-        <w:rPr>
-          <w:rFonts w:ascii="Calibri" w:eastAsia="Calibri" w:hAnsi="Calibri" w:cs="Calibri"/>
-          <w:rtl/>
-        </w:rPr>
-        <w:t xml:space="preserve">הסרות אקראיות. במקביל נותחו אוטומטית כל 2,548 זוגות החבילה–גרסה שנפתרו עבור </w:t>
+        <w:t xml:space="preserve"> לממוצע של 100 הסרות אקראיות. במקביל נותחו אוטומטית כל 2,548 זוגות החבילה–גרסה שנפתרו עבור </w:t>
       </w:r>
       <w:proofErr w:type="spellStart"/>
       <w:r>
@@ -2844,7 +2942,7 @@
         </w:rPr>
         <w:t>ו</w:t>
       </w:r>
-      <w:hyperlink r:id="rId10">
+      <w:hyperlink r:id="rId13">
         <w:r>
           <w:rPr>
             <w:rFonts w:ascii="Calibri" w:eastAsia="Calibri" w:hAnsi="Calibri" w:cs="Calibri"/>
@@ -2860,7 +2958,7 @@
         </w:rPr>
         <w:t xml:space="preserve">, </w:t>
       </w:r>
-      <w:hyperlink r:id="rId11">
+      <w:hyperlink r:id="rId14">
         <w:r>
           <w:rPr>
             <w:rFonts w:ascii="Calibri" w:eastAsia="Calibri" w:hAnsi="Calibri" w:cs="Calibri"/>
@@ -2872,7 +2970,8 @@
       </w:hyperlink>
       <w:r>
         <w:rPr>
-          <w:rFonts w:ascii="Calibri" w:eastAsia="Calibri" w:hAnsi="Calibri" w:cs="Calibri"/>
+          <w:rFonts w:ascii="Calibri" w:eastAsia="Calibri" w:hAnsi="Calibri" w:cs="Calibri" w:hint="cs"/>
+          <w:rtl/>
         </w:rPr>
         <w:t>.</w:t>
       </w:r>
@@ -2893,8 +2992,8 @@
           <w:szCs w:val="30"/>
         </w:rPr>
       </w:pPr>
-      <w:bookmarkStart w:id="8" w:name="_8uurgg8mgxgi" w:colFirst="0" w:colLast="0"/>
-      <w:bookmarkEnd w:id="8"/>
+      <w:bookmarkStart w:id="7" w:name="_8uurgg8mgxgi" w:colFirst="0" w:colLast="0"/>
+      <w:bookmarkEnd w:id="7"/>
       <w:r>
         <w:rPr>
           <w:rFonts w:ascii="Calibri" w:eastAsia="Calibri" w:hAnsi="Calibri" w:cs="Calibri"/>
@@ -2923,8 +3022,8 @@
           <w:szCs w:val="34"/>
         </w:rPr>
       </w:pPr>
-      <w:bookmarkStart w:id="9" w:name="_djf1dcij7hhz" w:colFirst="0" w:colLast="0"/>
-      <w:bookmarkEnd w:id="9"/>
+      <w:bookmarkStart w:id="8" w:name="_djf1dcij7hhz" w:colFirst="0" w:colLast="0"/>
+      <w:bookmarkEnd w:id="8"/>
       <w:r>
         <w:rPr>
           <w:rFonts w:ascii="Calibri" w:eastAsia="Calibri" w:hAnsi="Calibri" w:cs="Calibri"/>
@@ -2963,14 +3062,7 @@
           <w:rFonts w:ascii="Calibri" w:eastAsia="Calibri" w:hAnsi="Calibri" w:cs="Calibri"/>
           <w:rtl/>
         </w:rPr>
-        <w:t xml:space="preserve"> התקבלו 3,061 רשומות צמתים ו־6,645 רשומות קשתות. מאחר שמספר רשומות עשויות לייצג גרסאות שונות או מופעים ש</w:t>
-      </w:r>
-      <w:r>
-        <w:rPr>
-          <w:rFonts w:ascii="Calibri" w:eastAsia="Calibri" w:hAnsi="Calibri" w:cs="Calibri"/>
-          <w:rtl/>
-        </w:rPr>
-        <w:t>ונים של אותה חבילה, הרשומות אוחדו לפי שם החבילה לצורך הניתוח הטופולוגי. לאחר האיחוד התקבל גרף מכוון ובו 2,138 צמתי חבילות ייחודיים ו־5,016 קשתות ייחודיות.</w:t>
+        <w:t xml:space="preserve"> התקבלו 3,061 רשומות צמתים ו־6,645 רשומות קשתות. מאחר שמספר רשומות עשויות לייצג גרסאות שונות או מופעים שונים של אותה חבילה, הרשומות אוחדו לפי שם החבילה לצורך הניתוח הטופולוגי. לאחר האיחוד התקבל גרף מכוון ובו 2,138 צמתי חבילות ייחודיים ו־5,016 קשתות ייחודיות.</w:t>
       </w:r>
     </w:p>
     <w:p>
@@ -2986,14 +3078,7 @@
           <w:rFonts w:ascii="Calibri" w:eastAsia="Calibri" w:hAnsi="Calibri" w:cs="Calibri"/>
           <w:rtl/>
         </w:rPr>
-        <w:t>הצפיפות שהתקבלה הייתה 0.001098 בלבד. משמעות הדבר היא שחלק קטן מאוד מכל קשרי התלות האפשריים אכן מתקיים</w:t>
-      </w:r>
-      <w:r>
-        <w:rPr>
-          <w:rFonts w:ascii="Calibri" w:eastAsia="Calibri" w:hAnsi="Calibri" w:cs="Calibri"/>
-          <w:rtl/>
-        </w:rPr>
-        <w:t>, ולכן הרשת דלילה מבחינה גלובלית. עם זאת, הדלילות אינה מעידה על חלוקה אחידה של הקשרים: ה־</w:t>
+        <w:t>הצפיפות שהתקבלה הייתה 0.001098 בלבד. משמעות הדבר היא שחלק קטן מאוד מכל קשרי התלות האפשריים אכן מתקיים, ולכן הרשת דלילה מבחינה גלובלית. עם זאת, הדלילות אינה מעידה על חלוקה אחידה של הקשרים: ה־</w:t>
       </w:r>
       <w:proofErr w:type="spellStart"/>
       <w:r>
@@ -3023,14 +3108,7 @@
           <w:rFonts w:ascii="Calibri" w:eastAsia="Calibri" w:hAnsi="Calibri" w:cs="Calibri"/>
           <w:rtl/>
         </w:rPr>
-        <w:t xml:space="preserve"> המרבי הגיע ל־125. פער זה מצביע על כך שמרבית החבילות מקבלות מספר קטן של קישורים נכנסים, בעוד שמספר מצומצם של חבילות משמש תש</w:t>
-      </w:r>
-      <w:r>
-        <w:rPr>
-          <w:rFonts w:ascii="Calibri" w:eastAsia="Calibri" w:hAnsi="Calibri" w:cs="Calibri"/>
-          <w:rtl/>
-        </w:rPr>
-        <w:t xml:space="preserve">תית משותפת לחלקים רבים של </w:t>
+        <w:t xml:space="preserve"> המרבי הגיע ל־125. פער זה מצביע על כך שמרבית החבילות מקבלות מספר קטן של קישורים נכנסים, בעוד שמספר מצומצם של חבילות משמש תשתית משותפת לחלקים רבים של </w:t>
       </w:r>
       <w:proofErr w:type="spellStart"/>
       <w:r>
@@ -3228,16 +3306,7 @@
                 <w:szCs w:val="16"/>
                 <w:rtl/>
               </w:rPr>
-              <w:t xml:space="preserve">רשומות </w:t>
-            </w:r>
-            <w:r>
-              <w:rPr>
-                <w:rFonts w:ascii="Calibri" w:eastAsia="Calibri" w:hAnsi="Calibri" w:cs="Calibri"/>
-                <w:sz w:val="16"/>
-                <w:szCs w:val="16"/>
-                <w:rtl/>
-              </w:rPr>
-              <w:t>צמתים שהתקבלו מה־</w:t>
+              <w:t>רשומות צמתים שהתקבלו מה־</w:t>
             </w:r>
             <w:r>
               <w:rPr>
@@ -4057,8 +4126,8 @@
           <w:szCs w:val="26"/>
         </w:rPr>
       </w:pPr>
-      <w:bookmarkStart w:id="10" w:name="_c3qakoyf2ae9" w:colFirst="0" w:colLast="0"/>
-      <w:bookmarkEnd w:id="10"/>
+      <w:bookmarkStart w:id="9" w:name="_c3qakoyf2ae9" w:colFirst="0" w:colLast="0"/>
+      <w:bookmarkEnd w:id="9"/>
       <w:r>
         <w:rPr>
           <w:rFonts w:ascii="Calibri" w:eastAsia="Calibri" w:hAnsi="Calibri" w:cs="Calibri"/>
@@ -4083,8 +4152,8 @@
           <w:szCs w:val="26"/>
         </w:rPr>
       </w:pPr>
-      <w:bookmarkStart w:id="11" w:name="_o4feir9lehn7" w:colFirst="0" w:colLast="0"/>
-      <w:bookmarkEnd w:id="11"/>
+      <w:bookmarkStart w:id="10" w:name="_o4feir9lehn7" w:colFirst="0" w:colLast="0"/>
+      <w:bookmarkEnd w:id="10"/>
       <w:r>
         <w:rPr>
           <w:rFonts w:ascii="Calibri" w:eastAsia="Calibri" w:hAnsi="Calibri" w:cs="Calibri"/>
@@ -4359,14 +4428,7 @@
           <w:rFonts w:ascii="Calibri" w:eastAsia="Calibri" w:hAnsi="Calibri" w:cs="Calibri"/>
           <w:rtl/>
         </w:rPr>
-        <w:t xml:space="preserve"> ליתר המדדים נע בין </w:t>
-      </w:r>
-      <w:r>
-        <w:rPr>
-          <w:rFonts w:ascii="Calibri" w:eastAsia="Calibri" w:hAnsi="Calibri" w:cs="Calibri"/>
-          <w:rtl/>
-        </w:rPr>
-        <w:t>0.01 ל־0.18 בלבד.</w:t>
+        <w:t xml:space="preserve"> ליתר המדדים נע בין 0.01 ל־0.18 בלבד.</w:t>
       </w:r>
     </w:p>
     <w:p>
@@ -4416,8 +4478,8 @@
           <w:noProof/>
         </w:rPr>
         <w:drawing>
-          <wp:inline distT="114300" distB="114300" distL="114300" distR="114300" wp14:anchorId="19828306" wp14:editId="00945D0D">
-            <wp:extent cx="3009900" cy="1854200"/>
+          <wp:inline distT="114300" distB="114300" distL="114300" distR="114300" wp14:anchorId="19828306" wp14:editId="4372550E">
+            <wp:extent cx="3735954" cy="2305685"/>
             <wp:effectExtent l="0" t="0" r="0" b="0"/>
             <wp:docPr id="1" name="image2.png"/>
             <wp:cNvGraphicFramePr/>
@@ -4429,7 +4491,7 @@
                     <pic:cNvPicPr preferRelativeResize="0"/>
                   </pic:nvPicPr>
                   <pic:blipFill>
-                    <a:blip r:embed="rId12"/>
+                    <a:blip r:embed="rId15"/>
                     <a:srcRect/>
                     <a:stretch>
                       <a:fillRect/>
@@ -4438,7 +4500,7 @@
                   <pic:spPr>
                     <a:xfrm>
                       <a:off x="0" y="0"/>
-                      <a:ext cx="3033105" cy="1868495"/>
+                      <a:ext cx="4137391" cy="2553436"/>
                     </a:xfrm>
                     <a:prstGeom prst="rect">
                       <a:avLst/>
@@ -4468,8 +4530,8 @@
           <w:szCs w:val="26"/>
         </w:rPr>
       </w:pPr>
-      <w:bookmarkStart w:id="12" w:name="_ginyq14dwbft" w:colFirst="0" w:colLast="0"/>
-      <w:bookmarkEnd w:id="12"/>
+      <w:bookmarkStart w:id="11" w:name="_ginyq14dwbft" w:colFirst="0" w:colLast="0"/>
+      <w:bookmarkEnd w:id="11"/>
       <w:r>
         <w:rPr>
           <w:rFonts w:ascii="Calibri" w:eastAsia="Calibri" w:hAnsi="Calibri" w:cs="Calibri"/>
@@ -4497,16 +4559,7 @@
           <w:szCs w:val="22"/>
           <w:rtl/>
         </w:rPr>
-        <w:t xml:space="preserve"> בין מד</w:t>
-      </w:r>
-      <w:r>
-        <w:rPr>
-          <w:rFonts w:ascii="Calibri" w:eastAsia="Calibri" w:hAnsi="Calibri" w:cs="Calibri"/>
-          <w:sz w:val="22"/>
-          <w:szCs w:val="22"/>
-          <w:rtl/>
-        </w:rPr>
-        <w:t xml:space="preserve">די המרכזיות. </w:t>
+        <w:t xml:space="preserve"> בין מדדי המרכזיות. </w:t>
       </w:r>
       <w:proofErr w:type="spellStart"/>
       <w:r>
@@ -4616,8 +4669,8 @@
           <w:szCs w:val="26"/>
         </w:rPr>
       </w:pPr>
-      <w:bookmarkStart w:id="13" w:name="_m4p7ly534qtq" w:colFirst="0" w:colLast="0"/>
-      <w:bookmarkEnd w:id="13"/>
+      <w:bookmarkStart w:id="12" w:name="_m4p7ly534qtq" w:colFirst="0" w:colLast="0"/>
+      <w:bookmarkEnd w:id="12"/>
       <w:r>
         <w:rPr>
           <w:rFonts w:ascii="Calibri" w:eastAsia="Calibri" w:hAnsi="Calibri" w:cs="Calibri"/>
@@ -4665,14 +4718,7 @@
           <w:rFonts w:ascii="Calibri" w:eastAsia="Calibri" w:hAnsi="Calibri" w:cs="Calibri"/>
           <w:rtl/>
         </w:rPr>
-        <w:t xml:space="preserve"> חילק את הרשת ל־33 קהילות. הקהילה הגדולה כללה 474 חבילות, כ־22% מכלל הרשת, ואחר</w:t>
-      </w:r>
-      <w:r>
-        <w:rPr>
-          <w:rFonts w:ascii="Calibri" w:eastAsia="Calibri" w:hAnsi="Calibri" w:cs="Calibri"/>
-          <w:rtl/>
-        </w:rPr>
-        <w:t>יה קהילות בגודל 152, 144, 139 ו־138 חבילות.</w:t>
+        <w:t xml:space="preserve"> חילק את הרשת ל־33 קהילות. הקהילה הגדולה כללה 474 חבילות, כ־22% מכלל הרשת, ואחריה קהילות בגודל 152, 144, 139 ו־138 חבילות.</w:t>
       </w:r>
       <w:proofErr w:type="spellStart"/>
       <w:r>
@@ -4698,6 +4744,12 @@
       <w:proofErr w:type="spellEnd"/>
       <w:r>
         <w:rPr>
+          <w:rFonts w:ascii="Calibri" w:eastAsia="Calibri" w:hAnsi="Calibri" w:cs="Calibri" w:hint="cs"/>
+        </w:rPr>
+        <w:t xml:space="preserve"> </w:t>
+      </w:r>
+      <w:r>
+        <w:rPr>
           <w:rFonts w:ascii="Calibri" w:eastAsia="Calibri" w:hAnsi="Calibri" w:cs="Calibri"/>
           <w:rtl/>
         </w:rPr>
@@ -4800,14 +4852,7 @@
           <w:rFonts w:ascii="Calibri" w:eastAsia="Calibri" w:hAnsi="Calibri" w:cs="Calibri"/>
           <w:rtl/>
         </w:rPr>
-        <w:t>הלא־</w:t>
-      </w:r>
-      <w:r>
-        <w:rPr>
-          <w:rFonts w:ascii="Calibri" w:eastAsia="Calibri" w:hAnsi="Calibri" w:cs="Calibri"/>
-          <w:rtl/>
-        </w:rPr>
-        <w:t>מכוונת</w:t>
+        <w:t>הלא־מכוונת</w:t>
       </w:r>
       <w:proofErr w:type="spellEnd"/>
       <w:r>
@@ -4831,8 +4876,8 @@
           <w:szCs w:val="26"/>
         </w:rPr>
       </w:pPr>
-      <w:bookmarkStart w:id="14" w:name="_s0uysber5tp0" w:colFirst="0" w:colLast="0"/>
-      <w:bookmarkEnd w:id="14"/>
+      <w:bookmarkStart w:id="13" w:name="_s0uysber5tp0" w:colFirst="0" w:colLast="0"/>
+      <w:bookmarkEnd w:id="13"/>
       <w:r>
         <w:rPr>
           <w:rFonts w:ascii="Calibri" w:eastAsia="Calibri" w:hAnsi="Calibri" w:cs="Calibri"/>
@@ -4934,14 +4979,14 @@
           <w:rFonts w:ascii="Calibri" w:eastAsia="Calibri" w:hAnsi="Calibri" w:cs="Calibri"/>
           <w:rtl/>
         </w:rPr>
-        <w:t xml:space="preserve">, שכל אחד מהם </w:t>
-      </w:r>
-      <w:r>
-        <w:rPr>
-          <w:rFonts w:ascii="Calibri" w:eastAsia="Calibri" w:hAnsi="Calibri" w:cs="Calibri"/>
-          <w:rtl/>
-        </w:rPr>
-        <w:t>כלל 2,138 צמתים ו־5,016 קשתות. ממוצע ה־</w:t>
+        <w:t>, שכל אחד מהם כלל 2,138 צמתים ו־5,016 קשתות. ממוצע ה־</w:t>
+      </w:r>
+      <w:r>
+        <w:rPr>
+          <w:rFonts w:ascii="Calibri" w:eastAsia="Calibri" w:hAnsi="Calibri" w:cs="Calibri"/>
+          <w:rtl/>
+        </w:rPr>
+        <w:br/>
       </w:r>
       <w:proofErr w:type="spellStart"/>
       <w:r>
@@ -4986,14 +5031,7 @@
           <w:rFonts w:ascii="Calibri" w:eastAsia="Calibri" w:hAnsi="Calibri" w:cs="Calibri"/>
           <w:rtl/>
         </w:rPr>
-        <w:t xml:space="preserve"> היה 125, בעוד שהממוצע בגרפים האקראיים היה 9.38 עם סטיית תקן של 1.01. מקדם ההתקבצות של הרשת היה 0.236507, לעומת ממוצע של 0.001974 בק</w:t>
-      </w:r>
-      <w:r>
-        <w:rPr>
-          <w:rFonts w:ascii="Calibri" w:eastAsia="Calibri" w:hAnsi="Calibri" w:cs="Calibri"/>
-          <w:rtl/>
-        </w:rPr>
-        <w:t>ו הבסיס. אף אחד מ־50 הגרפים האקראיים לא הגיע לערכים האמפיריים, ובשני המדדים התקבלה הסתברות אמפירית של 0.0196.</w:t>
+        <w:t xml:space="preserve"> היה 125, בעוד שהממוצע בגרפים האקראיים היה 9.38 עם סטיית תקן של 1.01. מקדם ההתקבצות של הרשת היה 0.236507, לעומת ממוצע של 0.001974 בקו הבסיס. אף אחד מ־50 הגרפים האקראיים לא הגיע לערכים האמפיריים, ובשני המדדים התקבלה הסתברות אמפירית של 0.0196.</w:t>
       </w:r>
     </w:p>
     <w:p>
@@ -5024,14 +5062,7 @@
           <w:rFonts w:ascii="Calibri" w:eastAsia="Calibri" w:hAnsi="Calibri" w:cs="Calibri"/>
           <w:rtl/>
         </w:rPr>
-        <w:t xml:space="preserve"> חושבו המדדים על רכיב הקשירות הגדול ביותר. מקדם ההתקבצות ברשת היה 0.236507, לעומת 0.001991 בממוצע בגרפים האקראיים, ולכן יח</w:t>
-      </w:r>
-      <w:r>
-        <w:rPr>
-          <w:rFonts w:ascii="Calibri" w:eastAsia="Calibri" w:hAnsi="Calibri" w:cs="Calibri"/>
-          <w:rtl/>
-        </w:rPr>
-        <w:t xml:space="preserve">ס ההתקבצות היה 118.759. אורך המסלול הממוצע היה 5.171989, לעומת 5.121780 בגרפים האקראיים, יחס של 1.0098. בהתאם לכך התקבל מקדם </w:t>
+        <w:t xml:space="preserve"> חושבו המדדים על רכיב הקשירות הגדול ביותר. מקדם ההתקבצות ברשת היה 0.236507, לעומת 0.001991 בממוצע בגרפים האקראיים, ולכן יחס ההתקבצות היה 118.759. אורך המסלול הממוצע היה 5.171989, לעומת 5.121780 בגרפים האקראיים, יחס של 1.0098. בהתאם לכך התקבל מקדם </w:t>
       </w:r>
       <w:proofErr w:type="spellStart"/>
       <w:r>
@@ -5118,14 +5149,7 @@
           <w:rFonts w:ascii="Calibri" w:eastAsia="Calibri" w:hAnsi="Calibri" w:cs="Calibri"/>
           <w:rtl/>
         </w:rPr>
-        <w:t>=4 וכללה 287 תצפיות. בהשו</w:t>
-      </w:r>
-      <w:r>
-        <w:rPr>
-          <w:rFonts w:ascii="Calibri" w:eastAsia="Calibri" w:hAnsi="Calibri" w:cs="Calibri"/>
-          <w:rtl/>
-        </w:rPr>
-        <w:t xml:space="preserve">ואת הנראות, מודל </w:t>
+        <w:t xml:space="preserve">=4 וכללה 287 תצפיות. בהשוואת הנראות, מודל </w:t>
       </w:r>
       <w:proofErr w:type="spellStart"/>
       <w:r>
@@ -5168,14 +5192,41 @@
         <w:rPr>
           <w:rFonts w:ascii="Calibri" w:eastAsia="Calibri" w:hAnsi="Calibri" w:cs="Calibri"/>
         </w:rPr>
-        <w:t xml:space="preserve"> ‏(R=66.5967, p</w:t>
-      </w:r>
-      <w:r>
-        <w:rPr>
-          <w:rFonts w:ascii="Calibri" w:eastAsia="Calibri" w:hAnsi="Calibri" w:cs="Calibri"/>
-          <w:rtl/>
-        </w:rPr>
-        <w:t xml:space="preserve">=0.000494). לעומת זאת, לא התקבל הבדל מובהק בין </w:t>
+        <w:t xml:space="preserve"> </w:t>
+      </w:r>
+      <w:r>
+        <w:rPr>
+          <w:rFonts w:ascii="Calibri" w:eastAsia="Calibri" w:hAnsi="Calibri" w:cs="Calibri" w:hint="cs"/>
+          <w:rtl/>
+        </w:rPr>
+        <w:t>(</w:t>
+      </w:r>
+      <w:r>
+        <w:rPr>
+          <w:rFonts w:ascii="Calibri" w:eastAsia="Calibri" w:hAnsi="Calibri" w:cs="Calibri"/>
+          <w:rtl/>
+        </w:rPr>
+        <w:t>0.000494</w:t>
+      </w:r>
+      <w:r>
+        <w:rPr>
+          <w:rFonts w:ascii="Calibri" w:eastAsia="Calibri" w:hAnsi="Calibri" w:cs="Calibri" w:hint="cs"/>
+          <w:rtl/>
+        </w:rPr>
+        <w:t>=</w:t>
+      </w:r>
+      <w:r>
+        <w:rPr>
+          <w:rFonts w:ascii="Calibri" w:eastAsia="Calibri" w:hAnsi="Calibri" w:cs="Calibri"/>
+        </w:rPr>
+        <w:t>‏(R=66.5967, p</w:t>
+      </w:r>
+      <w:r>
+        <w:rPr>
+          <w:rFonts w:ascii="Calibri" w:eastAsia="Calibri" w:hAnsi="Calibri" w:cs="Calibri"/>
+          <w:rtl/>
+        </w:rPr>
+        <w:t xml:space="preserve">. לעומת זאת, לא התקבל הבדל מובהק בין </w:t>
       </w:r>
       <w:proofErr w:type="spellStart"/>
       <w:r>
@@ -5206,6 +5257,18 @@
         </w:rPr>
         <w:t xml:space="preserve"> ל־</w:t>
       </w:r>
+      <w:r>
+        <w:rPr>
+          <w:rFonts w:ascii="Calibri" w:eastAsia="Calibri" w:hAnsi="Calibri" w:cs="Calibri"/>
+        </w:rPr>
+        <w:t xml:space="preserve"> ‏(R=−0.0282,</w:t>
+      </w:r>
+      <w:r>
+        <w:rPr>
+          <w:rFonts w:ascii="Calibri" w:eastAsia="Calibri" w:hAnsi="Calibri" w:cs="Calibri"/>
+        </w:rPr>
+        <w:t xml:space="preserve"> </w:t>
+      </w:r>
       <w:proofErr w:type="spellStart"/>
       <w:r>
         <w:rPr>
@@ -5217,22 +5280,30 @@
       <w:r>
         <w:rPr>
           <w:rFonts w:ascii="Calibri" w:eastAsia="Calibri" w:hAnsi="Calibri" w:cs="Calibri"/>
-        </w:rPr>
-        <w:t xml:space="preserve"> ‏(R=−0.0282, p</w:t>
-      </w:r>
-      <w:r>
-        <w:rPr>
-          <w:rFonts w:ascii="Calibri" w:eastAsia="Calibri" w:hAnsi="Calibri" w:cs="Calibri"/>
-          <w:rtl/>
-        </w:rPr>
-        <w:t>=0.512058). לכן התוצאות תומכות בתיאור ההתפלגות כבעלת זנב כבד, אך אינן מאפשרות לקבו</w:t>
-      </w:r>
-      <w:r>
-        <w:rPr>
-          <w:rFonts w:ascii="Calibri" w:eastAsia="Calibri" w:hAnsi="Calibri" w:cs="Calibri"/>
-          <w:rtl/>
-        </w:rPr>
-        <w:t xml:space="preserve">ע באופן </w:t>
+          <w:rtl/>
+        </w:rPr>
+        <w:br/>
+      </w:r>
+      <w:r>
+        <w:rPr>
+          <w:rFonts w:ascii="Calibri" w:eastAsia="Calibri" w:hAnsi="Calibri" w:cs="Calibri"/>
+          <w:rtl/>
+        </w:rPr>
+        <w:t>0.512058</w:t>
+      </w:r>
+      <w:r>
+        <w:rPr>
+          <w:rFonts w:ascii="Calibri" w:eastAsia="Calibri" w:hAnsi="Calibri" w:cs="Calibri"/>
+          <w:lang w:val="en-US"/>
+        </w:rPr>
+        <w:t>p=</w:t>
+      </w:r>
+      <w:r>
+        <w:rPr>
+          <w:rFonts w:ascii="Calibri" w:eastAsia="Calibri" w:hAnsi="Calibri" w:cs="Calibri"/>
+          <w:rtl/>
+        </w:rPr>
+        <w:t xml:space="preserve">). לכן התוצאות תומכות בתיאור ההתפלגות כבעלת זנב כבד, אך אינן מאפשרות לקבוע באופן </w:t>
       </w:r>
       <w:proofErr w:type="spellStart"/>
       <w:r>
@@ -5286,6 +5357,7 @@
         <w:spacing w:line="240" w:lineRule="auto"/>
         <w:rPr>
           <w:rFonts w:ascii="Calibri" w:eastAsia="Calibri" w:hAnsi="Calibri" w:cs="Calibri"/>
+          <w:rtl/>
         </w:rPr>
       </w:pPr>
       <w:r>
@@ -5325,6 +5397,15 @@
         </w:rPr>
         <w:t xml:space="preserve"> גדולים, קהילות מקומיות צפופות, מסלולים גלובליים קצרים והתפלגות דרגות בעלת זנב כבד.</w:t>
       </w:r>
+    </w:p>
+    <w:p>
+      <w:pPr>
+        <w:bidi/>
+        <w:spacing w:line="240" w:lineRule="auto"/>
+        <w:rPr>
+          <w:rFonts w:ascii="Calibri" w:eastAsia="Calibri" w:hAnsi="Calibri" w:cs="Calibri"/>
+        </w:rPr>
+      </w:pPr>
     </w:p>
     <w:p>
       <w:pPr>
@@ -5354,7 +5435,7 @@
                     <pic:cNvPicPr preferRelativeResize="0"/>
                   </pic:nvPicPr>
                   <pic:blipFill>
-                    <a:blip r:embed="rId13"/>
+                    <a:blip r:embed="rId16"/>
                     <a:srcRect/>
                     <a:stretch>
                       <a:fillRect/>
@@ -5530,7 +5611,14 @@
         <w:rPr>
           <w:rFonts w:ascii="Calibri" w:eastAsia="Calibri" w:hAnsi="Calibri" w:cs="Calibri"/>
         </w:rPr>
-        <w:t xml:space="preserve">. </w:t>
+        <w:t xml:space="preserve"> </w:t>
+      </w:r>
+      <w:r>
+        <w:rPr>
+          <w:rFonts w:ascii="Calibri" w:eastAsia="Calibri" w:hAnsi="Calibri" w:cs="Calibri" w:hint="cs"/>
+          <w:rtl/>
+        </w:rPr>
+        <w:t>.</w:t>
       </w:r>
     </w:p>
     <w:p>
@@ -5544,8 +5632,8 @@
           <w:rFonts w:ascii="Calibri" w:eastAsia="Calibri" w:hAnsi="Calibri" w:cs="Calibri"/>
         </w:rPr>
       </w:pPr>
-      <w:bookmarkStart w:id="15" w:name="_8g1c2su08poj" w:colFirst="0" w:colLast="0"/>
-      <w:bookmarkEnd w:id="15"/>
+      <w:bookmarkStart w:id="14" w:name="_8g1c2su08poj" w:colFirst="0" w:colLast="0"/>
+      <w:bookmarkEnd w:id="14"/>
       <w:r>
         <w:rPr>
           <w:rFonts w:ascii="Calibri" w:eastAsia="Calibri" w:hAnsi="Calibri" w:cs="Calibri"/>
@@ -5572,14 +5660,7 @@
           <w:rFonts w:ascii="Calibri" w:eastAsia="Calibri" w:hAnsi="Calibri" w:cs="Calibri"/>
           <w:rtl/>
         </w:rPr>
-        <w:t>בהסרה המ</w:t>
-      </w:r>
-      <w:r>
-        <w:rPr>
-          <w:rFonts w:ascii="Calibri" w:eastAsia="Calibri" w:hAnsi="Calibri" w:cs="Calibri"/>
-          <w:rtl/>
-        </w:rPr>
-        <w:t xml:space="preserve">מוקדת הוסרו 50 החבילות בעלות </w:t>
+        <w:t xml:space="preserve">בהסרה הממוקדת הוסרו 50 החבילות בעלות </w:t>
       </w:r>
       <w:proofErr w:type="spellStart"/>
       <w:r>
@@ -5594,7 +5675,21 @@
           <w:rFonts w:ascii="Calibri" w:eastAsia="Calibri" w:hAnsi="Calibri" w:cs="Calibri"/>
           <w:rtl/>
         </w:rPr>
-        <w:t xml:space="preserve"> הגבוה ביותר, שהן 2.34% בלבד מכלל הצמתים. הסרתן הקטינה את גודל רכיב הקשירות החלשה הגדול ביותר — </w:t>
+        <w:t xml:space="preserve"> הגבוה ביותר, שהן 2.34% בלבד מכלל הצמתים. הסרתן הקטינה את גודל רכיב הקשירות החלשה הגדול ביותר </w:t>
+      </w:r>
+      <w:r>
+        <w:rPr>
+          <w:rFonts w:ascii="Calibri" w:eastAsia="Calibri" w:hAnsi="Calibri" w:cs="Calibri" w:hint="cs"/>
+          <w:rtl/>
+        </w:rPr>
+        <w:t>-</w:t>
+      </w:r>
+      <w:r>
+        <w:rPr>
+          <w:rFonts w:ascii="Calibri" w:eastAsia="Calibri" w:hAnsi="Calibri" w:cs="Calibri"/>
+          <w:rtl/>
+        </w:rPr>
+        <w:t xml:space="preserve"> </w:t>
       </w:r>
       <w:r>
         <w:rPr>
@@ -5607,7 +5702,21 @@
           <w:rFonts w:ascii="Calibri" w:eastAsia="Calibri" w:hAnsi="Calibri" w:cs="Calibri"/>
           <w:rtl/>
         </w:rPr>
-        <w:t>, כלומר מספר הצמתים ברכיב הגדול ביותר כאשר מתעלמים מכיוון הקשתות — ב־8.98%.</w:t>
+        <w:t xml:space="preserve">, כלומר מספר הצמתים ברכיב הגדול ביותר כאשר מתעלמים מכיוון הקשתות </w:t>
+      </w:r>
+      <w:r>
+        <w:rPr>
+          <w:rFonts w:ascii="Calibri" w:eastAsia="Calibri" w:hAnsi="Calibri" w:cs="Calibri" w:hint="cs"/>
+          <w:rtl/>
+        </w:rPr>
+        <w:t>-</w:t>
+      </w:r>
+      <w:r>
+        <w:rPr>
+          <w:rFonts w:ascii="Calibri" w:eastAsia="Calibri" w:hAnsi="Calibri" w:cs="Calibri"/>
+          <w:rtl/>
+        </w:rPr>
+        <w:t xml:space="preserve"> ב־8.98%.</w:t>
       </w:r>
     </w:p>
     <w:p>
@@ -5624,14 +5733,7 @@
           <w:rFonts w:ascii="Calibri" w:eastAsia="Calibri" w:hAnsi="Calibri" w:cs="Calibri"/>
           <w:rtl/>
         </w:rPr>
-        <w:t>בהשוואה, ב־100 הרצות של הסרת 50 צמתים אק</w:t>
-      </w:r>
-      <w:r>
-        <w:rPr>
-          <w:rFonts w:ascii="Calibri" w:eastAsia="Calibri" w:hAnsi="Calibri" w:cs="Calibri"/>
-          <w:rtl/>
-        </w:rPr>
-        <w:t>ראיים התקבלה ירידה ממוצעת של 3.17%, עם סטיית תקן של 0.48 נקודות אחוז. ההסרה הממוקדת הייתה אפוא הרסנית פי 2.83 מההסרה האקראית הממוצעת. ההסתברות האמפירית שהסרה אקראית תהיה הרסנית לפחות באותה מידה הייתה 0.0099.</w:t>
+        <w:t>בהשוואה, ב־100 הרצות של הסרת 50 צמתים אקראיים התקבלה ירידה ממוצעת של 3.17%, עם סטיית תקן של 0.48 נקודות אחוז. ההסרה הממוקדת הייתה אפוא הרסנית פי 2.83 מההסרה האקראית הממוצעת. ההסתברות האמפירית שהסרה אקראית תהיה הרסנית לפחות באותה מידה הייתה 0.0099.</w:t>
       </w:r>
     </w:p>
     <w:p>
@@ -5647,14 +5749,7 @@
           <w:rFonts w:ascii="Calibri" w:eastAsia="Calibri" w:hAnsi="Calibri" w:cs="Calibri"/>
           <w:rtl/>
         </w:rPr>
-        <w:t>הממצא מראה שקבוצה קטנה של חבילות גשר משפיעה באופ</w:t>
-      </w:r>
-      <w:r>
-        <w:rPr>
-          <w:rFonts w:ascii="Calibri" w:eastAsia="Calibri" w:hAnsi="Calibri" w:cs="Calibri"/>
-          <w:rtl/>
-        </w:rPr>
-        <w:t xml:space="preserve">ן </w:t>
+        <w:t xml:space="preserve">הממצא מראה שקבוצה קטנה של חבילות גשר משפיעה באופן </w:t>
       </w:r>
       <w:proofErr w:type="spellStart"/>
       <w:r>
@@ -5717,7 +5812,7 @@
                     <pic:cNvPicPr preferRelativeResize="0"/>
                   </pic:nvPicPr>
                   <pic:blipFill>
-                    <a:blip r:embed="rId14"/>
+                    <a:blip r:embed="rId17"/>
                     <a:srcRect/>
                     <a:stretch>
                       <a:fillRect/>
@@ -5805,8 +5900,8 @@
           <w:rFonts w:ascii="Calibri" w:eastAsia="Calibri" w:hAnsi="Calibri" w:cs="Calibri"/>
         </w:rPr>
       </w:pPr>
-      <w:bookmarkStart w:id="16" w:name="_f3lh9koptg7n" w:colFirst="0" w:colLast="0"/>
-      <w:bookmarkEnd w:id="16"/>
+      <w:bookmarkStart w:id="15" w:name="_f3lh9koptg7n" w:colFirst="0" w:colLast="0"/>
+      <w:bookmarkEnd w:id="15"/>
       <w:r>
         <w:rPr>
           <w:rFonts w:ascii="Calibri" w:eastAsia="Calibri" w:hAnsi="Calibri" w:cs="Calibri"/>
@@ -5864,18 +5959,7 @@
           <w:szCs w:val="26"/>
           <w:rtl/>
         </w:rPr>
-        <w:t xml:space="preserve"> ברמת גרסה באמצעות מרכזיות </w:t>
-      </w:r>
-      <w:r>
-        <w:rPr>
-          <w:rFonts w:ascii="Calibri" w:eastAsia="Calibri" w:hAnsi="Calibri" w:cs="Calibri"/>
-          <w:b/>
-          <w:bCs/>
-          <w:sz w:val="26"/>
-          <w:szCs w:val="26"/>
-          <w:rtl/>
-        </w:rPr>
-        <w:t xml:space="preserve">טופולוגית </w:t>
+        <w:t xml:space="preserve"> ברמת גרסה באמצעות מרכזיות טופולוגית </w:t>
       </w:r>
     </w:p>
     <w:p>
@@ -5967,7 +6051,8 @@
       </w:hyperlink>
       <w:r>
         <w:rPr>
-          <w:rFonts w:ascii="Calibri" w:eastAsia="Calibri" w:hAnsi="Calibri" w:cs="Calibri"/>
+          <w:rFonts w:ascii="Calibri" w:eastAsia="Calibri" w:hAnsi="Calibri" w:cs="Calibri" w:hint="cs"/>
+          <w:rtl/>
         </w:rPr>
         <w:t>.</w:t>
       </w:r>
@@ -6044,14 +6129,7 @@
           <w:rFonts w:ascii="Calibri" w:eastAsia="Calibri" w:hAnsi="Calibri" w:cs="Calibri"/>
           <w:rtl/>
         </w:rPr>
-        <w:t xml:space="preserve">=6.156×10⁻¹². </w:t>
-      </w:r>
-      <w:r>
-        <w:rPr>
-          <w:rFonts w:ascii="Calibri" w:eastAsia="Calibri" w:hAnsi="Calibri" w:cs="Calibri"/>
-          <w:rtl/>
-        </w:rPr>
-        <w:t xml:space="preserve">בנוסף, 30 חבילות דורגו ברבעון העליון, לעומת 11.76 צפויות, עם </w:t>
+        <w:t xml:space="preserve">=6.156×10⁻¹². בנוסף, 30 חבילות דורגו ברבעון העליון, לעומת 11.76 צפויות, עם </w:t>
       </w:r>
       <w:r>
         <w:rPr>
@@ -6166,14 +6244,7 @@
           <w:rFonts w:ascii="Calibri" w:eastAsia="Calibri" w:hAnsi="Calibri" w:cs="Calibri"/>
           <w:rtl/>
         </w:rPr>
-        <w:t xml:space="preserve"> דורג</w:t>
-      </w:r>
-      <w:r>
-        <w:rPr>
-          <w:rFonts w:ascii="Calibri" w:eastAsia="Calibri" w:hAnsi="Calibri" w:cs="Calibri"/>
-          <w:rtl/>
-        </w:rPr>
-        <w:t xml:space="preserve">ה במקום הרביעי. </w:t>
+        <w:t xml:space="preserve"> דורגה במקום הרביעי. </w:t>
       </w:r>
       <w:proofErr w:type="spellStart"/>
       <w:r>
@@ -6292,14 +6363,7 @@
           <w:rFonts w:ascii="Calibri" w:eastAsia="Calibri" w:hAnsi="Calibri" w:cs="Calibri"/>
           <w:rtl/>
         </w:rPr>
-        <w:t xml:space="preserve"> מעריך את חשיבות החבילה למב</w:t>
-      </w:r>
-      <w:r>
-        <w:rPr>
-          <w:rFonts w:ascii="Calibri" w:eastAsia="Calibri" w:hAnsi="Calibri" w:cs="Calibri"/>
-          <w:rtl/>
-        </w:rPr>
-        <w:t xml:space="preserve">נה </w:t>
+        <w:t xml:space="preserve"> מעריך את חשיבות החבילה למבנה </w:t>
       </w:r>
       <w:proofErr w:type="spellStart"/>
       <w:r>
@@ -6361,7 +6425,8 @@
       </w:hyperlink>
       <w:r>
         <w:rPr>
-          <w:rFonts w:ascii="Calibri" w:eastAsia="Calibri" w:hAnsi="Calibri" w:cs="Calibri"/>
+          <w:rFonts w:ascii="Calibri" w:eastAsia="Calibri" w:hAnsi="Calibri" w:cs="Calibri" w:hint="cs"/>
+          <w:rtl/>
         </w:rPr>
         <w:t>.</w:t>
       </w:r>
@@ -6440,14 +6505,7 @@
           <w:rFonts w:ascii="Calibri" w:eastAsia="Calibri" w:hAnsi="Calibri" w:cs="Calibri"/>
           <w:rtl/>
         </w:rPr>
-        <w:t xml:space="preserve"> כחבילות</w:t>
-      </w:r>
-      <w:r>
-        <w:rPr>
-          <w:rFonts w:ascii="Calibri" w:eastAsia="Calibri" w:hAnsi="Calibri" w:cs="Calibri"/>
-          <w:rtl/>
-        </w:rPr>
-        <w:t xml:space="preserve"> בעלות הסביבה המבנית הדומה ביותר ל־</w:t>
+        <w:t xml:space="preserve"> כחבילות בעלות הסביבה המבנית הדומה ביותר ל־</w:t>
       </w:r>
       <w:proofErr w:type="spellStart"/>
       <w:r>
@@ -8158,14 +8216,7 @@
           <w:rFonts w:ascii="Calibri" w:eastAsia="Calibri" w:hAnsi="Calibri" w:cs="Calibri"/>
           <w:rtl/>
         </w:rPr>
-        <w:t xml:space="preserve">התוצאות מראות שהמידע הטופולוגי מוסיף שכבה שאינה קיימת </w:t>
-      </w:r>
-      <w:r>
-        <w:rPr>
-          <w:rFonts w:ascii="Calibri" w:eastAsia="Calibri" w:hAnsi="Calibri" w:cs="Calibri"/>
-          <w:rtl/>
-        </w:rPr>
-        <w:t xml:space="preserve">ברשימת </w:t>
+        <w:t xml:space="preserve">התוצאות מראות שהמידע הטופולוגי מוסיף שכבה שאינה קיימת ברשימת </w:t>
       </w:r>
       <w:proofErr w:type="spellStart"/>
       <w:r>
@@ -8288,14 +8339,7 @@
           <w:rFonts w:ascii="Calibri" w:eastAsia="Calibri" w:hAnsi="Calibri" w:cs="Calibri"/>
           <w:rtl/>
         </w:rPr>
-        <w:t xml:space="preserve"> מקורם במאגרי</w:t>
-      </w:r>
-      <w:r>
-        <w:rPr>
-          <w:rFonts w:ascii="Calibri" w:eastAsia="Calibri" w:hAnsi="Calibri" w:cs="Calibri"/>
-          <w:rtl/>
-        </w:rPr>
-        <w:t>ם חיים ונשמרו כ־</w:t>
+        <w:t xml:space="preserve"> מקורם במאגרים חיים ונשמרו כ־</w:t>
       </w:r>
       <w:proofErr w:type="spellStart"/>
       <w:r>
@@ -8326,14 +8370,7 @@
           <w:rFonts w:ascii="Calibri" w:eastAsia="Calibri" w:hAnsi="Calibri" w:cs="Calibri"/>
           <w:rtl/>
         </w:rPr>
-        <w:t xml:space="preserve"> מתבצע ברמת גרסה מדויקת, אך הניתוח הטופולוגי מאחד גרסאות שונות של אותה חבילה לצומת אחד; לכן המרכזיות מתארת את תפקיד החבילה הכולל ולא מס</w:t>
-      </w:r>
-      <w:r>
-        <w:rPr>
-          <w:rFonts w:ascii="Calibri" w:eastAsia="Calibri" w:hAnsi="Calibri" w:cs="Calibri"/>
-          <w:rtl/>
-        </w:rPr>
-        <w:t xml:space="preserve">לול נפרד עבור כל גרסה. שלישית, חלק מהאלגוריתמים משתמשים בהטלה </w:t>
+        <w:t xml:space="preserve"> מתבצע ברמת גרסה מדויקת, אך הניתוח הטופולוגי מאחד גרסאות שונות של אותה חבילה לצומת אחד; לכן המרכזיות מתארת את תפקיד החבילה הכולל ולא מסלול נפרד עבור כל גרסה. שלישית, חלק מהאלגוריתמים משתמשים בהטלה </w:t>
       </w:r>
       <w:proofErr w:type="spellStart"/>
       <w:r>
@@ -8443,8 +8480,8 @@
           <w:szCs w:val="28"/>
         </w:rPr>
       </w:pPr>
-      <w:bookmarkStart w:id="17" w:name="_u9ia2qsy4ci4" w:colFirst="0" w:colLast="0"/>
-      <w:bookmarkEnd w:id="17"/>
+      <w:bookmarkStart w:id="16" w:name="_u9ia2qsy4ci4" w:colFirst="0" w:colLast="0"/>
+      <w:bookmarkEnd w:id="16"/>
       <w:r>
         <w:rPr>
           <w:rFonts w:ascii="Calibri" w:eastAsia="Calibri" w:hAnsi="Calibri" w:cs="Calibri"/>
@@ -8470,14 +8507,7 @@
           <w:rFonts w:ascii="Calibri" w:eastAsia="Calibri" w:hAnsi="Calibri" w:cs="Calibri"/>
           <w:rtl/>
         </w:rPr>
-        <w:t xml:space="preserve">בפרויקט בנינו צינור ניתוח </w:t>
-      </w:r>
-      <w:r>
-        <w:rPr>
-          <w:rFonts w:ascii="Calibri" w:eastAsia="Calibri" w:hAnsi="Calibri" w:cs="Calibri"/>
-          <w:rtl/>
-        </w:rPr>
-        <w:t xml:space="preserve">טופולוגי לשרשראות אספקת תוכנה והפעלנו אותו על גרף התלויות של </w:t>
+        <w:t xml:space="preserve">בפרויקט בנינו צינור ניתוח טופולוגי לשרשראות אספקת תוכנה והפעלנו אותו על גרף התלויות של </w:t>
       </w:r>
       <w:proofErr w:type="spellStart"/>
       <w:r>
@@ -8524,14 +8554,7 @@
           <w:rFonts w:ascii="Calibri" w:eastAsia="Calibri" w:hAnsi="Calibri" w:cs="Calibri"/>
           <w:rtl/>
         </w:rPr>
-        <w:t xml:space="preserve"> והתקבצות ש</w:t>
-      </w:r>
-      <w:r>
-        <w:rPr>
-          <w:rFonts w:ascii="Calibri" w:eastAsia="Calibri" w:hAnsi="Calibri" w:cs="Calibri"/>
-          <w:rtl/>
-        </w:rPr>
-        <w:t xml:space="preserve">אינם מוסברים באמצעות מספר הצמתים והקשתות בלבד. מקדם </w:t>
+        <w:t xml:space="preserve"> והתקבצות שאינם מוסברים באמצעות מספר הצמתים והקשתות בלבד. מקדם </w:t>
       </w:r>
       <w:proofErr w:type="spellStart"/>
       <w:r>
@@ -8638,14 +8661,7 @@
           <w:rFonts w:ascii="Calibri" w:eastAsia="Calibri" w:hAnsi="Calibri" w:cs="Calibri"/>
           <w:rtl/>
         </w:rPr>
-        <w:t>ני</w:t>
-      </w:r>
-      <w:r>
-        <w:rPr>
-          <w:rFonts w:ascii="Calibri" w:eastAsia="Calibri" w:hAnsi="Calibri" w:cs="Calibri"/>
-          <w:rtl/>
-        </w:rPr>
-        <w:t xml:space="preserve">סוי החוסן הראה שהסרה ממוקדת של 50 חבילות בעלות </w:t>
+        <w:t xml:space="preserve">ניסוי החוסן הראה שהסרה ממוקדת של 50 חבילות בעלות </w:t>
       </w:r>
       <w:proofErr w:type="spellStart"/>
       <w:r>
@@ -8691,14 +8707,7 @@
           <w:rFonts w:ascii="Calibri" w:eastAsia="Calibri" w:hAnsi="Calibri" w:cs="Calibri"/>
           <w:rtl/>
         </w:rPr>
-        <w:t xml:space="preserve"> ייחו</w:t>
-      </w:r>
-      <w:r>
-        <w:rPr>
-          <w:rFonts w:ascii="Calibri" w:eastAsia="Calibri" w:hAnsi="Calibri" w:cs="Calibri"/>
-          <w:rtl/>
-        </w:rPr>
-        <w:t xml:space="preserve">דיים המשפיעים על 61 צירופי חבילה–גרסה ועל 47 שמות חבילות. עשרים ושלוש מן החבילות המושפעות דורגו בעשירון העליון לפי </w:t>
+        <w:t xml:space="preserve"> ייחודיים המשפיעים על 61 צירופי חבילה–גרסה ועל 47 שמות חבילות. עשרים ושלוש מן החבילות המושפעות דורגו בעשירון העליון לפי </w:t>
       </w:r>
       <w:proofErr w:type="spellStart"/>
       <w:r>
@@ -8832,14 +8841,7 @@
           <w:rFonts w:ascii="Calibri" w:eastAsia="Calibri" w:hAnsi="Calibri" w:cs="Calibri"/>
           <w:rtl/>
         </w:rPr>
-        <w:t xml:space="preserve"> תיקון, ניטור וה</w:t>
-      </w:r>
-      <w:r>
-        <w:rPr>
-          <w:rFonts w:ascii="Calibri" w:eastAsia="Calibri" w:hAnsi="Calibri" w:cs="Calibri"/>
-          <w:rtl/>
-        </w:rPr>
-        <w:t xml:space="preserve">גנה במקרים שבהם פגיעות ברמת גרסה נפגשת עם מרכזיות גבוהה ברשת, וניתנת להפעלה על מערכות </w:t>
+        <w:t xml:space="preserve"> תיקון, ניטור והגנה במקרים שבהם פגיעות ברמת גרסה נפגשת עם מרכזיות גבוהה ברשת, וניתנת להפעלה על מערכות </w:t>
       </w:r>
       <w:proofErr w:type="spellStart"/>
       <w:r>
@@ -8884,8 +8886,8 @@
         <w:t>מקורות</w:t>
       </w:r>
     </w:p>
-    <w:bookmarkStart w:id="18" w:name="nl0cnr39jih4" w:colFirst="0" w:colLast="0"/>
-    <w:bookmarkEnd w:id="18"/>
+    <w:bookmarkStart w:id="17" w:name="nl0cnr39jih4" w:colFirst="0" w:colLast="0"/>
+    <w:bookmarkEnd w:id="17"/>
     <w:p>
       <w:pPr>
         <w:keepLines/>
@@ -8901,6 +8903,9 @@
         <w:fldChar w:fldCharType="begin"/>
       </w:r>
       <w:r>
+        <w:rPr>
+          <w:lang w:val="en-US"/>
+        </w:rPr>
         <w:instrText xml:space="preserve"> HYPERLINK "https://www.usenix.org/conference/usenixsecurity19/presentation/zimmerman" \h </w:instrText>
       </w:r>
       <w:r>
@@ -8911,6 +8916,7 @@
           <w:rFonts w:ascii="Calibri" w:eastAsia="Calibri" w:hAnsi="Calibri" w:cs="Calibri"/>
           <w:sz w:val="20"/>
           <w:szCs w:val="20"/>
+          <w:lang w:val="en-US"/>
         </w:rPr>
         <w:t>[</w:t>
       </w:r>
@@ -8922,24 +8928,26 @@
         </w:rPr>
         <w:fldChar w:fldCharType="end"/>
       </w:r>
-      <w:hyperlink r:id="rId15">
+      <w:hyperlink r:id="rId18">
         <w:r>
           <w:rPr>
             <w:rFonts w:ascii="Calibri" w:eastAsia="Calibri" w:hAnsi="Calibri" w:cs="Calibri"/>
             <w:sz w:val="18"/>
             <w:szCs w:val="18"/>
+            <w:lang w:val="en-US"/>
           </w:rPr>
           <w:t>1]</w:t>
         </w:r>
       </w:hyperlink>
-      <w:hyperlink r:id="rId16">
+      <w:hyperlink r:id="rId19">
         <w:r>
           <w:rPr>
             <w:rFonts w:ascii="Calibri" w:eastAsia="Calibri" w:hAnsi="Calibri" w:cs="Calibri"/>
             <w:sz w:val="18"/>
             <w:szCs w:val="18"/>
+            <w:lang w:val="en-US"/>
           </w:rPr>
-          <w:t xml:space="preserve"> </w:t>
+          <w:t xml:space="preserve"> Zimmermann, M., </w:t>
         </w:r>
         <w:proofErr w:type="spellStart"/>
         <w:r>
@@ -8947,24 +8955,7 @@
             <w:rFonts w:ascii="Calibri" w:eastAsia="Calibri" w:hAnsi="Calibri" w:cs="Calibri"/>
             <w:sz w:val="18"/>
             <w:szCs w:val="18"/>
-          </w:rPr>
-          <w:t>Zimmermann</w:t>
-        </w:r>
-        <w:proofErr w:type="spellEnd"/>
-        <w:r>
-          <w:rPr>
-            <w:rFonts w:ascii="Calibri" w:eastAsia="Calibri" w:hAnsi="Calibri" w:cs="Calibri"/>
-            <w:sz w:val="18"/>
-            <w:szCs w:val="18"/>
-          </w:rPr>
-          <w:t xml:space="preserve">, M., </w:t>
-        </w:r>
-        <w:proofErr w:type="spellStart"/>
-        <w:r>
-          <w:rPr>
-            <w:rFonts w:ascii="Calibri" w:eastAsia="Calibri" w:hAnsi="Calibri" w:cs="Calibri"/>
-            <w:sz w:val="18"/>
-            <w:szCs w:val="18"/>
+            <w:lang w:val="en-US"/>
           </w:rPr>
           <w:t>Staicu</w:t>
         </w:r>
@@ -8974,6 +8965,7 @@
             <w:rFonts w:ascii="Calibri" w:eastAsia="Calibri" w:hAnsi="Calibri" w:cs="Calibri"/>
             <w:sz w:val="18"/>
             <w:szCs w:val="18"/>
+            <w:lang w:val="en-US"/>
           </w:rPr>
           <w:t xml:space="preserve">, C. A., </w:t>
         </w:r>
@@ -8983,6 +8975,7 @@
             <w:rFonts w:ascii="Calibri" w:eastAsia="Calibri" w:hAnsi="Calibri" w:cs="Calibri"/>
             <w:sz w:val="18"/>
             <w:szCs w:val="18"/>
+            <w:lang w:val="en-US"/>
           </w:rPr>
           <w:t>Tenny</w:t>
         </w:r>
@@ -8992,8 +8985,9 @@
             <w:rFonts w:ascii="Calibri" w:eastAsia="Calibri" w:hAnsi="Calibri" w:cs="Calibri"/>
             <w:sz w:val="18"/>
             <w:szCs w:val="18"/>
+            <w:lang w:val="en-US"/>
           </w:rPr>
-          <w:t xml:space="preserve">, C., </w:t>
+          <w:t xml:space="preserve">, C., and </w:t>
         </w:r>
         <w:proofErr w:type="spellStart"/>
         <w:r>
@@ -9001,24 +8995,7 @@
             <w:rFonts w:ascii="Calibri" w:eastAsia="Calibri" w:hAnsi="Calibri" w:cs="Calibri"/>
             <w:sz w:val="18"/>
             <w:szCs w:val="18"/>
-          </w:rPr>
-          <w:t>and</w:t>
-        </w:r>
-        <w:proofErr w:type="spellEnd"/>
-        <w:r>
-          <w:rPr>
-            <w:rFonts w:ascii="Calibri" w:eastAsia="Calibri" w:hAnsi="Calibri" w:cs="Calibri"/>
-            <w:sz w:val="18"/>
-            <w:szCs w:val="18"/>
-          </w:rPr>
-          <w:t xml:space="preserve"> </w:t>
-        </w:r>
-        <w:proofErr w:type="spellStart"/>
-        <w:r>
-          <w:rPr>
-            <w:rFonts w:ascii="Calibri" w:eastAsia="Calibri" w:hAnsi="Calibri" w:cs="Calibri"/>
-            <w:sz w:val="18"/>
-            <w:szCs w:val="18"/>
+            <w:lang w:val="en-US"/>
           </w:rPr>
           <w:t>Pradel</w:t>
         </w:r>
@@ -9028,8 +9005,9 @@
             <w:rFonts w:ascii="Calibri" w:eastAsia="Calibri" w:hAnsi="Calibri" w:cs="Calibri"/>
             <w:sz w:val="18"/>
             <w:szCs w:val="18"/>
+            <w:lang w:val="en-US"/>
           </w:rPr>
-          <w:t>, M. “</w:t>
+          <w:t xml:space="preserve">, M. “Small World with High Risks: A Study of Security Threats in the </w:t>
         </w:r>
         <w:proofErr w:type="spellStart"/>
         <w:r>
@@ -9037,204 +9015,7 @@
             <w:rFonts w:ascii="Calibri" w:eastAsia="Calibri" w:hAnsi="Calibri" w:cs="Calibri"/>
             <w:sz w:val="18"/>
             <w:szCs w:val="18"/>
-          </w:rPr>
-          <w:t>Small</w:t>
-        </w:r>
-        <w:proofErr w:type="spellEnd"/>
-        <w:r>
-          <w:rPr>
-            <w:rFonts w:ascii="Calibri" w:eastAsia="Calibri" w:hAnsi="Calibri" w:cs="Calibri"/>
-            <w:sz w:val="18"/>
-            <w:szCs w:val="18"/>
-          </w:rPr>
-          <w:t xml:space="preserve"> </w:t>
-        </w:r>
-        <w:proofErr w:type="spellStart"/>
-        <w:r>
-          <w:rPr>
-            <w:rFonts w:ascii="Calibri" w:eastAsia="Calibri" w:hAnsi="Calibri" w:cs="Calibri"/>
-            <w:sz w:val="18"/>
-            <w:szCs w:val="18"/>
-          </w:rPr>
-          <w:t>World</w:t>
-        </w:r>
-        <w:proofErr w:type="spellEnd"/>
-        <w:r>
-          <w:rPr>
-            <w:rFonts w:ascii="Calibri" w:eastAsia="Calibri" w:hAnsi="Calibri" w:cs="Calibri"/>
-            <w:sz w:val="18"/>
-            <w:szCs w:val="18"/>
-          </w:rPr>
-          <w:t xml:space="preserve"> </w:t>
-        </w:r>
-        <w:proofErr w:type="spellStart"/>
-        <w:r>
-          <w:rPr>
-            <w:rFonts w:ascii="Calibri" w:eastAsia="Calibri" w:hAnsi="Calibri" w:cs="Calibri"/>
-            <w:sz w:val="18"/>
-            <w:szCs w:val="18"/>
-          </w:rPr>
-          <w:t>with</w:t>
-        </w:r>
-        <w:proofErr w:type="spellEnd"/>
-        <w:r>
-          <w:rPr>
-            <w:rFonts w:ascii="Calibri" w:eastAsia="Calibri" w:hAnsi="Calibri" w:cs="Calibri"/>
-            <w:sz w:val="18"/>
-            <w:szCs w:val="18"/>
-          </w:rPr>
-          <w:t xml:space="preserve"> </w:t>
-        </w:r>
-        <w:proofErr w:type="spellStart"/>
-        <w:r>
-          <w:rPr>
-            <w:rFonts w:ascii="Calibri" w:eastAsia="Calibri" w:hAnsi="Calibri" w:cs="Calibri"/>
-            <w:sz w:val="18"/>
-            <w:szCs w:val="18"/>
-          </w:rPr>
-          <w:t>High</w:t>
-        </w:r>
-        <w:proofErr w:type="spellEnd"/>
-        <w:r>
-          <w:rPr>
-            <w:rFonts w:ascii="Calibri" w:eastAsia="Calibri" w:hAnsi="Calibri" w:cs="Calibri"/>
-            <w:sz w:val="18"/>
-            <w:szCs w:val="18"/>
-          </w:rPr>
-          <w:t xml:space="preserve"> </w:t>
-        </w:r>
-        <w:proofErr w:type="spellStart"/>
-        <w:r>
-          <w:rPr>
-            <w:rFonts w:ascii="Calibri" w:eastAsia="Calibri" w:hAnsi="Calibri" w:cs="Calibri"/>
-            <w:sz w:val="18"/>
-            <w:szCs w:val="18"/>
-          </w:rPr>
-          <w:t>Risks</w:t>
-        </w:r>
-        <w:proofErr w:type="spellEnd"/>
-        <w:r>
-          <w:rPr>
-            <w:rFonts w:ascii="Calibri" w:eastAsia="Calibri" w:hAnsi="Calibri" w:cs="Calibri"/>
-            <w:sz w:val="18"/>
-            <w:szCs w:val="18"/>
-          </w:rPr>
-          <w:t xml:space="preserve">: A </w:t>
-        </w:r>
-        <w:proofErr w:type="spellStart"/>
-        <w:r>
-          <w:rPr>
-            <w:rFonts w:ascii="Calibri" w:eastAsia="Calibri" w:hAnsi="Calibri" w:cs="Calibri"/>
-            <w:sz w:val="18"/>
-            <w:szCs w:val="18"/>
-          </w:rPr>
-          <w:t>Study</w:t>
-        </w:r>
-        <w:proofErr w:type="spellEnd"/>
-        <w:r>
-          <w:rPr>
-            <w:rFonts w:ascii="Calibri" w:eastAsia="Calibri" w:hAnsi="Calibri" w:cs="Calibri"/>
-            <w:sz w:val="18"/>
-            <w:szCs w:val="18"/>
-          </w:rPr>
-          <w:t xml:space="preserve"> </w:t>
-        </w:r>
-        <w:proofErr w:type="spellStart"/>
-        <w:r>
-          <w:rPr>
-            <w:rFonts w:ascii="Calibri" w:eastAsia="Calibri" w:hAnsi="Calibri" w:cs="Calibri"/>
-            <w:sz w:val="18"/>
-            <w:szCs w:val="18"/>
-          </w:rPr>
-          <w:t>of</w:t>
-        </w:r>
-        <w:proofErr w:type="spellEnd"/>
-        <w:r>
-          <w:rPr>
-            <w:rFonts w:ascii="Calibri" w:eastAsia="Calibri" w:hAnsi="Calibri" w:cs="Calibri"/>
-            <w:sz w:val="18"/>
-            <w:szCs w:val="18"/>
-          </w:rPr>
-          <w:t xml:space="preserve"> </w:t>
-        </w:r>
-        <w:proofErr w:type="spellStart"/>
-        <w:r>
-          <w:rPr>
-            <w:rFonts w:ascii="Calibri" w:eastAsia="Calibri" w:hAnsi="Calibri" w:cs="Calibri"/>
-            <w:sz w:val="18"/>
-            <w:szCs w:val="18"/>
-          </w:rPr>
-          <w:t>Security</w:t>
-        </w:r>
-        <w:proofErr w:type="spellEnd"/>
-        <w:r>
-          <w:rPr>
-            <w:rFonts w:ascii="Calibri" w:eastAsia="Calibri" w:hAnsi="Calibri" w:cs="Calibri"/>
-            <w:sz w:val="18"/>
-            <w:szCs w:val="18"/>
-          </w:rPr>
-          <w:t xml:space="preserve"> </w:t>
-        </w:r>
-        <w:proofErr w:type="spellStart"/>
-        <w:r>
-          <w:rPr>
-            <w:rFonts w:ascii="Calibri" w:eastAsia="Calibri" w:hAnsi="Calibri" w:cs="Calibri"/>
-            <w:sz w:val="18"/>
-            <w:szCs w:val="18"/>
-          </w:rPr>
-          <w:t>Threats</w:t>
-        </w:r>
-        <w:proofErr w:type="spellEnd"/>
-        <w:r>
-          <w:rPr>
-            <w:rFonts w:ascii="Calibri" w:eastAsia="Calibri" w:hAnsi="Calibri" w:cs="Calibri"/>
-            <w:sz w:val="18"/>
-            <w:szCs w:val="18"/>
-          </w:rPr>
-          <w:t xml:space="preserve"> </w:t>
-        </w:r>
-        <w:proofErr w:type="spellStart"/>
-        <w:r>
-          <w:rPr>
-            <w:rFonts w:ascii="Calibri" w:eastAsia="Calibri" w:hAnsi="Calibri" w:cs="Calibri"/>
-            <w:sz w:val="18"/>
-            <w:szCs w:val="18"/>
-          </w:rPr>
-          <w:t>in</w:t>
-        </w:r>
-        <w:proofErr w:type="spellEnd"/>
-        <w:r>
-          <w:rPr>
-            <w:rFonts w:ascii="Calibri" w:eastAsia="Calibri" w:hAnsi="Calibri" w:cs="Calibri"/>
-            <w:sz w:val="18"/>
-            <w:szCs w:val="18"/>
-          </w:rPr>
-          <w:t xml:space="preserve"> </w:t>
-        </w:r>
-        <w:proofErr w:type="spellStart"/>
-        <w:r>
-          <w:rPr>
-            <w:rFonts w:ascii="Calibri" w:eastAsia="Calibri" w:hAnsi="Calibri" w:cs="Calibri"/>
-            <w:sz w:val="18"/>
-            <w:szCs w:val="18"/>
-          </w:rPr>
-          <w:t>the</w:t>
-        </w:r>
-        <w:proofErr w:type="spellEnd"/>
-        <w:r>
-          <w:rPr>
-            <w:rFonts w:ascii="Calibri" w:eastAsia="Calibri" w:hAnsi="Calibri" w:cs="Calibri"/>
-            <w:sz w:val="18"/>
-            <w:szCs w:val="18"/>
-          </w:rPr>
-          <w:t xml:space="preserve"> </w:t>
-        </w:r>
-        <w:proofErr w:type="spellStart"/>
-        <w:r>
-          <w:rPr>
-            <w:rFonts w:ascii="Calibri" w:eastAsia="Calibri" w:hAnsi="Calibri" w:cs="Calibri"/>
-            <w:sz w:val="18"/>
-            <w:szCs w:val="18"/>
+            <w:lang w:val="en-US"/>
           </w:rPr>
           <w:t>npm</w:t>
         </w:r>
@@ -9244,26 +9025,9 @@
             <w:rFonts w:ascii="Calibri" w:eastAsia="Calibri" w:hAnsi="Calibri" w:cs="Calibri"/>
             <w:sz w:val="18"/>
             <w:szCs w:val="18"/>
+            <w:lang w:val="en-US"/>
           </w:rPr>
-          <w:t xml:space="preserve"> </w:t>
-        </w:r>
-        <w:proofErr w:type="spellStart"/>
-        <w:r>
-          <w:rPr>
-            <w:rFonts w:ascii="Calibri" w:eastAsia="Calibri" w:hAnsi="Calibri" w:cs="Calibri"/>
-            <w:sz w:val="18"/>
-            <w:szCs w:val="18"/>
-          </w:rPr>
-          <w:t>Ecosystem</w:t>
-        </w:r>
-        <w:proofErr w:type="spellEnd"/>
-        <w:r>
-          <w:rPr>
-            <w:rFonts w:ascii="Calibri" w:eastAsia="Calibri" w:hAnsi="Calibri" w:cs="Calibri"/>
-            <w:sz w:val="18"/>
-            <w:szCs w:val="18"/>
-          </w:rPr>
-          <w:t xml:space="preserve">.” </w:t>
+          <w:t xml:space="preserve"> Ecosystem.” </w:t>
         </w:r>
         <w:r>
           <w:rPr>
@@ -9276,7 +9040,88 @@
         </w:r>
       </w:hyperlink>
     </w:p>
-    <w:bookmarkStart w:id="19" w:name="520t1stfh2wh" w:colFirst="0" w:colLast="0"/>
+    <w:bookmarkStart w:id="18" w:name="520t1stfh2wh" w:colFirst="0" w:colLast="0"/>
+    <w:bookmarkEnd w:id="18"/>
+    <w:p>
+      <w:pPr>
+        <w:keepLines/>
+        <w:spacing w:after="240" w:line="240" w:lineRule="auto"/>
+        <w:rPr>
+          <w:rFonts w:ascii="Calibri" w:eastAsia="Calibri" w:hAnsi="Calibri" w:cs="Calibri"/>
+          <w:sz w:val="18"/>
+          <w:szCs w:val="18"/>
+          <w:lang w:val="en-US"/>
+        </w:rPr>
+      </w:pPr>
+      <w:r>
+        <w:fldChar w:fldCharType="begin"/>
+      </w:r>
+      <w:r>
+        <w:rPr>
+          <w:lang w:val="en-US"/>
+        </w:rPr>
+        <w:instrText xml:space="preserve"> HYPERLINK "https://arxiv.org/abs/2005.09535" \h </w:instrText>
+      </w:r>
+      <w:r>
+        <w:fldChar w:fldCharType="separate"/>
+      </w:r>
+      <w:r>
+        <w:rPr>
+          <w:rFonts w:ascii="Calibri" w:eastAsia="Calibri" w:hAnsi="Calibri" w:cs="Calibri"/>
+          <w:sz w:val="18"/>
+          <w:szCs w:val="18"/>
+          <w:lang w:val="en-US"/>
+        </w:rPr>
+        <w:t xml:space="preserve">[2] Ohm, M., Plate, H., </w:t>
+      </w:r>
+      <w:proofErr w:type="spellStart"/>
+      <w:r>
+        <w:rPr>
+          <w:rFonts w:ascii="Calibri" w:eastAsia="Calibri" w:hAnsi="Calibri" w:cs="Calibri"/>
+          <w:sz w:val="18"/>
+          <w:szCs w:val="18"/>
+          <w:lang w:val="en-US"/>
+        </w:rPr>
+        <w:t>Sykosch</w:t>
+      </w:r>
+      <w:proofErr w:type="spellEnd"/>
+      <w:r>
+        <w:rPr>
+          <w:rFonts w:ascii="Calibri" w:eastAsia="Calibri" w:hAnsi="Calibri" w:cs="Calibri"/>
+          <w:sz w:val="18"/>
+          <w:szCs w:val="18"/>
+          <w:lang w:val="en-US"/>
+        </w:rPr>
+        <w:t xml:space="preserve">, A., and Meier, M. “Backstabber’s Knife Collection: A Review of </w:t>
+      </w:r>
+      <w:r>
+        <w:rPr>
+          <w:rFonts w:ascii="Calibri" w:eastAsia="Calibri" w:hAnsi="Calibri" w:cs="Calibri"/>
+          <w:sz w:val="18"/>
+          <w:szCs w:val="18"/>
+          <w:lang w:val="en-US"/>
+        </w:rPr>
+        <w:t>Open-Source</w:t>
+      </w:r>
+      <w:r>
+        <w:rPr>
+          <w:rFonts w:ascii="Calibri" w:eastAsia="Calibri" w:hAnsi="Calibri" w:cs="Calibri"/>
+          <w:sz w:val="18"/>
+          <w:szCs w:val="18"/>
+          <w:lang w:val="en-US"/>
+        </w:rPr>
+        <w:t xml:space="preserve"> Software Supply Chain Attacks.” DIMVA, 2020.</w:t>
+      </w:r>
+      <w:r>
+        <w:rPr>
+          <w:rFonts w:ascii="Calibri" w:eastAsia="Calibri" w:hAnsi="Calibri" w:cs="Calibri"/>
+          <w:sz w:val="18"/>
+          <w:szCs w:val="18"/>
+        </w:rPr>
+        <w:fldChar w:fldCharType="end"/>
+      </w:r>
+    </w:p>
+    <w:bookmarkStart w:id="19" w:name="iaajpakll1d8" w:colFirst="0" w:colLast="0"/>
     <w:bookmarkEnd w:id="19"/>
     <w:p>
       <w:pPr>
@@ -9296,7 +9141,7 @@
         <w:rPr>
           <w:lang w:val="en-US"/>
         </w:rPr>
-        <w:instrText xml:space="preserve"> HYPERLINK "https://arxiv.org/abs/2005.09535" \h </w:instrText>
+        <w:instrText xml:space="preserve"> HYPERLINK "https://arxiv.org/abs/cond-mat/0008064" \h </w:instrText>
       </w:r>
       <w:r>
         <w:fldChar w:fldCharType="separate"/>
@@ -9308,8 +9153,9 @@
           <w:szCs w:val="18"/>
           <w:lang w:val="en-US"/>
         </w:rPr>
-        <w:t>[2] Ohm,</w:t>
-      </w:r>
+        <w:t xml:space="preserve">[3] Albert, R., </w:t>
+      </w:r>
+      <w:proofErr w:type="spellStart"/>
       <w:r>
         <w:rPr>
           <w:rFonts w:ascii="Calibri" w:eastAsia="Calibri" w:hAnsi="Calibri" w:cs="Calibri"/>
@@ -9317,9 +9163,9 @@
           <w:szCs w:val="18"/>
           <w:lang w:val="en-US"/>
         </w:rPr>
-        <w:t xml:space="preserve"> M., Plate, H., </w:t>
-      </w:r>
-      <w:proofErr w:type="spellStart"/>
+        <w:t>Jeong</w:t>
+      </w:r>
+      <w:proofErr w:type="spellEnd"/>
       <w:r>
         <w:rPr>
           <w:rFonts w:ascii="Calibri" w:eastAsia="Calibri" w:hAnsi="Calibri" w:cs="Calibri"/>
@@ -9327,9 +9173,9 @@
           <w:szCs w:val="18"/>
           <w:lang w:val="en-US"/>
         </w:rPr>
-        <w:t>Sykosch</w:t>
-      </w:r>
-      <w:proofErr w:type="spellEnd"/>
+        <w:t xml:space="preserve">, H., and </w:t>
+      </w:r>
+      <w:proofErr w:type="spellStart"/>
       <w:r>
         <w:rPr>
           <w:rFonts w:ascii="Calibri" w:eastAsia="Calibri" w:hAnsi="Calibri" w:cs="Calibri"/>
@@ -9337,8 +9183,9 @@
           <w:szCs w:val="18"/>
           <w:lang w:val="en-US"/>
         </w:rPr>
-        <w:t xml:space="preserve">, A., and Meier, M. “Backstabber’s Knife Collection: A Review of </w:t>
-      </w:r>
+        <w:t>Barabási</w:t>
+      </w:r>
+      <w:proofErr w:type="spellEnd"/>
       <w:r>
         <w:rPr>
           <w:rFonts w:ascii="Calibri" w:eastAsia="Calibri" w:hAnsi="Calibri" w:cs="Calibri"/>
@@ -9346,27 +9193,18 @@
           <w:szCs w:val="18"/>
           <w:lang w:val="en-US"/>
         </w:rPr>
-        <w:t>Open-Source</w:t>
+        <w:t>, A. L. “Error and Attack Tolerance of Complex Networks.” Nature, 2000.</w:t>
       </w:r>
       <w:r>
         <w:rPr>
           <w:rFonts w:ascii="Calibri" w:eastAsia="Calibri" w:hAnsi="Calibri" w:cs="Calibri"/>
           <w:sz w:val="18"/>
           <w:szCs w:val="18"/>
-          <w:lang w:val="en-US"/>
-        </w:rPr>
-        <w:t xml:space="preserve"> Software Supply Chain Attacks.” DIMVA, 2020.</w:t>
-      </w:r>
-      <w:r>
-        <w:rPr>
-          <w:rFonts w:ascii="Calibri" w:eastAsia="Calibri" w:hAnsi="Calibri" w:cs="Calibri"/>
-          <w:sz w:val="18"/>
-          <w:szCs w:val="18"/>
         </w:rPr>
         <w:fldChar w:fldCharType="end"/>
       </w:r>
     </w:p>
-    <w:bookmarkStart w:id="20" w:name="iaajpakll1d8" w:colFirst="0" w:colLast="0"/>
+    <w:bookmarkStart w:id="20" w:name="kaed0mkuuk1s" w:colFirst="0" w:colLast="0"/>
     <w:bookmarkEnd w:id="20"/>
     <w:p>
       <w:pPr>
@@ -9386,7 +9224,7 @@
         <w:rPr>
           <w:lang w:val="en-US"/>
         </w:rPr>
-        <w:instrText xml:space="preserve"> HYPERLINK "https://arxiv.org/abs/cond-mat/0008064" \h </w:instrText>
+        <w:instrText xml:space="preserve"> HYPERLINK "https://github.com/axios/axios/issues/10636" \h </w:instrText>
       </w:r>
       <w:r>
         <w:fldChar w:fldCharType="separate"/>
@@ -9398,19 +9236,17 @@
           <w:szCs w:val="18"/>
           <w:lang w:val="en-US"/>
         </w:rPr>
-        <w:t xml:space="preserve">[3] Albert, R., </w:t>
-      </w:r>
-      <w:proofErr w:type="spellStart"/>
+        <w:t xml:space="preserve">[4] </w:t>
+      </w:r>
       <w:r>
         <w:rPr>
           <w:rFonts w:ascii="Calibri" w:eastAsia="Calibri" w:hAnsi="Calibri" w:cs="Calibri"/>
           <w:sz w:val="18"/>
           <w:szCs w:val="18"/>
-          <w:lang w:val="en-US"/>
-        </w:rPr>
-        <w:t>Jeong</w:t>
-      </w:r>
-      <w:proofErr w:type="spellEnd"/>
+        </w:rPr>
+        <w:fldChar w:fldCharType="end"/>
+      </w:r>
+      <w:proofErr w:type="spellStart"/>
       <w:r>
         <w:rPr>
           <w:rFonts w:ascii="Calibri" w:eastAsia="Calibri" w:hAnsi="Calibri" w:cs="Calibri"/>
@@ -9418,9 +9254,9 @@
           <w:szCs w:val="18"/>
           <w:lang w:val="en-US"/>
         </w:rPr>
-        <w:t xml:space="preserve">, H., and </w:t>
-      </w:r>
-      <w:proofErr w:type="spellStart"/>
+        <w:t>Saayman</w:t>
+      </w:r>
+      <w:proofErr w:type="spellEnd"/>
       <w:r>
         <w:rPr>
           <w:rFonts w:ascii="Calibri" w:eastAsia="Calibri" w:hAnsi="Calibri" w:cs="Calibri"/>
@@ -9428,9 +9264,9 @@
           <w:szCs w:val="18"/>
           <w:lang w:val="en-US"/>
         </w:rPr>
-        <w:t>Barabási</w:t>
-      </w:r>
-      <w:proofErr w:type="spellEnd"/>
+        <w:t xml:space="preserve">, J. “Post Mortem: </w:t>
+      </w:r>
+      <w:proofErr w:type="spellStart"/>
       <w:r>
         <w:rPr>
           <w:rFonts w:ascii="Calibri" w:eastAsia="Calibri" w:hAnsi="Calibri" w:cs="Calibri"/>
@@ -9438,8 +9274,9 @@
           <w:szCs w:val="18"/>
           <w:lang w:val="en-US"/>
         </w:rPr>
-        <w:t>, A. L. “Error</w:t>
-      </w:r>
+        <w:t>axios</w:t>
+      </w:r>
+      <w:proofErr w:type="spellEnd"/>
       <w:r>
         <w:rPr>
           <w:rFonts w:ascii="Calibri" w:eastAsia="Calibri" w:hAnsi="Calibri" w:cs="Calibri"/>
@@ -9447,18 +9284,70 @@
           <w:szCs w:val="18"/>
           <w:lang w:val="en-US"/>
         </w:rPr>
-        <w:t xml:space="preserve"> and Attack Tolerance of Complex Networks.” Nature, 2000.</w:t>
-      </w:r>
+        <w:t xml:space="preserve"> </w:t>
+      </w:r>
+      <w:proofErr w:type="spellStart"/>
       <w:r>
         <w:rPr>
           <w:rFonts w:ascii="Calibri" w:eastAsia="Calibri" w:hAnsi="Calibri" w:cs="Calibri"/>
           <w:sz w:val="18"/>
           <w:szCs w:val="18"/>
-        </w:rPr>
-        <w:fldChar w:fldCharType="end"/>
+          <w:lang w:val="en-US"/>
+        </w:rPr>
+        <w:t>npm</w:t>
+      </w:r>
+      <w:proofErr w:type="spellEnd"/>
+      <w:r>
+        <w:rPr>
+          <w:rFonts w:ascii="Calibri" w:eastAsia="Calibri" w:hAnsi="Calibri" w:cs="Calibri"/>
+          <w:sz w:val="18"/>
+          <w:szCs w:val="18"/>
+          <w:lang w:val="en-US"/>
+        </w:rPr>
+        <w:t xml:space="preserve"> Supply Chain Compromise.” </w:t>
+      </w:r>
+      <w:proofErr w:type="spellStart"/>
+      <w:r>
+        <w:rPr>
+          <w:rFonts w:ascii="Calibri" w:eastAsia="Calibri" w:hAnsi="Calibri" w:cs="Calibri"/>
+          <w:sz w:val="18"/>
+          <w:szCs w:val="18"/>
+          <w:lang w:val="en-US"/>
+        </w:rPr>
+        <w:t>axios</w:t>
+      </w:r>
+      <w:proofErr w:type="spellEnd"/>
+      <w:r>
+        <w:rPr>
+          <w:rFonts w:ascii="Calibri" w:eastAsia="Calibri" w:hAnsi="Calibri" w:cs="Calibri"/>
+          <w:sz w:val="18"/>
+          <w:szCs w:val="18"/>
+          <w:lang w:val="en-US"/>
+        </w:rPr>
+        <w:t>/</w:t>
+      </w:r>
+      <w:proofErr w:type="spellStart"/>
+      <w:r>
+        <w:rPr>
+          <w:rFonts w:ascii="Calibri" w:eastAsia="Calibri" w:hAnsi="Calibri" w:cs="Calibri"/>
+          <w:sz w:val="18"/>
+          <w:szCs w:val="18"/>
+          <w:lang w:val="en-US"/>
+        </w:rPr>
+        <w:t>axios</w:t>
+      </w:r>
+      <w:proofErr w:type="spellEnd"/>
+      <w:r>
+        <w:rPr>
+          <w:rFonts w:ascii="Calibri" w:eastAsia="Calibri" w:hAnsi="Calibri" w:cs="Calibri"/>
+          <w:sz w:val="18"/>
+          <w:szCs w:val="18"/>
+          <w:lang w:val="en-US"/>
+        </w:rPr>
+        <w:t xml:space="preserve"> GitHub Issue #10636, April 2, 2026.</w:t>
       </w:r>
     </w:p>
-    <w:bookmarkStart w:id="21" w:name="kaed0mkuuk1s" w:colFirst="0" w:colLast="0"/>
+    <w:bookmarkStart w:id="21" w:name="l0qh1bb84yw0" w:colFirst="0" w:colLast="0"/>
     <w:bookmarkEnd w:id="21"/>
     <w:p>
       <w:pPr>
@@ -9478,7 +9367,7 @@
         <w:rPr>
           <w:lang w:val="en-US"/>
         </w:rPr>
-        <w:instrText xml:space="preserve"> HYPERLINK "https://github.com/axios/axios/issues/10636" \h </w:instrText>
+        <w:instrText xml:space="preserve"> HYPERLINK "https://www.sonatype.com/blog/atomic-arch-npm-campaign-adds-malicious-dependency" \h </w:instrText>
       </w:r>
       <w:r>
         <w:fldChar w:fldCharType="separate"/>
@@ -9490,7 +9379,7 @@
           <w:szCs w:val="18"/>
           <w:lang w:val="en-US"/>
         </w:rPr>
-        <w:t xml:space="preserve">[4] </w:t>
+        <w:t xml:space="preserve">[5] </w:t>
       </w:r>
       <w:r>
         <w:rPr>
@@ -9508,7 +9397,7 @@
           <w:szCs w:val="18"/>
           <w:lang w:val="en-US"/>
         </w:rPr>
-        <w:t>Saayman</w:t>
+        <w:t>Sonatype</w:t>
       </w:r>
       <w:proofErr w:type="spellEnd"/>
       <w:r>
@@ -9518,7 +9407,7 @@
           <w:szCs w:val="18"/>
           <w:lang w:val="en-US"/>
         </w:rPr>
-        <w:t xml:space="preserve">, J. “Post Mortem: </w:t>
+        <w:t xml:space="preserve"> Research Team. “Atomic Arch </w:t>
       </w:r>
       <w:proofErr w:type="spellStart"/>
       <w:r>
@@ -9528,7 +9417,7 @@
           <w:szCs w:val="18"/>
           <w:lang w:val="en-US"/>
         </w:rPr>
-        <w:t>axios</w:t>
+        <w:t>npm</w:t>
       </w:r>
       <w:proofErr w:type="spellEnd"/>
       <w:r>
@@ -9538,70 +9427,10 @@
           <w:szCs w:val="18"/>
           <w:lang w:val="en-US"/>
         </w:rPr>
-        <w:t xml:space="preserve"> </w:t>
-      </w:r>
-      <w:proofErr w:type="spellStart"/>
-      <w:r>
-        <w:rPr>
-          <w:rFonts w:ascii="Calibri" w:eastAsia="Calibri" w:hAnsi="Calibri" w:cs="Calibri"/>
-          <w:sz w:val="18"/>
-          <w:szCs w:val="18"/>
-          <w:lang w:val="en-US"/>
-        </w:rPr>
-        <w:t>npm</w:t>
-      </w:r>
-      <w:proofErr w:type="spellEnd"/>
-      <w:r>
-        <w:rPr>
-          <w:rFonts w:ascii="Calibri" w:eastAsia="Calibri" w:hAnsi="Calibri" w:cs="Calibri"/>
-          <w:sz w:val="18"/>
-          <w:szCs w:val="18"/>
-          <w:lang w:val="en-US"/>
-        </w:rPr>
-        <w:t xml:space="preserve"> Supply Chain Compromise.” </w:t>
-      </w:r>
-      <w:proofErr w:type="spellStart"/>
-      <w:r>
-        <w:rPr>
-          <w:rFonts w:ascii="Calibri" w:eastAsia="Calibri" w:hAnsi="Calibri" w:cs="Calibri"/>
-          <w:sz w:val="18"/>
-          <w:szCs w:val="18"/>
-          <w:lang w:val="en-US"/>
-        </w:rPr>
-        <w:t>axios</w:t>
-      </w:r>
-      <w:proofErr w:type="spellEnd"/>
-      <w:r>
-        <w:rPr>
-          <w:rFonts w:ascii="Calibri" w:eastAsia="Calibri" w:hAnsi="Calibri" w:cs="Calibri"/>
-          <w:sz w:val="18"/>
-          <w:szCs w:val="18"/>
-          <w:lang w:val="en-US"/>
-        </w:rPr>
-        <w:t>/</w:t>
-      </w:r>
-      <w:proofErr w:type="spellStart"/>
-      <w:r>
-        <w:rPr>
-          <w:rFonts w:ascii="Calibri" w:eastAsia="Calibri" w:hAnsi="Calibri" w:cs="Calibri"/>
-          <w:sz w:val="18"/>
-          <w:szCs w:val="18"/>
-          <w:lang w:val="en-US"/>
-        </w:rPr>
-        <w:t>axios</w:t>
-      </w:r>
-      <w:proofErr w:type="spellEnd"/>
-      <w:r>
-        <w:rPr>
-          <w:rFonts w:ascii="Calibri" w:eastAsia="Calibri" w:hAnsi="Calibri" w:cs="Calibri"/>
-          <w:sz w:val="18"/>
-          <w:szCs w:val="18"/>
-          <w:lang w:val="en-US"/>
-        </w:rPr>
-        <w:t xml:space="preserve"> GitHub Issue #10636, April 2, 2026.</w:t>
+        <w:t xml:space="preserve"> Campaign Adds Malicious Dependency.” June 11, 2026. </w:t>
       </w:r>
     </w:p>
-    <w:bookmarkStart w:id="22" w:name="l0qh1bb84yw0" w:colFirst="0" w:colLast="0"/>
+    <w:bookmarkStart w:id="22" w:name="iq8ykflomelh" w:colFirst="0" w:colLast="0"/>
     <w:bookmarkEnd w:id="22"/>
     <w:p>
       <w:pPr>
@@ -9621,13 +9450,7 @@
         <w:rPr>
           <w:lang w:val="en-US"/>
         </w:rPr>
-        <w:instrText xml:space="preserve"> HYPERLINK "https:/</w:instrText>
-      </w:r>
-      <w:r>
-        <w:rPr>
-          <w:lang w:val="en-US"/>
-        </w:rPr>
-        <w:instrText xml:space="preserve">/www.sonatype.com/blog/atomic-arch-npm-campaign-adds-malicious-dependency" \h </w:instrText>
+        <w:instrText xml:space="preserve"> HYPERLINK "https://arxiv.org/abs/cond-mat/0408187" \h </w:instrText>
       </w:r>
       <w:r>
         <w:fldChar w:fldCharType="separate"/>
@@ -9639,17 +9462,19 @@
           <w:szCs w:val="18"/>
           <w:lang w:val="en-US"/>
         </w:rPr>
-        <w:t xml:space="preserve">[5] </w:t>
-      </w:r>
+        <w:t xml:space="preserve">[6] </w:t>
+      </w:r>
+      <w:proofErr w:type="spellStart"/>
       <w:r>
         <w:rPr>
           <w:rFonts w:ascii="Calibri" w:eastAsia="Calibri" w:hAnsi="Calibri" w:cs="Calibri"/>
           <w:sz w:val="18"/>
           <w:szCs w:val="18"/>
-        </w:rPr>
-        <w:fldChar w:fldCharType="end"/>
-      </w:r>
-      <w:proofErr w:type="spellStart"/>
+          <w:lang w:val="en-US"/>
+        </w:rPr>
+        <w:t>Clauset</w:t>
+      </w:r>
+      <w:proofErr w:type="spellEnd"/>
       <w:r>
         <w:rPr>
           <w:rFonts w:ascii="Calibri" w:eastAsia="Calibri" w:hAnsi="Calibri" w:cs="Calibri"/>
@@ -9657,40 +9482,18 @@
           <w:szCs w:val="18"/>
           <w:lang w:val="en-US"/>
         </w:rPr>
-        <w:t>Sonatype</w:t>
-      </w:r>
-      <w:proofErr w:type="spellEnd"/>
+        <w:t>, A., Newman, M. E. J., and Moore, C. “Finding Community Structure in Very Large Networks.” Physical Review E, 2004.</w:t>
+      </w:r>
       <w:r>
         <w:rPr>
           <w:rFonts w:ascii="Calibri" w:eastAsia="Calibri" w:hAnsi="Calibri" w:cs="Calibri"/>
           <w:sz w:val="18"/>
           <w:szCs w:val="18"/>
-          <w:lang w:val="en-US"/>
-        </w:rPr>
-        <w:t xml:space="preserve"> Research Team. “Atomic Arch </w:t>
-      </w:r>
-      <w:proofErr w:type="spellStart"/>
-      <w:r>
-        <w:rPr>
-          <w:rFonts w:ascii="Calibri" w:eastAsia="Calibri" w:hAnsi="Calibri" w:cs="Calibri"/>
-          <w:sz w:val="18"/>
-          <w:szCs w:val="18"/>
-          <w:lang w:val="en-US"/>
-        </w:rPr>
-        <w:t>npm</w:t>
-      </w:r>
-      <w:proofErr w:type="spellEnd"/>
-      <w:r>
-        <w:rPr>
-          <w:rFonts w:ascii="Calibri" w:eastAsia="Calibri" w:hAnsi="Calibri" w:cs="Calibri"/>
-          <w:sz w:val="18"/>
-          <w:szCs w:val="18"/>
-          <w:lang w:val="en-US"/>
-        </w:rPr>
-        <w:t xml:space="preserve"> Campaign Adds Malicious Dependency.” June 11, 2026. </w:t>
+        </w:rPr>
+        <w:fldChar w:fldCharType="end"/>
       </w:r>
     </w:p>
-    <w:bookmarkStart w:id="23" w:name="iq8ykflomelh" w:colFirst="0" w:colLast="0"/>
+    <w:bookmarkStart w:id="23" w:name="11q9czjzphyt" w:colFirst="0" w:colLast="0"/>
     <w:bookmarkEnd w:id="23"/>
     <w:p>
       <w:pPr>
@@ -9710,7 +9513,7 @@
         <w:rPr>
           <w:lang w:val="en-US"/>
         </w:rPr>
-        <w:instrText xml:space="preserve"> HYPERLINK "https://arxiv.org/abs/cond-mat/0408187" \h </w:instrText>
+        <w:instrText xml:space="preserve"> HYPERLINK "https://www.ccs.neu.edu/home/vip/teach/DMcourse/6_graph_analysis/notes_slides/PhysRevE.69.026113.pdf" \h </w:instrText>
       </w:r>
       <w:r>
         <w:fldChar w:fldCharType="separate"/>
@@ -9722,47 +9525,18 @@
           <w:szCs w:val="18"/>
           <w:lang w:val="en-US"/>
         </w:rPr>
-        <w:t xml:space="preserve">[6] </w:t>
-      </w:r>
-      <w:proofErr w:type="spellStart"/>
+        <w:t>[7] Girvan, M., and Newman, M. E. J. “Community Structure in Social and Biological Networks.” Proceedings of the National Academy of Sciences, 99(12), 7821–7826, 2002.</w:t>
+      </w:r>
       <w:r>
         <w:rPr>
           <w:rFonts w:ascii="Calibri" w:eastAsia="Calibri" w:hAnsi="Calibri" w:cs="Calibri"/>
           <w:sz w:val="18"/>
           <w:szCs w:val="18"/>
-          <w:lang w:val="en-US"/>
-        </w:rPr>
-        <w:t>Clauset</w:t>
-      </w:r>
-      <w:proofErr w:type="spellEnd"/>
-      <w:r>
-        <w:rPr>
-          <w:rFonts w:ascii="Calibri" w:eastAsia="Calibri" w:hAnsi="Calibri" w:cs="Calibri"/>
-          <w:sz w:val="18"/>
-          <w:szCs w:val="18"/>
-          <w:lang w:val="en-US"/>
-        </w:rPr>
-        <w:t>, A., Newm</w:t>
-      </w:r>
-      <w:r>
-        <w:rPr>
-          <w:rFonts w:ascii="Calibri" w:eastAsia="Calibri" w:hAnsi="Calibri" w:cs="Calibri"/>
-          <w:sz w:val="18"/>
-          <w:szCs w:val="18"/>
-          <w:lang w:val="en-US"/>
-        </w:rPr>
-        <w:t>an, M. E. J., and Moore, C. “Finding Community Structure in Very Large Networks.” Physical Review E, 2004.</w:t>
-      </w:r>
-      <w:r>
-        <w:rPr>
-          <w:rFonts w:ascii="Calibri" w:eastAsia="Calibri" w:hAnsi="Calibri" w:cs="Calibri"/>
-          <w:sz w:val="18"/>
-          <w:szCs w:val="18"/>
         </w:rPr>
         <w:fldChar w:fldCharType="end"/>
       </w:r>
     </w:p>
-    <w:bookmarkStart w:id="24" w:name="11q9czjzphyt" w:colFirst="0" w:colLast="0"/>
+    <w:bookmarkStart w:id="24" w:name="403pk32l7l1i" w:colFirst="0" w:colLast="0"/>
     <w:bookmarkEnd w:id="24"/>
     <w:p>
       <w:pPr>
@@ -9782,7 +9556,7 @@
         <w:rPr>
           <w:lang w:val="en-US"/>
         </w:rPr>
-        <w:instrText xml:space="preserve"> HYPERLINK "https://www.ccs.neu.edu/home/vip/teach/DMcourse/6_graph_analysis/notes_slides/PhysRevE.69.026113.pdf" \h </w:instrText>
+        <w:instrText xml:space="preserve"> HYPERLINK "https://docs.deps.dev/api/" \h </w:instrText>
       </w:r>
       <w:r>
         <w:fldChar w:fldCharType="separate"/>
@@ -9794,8 +9568,9 @@
           <w:szCs w:val="18"/>
           <w:lang w:val="en-US"/>
         </w:rPr>
-        <w:t>[7] Girvan, M., and Newman, M</w:t>
-      </w:r>
+        <w:t>[8] Google Open Source Insights. “</w:t>
+      </w:r>
+      <w:proofErr w:type="spellStart"/>
       <w:r>
         <w:rPr>
           <w:rFonts w:ascii="Calibri" w:eastAsia="Calibri" w:hAnsi="Calibri" w:cs="Calibri"/>
@@ -9803,18 +9578,28 @@
           <w:szCs w:val="18"/>
           <w:lang w:val="en-US"/>
         </w:rPr>
-        <w:t>. E. J. “Community Structure in Social and Biological Networks.” Proceedings of the National Academy of Sciences, 99(12), 7821–7826, 2002.</w:t>
-      </w:r>
+        <w:t>deps.dev</w:t>
+      </w:r>
+      <w:proofErr w:type="spellEnd"/>
       <w:r>
         <w:rPr>
           <w:rFonts w:ascii="Calibri" w:eastAsia="Calibri" w:hAnsi="Calibri" w:cs="Calibri"/>
           <w:sz w:val="18"/>
           <w:szCs w:val="18"/>
+          <w:lang w:val="en-US"/>
+        </w:rPr>
+        <w:t xml:space="preserve"> API v3 Documentation.” Accessed July 2026.</w:t>
+      </w:r>
+      <w:r>
+        <w:rPr>
+          <w:rFonts w:ascii="Calibri" w:eastAsia="Calibri" w:hAnsi="Calibri" w:cs="Calibri"/>
+          <w:sz w:val="18"/>
+          <w:szCs w:val="18"/>
         </w:rPr>
         <w:fldChar w:fldCharType="end"/>
       </w:r>
     </w:p>
-    <w:bookmarkStart w:id="25" w:name="403pk32l7l1i" w:colFirst="0" w:colLast="0"/>
+    <w:bookmarkStart w:id="25" w:name="mjslvw4mt0y3" w:colFirst="0" w:colLast="0"/>
     <w:bookmarkEnd w:id="25"/>
     <w:p>
       <w:pPr>
@@ -9834,7 +9619,7 @@
         <w:rPr>
           <w:lang w:val="en-US"/>
         </w:rPr>
-        <w:instrText xml:space="preserve"> HYPERLINK "https://docs.deps.dev/api/" \h </w:instrText>
+        <w:instrText xml:space="preserve"> HYPERLINK "https://networkx.org/" \h </w:instrText>
       </w:r>
       <w:r>
         <w:fldChar w:fldCharType="separate"/>
@@ -9846,9 +9631,9 @@
           <w:szCs w:val="18"/>
           <w:lang w:val="en-US"/>
         </w:rPr>
-        <w:t xml:space="preserve">[8] Google </w:t>
-      </w:r>
-      <w:proofErr w:type="gramStart"/>
+        <w:t xml:space="preserve">[9] </w:t>
+      </w:r>
+      <w:proofErr w:type="spellStart"/>
       <w:r>
         <w:rPr>
           <w:rFonts w:ascii="Calibri" w:eastAsia="Calibri" w:hAnsi="Calibri" w:cs="Calibri"/>
@@ -9856,9 +9641,9 @@
           <w:szCs w:val="18"/>
           <w:lang w:val="en-US"/>
         </w:rPr>
-        <w:t>Open Source</w:t>
-      </w:r>
-      <w:proofErr w:type="gramEnd"/>
+        <w:t>NetworkX</w:t>
+      </w:r>
+      <w:proofErr w:type="spellEnd"/>
       <w:r>
         <w:rPr>
           <w:rFonts w:ascii="Calibri" w:eastAsia="Calibri" w:hAnsi="Calibri" w:cs="Calibri"/>
@@ -9866,7 +9651,7 @@
           <w:szCs w:val="18"/>
           <w:lang w:val="en-US"/>
         </w:rPr>
-        <w:t xml:space="preserve"> Insights. “</w:t>
+        <w:t xml:space="preserve"> Developers. “</w:t>
       </w:r>
       <w:proofErr w:type="spellStart"/>
       <w:r>
@@ -9876,7 +9661,7 @@
           <w:szCs w:val="18"/>
           <w:lang w:val="en-US"/>
         </w:rPr>
-        <w:t>deps.dev</w:t>
+        <w:t>NetworkX</w:t>
       </w:r>
       <w:proofErr w:type="spellEnd"/>
       <w:r>
@@ -9886,27 +9671,18 @@
           <w:szCs w:val="18"/>
           <w:lang w:val="en-US"/>
         </w:rPr>
-        <w:t xml:space="preserve"> API v3 Documentation.” Acces</w:t>
+        <w:t xml:space="preserve"> Documentation.” Accessed July 2026.</w:t>
       </w:r>
       <w:r>
         <w:rPr>
           <w:rFonts w:ascii="Calibri" w:eastAsia="Calibri" w:hAnsi="Calibri" w:cs="Calibri"/>
           <w:sz w:val="18"/>
           <w:szCs w:val="18"/>
-          <w:lang w:val="en-US"/>
-        </w:rPr>
-        <w:t>sed July 2026.</w:t>
-      </w:r>
-      <w:r>
-        <w:rPr>
-          <w:rFonts w:ascii="Calibri" w:eastAsia="Calibri" w:hAnsi="Calibri" w:cs="Calibri"/>
-          <w:sz w:val="18"/>
-          <w:szCs w:val="18"/>
         </w:rPr>
         <w:fldChar w:fldCharType="end"/>
       </w:r>
     </w:p>
-    <w:bookmarkStart w:id="26" w:name="mjslvw4mt0y3" w:colFirst="0" w:colLast="0"/>
+    <w:bookmarkStart w:id="26" w:name="bcfxggooiwcy" w:colFirst="0" w:colLast="0"/>
     <w:bookmarkEnd w:id="26"/>
     <w:p>
       <w:pPr>
@@ -9926,7 +9702,7 @@
         <w:rPr>
           <w:lang w:val="en-US"/>
         </w:rPr>
-        <w:instrText xml:space="preserve"> HYPERLINK "https://networkx.org/" \h </w:instrText>
+        <w:instrText xml:space="preserve"> HYPERLINK "https://www.nature.com/articles/30918" \h </w:instrText>
       </w:r>
       <w:r>
         <w:fldChar w:fldCharType="separate"/>
@@ -9938,7 +9714,7 @@
           <w:szCs w:val="18"/>
           <w:lang w:val="en-US"/>
         </w:rPr>
-        <w:t xml:space="preserve">[9] </w:t>
+        <w:t xml:space="preserve">[10] Watts, D. J., and </w:t>
       </w:r>
       <w:proofErr w:type="spellStart"/>
       <w:r>
@@ -9948,7 +9724,7 @@
           <w:szCs w:val="18"/>
           <w:lang w:val="en-US"/>
         </w:rPr>
-        <w:t>NetworkX</w:t>
+        <w:t>Strogatz</w:t>
       </w:r>
       <w:proofErr w:type="spellEnd"/>
       <w:r>
@@ -9958,38 +9734,18 @@
           <w:szCs w:val="18"/>
           <w:lang w:val="en-US"/>
         </w:rPr>
-        <w:t xml:space="preserve"> Developers. “</w:t>
-      </w:r>
-      <w:proofErr w:type="spellStart"/>
+        <w:t>, S. H. “Collective Dynamics of Small-World Networks.” Nature, 1998.</w:t>
+      </w:r>
       <w:r>
         <w:rPr>
           <w:rFonts w:ascii="Calibri" w:eastAsia="Calibri" w:hAnsi="Calibri" w:cs="Calibri"/>
           <w:sz w:val="18"/>
           <w:szCs w:val="18"/>
-          <w:lang w:val="en-US"/>
-        </w:rPr>
-        <w:t>NetworkX</w:t>
-      </w:r>
-      <w:proofErr w:type="spellEnd"/>
-      <w:r>
-        <w:rPr>
-          <w:rFonts w:ascii="Calibri" w:eastAsia="Calibri" w:hAnsi="Calibri" w:cs="Calibri"/>
-          <w:sz w:val="18"/>
-          <w:szCs w:val="18"/>
-          <w:lang w:val="en-US"/>
-        </w:rPr>
-        <w:t xml:space="preserve"> Documentation.” Accessed July 2026.</w:t>
-      </w:r>
-      <w:r>
-        <w:rPr>
-          <w:rFonts w:ascii="Calibri" w:eastAsia="Calibri" w:hAnsi="Calibri" w:cs="Calibri"/>
-          <w:sz w:val="18"/>
-          <w:szCs w:val="18"/>
         </w:rPr>
         <w:fldChar w:fldCharType="end"/>
       </w:r>
     </w:p>
-    <w:bookmarkStart w:id="27" w:name="bcfxggooiwcy" w:colFirst="0" w:colLast="0"/>
+    <w:bookmarkStart w:id="27" w:name="lo8ckszbcwbf" w:colFirst="0" w:colLast="0"/>
     <w:bookmarkEnd w:id="27"/>
     <w:p>
       <w:pPr>
@@ -10009,7 +9765,7 @@
         <w:rPr>
           <w:lang w:val="en-US"/>
         </w:rPr>
-        <w:instrText xml:space="preserve"> HYPERLINK "https://www.nature.com/articles/30918" \h </w:instrText>
+        <w:instrText xml:space="preserve"> HYPERLINK "https://journals.plos.org/plosone/article?id=10.1371/journal.pone.0000634" \h </w:instrText>
       </w:r>
       <w:r>
         <w:fldChar w:fldCharType="separate"/>
@@ -10021,7 +9777,7 @@
           <w:szCs w:val="18"/>
           <w:lang w:val="en-US"/>
         </w:rPr>
-        <w:t xml:space="preserve">[10] Watts, D. J., and </w:t>
+        <w:t xml:space="preserve">[11] Humphries, M. D., and Gurney, K. “Network ‘Small-World-Ness’: A Quantitative Method for Determining Canonical Network Equivalence.” </w:t>
       </w:r>
       <w:proofErr w:type="spellStart"/>
       <w:r>
@@ -10031,7 +9787,7 @@
           <w:szCs w:val="18"/>
           <w:lang w:val="en-US"/>
         </w:rPr>
-        <w:t>Strogatz</w:t>
+        <w:t>PLoS</w:t>
       </w:r>
       <w:proofErr w:type="spellEnd"/>
       <w:r>
@@ -10041,27 +9797,18 @@
           <w:szCs w:val="18"/>
           <w:lang w:val="en-US"/>
         </w:rPr>
-        <w:t>, S. H. “Collective Dynamics of Small-Wor</w:t>
+        <w:t xml:space="preserve"> ONE, 2008.</w:t>
       </w:r>
       <w:r>
         <w:rPr>
           <w:rFonts w:ascii="Calibri" w:eastAsia="Calibri" w:hAnsi="Calibri" w:cs="Calibri"/>
           <w:sz w:val="18"/>
           <w:szCs w:val="18"/>
-          <w:lang w:val="en-US"/>
-        </w:rPr>
-        <w:t>ld Networks.” Nature, 1998.</w:t>
-      </w:r>
-      <w:r>
-        <w:rPr>
-          <w:rFonts w:ascii="Calibri" w:eastAsia="Calibri" w:hAnsi="Calibri" w:cs="Calibri"/>
-          <w:sz w:val="18"/>
-          <w:szCs w:val="18"/>
         </w:rPr>
         <w:fldChar w:fldCharType="end"/>
       </w:r>
     </w:p>
-    <w:bookmarkStart w:id="28" w:name="lo8ckszbcwbf" w:colFirst="0" w:colLast="0"/>
+    <w:bookmarkStart w:id="28" w:name="jaaca688b1nd" w:colFirst="0" w:colLast="0"/>
     <w:bookmarkEnd w:id="28"/>
     <w:p>
       <w:pPr>
@@ -10081,7 +9828,7 @@
         <w:rPr>
           <w:lang w:val="en-US"/>
         </w:rPr>
-        <w:instrText xml:space="preserve"> HYPERLINK "https://journals.plos.org/plosone/article?id=10.1371/journal.pone.0000634" \h </w:instrText>
+        <w:instrText xml:space="preserve"> HYPERLINK "https://epubs.siam.org/doi/abs/10.1137/070710111" \h </w:instrText>
       </w:r>
       <w:r>
         <w:fldChar w:fldCharType="separate"/>
@@ -10093,8 +9840,9 @@
           <w:szCs w:val="18"/>
           <w:lang w:val="en-US"/>
         </w:rPr>
-        <w:t>[11] Humphries, M. D., and Gurney, K. “Network ‘Small-World-Ness’: A Quantitative Method for Determining Canonical Network Equivalence.</w:t>
-      </w:r>
+        <w:t xml:space="preserve">[12] </w:t>
+      </w:r>
+      <w:proofErr w:type="spellStart"/>
       <w:r>
         <w:rPr>
           <w:rFonts w:ascii="Calibri" w:eastAsia="Calibri" w:hAnsi="Calibri" w:cs="Calibri"/>
@@ -10102,9 +9850,9 @@
           <w:szCs w:val="18"/>
           <w:lang w:val="en-US"/>
         </w:rPr>
-        <w:t xml:space="preserve">” </w:t>
-      </w:r>
-      <w:proofErr w:type="spellStart"/>
+        <w:t>Clauset</w:t>
+      </w:r>
+      <w:proofErr w:type="spellEnd"/>
       <w:r>
         <w:rPr>
           <w:rFonts w:ascii="Calibri" w:eastAsia="Calibri" w:hAnsi="Calibri" w:cs="Calibri"/>
@@ -10112,9 +9860,9 @@
           <w:szCs w:val="18"/>
           <w:lang w:val="en-US"/>
         </w:rPr>
-        <w:t>PLoS</w:t>
-      </w:r>
-      <w:proofErr w:type="spellEnd"/>
+        <w:t xml:space="preserve">, A., </w:t>
+      </w:r>
+      <w:proofErr w:type="spellStart"/>
       <w:r>
         <w:rPr>
           <w:rFonts w:ascii="Calibri" w:eastAsia="Calibri" w:hAnsi="Calibri" w:cs="Calibri"/>
@@ -10122,18 +9870,28 @@
           <w:szCs w:val="18"/>
           <w:lang w:val="en-US"/>
         </w:rPr>
-        <w:t xml:space="preserve"> ONE, 2008.</w:t>
-      </w:r>
+        <w:t>Shalizi</w:t>
+      </w:r>
+      <w:proofErr w:type="spellEnd"/>
       <w:r>
         <w:rPr>
           <w:rFonts w:ascii="Calibri" w:eastAsia="Calibri" w:hAnsi="Calibri" w:cs="Calibri"/>
           <w:sz w:val="18"/>
           <w:szCs w:val="18"/>
+          <w:lang w:val="en-US"/>
+        </w:rPr>
+        <w:t>, C. R., and Newman, M. E. J. “Power-Law Distributions in Empirical Data.” SIAM Review, 2009.</w:t>
+      </w:r>
+      <w:r>
+        <w:rPr>
+          <w:rFonts w:ascii="Calibri" w:eastAsia="Calibri" w:hAnsi="Calibri" w:cs="Calibri"/>
+          <w:sz w:val="18"/>
+          <w:szCs w:val="18"/>
         </w:rPr>
         <w:fldChar w:fldCharType="end"/>
       </w:r>
     </w:p>
-    <w:bookmarkStart w:id="29" w:name="jaaca688b1nd" w:colFirst="0" w:colLast="0"/>
+    <w:bookmarkStart w:id="29" w:name="nm6lptyg9er9" w:colFirst="0" w:colLast="0"/>
     <w:bookmarkEnd w:id="29"/>
     <w:p>
       <w:pPr>
@@ -10153,7 +9911,7 @@
         <w:rPr>
           <w:lang w:val="en-US"/>
         </w:rPr>
-        <w:instrText xml:space="preserve"> HYPERLINK "https://epubs.siam.org/doi/abs/10.1137/070710111" \h </w:instrText>
+        <w:instrText xml:space="preserve"> HYPERLINK "https://journals.plos.org/plosone/article?id=10.1371/journal.pone.0085777" \h </w:instrText>
       </w:r>
       <w:r>
         <w:fldChar w:fldCharType="separate"/>
@@ -10165,7 +9923,7 @@
           <w:szCs w:val="18"/>
           <w:lang w:val="en-US"/>
         </w:rPr>
-        <w:t xml:space="preserve">[12] </w:t>
+        <w:t xml:space="preserve">[13] </w:t>
       </w:r>
       <w:proofErr w:type="spellStart"/>
       <w:r>
@@ -10175,7 +9933,7 @@
           <w:szCs w:val="18"/>
           <w:lang w:val="en-US"/>
         </w:rPr>
-        <w:t>Clauset</w:t>
+        <w:t>Alstott</w:t>
       </w:r>
       <w:proofErr w:type="spellEnd"/>
       <w:r>
@@ -10185,7 +9943,7 @@
           <w:szCs w:val="18"/>
           <w:lang w:val="en-US"/>
         </w:rPr>
-        <w:t xml:space="preserve">, A., </w:t>
+        <w:t xml:space="preserve">, J., </w:t>
       </w:r>
       <w:proofErr w:type="spellStart"/>
       <w:r>
@@ -10195,7 +9953,7 @@
           <w:szCs w:val="18"/>
           <w:lang w:val="en-US"/>
         </w:rPr>
-        <w:t>Shalizi</w:t>
+        <w:t>Bullmore</w:t>
       </w:r>
       <w:proofErr w:type="spellEnd"/>
       <w:r>
@@ -10205,18 +9963,78 @@
           <w:szCs w:val="18"/>
           <w:lang w:val="en-US"/>
         </w:rPr>
-        <w:t>, C. R., and Newman, M. E. J. “Power-Law Distributions in Empirical Data.” SIAM Review, 2009.</w:t>
-      </w:r>
+        <w:t xml:space="preserve">, E., and </w:t>
+      </w:r>
+      <w:proofErr w:type="spellStart"/>
       <w:r>
         <w:rPr>
           <w:rFonts w:ascii="Calibri" w:eastAsia="Calibri" w:hAnsi="Calibri" w:cs="Calibri"/>
           <w:sz w:val="18"/>
           <w:szCs w:val="18"/>
+          <w:lang w:val="en-US"/>
+        </w:rPr>
+        <w:t>Plenz</w:t>
+      </w:r>
+      <w:proofErr w:type="spellEnd"/>
+      <w:r>
+        <w:rPr>
+          <w:rFonts w:ascii="Calibri" w:eastAsia="Calibri" w:hAnsi="Calibri" w:cs="Calibri"/>
+          <w:sz w:val="18"/>
+          <w:szCs w:val="18"/>
+          <w:lang w:val="en-US"/>
+        </w:rPr>
+        <w:t>, D. “</w:t>
+      </w:r>
+      <w:proofErr w:type="spellStart"/>
+      <w:r>
+        <w:rPr>
+          <w:rFonts w:ascii="Calibri" w:eastAsia="Calibri" w:hAnsi="Calibri" w:cs="Calibri"/>
+          <w:sz w:val="18"/>
+          <w:szCs w:val="18"/>
+          <w:lang w:val="en-US"/>
+        </w:rPr>
+        <w:t>powerlaw</w:t>
+      </w:r>
+      <w:proofErr w:type="spellEnd"/>
+      <w:r>
+        <w:rPr>
+          <w:rFonts w:ascii="Calibri" w:eastAsia="Calibri" w:hAnsi="Calibri" w:cs="Calibri"/>
+          <w:sz w:val="18"/>
+          <w:szCs w:val="18"/>
+          <w:lang w:val="en-US"/>
+        </w:rPr>
+        <w:t xml:space="preserve">: A Python Package for Analysis of Heavy-Tailed Distributions.” </w:t>
+      </w:r>
+      <w:proofErr w:type="spellStart"/>
+      <w:r>
+        <w:rPr>
+          <w:rFonts w:ascii="Calibri" w:eastAsia="Calibri" w:hAnsi="Calibri" w:cs="Calibri"/>
+          <w:sz w:val="18"/>
+          <w:szCs w:val="18"/>
+          <w:lang w:val="en-US"/>
+        </w:rPr>
+        <w:t>PLoS</w:t>
+      </w:r>
+      <w:proofErr w:type="spellEnd"/>
+      <w:r>
+        <w:rPr>
+          <w:rFonts w:ascii="Calibri" w:eastAsia="Calibri" w:hAnsi="Calibri" w:cs="Calibri"/>
+          <w:sz w:val="18"/>
+          <w:szCs w:val="18"/>
+          <w:lang w:val="en-US"/>
+        </w:rPr>
+        <w:t xml:space="preserve"> ONE, 2014.</w:t>
+      </w:r>
+      <w:r>
+        <w:rPr>
+          <w:rFonts w:ascii="Calibri" w:eastAsia="Calibri" w:hAnsi="Calibri" w:cs="Calibri"/>
+          <w:sz w:val="18"/>
+          <w:szCs w:val="18"/>
         </w:rPr>
         <w:fldChar w:fldCharType="end"/>
       </w:r>
     </w:p>
-    <w:bookmarkStart w:id="30" w:name="nm6lptyg9er9" w:colFirst="0" w:colLast="0"/>
+    <w:bookmarkStart w:id="30" w:name="70bhixgxnotj" w:colFirst="0" w:colLast="0"/>
     <w:bookmarkEnd w:id="30"/>
     <w:p>
       <w:pPr>
@@ -10236,7 +10054,7 @@
         <w:rPr>
           <w:lang w:val="en-US"/>
         </w:rPr>
-        <w:instrText xml:space="preserve"> HYPERLINK "https://journals.plos.org/plosone/article?id=10.1371/journal.pone.0085777" \h </w:instrText>
+        <w:instrText xml:space="preserve"> HYPERLINK "https://github.com/advisories" \h </w:instrText>
       </w:r>
       <w:r>
         <w:fldChar w:fldCharType="separate"/>
@@ -10248,118 +10066,18 @@
           <w:szCs w:val="18"/>
           <w:lang w:val="en-US"/>
         </w:rPr>
-        <w:t xml:space="preserve">[13] </w:t>
-      </w:r>
-      <w:proofErr w:type="spellStart"/>
+        <w:t>[14] GitHub. “GitHub Advisory Database.” Accessed July 2026.</w:t>
+      </w:r>
       <w:r>
         <w:rPr>
           <w:rFonts w:ascii="Calibri" w:eastAsia="Calibri" w:hAnsi="Calibri" w:cs="Calibri"/>
           <w:sz w:val="18"/>
           <w:szCs w:val="18"/>
-          <w:lang w:val="en-US"/>
-        </w:rPr>
-        <w:t>Alstott</w:t>
-      </w:r>
-      <w:proofErr w:type="spellEnd"/>
-      <w:r>
-        <w:rPr>
-          <w:rFonts w:ascii="Calibri" w:eastAsia="Calibri" w:hAnsi="Calibri" w:cs="Calibri"/>
-          <w:sz w:val="18"/>
-          <w:szCs w:val="18"/>
-          <w:lang w:val="en-US"/>
-        </w:rPr>
-        <w:t xml:space="preserve">, J., </w:t>
-      </w:r>
-      <w:proofErr w:type="spellStart"/>
-      <w:r>
-        <w:rPr>
-          <w:rFonts w:ascii="Calibri" w:eastAsia="Calibri" w:hAnsi="Calibri" w:cs="Calibri"/>
-          <w:sz w:val="18"/>
-          <w:szCs w:val="18"/>
-          <w:lang w:val="en-US"/>
-        </w:rPr>
-        <w:t>Bullmore</w:t>
-      </w:r>
-      <w:proofErr w:type="spellEnd"/>
-      <w:r>
-        <w:rPr>
-          <w:rFonts w:ascii="Calibri" w:eastAsia="Calibri" w:hAnsi="Calibri" w:cs="Calibri"/>
-          <w:sz w:val="18"/>
-          <w:szCs w:val="18"/>
-          <w:lang w:val="en-US"/>
-        </w:rPr>
-        <w:t xml:space="preserve">, E., and </w:t>
-      </w:r>
-      <w:proofErr w:type="spellStart"/>
-      <w:r>
-        <w:rPr>
-          <w:rFonts w:ascii="Calibri" w:eastAsia="Calibri" w:hAnsi="Calibri" w:cs="Calibri"/>
-          <w:sz w:val="18"/>
-          <w:szCs w:val="18"/>
-          <w:lang w:val="en-US"/>
-        </w:rPr>
-        <w:t>Plenz</w:t>
-      </w:r>
-      <w:proofErr w:type="spellEnd"/>
-      <w:r>
-        <w:rPr>
-          <w:rFonts w:ascii="Calibri" w:eastAsia="Calibri" w:hAnsi="Calibri" w:cs="Calibri"/>
-          <w:sz w:val="18"/>
-          <w:szCs w:val="18"/>
-          <w:lang w:val="en-US"/>
-        </w:rPr>
-        <w:t>, D. “</w:t>
-      </w:r>
-      <w:proofErr w:type="spellStart"/>
-      <w:r>
-        <w:rPr>
-          <w:rFonts w:ascii="Calibri" w:eastAsia="Calibri" w:hAnsi="Calibri" w:cs="Calibri"/>
-          <w:sz w:val="18"/>
-          <w:szCs w:val="18"/>
-          <w:lang w:val="en-US"/>
-        </w:rPr>
-        <w:t>powerlaw</w:t>
-      </w:r>
-      <w:proofErr w:type="spellEnd"/>
-      <w:r>
-        <w:rPr>
-          <w:rFonts w:ascii="Calibri" w:eastAsia="Calibri" w:hAnsi="Calibri" w:cs="Calibri"/>
-          <w:sz w:val="18"/>
-          <w:szCs w:val="18"/>
-          <w:lang w:val="en-US"/>
-        </w:rPr>
-        <w:t xml:space="preserve">: A Python Package for Analysis of Heavy-Tailed Distributions.” </w:t>
-      </w:r>
-      <w:proofErr w:type="spellStart"/>
-      <w:r>
-        <w:rPr>
-          <w:rFonts w:ascii="Calibri" w:eastAsia="Calibri" w:hAnsi="Calibri" w:cs="Calibri"/>
-          <w:sz w:val="18"/>
-          <w:szCs w:val="18"/>
-          <w:lang w:val="en-US"/>
-        </w:rPr>
-        <w:t>PLoS</w:t>
-      </w:r>
-      <w:proofErr w:type="spellEnd"/>
-      <w:r>
-        <w:rPr>
-          <w:rFonts w:ascii="Calibri" w:eastAsia="Calibri" w:hAnsi="Calibri" w:cs="Calibri"/>
-          <w:sz w:val="18"/>
-          <w:szCs w:val="18"/>
-          <w:lang w:val="en-US"/>
-        </w:rPr>
-        <w:t xml:space="preserve"> ONE, 2014.</w:t>
-      </w:r>
-      <w:r>
-        <w:rPr>
-          <w:rFonts w:ascii="Calibri" w:eastAsia="Calibri" w:hAnsi="Calibri" w:cs="Calibri"/>
-          <w:sz w:val="18"/>
-          <w:szCs w:val="18"/>
         </w:rPr>
         <w:fldChar w:fldCharType="end"/>
       </w:r>
     </w:p>
-    <w:bookmarkStart w:id="31" w:name="70bhixgxnotj" w:colFirst="0" w:colLast="0"/>
+    <w:bookmarkStart w:id="31" w:name="wnn1jagbndhc" w:colFirst="0" w:colLast="0"/>
     <w:bookmarkEnd w:id="31"/>
     <w:p>
       <w:pPr>
@@ -10369,7 +10087,6 @@
           <w:rFonts w:ascii="Calibri" w:eastAsia="Calibri" w:hAnsi="Calibri" w:cs="Calibri"/>
           <w:sz w:val="18"/>
           <w:szCs w:val="18"/>
-          <w:lang w:val="en-US"/>
         </w:rPr>
       </w:pPr>
       <w:r>
@@ -10379,13 +10096,7 @@
         <w:rPr>
           <w:lang w:val="en-US"/>
         </w:rPr>
-        <w:instrText xml:space="preserve"> HYPERLINK "https://github.c</w:instrText>
-      </w:r>
-      <w:r>
-        <w:rPr>
-          <w:lang w:val="en-US"/>
-        </w:rPr>
-        <w:instrText xml:space="preserve">om/advisories" \h </w:instrText>
+        <w:instrText xml:space="preserve"> HYPERLINK "https://osv.dev/" \h </w:instrText>
       </w:r>
       <w:r>
         <w:fldChar w:fldCharType="separate"/>
@@ -10397,41 +10108,29 @@
           <w:szCs w:val="18"/>
           <w:lang w:val="en-US"/>
         </w:rPr>
-        <w:t>[14] GitHub. “GitHub Advisory Database.” Accessed July 2026.</w:t>
-      </w:r>
+        <w:t xml:space="preserve">[15] </w:t>
+      </w:r>
+      <w:proofErr w:type="spellStart"/>
       <w:r>
         <w:rPr>
           <w:rFonts w:ascii="Calibri" w:eastAsia="Calibri" w:hAnsi="Calibri" w:cs="Calibri"/>
           <w:sz w:val="18"/>
           <w:szCs w:val="18"/>
-        </w:rPr>
-        <w:fldChar w:fldCharType="end"/>
-      </w:r>
-    </w:p>
-    <w:bookmarkStart w:id="32" w:name="wnn1jagbndhc" w:colFirst="0" w:colLast="0"/>
-    <w:bookmarkEnd w:id="32"/>
-    <w:p>
-      <w:pPr>
-        <w:keepLines/>
-        <w:spacing w:after="240" w:line="240" w:lineRule="auto"/>
+          <w:lang w:val="en-US"/>
+        </w:rPr>
+        <w:t>OpenSSF</w:t>
+      </w:r>
+      <w:proofErr w:type="spellEnd"/>
+      <w:r>
         <w:rPr>
           <w:rFonts w:ascii="Calibri" w:eastAsia="Calibri" w:hAnsi="Calibri" w:cs="Calibri"/>
           <w:sz w:val="18"/>
           <w:szCs w:val="18"/>
-        </w:rPr>
-      </w:pPr>
-      <w:r>
-        <w:fldChar w:fldCharType="begin"/>
-      </w:r>
-      <w:r>
-        <w:rPr>
-          <w:lang w:val="en-US"/>
-        </w:rPr>
-        <w:instrText xml:space="preserve"> HYPERLINK "https://osv.dev/" \h </w:instrText>
-      </w:r>
-      <w:r>
-        <w:fldChar w:fldCharType="separate"/>
-      </w:r>
+          <w:lang w:val="en-US"/>
+        </w:rPr>
+        <w:t>. “</w:t>
+      </w:r>
+      <w:proofErr w:type="spellStart"/>
       <w:r>
         <w:rPr>
           <w:rFonts w:ascii="Calibri" w:eastAsia="Calibri" w:hAnsi="Calibri" w:cs="Calibri"/>
@@ -10439,9 +10138,9 @@
           <w:szCs w:val="18"/>
           <w:lang w:val="en-US"/>
         </w:rPr>
-        <w:t xml:space="preserve">[15] </w:t>
-      </w:r>
-      <w:proofErr w:type="spellStart"/>
+        <w:t>OSV.dev</w:t>
+      </w:r>
+      <w:proofErr w:type="spellEnd"/>
       <w:r>
         <w:rPr>
           <w:rFonts w:ascii="Calibri" w:eastAsia="Calibri" w:hAnsi="Calibri" w:cs="Calibri"/>
@@ -10449,87 +10148,57 @@
           <w:szCs w:val="18"/>
           <w:lang w:val="en-US"/>
         </w:rPr>
-        <w:t>OpenSSF</w:t>
-      </w:r>
-      <w:proofErr w:type="spellEnd"/>
+        <w:t xml:space="preserve"> Vulnerability Database and API Documentation.” </w:t>
+      </w:r>
+      <w:proofErr w:type="spellStart"/>
       <w:r>
         <w:rPr>
           <w:rFonts w:ascii="Calibri" w:eastAsia="Calibri" w:hAnsi="Calibri" w:cs="Calibri"/>
           <w:sz w:val="18"/>
           <w:szCs w:val="18"/>
-          <w:lang w:val="en-US"/>
-        </w:rPr>
-        <w:t>. “</w:t>
-      </w:r>
-      <w:proofErr w:type="spellStart"/>
+        </w:rPr>
+        <w:t>Accessed</w:t>
+      </w:r>
+      <w:proofErr w:type="spellEnd"/>
       <w:r>
         <w:rPr>
           <w:rFonts w:ascii="Calibri" w:eastAsia="Calibri" w:hAnsi="Calibri" w:cs="Calibri"/>
           <w:sz w:val="18"/>
           <w:szCs w:val="18"/>
-          <w:lang w:val="en-US"/>
-        </w:rPr>
-        <w:t>OSV.dev</w:t>
-      </w:r>
-      <w:proofErr w:type="spellEnd"/>
+        </w:rPr>
+        <w:t xml:space="preserve"> </w:t>
+      </w:r>
+      <w:proofErr w:type="spellStart"/>
       <w:r>
         <w:rPr>
           <w:rFonts w:ascii="Calibri" w:eastAsia="Calibri" w:hAnsi="Calibri" w:cs="Calibri"/>
           <w:sz w:val="18"/>
           <w:szCs w:val="18"/>
-          <w:lang w:val="en-US"/>
-        </w:rPr>
-        <w:t xml:space="preserve"> Vulnerability Database and API Documentation.” </w:t>
-      </w:r>
-      <w:proofErr w:type="spellStart"/>
+        </w:rPr>
+        <w:t>July</w:t>
+      </w:r>
+      <w:proofErr w:type="spellEnd"/>
       <w:r>
         <w:rPr>
           <w:rFonts w:ascii="Calibri" w:eastAsia="Calibri" w:hAnsi="Calibri" w:cs="Calibri"/>
           <w:sz w:val="18"/>
           <w:szCs w:val="18"/>
         </w:rPr>
-        <w:t>Accessed</w:t>
-      </w:r>
-      <w:proofErr w:type="spellEnd"/>
+        <w:t xml:space="preserve"> 2026. </w:t>
+      </w:r>
       <w:r>
         <w:rPr>
           <w:rFonts w:ascii="Calibri" w:eastAsia="Calibri" w:hAnsi="Calibri" w:cs="Calibri"/>
           <w:sz w:val="18"/>
           <w:szCs w:val="18"/>
         </w:rPr>
-        <w:t xml:space="preserve"> </w:t>
-      </w:r>
-      <w:proofErr w:type="spellStart"/>
-      <w:r>
-        <w:rPr>
-          <w:rFonts w:ascii="Calibri" w:eastAsia="Calibri" w:hAnsi="Calibri" w:cs="Calibri"/>
-          <w:sz w:val="18"/>
-          <w:szCs w:val="18"/>
-        </w:rPr>
-        <w:t>July</w:t>
-      </w:r>
-      <w:proofErr w:type="spellEnd"/>
-      <w:r>
-        <w:rPr>
-          <w:rFonts w:ascii="Calibri" w:eastAsia="Calibri" w:hAnsi="Calibri" w:cs="Calibri"/>
-          <w:sz w:val="18"/>
-          <w:szCs w:val="18"/>
-        </w:rPr>
-        <w:t xml:space="preserve"> 2026. </w:t>
-      </w:r>
-      <w:r>
-        <w:rPr>
-          <w:rFonts w:ascii="Calibri" w:eastAsia="Calibri" w:hAnsi="Calibri" w:cs="Calibri"/>
-          <w:sz w:val="18"/>
-          <w:szCs w:val="18"/>
-        </w:rPr>
         <w:fldChar w:fldCharType="end"/>
       </w:r>
     </w:p>
     <w:sectPr>
-      <w:headerReference w:type="default" r:id="rId17"/>
-      <w:headerReference w:type="first" r:id="rId18"/>
-      <w:footerReference w:type="first" r:id="rId19"/>
+      <w:headerReference w:type="default" r:id="rId20"/>
+      <w:headerReference w:type="first" r:id="rId21"/>
+      <w:footerReference w:type="first" r:id="rId22"/>
       <w:pgSz w:w="11909" w:h="16834"/>
       <w:pgMar w:top="1440" w:right="1440" w:bottom="1440" w:left="1440" w:header="0" w:footer="0" w:gutter="0"/>
       <w:pgNumType w:start="1"/>
@@ -11017,6 +10686,7 @@
   <w:style w:type="paragraph" w:default="1" w:styleId="Normal">
     <w:name w:val="Normal"/>
     <w:qFormat/>
+    <w:rsid w:val="00612141"/>
   </w:style>
   <w:style w:type="paragraph" w:styleId="Heading1">
     <w:name w:val="heading 1"/>
@@ -11215,6 +10885,41 @@
       <w:tblStyleRowBandSize w:val="1"/>
       <w:tblStyleColBandSize w:val="1"/>
     </w:tblPr>
+  </w:style>
+  <w:style w:type="character" w:styleId="Hyperlink">
+    <w:name w:val="Hyperlink"/>
+    <w:basedOn w:val="DefaultParagraphFont"/>
+    <w:uiPriority w:val="99"/>
+    <w:unhideWhenUsed/>
+    <w:rsid w:val="00612141"/>
+    <w:rPr>
+      <w:color w:val="0000FF" w:themeColor="hyperlink"/>
+      <w:u w:val="single"/>
+    </w:rPr>
+  </w:style>
+  <w:style w:type="character" w:styleId="UnresolvedMention">
+    <w:name w:val="Unresolved Mention"/>
+    <w:basedOn w:val="DefaultParagraphFont"/>
+    <w:uiPriority w:val="99"/>
+    <w:semiHidden/>
+    <w:unhideWhenUsed/>
+    <w:rsid w:val="00612141"/>
+    <w:rPr>
+      <w:color w:val="605E5C"/>
+      <w:shd w:val="clear" w:color="auto" w:fill="E1DFDD"/>
+    </w:rPr>
+  </w:style>
+  <w:style w:type="character" w:styleId="FollowedHyperlink">
+    <w:name w:val="FollowedHyperlink"/>
+    <w:basedOn w:val="DefaultParagraphFont"/>
+    <w:uiPriority w:val="99"/>
+    <w:semiHidden/>
+    <w:unhideWhenUsed/>
+    <w:rsid w:val="00612141"/>
+    <w:rPr>
+      <w:color w:val="800080" w:themeColor="followedHyperlink"/>
+      <w:u w:val="single"/>
+    </w:rPr>
   </w:style>
 </w:styles>
 </file>

--- a/docs/final_report.docx
+++ b/docs/final_report.docx
@@ -86,29 +86,7 @@
           <w:szCs w:val="22"/>
           <w:rtl/>
         </w:rPr>
-        <w:t xml:space="preserve"> רון </w:t>
-      </w:r>
-      <w:proofErr w:type="spellStart"/>
-      <w:r>
-        <w:rPr>
-          <w:rFonts w:ascii="Calibri" w:eastAsia="Calibri" w:hAnsi="Calibri" w:cs="Calibri"/>
-          <w:color w:val="1F1F1F"/>
-          <w:sz w:val="22"/>
-          <w:szCs w:val="22"/>
-          <w:rtl/>
-        </w:rPr>
-        <w:t>בלנקי</w:t>
-      </w:r>
-      <w:proofErr w:type="spellEnd"/>
-      <w:r>
-        <w:rPr>
-          <w:rFonts w:ascii="Calibri" w:eastAsia="Calibri" w:hAnsi="Calibri" w:cs="Calibri"/>
-          <w:color w:val="1F1F1F"/>
-          <w:sz w:val="22"/>
-          <w:szCs w:val="22"/>
-          <w:rtl/>
-        </w:rPr>
-        <w:t xml:space="preserve"> - 207720897, מוטי סחרטוב- 322355504, עידן דהן </w:t>
+        <w:t xml:space="preserve"> רון בלנקי - 207720897, מוטי סחרטוב- 322355504, עידן דהן </w:t>
       </w:r>
       <w:r>
         <w:rPr>
@@ -148,89 +126,77 @@
           <w:szCs w:val="16"/>
           <w:lang w:val="en-US"/>
         </w:rPr>
-        <w:t>GitHub Repository:</w:t>
-      </w:r>
-      <w:r>
-        <w:rPr>
-          <w:b/>
-          <w:bCs/>
+        <w:t>GitHub Repository:         Google Colab Notebook:       Google Docs</w:t>
+      </w:r>
+      <w:r>
+        <w:rPr>
           <w:sz w:val="16"/>
           <w:szCs w:val="16"/>
           <w:lang w:val="en-US"/>
         </w:rPr>
-        <w:t xml:space="preserve">         </w:t>
-      </w:r>
-      <w:r>
-        <w:rPr>
-          <w:b/>
-          <w:bCs/>
+        <w:t>:</w:t>
+      </w:r>
+    </w:p>
+    <w:p>
+      <w:pPr>
+        <w:jc w:val="center"/>
+        <w:rPr>
           <w:sz w:val="16"/>
           <w:szCs w:val="16"/>
           <w:lang w:val="en-US"/>
         </w:rPr>
-        <w:t xml:space="preserve">Google </w:t>
-      </w:r>
-      <w:proofErr w:type="spellStart"/>
-      <w:r>
-        <w:rPr>
-          <w:b/>
-          <w:bCs/>
+      </w:pPr>
+      <w:hyperlink r:id="rId6" w:history="1">
+        <w:r>
+          <w:rPr>
+            <w:rStyle w:val="Hyperlink"/>
+            <w:rFonts w:hint="cs"/>
+            <w:sz w:val="16"/>
+            <w:szCs w:val="16"/>
+            <w:rtl/>
+            <w:lang w:val="en-US"/>
+          </w:rPr>
+          <w:t>לחץ</w:t>
+        </w:r>
+      </w:hyperlink>
+      <w:r>
+        <w:rPr>
           <w:sz w:val="16"/>
           <w:szCs w:val="16"/>
           <w:lang w:val="en-US"/>
         </w:rPr>
-        <w:t>Colab</w:t>
-      </w:r>
-      <w:proofErr w:type="spellEnd"/>
-      <w:r>
-        <w:rPr>
-          <w:b/>
-          <w:bCs/>
+        <w:t xml:space="preserve"> </w:t>
+      </w:r>
+      <w:r>
+        <w:rPr>
           <w:sz w:val="16"/>
           <w:szCs w:val="16"/>
           <w:lang w:val="en-US"/>
         </w:rPr>
-        <w:t xml:space="preserve"> Notebook:</w:t>
-      </w:r>
-      <w:r>
-        <w:rPr>
-          <w:b/>
-          <w:bCs/>
+        <w:t xml:space="preserve">                                  </w:t>
+      </w:r>
+      <w:hyperlink r:id="rId7" w:history="1">
+        <w:r>
+          <w:rPr>
+            <w:rStyle w:val="Hyperlink"/>
+            <w:rFonts w:hint="cs"/>
+            <w:sz w:val="16"/>
+            <w:szCs w:val="16"/>
+            <w:rtl/>
+            <w:lang w:val="en-US"/>
+          </w:rPr>
+          <w:t>לחץ</w:t>
+        </w:r>
+      </w:hyperlink>
+      <w:r>
+        <w:rPr>
           <w:sz w:val="16"/>
           <w:szCs w:val="16"/>
           <w:lang w:val="en-US"/>
         </w:rPr>
-        <w:t xml:space="preserve">       </w:t>
-      </w:r>
-      <w:r>
-        <w:rPr>
-          <w:b/>
-          <w:bCs/>
-          <w:sz w:val="16"/>
-          <w:szCs w:val="16"/>
-          <w:lang w:val="en-US"/>
-        </w:rPr>
-        <w:t>Google Docs</w:t>
-      </w:r>
-      <w:r>
-        <w:rPr>
-          <w:sz w:val="16"/>
-          <w:szCs w:val="16"/>
-          <w:lang w:val="en-US"/>
-        </w:rPr>
-        <w:t>:</w:t>
-      </w:r>
-    </w:p>
-    <w:p>
-      <w:pPr>
-        <w:jc w:val="center"/>
-        <w:rPr>
-          <w:sz w:val="16"/>
-          <w:szCs w:val="16"/>
-          <w:lang w:val="en-US"/>
-        </w:rPr>
-      </w:pPr>
-      <w:hyperlink r:id="rId6" w:history="1">
+        <w:t xml:space="preserve">                                      </w:t>
+      </w:r>
+      <w:hyperlink r:id="rId8" w:history="1">
         <w:r>
           <w:rPr>
             <w:rStyle w:val="Hyperlink"/>
@@ -265,104 +231,6 @@
           <w:t>ץ</w:t>
         </w:r>
       </w:hyperlink>
-      <w:r>
-        <w:rPr>
-          <w:sz w:val="16"/>
-          <w:szCs w:val="16"/>
-          <w:lang w:val="en-US"/>
-        </w:rPr>
-        <w:t xml:space="preserve"> </w:t>
-      </w:r>
-      <w:r>
-        <w:rPr>
-          <w:sz w:val="16"/>
-          <w:szCs w:val="16"/>
-          <w:lang w:val="en-US"/>
-        </w:rPr>
-        <w:t xml:space="preserve">                                  </w:t>
-      </w:r>
-      <w:hyperlink r:id="rId7" w:history="1">
-        <w:proofErr w:type="spellStart"/>
-        <w:r>
-          <w:rPr>
-            <w:rStyle w:val="Hyperlink"/>
-            <w:rFonts w:hint="cs"/>
-            <w:sz w:val="16"/>
-            <w:szCs w:val="16"/>
-            <w:rtl/>
-            <w:lang w:val="en-US"/>
-          </w:rPr>
-          <w:t>ל</w:t>
-        </w:r>
-        <w:r>
-          <w:rPr>
-            <w:rStyle w:val="Hyperlink"/>
-            <w:rFonts w:hint="cs"/>
-            <w:sz w:val="16"/>
-            <w:szCs w:val="16"/>
-            <w:rtl/>
-            <w:lang w:val="en-US"/>
-          </w:rPr>
-          <w:t>ח</w:t>
-        </w:r>
-        <w:r>
-          <w:rPr>
-            <w:rStyle w:val="Hyperlink"/>
-            <w:rFonts w:hint="cs"/>
-            <w:sz w:val="16"/>
-            <w:szCs w:val="16"/>
-            <w:rtl/>
-            <w:lang w:val="en-US"/>
-          </w:rPr>
-          <w:t>ץ</w:t>
-        </w:r>
-        <w:proofErr w:type="spellEnd"/>
-      </w:hyperlink>
-      <w:r>
-        <w:rPr>
-          <w:sz w:val="16"/>
-          <w:szCs w:val="16"/>
-          <w:lang w:val="en-US"/>
-        </w:rPr>
-        <w:t xml:space="preserve">                                      </w:t>
-      </w:r>
-      <w:hyperlink r:id="rId8" w:history="1">
-        <w:proofErr w:type="spellStart"/>
-        <w:r>
-          <w:rPr>
-            <w:rStyle w:val="Hyperlink"/>
-            <w:rFonts w:hint="cs"/>
-            <w:sz w:val="16"/>
-            <w:szCs w:val="16"/>
-            <w:rtl/>
-            <w:lang w:val="en-US"/>
-          </w:rPr>
-          <w:t>ל</w:t>
-        </w:r>
-        <w:r>
-          <w:rPr>
-            <w:rStyle w:val="Hyperlink"/>
-            <w:rFonts w:hint="cs"/>
-            <w:sz w:val="16"/>
-            <w:szCs w:val="16"/>
-            <w:rtl/>
-            <w:lang w:val="en-US"/>
-          </w:rPr>
-          <w:t>ח</w:t>
-        </w:r>
-        <w:r>
-          <w:rPr>
-            <w:rStyle w:val="Hyperlink"/>
-            <w:rFonts w:hint="cs"/>
-            <w:sz w:val="16"/>
-            <w:szCs w:val="16"/>
-            <w:rtl/>
-            <w:lang w:val="en-US"/>
-          </w:rPr>
-          <w:t>ץ</w:t>
-        </w:r>
-        <w:proofErr w:type="spellEnd"/>
-      </w:hyperlink>
     </w:p>
     <w:p>
       <w:pPr>
@@ -372,7 +240,7 @@
         <w:bidi/>
         <w:spacing w:before="0" w:after="240" w:line="240" w:lineRule="auto"/>
         <w:rPr>
-          <w:rFonts w:ascii="Calibri" w:eastAsia="Calibri" w:hAnsi="Calibri" w:cs="Calibri" w:hint="cs"/>
+          <w:rFonts w:ascii="Calibri" w:eastAsia="Calibri" w:hAnsi="Calibri" w:cs="Calibri"/>
           <w:b/>
           <w:bCs/>
           <w:color w:val="1F1F1F"/>
@@ -568,25 +436,7 @@
           <w:color w:val="1F1F1F"/>
           <w:rtl/>
         </w:rPr>
-        <w:t xml:space="preserve">הסיכון של חבילה אינו נקבע רק לפי קיומה של פגיעות. שתי חבילות עשויות להכיל פגיעות באותה רמת חומרה, אך להיות שונות מבחינת מיקומן בתוך רשת התלויות. חבילה אחת יכולה להיות שולית יחסית, בעוד שחבילה אחרת משמשת תלות משותפת למספר רב של רכיבים או מחברת בין אזורים שונים של הרשת. לכן, מידע על </w:t>
-      </w:r>
-      <w:proofErr w:type="spellStart"/>
-      <w:r>
-        <w:rPr>
-          <w:rFonts w:ascii="Calibri" w:eastAsia="Calibri" w:hAnsi="Calibri" w:cs="Calibri"/>
-          <w:color w:val="1F1F1F"/>
-          <w:rtl/>
-        </w:rPr>
-        <w:t>פגיעויות</w:t>
-      </w:r>
-      <w:proofErr w:type="spellEnd"/>
-      <w:r>
-        <w:rPr>
-          <w:rFonts w:ascii="Calibri" w:eastAsia="Calibri" w:hAnsi="Calibri" w:cs="Calibri"/>
-          <w:color w:val="1F1F1F"/>
-          <w:rtl/>
-        </w:rPr>
-        <w:t xml:space="preserve"> בלבד אינו תמיד מספיק לצורך הערכת ההשפעה המערכתית האפשרית.</w:t>
+        <w:t>הסיכון של חבילה אינו נקבע רק לפי קיומה של פגיעות. שתי חבילות עשויות להכיל פגיעות באותה רמת חומרה, אך להיות שונות מבחינת מיקומן בתוך רשת התלויות. חבילה אחת יכולה להיות שולית יחסית, בעוד שחבילה אחרת משמשת תלות משותפת למספר רב של רכיבים או מחברת בין אזורים שונים של הרשת. לכן, מידע על פגיעויות בלבד אינו תמיד מספיק לצורך הערכת ההשפעה המערכתית האפשרית.</w:t>
       </w:r>
     </w:p>
     <w:p>
@@ -624,7 +474,6 @@
         </w:rPr>
         <w:t>בחרנו ב־</w:t>
       </w:r>
-      <w:proofErr w:type="spellStart"/>
       <w:r>
         <w:rPr>
           <w:rFonts w:ascii="Calibri" w:eastAsia="Calibri" w:hAnsi="Calibri" w:cs="Calibri"/>
@@ -632,7 +481,6 @@
         </w:rPr>
         <w:t>Flowise</w:t>
       </w:r>
-      <w:proofErr w:type="spellEnd"/>
       <w:r>
         <w:rPr>
           <w:rFonts w:ascii="Calibri" w:eastAsia="Calibri" w:hAnsi="Calibri" w:cs="Calibri"/>
@@ -641,37 +489,63 @@
         </w:rPr>
         <w:t xml:space="preserve"> 3.1.2 כמקרה בוחן משום שהיא נשענת על עץ תלויות רחב </w:t>
       </w:r>
-      <w:proofErr w:type="spellStart"/>
       <w:r>
         <w:rPr>
           <w:rFonts w:ascii="Calibri" w:eastAsia="Calibri" w:hAnsi="Calibri" w:cs="Calibri"/>
           <w:color w:val="1F1F1F"/>
           <w:rtl/>
         </w:rPr>
-        <w:t>באקוסיסטם</w:t>
-      </w:r>
-      <w:proofErr w:type="spellEnd"/>
+        <w:t xml:space="preserve">באקוסיסטם </w:t>
+      </w:r>
       <w:r>
         <w:rPr>
           <w:rFonts w:ascii="Calibri" w:eastAsia="Calibri" w:hAnsi="Calibri" w:cs="Calibri"/>
           <w:color w:val="1F1F1F"/>
-          <w:rtl/>
-        </w:rPr>
-        <w:t xml:space="preserve"> </w:t>
-      </w:r>
-      <w:proofErr w:type="spellStart"/>
+        </w:rPr>
+        <w:t>npm</w:t>
+      </w:r>
       <w:r>
         <w:rPr>
           <w:rFonts w:ascii="Calibri" w:eastAsia="Calibri" w:hAnsi="Calibri" w:cs="Calibri"/>
           <w:color w:val="1F1F1F"/>
-        </w:rPr>
-        <w:t>npm</w:t>
-      </w:r>
-      <w:proofErr w:type="spellEnd"/>
+          <w:rtl/>
+        </w:rPr>
+        <w:t xml:space="preserve"> ‏(מאגר החבילות המרכזי של </w:t>
+      </w:r>
       <w:r>
         <w:rPr>
           <w:rFonts w:ascii="Calibri" w:eastAsia="Calibri" w:hAnsi="Calibri" w:cs="Calibri"/>
           <w:color w:val="1F1F1F"/>
+        </w:rPr>
+        <w:t>JavaScript</w:t>
+      </w:r>
+      <w:r>
+        <w:rPr>
+          <w:rFonts w:ascii="Calibri" w:eastAsia="Calibri" w:hAnsi="Calibri" w:cs="Calibri"/>
+          <w:color w:val="1F1F1F"/>
+          <w:rtl/>
+        </w:rPr>
+        <w:t xml:space="preserve"> ו־</w:t>
+      </w:r>
+      <w:r>
+        <w:rPr>
+          <w:rFonts w:ascii="Calibri" w:eastAsia="Calibri" w:hAnsi="Calibri" w:cs="Calibri"/>
+          <w:color w:val="1F1F1F"/>
+        </w:rPr>
+        <w:t>Node.js</w:t>
+      </w:r>
+      <w:r>
+        <w:rPr>
+          <w:rFonts w:ascii="Calibri" w:eastAsia="Calibri" w:hAnsi="Calibri" w:cs="Calibri"/>
+          <w:color w:val="1F1F1F"/>
+          <w:rtl/>
+        </w:rPr>
+        <w:t>)</w:t>
+      </w:r>
+      <w:r>
+        <w:rPr>
+          <w:rFonts w:ascii="Calibri" w:eastAsia="Calibri" w:hAnsi="Calibri" w:cs="Calibri"/>
+          <w:color w:val="1F1F1F"/>
           <w:rtl/>
         </w:rPr>
         <w:t xml:space="preserve">. במסגרת ההרצה הסופית נבדקו 2,548  צירופי חבילה–גרסה, כלומר שם חבילה יחד עם הגרסה המדויקת שנבחרה בפועל בפתרון התלויות, לדוגמה </w:t>
@@ -685,8 +559,9 @@
       </w:r>
       <w:r>
         <w:rPr>
-          <w:rFonts w:ascii="Calibri" w:eastAsia="Calibri" w:hAnsi="Calibri" w:cs="Calibri"/>
+          <w:rFonts w:ascii="Calibri" w:eastAsia="Calibri" w:hAnsi="Calibri" w:cs="Calibri" w:hint="cs"/>
           <w:color w:val="1F1F1F"/>
+          <w:rtl/>
         </w:rPr>
         <w:t>.</w:t>
       </w:r>
@@ -706,60 +581,22 @@
           <w:color w:val="1F1F1F"/>
           <w:rtl/>
         </w:rPr>
-        <w:t xml:space="preserve"> עושר זה של תלויות ומידע אבטחתי מאפשר לבחון לא רק אילו גרסאות מושפעות </w:t>
-      </w:r>
-      <w:proofErr w:type="spellStart"/>
+        <w:t xml:space="preserve"> עושר זה של תלויות ומידע אבטחתי מאפשר לבחון לא רק אילו גרסאות מושפעות מפגיעויות מוכרות, אלא גם האם החבילות שאליהן הן שייכות ממלאות תפקידי גשר או תשתית מרכזיים ברשת. מטרת הבחירה אינה להוכיח מראש שניתן לפרוץ ל־</w:t>
+      </w:r>
       <w:r>
         <w:rPr>
           <w:rFonts w:ascii="Calibri" w:eastAsia="Calibri" w:hAnsi="Calibri" w:cs="Calibri"/>
           <w:color w:val="1F1F1F"/>
-          <w:rtl/>
-        </w:rPr>
-        <w:t>מפגיעויות</w:t>
-      </w:r>
-      <w:proofErr w:type="spellEnd"/>
+        </w:rPr>
+        <w:t>Flowise</w:t>
+      </w:r>
       <w:r>
         <w:rPr>
           <w:rFonts w:ascii="Calibri" w:eastAsia="Calibri" w:hAnsi="Calibri" w:cs="Calibri"/>
           <w:color w:val="1F1F1F"/>
           <w:rtl/>
         </w:rPr>
-        <w:t xml:space="preserve"> מוכרות, אלא גם האם החבילות שאליהן הן שייכות ממלאות תפקידי גשר או תשתית מרכזיים ברשת. מטרת הבחירה אינה להוכיח מראש שניתן לפרוץ ל־</w:t>
-      </w:r>
-      <w:proofErr w:type="spellStart"/>
-      <w:r>
-        <w:rPr>
-          <w:rFonts w:ascii="Calibri" w:eastAsia="Calibri" w:hAnsi="Calibri" w:cs="Calibri"/>
-          <w:color w:val="1F1F1F"/>
-        </w:rPr>
-        <w:t>Flowise</w:t>
-      </w:r>
-      <w:proofErr w:type="spellEnd"/>
-      <w:r>
-        <w:rPr>
-          <w:rFonts w:ascii="Calibri" w:eastAsia="Calibri" w:hAnsi="Calibri" w:cs="Calibri"/>
-          <w:color w:val="1F1F1F"/>
-          <w:rtl/>
-        </w:rPr>
-        <w:t xml:space="preserve">, אלא לבחון כיצד חומרת הפגיעות ומרכזיותה הטופולוגית של החבילה יכולות לשמש יחד לצורך </w:t>
-      </w:r>
-      <w:proofErr w:type="spellStart"/>
-      <w:r>
-        <w:rPr>
-          <w:rFonts w:ascii="Calibri" w:eastAsia="Calibri" w:hAnsi="Calibri" w:cs="Calibri"/>
-          <w:color w:val="1F1F1F"/>
-          <w:rtl/>
-        </w:rPr>
-        <w:t>תעדוף</w:t>
-      </w:r>
-      <w:proofErr w:type="spellEnd"/>
-      <w:r>
-        <w:rPr>
-          <w:rFonts w:ascii="Calibri" w:eastAsia="Calibri" w:hAnsi="Calibri" w:cs="Calibri"/>
-          <w:color w:val="1F1F1F"/>
-          <w:rtl/>
-        </w:rPr>
-        <w:t xml:space="preserve"> סיכונים. </w:t>
+        <w:t xml:space="preserve">, אלא לבחון כיצד חומרת הפגיעות ומרכזיותה הטופולוגית של החבילה יכולות לשמש יחד לצורך תעדוף סיכונים. </w:t>
       </w:r>
     </w:p>
     <w:p>
@@ -777,25 +614,7 @@
           <w:color w:val="1F1F1F"/>
           <w:rtl/>
         </w:rPr>
-        <w:t xml:space="preserve">מטרתנו היא לבחון כיצד המיקום הטופולוגי של חבילה בתוך רשת התלויות יכול לספק מידע נוסף על חשיבותה המערכתית. באמצעות מדדי מרכזיות, זיהוי קהילות, השוואה לגרף אקראי וסימולציות של הסרת צמתים, אנו בוחנים האם ניתוח גרפים יכול לסייע </w:t>
-      </w:r>
-      <w:proofErr w:type="spellStart"/>
-      <w:r>
-        <w:rPr>
-          <w:rFonts w:ascii="Calibri" w:eastAsia="Calibri" w:hAnsi="Calibri" w:cs="Calibri"/>
-          <w:color w:val="1F1F1F"/>
-          <w:rtl/>
-        </w:rPr>
-        <w:t>בתעדוף</w:t>
-      </w:r>
-      <w:proofErr w:type="spellEnd"/>
-      <w:r>
-        <w:rPr>
-          <w:rFonts w:ascii="Calibri" w:eastAsia="Calibri" w:hAnsi="Calibri" w:cs="Calibri"/>
-          <w:color w:val="1F1F1F"/>
-          <w:rtl/>
-        </w:rPr>
-        <w:t xml:space="preserve"> חבילות לבדיקה, ניטור והגנה.</w:t>
+        <w:t>מטרתנו היא לבחון כיצד המיקום הטופולוגי של חבילה בתוך רשת התלויות יכול לספק מידע נוסף על חשיבותה המערכתית. באמצעות מדדי מרכזיות, זיהוי קהילות, השוואה לגרף אקראי וסימולציות של הסרת צמתים, אנו בוחנים האם ניתוח גרפים יכול לסייע בתעדוף חבילות לבדיקה, ניטור והגנה.</w:t>
       </w:r>
     </w:p>
     <w:p>
@@ -901,7 +720,6 @@
         </w:rPr>
         <w:t xml:space="preserve">3. במה שונה המבנה הגלובלי של רשת התלויות מהרכב של גרפים אקראיים בעלי אותו מספר צמתים וקשתות, והאם הרשת מציגה מאפייני </w:t>
       </w:r>
-      <w:proofErr w:type="spellStart"/>
       <w:r>
         <w:rPr>
           <w:rFonts w:ascii="Calibri" w:eastAsia="Calibri" w:hAnsi="Calibri" w:cs="Calibri"/>
@@ -909,7 +727,6 @@
         </w:rPr>
         <w:t>Small-World</w:t>
       </w:r>
-      <w:proofErr w:type="spellEnd"/>
       <w:r>
         <w:rPr>
           <w:rFonts w:ascii="Calibri" w:eastAsia="Calibri" w:hAnsi="Calibri" w:cs="Calibri"/>
@@ -936,7 +753,6 @@
         </w:rPr>
         <w:t xml:space="preserve">4 א. האם הסרה ממוקדת של חבילות בעלות </w:t>
       </w:r>
-      <w:proofErr w:type="spellStart"/>
       <w:r>
         <w:rPr>
           <w:rFonts w:ascii="Calibri" w:eastAsia="Calibri" w:hAnsi="Calibri" w:cs="Calibri"/>
@@ -944,7 +760,6 @@
         </w:rPr>
         <w:t>Betweenness</w:t>
       </w:r>
-      <w:proofErr w:type="spellEnd"/>
       <w:r>
         <w:rPr>
           <w:rFonts w:ascii="Calibri" w:eastAsia="Calibri" w:hAnsi="Calibri" w:cs="Calibri"/>
@@ -969,40 +784,38 @@
           <w:color w:val="1F1F1F"/>
           <w:rtl/>
         </w:rPr>
-        <w:t>4 ב. האם גרסאות התלות המושפעות מ־</w:t>
-      </w:r>
-      <w:proofErr w:type="spellStart"/>
+        <w:t xml:space="preserve">4 ב. האם גרסאות התלות המושפעות </w:t>
+      </w:r>
       <w:r>
         <w:rPr>
           <w:rFonts w:ascii="Calibri" w:eastAsia="Calibri" w:hAnsi="Calibri" w:cs="Calibri"/>
           <w:color w:val="1F1F1F"/>
         </w:rPr>
-        <w:t>security</w:t>
-      </w:r>
-      <w:proofErr w:type="spellEnd"/>
+        <w:t>security advisories</w:t>
+      </w:r>
       <w:r>
         <w:rPr>
           <w:rFonts w:ascii="Calibri" w:eastAsia="Calibri" w:hAnsi="Calibri" w:cs="Calibri"/>
           <w:color w:val="1F1F1F"/>
+          <w:rtl/>
+        </w:rPr>
+        <w:t xml:space="preserve"> מוכרים ‏(רשומות אבטחה המתארות פגיעויות שפורסמו)</w:t>
+      </w:r>
+      <w:r>
+        <w:rPr>
+          <w:rFonts w:ascii="Calibri" w:eastAsia="Calibri" w:hAnsi="Calibri" w:cs="Calibri" w:hint="cs"/>
+          <w:color w:val="1F1F1F"/>
+          <w:rtl/>
         </w:rPr>
         <w:t xml:space="preserve"> </w:t>
       </w:r>
-      <w:proofErr w:type="spellStart"/>
       <w:r>
         <w:rPr>
           <w:rFonts w:ascii="Calibri" w:eastAsia="Calibri" w:hAnsi="Calibri" w:cs="Calibri"/>
           <w:color w:val="1F1F1F"/>
-        </w:rPr>
-        <w:t>advisories</w:t>
-      </w:r>
-      <w:proofErr w:type="spellEnd"/>
-      <w:r>
-        <w:rPr>
-          <w:rFonts w:ascii="Calibri" w:eastAsia="Calibri" w:hAnsi="Calibri" w:cs="Calibri"/>
-          <w:color w:val="1F1F1F"/>
-          <w:rtl/>
-        </w:rPr>
-        <w:t xml:space="preserve"> מוכרים שייכות לחבילות בעלות מרכזיות טופולוגית גבוהה, באופן המצדיק עדיפות גבוהה יותר בבדיקה ובהגנה? </w:t>
+          <w:rtl/>
+        </w:rPr>
+        <w:t xml:space="preserve">שייכות לחבילות בעלות מרכזיות טופולוגית גבוהה, באופן המצדיק עדיפות גבוהה יותר בבדיקה ובהגנה? </w:t>
       </w:r>
     </w:p>
     <w:p>
@@ -1044,67 +857,31 @@
           <w:rFonts w:ascii="Calibri" w:eastAsia="Calibri" w:hAnsi="Calibri" w:cs="Calibri"/>
         </w:rPr>
       </w:pPr>
-      <w:proofErr w:type="spellStart"/>
       <w:r>
         <w:rPr>
           <w:rFonts w:ascii="Calibri" w:eastAsia="Calibri" w:hAnsi="Calibri" w:cs="Calibri"/>
         </w:rPr>
         <w:t>Zimmermann</w:t>
       </w:r>
-      <w:proofErr w:type="spellEnd"/>
-      <w:r>
-        <w:rPr>
-          <w:rFonts w:ascii="Calibri" w:eastAsia="Calibri" w:hAnsi="Calibri" w:cs="Calibri"/>
-          <w:rtl/>
-        </w:rPr>
-        <w:t xml:space="preserve"> ואחרים ניתחו את </w:t>
-      </w:r>
-      <w:proofErr w:type="spellStart"/>
-      <w:r>
-        <w:rPr>
-          <w:rFonts w:ascii="Calibri" w:eastAsia="Calibri" w:hAnsi="Calibri" w:cs="Calibri"/>
-          <w:rtl/>
-        </w:rPr>
-        <w:t>אקוסיסטם</w:t>
-      </w:r>
-      <w:proofErr w:type="spellEnd"/>
-      <w:r>
-        <w:rPr>
-          <w:rFonts w:ascii="Calibri" w:eastAsia="Calibri" w:hAnsi="Calibri" w:cs="Calibri"/>
-          <w:rtl/>
-        </w:rPr>
-        <w:t xml:space="preserve"> </w:t>
-      </w:r>
-      <w:proofErr w:type="spellStart"/>
+      <w:r>
+        <w:rPr>
+          <w:rFonts w:ascii="Calibri" w:eastAsia="Calibri" w:hAnsi="Calibri" w:cs="Calibri"/>
+          <w:rtl/>
+        </w:rPr>
+        <w:t xml:space="preserve"> ואחרים ניתחו את אקוסיסטם </w:t>
+      </w:r>
       <w:r>
         <w:rPr>
           <w:rFonts w:ascii="Calibri" w:eastAsia="Calibri" w:hAnsi="Calibri" w:cs="Calibri"/>
         </w:rPr>
         <w:t>npm</w:t>
       </w:r>
-      <w:proofErr w:type="spellEnd"/>
-      <w:r>
-        <w:rPr>
-          <w:rFonts w:ascii="Calibri" w:eastAsia="Calibri" w:hAnsi="Calibri" w:cs="Calibri"/>
-          <w:rtl/>
-        </w:rPr>
-        <w:t xml:space="preserve"> כרשת של חבילות, תלויות ומתחזקים. הם מצאו שמספר מצומצם יחסית של חבילות ומתחזקים עשוי להשפיע על חלק גדול </w:t>
-      </w:r>
-      <w:proofErr w:type="spellStart"/>
-      <w:r>
-        <w:rPr>
-          <w:rFonts w:ascii="Calibri" w:eastAsia="Calibri" w:hAnsi="Calibri" w:cs="Calibri"/>
-          <w:rtl/>
-        </w:rPr>
-        <w:t>מהאקוסיסטם</w:t>
-      </w:r>
-      <w:proofErr w:type="spellEnd"/>
-      <w:r>
-        <w:rPr>
-          <w:rFonts w:ascii="Calibri" w:eastAsia="Calibri" w:hAnsi="Calibri" w:cs="Calibri"/>
-          <w:rtl/>
-        </w:rPr>
-        <w:t xml:space="preserve">. המחקר רלוונטי לעבודתנו משום שהוא מדגים כיצד ריכוזיות ברשת תלויות תוכנה יכולה ליצור נקודות כשל בעלות השפעה רחבה </w:t>
+      <w:r>
+        <w:rPr>
+          <w:rFonts w:ascii="Calibri" w:eastAsia="Calibri" w:hAnsi="Calibri" w:cs="Calibri"/>
+          <w:rtl/>
+        </w:rPr>
+        <w:t xml:space="preserve"> כרשת של חבילות, תלויות ומתחזקים. הם מצאו שמספר מצומצם יחסית של חבילות ומתחזקים עשוי להשפיע על חלק גדול מהאקוסיסטם. המחקר רלוונטי לעבודתנו משום שהוא מדגים כיצד ריכוזיות ברשת תלויות תוכנה יכולה ליצור נקודות כשל בעלות השפעה רחבה </w:t>
       </w:r>
       <w:hyperlink w:anchor="nl0cnr39jih4">
         <w:r>
@@ -1132,59 +909,25 @@
           <w:rFonts w:ascii="Calibri" w:eastAsia="Calibri" w:hAnsi="Calibri" w:cs="Calibri"/>
         </w:rPr>
       </w:pPr>
-      <w:proofErr w:type="spellStart"/>
       <w:r>
         <w:rPr>
           <w:rFonts w:ascii="Calibri" w:eastAsia="Calibri" w:hAnsi="Calibri" w:cs="Calibri"/>
         </w:rPr>
         <w:t>Ohm</w:t>
       </w:r>
-      <w:proofErr w:type="spellEnd"/>
-      <w:r>
-        <w:rPr>
-          <w:rFonts w:ascii="Calibri" w:eastAsia="Calibri" w:hAnsi="Calibri" w:cs="Calibri"/>
-          <w:rtl/>
-        </w:rPr>
-        <w:t xml:space="preserve"> ואחרים חקרו 174 חבילות זדוניות שנמצאו </w:t>
-      </w:r>
-      <w:proofErr w:type="spellStart"/>
-      <w:r>
-        <w:rPr>
-          <w:rFonts w:ascii="Calibri" w:eastAsia="Calibri" w:hAnsi="Calibri" w:cs="Calibri"/>
-          <w:rtl/>
-        </w:rPr>
-        <w:t>באקוסיסטמים</w:t>
-      </w:r>
-      <w:proofErr w:type="spellEnd"/>
-      <w:r>
-        <w:rPr>
-          <w:rFonts w:ascii="Calibri" w:eastAsia="Calibri" w:hAnsi="Calibri" w:cs="Calibri"/>
-          <w:rtl/>
-        </w:rPr>
-        <w:t xml:space="preserve"> כמו </w:t>
-      </w:r>
-      <w:proofErr w:type="spellStart"/>
-      <w:r>
-        <w:rPr>
-          <w:rFonts w:ascii="Calibri" w:eastAsia="Calibri" w:hAnsi="Calibri" w:cs="Calibri"/>
-        </w:rPr>
-        <w:t>npm</w:t>
-      </w:r>
-      <w:proofErr w:type="spellEnd"/>
-      <w:r>
-        <w:rPr>
-          <w:rFonts w:ascii="Calibri" w:eastAsia="Calibri" w:hAnsi="Calibri" w:cs="Calibri"/>
-        </w:rPr>
-        <w:t>, ‏</w:t>
-      </w:r>
-      <w:proofErr w:type="spellStart"/>
-      <w:r>
-        <w:rPr>
-          <w:rFonts w:ascii="Calibri" w:eastAsia="Calibri" w:hAnsi="Calibri" w:cs="Calibri"/>
-        </w:rPr>
-        <w:t>PyPI</w:t>
-      </w:r>
-      <w:proofErr w:type="spellEnd"/>
+      <w:r>
+        <w:rPr>
+          <w:rFonts w:ascii="Calibri" w:eastAsia="Calibri" w:hAnsi="Calibri" w:cs="Calibri"/>
+          <w:rtl/>
+        </w:rPr>
+        <w:t xml:space="preserve"> ואחרים חקרו 174 חבילות זדוניות שנמצאו באקוסיסטמים כמו </w:t>
+      </w:r>
+      <w:r>
+        <w:rPr>
+          <w:rFonts w:ascii="Calibri" w:eastAsia="Calibri" w:hAnsi="Calibri" w:cs="Calibri"/>
+        </w:rPr>
+        <w:t>npm, ‏PyPI</w:t>
+      </w:r>
       <w:r>
         <w:rPr>
           <w:rFonts w:ascii="Calibri" w:eastAsia="Calibri" w:hAnsi="Calibri" w:cs="Calibri"/>
@@ -1192,14 +935,12 @@
         </w:rPr>
         <w:t xml:space="preserve"> ו-</w:t>
       </w:r>
-      <w:proofErr w:type="spellStart"/>
       <w:r>
         <w:rPr>
           <w:rFonts w:ascii="Calibri" w:eastAsia="Calibri" w:hAnsi="Calibri" w:cs="Calibri"/>
         </w:rPr>
         <w:t>RubyGems</w:t>
       </w:r>
-      <w:proofErr w:type="spellEnd"/>
       <w:r>
         <w:rPr>
           <w:rFonts w:ascii="Calibri" w:eastAsia="Calibri" w:hAnsi="Calibri" w:cs="Calibri"/>
@@ -1240,28 +981,12 @@
           <w:rFonts w:ascii="Calibri" w:eastAsia="Calibri" w:hAnsi="Calibri" w:cs="Calibri"/>
         </w:rPr>
       </w:pPr>
-      <w:proofErr w:type="spellStart"/>
-      <w:r>
-        <w:rPr>
-          <w:rFonts w:ascii="Calibri" w:eastAsia="Calibri" w:hAnsi="Calibri" w:cs="Calibri"/>
-        </w:rPr>
-        <w:t>Albert</w:t>
-      </w:r>
-      <w:proofErr w:type="spellEnd"/>
-      <w:r>
-        <w:rPr>
-          <w:rFonts w:ascii="Calibri" w:eastAsia="Calibri" w:hAnsi="Calibri" w:cs="Calibri"/>
-        </w:rPr>
-        <w:t xml:space="preserve">, </w:t>
-      </w:r>
-      <w:proofErr w:type="spellStart"/>
-      <w:r>
-        <w:rPr>
-          <w:rFonts w:ascii="Calibri" w:eastAsia="Calibri" w:hAnsi="Calibri" w:cs="Calibri"/>
-        </w:rPr>
-        <w:t>Jeong</w:t>
-      </w:r>
-      <w:proofErr w:type="spellEnd"/>
+      <w:r>
+        <w:rPr>
+          <w:rFonts w:ascii="Calibri" w:eastAsia="Calibri" w:hAnsi="Calibri" w:cs="Calibri"/>
+        </w:rPr>
+        <w:t>Albert, Jeong</w:t>
+      </w:r>
       <w:r>
         <w:rPr>
           <w:rFonts w:ascii="Calibri" w:eastAsia="Calibri" w:hAnsi="Calibri" w:cs="Calibri"/>
@@ -1269,14 +994,12 @@
         </w:rPr>
         <w:t xml:space="preserve"> ו־</w:t>
       </w:r>
-      <w:proofErr w:type="spellStart"/>
       <w:r>
         <w:rPr>
           <w:rFonts w:ascii="Calibri" w:eastAsia="Calibri" w:hAnsi="Calibri" w:cs="Calibri"/>
         </w:rPr>
         <w:t>Barabási</w:t>
       </w:r>
-      <w:proofErr w:type="spellEnd"/>
       <w:r>
         <w:rPr>
           <w:rFonts w:ascii="Calibri" w:eastAsia="Calibri" w:hAnsi="Calibri" w:cs="Calibri"/>
@@ -1284,28 +1007,12 @@
         </w:rPr>
         <w:t xml:space="preserve"> השוו בין כשלים אקראיים לבין הסרה ממוקדת של צמתים מרכזיים ברשתות מורכבות. עבודה זו מספקת את הבסיס המתודולוגי לניסוי החוסן שלנו, שבו השווינו הסרה אקראית של חבילות להסרה ממוקדת לפי </w:t>
       </w:r>
-      <w:proofErr w:type="spellStart"/>
-      <w:r>
-        <w:rPr>
-          <w:rFonts w:ascii="Calibri" w:eastAsia="Calibri" w:hAnsi="Calibri" w:cs="Calibri"/>
-        </w:rPr>
-        <w:t>Betweenness</w:t>
-      </w:r>
-      <w:proofErr w:type="spellEnd"/>
-      <w:r>
-        <w:rPr>
-          <w:rFonts w:ascii="Calibri" w:eastAsia="Calibri" w:hAnsi="Calibri" w:cs="Calibri"/>
-        </w:rPr>
-        <w:t xml:space="preserve"> </w:t>
-      </w:r>
-      <w:proofErr w:type="spellStart"/>
-      <w:r>
-        <w:rPr>
-          <w:rFonts w:ascii="Calibri" w:eastAsia="Calibri" w:hAnsi="Calibri" w:cs="Calibri"/>
-        </w:rPr>
-        <w:t>Centrality</w:t>
-      </w:r>
-      <w:proofErr w:type="spellEnd"/>
+      <w:r>
+        <w:rPr>
+          <w:rFonts w:ascii="Calibri" w:eastAsia="Calibri" w:hAnsi="Calibri" w:cs="Calibri"/>
+        </w:rPr>
+        <w:t>Betweenness Centrality</w:t>
+      </w:r>
       <w:r>
         <w:rPr>
           <w:rFonts w:ascii="Calibri" w:eastAsia="Calibri" w:hAnsi="Calibri" w:cs="Calibri"/>
@@ -1347,14 +1054,12 @@
         </w:rPr>
         <w:t xml:space="preserve">נוסף על המחקרים האקדמיים, בחנו אירועים אמיתיים הממחישים את הסיכון שבפגיעה בחבילות מהימנות. במרץ 2026 פורסמו גרסאות זדוניות של </w:t>
       </w:r>
-      <w:proofErr w:type="spellStart"/>
       <w:r>
         <w:rPr>
           <w:rFonts w:ascii="Calibri" w:eastAsia="Calibri" w:hAnsi="Calibri" w:cs="Calibri"/>
         </w:rPr>
         <w:t>Axios</w:t>
       </w:r>
-      <w:proofErr w:type="spellEnd"/>
       <w:r>
         <w:rPr>
           <w:rFonts w:ascii="Calibri" w:eastAsia="Calibri" w:hAnsi="Calibri" w:cs="Calibri"/>
@@ -1362,14 +1067,12 @@
         </w:rPr>
         <w:t xml:space="preserve"> לאחר השתלטות על חשבון </w:t>
       </w:r>
-      <w:proofErr w:type="spellStart"/>
       <w:r>
         <w:rPr>
           <w:rFonts w:ascii="Calibri" w:eastAsia="Calibri" w:hAnsi="Calibri" w:cs="Calibri"/>
         </w:rPr>
         <w:t>npm</w:t>
       </w:r>
-      <w:proofErr w:type="spellEnd"/>
       <w:r>
         <w:rPr>
           <w:rFonts w:ascii="Calibri" w:eastAsia="Calibri" w:hAnsi="Calibri" w:cs="Calibri"/>
@@ -1410,56 +1113,71 @@
         </w:rPr>
         <w:t xml:space="preserve">בקמפיין </w:t>
       </w:r>
-      <w:proofErr w:type="spellStart"/>
-      <w:r>
-        <w:rPr>
-          <w:rFonts w:ascii="Calibri" w:eastAsia="Calibri" w:hAnsi="Calibri" w:cs="Calibri"/>
-        </w:rPr>
-        <w:t>Atomic</w:t>
-      </w:r>
-      <w:proofErr w:type="spellEnd"/>
-      <w:r>
-        <w:rPr>
-          <w:rFonts w:ascii="Calibri" w:eastAsia="Calibri" w:hAnsi="Calibri" w:cs="Calibri"/>
+      <w:r>
+        <w:rPr>
+          <w:rFonts w:ascii="Calibri" w:eastAsia="Calibri" w:hAnsi="Calibri" w:cs="Calibri"/>
+        </w:rPr>
+        <w:t>Atomic Arch</w:t>
+      </w:r>
+      <w:r>
+        <w:rPr>
+          <w:rFonts w:ascii="Calibri" w:eastAsia="Calibri" w:hAnsi="Calibri" w:cs="Calibri"/>
+          <w:rtl/>
+        </w:rPr>
+        <w:t xml:space="preserve"> השתלטו תוקפים על </w:t>
+      </w:r>
+      <w:r>
+        <w:rPr>
+          <w:rFonts w:ascii="Calibri" w:eastAsia="Calibri" w:hAnsi="Calibri" w:cs="Calibri"/>
+          <w:rtl/>
+        </w:rPr>
+        <w:t>בחבילות נטושות אך מהימנות ב־</w:t>
+      </w:r>
+      <w:r>
+        <w:rPr>
+          <w:rFonts w:ascii="Calibri" w:eastAsia="Calibri" w:hAnsi="Calibri" w:cs="Calibri"/>
+        </w:rPr>
+        <w:t>AUR</w:t>
+      </w:r>
+      <w:r>
+        <w:rPr>
+          <w:rFonts w:ascii="Calibri" w:eastAsia="Calibri" w:hAnsi="Calibri" w:cs="Calibri"/>
+          <w:rtl/>
+        </w:rPr>
+        <w:t xml:space="preserve"> ‏(מאגר חבילות קהילתי של </w:t>
+      </w:r>
+      <w:r>
+        <w:rPr>
+          <w:rFonts w:ascii="Calibri" w:eastAsia="Calibri" w:hAnsi="Calibri" w:cs="Calibri"/>
+        </w:rPr>
+        <w:t>Arch Linux</w:t>
+      </w:r>
+      <w:r>
+        <w:rPr>
+          <w:rFonts w:ascii="Calibri" w:eastAsia="Calibri" w:hAnsi="Calibri" w:cs="Calibri"/>
+          <w:rtl/>
+        </w:rPr>
+        <w:t>)</w:t>
+      </w:r>
+      <w:r>
+        <w:rPr>
+          <w:rFonts w:ascii="Calibri" w:eastAsia="Calibri" w:hAnsi="Calibri" w:cs="Calibri" w:hint="cs"/>
         </w:rPr>
         <w:t xml:space="preserve"> </w:t>
       </w:r>
-      <w:proofErr w:type="spellStart"/>
-      <w:r>
-        <w:rPr>
-          <w:rFonts w:ascii="Calibri" w:eastAsia="Calibri" w:hAnsi="Calibri" w:cs="Calibri"/>
-        </w:rPr>
-        <w:t>Arch</w:t>
-      </w:r>
-      <w:proofErr w:type="spellEnd"/>
-      <w:r>
-        <w:rPr>
-          <w:rFonts w:ascii="Calibri" w:eastAsia="Calibri" w:hAnsi="Calibri" w:cs="Calibri"/>
-          <w:rtl/>
-        </w:rPr>
-        <w:t xml:space="preserve"> השתלטו תוקפים על חבילות נטושות אך מהימנות ב־</w:t>
-      </w:r>
-      <w:r>
-        <w:rPr>
-          <w:rFonts w:ascii="Calibri" w:eastAsia="Calibri" w:hAnsi="Calibri" w:cs="Calibri"/>
-        </w:rPr>
-        <w:t>AUR</w:t>
-      </w:r>
-      <w:r>
-        <w:rPr>
-          <w:rFonts w:ascii="Calibri" w:eastAsia="Calibri" w:hAnsi="Calibri" w:cs="Calibri"/>
-          <w:rtl/>
-        </w:rPr>
-        <w:t xml:space="preserve"> ושינו את הוראות הבנייה שלהן כך שיתקינו תלות </w:t>
-      </w:r>
-      <w:proofErr w:type="spellStart"/>
+      <w:r>
+        <w:rPr>
+          <w:rFonts w:ascii="Calibri" w:eastAsia="Calibri" w:hAnsi="Calibri" w:cs="Calibri"/>
+          <w:rtl/>
+        </w:rPr>
+        <w:t xml:space="preserve">ושינו את הוראות הבנייה שלהן כך שיתקינו תלות </w:t>
+      </w:r>
       <w:r>
         <w:rPr>
           <w:rFonts w:ascii="Calibri" w:eastAsia="Calibri" w:hAnsi="Calibri" w:cs="Calibri"/>
         </w:rPr>
         <w:t>npm</w:t>
       </w:r>
-      <w:proofErr w:type="spellEnd"/>
       <w:r>
         <w:rPr>
           <w:rFonts w:ascii="Calibri" w:eastAsia="Calibri" w:hAnsi="Calibri" w:cs="Calibri"/>
@@ -1500,36 +1218,18 @@
         </w:rPr>
         <w:t xml:space="preserve">המחקרים והאירועים המתוארים מציגים שני צדדים משלימים של הבעיה. מחקרים קודמים מראים שרשתות תוכנה עשויות להיות מרוכזות סביב מספר קטן של חבילות ופגיעה מכוונת בצמתים מרכזיים יכולה להיות משמעותית יותר מכשל אקראי. האירועים המעשיים מראים כיצד תוקפים מנצלים בפועל חבילות וחשבונות מהימנים. עבודתנו מחברת בין הצדדים באמצעות ניתוח של מקרה מבחן קונקרטי: אנו בוחנים האם מיקומן הטופולוגי של חבילות בגרף התלויות של </w:t>
       </w:r>
-      <w:proofErr w:type="spellStart"/>
       <w:r>
         <w:rPr>
           <w:rFonts w:ascii="Calibri" w:eastAsia="Calibri" w:hAnsi="Calibri" w:cs="Calibri"/>
         </w:rPr>
         <w:t>Flowise</w:t>
       </w:r>
-      <w:proofErr w:type="spellEnd"/>
-      <w:r>
-        <w:rPr>
-          <w:rFonts w:ascii="Calibri" w:eastAsia="Calibri" w:hAnsi="Calibri" w:cs="Calibri"/>
-          <w:rtl/>
-        </w:rPr>
-        <w:t xml:space="preserve"> יכול לשמש שכבת </w:t>
-      </w:r>
-      <w:proofErr w:type="spellStart"/>
-      <w:r>
-        <w:rPr>
-          <w:rFonts w:ascii="Calibri" w:eastAsia="Calibri" w:hAnsi="Calibri" w:cs="Calibri"/>
-          <w:rtl/>
-        </w:rPr>
-        <w:t>תעדוף</w:t>
-      </w:r>
-      <w:proofErr w:type="spellEnd"/>
-      <w:r>
-        <w:rPr>
-          <w:rFonts w:ascii="Calibri" w:eastAsia="Calibri" w:hAnsi="Calibri" w:cs="Calibri"/>
-          <w:rtl/>
-        </w:rPr>
-        <w:t xml:space="preserve"> משלימה למידע אבטחתי קיים. </w:t>
+      <w:r>
+        <w:rPr>
+          <w:rFonts w:ascii="Calibri" w:eastAsia="Calibri" w:hAnsi="Calibri" w:cs="Calibri"/>
+          <w:rtl/>
+        </w:rPr>
+        <w:t xml:space="preserve"> יכול לשמש שכבת תעדוף משלימה למידע אבטחתי קיים. </w:t>
       </w:r>
     </w:p>
     <w:p>
@@ -1620,56 +1320,12 @@
         </w:rPr>
         <w:t xml:space="preserve"> של </w:t>
       </w:r>
-      <w:proofErr w:type="spellStart"/>
-      <w:r>
-        <w:rPr>
-          <w:rFonts w:ascii="Calibri" w:eastAsia="Calibri" w:hAnsi="Calibri" w:cs="Calibri"/>
-        </w:rPr>
-        <w:t>Google</w:t>
-      </w:r>
-      <w:proofErr w:type="spellEnd"/>
-      <w:r>
-        <w:rPr>
-          <w:rFonts w:ascii="Calibri" w:eastAsia="Calibri" w:hAnsi="Calibri" w:cs="Calibri"/>
-        </w:rPr>
-        <w:t xml:space="preserve"> </w:t>
-      </w:r>
-      <w:proofErr w:type="spellStart"/>
-      <w:r>
-        <w:rPr>
-          <w:rFonts w:ascii="Calibri" w:eastAsia="Calibri" w:hAnsi="Calibri" w:cs="Calibri"/>
-        </w:rPr>
-        <w:t>Open</w:t>
-      </w:r>
-      <w:proofErr w:type="spellEnd"/>
-      <w:r>
-        <w:rPr>
-          <w:rFonts w:ascii="Calibri" w:eastAsia="Calibri" w:hAnsi="Calibri" w:cs="Calibri"/>
-        </w:rPr>
-        <w:t xml:space="preserve"> </w:t>
-      </w:r>
-      <w:proofErr w:type="spellStart"/>
-      <w:r>
-        <w:rPr>
-          <w:rFonts w:ascii="Calibri" w:eastAsia="Calibri" w:hAnsi="Calibri" w:cs="Calibri"/>
-        </w:rPr>
-        <w:t>Source</w:t>
-      </w:r>
-      <w:proofErr w:type="spellEnd"/>
-      <w:r>
-        <w:rPr>
-          <w:rFonts w:ascii="Calibri" w:eastAsia="Calibri" w:hAnsi="Calibri" w:cs="Calibri"/>
-        </w:rPr>
-        <w:t xml:space="preserve"> </w:t>
-      </w:r>
-      <w:proofErr w:type="spellStart"/>
-      <w:r>
-        <w:rPr>
-          <w:rFonts w:ascii="Calibri" w:eastAsia="Calibri" w:hAnsi="Calibri" w:cs="Calibri"/>
-        </w:rPr>
-        <w:t>Insights</w:t>
-      </w:r>
-      <w:proofErr w:type="spellEnd"/>
+      <w:r>
+        <w:rPr>
+          <w:rFonts w:ascii="Calibri" w:eastAsia="Calibri" w:hAnsi="Calibri" w:cs="Calibri"/>
+        </w:rPr>
+        <w:t>Google Open Source Insights</w:t>
+      </w:r>
       <w:r>
         <w:rPr>
           <w:rFonts w:ascii="Calibri" w:eastAsia="Calibri" w:hAnsi="Calibri" w:cs="Calibri"/>
@@ -1678,7 +1334,6 @@
         <w:t xml:space="preserve">, המוכר גם בשם </w:t>
       </w:r>
       <w:hyperlink w:anchor="gobocjq8vj16">
-        <w:proofErr w:type="spellStart"/>
         <w:r>
           <w:rPr>
             <w:rFonts w:ascii="Calibri" w:eastAsia="Calibri" w:hAnsi="Calibri" w:cs="Calibri"/>
@@ -1687,7 +1342,6 @@
           </w:rPr>
           <w:t>deps.dev</w:t>
         </w:r>
-        <w:proofErr w:type="spellEnd"/>
       </w:hyperlink>
       <w:r>
         <w:rPr>
@@ -1737,14 +1391,12 @@
         </w:rPr>
         <w:t>לצורך הפרויקט נשלף מ־</w:t>
       </w:r>
-      <w:proofErr w:type="spellStart"/>
       <w:r>
         <w:rPr>
           <w:rFonts w:ascii="Calibri" w:eastAsia="Calibri" w:hAnsi="Calibri" w:cs="Calibri"/>
         </w:rPr>
         <w:t>deps.dev</w:t>
       </w:r>
-      <w:proofErr w:type="spellEnd"/>
       <w:r>
         <w:rPr>
           <w:rFonts w:ascii="Calibri" w:eastAsia="Calibri" w:hAnsi="Calibri" w:cs="Calibri"/>
@@ -1752,14 +1404,12 @@
         </w:rPr>
         <w:t xml:space="preserve"> גרף התלויות של </w:t>
       </w:r>
-      <w:proofErr w:type="spellStart"/>
       <w:r>
         <w:rPr>
           <w:rFonts w:ascii="Calibri" w:eastAsia="Calibri" w:hAnsi="Calibri" w:cs="Calibri"/>
         </w:rPr>
         <w:t>Flowise</w:t>
       </w:r>
-      <w:proofErr w:type="spellEnd"/>
       <w:r>
         <w:rPr>
           <w:rFonts w:ascii="Calibri" w:eastAsia="Calibri" w:hAnsi="Calibri" w:cs="Calibri"/>
@@ -1780,14 +1430,12 @@
         </w:rPr>
         <w:t xml:space="preserve"> נשמרה כ־</w:t>
       </w:r>
-      <w:proofErr w:type="spellStart"/>
       <w:r>
         <w:rPr>
           <w:rFonts w:ascii="Calibri" w:eastAsia="Calibri" w:hAnsi="Calibri" w:cs="Calibri"/>
         </w:rPr>
         <w:t>snapshot</w:t>
       </w:r>
-      <w:proofErr w:type="spellEnd"/>
       <w:r>
         <w:rPr>
           <w:rFonts w:ascii="Calibri" w:eastAsia="Calibri" w:hAnsi="Calibri" w:cs="Calibri"/>
@@ -1813,23 +1461,13 @@
         <w:t>הגרף נבנה באמצעות ספריית</w:t>
       </w:r>
       <w:hyperlink w:anchor="zbohecwnhkyw">
-        <w:proofErr w:type="spellStart"/>
         <w:r>
           <w:rPr>
             <w:rFonts w:ascii="Calibri" w:eastAsia="Calibri" w:hAnsi="Calibri" w:cs="Calibri"/>
             <w:color w:val="1155CC"/>
             <w:u w:val="single"/>
           </w:rPr>
-          <w:t>NetworkX</w:t>
-        </w:r>
-        <w:proofErr w:type="spellEnd"/>
-        <w:r>
-          <w:rPr>
-            <w:rFonts w:ascii="Calibri" w:eastAsia="Calibri" w:hAnsi="Calibri" w:cs="Calibri"/>
-            <w:color w:val="1155CC"/>
-            <w:u w:val="single"/>
-          </w:rPr>
-          <w:t xml:space="preserve"> </w:t>
+          <w:t xml:space="preserve">NetworkX </w:t>
         </w:r>
       </w:hyperlink>
       <w:r>
@@ -1870,7 +1508,6 @@
         </w:rPr>
         <w:t xml:space="preserve">כגרף מכוון מסוג </w:t>
       </w:r>
-      <w:proofErr w:type="spellStart"/>
       <w:r>
         <w:rPr>
           <w:rFonts w:ascii="Calibri" w:eastAsia="Calibri" w:hAnsi="Calibri" w:cs="Calibri"/>
@@ -1878,7 +1515,6 @@
         </w:rPr>
         <w:t>DiGraph</w:t>
       </w:r>
-      <w:proofErr w:type="spellEnd"/>
       <w:r>
         <w:rPr>
           <w:rFonts w:ascii="Calibri" w:eastAsia="Calibri" w:hAnsi="Calibri" w:cs="Calibri"/>
@@ -2062,14 +1698,12 @@
         </w:rPr>
         <w:t>לצורך הניתוח הטופולוגי אוחדו רשומות בעלות אותו שם חבילה לצומת יחיד. במקביל נשמרו 2,548 זוגות  של (חבילה–גרסה) ייחודיים לצורך הניתוח האבטחתי. עבור כל זוג מדויק נשלפו מ־</w:t>
       </w:r>
-      <w:proofErr w:type="spellStart"/>
       <w:r>
         <w:rPr>
           <w:rFonts w:ascii="Calibri" w:eastAsia="Calibri" w:hAnsi="Calibri" w:cs="Calibri"/>
         </w:rPr>
         <w:t>deps.dev</w:t>
       </w:r>
-      <w:proofErr w:type="spellEnd"/>
       <w:r>
         <w:rPr>
           <w:rFonts w:ascii="Calibri" w:eastAsia="Calibri" w:hAnsi="Calibri" w:cs="Calibri"/>
@@ -2077,14 +1711,12 @@
         </w:rPr>
         <w:t xml:space="preserve"> מזהי ה־</w:t>
       </w:r>
-      <w:proofErr w:type="spellStart"/>
       <w:r>
         <w:rPr>
           <w:rFonts w:ascii="Calibri" w:eastAsia="Calibri" w:hAnsi="Calibri" w:cs="Calibri"/>
         </w:rPr>
         <w:t>advisories</w:t>
       </w:r>
-      <w:proofErr w:type="spellEnd"/>
       <w:r>
         <w:rPr>
           <w:rFonts w:ascii="Calibri" w:eastAsia="Calibri" w:hAnsi="Calibri" w:cs="Calibri"/>
@@ -2107,7 +1739,14 @@
           <w:rFonts w:ascii="Calibri" w:eastAsia="Calibri" w:hAnsi="Calibri" w:cs="Calibri"/>
           <w:rtl/>
         </w:rPr>
-        <w:t>. מזהי ה־</w:t>
+        <w:t xml:space="preserve">. </w:t>
+      </w:r>
+      <w:r>
+        <w:rPr>
+          <w:rFonts w:ascii="Calibri" w:eastAsia="Calibri" w:hAnsi="Calibri" w:cs="Calibri"/>
+          <w:rtl/>
+        </w:rPr>
+        <w:t>מזהי ה־</w:t>
       </w:r>
       <w:r>
         <w:rPr>
@@ -2120,49 +1759,39 @@
           <w:rFonts w:ascii="Calibri" w:eastAsia="Calibri" w:hAnsi="Calibri" w:cs="Calibri"/>
           <w:rtl/>
         </w:rPr>
-        <w:t xml:space="preserve"> מקושרים ל־</w:t>
-      </w:r>
-      <w:proofErr w:type="spellStart"/>
+        <w:t xml:space="preserve"> ‏(מזהים ייחודיים של רשומות אבטחה ב־</w:t>
+      </w:r>
       <w:r>
         <w:rPr>
           <w:rFonts w:ascii="Calibri" w:eastAsia="Calibri" w:hAnsi="Calibri" w:cs="Calibri"/>
         </w:rPr>
         <w:t>GitHub</w:t>
       </w:r>
-      <w:proofErr w:type="spellEnd"/>
-      <w:r>
-        <w:rPr>
-          <w:rFonts w:ascii="Calibri" w:eastAsia="Calibri" w:hAnsi="Calibri" w:cs="Calibri"/>
+      <w:r>
+        <w:rPr>
+          <w:rFonts w:ascii="Calibri" w:eastAsia="Calibri" w:hAnsi="Calibri" w:cs="Calibri"/>
+          <w:rtl/>
+        </w:rPr>
+        <w:t>) מקושרים ל־</w:t>
+      </w:r>
+      <w:r>
+        <w:rPr>
+          <w:rFonts w:ascii="Calibri" w:eastAsia="Calibri" w:hAnsi="Calibri" w:cs="Calibri"/>
+        </w:rPr>
+        <w:t>GitHub Advisory Database</w:t>
+      </w:r>
+      <w:r>
+        <w:rPr>
+          <w:rFonts w:ascii="Calibri" w:eastAsia="Calibri" w:hAnsi="Calibri" w:cs="Calibri" w:hint="cs"/>
+          <w:rtl/>
         </w:rPr>
         <w:t xml:space="preserve"> </w:t>
       </w:r>
-      <w:proofErr w:type="spellStart"/>
-      <w:r>
-        <w:rPr>
-          <w:rFonts w:ascii="Calibri" w:eastAsia="Calibri" w:hAnsi="Calibri" w:cs="Calibri"/>
-        </w:rPr>
-        <w:t>Advisory</w:t>
-      </w:r>
-      <w:proofErr w:type="spellEnd"/>
-      <w:r>
-        <w:rPr>
-          <w:rFonts w:ascii="Calibri" w:eastAsia="Calibri" w:hAnsi="Calibri" w:cs="Calibri"/>
-        </w:rPr>
-        <w:t xml:space="preserve"> </w:t>
-      </w:r>
-      <w:proofErr w:type="spellStart"/>
-      <w:r>
-        <w:rPr>
-          <w:rFonts w:ascii="Calibri" w:eastAsia="Calibri" w:hAnsi="Calibri" w:cs="Calibri"/>
-        </w:rPr>
-        <w:t>Database</w:t>
-      </w:r>
-      <w:proofErr w:type="spellEnd"/>
-      <w:r>
-        <w:rPr>
-          <w:rFonts w:ascii="Calibri" w:eastAsia="Calibri" w:hAnsi="Calibri" w:cs="Calibri"/>
-        </w:rPr>
-        <w:t xml:space="preserve"> ‏</w:t>
+      <w:r>
+        <w:rPr>
+          <w:rFonts w:ascii="Calibri" w:eastAsia="Calibri" w:hAnsi="Calibri" w:cs="Calibri"/>
+        </w:rPr>
+        <w:t>‏</w:t>
       </w:r>
       <w:hyperlink w:anchor="70bhixgxnotj">
         <w:r>
@@ -2179,7 +1808,7 @@
           <w:rFonts w:ascii="Calibri" w:eastAsia="Calibri" w:hAnsi="Calibri" w:cs="Calibri"/>
           <w:rtl/>
         </w:rPr>
-        <w:t xml:space="preserve">, ופרטי החומרה וציוני </w:t>
+        <w:t xml:space="preserve"> ופרטי החומרה וציוני </w:t>
       </w:r>
       <w:r>
         <w:rPr>
@@ -2192,13 +1821,49 @@
           <w:rFonts w:ascii="Calibri" w:eastAsia="Calibri" w:hAnsi="Calibri" w:cs="Calibri"/>
           <w:rtl/>
         </w:rPr>
-        <w:t xml:space="preserve"> - סולם מספרי מ־0 עד 10 להערכת חומרת פגיעות  נשלפו מ־</w:t>
+        <w:t xml:space="preserve"> </w:t>
+      </w:r>
+      <w:r>
+        <w:rPr>
+          <w:rFonts w:ascii="Calibri" w:eastAsia="Calibri" w:hAnsi="Calibri" w:cs="Calibri" w:hint="cs"/>
+          <w:rtl/>
+        </w:rPr>
+        <w:t>(</w:t>
+      </w:r>
+      <w:r>
+        <w:rPr>
+          <w:rFonts w:ascii="Calibri" w:eastAsia="Calibri" w:hAnsi="Calibri" w:cs="Calibri"/>
+          <w:rtl/>
+        </w:rPr>
+        <w:t>סולם מספרי מ־0 עד 10 להערכת חומרת פגיעות</w:t>
+      </w:r>
+      <w:r>
+        <w:rPr>
+          <w:rFonts w:ascii="Calibri" w:eastAsia="Calibri" w:hAnsi="Calibri" w:cs="Calibri" w:hint="cs"/>
+          <w:rtl/>
+        </w:rPr>
+        <w:t>)</w:t>
+      </w:r>
+      <w:r>
+        <w:rPr>
+          <w:rFonts w:ascii="Calibri" w:eastAsia="Calibri" w:hAnsi="Calibri" w:cs="Calibri"/>
+          <w:rtl/>
+        </w:rPr>
+        <w:t xml:space="preserve">  נשלפו מ־</w:t>
       </w:r>
       <w:r>
         <w:rPr>
           <w:rFonts w:ascii="Calibri" w:eastAsia="Calibri" w:hAnsi="Calibri" w:cs="Calibri"/>
         </w:rPr>
         <w:t>OSV</w:t>
+      </w:r>
+      <w:r>
+        <w:rPr>
+          <w:rFonts w:ascii="Calibri" w:eastAsia="Calibri" w:hAnsi="Calibri" w:cs="Calibri"/>
+          <w:rtl/>
+          <w:lang w:bidi="he"/>
+        </w:rPr>
+        <w:t xml:space="preserve"> ‏(מאגר פתוח של פגיעויות בקוד פתוח)</w:t>
       </w:r>
       <w:r>
         <w:rPr>
@@ -2221,6 +1886,13 @@
           <w:rFonts w:ascii="Calibri" w:eastAsia="Calibri" w:hAnsi="Calibri" w:cs="Calibri"/>
         </w:rPr>
         <w:t>‏</w:t>
+      </w:r>
+      <w:r>
+        <w:rPr>
+          <w:rFonts w:ascii="Calibri" w:eastAsia="Calibri" w:hAnsi="Calibri" w:cs="Calibri"/>
+          <w:rtl/>
+        </w:rPr>
+        <w:t>כך איתור הפגיעויות מתבצע ברמת הגרסה, בעוד שמדדי המרכזיות מתארים את תפקידה הכולל של החבילה ברשת</w:t>
       </w:r>
       <w:hyperlink r:id="rId12">
         <w:r>
@@ -2234,26 +1906,17 @@
       </w:hyperlink>
       <w:r>
         <w:rPr>
-          <w:rFonts w:ascii="Calibri" w:eastAsia="Calibri" w:hAnsi="Calibri" w:cs="Calibri"/>
-          <w:rtl/>
-        </w:rPr>
-        <w:t xml:space="preserve">. כך איתור </w:t>
-      </w:r>
-      <w:proofErr w:type="spellStart"/>
-      <w:r>
-        <w:rPr>
-          <w:rFonts w:ascii="Calibri" w:eastAsia="Calibri" w:hAnsi="Calibri" w:cs="Calibri"/>
-          <w:rtl/>
-        </w:rPr>
-        <w:t>הפגיעויות</w:t>
-      </w:r>
-      <w:proofErr w:type="spellEnd"/>
-      <w:r>
-        <w:rPr>
-          <w:rFonts w:ascii="Calibri" w:eastAsia="Calibri" w:hAnsi="Calibri" w:cs="Calibri"/>
-          <w:rtl/>
-        </w:rPr>
-        <w:t xml:space="preserve"> מתבצע ברמת הגרסה, בעוד שמדדי המרכזיות מתארים את תפקידה הכולל של החבילה ברשת. </w:t>
+          <w:rFonts w:ascii="Calibri" w:eastAsia="Calibri" w:hAnsi="Calibri" w:cs="Calibri" w:hint="cs"/>
+          <w:lang w:bidi="he"/>
+        </w:rPr>
+        <w:t xml:space="preserve"> </w:t>
+      </w:r>
+      <w:r>
+        <w:rPr>
+          <w:rFonts w:ascii="Calibri" w:eastAsia="Calibri" w:hAnsi="Calibri" w:cs="Calibri"/>
+          <w:rtl/>
+        </w:rPr>
+        <w:t xml:space="preserve">. </w:t>
       </w:r>
     </w:p>
     <w:p>
@@ -2289,72 +1952,14 @@
           <w:rFonts w:ascii="Calibri" w:eastAsia="Calibri" w:hAnsi="Calibri" w:cs="Calibri"/>
           <w:rtl/>
         </w:rPr>
-        <w:t xml:space="preserve">הניתוח בוצע בארבע שכבות משלימות. תחילה חישבנו </w:t>
-      </w:r>
-      <w:proofErr w:type="spellStart"/>
-      <w:r>
-        <w:rPr>
-          <w:rFonts w:ascii="Calibri" w:eastAsia="Calibri" w:hAnsi="Calibri" w:cs="Calibri"/>
-        </w:rPr>
-        <w:t>Betweenness</w:t>
-      </w:r>
-      <w:proofErr w:type="spellEnd"/>
-      <w:r>
-        <w:rPr>
-          <w:rFonts w:ascii="Calibri" w:eastAsia="Calibri" w:hAnsi="Calibri" w:cs="Calibri"/>
-        </w:rPr>
-        <w:t xml:space="preserve"> </w:t>
-      </w:r>
-      <w:proofErr w:type="spellStart"/>
-      <w:r>
-        <w:rPr>
-          <w:rFonts w:ascii="Calibri" w:eastAsia="Calibri" w:hAnsi="Calibri" w:cs="Calibri"/>
-        </w:rPr>
-        <w:t>Centrality</w:t>
-      </w:r>
-      <w:proofErr w:type="spellEnd"/>
-      <w:r>
-        <w:rPr>
-          <w:rFonts w:ascii="Calibri" w:eastAsia="Calibri" w:hAnsi="Calibri" w:cs="Calibri"/>
-        </w:rPr>
-        <w:t xml:space="preserve">, </w:t>
-      </w:r>
-      <w:proofErr w:type="spellStart"/>
-      <w:r>
-        <w:rPr>
-          <w:rFonts w:ascii="Calibri" w:eastAsia="Calibri" w:hAnsi="Calibri" w:cs="Calibri"/>
-        </w:rPr>
-        <w:t>Harmonic</w:t>
-      </w:r>
-      <w:proofErr w:type="spellEnd"/>
-      <w:r>
-        <w:rPr>
-          <w:rFonts w:ascii="Calibri" w:eastAsia="Calibri" w:hAnsi="Calibri" w:cs="Calibri"/>
-        </w:rPr>
-        <w:t xml:space="preserve"> </w:t>
-      </w:r>
-      <w:proofErr w:type="spellStart"/>
-      <w:r>
-        <w:rPr>
-          <w:rFonts w:ascii="Calibri" w:eastAsia="Calibri" w:hAnsi="Calibri" w:cs="Calibri"/>
-        </w:rPr>
-        <w:t>Centrality</w:t>
-      </w:r>
-      <w:proofErr w:type="spellEnd"/>
-      <w:r>
-        <w:rPr>
-          <w:rFonts w:ascii="Calibri" w:eastAsia="Calibri" w:hAnsi="Calibri" w:cs="Calibri"/>
-        </w:rPr>
-        <w:t xml:space="preserve">, </w:t>
-      </w:r>
-      <w:proofErr w:type="spellStart"/>
-      <w:r>
-        <w:rPr>
-          <w:rFonts w:ascii="Calibri" w:eastAsia="Calibri" w:hAnsi="Calibri" w:cs="Calibri"/>
-        </w:rPr>
-        <w:t>PageRank</w:t>
-      </w:r>
-      <w:proofErr w:type="spellEnd"/>
+        <w:t>הניתוח בוצע בארבע שכבות משלימות. תחילה חישבנו</w:t>
+      </w:r>
+      <w:r>
+        <w:rPr>
+          <w:rFonts w:ascii="Calibri" w:eastAsia="Calibri" w:hAnsi="Calibri" w:cs="Calibri"/>
+        </w:rPr>
+        <w:t>Betweenness Centrality, Harmonic Centrality PageRank</w:t>
+      </w:r>
       <w:r>
         <w:rPr>
           <w:rFonts w:ascii="Calibri" w:eastAsia="Calibri" w:hAnsi="Calibri" w:cs="Calibri"/>
@@ -2375,14 +1980,12 @@
         </w:rPr>
         <w:t xml:space="preserve"> כדי לזהות סוגים שונים של חשיבות טופולוגית. את הדמיון בין הדירוגים בחנו באמצעות מתאם </w:t>
       </w:r>
-      <w:proofErr w:type="spellStart"/>
       <w:r>
         <w:rPr>
           <w:rFonts w:ascii="Calibri" w:eastAsia="Calibri" w:hAnsi="Calibri" w:cs="Calibri"/>
         </w:rPr>
         <w:t>Spearman</w:t>
       </w:r>
-      <w:proofErr w:type="spellEnd"/>
       <w:r>
         <w:rPr>
           <w:rFonts w:ascii="Calibri" w:eastAsia="Calibri" w:hAnsi="Calibri" w:cs="Calibri"/>
@@ -2406,28 +2009,12 @@
         </w:rPr>
         <w:t>לאחר מכן השתמשנו ב־</w:t>
       </w:r>
-      <w:proofErr w:type="spellStart"/>
-      <w:r>
-        <w:rPr>
-          <w:rFonts w:ascii="Calibri" w:eastAsia="Calibri" w:hAnsi="Calibri" w:cs="Calibri"/>
-        </w:rPr>
-        <w:t>Greedy</w:t>
-      </w:r>
-      <w:proofErr w:type="spellEnd"/>
-      <w:r>
-        <w:rPr>
-          <w:rFonts w:ascii="Calibri" w:eastAsia="Calibri" w:hAnsi="Calibri" w:cs="Calibri"/>
-        </w:rPr>
-        <w:t xml:space="preserve"> </w:t>
-      </w:r>
-      <w:proofErr w:type="spellStart"/>
-      <w:r>
-        <w:rPr>
-          <w:rFonts w:ascii="Calibri" w:eastAsia="Calibri" w:hAnsi="Calibri" w:cs="Calibri"/>
-        </w:rPr>
-        <w:t>Modularity</w:t>
-      </w:r>
-      <w:proofErr w:type="spellEnd"/>
+      <w:r>
+        <w:rPr>
+          <w:rFonts w:ascii="Calibri" w:eastAsia="Calibri" w:hAnsi="Calibri" w:cs="Calibri"/>
+        </w:rPr>
+        <w:t>Greedy Modularity</w:t>
+      </w:r>
       <w:r>
         <w:rPr>
           <w:rFonts w:ascii="Calibri" w:eastAsia="Calibri" w:hAnsi="Calibri" w:cs="Calibri"/>
@@ -2446,30 +2033,8 @@
         <w:rPr>
           <w:rFonts w:ascii="Calibri" w:eastAsia="Calibri" w:hAnsi="Calibri" w:cs="Calibri"/>
         </w:rPr>
-        <w:t xml:space="preserve"> ‏</w:t>
-      </w:r>
-      <w:proofErr w:type="spellStart"/>
-      <w:r>
-        <w:rPr>
-          <w:rFonts w:ascii="Calibri" w:eastAsia="Calibri" w:hAnsi="Calibri" w:cs="Calibri"/>
-        </w:rPr>
-        <w:t>Edge</w:t>
-      </w:r>
-      <w:proofErr w:type="spellEnd"/>
-      <w:r>
-        <w:rPr>
-          <w:rFonts w:ascii="Calibri" w:eastAsia="Calibri" w:hAnsi="Calibri" w:cs="Calibri"/>
-        </w:rPr>
-        <w:t xml:space="preserve"> </w:t>
-      </w:r>
-      <w:proofErr w:type="spellStart"/>
-      <w:r>
-        <w:rPr>
-          <w:rFonts w:ascii="Calibri" w:eastAsia="Calibri" w:hAnsi="Calibri" w:cs="Calibri"/>
-        </w:rPr>
-        <w:t>Betweenness</w:t>
-      </w:r>
-      <w:proofErr w:type="spellEnd"/>
+        <w:t xml:space="preserve"> ‏Edge Betweenness</w:t>
+      </w:r>
       <w:r>
         <w:rPr>
           <w:rFonts w:ascii="Calibri" w:eastAsia="Calibri" w:hAnsi="Calibri" w:cs="Calibri" w:hint="cs"/>
@@ -2484,50 +2049,18 @@
         </w:rPr>
         <w:t>שימש לאיתור קשרי גשר גלובליים ופנימיים, ו־</w:t>
       </w:r>
-      <w:proofErr w:type="spellStart"/>
-      <w:r>
-        <w:rPr>
-          <w:rFonts w:ascii="Calibri" w:eastAsia="Calibri" w:hAnsi="Calibri" w:cs="Calibri"/>
-        </w:rPr>
-        <w:t>Girvan</w:t>
-      </w:r>
-      <w:proofErr w:type="spellEnd"/>
-      <w:r>
-        <w:rPr>
-          <w:rFonts w:ascii="Calibri" w:eastAsia="Calibri" w:hAnsi="Calibri" w:cs="Calibri"/>
-        </w:rPr>
-        <w:t>–</w:t>
-      </w:r>
-      <w:proofErr w:type="spellStart"/>
-      <w:r>
-        <w:rPr>
-          <w:rFonts w:ascii="Calibri" w:eastAsia="Calibri" w:hAnsi="Calibri" w:cs="Calibri"/>
-        </w:rPr>
-        <w:t>Newman</w:t>
-      </w:r>
-      <w:proofErr w:type="spellEnd"/>
-      <w:r>
-        <w:rPr>
-          <w:rFonts w:ascii="Calibri" w:eastAsia="Calibri" w:hAnsi="Calibri" w:cs="Calibri"/>
-          <w:rtl/>
-        </w:rPr>
-        <w:t xml:space="preserve"> שימש לבחינת החלוקה ההיררכית הראשונה של ההטלה </w:t>
-      </w:r>
-      <w:proofErr w:type="spellStart"/>
-      <w:r>
-        <w:rPr>
-          <w:rFonts w:ascii="Calibri" w:eastAsia="Calibri" w:hAnsi="Calibri" w:cs="Calibri"/>
-          <w:rtl/>
-        </w:rPr>
-        <w:t>הלא־מכוונת</w:t>
-      </w:r>
-      <w:proofErr w:type="spellEnd"/>
-      <w:r>
-        <w:rPr>
-          <w:rFonts w:ascii="Calibri" w:eastAsia="Calibri" w:hAnsi="Calibri" w:cs="Calibri"/>
-          <w:rtl/>
-        </w:rPr>
-        <w:t xml:space="preserve"> </w:t>
+      <w:r>
+        <w:rPr>
+          <w:rFonts w:ascii="Calibri" w:eastAsia="Calibri" w:hAnsi="Calibri" w:cs="Calibri"/>
+        </w:rPr>
+        <w:t>Girvan–Newman</w:t>
+      </w:r>
+      <w:r>
+        <w:rPr>
+          <w:rFonts w:ascii="Calibri" w:eastAsia="Calibri" w:hAnsi="Calibri" w:cs="Calibri"/>
+          <w:rtl/>
+        </w:rPr>
+        <w:t xml:space="preserve"> שימש לבחינת החלוקה ההיררכית הראשונה של ההטלה הלא־מכוונת </w:t>
       </w:r>
       <w:r>
         <w:rPr>
@@ -2560,14 +2093,12 @@
         </w:rPr>
         <w:t xml:space="preserve">ברמה הגלובלית חישבנו צפיפות, </w:t>
       </w:r>
-      <w:proofErr w:type="spellStart"/>
       <w:r>
         <w:rPr>
           <w:rFonts w:ascii="Calibri" w:eastAsia="Calibri" w:hAnsi="Calibri" w:cs="Calibri"/>
         </w:rPr>
         <w:t>In-Degree</w:t>
       </w:r>
-      <w:proofErr w:type="spellEnd"/>
       <w:r>
         <w:rPr>
           <w:rFonts w:ascii="Calibri" w:eastAsia="Calibri" w:hAnsi="Calibri" w:cs="Calibri"/>
@@ -2575,28 +2106,12 @@
         </w:rPr>
         <w:t xml:space="preserve"> ומקדם התקבצות. התוצאות הושוו ל־50 גרפי </w:t>
       </w:r>
-      <w:proofErr w:type="spellStart"/>
-      <w:r>
-        <w:rPr>
-          <w:rFonts w:ascii="Calibri" w:eastAsia="Calibri" w:hAnsi="Calibri" w:cs="Calibri"/>
-        </w:rPr>
-        <w:t>Erdős</w:t>
-      </w:r>
-      <w:proofErr w:type="spellEnd"/>
-      <w:r>
-        <w:rPr>
-          <w:rFonts w:ascii="Calibri" w:eastAsia="Calibri" w:hAnsi="Calibri" w:cs="Calibri"/>
-        </w:rPr>
-        <w:t>–</w:t>
-      </w:r>
-      <w:proofErr w:type="spellStart"/>
-      <w:r>
-        <w:rPr>
-          <w:rFonts w:ascii="Calibri" w:eastAsia="Calibri" w:hAnsi="Calibri" w:cs="Calibri"/>
-        </w:rPr>
-        <w:t>Rényi</w:t>
-      </w:r>
-      <w:proofErr w:type="spellEnd"/>
+      <w:r>
+        <w:rPr>
+          <w:rFonts w:ascii="Calibri" w:eastAsia="Calibri" w:hAnsi="Calibri" w:cs="Calibri"/>
+        </w:rPr>
+        <w:t>Erdős–Rényi</w:t>
+      </w:r>
       <w:r>
         <w:rPr>
           <w:rFonts w:ascii="Calibri" w:eastAsia="Calibri" w:hAnsi="Calibri" w:cs="Calibri"/>
@@ -2604,14 +2119,12 @@
         </w:rPr>
         <w:t xml:space="preserve"> בעלי אותם מספרי צמתים וקשתות, כדי לבדוק אם ריכוז ה־</w:t>
       </w:r>
-      <w:proofErr w:type="spellStart"/>
       <w:r>
         <w:rPr>
           <w:rFonts w:ascii="Calibri" w:eastAsia="Calibri" w:hAnsi="Calibri" w:cs="Calibri"/>
         </w:rPr>
         <w:t>hubs</w:t>
       </w:r>
-      <w:proofErr w:type="spellEnd"/>
       <w:r>
         <w:rPr>
           <w:rFonts w:ascii="Calibri" w:eastAsia="Calibri" w:hAnsi="Calibri" w:cs="Calibri"/>
@@ -2619,14 +2132,12 @@
         </w:rPr>
         <w:t xml:space="preserve"> וההתקבצות יכולים להיות מוסברים באמצעות פיזור אקראי של הקשתות. לאחר מכן בחנו מאפייני </w:t>
       </w:r>
-      <w:proofErr w:type="spellStart"/>
       <w:r>
         <w:rPr>
           <w:rFonts w:ascii="Calibri" w:eastAsia="Calibri" w:hAnsi="Calibri" w:cs="Calibri"/>
         </w:rPr>
         <w:t>Small-World</w:t>
       </w:r>
-      <w:proofErr w:type="spellEnd"/>
       <w:r>
         <w:rPr>
           <w:rFonts w:ascii="Calibri" w:eastAsia="Calibri" w:hAnsi="Calibri" w:cs="Calibri"/>
@@ -2698,14 +2209,12 @@
         </w:rPr>
         <w:t>. לבסוף התאמנו לזנב התפלגות ה־</w:t>
       </w:r>
-      <w:proofErr w:type="spellStart"/>
       <w:r>
         <w:rPr>
           <w:rFonts w:ascii="Calibri" w:eastAsia="Calibri" w:hAnsi="Calibri" w:cs="Calibri"/>
         </w:rPr>
         <w:t>In-Degree</w:t>
       </w:r>
-      <w:proofErr w:type="spellEnd"/>
       <w:r>
         <w:rPr>
           <w:rFonts w:ascii="Calibri" w:eastAsia="Calibri" w:hAnsi="Calibri" w:cs="Calibri"/>
@@ -2713,28 +2222,12 @@
         </w:rPr>
         <w:t xml:space="preserve"> מודל ה-</w:t>
       </w:r>
-      <w:proofErr w:type="spellStart"/>
-      <w:r>
-        <w:rPr>
-          <w:rFonts w:ascii="Calibri" w:eastAsia="Calibri" w:hAnsi="Calibri" w:cs="Calibri"/>
-        </w:rPr>
-        <w:t>Power</w:t>
-      </w:r>
-      <w:proofErr w:type="spellEnd"/>
-      <w:r>
-        <w:rPr>
-          <w:rFonts w:ascii="Calibri" w:eastAsia="Calibri" w:hAnsi="Calibri" w:cs="Calibri"/>
-        </w:rPr>
-        <w:t xml:space="preserve"> </w:t>
-      </w:r>
-      <w:proofErr w:type="spellStart"/>
-      <w:r>
-        <w:rPr>
-          <w:rFonts w:ascii="Calibri" w:eastAsia="Calibri" w:hAnsi="Calibri" w:cs="Calibri"/>
-        </w:rPr>
-        <w:t>Law</w:t>
-      </w:r>
-      <w:proofErr w:type="spellEnd"/>
+      <w:r>
+        <w:rPr>
+          <w:rFonts w:ascii="Calibri" w:eastAsia="Calibri" w:hAnsi="Calibri" w:cs="Calibri"/>
+        </w:rPr>
+        <w:t>Power Law</w:t>
+      </w:r>
       <w:r>
         <w:rPr>
           <w:rFonts w:ascii="Calibri" w:eastAsia="Calibri" w:hAnsi="Calibri" w:cs="Calibri"/>
@@ -2742,45 +2235,25 @@
         </w:rPr>
         <w:t xml:space="preserve"> והשווינו אותו סטטיסטית ל־</w:t>
       </w:r>
-      <w:proofErr w:type="spellStart"/>
       <w:r>
         <w:rPr>
           <w:rFonts w:ascii="Calibri" w:eastAsia="Calibri" w:hAnsi="Calibri" w:cs="Calibri"/>
         </w:rPr>
         <w:t>Lognormal</w:t>
       </w:r>
-      <w:proofErr w:type="spellEnd"/>
-      <w:r>
-        <w:rPr>
-          <w:rFonts w:ascii="Calibri" w:eastAsia="Calibri" w:hAnsi="Calibri" w:cs="Calibri"/>
-          <w:rtl/>
-        </w:rPr>
-        <w:t xml:space="preserve"> </w:t>
-      </w:r>
-      <w:proofErr w:type="spellStart"/>
-      <w:r>
-        <w:rPr>
-          <w:rFonts w:ascii="Calibri" w:eastAsia="Calibri" w:hAnsi="Calibri" w:cs="Calibri"/>
-          <w:rtl/>
-        </w:rPr>
-        <w:t>ול</w:t>
-      </w:r>
-      <w:proofErr w:type="spellEnd"/>
-      <w:r>
-        <w:rPr>
-          <w:rFonts w:ascii="Calibri" w:eastAsia="Calibri" w:hAnsi="Calibri" w:cs="Calibri"/>
-          <w:rtl/>
-        </w:rPr>
-        <w:t>־</w:t>
-      </w:r>
-      <w:proofErr w:type="spellStart"/>
+      <w:r>
+        <w:rPr>
+          <w:rFonts w:ascii="Calibri" w:eastAsia="Calibri" w:hAnsi="Calibri" w:cs="Calibri"/>
+          <w:rtl/>
+        </w:rPr>
+        <w:t xml:space="preserve"> ול־</w:t>
+      </w:r>
       <w:r>
         <w:rPr>
           <w:rFonts w:ascii="Calibri" w:eastAsia="Calibri" w:hAnsi="Calibri" w:cs="Calibri"/>
         </w:rPr>
         <w:t>Exponential</w:t>
       </w:r>
-      <w:proofErr w:type="spellEnd"/>
       <w:r>
         <w:rPr>
           <w:rFonts w:ascii="Calibri" w:eastAsia="Calibri" w:hAnsi="Calibri" w:cs="Calibri"/>
@@ -2788,28 +2261,12 @@
         </w:rPr>
         <w:t xml:space="preserve"> באמצעות </w:t>
       </w:r>
-      <w:proofErr w:type="spellStart"/>
-      <w:r>
-        <w:rPr>
-          <w:rFonts w:ascii="Calibri" w:eastAsia="Calibri" w:hAnsi="Calibri" w:cs="Calibri"/>
-        </w:rPr>
-        <w:t>Maximum</w:t>
-      </w:r>
-      <w:proofErr w:type="spellEnd"/>
-      <w:r>
-        <w:rPr>
-          <w:rFonts w:ascii="Calibri" w:eastAsia="Calibri" w:hAnsi="Calibri" w:cs="Calibri"/>
-        </w:rPr>
-        <w:t xml:space="preserve"> </w:t>
-      </w:r>
-      <w:proofErr w:type="spellStart"/>
-      <w:r>
-        <w:rPr>
-          <w:rFonts w:ascii="Calibri" w:eastAsia="Calibri" w:hAnsi="Calibri" w:cs="Calibri"/>
-        </w:rPr>
-        <w:t>Likelihood</w:t>
-      </w:r>
-      <w:proofErr w:type="spellEnd"/>
+      <w:r>
+        <w:rPr>
+          <w:rFonts w:ascii="Calibri" w:eastAsia="Calibri" w:hAnsi="Calibri" w:cs="Calibri"/>
+        </w:rPr>
+        <w:t>Maximum Likelihood</w:t>
+      </w:r>
       <w:r>
         <w:rPr>
           <w:rFonts w:ascii="Calibri" w:eastAsia="Calibri" w:hAnsi="Calibri" w:cs="Calibri"/>
@@ -2873,14 +2330,12 @@
         </w:rPr>
         <w:t xml:space="preserve">לבסוף ביצענו סימולציית חוסן שבה הושוותה הסרה ממוקדת של 50 חבילות לפי </w:t>
       </w:r>
-      <w:proofErr w:type="spellStart"/>
       <w:r>
         <w:rPr>
           <w:rFonts w:ascii="Calibri" w:eastAsia="Calibri" w:hAnsi="Calibri" w:cs="Calibri"/>
         </w:rPr>
         <w:t>Betweenness</w:t>
       </w:r>
-      <w:proofErr w:type="spellEnd"/>
       <w:r>
         <w:rPr>
           <w:rFonts w:ascii="Calibri" w:eastAsia="Calibri" w:hAnsi="Calibri" w:cs="Calibri"/>
@@ -2888,14 +2343,12 @@
         </w:rPr>
         <w:t xml:space="preserve"> לממוצע של 100 הסרות אקראיות. במקביל נותחו אוטומטית כל 2,548 זוגות החבילה–גרסה שנפתרו עבור </w:t>
       </w:r>
-      <w:proofErr w:type="spellStart"/>
       <w:r>
         <w:rPr>
           <w:rFonts w:ascii="Calibri" w:eastAsia="Calibri" w:hAnsi="Calibri" w:cs="Calibri"/>
         </w:rPr>
         <w:t>Flowise</w:t>
       </w:r>
-      <w:proofErr w:type="spellEnd"/>
       <w:r>
         <w:rPr>
           <w:rFonts w:ascii="Calibri" w:eastAsia="Calibri" w:hAnsi="Calibri" w:cs="Calibri"/>
@@ -2903,14 +2356,12 @@
         </w:rPr>
         <w:t>. החבילות שהגרסאות שלהן הושפעו מ־</w:t>
       </w:r>
-      <w:proofErr w:type="spellStart"/>
       <w:r>
         <w:rPr>
           <w:rFonts w:ascii="Calibri" w:eastAsia="Calibri" w:hAnsi="Calibri" w:cs="Calibri"/>
         </w:rPr>
         <w:t>advisories</w:t>
       </w:r>
-      <w:proofErr w:type="spellEnd"/>
       <w:r>
         <w:rPr>
           <w:rFonts w:ascii="Calibri" w:eastAsia="Calibri" w:hAnsi="Calibri" w:cs="Calibri"/>
@@ -2918,14 +2369,12 @@
         </w:rPr>
         <w:t xml:space="preserve"> דורגו ביחס לכל 2,138 החבילות, ונבדקה סטטיסטית מידת ההעשרה שלהן בעשירון וברבעון העליון של דירוג </w:t>
       </w:r>
-      <w:proofErr w:type="spellStart"/>
       <w:r>
         <w:rPr>
           <w:rFonts w:ascii="Calibri" w:eastAsia="Calibri" w:hAnsi="Calibri" w:cs="Calibri"/>
         </w:rPr>
         <w:t>Betweenness</w:t>
       </w:r>
-      <w:proofErr w:type="spellEnd"/>
       <w:r>
         <w:rPr>
           <w:rFonts w:ascii="Calibri" w:eastAsia="Calibri" w:hAnsi="Calibri" w:cs="Calibri"/>
@@ -3080,14 +2529,12 @@
         </w:rPr>
         <w:t>הצפיפות שהתקבלה הייתה 0.001098 בלבד. משמעות הדבר היא שחלק קטן מאוד מכל קשרי התלות האפשריים אכן מתקיים, ולכן הרשת דלילה מבחינה גלובלית. עם זאת, הדלילות אינה מעידה על חלוקה אחידה של הקשרים: ה־</w:t>
       </w:r>
-      <w:proofErr w:type="spellStart"/>
       <w:r>
         <w:rPr>
           <w:rFonts w:ascii="Calibri" w:eastAsia="Calibri" w:hAnsi="Calibri" w:cs="Calibri"/>
         </w:rPr>
         <w:t>In-Degree</w:t>
       </w:r>
-      <w:proofErr w:type="spellEnd"/>
       <w:r>
         <w:rPr>
           <w:rFonts w:ascii="Calibri" w:eastAsia="Calibri" w:hAnsi="Calibri" w:cs="Calibri"/>
@@ -3095,36 +2542,18 @@
         </w:rPr>
         <w:t xml:space="preserve"> הממוצע היה 2.35, בעוד שה־</w:t>
       </w:r>
-      <w:proofErr w:type="spellStart"/>
       <w:r>
         <w:rPr>
           <w:rFonts w:ascii="Calibri" w:eastAsia="Calibri" w:hAnsi="Calibri" w:cs="Calibri"/>
         </w:rPr>
         <w:t>In-Degree</w:t>
       </w:r>
-      <w:proofErr w:type="spellEnd"/>
-      <w:r>
-        <w:rPr>
-          <w:rFonts w:ascii="Calibri" w:eastAsia="Calibri" w:hAnsi="Calibri" w:cs="Calibri"/>
-          <w:rtl/>
-        </w:rPr>
-        <w:t xml:space="preserve"> המרבי הגיע ל־125. פער זה מצביע על כך שמרבית החבילות מקבלות מספר קטן של קישורים נכנסים, בעוד שמספר מצומצם של חבילות משמש תשתית משותפת לחלקים רבים של </w:t>
-      </w:r>
-      <w:proofErr w:type="spellStart"/>
-      <w:r>
-        <w:rPr>
-          <w:rFonts w:ascii="Calibri" w:eastAsia="Calibri" w:hAnsi="Calibri" w:cs="Calibri"/>
-          <w:rtl/>
-        </w:rPr>
-        <w:t>האקוסיסטם</w:t>
-      </w:r>
-      <w:proofErr w:type="spellEnd"/>
-      <w:r>
-        <w:rPr>
-          <w:rFonts w:ascii="Calibri" w:eastAsia="Calibri" w:hAnsi="Calibri" w:cs="Calibri"/>
-          <w:rtl/>
-        </w:rPr>
-        <w:t>.</w:t>
+      <w:r>
+        <w:rPr>
+          <w:rFonts w:ascii="Calibri" w:eastAsia="Calibri" w:hAnsi="Calibri" w:cs="Calibri"/>
+          <w:rtl/>
+        </w:rPr>
+        <w:t xml:space="preserve"> המרבי הגיע ל־125. פער זה מצביע על כך שמרבית החבילות מקבלות מספר קטן של קישורים נכנסים, בעוד שמספר מצומצם של חבילות משמש תשתית משותפת לחלקים רבים של האקוסיסטם.</w:t>
       </w:r>
     </w:p>
     <w:p>
@@ -3141,23 +2570,7 @@
           <w:rtl/>
         </w:rPr>
         <w:lastRenderedPageBreak/>
-        <w:t xml:space="preserve">מקדם התקבצות בהטלה </w:t>
-      </w:r>
-      <w:proofErr w:type="spellStart"/>
-      <w:r>
-        <w:rPr>
-          <w:rFonts w:ascii="Calibri" w:eastAsia="Calibri" w:hAnsi="Calibri" w:cs="Calibri"/>
-          <w:rtl/>
-        </w:rPr>
-        <w:t>הלא־מכוונת</w:t>
-      </w:r>
-      <w:proofErr w:type="spellEnd"/>
-      <w:r>
-        <w:rPr>
-          <w:rFonts w:ascii="Calibri" w:eastAsia="Calibri" w:hAnsi="Calibri" w:cs="Calibri"/>
-          <w:rtl/>
-        </w:rPr>
-        <w:t>: 0.236507. ערך זה גבוה ביחס לצפיפות הרשת ומצביע על קיומן של קבוצות מקומיות שבהן חבילות מקושרות זו לזו במידה גבוהה יותר מכפי שהיה צפוי מרשת בעלת פיזור אקראי לחלוטין.</w:t>
+        <w:t>מקדם התקבצות בהטלה הלא־מכוונת: 0.236507. ערך זה גבוה ביחס לצפיפות הרשת ומצביע על קיומן של קבוצות מקומיות שבהן חבילות מקושרות זו לזו במידה גבוהה יותר מכפי שהיה צפוי מרשת בעלת פיזור אקראי לחלוטין.</w:t>
       </w:r>
     </w:p>
     <w:tbl>
@@ -3718,7 +3131,6 @@
                 <w:szCs w:val="16"/>
               </w:rPr>
             </w:pPr>
-            <w:proofErr w:type="spellStart"/>
             <w:r>
               <w:rPr>
                 <w:rFonts w:ascii="Calibri" w:eastAsia="Calibri" w:hAnsi="Calibri" w:cs="Calibri"/>
@@ -3727,7 +3139,6 @@
               </w:rPr>
               <w:t>In-Degree</w:t>
             </w:r>
-            <w:proofErr w:type="spellEnd"/>
             <w:r>
               <w:rPr>
                 <w:rFonts w:ascii="Calibri" w:eastAsia="Calibri" w:hAnsi="Calibri" w:cs="Calibri"/>
@@ -3808,7 +3219,6 @@
                 <w:szCs w:val="16"/>
               </w:rPr>
             </w:pPr>
-            <w:proofErr w:type="spellStart"/>
             <w:r>
               <w:rPr>
                 <w:rFonts w:ascii="Calibri" w:eastAsia="Calibri" w:hAnsi="Calibri" w:cs="Calibri"/>
@@ -3817,7 +3227,6 @@
               </w:rPr>
               <w:t>In-Degree</w:t>
             </w:r>
-            <w:proofErr w:type="spellEnd"/>
             <w:r>
               <w:rPr>
                 <w:rFonts w:ascii="Calibri" w:eastAsia="Calibri" w:hAnsi="Calibri" w:cs="Calibri"/>
@@ -4181,28 +3590,12 @@
         </w:rPr>
         <w:t xml:space="preserve">מדדי המרכזיות זיהו שני סוגים עיקריים של חשיבות. </w:t>
       </w:r>
-      <w:proofErr w:type="spellStart"/>
-      <w:r>
-        <w:rPr>
-          <w:rFonts w:ascii="Calibri" w:eastAsia="Calibri" w:hAnsi="Calibri" w:cs="Calibri"/>
-        </w:rPr>
-        <w:t>Betweenness</w:t>
-      </w:r>
-      <w:proofErr w:type="spellEnd"/>
-      <w:r>
-        <w:rPr>
-          <w:rFonts w:ascii="Calibri" w:eastAsia="Calibri" w:hAnsi="Calibri" w:cs="Calibri"/>
-        </w:rPr>
-        <w:t xml:space="preserve"> </w:t>
-      </w:r>
-      <w:proofErr w:type="spellStart"/>
-      <w:r>
-        <w:rPr>
-          <w:rFonts w:ascii="Calibri" w:eastAsia="Calibri" w:hAnsi="Calibri" w:cs="Calibri"/>
-        </w:rPr>
-        <w:t>Centrality</w:t>
-      </w:r>
-      <w:proofErr w:type="spellEnd"/>
+      <w:r>
+        <w:rPr>
+          <w:rFonts w:ascii="Calibri" w:eastAsia="Calibri" w:hAnsi="Calibri" w:cs="Calibri"/>
+        </w:rPr>
+        <w:t>Betweenness Centrality</w:t>
+      </w:r>
       <w:r>
         <w:rPr>
           <w:rFonts w:ascii="Calibri" w:eastAsia="Calibri" w:hAnsi="Calibri" w:cs="Calibri"/>
@@ -4220,53 +3613,12 @@
           <w:lang w:val="en-US"/>
         </w:rPr>
       </w:pPr>
-      <w:proofErr w:type="spellStart"/>
       <w:r>
         <w:rPr>
           <w:rFonts w:ascii="Calibri" w:eastAsia="Calibri" w:hAnsi="Calibri" w:cs="Calibri"/>
           <w:lang w:val="en-US"/>
         </w:rPr>
-        <w:t>yargs</w:t>
-      </w:r>
-      <w:proofErr w:type="spellEnd"/>
-      <w:r>
-        <w:rPr>
-          <w:rFonts w:ascii="Calibri" w:eastAsia="Calibri" w:hAnsi="Calibri" w:cs="Calibri"/>
-          <w:lang w:val="en-US"/>
-        </w:rPr>
-        <w:t xml:space="preserve">; @grpc/proto-loader; form-data; </w:t>
-      </w:r>
-      <w:proofErr w:type="spellStart"/>
-      <w:r>
-        <w:rPr>
-          <w:rFonts w:ascii="Calibri" w:eastAsia="Calibri" w:hAnsi="Calibri" w:cs="Calibri"/>
-          <w:lang w:val="en-US"/>
-        </w:rPr>
-        <w:t>grpc</w:t>
-      </w:r>
-      <w:proofErr w:type="spellEnd"/>
-      <w:r>
-        <w:rPr>
-          <w:rFonts w:ascii="Calibri" w:eastAsia="Calibri" w:hAnsi="Calibri" w:cs="Calibri"/>
-          <w:lang w:val="en-US"/>
-        </w:rPr>
-        <w:t>/</w:t>
-      </w:r>
-      <w:proofErr w:type="spellStart"/>
-      <w:r>
-        <w:rPr>
-          <w:rFonts w:ascii="Calibri" w:eastAsia="Calibri" w:hAnsi="Calibri" w:cs="Calibri"/>
-          <w:lang w:val="en-US"/>
-        </w:rPr>
-        <w:t>grpc-js</w:t>
-      </w:r>
-      <w:proofErr w:type="spellEnd"/>
-      <w:r>
-        <w:rPr>
-          <w:rFonts w:ascii="Calibri" w:eastAsia="Calibri" w:hAnsi="Calibri" w:cs="Calibri"/>
-          <w:lang w:val="en-US"/>
-        </w:rPr>
-        <w:t>@; readable-stream</w:t>
+        <w:t>yargs; @grpc/proto-loader; form-data; grpc/grpc-js@; readable-stream</w:t>
       </w:r>
     </w:p>
     <w:p>
@@ -4284,130 +3636,90 @@
         </w:rPr>
         <w:t xml:space="preserve">לעומתו, </w:t>
       </w:r>
-      <w:proofErr w:type="spellStart"/>
+      <w:r>
+        <w:rPr>
+          <w:rFonts w:ascii="Calibri" w:eastAsia="Calibri" w:hAnsi="Calibri" w:cs="Calibri"/>
+        </w:rPr>
+        <w:t>Harmonic Centrality, PageRank</w:t>
+      </w:r>
+      <w:r>
+        <w:rPr>
+          <w:rFonts w:ascii="Calibri" w:eastAsia="Calibri" w:hAnsi="Calibri" w:cs="Calibri"/>
+          <w:rtl/>
+        </w:rPr>
+        <w:t xml:space="preserve"> ו־</w:t>
+      </w:r>
+      <w:r>
+        <w:rPr>
+          <w:rFonts w:ascii="Calibri" w:eastAsia="Calibri" w:hAnsi="Calibri" w:cs="Calibri"/>
+        </w:rPr>
+        <w:t>HITS</w:t>
+      </w:r>
+      <w:r>
+        <w:rPr>
+          <w:rFonts w:ascii="Calibri" w:eastAsia="Calibri" w:hAnsi="Calibri" w:cs="Calibri"/>
+          <w:rtl/>
+        </w:rPr>
+        <w:t xml:space="preserve"> הדגישו בעיקר חבילות תשתית, ובהן </w:t>
+      </w:r>
+      <w:r>
+        <w:rPr>
+          <w:rFonts w:ascii="Calibri" w:eastAsia="Calibri" w:hAnsi="Calibri" w:cs="Calibri"/>
+        </w:rPr>
+        <w:t>tslib</w:t>
+      </w:r>
+      <w:r>
+        <w:rPr>
+          <w:rFonts w:ascii="Calibri" w:eastAsia="Calibri" w:hAnsi="Calibri" w:cs="Calibri"/>
+          <w:rtl/>
+        </w:rPr>
+        <w:t xml:space="preserve"> ו־</w:t>
+      </w:r>
+      <w:r>
+        <w:rPr>
+          <w:rFonts w:ascii="Calibri" w:eastAsia="Calibri" w:hAnsi="Calibri" w:cs="Calibri"/>
+        </w:rPr>
+        <w:t>debug</w:t>
+      </w:r>
+      <w:r>
+        <w:rPr>
+          <w:rFonts w:ascii="Calibri" w:eastAsia="Calibri" w:hAnsi="Calibri" w:cs="Calibri"/>
+          <w:rtl/>
+        </w:rPr>
+        <w:t xml:space="preserve">. מתאם </w:t>
+      </w:r>
+      <w:r>
+        <w:rPr>
+          <w:rFonts w:ascii="Calibri" w:eastAsia="Calibri" w:hAnsi="Calibri" w:cs="Calibri"/>
+        </w:rPr>
+        <w:t>Spearman</w:t>
+      </w:r>
+      <w:r>
+        <w:rPr>
+          <w:rFonts w:ascii="Calibri" w:eastAsia="Calibri" w:hAnsi="Calibri" w:cs="Calibri"/>
+          <w:rtl/>
+        </w:rPr>
+        <w:t xml:space="preserve"> בין </w:t>
+      </w:r>
+      <w:r>
+        <w:rPr>
+          <w:rFonts w:ascii="Calibri" w:eastAsia="Calibri" w:hAnsi="Calibri" w:cs="Calibri"/>
+        </w:rPr>
+        <w:t>PageRank</w:t>
+      </w:r>
+      <w:r>
+        <w:rPr>
+          <w:rFonts w:ascii="Calibri" w:eastAsia="Calibri" w:hAnsi="Calibri" w:cs="Calibri"/>
+          <w:rtl/>
+        </w:rPr>
+        <w:t xml:space="preserve"> ל־</w:t>
+      </w:r>
       <w:r>
         <w:rPr>
           <w:rFonts w:ascii="Calibri" w:eastAsia="Calibri" w:hAnsi="Calibri" w:cs="Calibri"/>
         </w:rPr>
         <w:t>Harmonic</w:t>
       </w:r>
-      <w:proofErr w:type="spellEnd"/>
-      <w:r>
-        <w:rPr>
-          <w:rFonts w:ascii="Calibri" w:eastAsia="Calibri" w:hAnsi="Calibri" w:cs="Calibri"/>
-        </w:rPr>
-        <w:t xml:space="preserve"> </w:t>
-      </w:r>
-      <w:proofErr w:type="spellStart"/>
-      <w:r>
-        <w:rPr>
-          <w:rFonts w:ascii="Calibri" w:eastAsia="Calibri" w:hAnsi="Calibri" w:cs="Calibri"/>
-        </w:rPr>
-        <w:t>Centrality</w:t>
-      </w:r>
-      <w:proofErr w:type="spellEnd"/>
-      <w:r>
-        <w:rPr>
-          <w:rFonts w:ascii="Calibri" w:eastAsia="Calibri" w:hAnsi="Calibri" w:cs="Calibri"/>
-        </w:rPr>
-        <w:t xml:space="preserve">, </w:t>
-      </w:r>
-      <w:proofErr w:type="spellStart"/>
-      <w:r>
-        <w:rPr>
-          <w:rFonts w:ascii="Calibri" w:eastAsia="Calibri" w:hAnsi="Calibri" w:cs="Calibri"/>
-        </w:rPr>
-        <w:t>PageRank</w:t>
-      </w:r>
-      <w:proofErr w:type="spellEnd"/>
-      <w:r>
-        <w:rPr>
-          <w:rFonts w:ascii="Calibri" w:eastAsia="Calibri" w:hAnsi="Calibri" w:cs="Calibri"/>
-          <w:rtl/>
-        </w:rPr>
-        <w:t xml:space="preserve"> ו־</w:t>
-      </w:r>
-      <w:r>
-        <w:rPr>
-          <w:rFonts w:ascii="Calibri" w:eastAsia="Calibri" w:hAnsi="Calibri" w:cs="Calibri"/>
-        </w:rPr>
-        <w:t>HITS</w:t>
-      </w:r>
-      <w:r>
-        <w:rPr>
-          <w:rFonts w:ascii="Calibri" w:eastAsia="Calibri" w:hAnsi="Calibri" w:cs="Calibri"/>
-          <w:rtl/>
-        </w:rPr>
-        <w:t xml:space="preserve"> הדגישו בעיקר חבילות תשתית, ובהן </w:t>
-      </w:r>
-      <w:proofErr w:type="spellStart"/>
-      <w:r>
-        <w:rPr>
-          <w:rFonts w:ascii="Calibri" w:eastAsia="Calibri" w:hAnsi="Calibri" w:cs="Calibri"/>
-        </w:rPr>
-        <w:t>tslib</w:t>
-      </w:r>
-      <w:proofErr w:type="spellEnd"/>
-      <w:r>
-        <w:rPr>
-          <w:rFonts w:ascii="Calibri" w:eastAsia="Calibri" w:hAnsi="Calibri" w:cs="Calibri"/>
-          <w:rtl/>
-        </w:rPr>
-        <w:t xml:space="preserve"> ו־</w:t>
-      </w:r>
-      <w:proofErr w:type="spellStart"/>
-      <w:r>
-        <w:rPr>
-          <w:rFonts w:ascii="Calibri" w:eastAsia="Calibri" w:hAnsi="Calibri" w:cs="Calibri"/>
-        </w:rPr>
-        <w:t>debug</w:t>
-      </w:r>
-      <w:proofErr w:type="spellEnd"/>
-      <w:r>
-        <w:rPr>
-          <w:rFonts w:ascii="Calibri" w:eastAsia="Calibri" w:hAnsi="Calibri" w:cs="Calibri"/>
-          <w:rtl/>
-        </w:rPr>
-        <w:t xml:space="preserve">. מתאם </w:t>
-      </w:r>
-      <w:proofErr w:type="spellStart"/>
-      <w:r>
-        <w:rPr>
-          <w:rFonts w:ascii="Calibri" w:eastAsia="Calibri" w:hAnsi="Calibri" w:cs="Calibri"/>
-        </w:rPr>
-        <w:t>Spearman</w:t>
-      </w:r>
-      <w:proofErr w:type="spellEnd"/>
-      <w:r>
-        <w:rPr>
-          <w:rFonts w:ascii="Calibri" w:eastAsia="Calibri" w:hAnsi="Calibri" w:cs="Calibri"/>
-          <w:rtl/>
-        </w:rPr>
-        <w:t xml:space="preserve"> בין </w:t>
-      </w:r>
-      <w:proofErr w:type="spellStart"/>
-      <w:r>
-        <w:rPr>
-          <w:rFonts w:ascii="Calibri" w:eastAsia="Calibri" w:hAnsi="Calibri" w:cs="Calibri"/>
-        </w:rPr>
-        <w:t>PageRank</w:t>
-      </w:r>
-      <w:proofErr w:type="spellEnd"/>
-      <w:r>
-        <w:rPr>
-          <w:rFonts w:ascii="Calibri" w:eastAsia="Calibri" w:hAnsi="Calibri" w:cs="Calibri"/>
-          <w:rtl/>
-        </w:rPr>
-        <w:t xml:space="preserve"> ל־</w:t>
-      </w:r>
-      <w:proofErr w:type="spellStart"/>
-      <w:r>
-        <w:rPr>
-          <w:rFonts w:ascii="Calibri" w:eastAsia="Calibri" w:hAnsi="Calibri" w:cs="Calibri"/>
-        </w:rPr>
-        <w:t>Harmonic</w:t>
-      </w:r>
-      <w:proofErr w:type="spellEnd"/>
       <w:r>
         <w:rPr>
           <w:rFonts w:ascii="Calibri" w:eastAsia="Calibri" w:hAnsi="Calibri" w:cs="Calibri"/>
@@ -4415,14 +3727,12 @@
         </w:rPr>
         <w:t xml:space="preserve"> היה 0.73, בעוד שהמתאם בין </w:t>
       </w:r>
-      <w:proofErr w:type="spellStart"/>
       <w:r>
         <w:rPr>
           <w:rFonts w:ascii="Calibri" w:eastAsia="Calibri" w:hAnsi="Calibri" w:cs="Calibri"/>
         </w:rPr>
         <w:t>Betweenness</w:t>
       </w:r>
-      <w:proofErr w:type="spellEnd"/>
       <w:r>
         <w:rPr>
           <w:rFonts w:ascii="Calibri" w:eastAsia="Calibri" w:hAnsi="Calibri" w:cs="Calibri"/>
@@ -4446,14 +3756,12 @@
         </w:rPr>
         <w:t xml:space="preserve">הממצא מראה שאין דירוג מרכזיות יחיד המתאר את כל סוגי החשיבות. </w:t>
       </w:r>
-      <w:proofErr w:type="spellStart"/>
       <w:r>
         <w:rPr>
           <w:rFonts w:ascii="Calibri" w:eastAsia="Calibri" w:hAnsi="Calibri" w:cs="Calibri"/>
         </w:rPr>
         <w:t>Betweenness</w:t>
       </w:r>
-      <w:proofErr w:type="spellEnd"/>
       <w:r>
         <w:rPr>
           <w:rFonts w:ascii="Calibri" w:eastAsia="Calibri" w:hAnsi="Calibri" w:cs="Calibri"/>
@@ -4542,7 +3850,6 @@
         <w:lastRenderedPageBreak/>
         <w:t xml:space="preserve">איור 1: מתאם </w:t>
       </w:r>
-      <w:proofErr w:type="spellStart"/>
       <w:r>
         <w:rPr>
           <w:rFonts w:ascii="Calibri" w:eastAsia="Calibri" w:hAnsi="Calibri" w:cs="Calibri"/>
@@ -4551,7 +3858,6 @@
         </w:rPr>
         <w:t>Spearman</w:t>
       </w:r>
-      <w:proofErr w:type="spellEnd"/>
       <w:r>
         <w:rPr>
           <w:rFonts w:ascii="Calibri" w:eastAsia="Calibri" w:hAnsi="Calibri" w:cs="Calibri"/>
@@ -4561,7 +3867,6 @@
         </w:rPr>
         <w:t xml:space="preserve"> בין מדדי המרכזיות. </w:t>
       </w:r>
-      <w:proofErr w:type="spellStart"/>
       <w:r>
         <w:rPr>
           <w:rFonts w:ascii="Calibri" w:eastAsia="Calibri" w:hAnsi="Calibri" w:cs="Calibri"/>
@@ -4570,7 +3875,6 @@
         </w:rPr>
         <w:t>PageRank</w:t>
       </w:r>
-      <w:proofErr w:type="spellEnd"/>
       <w:r>
         <w:rPr>
           <w:rFonts w:ascii="Calibri" w:eastAsia="Calibri" w:hAnsi="Calibri" w:cs="Calibri"/>
@@ -4580,71 +3884,31 @@
         </w:rPr>
         <w:t xml:space="preserve"> ו־</w:t>
       </w:r>
-      <w:proofErr w:type="spellStart"/>
       <w:r>
         <w:rPr>
           <w:rFonts w:ascii="Calibri" w:eastAsia="Calibri" w:hAnsi="Calibri" w:cs="Calibri"/>
           <w:sz w:val="22"/>
           <w:szCs w:val="22"/>
         </w:rPr>
-        <w:t>Harmonic</w:t>
-      </w:r>
-      <w:proofErr w:type="spellEnd"/>
+        <w:t>Harmonic Centrality</w:t>
+      </w:r>
       <w:r>
         <w:rPr>
           <w:rFonts w:ascii="Calibri" w:eastAsia="Calibri" w:hAnsi="Calibri" w:cs="Calibri"/>
           <w:sz w:val="22"/>
           <w:szCs w:val="22"/>
-        </w:rPr>
-        <w:t xml:space="preserve"> </w:t>
-      </w:r>
-      <w:proofErr w:type="spellStart"/>
+          <w:rtl/>
+        </w:rPr>
+        <w:t xml:space="preserve"> מציגים דמיון יחסי, בעוד ש־</w:t>
+      </w:r>
       <w:r>
         <w:rPr>
           <w:rFonts w:ascii="Calibri" w:eastAsia="Calibri" w:hAnsi="Calibri" w:cs="Calibri"/>
           <w:sz w:val="22"/>
           <w:szCs w:val="22"/>
         </w:rPr>
-        <w:t>Centrality</w:t>
-      </w:r>
-      <w:proofErr w:type="spellEnd"/>
-      <w:r>
-        <w:rPr>
-          <w:rFonts w:ascii="Calibri" w:eastAsia="Calibri" w:hAnsi="Calibri" w:cs="Calibri"/>
-          <w:sz w:val="22"/>
-          <w:szCs w:val="22"/>
-          <w:rtl/>
-        </w:rPr>
-        <w:t xml:space="preserve"> מציגים דמיון יחסי, בעוד ש־</w:t>
-      </w:r>
-      <w:proofErr w:type="spellStart"/>
-      <w:r>
-        <w:rPr>
-          <w:rFonts w:ascii="Calibri" w:eastAsia="Calibri" w:hAnsi="Calibri" w:cs="Calibri"/>
-          <w:sz w:val="22"/>
-          <w:szCs w:val="22"/>
-        </w:rPr>
-        <w:t>Betweenness</w:t>
-      </w:r>
-      <w:proofErr w:type="spellEnd"/>
-      <w:r>
-        <w:rPr>
-          <w:rFonts w:ascii="Calibri" w:eastAsia="Calibri" w:hAnsi="Calibri" w:cs="Calibri"/>
-          <w:sz w:val="22"/>
-          <w:szCs w:val="22"/>
-        </w:rPr>
-        <w:t xml:space="preserve"> </w:t>
-      </w:r>
-      <w:proofErr w:type="spellStart"/>
-      <w:r>
-        <w:rPr>
-          <w:rFonts w:ascii="Calibri" w:eastAsia="Calibri" w:hAnsi="Calibri" w:cs="Calibri"/>
-          <w:sz w:val="22"/>
-          <w:szCs w:val="22"/>
-        </w:rPr>
-        <w:t>Centrality</w:t>
-      </w:r>
-      <w:proofErr w:type="spellEnd"/>
+        <w:t>Betweenness Centrality</w:t>
+      </w:r>
       <w:r>
         <w:rPr>
           <w:rFonts w:ascii="Calibri" w:eastAsia="Calibri" w:hAnsi="Calibri" w:cs="Calibri"/>
@@ -4691,63 +3955,31 @@
           <w:rFonts w:ascii="Calibri" w:eastAsia="Calibri" w:hAnsi="Calibri" w:cs="Calibri"/>
         </w:rPr>
       </w:pPr>
-      <w:proofErr w:type="spellStart"/>
-      <w:r>
-        <w:rPr>
-          <w:rFonts w:ascii="Calibri" w:eastAsia="Calibri" w:hAnsi="Calibri" w:cs="Calibri"/>
-        </w:rPr>
-        <w:t>Greedy</w:t>
-      </w:r>
-      <w:proofErr w:type="spellEnd"/>
-      <w:r>
-        <w:rPr>
-          <w:rFonts w:ascii="Calibri" w:eastAsia="Calibri" w:hAnsi="Calibri" w:cs="Calibri"/>
+      <w:r>
+        <w:rPr>
+          <w:rFonts w:ascii="Calibri" w:eastAsia="Calibri" w:hAnsi="Calibri" w:cs="Calibri"/>
+        </w:rPr>
+        <w:t>Greedy Modularity</w:t>
+      </w:r>
+      <w:r>
+        <w:rPr>
+          <w:rFonts w:ascii="Calibri" w:eastAsia="Calibri" w:hAnsi="Calibri" w:cs="Calibri"/>
+          <w:rtl/>
+        </w:rPr>
+        <w:t xml:space="preserve"> חילק את הרשת ל־33 קהילות. הקהילה הגדולה כללה 474 חבילות, כ־22% מכלל הרשת, ואחריה קהילות בגודל 152, 144, 139 ו־138 חבילות.</w:t>
+      </w:r>
+      <w:r>
+        <w:rPr>
+          <w:rFonts w:ascii="Calibri" w:eastAsia="Calibri" w:hAnsi="Calibri" w:cs="Calibri"/>
+        </w:rPr>
+        <w:t>Edge Betweenness</w:t>
+      </w:r>
+      <w:r>
+        <w:rPr>
+          <w:rFonts w:ascii="Calibri" w:eastAsia="Calibri" w:hAnsi="Calibri" w:cs="Calibri" w:hint="cs"/>
         </w:rPr>
         <w:t xml:space="preserve"> </w:t>
       </w:r>
-      <w:proofErr w:type="spellStart"/>
-      <w:r>
-        <w:rPr>
-          <w:rFonts w:ascii="Calibri" w:eastAsia="Calibri" w:hAnsi="Calibri" w:cs="Calibri"/>
-        </w:rPr>
-        <w:t>Modularity</w:t>
-      </w:r>
-      <w:proofErr w:type="spellEnd"/>
-      <w:r>
-        <w:rPr>
-          <w:rFonts w:ascii="Calibri" w:eastAsia="Calibri" w:hAnsi="Calibri" w:cs="Calibri"/>
-          <w:rtl/>
-        </w:rPr>
-        <w:t xml:space="preserve"> חילק את הרשת ל־33 קהילות. הקהילה הגדולה כללה 474 חבילות, כ־22% מכלל הרשת, ואחריה קהילות בגודל 152, 144, 139 ו־138 חבילות.</w:t>
-      </w:r>
-      <w:proofErr w:type="spellStart"/>
-      <w:r>
-        <w:rPr>
-          <w:rFonts w:ascii="Calibri" w:eastAsia="Calibri" w:hAnsi="Calibri" w:cs="Calibri"/>
-        </w:rPr>
-        <w:t>Edge</w:t>
-      </w:r>
-      <w:proofErr w:type="spellEnd"/>
-      <w:r>
-        <w:rPr>
-          <w:rFonts w:ascii="Calibri" w:eastAsia="Calibri" w:hAnsi="Calibri" w:cs="Calibri"/>
-        </w:rPr>
-        <w:t xml:space="preserve"> </w:t>
-      </w:r>
-      <w:proofErr w:type="spellStart"/>
-      <w:r>
-        <w:rPr>
-          <w:rFonts w:ascii="Calibri" w:eastAsia="Calibri" w:hAnsi="Calibri" w:cs="Calibri"/>
-        </w:rPr>
-        <w:t>Betweenness</w:t>
-      </w:r>
-      <w:proofErr w:type="spellEnd"/>
-      <w:r>
-        <w:rPr>
-          <w:rFonts w:ascii="Calibri" w:eastAsia="Calibri" w:hAnsi="Calibri" w:cs="Calibri" w:hint="cs"/>
-        </w:rPr>
-        <w:t xml:space="preserve"> </w:t>
-      </w:r>
       <w:r>
         <w:rPr>
           <w:rFonts w:ascii="Calibri" w:eastAsia="Calibri" w:hAnsi="Calibri" w:cs="Calibri"/>
@@ -4769,7 +4001,6 @@
         </w:rPr>
         <w:t xml:space="preserve"> אל </w:t>
       </w:r>
-      <w:proofErr w:type="spellStart"/>
       <w:r>
         <w:rPr>
           <w:rFonts w:ascii="Calibri" w:eastAsia="Calibri" w:hAnsi="Calibri" w:cs="Calibri"/>
@@ -4777,7 +4008,6 @@
         </w:rPr>
         <w:t>yargs</w:t>
       </w:r>
-      <w:proofErr w:type="spellEnd"/>
       <w:r>
         <w:rPr>
           <w:rFonts w:ascii="Calibri" w:eastAsia="Calibri" w:hAnsi="Calibri" w:cs="Calibri"/>
@@ -4785,7 +4015,6 @@
         </w:rPr>
         <w:t xml:space="preserve"> כקשר הגשר הבולט ביותר. בתוך הקהילה הגדולה בלטה הקשת מ־</w:t>
       </w:r>
-      <w:proofErr w:type="spellStart"/>
       <w:r>
         <w:rPr>
           <w:rFonts w:ascii="Calibri" w:eastAsia="Calibri" w:hAnsi="Calibri" w:cs="Calibri"/>
@@ -4793,7 +4022,6 @@
         </w:rPr>
         <w:t>flowise</w:t>
       </w:r>
-      <w:proofErr w:type="spellEnd"/>
       <w:r>
         <w:rPr>
           <w:rFonts w:ascii="Calibri" w:eastAsia="Calibri" w:hAnsi="Calibri" w:cs="Calibri"/>
@@ -4801,7 +4029,6 @@
         </w:rPr>
         <w:t xml:space="preserve"> אל </w:t>
       </w:r>
-      <w:proofErr w:type="spellStart"/>
       <w:r>
         <w:rPr>
           <w:rFonts w:ascii="Calibri" w:eastAsia="Calibri" w:hAnsi="Calibri" w:cs="Calibri"/>
@@ -4809,7 +4036,6 @@
         </w:rPr>
         <w:t>flowise-components</w:t>
       </w:r>
-      <w:proofErr w:type="spellEnd"/>
       <w:r>
         <w:rPr>
           <w:rFonts w:ascii="Calibri" w:eastAsia="Calibri" w:hAnsi="Calibri" w:cs="Calibri"/>
@@ -4817,50 +4043,18 @@
         </w:rPr>
         <w:t xml:space="preserve">.  החלוקה הראשונה של </w:t>
       </w:r>
-      <w:proofErr w:type="spellStart"/>
-      <w:r>
-        <w:rPr>
-          <w:rFonts w:ascii="Calibri" w:eastAsia="Calibri" w:hAnsi="Calibri" w:cs="Calibri"/>
-        </w:rPr>
-        <w:t>Girvan</w:t>
-      </w:r>
-      <w:proofErr w:type="spellEnd"/>
-      <w:r>
-        <w:rPr>
-          <w:rFonts w:ascii="Calibri" w:eastAsia="Calibri" w:hAnsi="Calibri" w:cs="Calibri"/>
-        </w:rPr>
-        <w:t>–</w:t>
-      </w:r>
-      <w:proofErr w:type="spellStart"/>
-      <w:r>
-        <w:rPr>
-          <w:rFonts w:ascii="Calibri" w:eastAsia="Calibri" w:hAnsi="Calibri" w:cs="Calibri"/>
-        </w:rPr>
-        <w:t>Newman</w:t>
-      </w:r>
-      <w:proofErr w:type="spellEnd"/>
-      <w:r>
-        <w:rPr>
-          <w:rFonts w:ascii="Calibri" w:eastAsia="Calibri" w:hAnsi="Calibri" w:cs="Calibri"/>
-          <w:rtl/>
-        </w:rPr>
-        <w:t xml:space="preserve"> פיצלה את ההטלה </w:t>
-      </w:r>
-      <w:proofErr w:type="spellStart"/>
-      <w:r>
-        <w:rPr>
-          <w:rFonts w:ascii="Calibri" w:eastAsia="Calibri" w:hAnsi="Calibri" w:cs="Calibri"/>
-          <w:rtl/>
-        </w:rPr>
-        <w:t>הלא־מכוונת</w:t>
-      </w:r>
-      <w:proofErr w:type="spellEnd"/>
-      <w:r>
-        <w:rPr>
-          <w:rFonts w:ascii="Calibri" w:eastAsia="Calibri" w:hAnsi="Calibri" w:cs="Calibri"/>
-          <w:rtl/>
-        </w:rPr>
-        <w:t xml:space="preserve"> לקבוצות בגודל 2,079 ו־59 חבילות. יחד, הממצאים מראים שהרשת כוללת קהילת ליבה גדולה לצד אזורים קטנים יותר המחוברים באמצעות מספר מצומצם של קשרים מרכזיים.</w:t>
+      <w:r>
+        <w:rPr>
+          <w:rFonts w:ascii="Calibri" w:eastAsia="Calibri" w:hAnsi="Calibri" w:cs="Calibri"/>
+        </w:rPr>
+        <w:t>Girvan–Newman</w:t>
+      </w:r>
+      <w:r>
+        <w:rPr>
+          <w:rFonts w:ascii="Calibri" w:eastAsia="Calibri" w:hAnsi="Calibri" w:cs="Calibri"/>
+          <w:rtl/>
+        </w:rPr>
+        <w:t xml:space="preserve"> פיצלה את ההטלה הלא־מכוונת לקבוצות בגודל 2,079 ו־59 חבילות. יחד, הממצאים מראים שהרשת כוללת קהילת ליבה גדולה לצד אזורים קטנים יותר המחוברים באמצעות מספר מצומצם של קשרים מרכזיים.</w:t>
       </w:r>
     </w:p>
     <w:p>
@@ -4887,9 +4081,8 @@
           <w:szCs w:val="26"/>
           <w:rtl/>
         </w:rPr>
-        <w:t xml:space="preserve">4.4 מבנה </w:t>
-      </w:r>
-      <w:proofErr w:type="spellStart"/>
+        <w:t xml:space="preserve">4.4 מבנה לא־אקראי, </w:t>
+      </w:r>
       <w:r>
         <w:rPr>
           <w:rFonts w:ascii="Calibri" w:eastAsia="Calibri" w:hAnsi="Calibri" w:cs="Calibri"/>
@@ -4897,11 +4090,9 @@
           <w:bCs/>
           <w:sz w:val="26"/>
           <w:szCs w:val="26"/>
-          <w:rtl/>
-        </w:rPr>
-        <w:t>לא־אקראי</w:t>
-      </w:r>
-      <w:proofErr w:type="spellEnd"/>
+        </w:rPr>
+        <w:t>Small-World</w:t>
+      </w:r>
       <w:r>
         <w:rPr>
           <w:rFonts w:ascii="Calibri" w:eastAsia="Calibri" w:hAnsi="Calibri" w:cs="Calibri"/>
@@ -4911,29 +4102,6 @@
           <w:szCs w:val="26"/>
           <w:rtl/>
         </w:rPr>
-        <w:t xml:space="preserve">, </w:t>
-      </w:r>
-      <w:proofErr w:type="spellStart"/>
-      <w:r>
-        <w:rPr>
-          <w:rFonts w:ascii="Calibri" w:eastAsia="Calibri" w:hAnsi="Calibri" w:cs="Calibri"/>
-          <w:b/>
-          <w:bCs/>
-          <w:sz w:val="26"/>
-          <w:szCs w:val="26"/>
-        </w:rPr>
-        <w:t>Small-World</w:t>
-      </w:r>
-      <w:proofErr w:type="spellEnd"/>
-      <w:r>
-        <w:rPr>
-          <w:rFonts w:ascii="Calibri" w:eastAsia="Calibri" w:hAnsi="Calibri" w:cs="Calibri"/>
-          <w:b/>
-          <w:bCs/>
-          <w:sz w:val="26"/>
-          <w:szCs w:val="26"/>
-          <w:rtl/>
-        </w:rPr>
         <w:t xml:space="preserve"> והתפלגות זנב כבד</w:t>
       </w:r>
     </w:p>
@@ -4952,28 +4120,12 @@
         </w:rPr>
         <w:t xml:space="preserve">הרשת הושוותה ל־50 גרפי </w:t>
       </w:r>
-      <w:proofErr w:type="spellStart"/>
-      <w:r>
-        <w:rPr>
-          <w:rFonts w:ascii="Calibri" w:eastAsia="Calibri" w:hAnsi="Calibri" w:cs="Calibri"/>
-        </w:rPr>
-        <w:t>Erdős</w:t>
-      </w:r>
-      <w:proofErr w:type="spellEnd"/>
-      <w:r>
-        <w:rPr>
-          <w:rFonts w:ascii="Calibri" w:eastAsia="Calibri" w:hAnsi="Calibri" w:cs="Calibri"/>
-        </w:rPr>
-        <w:t>–</w:t>
-      </w:r>
-      <w:proofErr w:type="spellStart"/>
-      <w:r>
-        <w:rPr>
-          <w:rFonts w:ascii="Calibri" w:eastAsia="Calibri" w:hAnsi="Calibri" w:cs="Calibri"/>
-        </w:rPr>
-        <w:t>Rényi</w:t>
-      </w:r>
-      <w:proofErr w:type="spellEnd"/>
+      <w:r>
+        <w:rPr>
+          <w:rFonts w:ascii="Calibri" w:eastAsia="Calibri" w:hAnsi="Calibri" w:cs="Calibri"/>
+        </w:rPr>
+        <w:t>Erdős–Rényi</w:t>
+      </w:r>
       <w:r>
         <w:rPr>
           <w:rFonts w:ascii="Calibri" w:eastAsia="Calibri" w:hAnsi="Calibri" w:cs="Calibri"/>
@@ -4988,14 +4140,12 @@
         </w:rPr>
         <w:br/>
       </w:r>
-      <w:proofErr w:type="spellStart"/>
       <w:r>
         <w:rPr>
           <w:rFonts w:ascii="Calibri" w:eastAsia="Calibri" w:hAnsi="Calibri" w:cs="Calibri"/>
         </w:rPr>
         <w:t>In-Degree</w:t>
       </w:r>
-      <w:proofErr w:type="spellEnd"/>
       <w:r>
         <w:rPr>
           <w:rFonts w:ascii="Calibri" w:eastAsia="Calibri" w:hAnsi="Calibri" w:cs="Calibri"/>
@@ -5003,14 +4153,12 @@
         </w:rPr>
         <w:t xml:space="preserve"> היה זהה מכוח אופן בניית קו הבסיס. לעומת זאת, ה־</w:t>
       </w:r>
-      <w:proofErr w:type="spellStart"/>
       <w:r>
         <w:rPr>
           <w:rFonts w:ascii="Calibri" w:eastAsia="Calibri" w:hAnsi="Calibri" w:cs="Calibri"/>
         </w:rPr>
         <w:t>In-Degree</w:t>
       </w:r>
-      <w:proofErr w:type="spellEnd"/>
       <w:r>
         <w:rPr>
           <w:rFonts w:ascii="Calibri" w:eastAsia="Calibri" w:hAnsi="Calibri" w:cs="Calibri"/>
@@ -5018,14 +4166,12 @@
         </w:rPr>
         <w:t xml:space="preserve"> המרבי ברשת </w:t>
       </w:r>
-      <w:proofErr w:type="spellStart"/>
       <w:r>
         <w:rPr>
           <w:rFonts w:ascii="Calibri" w:eastAsia="Calibri" w:hAnsi="Calibri" w:cs="Calibri"/>
         </w:rPr>
         <w:t>Flowise</w:t>
       </w:r>
-      <w:proofErr w:type="spellEnd"/>
       <w:r>
         <w:rPr>
           <w:rFonts w:ascii="Calibri" w:eastAsia="Calibri" w:hAnsi="Calibri" w:cs="Calibri"/>
@@ -5049,14 +4195,12 @@
         </w:rPr>
         <w:t xml:space="preserve"> לצורך בדיקת </w:t>
       </w:r>
-      <w:proofErr w:type="spellStart"/>
       <w:r>
         <w:rPr>
           <w:rFonts w:ascii="Calibri" w:eastAsia="Calibri" w:hAnsi="Calibri" w:cs="Calibri"/>
         </w:rPr>
         <w:t>Small-World</w:t>
       </w:r>
-      <w:proofErr w:type="spellEnd"/>
       <w:r>
         <w:rPr>
           <w:rFonts w:ascii="Calibri" w:eastAsia="Calibri" w:hAnsi="Calibri" w:cs="Calibri"/>
@@ -5064,20 +4208,24 @@
         </w:rPr>
         <w:t xml:space="preserve"> חושבו המדדים על רכיב הקשירות הגדול ביותר. מקדם ההתקבצות ברשת היה 0.236507, לעומת 0.001991 בממוצע בגרפים האקראיים, ולכן יחס ההתקבצות היה 118.759. אורך המסלול הממוצע היה 5.171989, לעומת 5.121780 בגרפים האקראיים, יחס של 1.0098. בהתאם לכך התקבל מקדם </w:t>
       </w:r>
-      <w:proofErr w:type="spellStart"/>
       <w:r>
         <w:rPr>
           <w:rFonts w:ascii="Calibri" w:eastAsia="Calibri" w:hAnsi="Calibri" w:cs="Calibri"/>
         </w:rPr>
         <w:t>Small-World</w:t>
       </w:r>
-      <w:proofErr w:type="spellEnd"/>
-      <w:r>
-        <w:rPr>
-          <w:rFonts w:ascii="Calibri" w:eastAsia="Calibri" w:hAnsi="Calibri" w:cs="Calibri"/>
-          <w:rtl/>
-        </w:rPr>
-        <w:t xml:space="preserve"> של </w:t>
+      <w:r>
+        <w:rPr>
+          <w:rFonts w:ascii="Calibri" w:eastAsia="Calibri" w:hAnsi="Calibri" w:cs="Calibri"/>
+          <w:rtl/>
+        </w:rPr>
+        <w:t xml:space="preserve"> של117.606</w:t>
+      </w:r>
+      <w:r>
+        <w:rPr>
+          <w:rFonts w:ascii="Calibri" w:eastAsia="Calibri" w:hAnsi="Calibri" w:cs="Calibri"/>
+        </w:rPr>
+        <w:t xml:space="preserve"> </w:t>
       </w:r>
       <w:r>
         <w:rPr>
@@ -5088,9 +4236,16 @@
       <w:r>
         <w:rPr>
           <w:rFonts w:ascii="Calibri" w:eastAsia="Calibri" w:hAnsi="Calibri" w:cs="Calibri"/>
-          <w:rtl/>
-        </w:rPr>
-        <w:t xml:space="preserve">=117.6061. </w:t>
+          <w:lang w:val="en-US"/>
+        </w:rPr>
+        <w:t>=</w:t>
+      </w:r>
+      <w:r>
+        <w:rPr>
+          <w:rFonts w:ascii="Calibri" w:eastAsia="Calibri" w:hAnsi="Calibri" w:cs="Calibri"/>
+          <w:rtl/>
+        </w:rPr>
+        <w:t xml:space="preserve">. </w:t>
       </w:r>
     </w:p>
     <w:p>
@@ -5108,14 +4263,12 @@
         </w:rPr>
         <w:t xml:space="preserve"> בניתוח זנב התפלגות ה־</w:t>
       </w:r>
-      <w:proofErr w:type="spellStart"/>
       <w:r>
         <w:rPr>
           <w:rFonts w:ascii="Calibri" w:eastAsia="Calibri" w:hAnsi="Calibri" w:cs="Calibri"/>
         </w:rPr>
         <w:t>In-Degree</w:t>
       </w:r>
-      <w:proofErr w:type="spellEnd"/>
       <w:r>
         <w:rPr>
           <w:rFonts w:ascii="Calibri" w:eastAsia="Calibri" w:hAnsi="Calibri" w:cs="Calibri"/>
@@ -5136,43 +4289,38 @@
         </w:rPr>
         <w:t>=2.6105, כאשר ההתאמה החלה ב־</w:t>
       </w:r>
-      <w:proofErr w:type="spellStart"/>
       <w:r>
         <w:rPr>
           <w:rFonts w:ascii="Calibri" w:eastAsia="Calibri" w:hAnsi="Calibri" w:cs="Calibri"/>
         </w:rPr>
         <w:t>x_min</w:t>
       </w:r>
-      <w:proofErr w:type="spellEnd"/>
-      <w:r>
-        <w:rPr>
-          <w:rFonts w:ascii="Calibri" w:eastAsia="Calibri" w:hAnsi="Calibri" w:cs="Calibri"/>
-          <w:rtl/>
-        </w:rPr>
-        <w:t xml:space="preserve">=4 וכללה 287 תצפיות. בהשוואת הנראות, מודל </w:t>
-      </w:r>
-      <w:proofErr w:type="spellStart"/>
-      <w:r>
-        <w:rPr>
-          <w:rFonts w:ascii="Calibri" w:eastAsia="Calibri" w:hAnsi="Calibri" w:cs="Calibri"/>
-        </w:rPr>
-        <w:t>Power</w:t>
-      </w:r>
-      <w:proofErr w:type="spellEnd"/>
-      <w:r>
-        <w:rPr>
-          <w:rFonts w:ascii="Calibri" w:eastAsia="Calibri" w:hAnsi="Calibri" w:cs="Calibri"/>
+      <w:r>
+        <w:rPr>
+          <w:rFonts w:ascii="Calibri" w:eastAsia="Calibri" w:hAnsi="Calibri" w:cs="Calibri" w:hint="cs"/>
         </w:rPr>
         <w:t xml:space="preserve"> </w:t>
       </w:r>
-      <w:proofErr w:type="spellStart"/>
-      <w:r>
-        <w:rPr>
-          <w:rFonts w:ascii="Calibri" w:eastAsia="Calibri" w:hAnsi="Calibri" w:cs="Calibri"/>
-        </w:rPr>
-        <w:t>Law</w:t>
-      </w:r>
-      <w:proofErr w:type="spellEnd"/>
+      <w:r>
+        <w:rPr>
+          <w:rFonts w:ascii="Calibri" w:eastAsia="Calibri" w:hAnsi="Calibri" w:cs="Calibri"/>
+          <w:lang w:val="en-US"/>
+        </w:rPr>
+        <w:t>= 4</w:t>
+      </w:r>
+      <w:r>
+        <w:rPr>
+          <w:rFonts w:ascii="Calibri" w:eastAsia="Calibri" w:hAnsi="Calibri" w:cs="Calibri"/>
+          <w:rtl/>
+        </w:rPr>
+        <w:t xml:space="preserve"> וכללה 287 תצפיות. בהשוואת הנראות, מודל </w:t>
+      </w:r>
+      <w:r>
+        <w:rPr>
+          <w:rFonts w:ascii="Calibri" w:eastAsia="Calibri" w:hAnsi="Calibri" w:cs="Calibri"/>
+        </w:rPr>
+        <w:t>Power Law</w:t>
+      </w:r>
       <w:r>
         <w:rPr>
           <w:rFonts w:ascii="Calibri" w:eastAsia="Calibri" w:hAnsi="Calibri" w:cs="Calibri"/>
@@ -5180,14 +4328,65 @@
         </w:rPr>
         <w:t xml:space="preserve"> התאים לזנב טוב יותר באופן מובהק ממודל </w:t>
       </w:r>
-      <w:proofErr w:type="spellStart"/>
-      <w:r>
-        <w:rPr>
-          <w:rFonts w:ascii="Calibri" w:eastAsia="Calibri" w:hAnsi="Calibri" w:cs="Calibri"/>
-        </w:rPr>
-        <w:t>Exponential</w:t>
-      </w:r>
-      <w:proofErr w:type="spellEnd"/>
+      <w:r>
+        <w:rPr>
+          <w:rFonts w:ascii="Calibri" w:eastAsia="Calibri" w:hAnsi="Calibri" w:cs="Calibri"/>
+        </w:rPr>
+        <w:t xml:space="preserve">Exponential </w:t>
+      </w:r>
+      <w:r>
+        <w:rPr>
+          <w:rFonts w:ascii="Calibri" w:eastAsia="Calibri" w:hAnsi="Calibri" w:cs="Calibri" w:hint="cs"/>
+          <w:rtl/>
+        </w:rPr>
+        <w:t>(</w:t>
+      </w:r>
+      <w:r>
+        <w:rPr>
+          <w:rFonts w:ascii="Calibri" w:eastAsia="Calibri" w:hAnsi="Calibri" w:cs="Calibri"/>
+          <w:rtl/>
+        </w:rPr>
+        <w:t>0.000494</w:t>
+      </w:r>
+      <w:r>
+        <w:rPr>
+          <w:rFonts w:ascii="Calibri" w:eastAsia="Calibri" w:hAnsi="Calibri" w:cs="Calibri" w:hint="cs"/>
+          <w:rtl/>
+        </w:rPr>
+        <w:t>=</w:t>
+      </w:r>
+      <w:r>
+        <w:rPr>
+          <w:rFonts w:ascii="Calibri" w:eastAsia="Calibri" w:hAnsi="Calibri" w:cs="Calibri"/>
+        </w:rPr>
+        <w:t>‏(R=66.5967, p</w:t>
+      </w:r>
+      <w:r>
+        <w:rPr>
+          <w:rFonts w:ascii="Calibri" w:eastAsia="Calibri" w:hAnsi="Calibri" w:cs="Calibri"/>
+          <w:rtl/>
+        </w:rPr>
+        <w:t xml:space="preserve">. לעומת זאת, לא התקבל הבדל מובהק בין </w:t>
+      </w:r>
+      <w:r>
+        <w:rPr>
+          <w:rFonts w:ascii="Calibri" w:eastAsia="Calibri" w:hAnsi="Calibri" w:cs="Calibri"/>
+        </w:rPr>
+        <w:t>Power Law</w:t>
+      </w:r>
+      <w:r>
+        <w:rPr>
+          <w:rFonts w:ascii="Calibri" w:eastAsia="Calibri" w:hAnsi="Calibri" w:cs="Calibri"/>
+          <w:rtl/>
+        </w:rPr>
+        <w:t xml:space="preserve"> ל־</w:t>
+      </w:r>
+      <w:r>
+        <w:rPr>
+          <w:rFonts w:ascii="Calibri" w:eastAsia="Calibri" w:hAnsi="Calibri" w:cs="Calibri"/>
+        </w:rPr>
+        <w:t xml:space="preserve"> ‏(R=−0.0282,</w:t>
+      </w:r>
       <w:r>
         <w:rPr>
           <w:rFonts w:ascii="Calibri" w:eastAsia="Calibri" w:hAnsi="Calibri" w:cs="Calibri"/>
@@ -5196,99 +4395,16 @@
       </w:r>
       <w:r>
         <w:rPr>
-          <w:rFonts w:ascii="Calibri" w:eastAsia="Calibri" w:hAnsi="Calibri" w:cs="Calibri" w:hint="cs"/>
-          <w:rtl/>
-        </w:rPr>
-        <w:t>(</w:t>
-      </w:r>
-      <w:r>
-        <w:rPr>
-          <w:rFonts w:ascii="Calibri" w:eastAsia="Calibri" w:hAnsi="Calibri" w:cs="Calibri"/>
-          <w:rtl/>
-        </w:rPr>
-        <w:t>0.000494</w:t>
-      </w:r>
-      <w:r>
-        <w:rPr>
-          <w:rFonts w:ascii="Calibri" w:eastAsia="Calibri" w:hAnsi="Calibri" w:cs="Calibri" w:hint="cs"/>
-          <w:rtl/>
-        </w:rPr>
-        <w:t>=</w:t>
-      </w:r>
-      <w:r>
-        <w:rPr>
-          <w:rFonts w:ascii="Calibri" w:eastAsia="Calibri" w:hAnsi="Calibri" w:cs="Calibri"/>
-        </w:rPr>
-        <w:t>‏(R=66.5967, p</w:t>
-      </w:r>
-      <w:r>
-        <w:rPr>
-          <w:rFonts w:ascii="Calibri" w:eastAsia="Calibri" w:hAnsi="Calibri" w:cs="Calibri"/>
-          <w:rtl/>
-        </w:rPr>
-        <w:t xml:space="preserve">. לעומת זאת, לא התקבל הבדל מובהק בין </w:t>
-      </w:r>
-      <w:proofErr w:type="spellStart"/>
-      <w:r>
-        <w:rPr>
-          <w:rFonts w:ascii="Calibri" w:eastAsia="Calibri" w:hAnsi="Calibri" w:cs="Calibri"/>
-        </w:rPr>
-        <w:t>Power</w:t>
-      </w:r>
-      <w:proofErr w:type="spellEnd"/>
-      <w:r>
-        <w:rPr>
-          <w:rFonts w:ascii="Calibri" w:eastAsia="Calibri" w:hAnsi="Calibri" w:cs="Calibri"/>
-        </w:rPr>
-        <w:t xml:space="preserve"> </w:t>
-      </w:r>
-      <w:proofErr w:type="spellStart"/>
-      <w:r>
-        <w:rPr>
-          <w:rFonts w:ascii="Calibri" w:eastAsia="Calibri" w:hAnsi="Calibri" w:cs="Calibri"/>
-        </w:rPr>
-        <w:t>Law</w:t>
-      </w:r>
-      <w:proofErr w:type="spellEnd"/>
-      <w:r>
-        <w:rPr>
-          <w:rFonts w:ascii="Calibri" w:eastAsia="Calibri" w:hAnsi="Calibri" w:cs="Calibri"/>
-          <w:rtl/>
-        </w:rPr>
-        <w:t xml:space="preserve"> ל־</w:t>
-      </w:r>
-      <w:r>
-        <w:rPr>
-          <w:rFonts w:ascii="Calibri" w:eastAsia="Calibri" w:hAnsi="Calibri" w:cs="Calibri"/>
-        </w:rPr>
-        <w:t xml:space="preserve"> ‏(R=−0.0282,</w:t>
-      </w:r>
-      <w:r>
-        <w:rPr>
-          <w:rFonts w:ascii="Calibri" w:eastAsia="Calibri" w:hAnsi="Calibri" w:cs="Calibri"/>
-        </w:rPr>
-        <w:t xml:space="preserve"> </w:t>
-      </w:r>
-      <w:proofErr w:type="spellStart"/>
-      <w:r>
-        <w:rPr>
           <w:rFonts w:ascii="Calibri" w:eastAsia="Calibri" w:hAnsi="Calibri" w:cs="Calibri"/>
         </w:rPr>
         <w:t>Lognormal</w:t>
       </w:r>
-      <w:proofErr w:type="spellEnd"/>
       <w:r>
         <w:rPr>
           <w:rFonts w:ascii="Calibri" w:eastAsia="Calibri" w:hAnsi="Calibri" w:cs="Calibri"/>
           <w:rtl/>
         </w:rPr>
         <w:br/>
-      </w:r>
-      <w:r>
-        <w:rPr>
-          <w:rFonts w:ascii="Calibri" w:eastAsia="Calibri" w:hAnsi="Calibri" w:cs="Calibri"/>
-          <w:rtl/>
-        </w:rPr>
         <w:t>0.512058</w:t>
       </w:r>
       <w:r>
@@ -5303,46 +4419,14 @@
           <w:rFonts w:ascii="Calibri" w:eastAsia="Calibri" w:hAnsi="Calibri" w:cs="Calibri"/>
           <w:rtl/>
         </w:rPr>
-        <w:t xml:space="preserve">). לכן התוצאות תומכות בתיאור ההתפלגות כבעלת זנב כבד, אך אינן מאפשרות לקבוע באופן </w:t>
-      </w:r>
-      <w:proofErr w:type="spellStart"/>
-      <w:r>
-        <w:rPr>
-          <w:rFonts w:ascii="Calibri" w:eastAsia="Calibri" w:hAnsi="Calibri" w:cs="Calibri"/>
-          <w:rtl/>
-        </w:rPr>
-        <w:t>חד־משמעי</w:t>
-      </w:r>
-      <w:proofErr w:type="spellEnd"/>
-      <w:r>
-        <w:rPr>
-          <w:rFonts w:ascii="Calibri" w:eastAsia="Calibri" w:hAnsi="Calibri" w:cs="Calibri"/>
-          <w:rtl/>
-        </w:rPr>
-        <w:t xml:space="preserve"> שהיא </w:t>
-      </w:r>
-      <w:proofErr w:type="spellStart"/>
-      <w:r>
-        <w:rPr>
-          <w:rFonts w:ascii="Calibri" w:eastAsia="Calibri" w:hAnsi="Calibri" w:cs="Calibri"/>
-        </w:rPr>
-        <w:t>Power</w:t>
-      </w:r>
-      <w:proofErr w:type="spellEnd"/>
-      <w:r>
-        <w:rPr>
-          <w:rFonts w:ascii="Calibri" w:eastAsia="Calibri" w:hAnsi="Calibri" w:cs="Calibri"/>
-        </w:rPr>
-        <w:t xml:space="preserve"> </w:t>
-      </w:r>
-      <w:proofErr w:type="spellStart"/>
-      <w:r>
-        <w:rPr>
-          <w:rFonts w:ascii="Calibri" w:eastAsia="Calibri" w:hAnsi="Calibri" w:cs="Calibri"/>
-        </w:rPr>
-        <w:t>Law</w:t>
-      </w:r>
-      <w:proofErr w:type="spellEnd"/>
+        <w:t xml:space="preserve">). לכן התוצאות תומכות בתיאור ההתפלגות כבעלת זנב כבד, אך אינן מאפשרות לקבוע באופן חד־משמעי שהיא </w:t>
+      </w:r>
+      <w:r>
+        <w:rPr>
+          <w:rFonts w:ascii="Calibri" w:eastAsia="Calibri" w:hAnsi="Calibri" w:cs="Calibri"/>
+        </w:rPr>
+        <w:t>Power Law</w:t>
+      </w:r>
       <w:r>
         <w:rPr>
           <w:rFonts w:ascii="Calibri" w:eastAsia="Calibri" w:hAnsi="Calibri" w:cs="Calibri"/>
@@ -5367,14 +4451,12 @@
         </w:rPr>
         <w:t xml:space="preserve">יחד, התוצאות מראות שרשת </w:t>
       </w:r>
-      <w:proofErr w:type="spellStart"/>
       <w:r>
         <w:rPr>
           <w:rFonts w:ascii="Calibri" w:eastAsia="Calibri" w:hAnsi="Calibri" w:cs="Calibri"/>
         </w:rPr>
         <w:t>Flowise</w:t>
       </w:r>
-      <w:proofErr w:type="spellEnd"/>
       <w:r>
         <w:rPr>
           <w:rFonts w:ascii="Calibri" w:eastAsia="Calibri" w:hAnsi="Calibri" w:cs="Calibri"/>
@@ -5382,14 +4464,12 @@
         </w:rPr>
         <w:t xml:space="preserve"> אינה מאורגנת כפיזור אקראי של קשרים. היא משלבת </w:t>
       </w:r>
-      <w:proofErr w:type="spellStart"/>
       <w:r>
         <w:rPr>
           <w:rFonts w:ascii="Calibri" w:eastAsia="Calibri" w:hAnsi="Calibri" w:cs="Calibri"/>
         </w:rPr>
         <w:t>hubs</w:t>
       </w:r>
-      <w:proofErr w:type="spellEnd"/>
       <w:r>
         <w:rPr>
           <w:rFonts w:ascii="Calibri" w:eastAsia="Calibri" w:hAnsi="Calibri" w:cs="Calibri"/>
@@ -5483,14 +4563,12 @@
         </w:rPr>
         <w:t xml:space="preserve"> השוואת זנב התפלגות ה־</w:t>
       </w:r>
-      <w:proofErr w:type="spellStart"/>
       <w:r>
         <w:rPr>
           <w:rFonts w:ascii="Calibri" w:eastAsia="Calibri" w:hAnsi="Calibri" w:cs="Calibri"/>
         </w:rPr>
         <w:t>In-Degree</w:t>
       </w:r>
-      <w:proofErr w:type="spellEnd"/>
       <w:r>
         <w:rPr>
           <w:rFonts w:ascii="Calibri" w:eastAsia="Calibri" w:hAnsi="Calibri" w:cs="Calibri"/>
@@ -5498,71 +4576,88 @@
         </w:rPr>
         <w:t xml:space="preserve"> למודלי </w:t>
       </w:r>
-      <w:proofErr w:type="spellStart"/>
-      <w:r>
-        <w:rPr>
-          <w:rFonts w:ascii="Calibri" w:eastAsia="Calibri" w:hAnsi="Calibri" w:cs="Calibri"/>
-        </w:rPr>
-        <w:t>Power</w:t>
-      </w:r>
-      <w:proofErr w:type="spellEnd"/>
-      <w:r>
-        <w:rPr>
-          <w:rFonts w:ascii="Calibri" w:eastAsia="Calibri" w:hAnsi="Calibri" w:cs="Calibri"/>
+      <w:r>
+        <w:rPr>
+          <w:rFonts w:ascii="Calibri" w:eastAsia="Calibri" w:hAnsi="Calibri" w:cs="Calibri"/>
+        </w:rPr>
+        <w:t>Power Law</w:t>
+      </w:r>
+      <w:r>
+        <w:rPr>
+          <w:rFonts w:ascii="Calibri" w:eastAsia="Calibri" w:hAnsi="Calibri" w:cs="Calibri"/>
+          <w:rtl/>
+        </w:rPr>
+        <w:t xml:space="preserve"> ו־</w:t>
+      </w:r>
+      <w:r>
+        <w:rPr>
+          <w:rFonts w:ascii="Calibri" w:eastAsia="Calibri" w:hAnsi="Calibri" w:cs="Calibri"/>
+        </w:rPr>
+        <w:t>Lognormal</w:t>
+      </w:r>
+      <w:r>
+        <w:rPr>
+          <w:rFonts w:ascii="Calibri" w:eastAsia="Calibri" w:hAnsi="Calibri" w:cs="Calibri"/>
+          <w:rtl/>
+        </w:rPr>
+        <w:t xml:space="preserve"> באמצעות </w:t>
+      </w:r>
+      <w:r>
+        <w:rPr>
+          <w:rFonts w:ascii="Calibri" w:eastAsia="Calibri" w:hAnsi="Calibri" w:cs="Calibri"/>
+        </w:rPr>
+        <w:t>CCDF.</w:t>
+      </w:r>
+      <w:r>
+        <w:rPr>
+          <w:rFonts w:ascii="Calibri" w:eastAsia="Calibri" w:hAnsi="Calibri" w:cs="Calibri" w:hint="cs"/>
+          <w:rtl/>
         </w:rPr>
         <w:t xml:space="preserve"> </w:t>
       </w:r>
-      <w:proofErr w:type="spellStart"/>
-      <w:r>
-        <w:rPr>
-          <w:rFonts w:ascii="Calibri" w:eastAsia="Calibri" w:hAnsi="Calibri" w:cs="Calibri"/>
-        </w:rPr>
-        <w:t>Law</w:t>
-      </w:r>
-      <w:proofErr w:type="spellEnd"/>
-      <w:r>
-        <w:rPr>
-          <w:rFonts w:ascii="Calibri" w:eastAsia="Calibri" w:hAnsi="Calibri" w:cs="Calibri"/>
-          <w:rtl/>
-        </w:rPr>
-        <w:t xml:space="preserve"> ו־</w:t>
-      </w:r>
-      <w:proofErr w:type="spellStart"/>
-      <w:r>
-        <w:rPr>
-          <w:rFonts w:ascii="Calibri" w:eastAsia="Calibri" w:hAnsi="Calibri" w:cs="Calibri"/>
-        </w:rPr>
-        <w:t>Lognormal</w:t>
-      </w:r>
-      <w:proofErr w:type="spellEnd"/>
-      <w:r>
-        <w:rPr>
-          <w:rFonts w:ascii="Calibri" w:eastAsia="Calibri" w:hAnsi="Calibri" w:cs="Calibri"/>
-          <w:rtl/>
-        </w:rPr>
-        <w:t xml:space="preserve"> באמצעות </w:t>
-      </w:r>
-      <w:r>
-        <w:rPr>
-          <w:rFonts w:ascii="Calibri" w:eastAsia="Calibri" w:hAnsi="Calibri" w:cs="Calibri"/>
-        </w:rPr>
-        <w:t>CCDF. ‏CCDF</w:t>
-      </w:r>
-      <w:r>
-        <w:rPr>
-          <w:rFonts w:ascii="Calibri" w:eastAsia="Calibri" w:hAnsi="Calibri" w:cs="Calibri"/>
-          <w:rtl/>
-        </w:rPr>
-        <w:t xml:space="preserve"> מציג את ההסתברות שה־</w:t>
-      </w:r>
-      <w:proofErr w:type="spellStart"/>
+      <w:r>
+        <w:rPr>
+          <w:rFonts w:ascii="Calibri" w:hAnsi="Calibri" w:cs="Calibri" w:hint="cs"/>
+          <w:color w:val="000000"/>
+          <w:rtl/>
+        </w:rPr>
+        <w:t>(</w:t>
+      </w:r>
+      <w:r>
+        <w:rPr>
+          <w:rFonts w:ascii="Calibri" w:hAnsi="Calibri" w:cs="Calibri"/>
+          <w:color w:val="000000"/>
+          <w:rtl/>
+        </w:rPr>
+        <w:t>פונקציית ההתפלגות המצטברת המשלימה</w:t>
+      </w:r>
+      <w:r>
+        <w:rPr>
+          <w:rFonts w:ascii="Calibri" w:hAnsi="Calibri" w:cs="Calibri" w:hint="cs"/>
+          <w:color w:val="000000"/>
+          <w:rtl/>
+        </w:rPr>
+        <w:t>).</w:t>
+      </w:r>
+      <w:r>
+        <w:rPr>
+          <w:rFonts w:ascii="Calibri" w:eastAsia="Calibri" w:hAnsi="Calibri" w:cs="Calibri"/>
+        </w:rPr>
+        <w:t xml:space="preserve"> ‏CCDF</w:t>
+      </w:r>
+      <w:r>
+        <w:rPr>
+          <w:rFonts w:ascii="Calibri" w:eastAsia="Calibri" w:hAnsi="Calibri" w:cs="Calibri"/>
+          <w:rtl/>
+        </w:rPr>
+        <w:t>מציג את ההסתברות שה־</w:t>
+      </w:r>
       <w:r>
         <w:rPr>
           <w:rFonts w:ascii="Calibri" w:eastAsia="Calibri" w:hAnsi="Calibri" w:cs="Calibri"/>
         </w:rPr>
         <w:t>In-Degree</w:t>
       </w:r>
-      <w:proofErr w:type="spellEnd"/>
       <w:r>
         <w:rPr>
           <w:rFonts w:ascii="Calibri" w:eastAsia="Calibri" w:hAnsi="Calibri" w:cs="Calibri"/>
@@ -5570,28 +4665,12 @@
         </w:rPr>
         <w:t xml:space="preserve"> של חבילה יהיה לפחות ערך נתון. שני המודלים עוקבים מקרוב אחר הנתונים האמפיריים, בעוד שמודל </w:t>
       </w:r>
-      <w:proofErr w:type="spellStart"/>
-      <w:r>
-        <w:rPr>
-          <w:rFonts w:ascii="Calibri" w:eastAsia="Calibri" w:hAnsi="Calibri" w:cs="Calibri"/>
-        </w:rPr>
-        <w:t>Power</w:t>
-      </w:r>
-      <w:proofErr w:type="spellEnd"/>
-      <w:r>
-        <w:rPr>
-          <w:rFonts w:ascii="Calibri" w:eastAsia="Calibri" w:hAnsi="Calibri" w:cs="Calibri"/>
-        </w:rPr>
-        <w:t xml:space="preserve"> </w:t>
-      </w:r>
-      <w:proofErr w:type="spellStart"/>
-      <w:r>
-        <w:rPr>
-          <w:rFonts w:ascii="Calibri" w:eastAsia="Calibri" w:hAnsi="Calibri" w:cs="Calibri"/>
-        </w:rPr>
-        <w:t>Law</w:t>
-      </w:r>
-      <w:proofErr w:type="spellEnd"/>
+      <w:r>
+        <w:rPr>
+          <w:rFonts w:ascii="Calibri" w:eastAsia="Calibri" w:hAnsi="Calibri" w:cs="Calibri"/>
+        </w:rPr>
+        <w:t>Power Law</w:t>
+      </w:r>
       <w:r>
         <w:rPr>
           <w:rFonts w:ascii="Calibri" w:eastAsia="Calibri" w:hAnsi="Calibri" w:cs="Calibri"/>
@@ -5599,19 +4678,11 @@
         </w:rPr>
         <w:t xml:space="preserve"> נמצא עדיף באופן מובהק על </w:t>
       </w:r>
-      <w:proofErr w:type="spellStart"/>
-      <w:r>
-        <w:rPr>
-          <w:rFonts w:ascii="Calibri" w:eastAsia="Calibri" w:hAnsi="Calibri" w:cs="Calibri"/>
-        </w:rPr>
-        <w:t>Exponential</w:t>
-      </w:r>
-      <w:proofErr w:type="spellEnd"/>
-      <w:r>
-        <w:rPr>
-          <w:rFonts w:ascii="Calibri" w:eastAsia="Calibri" w:hAnsi="Calibri" w:cs="Calibri"/>
-        </w:rPr>
-        <w:t xml:space="preserve"> </w:t>
+      <w:r>
+        <w:rPr>
+          <w:rFonts w:ascii="Calibri" w:eastAsia="Calibri" w:hAnsi="Calibri" w:cs="Calibri"/>
+        </w:rPr>
+        <w:t xml:space="preserve">Exponential </w:t>
       </w:r>
       <w:r>
         <w:rPr>
@@ -5662,14 +4733,12 @@
         </w:rPr>
         <w:t xml:space="preserve">בהסרה הממוקדת הוסרו 50 החבילות בעלות </w:t>
       </w:r>
-      <w:proofErr w:type="spellStart"/>
       <w:r>
         <w:rPr>
           <w:rFonts w:ascii="Calibri" w:eastAsia="Calibri" w:hAnsi="Calibri" w:cs="Calibri"/>
         </w:rPr>
         <w:t>Betweenness</w:t>
       </w:r>
-      <w:proofErr w:type="spellEnd"/>
       <w:r>
         <w:rPr>
           <w:rFonts w:ascii="Calibri" w:eastAsia="Calibri" w:hAnsi="Calibri" w:cs="Calibri"/>
@@ -5749,39 +4818,7 @@
           <w:rFonts w:ascii="Calibri" w:eastAsia="Calibri" w:hAnsi="Calibri" w:cs="Calibri"/>
           <w:rtl/>
         </w:rPr>
-        <w:t xml:space="preserve">הממצא מראה שקבוצה קטנה של חבילות גשר משפיעה באופן </w:t>
-      </w:r>
-      <w:proofErr w:type="spellStart"/>
-      <w:r>
-        <w:rPr>
-          <w:rFonts w:ascii="Calibri" w:eastAsia="Calibri" w:hAnsi="Calibri" w:cs="Calibri"/>
-          <w:rtl/>
-        </w:rPr>
-        <w:t>לא־פרופורציונלי</w:t>
-      </w:r>
-      <w:proofErr w:type="spellEnd"/>
-      <w:r>
-        <w:rPr>
-          <w:rFonts w:ascii="Calibri" w:eastAsia="Calibri" w:hAnsi="Calibri" w:cs="Calibri"/>
-          <w:rtl/>
-        </w:rPr>
-        <w:t xml:space="preserve"> על הקשירות המבנית של </w:t>
-      </w:r>
-      <w:proofErr w:type="spellStart"/>
-      <w:r>
-        <w:rPr>
-          <w:rFonts w:ascii="Calibri" w:eastAsia="Calibri" w:hAnsi="Calibri" w:cs="Calibri"/>
-          <w:rtl/>
-        </w:rPr>
-        <w:t>האקוסיסטם</w:t>
-      </w:r>
-      <w:proofErr w:type="spellEnd"/>
-      <w:r>
-        <w:rPr>
-          <w:rFonts w:ascii="Calibri" w:eastAsia="Calibri" w:hAnsi="Calibri" w:cs="Calibri"/>
-          <w:rtl/>
-        </w:rPr>
-        <w:t>.</w:t>
+        <w:t>הממצא מראה שקבוצה קטנה של חבילות גשר משפיעה באופן לא־פרופורציונלי על הקשירות המבנית של האקוסיסטם.</w:t>
       </w:r>
     </w:p>
     <w:p>
@@ -5859,28 +4896,12 @@
         </w:rPr>
         <w:t xml:space="preserve"> השוואה בין הסרה ממוקדת סטטית לפי </w:t>
       </w:r>
-      <w:proofErr w:type="spellStart"/>
-      <w:r>
-        <w:rPr>
-          <w:rFonts w:ascii="Calibri" w:eastAsia="Calibri" w:hAnsi="Calibri" w:cs="Calibri"/>
-        </w:rPr>
-        <w:t>Betweenness</w:t>
-      </w:r>
-      <w:proofErr w:type="spellEnd"/>
-      <w:r>
-        <w:rPr>
-          <w:rFonts w:ascii="Calibri" w:eastAsia="Calibri" w:hAnsi="Calibri" w:cs="Calibri"/>
-        </w:rPr>
-        <w:t xml:space="preserve"> </w:t>
-      </w:r>
-      <w:proofErr w:type="spellStart"/>
-      <w:r>
-        <w:rPr>
-          <w:rFonts w:ascii="Calibri" w:eastAsia="Calibri" w:hAnsi="Calibri" w:cs="Calibri"/>
-        </w:rPr>
-        <w:t>Centrality</w:t>
-      </w:r>
-      <w:proofErr w:type="spellEnd"/>
+      <w:r>
+        <w:rPr>
+          <w:rFonts w:ascii="Calibri" w:eastAsia="Calibri" w:hAnsi="Calibri" w:cs="Calibri"/>
+        </w:rPr>
+        <w:t>Betweenness Centrality</w:t>
+      </w:r>
       <w:r>
         <w:rPr>
           <w:rFonts w:ascii="Calibri" w:eastAsia="Calibri" w:hAnsi="Calibri" w:cs="Calibri"/>
@@ -5911,55 +4932,7 @@
           <w:szCs w:val="26"/>
           <w:rtl/>
         </w:rPr>
-        <w:t xml:space="preserve">4.6 </w:t>
-      </w:r>
-      <w:proofErr w:type="spellStart"/>
-      <w:r>
-        <w:rPr>
-          <w:rFonts w:ascii="Calibri" w:eastAsia="Calibri" w:hAnsi="Calibri" w:cs="Calibri"/>
-          <w:b/>
-          <w:bCs/>
-          <w:sz w:val="26"/>
-          <w:szCs w:val="26"/>
-          <w:rtl/>
-        </w:rPr>
-        <w:t>תעדוף</w:t>
-      </w:r>
-      <w:proofErr w:type="spellEnd"/>
-      <w:r>
-        <w:rPr>
-          <w:rFonts w:ascii="Calibri" w:eastAsia="Calibri" w:hAnsi="Calibri" w:cs="Calibri"/>
-          <w:b/>
-          <w:bCs/>
-          <w:sz w:val="26"/>
-          <w:szCs w:val="26"/>
-          <w:rtl/>
-        </w:rPr>
-        <w:t xml:space="preserve"> </w:t>
-      </w:r>
-      <w:proofErr w:type="spellStart"/>
-      <w:r>
-        <w:rPr>
-          <w:rFonts w:ascii="Calibri" w:eastAsia="Calibri" w:hAnsi="Calibri" w:cs="Calibri"/>
-          <w:b/>
-          <w:bCs/>
-          <w:sz w:val="26"/>
-          <w:szCs w:val="26"/>
-          <w:rtl/>
-        </w:rPr>
-        <w:t>פגיעויות</w:t>
-      </w:r>
-      <w:proofErr w:type="spellEnd"/>
-      <w:r>
-        <w:rPr>
-          <w:rFonts w:ascii="Calibri" w:eastAsia="Calibri" w:hAnsi="Calibri" w:cs="Calibri"/>
-          <w:b/>
-          <w:bCs/>
-          <w:sz w:val="26"/>
-          <w:szCs w:val="26"/>
-          <w:rtl/>
-        </w:rPr>
-        <w:t xml:space="preserve"> ברמת גרסה באמצעות מרכזיות טופולוגית </w:t>
+        <w:t xml:space="preserve">4.6 תעדוף פגיעויות ברמת גרסה באמצעות מרכזיות טופולוגית </w:t>
       </w:r>
     </w:p>
     <w:p>
@@ -5978,14 +4951,12 @@
         </w:rPr>
         <w:t xml:space="preserve">בבדיקה האוטומטית נותחו 2,548 צירופי החבילה–גרסה שנפתרו עבור </w:t>
       </w:r>
-      <w:proofErr w:type="spellStart"/>
       <w:r>
         <w:rPr>
           <w:rFonts w:ascii="Calibri" w:eastAsia="Calibri" w:hAnsi="Calibri" w:cs="Calibri"/>
         </w:rPr>
         <w:t>Flowise</w:t>
       </w:r>
-      <w:proofErr w:type="spellEnd"/>
       <w:r>
         <w:rPr>
           <w:rFonts w:ascii="Calibri" w:eastAsia="Calibri" w:hAnsi="Calibri" w:cs="Calibri"/>
@@ -5993,14 +4964,12 @@
         </w:rPr>
         <w:t xml:space="preserve"> 3.1.2. עבור כל גרסה נשלפו ה־</w:t>
       </w:r>
-      <w:proofErr w:type="spellStart"/>
       <w:r>
         <w:rPr>
           <w:rFonts w:ascii="Calibri" w:eastAsia="Calibri" w:hAnsi="Calibri" w:cs="Calibri"/>
         </w:rPr>
         <w:t>advisories</w:t>
       </w:r>
-      <w:proofErr w:type="spellEnd"/>
       <w:r>
         <w:rPr>
           <w:rFonts w:ascii="Calibri" w:eastAsia="Calibri" w:hAnsi="Calibri" w:cs="Calibri"/>
@@ -6008,14 +4977,12 @@
         </w:rPr>
         <w:t xml:space="preserve"> הידועים כמשפיעים עליה ישירות. הבדיקה זיהתה 151 מזהי </w:t>
       </w:r>
-      <w:proofErr w:type="spellStart"/>
       <w:r>
         <w:rPr>
           <w:rFonts w:ascii="Calibri" w:eastAsia="Calibri" w:hAnsi="Calibri" w:cs="Calibri"/>
         </w:rPr>
         <w:t>advisory</w:t>
       </w:r>
-      <w:proofErr w:type="spellEnd"/>
       <w:r>
         <w:rPr>
           <w:rFonts w:ascii="Calibri" w:eastAsia="Calibri" w:hAnsi="Calibri" w:cs="Calibri"/>
@@ -6073,50 +5040,18 @@
         </w:rPr>
         <w:t xml:space="preserve">מבין 47 החבילות המושפעות, 23 דורגו בעשירון העליון לפי </w:t>
       </w:r>
-      <w:proofErr w:type="spellStart"/>
-      <w:r>
-        <w:rPr>
-          <w:rFonts w:ascii="Calibri" w:eastAsia="Calibri" w:hAnsi="Calibri" w:cs="Calibri"/>
-        </w:rPr>
-        <w:t>Betweenness</w:t>
-      </w:r>
-      <w:proofErr w:type="spellEnd"/>
-      <w:r>
-        <w:rPr>
-          <w:rFonts w:ascii="Calibri" w:eastAsia="Calibri" w:hAnsi="Calibri" w:cs="Calibri"/>
-        </w:rPr>
-        <w:t xml:space="preserve"> </w:t>
-      </w:r>
-      <w:proofErr w:type="spellStart"/>
-      <w:r>
-        <w:rPr>
-          <w:rFonts w:ascii="Calibri" w:eastAsia="Calibri" w:hAnsi="Calibri" w:cs="Calibri"/>
-        </w:rPr>
-        <w:t>Centrality</w:t>
-      </w:r>
-      <w:proofErr w:type="spellEnd"/>
-      <w:r>
-        <w:rPr>
-          <w:rFonts w:ascii="Calibri" w:eastAsia="Calibri" w:hAnsi="Calibri" w:cs="Calibri"/>
-          <w:rtl/>
-        </w:rPr>
-        <w:t xml:space="preserve">, לעומת 4.70 חבילות בלבד שהיו צפויות תחת בחירה אקראית. בדיקת ההעשרה </w:t>
-      </w:r>
-      <w:proofErr w:type="spellStart"/>
-      <w:r>
-        <w:rPr>
-          <w:rFonts w:ascii="Calibri" w:eastAsia="Calibri" w:hAnsi="Calibri" w:cs="Calibri"/>
-          <w:rtl/>
-        </w:rPr>
-        <w:t>ההיפרגאומטרית</w:t>
-      </w:r>
-      <w:proofErr w:type="spellEnd"/>
-      <w:r>
-        <w:rPr>
-          <w:rFonts w:ascii="Calibri" w:eastAsia="Calibri" w:hAnsi="Calibri" w:cs="Calibri"/>
-          <w:rtl/>
-        </w:rPr>
-        <w:t xml:space="preserve"> נתנה ערך של </w:t>
+      <w:r>
+        <w:rPr>
+          <w:rFonts w:ascii="Calibri" w:eastAsia="Calibri" w:hAnsi="Calibri" w:cs="Calibri"/>
+        </w:rPr>
+        <w:t>Betweenness Centrality</w:t>
+      </w:r>
+      <w:r>
+        <w:rPr>
+          <w:rFonts w:ascii="Calibri" w:eastAsia="Calibri" w:hAnsi="Calibri" w:cs="Calibri"/>
+          <w:rtl/>
+        </w:rPr>
+        <w:t xml:space="preserve">, לעומת 4.70 חבילות בלבד שהיו צפויות תחת בחירה אקראית. בדיקת ההעשרה ההיפרגאומטרית נתנה ערך של </w:t>
       </w:r>
       <w:r>
         <w:rPr>
@@ -6161,14 +5096,12 @@
         </w:rPr>
         <w:t xml:space="preserve">התוצאות מצביעות על ריכוז מובהק של חבילות מושפעות בעמדות גשר מרכזיות. </w:t>
       </w:r>
-      <w:proofErr w:type="spellStart"/>
       <w:r>
         <w:rPr>
           <w:rFonts w:ascii="Calibri" w:eastAsia="Calibri" w:hAnsi="Calibri" w:cs="Calibri"/>
         </w:rPr>
         <w:t>form-data</w:t>
       </w:r>
-      <w:proofErr w:type="spellEnd"/>
       <w:r>
         <w:rPr>
           <w:rFonts w:ascii="Calibri" w:eastAsia="Calibri" w:hAnsi="Calibri" w:cs="Calibri"/>
@@ -6176,14 +5109,12 @@
         </w:rPr>
         <w:t xml:space="preserve"> דורגה במקום השלישי והושפעה מ־</w:t>
       </w:r>
-      <w:proofErr w:type="spellStart"/>
       <w:r>
         <w:rPr>
           <w:rFonts w:ascii="Calibri" w:eastAsia="Calibri" w:hAnsi="Calibri" w:cs="Calibri"/>
         </w:rPr>
         <w:t>advisory</w:t>
       </w:r>
-      <w:proofErr w:type="spellEnd"/>
       <w:r>
         <w:rPr>
           <w:rFonts w:ascii="Calibri" w:eastAsia="Calibri" w:hAnsi="Calibri" w:cs="Calibri"/>
@@ -6217,28 +5148,12 @@
         </w:rPr>
         <w:t>4 של 9.4. החבילה @</w:t>
       </w:r>
-      <w:proofErr w:type="spellStart"/>
-      <w:r>
-        <w:rPr>
-          <w:rFonts w:ascii="Calibri" w:eastAsia="Calibri" w:hAnsi="Calibri" w:cs="Calibri"/>
-        </w:rPr>
-        <w:t>grpc</w:t>
-      </w:r>
-      <w:proofErr w:type="spellEnd"/>
-      <w:r>
-        <w:rPr>
-          <w:rFonts w:ascii="Calibri" w:eastAsia="Calibri" w:hAnsi="Calibri" w:cs="Calibri"/>
-        </w:rPr>
-        <w:t>/</w:t>
-      </w:r>
-      <w:proofErr w:type="spellStart"/>
-      <w:r>
-        <w:rPr>
-          <w:rFonts w:ascii="Calibri" w:eastAsia="Calibri" w:hAnsi="Calibri" w:cs="Calibri"/>
-        </w:rPr>
-        <w:t>grpc-js</w:t>
-      </w:r>
-      <w:proofErr w:type="spellEnd"/>
+      <w:r>
+        <w:rPr>
+          <w:rFonts w:ascii="Calibri" w:eastAsia="Calibri" w:hAnsi="Calibri" w:cs="Calibri"/>
+        </w:rPr>
+        <w:t>grpc/grpc-js</w:t>
+      </w:r>
       <w:r>
         <w:rPr>
           <w:rFonts w:ascii="Calibri" w:eastAsia="Calibri" w:hAnsi="Calibri" w:cs="Calibri"/>
@@ -6246,14 +5161,12 @@
         </w:rPr>
         <w:t xml:space="preserve"> דורגה במקום הרביעי. </w:t>
       </w:r>
-      <w:proofErr w:type="spellStart"/>
       <w:r>
         <w:rPr>
           <w:rFonts w:ascii="Calibri" w:eastAsia="Calibri" w:hAnsi="Calibri" w:cs="Calibri"/>
         </w:rPr>
         <w:t>protobufjs</w:t>
       </w:r>
-      <w:proofErr w:type="spellEnd"/>
       <w:r>
         <w:rPr>
           <w:rFonts w:ascii="Calibri" w:eastAsia="Calibri" w:hAnsi="Calibri" w:cs="Calibri"/>
@@ -6274,14 +5187,12 @@
         </w:rPr>
         <w:t xml:space="preserve"> של 9.8, ואילו </w:t>
       </w:r>
-      <w:proofErr w:type="spellStart"/>
       <w:r>
         <w:rPr>
           <w:rFonts w:ascii="Calibri" w:eastAsia="Calibri" w:hAnsi="Calibri" w:cs="Calibri"/>
         </w:rPr>
         <w:t>axios</w:t>
       </w:r>
-      <w:proofErr w:type="spellEnd"/>
       <w:r>
         <w:rPr>
           <w:rFonts w:ascii="Calibri" w:eastAsia="Calibri" w:hAnsi="Calibri" w:cs="Calibri"/>
@@ -6289,14 +5200,12 @@
         </w:rPr>
         <w:t xml:space="preserve"> דורגה במקום 42 והושפעה מ־33 </w:t>
       </w:r>
-      <w:proofErr w:type="spellStart"/>
       <w:r>
         <w:rPr>
           <w:rFonts w:ascii="Calibri" w:eastAsia="Calibri" w:hAnsi="Calibri" w:cs="Calibri"/>
         </w:rPr>
         <w:t>advisories</w:t>
       </w:r>
-      <w:proofErr w:type="spellEnd"/>
       <w:r>
         <w:rPr>
           <w:rFonts w:ascii="Calibri" w:eastAsia="Calibri" w:hAnsi="Calibri" w:cs="Calibri"/>
@@ -6321,14 +5230,12 @@
         </w:rPr>
         <w:t xml:space="preserve">הממצא מדגים את הערך המוסף של השיטה: </w:t>
       </w:r>
-      <w:proofErr w:type="spellStart"/>
       <w:r>
         <w:rPr>
           <w:rFonts w:ascii="Calibri" w:eastAsia="Calibri" w:hAnsi="Calibri" w:cs="Calibri"/>
         </w:rPr>
         <w:t>advisory</w:t>
       </w:r>
-      <w:proofErr w:type="spellEnd"/>
       <w:r>
         <w:rPr>
           <w:rFonts w:ascii="Calibri" w:eastAsia="Calibri" w:hAnsi="Calibri" w:cs="Calibri"/>
@@ -6336,66 +5243,18 @@
         </w:rPr>
         <w:t xml:space="preserve"> מזהה פגיעות המשפיעה על גרסה מדויקת, ואילו </w:t>
       </w:r>
-      <w:proofErr w:type="spellStart"/>
-      <w:r>
-        <w:rPr>
-          <w:rFonts w:ascii="Calibri" w:eastAsia="Calibri" w:hAnsi="Calibri" w:cs="Calibri"/>
-        </w:rPr>
-        <w:t>Betweenness</w:t>
-      </w:r>
-      <w:proofErr w:type="spellEnd"/>
-      <w:r>
-        <w:rPr>
-          <w:rFonts w:ascii="Calibri" w:eastAsia="Calibri" w:hAnsi="Calibri" w:cs="Calibri"/>
-        </w:rPr>
-        <w:t xml:space="preserve"> </w:t>
-      </w:r>
-      <w:proofErr w:type="spellStart"/>
-      <w:r>
-        <w:rPr>
-          <w:rFonts w:ascii="Calibri" w:eastAsia="Calibri" w:hAnsi="Calibri" w:cs="Calibri"/>
-        </w:rPr>
-        <w:t>Centrality</w:t>
-      </w:r>
-      <w:proofErr w:type="spellEnd"/>
-      <w:r>
-        <w:rPr>
-          <w:rFonts w:ascii="Calibri" w:eastAsia="Calibri" w:hAnsi="Calibri" w:cs="Calibri"/>
-          <w:rtl/>
-        </w:rPr>
-        <w:t xml:space="preserve"> מעריך את חשיבות החבילה למבנה </w:t>
-      </w:r>
-      <w:proofErr w:type="spellStart"/>
-      <w:r>
-        <w:rPr>
-          <w:rFonts w:ascii="Calibri" w:eastAsia="Calibri" w:hAnsi="Calibri" w:cs="Calibri"/>
-          <w:rtl/>
-        </w:rPr>
-        <w:t>האקוסיסטם</w:t>
-      </w:r>
-      <w:proofErr w:type="spellEnd"/>
-      <w:r>
-        <w:rPr>
-          <w:rFonts w:ascii="Calibri" w:eastAsia="Calibri" w:hAnsi="Calibri" w:cs="Calibri"/>
-          <w:rtl/>
-        </w:rPr>
-        <w:t xml:space="preserve">. שילוב שני הממדים מאפשר להעניק עדיפות גבוהה יותר </w:t>
-      </w:r>
-      <w:proofErr w:type="spellStart"/>
-      <w:r>
-        <w:rPr>
-          <w:rFonts w:ascii="Calibri" w:eastAsia="Calibri" w:hAnsi="Calibri" w:cs="Calibri"/>
-          <w:rtl/>
-        </w:rPr>
-        <w:t>לפגיעויות</w:t>
-      </w:r>
-      <w:proofErr w:type="spellEnd"/>
-      <w:r>
-        <w:rPr>
-          <w:rFonts w:ascii="Calibri" w:eastAsia="Calibri" w:hAnsi="Calibri" w:cs="Calibri"/>
-          <w:rtl/>
-        </w:rPr>
-        <w:t xml:space="preserve"> המופיעות בחבילות גשר מערכתיות </w:t>
+      <w:r>
+        <w:rPr>
+          <w:rFonts w:ascii="Calibri" w:eastAsia="Calibri" w:hAnsi="Calibri" w:cs="Calibri"/>
+        </w:rPr>
+        <w:t>Betweenness Centrality</w:t>
+      </w:r>
+      <w:r>
+        <w:rPr>
+          <w:rFonts w:ascii="Calibri" w:eastAsia="Calibri" w:hAnsi="Calibri" w:cs="Calibri"/>
+          <w:rtl/>
+        </w:rPr>
+        <w:t xml:space="preserve"> מעריך את חשיבות החבילה למבנה האקוסיסטם. שילוב שני הממדים מאפשר להעניק עדיפות גבוהה יותר לפגיעויות המופיעות בחבילות גשר מערכתיות </w:t>
       </w:r>
       <w:hyperlink w:anchor="gobocjq8vj16">
         <w:r>
@@ -6445,14 +5304,12 @@
         <w:lastRenderedPageBreak/>
         <w:t xml:space="preserve">בניסוי חקרני משלים, מדד </w:t>
       </w:r>
-      <w:proofErr w:type="spellStart"/>
       <w:r>
         <w:rPr>
           <w:rFonts w:ascii="Calibri" w:eastAsia="Calibri" w:hAnsi="Calibri" w:cs="Calibri"/>
         </w:rPr>
         <w:t>Jaccard</w:t>
       </w:r>
-      <w:proofErr w:type="spellEnd"/>
       <w:r>
         <w:rPr>
           <w:rFonts w:ascii="Calibri" w:eastAsia="Calibri" w:hAnsi="Calibri" w:cs="Calibri"/>
@@ -6460,7 +5317,6 @@
         </w:rPr>
         <w:t xml:space="preserve"> זיהה את </w:t>
       </w:r>
-      <w:proofErr w:type="spellStart"/>
       <w:r>
         <w:rPr>
           <w:rFonts w:ascii="Calibri" w:eastAsia="Calibri" w:hAnsi="Calibri" w:cs="Calibri"/>
@@ -6468,14 +5324,12 @@
         </w:rPr>
         <w:t>qs</w:t>
       </w:r>
-      <w:proofErr w:type="spellEnd"/>
       <w:r>
         <w:rPr>
           <w:rFonts w:ascii="Calibri" w:eastAsia="Calibri" w:hAnsi="Calibri" w:cs="Calibri"/>
         </w:rPr>
         <w:t>, ‏</w:t>
       </w:r>
-      <w:proofErr w:type="spellStart"/>
       <w:r>
         <w:rPr>
           <w:rFonts w:ascii="Calibri" w:eastAsia="Calibri" w:hAnsi="Calibri" w:cs="Calibri"/>
@@ -6483,7 +5337,6 @@
         </w:rPr>
         <w:t>tough-cookie</w:t>
       </w:r>
-      <w:proofErr w:type="spellEnd"/>
       <w:r>
         <w:rPr>
           <w:rFonts w:ascii="Calibri" w:eastAsia="Calibri" w:hAnsi="Calibri" w:cs="Calibri"/>
@@ -6491,7 +5344,6 @@
         </w:rPr>
         <w:t xml:space="preserve"> ו־</w:t>
       </w:r>
-      <w:proofErr w:type="spellStart"/>
       <w:r>
         <w:rPr>
           <w:rFonts w:ascii="Calibri" w:eastAsia="Calibri" w:hAnsi="Calibri" w:cs="Calibri"/>
@@ -6499,7 +5351,6 @@
         </w:rPr>
         <w:t>dotenv</w:t>
       </w:r>
-      <w:proofErr w:type="spellEnd"/>
       <w:r>
         <w:rPr>
           <w:rFonts w:ascii="Calibri" w:eastAsia="Calibri" w:hAnsi="Calibri" w:cs="Calibri"/>
@@ -6507,7 +5358,6 @@
         </w:rPr>
         <w:t xml:space="preserve"> כחבילות בעלות הסביבה המבנית הדומה ביותר ל־</w:t>
       </w:r>
-      <w:proofErr w:type="spellStart"/>
       <w:r>
         <w:rPr>
           <w:rFonts w:ascii="Calibri" w:eastAsia="Calibri" w:hAnsi="Calibri" w:cs="Calibri"/>
@@ -6515,7 +5365,6 @@
         </w:rPr>
         <w:t>form-data</w:t>
       </w:r>
-      <w:proofErr w:type="spellEnd"/>
       <w:r>
         <w:rPr>
           <w:rFonts w:ascii="Calibri" w:eastAsia="Calibri" w:hAnsi="Calibri" w:cs="Calibri"/>
@@ -6602,7 +5451,6 @@
               <w:spacing w:line="240" w:lineRule="auto"/>
               <w:jc w:val="center"/>
             </w:pPr>
-            <w:proofErr w:type="spellStart"/>
             <w:r>
               <w:rPr>
                 <w:rFonts w:ascii="Calibri" w:eastAsia="Calibri" w:hAnsi="Calibri" w:cs="Calibri"/>
@@ -6613,7 +5461,6 @@
               </w:rPr>
               <w:t>Advisories</w:t>
             </w:r>
-            <w:proofErr w:type="spellEnd"/>
           </w:p>
         </w:tc>
         <w:tc>
@@ -6727,7 +5574,6 @@
               <w:spacing w:line="240" w:lineRule="auto"/>
               <w:jc w:val="center"/>
             </w:pPr>
-            <w:proofErr w:type="spellStart"/>
             <w:r>
               <w:rPr>
                 <w:rFonts w:ascii="Calibri" w:eastAsia="Calibri" w:hAnsi="Calibri" w:cs="Calibri"/>
@@ -6736,7 +5582,6 @@
               </w:rPr>
               <w:t>form-data</w:t>
             </w:r>
-            <w:proofErr w:type="spellEnd"/>
           </w:p>
         </w:tc>
         <w:tc>
@@ -7003,7 +5848,6 @@
               <w:spacing w:line="240" w:lineRule="auto"/>
               <w:jc w:val="center"/>
             </w:pPr>
-            <w:proofErr w:type="spellStart"/>
             <w:r>
               <w:rPr>
                 <w:rFonts w:ascii="Calibri" w:eastAsia="Calibri" w:hAnsi="Calibri" w:cs="Calibri"/>
@@ -7012,7 +5856,6 @@
               </w:rPr>
               <w:t>micromatch</w:t>
             </w:r>
-            <w:proofErr w:type="spellEnd"/>
           </w:p>
         </w:tc>
         <w:tc>
@@ -7142,7 +5985,6 @@
               <w:spacing w:line="240" w:lineRule="auto"/>
               <w:jc w:val="center"/>
             </w:pPr>
-            <w:proofErr w:type="spellStart"/>
             <w:r>
               <w:rPr>
                 <w:rFonts w:ascii="Calibri" w:eastAsia="Calibri" w:hAnsi="Calibri" w:cs="Calibri"/>
@@ -7151,7 +5993,6 @@
               </w:rPr>
               <w:t>protobufjs</w:t>
             </w:r>
-            <w:proofErr w:type="spellEnd"/>
           </w:p>
         </w:tc>
         <w:tc>
@@ -7418,7 +6259,6 @@
               <w:spacing w:line="240" w:lineRule="auto"/>
               <w:jc w:val="center"/>
             </w:pPr>
-            <w:proofErr w:type="spellStart"/>
             <w:r>
               <w:rPr>
                 <w:rFonts w:ascii="Calibri" w:eastAsia="Calibri" w:hAnsi="Calibri" w:cs="Calibri"/>
@@ -7427,7 +6267,6 @@
               </w:rPr>
               <w:t>qs</w:t>
             </w:r>
-            <w:proofErr w:type="spellEnd"/>
           </w:p>
         </w:tc>
         <w:tc>
@@ -7557,7 +6396,6 @@
               <w:spacing w:line="240" w:lineRule="auto"/>
               <w:jc w:val="center"/>
             </w:pPr>
-            <w:proofErr w:type="spellStart"/>
             <w:r>
               <w:rPr>
                 <w:rFonts w:ascii="Calibri" w:eastAsia="Calibri" w:hAnsi="Calibri" w:cs="Calibri"/>
@@ -7566,7 +6404,6 @@
               </w:rPr>
               <w:t>braces</w:t>
             </w:r>
-            <w:proofErr w:type="spellEnd"/>
           </w:p>
         </w:tc>
         <w:tc>
@@ -7696,7 +6533,6 @@
               <w:spacing w:line="240" w:lineRule="auto"/>
               <w:jc w:val="center"/>
             </w:pPr>
-            <w:proofErr w:type="spellStart"/>
             <w:r>
               <w:rPr>
                 <w:rFonts w:ascii="Calibri" w:eastAsia="Calibri" w:hAnsi="Calibri" w:cs="Calibri"/>
@@ -7705,7 +6541,6 @@
               </w:rPr>
               <w:t>axios</w:t>
             </w:r>
-            <w:proofErr w:type="spellEnd"/>
           </w:p>
         </w:tc>
         <w:tc>
@@ -7837,7 +6672,6 @@
               <w:spacing w:line="240" w:lineRule="auto"/>
               <w:jc w:val="center"/>
             </w:pPr>
-            <w:proofErr w:type="spellStart"/>
             <w:r>
               <w:rPr>
                 <w:rFonts w:ascii="Calibri" w:eastAsia="Calibri" w:hAnsi="Calibri" w:cs="Calibri"/>
@@ -7846,7 +6680,6 @@
               </w:rPr>
               <w:t>tar-fs</w:t>
             </w:r>
-            <w:proofErr w:type="spellEnd"/>
           </w:p>
         </w:tc>
         <w:tc>
@@ -7978,7 +6811,6 @@
               <w:spacing w:line="240" w:lineRule="auto"/>
               <w:jc w:val="center"/>
             </w:pPr>
-            <w:proofErr w:type="spellStart"/>
             <w:r>
               <w:rPr>
                 <w:rFonts w:ascii="Calibri" w:eastAsia="Calibri" w:hAnsi="Calibri" w:cs="Calibri"/>
@@ -7987,7 +6819,6 @@
               </w:rPr>
               <w:t>fast-xml-parser</w:t>
             </w:r>
-            <w:proofErr w:type="spellEnd"/>
           </w:p>
         </w:tc>
         <w:tc>
@@ -8120,14 +6951,12 @@
         </w:rPr>
         <w:t xml:space="preserve">טבלה 2: עשר החבילות המושפעות בעלות דירוג </w:t>
       </w:r>
-      <w:proofErr w:type="spellStart"/>
       <w:r>
         <w:rPr>
           <w:rFonts w:ascii="Calibri" w:eastAsia="Calibri" w:hAnsi="Calibri" w:cs="Calibri"/>
         </w:rPr>
         <w:t>Betweenness</w:t>
       </w:r>
-      <w:proofErr w:type="spellEnd"/>
       <w:r>
         <w:rPr>
           <w:rFonts w:ascii="Calibri" w:eastAsia="Calibri" w:hAnsi="Calibri" w:cs="Calibri"/>
@@ -8135,14 +6964,12 @@
         </w:rPr>
         <w:t xml:space="preserve"> הגבוה ביותר. מספר ה־</w:t>
       </w:r>
-      <w:proofErr w:type="spellStart"/>
       <w:r>
         <w:rPr>
           <w:rFonts w:ascii="Calibri" w:eastAsia="Calibri" w:hAnsi="Calibri" w:cs="Calibri"/>
         </w:rPr>
         <w:t>advisories</w:t>
       </w:r>
-      <w:proofErr w:type="spellEnd"/>
       <w:r>
         <w:rPr>
           <w:rFonts w:ascii="Calibri" w:eastAsia="Calibri" w:hAnsi="Calibri" w:cs="Calibri"/>
@@ -8163,14 +6990,12 @@
         </w:rPr>
         <w:t xml:space="preserve"> המוצג הוא הציון של ה־</w:t>
       </w:r>
-      <w:proofErr w:type="spellStart"/>
       <w:r>
         <w:rPr>
           <w:rFonts w:ascii="Calibri" w:eastAsia="Calibri" w:hAnsi="Calibri" w:cs="Calibri"/>
         </w:rPr>
         <w:t>advisory</w:t>
       </w:r>
-      <w:proofErr w:type="spellEnd"/>
       <w:r>
         <w:rPr>
           <w:rFonts w:ascii="Calibri" w:eastAsia="Calibri" w:hAnsi="Calibri" w:cs="Calibri"/>
@@ -8218,45 +7043,25 @@
         </w:rPr>
         <w:t xml:space="preserve">התוצאות מראות שהמידע הטופולוגי מוסיף שכבה שאינה קיימת ברשימת </w:t>
       </w:r>
-      <w:proofErr w:type="spellStart"/>
       <w:r>
         <w:rPr>
           <w:rFonts w:ascii="Calibri" w:eastAsia="Calibri" w:hAnsi="Calibri" w:cs="Calibri"/>
         </w:rPr>
         <w:t>advisories</w:t>
       </w:r>
-      <w:proofErr w:type="spellEnd"/>
-      <w:r>
-        <w:rPr>
-          <w:rFonts w:ascii="Calibri" w:eastAsia="Calibri" w:hAnsi="Calibri" w:cs="Calibri"/>
-          <w:rtl/>
-        </w:rPr>
-        <w:t xml:space="preserve"> רגילה. מדדי המרכזיות מבחינים בין חבילות גשר לחבילות תשתית, וניתוח הקהילות מזהה קשרים המחברים בין אזורים שונים של הרשת. הניתוח הגלובלי הראה כי </w:t>
-      </w:r>
-      <w:proofErr w:type="spellStart"/>
-      <w:r>
-        <w:rPr>
-          <w:rFonts w:ascii="Calibri" w:eastAsia="Calibri" w:hAnsi="Calibri" w:cs="Calibri"/>
-          <w:rtl/>
-        </w:rPr>
-        <w:t>האקוסיסטם</w:t>
-      </w:r>
-      <w:proofErr w:type="spellEnd"/>
-      <w:r>
-        <w:rPr>
-          <w:rFonts w:ascii="Calibri" w:eastAsia="Calibri" w:hAnsi="Calibri" w:cs="Calibri"/>
-          <w:rtl/>
-        </w:rPr>
-        <w:t xml:space="preserve"> אינו מאורגן באופן אקראי: הוא מציג </w:t>
-      </w:r>
-      <w:proofErr w:type="spellStart"/>
+      <w:r>
+        <w:rPr>
+          <w:rFonts w:ascii="Calibri" w:eastAsia="Calibri" w:hAnsi="Calibri" w:cs="Calibri"/>
+          <w:rtl/>
+        </w:rPr>
+        <w:t xml:space="preserve"> רגילה. מדדי המרכזיות מבחינים בין חבילות גשר לחבילות תשתית, וניתוח הקהילות מזהה קשרים המחברים בין אזורים שונים של הרשת. הניתוח הגלובלי הראה כי האקוסיסטם אינו מאורגן באופן אקראי: הוא מציג </w:t>
+      </w:r>
       <w:r>
         <w:rPr>
           <w:rFonts w:ascii="Calibri" w:eastAsia="Calibri" w:hAnsi="Calibri" w:cs="Calibri"/>
         </w:rPr>
         <w:t>hubs</w:t>
       </w:r>
-      <w:proofErr w:type="spellEnd"/>
       <w:r>
         <w:rPr>
           <w:rFonts w:ascii="Calibri" w:eastAsia="Calibri" w:hAnsi="Calibri" w:cs="Calibri"/>
@@ -8264,14 +7069,12 @@
         </w:rPr>
         <w:t xml:space="preserve"> הגדולים משמעותית מקו הבסיס, מאפייני </w:t>
       </w:r>
-      <w:proofErr w:type="spellStart"/>
       <w:r>
         <w:rPr>
           <w:rFonts w:ascii="Calibri" w:eastAsia="Calibri" w:hAnsi="Calibri" w:cs="Calibri"/>
         </w:rPr>
         <w:t>Small-World</w:t>
       </w:r>
-      <w:proofErr w:type="spellEnd"/>
       <w:r>
         <w:rPr>
           <w:rFonts w:ascii="Calibri" w:eastAsia="Calibri" w:hAnsi="Calibri" w:cs="Calibri"/>
@@ -8279,14 +7082,12 @@
         </w:rPr>
         <w:t xml:space="preserve"> חזקים והתפלגות </w:t>
       </w:r>
-      <w:proofErr w:type="spellStart"/>
       <w:r>
         <w:rPr>
           <w:rFonts w:ascii="Calibri" w:eastAsia="Calibri" w:hAnsi="Calibri" w:cs="Calibri"/>
         </w:rPr>
         <w:t>In-Degree</w:t>
       </w:r>
-      <w:proofErr w:type="spellEnd"/>
       <w:r>
         <w:rPr>
           <w:rFonts w:ascii="Calibri" w:eastAsia="Calibri" w:hAnsi="Calibri" w:cs="Calibri"/>
@@ -8294,14 +7095,12 @@
         </w:rPr>
         <w:t xml:space="preserve"> בעלת זנב כבד. ניסוי החוסן מאשר שלמיקום הטופולוגי יש משמעות מעשית, משום שהסרה של 2.34% מהחבילות לפי </w:t>
       </w:r>
-      <w:proofErr w:type="spellStart"/>
       <w:r>
         <w:rPr>
           <w:rFonts w:ascii="Calibri" w:eastAsia="Calibri" w:hAnsi="Calibri" w:cs="Calibri"/>
         </w:rPr>
         <w:t>Betweenness</w:t>
       </w:r>
-      <w:proofErr w:type="spellEnd"/>
       <w:r>
         <w:rPr>
           <w:rFonts w:ascii="Calibri" w:eastAsia="Calibri" w:hAnsi="Calibri" w:cs="Calibri"/>
@@ -8326,14 +7125,12 @@
         </w:rPr>
         <w:t>למחקר שלוש מגבלות עיקריות. ראשית, גרף התלויות ומידע ה־</w:t>
       </w:r>
-      <w:proofErr w:type="spellStart"/>
       <w:r>
         <w:rPr>
           <w:rFonts w:ascii="Calibri" w:eastAsia="Calibri" w:hAnsi="Calibri" w:cs="Calibri"/>
         </w:rPr>
         <w:t>advisories</w:t>
       </w:r>
-      <w:proofErr w:type="spellEnd"/>
       <w:r>
         <w:rPr>
           <w:rFonts w:ascii="Calibri" w:eastAsia="Calibri" w:hAnsi="Calibri" w:cs="Calibri"/>
@@ -8341,75 +7138,25 @@
         </w:rPr>
         <w:t xml:space="preserve"> מקורם במאגרים חיים ונשמרו כ־</w:t>
       </w:r>
-      <w:proofErr w:type="spellStart"/>
       <w:r>
         <w:rPr>
           <w:rFonts w:ascii="Calibri" w:eastAsia="Calibri" w:hAnsi="Calibri" w:cs="Calibri"/>
         </w:rPr>
         <w:t>snapshots</w:t>
       </w:r>
-      <w:proofErr w:type="spellEnd"/>
-      <w:r>
-        <w:rPr>
-          <w:rFonts w:ascii="Calibri" w:eastAsia="Calibri" w:hAnsi="Calibri" w:cs="Calibri"/>
-          <w:rtl/>
-        </w:rPr>
-        <w:t xml:space="preserve"> מקומיים במועד ההרצה הסופית; לכן הממצאים משקפים את מצב המאגרים באותו מועד. שנית, איתור </w:t>
-      </w:r>
-      <w:proofErr w:type="spellStart"/>
-      <w:r>
-        <w:rPr>
-          <w:rFonts w:ascii="Calibri" w:eastAsia="Calibri" w:hAnsi="Calibri" w:cs="Calibri"/>
-          <w:rtl/>
-        </w:rPr>
-        <w:t>הפגיעויות</w:t>
-      </w:r>
-      <w:proofErr w:type="spellEnd"/>
-      <w:r>
-        <w:rPr>
-          <w:rFonts w:ascii="Calibri" w:eastAsia="Calibri" w:hAnsi="Calibri" w:cs="Calibri"/>
-          <w:rtl/>
-        </w:rPr>
-        <w:t xml:space="preserve"> מתבצע ברמת גרסה מדויקת, אך הניתוח הטופולוגי מאחד גרסאות שונות של אותה חבילה לצומת אחד; לכן המרכזיות מתארת את תפקיד החבילה הכולל ולא מסלול נפרד עבור כל גרסה. שלישית, חלק מהאלגוריתמים משתמשים בהטלה </w:t>
-      </w:r>
-      <w:proofErr w:type="spellStart"/>
-      <w:r>
-        <w:rPr>
-          <w:rFonts w:ascii="Calibri" w:eastAsia="Calibri" w:hAnsi="Calibri" w:cs="Calibri"/>
-          <w:rtl/>
-        </w:rPr>
-        <w:t>לא־מכוונת</w:t>
-      </w:r>
-      <w:proofErr w:type="spellEnd"/>
-      <w:r>
-        <w:rPr>
-          <w:rFonts w:ascii="Calibri" w:eastAsia="Calibri" w:hAnsi="Calibri" w:cs="Calibri"/>
-          <w:rtl/>
-        </w:rPr>
-        <w:t xml:space="preserve"> או בדירוג סטטי. בנוסף, ניתוח הזנב לא אפשר להעדיף </w:t>
-      </w:r>
-      <w:proofErr w:type="spellStart"/>
-      <w:r>
-        <w:rPr>
-          <w:rFonts w:ascii="Calibri" w:eastAsia="Calibri" w:hAnsi="Calibri" w:cs="Calibri"/>
-        </w:rPr>
-        <w:t>Power</w:t>
-      </w:r>
-      <w:proofErr w:type="spellEnd"/>
-      <w:r>
-        <w:rPr>
-          <w:rFonts w:ascii="Calibri" w:eastAsia="Calibri" w:hAnsi="Calibri" w:cs="Calibri"/>
-        </w:rPr>
-        <w:t xml:space="preserve"> </w:t>
-      </w:r>
-      <w:proofErr w:type="spellStart"/>
-      <w:r>
-        <w:rPr>
-          <w:rFonts w:ascii="Calibri" w:eastAsia="Calibri" w:hAnsi="Calibri" w:cs="Calibri"/>
-        </w:rPr>
-        <w:t>Law</w:t>
-      </w:r>
-      <w:proofErr w:type="spellEnd"/>
+      <w:r>
+        <w:rPr>
+          <w:rFonts w:ascii="Calibri" w:eastAsia="Calibri" w:hAnsi="Calibri" w:cs="Calibri"/>
+          <w:rtl/>
+        </w:rPr>
+        <w:t xml:space="preserve"> מקומיים במועד ההרצה הסופית; לכן הממצאים משקפים את מצב המאגרים באותו מועד. שנית, איתור הפגיעויות מתבצע ברמת גרסה מדויקת, אך הניתוח הטופולוגי מאחד גרסאות שונות של אותה חבילה לצומת אחד; לכן המרכזיות מתארת את תפקיד החבילה הכולל ולא מסלול נפרד עבור כל גרסה. שלישית, חלק מהאלגוריתמים משתמשים בהטלה לא־מכוונת או בדירוג סטטי. בנוסף, ניתוח הזנב לא אפשר להעדיף </w:t>
+      </w:r>
+      <w:r>
+        <w:rPr>
+          <w:rFonts w:ascii="Calibri" w:eastAsia="Calibri" w:hAnsi="Calibri" w:cs="Calibri"/>
+        </w:rPr>
+        <w:t>Power Law</w:t>
+      </w:r>
       <w:r>
         <w:rPr>
           <w:rFonts w:ascii="Calibri" w:eastAsia="Calibri" w:hAnsi="Calibri" w:cs="Calibri"/>
@@ -8417,14 +7164,12 @@
         </w:rPr>
         <w:t xml:space="preserve"> על </w:t>
       </w:r>
-      <w:proofErr w:type="spellStart"/>
       <w:r>
         <w:rPr>
           <w:rFonts w:ascii="Calibri" w:eastAsia="Calibri" w:hAnsi="Calibri" w:cs="Calibri"/>
         </w:rPr>
         <w:t>Lognormal</w:t>
       </w:r>
-      <w:proofErr w:type="spellEnd"/>
       <w:r>
         <w:rPr>
           <w:rFonts w:ascii="Calibri" w:eastAsia="Calibri" w:hAnsi="Calibri" w:cs="Calibri"/>
@@ -8432,36 +7177,18 @@
         </w:rPr>
         <w:t>, ולכן הרשת מתוארת כבעלת זנב כבד ולא כ־</w:t>
       </w:r>
-      <w:proofErr w:type="spellStart"/>
       <w:r>
         <w:rPr>
           <w:rFonts w:ascii="Calibri" w:eastAsia="Calibri" w:hAnsi="Calibri" w:cs="Calibri"/>
         </w:rPr>
         <w:t>Scale-Free</w:t>
       </w:r>
-      <w:proofErr w:type="spellEnd"/>
-      <w:r>
-        <w:rPr>
-          <w:rFonts w:ascii="Calibri" w:eastAsia="Calibri" w:hAnsi="Calibri" w:cs="Calibri"/>
-          <w:rtl/>
-        </w:rPr>
-        <w:t xml:space="preserve"> באופן </w:t>
-      </w:r>
-      <w:proofErr w:type="spellStart"/>
-      <w:r>
-        <w:rPr>
-          <w:rFonts w:ascii="Calibri" w:eastAsia="Calibri" w:hAnsi="Calibri" w:cs="Calibri"/>
-          <w:rtl/>
-        </w:rPr>
-        <w:t>חד־משמעי</w:t>
-      </w:r>
-      <w:proofErr w:type="spellEnd"/>
-      <w:r>
-        <w:rPr>
-          <w:rFonts w:ascii="Calibri" w:eastAsia="Calibri" w:hAnsi="Calibri" w:cs="Calibri"/>
-          <w:rtl/>
-        </w:rPr>
-        <w:t>.</w:t>
+      <w:r>
+        <w:rPr>
+          <w:rFonts w:ascii="Calibri" w:eastAsia="Calibri" w:hAnsi="Calibri" w:cs="Calibri"/>
+          <w:rtl/>
+        </w:rPr>
+        <w:t xml:space="preserve"> באופן חד־משמעי.</w:t>
       </w:r>
     </w:p>
     <w:p>
@@ -8509,14 +7236,12 @@
         </w:rPr>
         <w:t xml:space="preserve">בפרויקט בנינו צינור ניתוח טופולוגי לשרשראות אספקת תוכנה והפעלנו אותו על גרף התלויות של </w:t>
       </w:r>
-      <w:proofErr w:type="spellStart"/>
       <w:r>
         <w:rPr>
           <w:rFonts w:ascii="Calibri" w:eastAsia="Calibri" w:hAnsi="Calibri" w:cs="Calibri"/>
         </w:rPr>
         <w:t>Flowise</w:t>
       </w:r>
-      <w:proofErr w:type="spellEnd"/>
       <w:r>
         <w:rPr>
           <w:rFonts w:ascii="Calibri" w:eastAsia="Calibri" w:hAnsi="Calibri" w:cs="Calibri"/>
@@ -8541,14 +7266,12 @@
         </w:rPr>
         <w:t xml:space="preserve">ההשוואה ל־50 גרפים אקראיים הראתה שהרשת כוללת </w:t>
       </w:r>
-      <w:proofErr w:type="spellStart"/>
       <w:r>
         <w:rPr>
           <w:rFonts w:ascii="Calibri" w:eastAsia="Calibri" w:hAnsi="Calibri" w:cs="Calibri"/>
         </w:rPr>
         <w:t>hubs</w:t>
       </w:r>
-      <w:proofErr w:type="spellEnd"/>
       <w:r>
         <w:rPr>
           <w:rFonts w:ascii="Calibri" w:eastAsia="Calibri" w:hAnsi="Calibri" w:cs="Calibri"/>
@@ -8556,14 +7279,12 @@
         </w:rPr>
         <w:t xml:space="preserve"> והתקבצות שאינם מוסברים באמצעות מספר הצמתים והקשתות בלבד. מקדם </w:t>
       </w:r>
-      <w:proofErr w:type="spellStart"/>
       <w:r>
         <w:rPr>
           <w:rFonts w:ascii="Calibri" w:eastAsia="Calibri" w:hAnsi="Calibri" w:cs="Calibri"/>
         </w:rPr>
         <w:t>Small-World</w:t>
       </w:r>
-      <w:proofErr w:type="spellEnd"/>
       <w:r>
         <w:rPr>
           <w:rFonts w:ascii="Calibri" w:eastAsia="Calibri" w:hAnsi="Calibri" w:cs="Calibri"/>
@@ -8579,28 +7300,12 @@
         <w:lastRenderedPageBreak/>
         <w:t xml:space="preserve">גבוהה מאוד עם מסלולים גלובליים קצרים. ניתוח התפלגות הדרגות הראה זנב כבד: </w:t>
       </w:r>
-      <w:proofErr w:type="spellStart"/>
-      <w:r>
-        <w:rPr>
-          <w:rFonts w:ascii="Calibri" w:eastAsia="Calibri" w:hAnsi="Calibri" w:cs="Calibri"/>
-        </w:rPr>
-        <w:t>Power</w:t>
-      </w:r>
-      <w:proofErr w:type="spellEnd"/>
-      <w:r>
-        <w:rPr>
-          <w:rFonts w:ascii="Calibri" w:eastAsia="Calibri" w:hAnsi="Calibri" w:cs="Calibri"/>
-        </w:rPr>
-        <w:t xml:space="preserve"> </w:t>
-      </w:r>
-      <w:proofErr w:type="spellStart"/>
-      <w:r>
-        <w:rPr>
-          <w:rFonts w:ascii="Calibri" w:eastAsia="Calibri" w:hAnsi="Calibri" w:cs="Calibri"/>
-        </w:rPr>
-        <w:t>Law</w:t>
-      </w:r>
-      <w:proofErr w:type="spellEnd"/>
+      <w:r>
+        <w:rPr>
+          <w:rFonts w:ascii="Calibri" w:eastAsia="Calibri" w:hAnsi="Calibri" w:cs="Calibri"/>
+        </w:rPr>
+        <w:t>Power Law</w:t>
+      </w:r>
       <w:r>
         <w:rPr>
           <w:rFonts w:ascii="Calibri" w:eastAsia="Calibri" w:hAnsi="Calibri" w:cs="Calibri"/>
@@ -8608,14 +7313,12 @@
         </w:rPr>
         <w:t xml:space="preserve"> נמצא עדיף על </w:t>
       </w:r>
-      <w:proofErr w:type="spellStart"/>
       <w:r>
         <w:rPr>
           <w:rFonts w:ascii="Calibri" w:eastAsia="Calibri" w:hAnsi="Calibri" w:cs="Calibri"/>
         </w:rPr>
         <w:t>Exponential</w:t>
       </w:r>
-      <w:proofErr w:type="spellEnd"/>
       <w:r>
         <w:rPr>
           <w:rFonts w:ascii="Calibri" w:eastAsia="Calibri" w:hAnsi="Calibri" w:cs="Calibri"/>
@@ -8623,14 +7326,12 @@
         </w:rPr>
         <w:t>, בעוד ש־</w:t>
       </w:r>
-      <w:proofErr w:type="spellStart"/>
       <w:r>
         <w:rPr>
           <w:rFonts w:ascii="Calibri" w:eastAsia="Calibri" w:hAnsi="Calibri" w:cs="Calibri"/>
         </w:rPr>
         <w:t>Lognormal</w:t>
       </w:r>
-      <w:proofErr w:type="spellEnd"/>
       <w:r>
         <w:rPr>
           <w:rFonts w:ascii="Calibri" w:eastAsia="Calibri" w:hAnsi="Calibri" w:cs="Calibri"/>
@@ -8647,6 +7348,26 @@
           <w:rFonts w:ascii="Calibri" w:eastAsia="Calibri" w:hAnsi="Calibri" w:cs="Calibri"/>
         </w:rPr>
       </w:pPr>
+      <w:r>
+        <w:rPr>
+          <w:rFonts w:ascii="Calibri" w:eastAsia="Calibri" w:hAnsi="Calibri" w:cs="Calibri"/>
+          <w:rtl/>
+        </w:rPr>
+        <w:t xml:space="preserve">ניסוי החוסן הראה שהסרה ממוקדת של 50 חבילות בעלות </w:t>
+      </w:r>
+      <w:r>
+        <w:rPr>
+          <w:rFonts w:ascii="Calibri" w:eastAsia="Calibri" w:hAnsi="Calibri" w:cs="Calibri"/>
+        </w:rPr>
+        <w:t>Betweenness</w:t>
+      </w:r>
+      <w:r>
+        <w:rPr>
+          <w:rFonts w:ascii="Calibri" w:eastAsia="Calibri" w:hAnsi="Calibri" w:cs="Calibri"/>
+          <w:rtl/>
+        </w:rPr>
+        <w:t xml:space="preserve"> גבוה, המהוות 2.34% בלבד מהצמתים, הקטינה את רכיב הקשירות הגדול ביותר ב־8.98%. פגיעה זו הייתה פי 2.83 מהירידה הממוצעת של 3.17% שהתקבלה בהסרה אקראית. </w:t>
+      </w:r>
     </w:p>
     <w:p>
       <w:pPr>
@@ -8661,22 +7382,85 @@
           <w:rFonts w:ascii="Calibri" w:eastAsia="Calibri" w:hAnsi="Calibri" w:cs="Calibri"/>
           <w:rtl/>
         </w:rPr>
-        <w:t xml:space="preserve">ניסוי החוסן הראה שהסרה ממוקדת של 50 חבילות בעלות </w:t>
-      </w:r>
-      <w:proofErr w:type="spellStart"/>
+        <w:t xml:space="preserve">הניתוח האבטחתי ברמת גרסה זיהה 151 </w:t>
+      </w:r>
+      <w:r>
+        <w:rPr>
+          <w:rFonts w:ascii="Calibri" w:eastAsia="Calibri" w:hAnsi="Calibri" w:cs="Calibri"/>
+        </w:rPr>
+        <w:t>advisories</w:t>
+      </w:r>
+      <w:r>
+        <w:rPr>
+          <w:rFonts w:ascii="Calibri" w:eastAsia="Calibri" w:hAnsi="Calibri" w:cs="Calibri"/>
+          <w:rtl/>
+        </w:rPr>
+        <w:t xml:space="preserve"> ייחודיים המשפיעים על 61 צירופי חבילה–גרסה ועל 47 שמות חבילות. עשרים ושלוש מן החבילות המושפעות דורגו בעשירון העליון לפי </w:t>
+      </w:r>
       <w:r>
         <w:rPr>
           <w:rFonts w:ascii="Calibri" w:eastAsia="Calibri" w:hAnsi="Calibri" w:cs="Calibri"/>
         </w:rPr>
         <w:t>Betweenness</w:t>
       </w:r>
-      <w:proofErr w:type="spellEnd"/>
-      <w:r>
-        <w:rPr>
-          <w:rFonts w:ascii="Calibri" w:eastAsia="Calibri" w:hAnsi="Calibri" w:cs="Calibri"/>
-          <w:rtl/>
-        </w:rPr>
-        <w:t xml:space="preserve"> גבוה, המהוות 2.34% בלבד מהצמתים, הקטינה את רכיב הקשירות הגדול ביותר ב־8.98%. פגיעה זו הייתה פי 2.83 מהירידה הממוצעת של 3.17% שהתקבלה בהסרה אקראית. </w:t>
+      <w:r>
+        <w:rPr>
+          <w:rFonts w:ascii="Calibri" w:eastAsia="Calibri" w:hAnsi="Calibri" w:cs="Calibri"/>
+          <w:rtl/>
+        </w:rPr>
+        <w:t xml:space="preserve"> ו־30 ברבעון העליון. הריכוז היה גבוה באופן מובהק מהצפוי באקראי, כאשר </w:t>
+      </w:r>
+      <w:r>
+        <w:rPr>
+          <w:rFonts w:ascii="Calibri" w:eastAsia="Calibri" w:hAnsi="Calibri" w:cs="Calibri"/>
+        </w:rPr>
+        <w:t>form-data</w:t>
+      </w:r>
+      <w:r>
+        <w:rPr>
+          <w:rFonts w:ascii="Calibri" w:eastAsia="Calibri" w:hAnsi="Calibri" w:cs="Calibri"/>
+          <w:rtl/>
+        </w:rPr>
+        <w:t xml:space="preserve"> דורגה במקום השלישי ושילבה מרכזיות גבוהה עם </w:t>
+      </w:r>
+      <w:r>
+        <w:rPr>
+          <w:rFonts w:ascii="Calibri" w:eastAsia="Calibri" w:hAnsi="Calibri" w:cs="Calibri"/>
+        </w:rPr>
+        <w:t>advisory</w:t>
+      </w:r>
+      <w:r>
+        <w:rPr>
+          <w:rFonts w:ascii="Calibri" w:eastAsia="Calibri" w:hAnsi="Calibri" w:cs="Calibri"/>
+          <w:rtl/>
+        </w:rPr>
+        <w:t xml:space="preserve"> בחומרת </w:t>
+      </w:r>
+      <w:r>
+        <w:rPr>
+          <w:rFonts w:ascii="Calibri" w:eastAsia="Calibri" w:hAnsi="Calibri" w:cs="Calibri"/>
+        </w:rPr>
+        <w:t>CRITICAL</w:t>
+      </w:r>
+      <w:r>
+        <w:rPr>
+          <w:rFonts w:ascii="Calibri" w:eastAsia="Calibri" w:hAnsi="Calibri" w:cs="Calibri"/>
+          <w:rtl/>
+        </w:rPr>
+        <w:t xml:space="preserve"> ובציון </w:t>
+      </w:r>
+      <w:r>
+        <w:rPr>
+          <w:rFonts w:ascii="Calibri" w:eastAsia="Calibri" w:hAnsi="Calibri" w:cs="Calibri"/>
+        </w:rPr>
+        <w:t>CVSS v</w:t>
+      </w:r>
+      <w:r>
+        <w:rPr>
+          <w:rFonts w:ascii="Calibri" w:eastAsia="Calibri" w:hAnsi="Calibri" w:cs="Calibri"/>
+          <w:rtl/>
+        </w:rPr>
+        <w:t xml:space="preserve">4 של 9.4. </w:t>
       </w:r>
     </w:p>
     <w:p>
@@ -8692,165 +7476,27 @@
           <w:rFonts w:ascii="Calibri" w:eastAsia="Calibri" w:hAnsi="Calibri" w:cs="Calibri"/>
           <w:rtl/>
         </w:rPr>
-        <w:t xml:space="preserve">הניתוח האבטחתי ברמת גרסה זיהה 151 </w:t>
-      </w:r>
-      <w:proofErr w:type="spellStart"/>
-      <w:r>
-        <w:rPr>
-          <w:rFonts w:ascii="Calibri" w:eastAsia="Calibri" w:hAnsi="Calibri" w:cs="Calibri"/>
-        </w:rPr>
-        <w:t>advisories</w:t>
-      </w:r>
-      <w:proofErr w:type="spellEnd"/>
-      <w:r>
-        <w:rPr>
-          <w:rFonts w:ascii="Calibri" w:eastAsia="Calibri" w:hAnsi="Calibri" w:cs="Calibri"/>
-          <w:rtl/>
-        </w:rPr>
-        <w:t xml:space="preserve"> ייחודיים המשפיעים על 61 צירופי חבילה–גרסה ועל 47 שמות חבילות. עשרים ושלוש מן החבילות המושפעות דורגו בעשירון העליון לפי </w:t>
-      </w:r>
-      <w:proofErr w:type="spellStart"/>
-      <w:r>
-        <w:rPr>
-          <w:rFonts w:ascii="Calibri" w:eastAsia="Calibri" w:hAnsi="Calibri" w:cs="Calibri"/>
-        </w:rPr>
-        <w:t>Betweenness</w:t>
-      </w:r>
-      <w:proofErr w:type="spellEnd"/>
-      <w:r>
-        <w:rPr>
-          <w:rFonts w:ascii="Calibri" w:eastAsia="Calibri" w:hAnsi="Calibri" w:cs="Calibri"/>
-          <w:rtl/>
-        </w:rPr>
-        <w:t xml:space="preserve"> ו־30 ברבעון העליון. הריכוז היה גבוה באופן מובהק מהצפוי באקראי, כאשר </w:t>
-      </w:r>
-      <w:proofErr w:type="spellStart"/>
-      <w:r>
-        <w:rPr>
-          <w:rFonts w:ascii="Calibri" w:eastAsia="Calibri" w:hAnsi="Calibri" w:cs="Calibri"/>
-        </w:rPr>
-        <w:t>form-data</w:t>
-      </w:r>
-      <w:proofErr w:type="spellEnd"/>
-      <w:r>
-        <w:rPr>
-          <w:rFonts w:ascii="Calibri" w:eastAsia="Calibri" w:hAnsi="Calibri" w:cs="Calibri"/>
-          <w:rtl/>
-        </w:rPr>
-        <w:t xml:space="preserve"> דורגה במקום השלישי ושילבה מרכזיות גבוהה עם </w:t>
-      </w:r>
-      <w:proofErr w:type="spellStart"/>
+        <w:t>המסקנה המרכזית היא שמידע אבטחתי ומרכזיות טופולוגית משלימים זה את זה. נתוני ה־</w:t>
+      </w:r>
       <w:r>
         <w:rPr>
           <w:rFonts w:ascii="Calibri" w:eastAsia="Calibri" w:hAnsi="Calibri" w:cs="Calibri"/>
         </w:rPr>
         <w:t>advisory</w:t>
       </w:r>
-      <w:proofErr w:type="spellEnd"/>
-      <w:r>
-        <w:rPr>
-          <w:rFonts w:ascii="Calibri" w:eastAsia="Calibri" w:hAnsi="Calibri" w:cs="Calibri"/>
-          <w:rtl/>
-        </w:rPr>
-        <w:t xml:space="preserve"> בחומרת </w:t>
-      </w:r>
-      <w:r>
-        <w:rPr>
-          <w:rFonts w:ascii="Calibri" w:eastAsia="Calibri" w:hAnsi="Calibri" w:cs="Calibri"/>
-        </w:rPr>
-        <w:t>CRITICAL</w:t>
-      </w:r>
-      <w:r>
-        <w:rPr>
-          <w:rFonts w:ascii="Calibri" w:eastAsia="Calibri" w:hAnsi="Calibri" w:cs="Calibri"/>
-          <w:rtl/>
-        </w:rPr>
-        <w:t xml:space="preserve"> ובציון </w:t>
-      </w:r>
-      <w:r>
-        <w:rPr>
-          <w:rFonts w:ascii="Calibri" w:eastAsia="Calibri" w:hAnsi="Calibri" w:cs="Calibri"/>
-        </w:rPr>
-        <w:t>CVSS v</w:t>
-      </w:r>
-      <w:r>
-        <w:rPr>
-          <w:rFonts w:ascii="Calibri" w:eastAsia="Calibri" w:hAnsi="Calibri" w:cs="Calibri"/>
-          <w:rtl/>
-        </w:rPr>
-        <w:t xml:space="preserve">4 של 9.4. </w:t>
-      </w:r>
-    </w:p>
-    <w:p>
-      <w:pPr>
-        <w:bidi/>
-        <w:spacing w:before="240" w:after="240" w:line="240" w:lineRule="auto"/>
-        <w:rPr>
-          <w:rFonts w:ascii="Calibri" w:eastAsia="Calibri" w:hAnsi="Calibri" w:cs="Calibri"/>
-        </w:rPr>
-      </w:pPr>
-      <w:r>
-        <w:rPr>
-          <w:rFonts w:ascii="Calibri" w:eastAsia="Calibri" w:hAnsi="Calibri" w:cs="Calibri"/>
-          <w:rtl/>
-        </w:rPr>
-        <w:t>המסקנה המרכזית היא שמידע אבטחתי ומרכזיות טופולוגית משלימים זה את זה. נתוני ה־</w:t>
-      </w:r>
-      <w:proofErr w:type="spellStart"/>
-      <w:r>
-        <w:rPr>
-          <w:rFonts w:ascii="Calibri" w:eastAsia="Calibri" w:hAnsi="Calibri" w:cs="Calibri"/>
-        </w:rPr>
-        <w:t>advisory</w:t>
-      </w:r>
-      <w:proofErr w:type="spellEnd"/>
-      <w:r>
-        <w:rPr>
-          <w:rFonts w:ascii="Calibri" w:eastAsia="Calibri" w:hAnsi="Calibri" w:cs="Calibri"/>
-          <w:rtl/>
-        </w:rPr>
-        <w:t xml:space="preserve"> מזהים גרסאות המושפעות </w:t>
-      </w:r>
-      <w:proofErr w:type="spellStart"/>
-      <w:r>
-        <w:rPr>
-          <w:rFonts w:ascii="Calibri" w:eastAsia="Calibri" w:hAnsi="Calibri" w:cs="Calibri"/>
-          <w:rtl/>
-        </w:rPr>
-        <w:t>מפגיעויות</w:t>
-      </w:r>
-      <w:proofErr w:type="spellEnd"/>
-      <w:r>
-        <w:rPr>
-          <w:rFonts w:ascii="Calibri" w:eastAsia="Calibri" w:hAnsi="Calibri" w:cs="Calibri"/>
-          <w:rtl/>
-        </w:rPr>
-        <w:t xml:space="preserve"> מוכרות, ואילו הגרף מספק הקשר לגבי חשיבותן המערכתית של החבילות. השיטה מאפשרת </w:t>
-      </w:r>
-      <w:proofErr w:type="spellStart"/>
-      <w:r>
-        <w:rPr>
-          <w:rFonts w:ascii="Calibri" w:eastAsia="Calibri" w:hAnsi="Calibri" w:cs="Calibri"/>
-          <w:rtl/>
-        </w:rPr>
-        <w:t>לתעדף</w:t>
-      </w:r>
-      <w:proofErr w:type="spellEnd"/>
-      <w:r>
-        <w:rPr>
-          <w:rFonts w:ascii="Calibri" w:eastAsia="Calibri" w:hAnsi="Calibri" w:cs="Calibri"/>
-          <w:rtl/>
-        </w:rPr>
-        <w:t xml:space="preserve"> תיקון, ניטור והגנה במקרים שבהם פגיעות ברמת גרסה נפגשת עם מרכזיות גבוהה ברשת, וניתנת להפעלה על מערכות </w:t>
-      </w:r>
-      <w:proofErr w:type="spellStart"/>
+      <w:r>
+        <w:rPr>
+          <w:rFonts w:ascii="Calibri" w:eastAsia="Calibri" w:hAnsi="Calibri" w:cs="Calibri"/>
+          <w:rtl/>
+        </w:rPr>
+        <w:t xml:space="preserve"> מזהים גרסאות המושפעות מפגיעויות מוכרות, ואילו הגרף מספק הקשר לגבי חשיבותן המערכתית של החבילות. השיטה מאפשרת לתעדף תיקון, ניטור והגנה במקרים שבהם פגיעות ברמת גרסה נפגשת עם מרכזיות גבוהה ברשת, וניתנת להפעלה על מערכות </w:t>
+      </w:r>
       <w:r>
         <w:rPr>
           <w:rFonts w:ascii="Calibri" w:eastAsia="Calibri" w:hAnsi="Calibri" w:cs="Calibri"/>
         </w:rPr>
         <w:t>npm</w:t>
       </w:r>
-      <w:proofErr w:type="spellEnd"/>
       <w:r>
         <w:rPr>
           <w:rFonts w:ascii="Calibri" w:eastAsia="Calibri" w:hAnsi="Calibri" w:cs="Calibri"/>
@@ -8947,87 +7593,7 @@
             <w:szCs w:val="18"/>
             <w:lang w:val="en-US"/>
           </w:rPr>
-          <w:t xml:space="preserve"> Zimmermann, M., </w:t>
-        </w:r>
-        <w:proofErr w:type="spellStart"/>
-        <w:r>
-          <w:rPr>
-            <w:rFonts w:ascii="Calibri" w:eastAsia="Calibri" w:hAnsi="Calibri" w:cs="Calibri"/>
-            <w:sz w:val="18"/>
-            <w:szCs w:val="18"/>
-            <w:lang w:val="en-US"/>
-          </w:rPr>
-          <w:t>Staicu</w:t>
-        </w:r>
-        <w:proofErr w:type="spellEnd"/>
-        <w:r>
-          <w:rPr>
-            <w:rFonts w:ascii="Calibri" w:eastAsia="Calibri" w:hAnsi="Calibri" w:cs="Calibri"/>
-            <w:sz w:val="18"/>
-            <w:szCs w:val="18"/>
-            <w:lang w:val="en-US"/>
-          </w:rPr>
-          <w:t xml:space="preserve">, C. A., </w:t>
-        </w:r>
-        <w:proofErr w:type="spellStart"/>
-        <w:r>
-          <w:rPr>
-            <w:rFonts w:ascii="Calibri" w:eastAsia="Calibri" w:hAnsi="Calibri" w:cs="Calibri"/>
-            <w:sz w:val="18"/>
-            <w:szCs w:val="18"/>
-            <w:lang w:val="en-US"/>
-          </w:rPr>
-          <w:t>Tenny</w:t>
-        </w:r>
-        <w:proofErr w:type="spellEnd"/>
-        <w:r>
-          <w:rPr>
-            <w:rFonts w:ascii="Calibri" w:eastAsia="Calibri" w:hAnsi="Calibri" w:cs="Calibri"/>
-            <w:sz w:val="18"/>
-            <w:szCs w:val="18"/>
-            <w:lang w:val="en-US"/>
-          </w:rPr>
-          <w:t xml:space="preserve">, C., and </w:t>
-        </w:r>
-        <w:proofErr w:type="spellStart"/>
-        <w:r>
-          <w:rPr>
-            <w:rFonts w:ascii="Calibri" w:eastAsia="Calibri" w:hAnsi="Calibri" w:cs="Calibri"/>
-            <w:sz w:val="18"/>
-            <w:szCs w:val="18"/>
-            <w:lang w:val="en-US"/>
-          </w:rPr>
-          <w:t>Pradel</w:t>
-        </w:r>
-        <w:proofErr w:type="spellEnd"/>
-        <w:r>
-          <w:rPr>
-            <w:rFonts w:ascii="Calibri" w:eastAsia="Calibri" w:hAnsi="Calibri" w:cs="Calibri"/>
-            <w:sz w:val="18"/>
-            <w:szCs w:val="18"/>
-            <w:lang w:val="en-US"/>
-          </w:rPr>
-          <w:t xml:space="preserve">, M. “Small World with High Risks: A Study of Security Threats in the </w:t>
-        </w:r>
-        <w:proofErr w:type="spellStart"/>
-        <w:r>
-          <w:rPr>
-            <w:rFonts w:ascii="Calibri" w:eastAsia="Calibri" w:hAnsi="Calibri" w:cs="Calibri"/>
-            <w:sz w:val="18"/>
-            <w:szCs w:val="18"/>
-            <w:lang w:val="en-US"/>
-          </w:rPr>
-          <w:t>npm</w:t>
-        </w:r>
-        <w:proofErr w:type="spellEnd"/>
-        <w:r>
-          <w:rPr>
-            <w:rFonts w:ascii="Calibri" w:eastAsia="Calibri" w:hAnsi="Calibri" w:cs="Calibri"/>
-            <w:sz w:val="18"/>
-            <w:szCs w:val="18"/>
-            <w:lang w:val="en-US"/>
-          </w:rPr>
-          <w:t xml:space="preserve"> Ecosystem.” </w:t>
+          <w:t xml:space="preserve"> Zimmermann, M., Staicu, C. A., Tenny, C., and Pradel, M. “Small World with High Risks: A Study of Security Threats in the npm Ecosystem.” </w:t>
         </w:r>
         <w:r>
           <w:rPr>
@@ -9072,9 +7638,8 @@
           <w:szCs w:val="18"/>
           <w:lang w:val="en-US"/>
         </w:rPr>
-        <w:t xml:space="preserve">[2] Ohm, M., Plate, H., </w:t>
-      </w:r>
-      <w:proofErr w:type="spellStart"/>
+        <w:t xml:space="preserve">[2] Ohm, M., Plate, H., Sykosch, A., and Meier, M. “Backstabber’s Knife Collection: A Review of </w:t>
+      </w:r>
       <w:r>
         <w:rPr>
           <w:rFonts w:ascii="Calibri" w:eastAsia="Calibri" w:hAnsi="Calibri" w:cs="Calibri"/>
@@ -9082,9 +7647,8 @@
           <w:szCs w:val="18"/>
           <w:lang w:val="en-US"/>
         </w:rPr>
-        <w:t>Sykosch</w:t>
-      </w:r>
-      <w:proofErr w:type="spellEnd"/>
+        <w:t>Open-Source</w:t>
+      </w:r>
       <w:r>
         <w:rPr>
           <w:rFonts w:ascii="Calibri" w:eastAsia="Calibri" w:hAnsi="Calibri" w:cs="Calibri"/>
@@ -9092,16 +7656,41 @@
           <w:szCs w:val="18"/>
           <w:lang w:val="en-US"/>
         </w:rPr>
-        <w:t xml:space="preserve">, A., and Meier, M. “Backstabber’s Knife Collection: A Review of </w:t>
-      </w:r>
-      <w:r>
+        <w:t xml:space="preserve"> Software Supply Chain Attacks.” DIMVA, 2020.</w:t>
+      </w:r>
+      <w:r>
+        <w:rPr>
+          <w:rFonts w:ascii="Calibri" w:eastAsia="Calibri" w:hAnsi="Calibri" w:cs="Calibri"/>
+          <w:sz w:val="18"/>
+          <w:szCs w:val="18"/>
+        </w:rPr>
+        <w:fldChar w:fldCharType="end"/>
+      </w:r>
+    </w:p>
+    <w:bookmarkStart w:id="19" w:name="iaajpakll1d8" w:colFirst="0" w:colLast="0"/>
+    <w:bookmarkEnd w:id="19"/>
+    <w:p>
+      <w:pPr>
+        <w:keepLines/>
+        <w:spacing w:after="240" w:line="240" w:lineRule="auto"/>
         <w:rPr>
           <w:rFonts w:ascii="Calibri" w:eastAsia="Calibri" w:hAnsi="Calibri" w:cs="Calibri"/>
           <w:sz w:val="18"/>
           <w:szCs w:val="18"/>
           <w:lang w:val="en-US"/>
         </w:rPr>
-        <w:t>Open-Source</w:t>
+      </w:pPr>
+      <w:r>
+        <w:fldChar w:fldCharType="begin"/>
+      </w:r>
+      <w:r>
+        <w:rPr>
+          <w:lang w:val="en-US"/>
+        </w:rPr>
+        <w:instrText xml:space="preserve"> HYPERLINK "https://arxiv.org/abs/cond-mat/0008064" \h </w:instrText>
+      </w:r>
+      <w:r>
+        <w:fldChar w:fldCharType="separate"/>
       </w:r>
       <w:r>
         <w:rPr>
@@ -9110,7 +7699,7 @@
           <w:szCs w:val="18"/>
           <w:lang w:val="en-US"/>
         </w:rPr>
-        <w:t xml:space="preserve"> Software Supply Chain Attacks.” DIMVA, 2020.</w:t>
+        <w:t>[3] Albert, R., Jeong, H., and Barabási, A. L. “Error and Attack Tolerance of Complex Networks.” Nature, 2000.</w:t>
       </w:r>
       <w:r>
         <w:rPr>
@@ -9121,8 +7710,8 @@
         <w:fldChar w:fldCharType="end"/>
       </w:r>
     </w:p>
-    <w:bookmarkStart w:id="19" w:name="iaajpakll1d8" w:colFirst="0" w:colLast="0"/>
-    <w:bookmarkEnd w:id="19"/>
+    <w:bookmarkStart w:id="20" w:name="kaed0mkuuk1s" w:colFirst="0" w:colLast="0"/>
+    <w:bookmarkEnd w:id="20"/>
     <w:p>
       <w:pPr>
         <w:keepLines/>
@@ -9141,7 +7730,7 @@
         <w:rPr>
           <w:lang w:val="en-US"/>
         </w:rPr>
-        <w:instrText xml:space="preserve"> HYPERLINK "https://arxiv.org/abs/cond-mat/0008064" \h </w:instrText>
+        <w:instrText xml:space="preserve"> HYPERLINK "https://github.com/axios/axios/issues/10636" \h </w:instrText>
       </w:r>
       <w:r>
         <w:fldChar w:fldCharType="separate"/>
@@ -9153,9 +7742,16 @@
           <w:szCs w:val="18"/>
           <w:lang w:val="en-US"/>
         </w:rPr>
-        <w:t xml:space="preserve">[3] Albert, R., </w:t>
-      </w:r>
-      <w:proofErr w:type="spellStart"/>
+        <w:t xml:space="preserve">[4] </w:t>
+      </w:r>
+      <w:r>
+        <w:rPr>
+          <w:rFonts w:ascii="Calibri" w:eastAsia="Calibri" w:hAnsi="Calibri" w:cs="Calibri"/>
+          <w:sz w:val="18"/>
+          <w:szCs w:val="18"/>
+        </w:rPr>
+        <w:fldChar w:fldCharType="end"/>
+      </w:r>
       <w:r>
         <w:rPr>
           <w:rFonts w:ascii="Calibri" w:eastAsia="Calibri" w:hAnsi="Calibri" w:cs="Calibri"/>
@@ -9163,19 +7759,34 @@
           <w:szCs w:val="18"/>
           <w:lang w:val="en-US"/>
         </w:rPr>
-        <w:t>Jeong</w:t>
-      </w:r>
-      <w:proofErr w:type="spellEnd"/>
-      <w:r>
+        <w:t>Saayman, J. “Post Mortem: axios npm Supply Chain Compromise.” axios/axios GitHub Issue #10636, April 2, 2026.</w:t>
+      </w:r>
+    </w:p>
+    <w:bookmarkStart w:id="21" w:name="l0qh1bb84yw0" w:colFirst="0" w:colLast="0"/>
+    <w:bookmarkEnd w:id="21"/>
+    <w:p>
+      <w:pPr>
+        <w:keepLines/>
+        <w:spacing w:after="240" w:line="240" w:lineRule="auto"/>
         <w:rPr>
           <w:rFonts w:ascii="Calibri" w:eastAsia="Calibri" w:hAnsi="Calibri" w:cs="Calibri"/>
           <w:sz w:val="18"/>
           <w:szCs w:val="18"/>
           <w:lang w:val="en-US"/>
         </w:rPr>
-        <w:t xml:space="preserve">, H., and </w:t>
-      </w:r>
-      <w:proofErr w:type="spellStart"/>
+      </w:pPr>
+      <w:r>
+        <w:fldChar w:fldCharType="begin"/>
+      </w:r>
+      <w:r>
+        <w:rPr>
+          <w:lang w:val="en-US"/>
+        </w:rPr>
+        <w:instrText xml:space="preserve"> HYPERLINK "https://www.sonatype.com/blog/atomic-arch-npm-campaign-adds-malicious-dependency" \h </w:instrText>
+      </w:r>
+      <w:r>
+        <w:fldChar w:fldCharType="separate"/>
+      </w:r>
       <w:r>
         <w:rPr>
           <w:rFonts w:ascii="Calibri" w:eastAsia="Calibri" w:hAnsi="Calibri" w:cs="Calibri"/>
@@ -9183,9 +7794,16 @@
           <w:szCs w:val="18"/>
           <w:lang w:val="en-US"/>
         </w:rPr>
-        <w:t>Barabási</w:t>
-      </w:r>
-      <w:proofErr w:type="spellEnd"/>
+        <w:t xml:space="preserve">[5] </w:t>
+      </w:r>
+      <w:r>
+        <w:rPr>
+          <w:rFonts w:ascii="Calibri" w:eastAsia="Calibri" w:hAnsi="Calibri" w:cs="Calibri"/>
+          <w:sz w:val="18"/>
+          <w:szCs w:val="18"/>
+        </w:rPr>
+        <w:fldChar w:fldCharType="end"/>
+      </w:r>
       <w:r>
         <w:rPr>
           <w:rFonts w:ascii="Calibri" w:eastAsia="Calibri" w:hAnsi="Calibri" w:cs="Calibri"/>
@@ -9193,19 +7811,11 @@
           <w:szCs w:val="18"/>
           <w:lang w:val="en-US"/>
         </w:rPr>
-        <w:t>, A. L. “Error and Attack Tolerance of Complex Networks.” Nature, 2000.</w:t>
-      </w:r>
-      <w:r>
-        <w:rPr>
-          <w:rFonts w:ascii="Calibri" w:eastAsia="Calibri" w:hAnsi="Calibri" w:cs="Calibri"/>
-          <w:sz w:val="18"/>
-          <w:szCs w:val="18"/>
-        </w:rPr>
-        <w:fldChar w:fldCharType="end"/>
-      </w:r>
-    </w:p>
-    <w:bookmarkStart w:id="20" w:name="kaed0mkuuk1s" w:colFirst="0" w:colLast="0"/>
-    <w:bookmarkEnd w:id="20"/>
+        <w:t xml:space="preserve">Sonatype Research Team. “Atomic Arch npm Campaign Adds Malicious Dependency.” June 11, 2026. </w:t>
+      </w:r>
+    </w:p>
+    <w:bookmarkStart w:id="22" w:name="iq8ykflomelh" w:colFirst="0" w:colLast="0"/>
+    <w:bookmarkEnd w:id="22"/>
     <w:p>
       <w:pPr>
         <w:keepLines/>
@@ -9224,7 +7834,7 @@
         <w:rPr>
           <w:lang w:val="en-US"/>
         </w:rPr>
-        <w:instrText xml:space="preserve"> HYPERLINK "https://github.com/axios/axios/issues/10636" \h </w:instrText>
+        <w:instrText xml:space="preserve"> HYPERLINK "https://arxiv.org/abs/cond-mat/0408187" \h </w:instrText>
       </w:r>
       <w:r>
         <w:fldChar w:fldCharType="separate"/>
@@ -9236,7 +7846,7 @@
           <w:szCs w:val="18"/>
           <w:lang w:val="en-US"/>
         </w:rPr>
-        <w:t xml:space="preserve">[4] </w:t>
+        <w:t>[6] Clauset, A., Newman, M. E. J., and Moore, C. “Finding Community Structure in Very Large Networks.” Physical Review E, 2004.</w:t>
       </w:r>
       <w:r>
         <w:rPr>
@@ -9246,17 +7856,32 @@
         </w:rPr>
         <w:fldChar w:fldCharType="end"/>
       </w:r>
-      <w:proofErr w:type="spellStart"/>
-      <w:r>
+    </w:p>
+    <w:bookmarkStart w:id="23" w:name="11q9czjzphyt" w:colFirst="0" w:colLast="0"/>
+    <w:bookmarkEnd w:id="23"/>
+    <w:p>
+      <w:pPr>
+        <w:keepLines/>
+        <w:spacing w:after="240" w:line="240" w:lineRule="auto"/>
         <w:rPr>
           <w:rFonts w:ascii="Calibri" w:eastAsia="Calibri" w:hAnsi="Calibri" w:cs="Calibri"/>
           <w:sz w:val="18"/>
           <w:szCs w:val="18"/>
           <w:lang w:val="en-US"/>
         </w:rPr>
-        <w:t>Saayman</w:t>
-      </w:r>
-      <w:proofErr w:type="spellEnd"/>
+      </w:pPr>
+      <w:r>
+        <w:fldChar w:fldCharType="begin"/>
+      </w:r>
+      <w:r>
+        <w:rPr>
+          <w:lang w:val="en-US"/>
+        </w:rPr>
+        <w:instrText xml:space="preserve"> HYPERLINK "https://www.ccs.neu.edu/home/vip/teach/DMcourse/6_graph_analysis/notes_slides/PhysRevE.69.026113.pdf" \h </w:instrText>
+      </w:r>
+      <w:r>
+        <w:fldChar w:fldCharType="separate"/>
+      </w:r>
       <w:r>
         <w:rPr>
           <w:rFonts w:ascii="Calibri" w:eastAsia="Calibri" w:hAnsi="Calibri" w:cs="Calibri"/>
@@ -9264,19 +7889,42 @@
           <w:szCs w:val="18"/>
           <w:lang w:val="en-US"/>
         </w:rPr>
-        <w:t xml:space="preserve">, J. “Post Mortem: </w:t>
-      </w:r>
-      <w:proofErr w:type="spellStart"/>
-      <w:r>
+        <w:t>[7] Girvan, M., and Newman, M. E. J. “Community Structure in Social and Biological Networks.” Proceedings of the National Academy of Sciences, 99(12), 7821–7826, 2002.</w:t>
+      </w:r>
+      <w:r>
+        <w:rPr>
+          <w:rFonts w:ascii="Calibri" w:eastAsia="Calibri" w:hAnsi="Calibri" w:cs="Calibri"/>
+          <w:sz w:val="18"/>
+          <w:szCs w:val="18"/>
+        </w:rPr>
+        <w:fldChar w:fldCharType="end"/>
+      </w:r>
+    </w:p>
+    <w:bookmarkStart w:id="24" w:name="403pk32l7l1i" w:colFirst="0" w:colLast="0"/>
+    <w:bookmarkEnd w:id="24"/>
+    <w:p>
+      <w:pPr>
+        <w:keepLines/>
+        <w:spacing w:after="240" w:line="240" w:lineRule="auto"/>
         <w:rPr>
           <w:rFonts w:ascii="Calibri" w:eastAsia="Calibri" w:hAnsi="Calibri" w:cs="Calibri"/>
           <w:sz w:val="18"/>
           <w:szCs w:val="18"/>
           <w:lang w:val="en-US"/>
         </w:rPr>
-        <w:t>axios</w:t>
-      </w:r>
-      <w:proofErr w:type="spellEnd"/>
+      </w:pPr>
+      <w:r>
+        <w:fldChar w:fldCharType="begin"/>
+      </w:r>
+      <w:r>
+        <w:rPr>
+          <w:lang w:val="en-US"/>
+        </w:rPr>
+        <w:instrText xml:space="preserve"> HYPERLINK "https://docs.deps.dev/api/" \h </w:instrText>
+      </w:r>
+      <w:r>
+        <w:fldChar w:fldCharType="separate"/>
+      </w:r>
       <w:r>
         <w:rPr>
           <w:rFonts w:ascii="Calibri" w:eastAsia="Calibri" w:hAnsi="Calibri" w:cs="Calibri"/>
@@ -9284,19 +7932,42 @@
           <w:szCs w:val="18"/>
           <w:lang w:val="en-US"/>
         </w:rPr>
-        <w:t xml:space="preserve"> </w:t>
-      </w:r>
-      <w:proofErr w:type="spellStart"/>
-      <w:r>
+        <w:t>[8] Google Open Source Insights. “deps.dev API v3 Documentation.” Accessed July 2026.</w:t>
+      </w:r>
+      <w:r>
+        <w:rPr>
+          <w:rFonts w:ascii="Calibri" w:eastAsia="Calibri" w:hAnsi="Calibri" w:cs="Calibri"/>
+          <w:sz w:val="18"/>
+          <w:szCs w:val="18"/>
+        </w:rPr>
+        <w:fldChar w:fldCharType="end"/>
+      </w:r>
+    </w:p>
+    <w:bookmarkStart w:id="25" w:name="mjslvw4mt0y3" w:colFirst="0" w:colLast="0"/>
+    <w:bookmarkEnd w:id="25"/>
+    <w:p>
+      <w:pPr>
+        <w:keepLines/>
+        <w:spacing w:after="240" w:line="240" w:lineRule="auto"/>
         <w:rPr>
           <w:rFonts w:ascii="Calibri" w:eastAsia="Calibri" w:hAnsi="Calibri" w:cs="Calibri"/>
           <w:sz w:val="18"/>
           <w:szCs w:val="18"/>
           <w:lang w:val="en-US"/>
         </w:rPr>
-        <w:t>npm</w:t>
-      </w:r>
-      <w:proofErr w:type="spellEnd"/>
+      </w:pPr>
+      <w:r>
+        <w:fldChar w:fldCharType="begin"/>
+      </w:r>
+      <w:r>
+        <w:rPr>
+          <w:lang w:val="en-US"/>
+        </w:rPr>
+        <w:instrText xml:space="preserve"> HYPERLINK "https://networkx.org/" \h </w:instrText>
+      </w:r>
+      <w:r>
+        <w:fldChar w:fldCharType="separate"/>
+      </w:r>
       <w:r>
         <w:rPr>
           <w:rFonts w:ascii="Calibri" w:eastAsia="Calibri" w:hAnsi="Calibri" w:cs="Calibri"/>
@@ -9304,19 +7975,42 @@
           <w:szCs w:val="18"/>
           <w:lang w:val="en-US"/>
         </w:rPr>
-        <w:t xml:space="preserve"> Supply Chain Compromise.” </w:t>
-      </w:r>
-      <w:proofErr w:type="spellStart"/>
-      <w:r>
+        <w:t>[9] NetworkX Developers. “NetworkX Documentation.” Accessed July 2026.</w:t>
+      </w:r>
+      <w:r>
+        <w:rPr>
+          <w:rFonts w:ascii="Calibri" w:eastAsia="Calibri" w:hAnsi="Calibri" w:cs="Calibri"/>
+          <w:sz w:val="18"/>
+          <w:szCs w:val="18"/>
+        </w:rPr>
+        <w:fldChar w:fldCharType="end"/>
+      </w:r>
+    </w:p>
+    <w:bookmarkStart w:id="26" w:name="bcfxggooiwcy" w:colFirst="0" w:colLast="0"/>
+    <w:bookmarkEnd w:id="26"/>
+    <w:p>
+      <w:pPr>
+        <w:keepLines/>
+        <w:spacing w:after="240" w:line="240" w:lineRule="auto"/>
         <w:rPr>
           <w:rFonts w:ascii="Calibri" w:eastAsia="Calibri" w:hAnsi="Calibri" w:cs="Calibri"/>
           <w:sz w:val="18"/>
           <w:szCs w:val="18"/>
           <w:lang w:val="en-US"/>
         </w:rPr>
-        <w:t>axios</w:t>
-      </w:r>
-      <w:proofErr w:type="spellEnd"/>
+      </w:pPr>
+      <w:r>
+        <w:fldChar w:fldCharType="begin"/>
+      </w:r>
+      <w:r>
+        <w:rPr>
+          <w:lang w:val="en-US"/>
+        </w:rPr>
+        <w:instrText xml:space="preserve"> HYPERLINK "https://www.nature.com/articles/30918" \h </w:instrText>
+      </w:r>
+      <w:r>
+        <w:fldChar w:fldCharType="separate"/>
+      </w:r>
       <w:r>
         <w:rPr>
           <w:rFonts w:ascii="Calibri" w:eastAsia="Calibri" w:hAnsi="Calibri" w:cs="Calibri"/>
@@ -9324,19 +8018,42 @@
           <w:szCs w:val="18"/>
           <w:lang w:val="en-US"/>
         </w:rPr>
-        <w:t>/</w:t>
-      </w:r>
-      <w:proofErr w:type="spellStart"/>
-      <w:r>
+        <w:t>[10] Watts, D. J., and Strogatz, S. H. “Collective Dynamics of Small-World Networks.” Nature, 1998.</w:t>
+      </w:r>
+      <w:r>
+        <w:rPr>
+          <w:rFonts w:ascii="Calibri" w:eastAsia="Calibri" w:hAnsi="Calibri" w:cs="Calibri"/>
+          <w:sz w:val="18"/>
+          <w:szCs w:val="18"/>
+        </w:rPr>
+        <w:fldChar w:fldCharType="end"/>
+      </w:r>
+    </w:p>
+    <w:bookmarkStart w:id="27" w:name="lo8ckszbcwbf" w:colFirst="0" w:colLast="0"/>
+    <w:bookmarkEnd w:id="27"/>
+    <w:p>
+      <w:pPr>
+        <w:keepLines/>
+        <w:spacing w:after="240" w:line="240" w:lineRule="auto"/>
         <w:rPr>
           <w:rFonts w:ascii="Calibri" w:eastAsia="Calibri" w:hAnsi="Calibri" w:cs="Calibri"/>
           <w:sz w:val="18"/>
           <w:szCs w:val="18"/>
           <w:lang w:val="en-US"/>
         </w:rPr>
-        <w:t>axios</w:t>
-      </w:r>
-      <w:proofErr w:type="spellEnd"/>
+      </w:pPr>
+      <w:r>
+        <w:fldChar w:fldCharType="begin"/>
+      </w:r>
+      <w:r>
+        <w:rPr>
+          <w:lang w:val="en-US"/>
+        </w:rPr>
+        <w:instrText xml:space="preserve"> HYPERLINK "https://journals.plos.org/plosone/article?id=10.1371/journal.pone.0000634" \h </w:instrText>
+      </w:r>
+      <w:r>
+        <w:fldChar w:fldCharType="separate"/>
+      </w:r>
       <w:r>
         <w:rPr>
           <w:rFonts w:ascii="Calibri" w:eastAsia="Calibri" w:hAnsi="Calibri" w:cs="Calibri"/>
@@ -9344,11 +8061,19 @@
           <w:szCs w:val="18"/>
           <w:lang w:val="en-US"/>
         </w:rPr>
-        <w:t xml:space="preserve"> GitHub Issue #10636, April 2, 2026.</w:t>
-      </w:r>
-    </w:p>
-    <w:bookmarkStart w:id="21" w:name="l0qh1bb84yw0" w:colFirst="0" w:colLast="0"/>
-    <w:bookmarkEnd w:id="21"/>
+        <w:t>[11] Humphries, M. D., and Gurney, K. “Network ‘Small-World-Ness’: A Quantitative Method for Determining Canonical Network Equivalence.” PLoS ONE, 2008.</w:t>
+      </w:r>
+      <w:r>
+        <w:rPr>
+          <w:rFonts w:ascii="Calibri" w:eastAsia="Calibri" w:hAnsi="Calibri" w:cs="Calibri"/>
+          <w:sz w:val="18"/>
+          <w:szCs w:val="18"/>
+        </w:rPr>
+        <w:fldChar w:fldCharType="end"/>
+      </w:r>
+    </w:p>
+    <w:bookmarkStart w:id="28" w:name="jaaca688b1nd" w:colFirst="0" w:colLast="0"/>
+    <w:bookmarkEnd w:id="28"/>
     <w:p>
       <w:pPr>
         <w:keepLines/>
@@ -9367,7 +8092,7 @@
         <w:rPr>
           <w:lang w:val="en-US"/>
         </w:rPr>
-        <w:instrText xml:space="preserve"> HYPERLINK "https://www.sonatype.com/blog/atomic-arch-npm-campaign-adds-malicious-dependency" \h </w:instrText>
+        <w:instrText xml:space="preserve"> HYPERLINK "https://epubs.siam.org/doi/abs/10.1137/070710111" \h </w:instrText>
       </w:r>
       <w:r>
         <w:fldChar w:fldCharType="separate"/>
@@ -9379,7 +8104,7 @@
           <w:szCs w:val="18"/>
           <w:lang w:val="en-US"/>
         </w:rPr>
-        <w:t xml:space="preserve">[5] </w:t>
+        <w:t>[12] Clauset, A., Shalizi, C. R., and Newman, M. E. J. “Power-Law Distributions in Empirical Data.” SIAM Review, 2009.</w:t>
       </w:r>
       <w:r>
         <w:rPr>
@@ -9389,17 +8114,32 @@
         </w:rPr>
         <w:fldChar w:fldCharType="end"/>
       </w:r>
-      <w:proofErr w:type="spellStart"/>
-      <w:r>
+    </w:p>
+    <w:bookmarkStart w:id="29" w:name="nm6lptyg9er9" w:colFirst="0" w:colLast="0"/>
+    <w:bookmarkEnd w:id="29"/>
+    <w:p>
+      <w:pPr>
+        <w:keepLines/>
+        <w:spacing w:after="240" w:line="240" w:lineRule="auto"/>
         <w:rPr>
           <w:rFonts w:ascii="Calibri" w:eastAsia="Calibri" w:hAnsi="Calibri" w:cs="Calibri"/>
           <w:sz w:val="18"/>
           <w:szCs w:val="18"/>
           <w:lang w:val="en-US"/>
         </w:rPr>
-        <w:t>Sonatype</w:t>
-      </w:r>
-      <w:proofErr w:type="spellEnd"/>
+      </w:pPr>
+      <w:r>
+        <w:fldChar w:fldCharType="begin"/>
+      </w:r>
+      <w:r>
+        <w:rPr>
+          <w:lang w:val="en-US"/>
+        </w:rPr>
+        <w:instrText xml:space="preserve"> HYPERLINK "https://journals.plos.org/plosone/article?id=10.1371/journal.pone.0085777" \h </w:instrText>
+      </w:r>
+      <w:r>
+        <w:fldChar w:fldCharType="separate"/>
+      </w:r>
       <w:r>
         <w:rPr>
           <w:rFonts w:ascii="Calibri" w:eastAsia="Calibri" w:hAnsi="Calibri" w:cs="Calibri"/>
@@ -9407,19 +8147,42 @@
           <w:szCs w:val="18"/>
           <w:lang w:val="en-US"/>
         </w:rPr>
-        <w:t xml:space="preserve"> Research Team. “Atomic Arch </w:t>
-      </w:r>
-      <w:proofErr w:type="spellStart"/>
-      <w:r>
+        <w:t>[13] Alstott, J., Bullmore, E., and Plenz, D. “powerlaw: A Python Package for Analysis of Heavy-Tailed Distributions.” PLoS ONE, 2014.</w:t>
+      </w:r>
+      <w:r>
+        <w:rPr>
+          <w:rFonts w:ascii="Calibri" w:eastAsia="Calibri" w:hAnsi="Calibri" w:cs="Calibri"/>
+          <w:sz w:val="18"/>
+          <w:szCs w:val="18"/>
+        </w:rPr>
+        <w:fldChar w:fldCharType="end"/>
+      </w:r>
+    </w:p>
+    <w:bookmarkStart w:id="30" w:name="70bhixgxnotj" w:colFirst="0" w:colLast="0"/>
+    <w:bookmarkEnd w:id="30"/>
+    <w:p>
+      <w:pPr>
+        <w:keepLines/>
+        <w:spacing w:after="240" w:line="240" w:lineRule="auto"/>
         <w:rPr>
           <w:rFonts w:ascii="Calibri" w:eastAsia="Calibri" w:hAnsi="Calibri" w:cs="Calibri"/>
           <w:sz w:val="18"/>
           <w:szCs w:val="18"/>
           <w:lang w:val="en-US"/>
         </w:rPr>
-        <w:t>npm</w:t>
-      </w:r>
-      <w:proofErr w:type="spellEnd"/>
+      </w:pPr>
+      <w:r>
+        <w:fldChar w:fldCharType="begin"/>
+      </w:r>
+      <w:r>
+        <w:rPr>
+          <w:lang w:val="en-US"/>
+        </w:rPr>
+        <w:instrText xml:space="preserve"> HYPERLINK "https://github.com/advisories" \h </w:instrText>
+      </w:r>
+      <w:r>
+        <w:fldChar w:fldCharType="separate"/>
+      </w:r>
       <w:r>
         <w:rPr>
           <w:rFonts w:ascii="Calibri" w:eastAsia="Calibri" w:hAnsi="Calibri" w:cs="Calibri"/>
@@ -9427,764 +8190,57 @@
           <w:szCs w:val="18"/>
           <w:lang w:val="en-US"/>
         </w:rPr>
-        <w:t xml:space="preserve"> Campaign Adds Malicious Dependency.” June 11, 2026. </w:t>
-      </w:r>
-    </w:p>
-    <w:bookmarkStart w:id="22" w:name="iq8ykflomelh" w:colFirst="0" w:colLast="0"/>
-    <w:bookmarkEnd w:id="22"/>
+        <w:t>[14] GitHub. “GitHub Advisory Database.” Accessed July 2026.</w:t>
+      </w:r>
+      <w:r>
+        <w:rPr>
+          <w:rFonts w:ascii="Calibri" w:eastAsia="Calibri" w:hAnsi="Calibri" w:cs="Calibri"/>
+          <w:sz w:val="18"/>
+          <w:szCs w:val="18"/>
+        </w:rPr>
+        <w:fldChar w:fldCharType="end"/>
+      </w:r>
+    </w:p>
+    <w:bookmarkStart w:id="31" w:name="wnn1jagbndhc" w:colFirst="0" w:colLast="0"/>
+    <w:bookmarkEnd w:id="31"/>
     <w:p>
       <w:pPr>
         <w:keepLines/>
         <w:spacing w:after="240" w:line="240" w:lineRule="auto"/>
+        <w:rPr>
+          <w:rFonts w:ascii="Calibri" w:eastAsia="Calibri" w:hAnsi="Calibri" w:cs="Calibri"/>
+          <w:sz w:val="18"/>
+          <w:szCs w:val="18"/>
+        </w:rPr>
+      </w:pPr>
+      <w:r>
+        <w:fldChar w:fldCharType="begin"/>
+      </w:r>
+      <w:r>
+        <w:rPr>
+          <w:lang w:val="en-US"/>
+        </w:rPr>
+        <w:instrText xml:space="preserve"> HYPERLINK "https://osv.dev/" \h </w:instrText>
+      </w:r>
+      <w:r>
+        <w:fldChar w:fldCharType="separate"/>
+      </w:r>
+      <w:r>
         <w:rPr>
           <w:rFonts w:ascii="Calibri" w:eastAsia="Calibri" w:hAnsi="Calibri" w:cs="Calibri"/>
           <w:sz w:val="18"/>
           <w:szCs w:val="18"/>
           <w:lang w:val="en-US"/>
         </w:rPr>
-      </w:pPr>
-      <w:r>
-        <w:fldChar w:fldCharType="begin"/>
-      </w:r>
-      <w:r>
-        <w:rPr>
-          <w:lang w:val="en-US"/>
-        </w:rPr>
-        <w:instrText xml:space="preserve"> HYPERLINK "https://arxiv.org/abs/cond-mat/0408187" \h </w:instrText>
-      </w:r>
-      <w:r>
-        <w:fldChar w:fldCharType="separate"/>
+        <w:t xml:space="preserve">[15] OpenSSF. “OSV.dev Vulnerability Database and API Documentation.” </w:t>
       </w:r>
       <w:r>
         <w:rPr>
           <w:rFonts w:ascii="Calibri" w:eastAsia="Calibri" w:hAnsi="Calibri" w:cs="Calibri"/>
           <w:sz w:val="18"/>
           <w:szCs w:val="18"/>
-          <w:lang w:val="en-US"/>
-        </w:rPr>
-        <w:t xml:space="preserve">[6] </w:t>
-      </w:r>
-      <w:proofErr w:type="spellStart"/>
-      <w:r>
-        <w:rPr>
-          <w:rFonts w:ascii="Calibri" w:eastAsia="Calibri" w:hAnsi="Calibri" w:cs="Calibri"/>
-          <w:sz w:val="18"/>
-          <w:szCs w:val="18"/>
-          <w:lang w:val="en-US"/>
-        </w:rPr>
-        <w:t>Clauset</w:t>
-      </w:r>
-      <w:proofErr w:type="spellEnd"/>
-      <w:r>
-        <w:rPr>
-          <w:rFonts w:ascii="Calibri" w:eastAsia="Calibri" w:hAnsi="Calibri" w:cs="Calibri"/>
-          <w:sz w:val="18"/>
-          <w:szCs w:val="18"/>
-          <w:lang w:val="en-US"/>
-        </w:rPr>
-        <w:t>, A., Newman, M. E. J., and Moore, C. “Finding Community Structure in Very Large Networks.” Physical Review E, 2004.</w:t>
-      </w:r>
-      <w:r>
-        <w:rPr>
-          <w:rFonts w:ascii="Calibri" w:eastAsia="Calibri" w:hAnsi="Calibri" w:cs="Calibri"/>
-          <w:sz w:val="18"/>
-          <w:szCs w:val="18"/>
-        </w:rPr>
-        <w:fldChar w:fldCharType="end"/>
-      </w:r>
-    </w:p>
-    <w:bookmarkStart w:id="23" w:name="11q9czjzphyt" w:colFirst="0" w:colLast="0"/>
-    <w:bookmarkEnd w:id="23"/>
-    <w:p>
-      <w:pPr>
-        <w:keepLines/>
-        <w:spacing w:after="240" w:line="240" w:lineRule="auto"/>
-        <w:rPr>
-          <w:rFonts w:ascii="Calibri" w:eastAsia="Calibri" w:hAnsi="Calibri" w:cs="Calibri"/>
-          <w:sz w:val="18"/>
-          <w:szCs w:val="18"/>
-          <w:lang w:val="en-US"/>
-        </w:rPr>
-      </w:pPr>
-      <w:r>
-        <w:fldChar w:fldCharType="begin"/>
-      </w:r>
-      <w:r>
-        <w:rPr>
-          <w:lang w:val="en-US"/>
-        </w:rPr>
-        <w:instrText xml:space="preserve"> HYPERLINK "https://www.ccs.neu.edu/home/vip/teach/DMcourse/6_graph_analysis/notes_slides/PhysRevE.69.026113.pdf" \h </w:instrText>
-      </w:r>
-      <w:r>
-        <w:fldChar w:fldCharType="separate"/>
-      </w:r>
-      <w:r>
-        <w:rPr>
-          <w:rFonts w:ascii="Calibri" w:eastAsia="Calibri" w:hAnsi="Calibri" w:cs="Calibri"/>
-          <w:sz w:val="18"/>
-          <w:szCs w:val="18"/>
-          <w:lang w:val="en-US"/>
-        </w:rPr>
-        <w:t>[7] Girvan, M., and Newman, M. E. J. “Community Structure in Social and Biological Networks.” Proceedings of the National Academy of Sciences, 99(12), 7821–7826, 2002.</w:t>
-      </w:r>
-      <w:r>
-        <w:rPr>
-          <w:rFonts w:ascii="Calibri" w:eastAsia="Calibri" w:hAnsi="Calibri" w:cs="Calibri"/>
-          <w:sz w:val="18"/>
-          <w:szCs w:val="18"/>
-        </w:rPr>
-        <w:fldChar w:fldCharType="end"/>
-      </w:r>
-    </w:p>
-    <w:bookmarkStart w:id="24" w:name="403pk32l7l1i" w:colFirst="0" w:colLast="0"/>
-    <w:bookmarkEnd w:id="24"/>
-    <w:p>
-      <w:pPr>
-        <w:keepLines/>
-        <w:spacing w:after="240" w:line="240" w:lineRule="auto"/>
-        <w:rPr>
-          <w:rFonts w:ascii="Calibri" w:eastAsia="Calibri" w:hAnsi="Calibri" w:cs="Calibri"/>
-          <w:sz w:val="18"/>
-          <w:szCs w:val="18"/>
-          <w:lang w:val="en-US"/>
-        </w:rPr>
-      </w:pPr>
-      <w:r>
-        <w:fldChar w:fldCharType="begin"/>
-      </w:r>
-      <w:r>
-        <w:rPr>
-          <w:lang w:val="en-US"/>
-        </w:rPr>
-        <w:instrText xml:space="preserve"> HYPERLINK "https://docs.deps.dev/api/" \h </w:instrText>
-      </w:r>
-      <w:r>
-        <w:fldChar w:fldCharType="separate"/>
-      </w:r>
-      <w:r>
-        <w:rPr>
-          <w:rFonts w:ascii="Calibri" w:eastAsia="Calibri" w:hAnsi="Calibri" w:cs="Calibri"/>
-          <w:sz w:val="18"/>
-          <w:szCs w:val="18"/>
-          <w:lang w:val="en-US"/>
-        </w:rPr>
-        <w:t>[8] Google Open Source Insights. “</w:t>
-      </w:r>
-      <w:proofErr w:type="spellStart"/>
-      <w:r>
-        <w:rPr>
-          <w:rFonts w:ascii="Calibri" w:eastAsia="Calibri" w:hAnsi="Calibri" w:cs="Calibri"/>
-          <w:sz w:val="18"/>
-          <w:szCs w:val="18"/>
-          <w:lang w:val="en-US"/>
-        </w:rPr>
-        <w:t>deps.dev</w:t>
-      </w:r>
-      <w:proofErr w:type="spellEnd"/>
-      <w:r>
-        <w:rPr>
-          <w:rFonts w:ascii="Calibri" w:eastAsia="Calibri" w:hAnsi="Calibri" w:cs="Calibri"/>
-          <w:sz w:val="18"/>
-          <w:szCs w:val="18"/>
-          <w:lang w:val="en-US"/>
-        </w:rPr>
-        <w:t xml:space="preserve"> API v3 Documentation.” Accessed July 2026.</w:t>
-      </w:r>
-      <w:r>
-        <w:rPr>
-          <w:rFonts w:ascii="Calibri" w:eastAsia="Calibri" w:hAnsi="Calibri" w:cs="Calibri"/>
-          <w:sz w:val="18"/>
-          <w:szCs w:val="18"/>
-        </w:rPr>
-        <w:fldChar w:fldCharType="end"/>
-      </w:r>
-    </w:p>
-    <w:bookmarkStart w:id="25" w:name="mjslvw4mt0y3" w:colFirst="0" w:colLast="0"/>
-    <w:bookmarkEnd w:id="25"/>
-    <w:p>
-      <w:pPr>
-        <w:keepLines/>
-        <w:spacing w:after="240" w:line="240" w:lineRule="auto"/>
-        <w:rPr>
-          <w:rFonts w:ascii="Calibri" w:eastAsia="Calibri" w:hAnsi="Calibri" w:cs="Calibri"/>
-          <w:sz w:val="18"/>
-          <w:szCs w:val="18"/>
-          <w:lang w:val="en-US"/>
-        </w:rPr>
-      </w:pPr>
-      <w:r>
-        <w:fldChar w:fldCharType="begin"/>
-      </w:r>
-      <w:r>
-        <w:rPr>
-          <w:lang w:val="en-US"/>
-        </w:rPr>
-        <w:instrText xml:space="preserve"> HYPERLINK "https://networkx.org/" \h </w:instrText>
-      </w:r>
-      <w:r>
-        <w:fldChar w:fldCharType="separate"/>
-      </w:r>
-      <w:r>
-        <w:rPr>
-          <w:rFonts w:ascii="Calibri" w:eastAsia="Calibri" w:hAnsi="Calibri" w:cs="Calibri"/>
-          <w:sz w:val="18"/>
-          <w:szCs w:val="18"/>
-          <w:lang w:val="en-US"/>
-        </w:rPr>
-        <w:t xml:space="preserve">[9] </w:t>
-      </w:r>
-      <w:proofErr w:type="spellStart"/>
-      <w:r>
-        <w:rPr>
-          <w:rFonts w:ascii="Calibri" w:eastAsia="Calibri" w:hAnsi="Calibri" w:cs="Calibri"/>
-          <w:sz w:val="18"/>
-          <w:szCs w:val="18"/>
-          <w:lang w:val="en-US"/>
-        </w:rPr>
-        <w:t>NetworkX</w:t>
-      </w:r>
-      <w:proofErr w:type="spellEnd"/>
-      <w:r>
-        <w:rPr>
-          <w:rFonts w:ascii="Calibri" w:eastAsia="Calibri" w:hAnsi="Calibri" w:cs="Calibri"/>
-          <w:sz w:val="18"/>
-          <w:szCs w:val="18"/>
-          <w:lang w:val="en-US"/>
-        </w:rPr>
-        <w:t xml:space="preserve"> Developers. “</w:t>
-      </w:r>
-      <w:proofErr w:type="spellStart"/>
-      <w:r>
-        <w:rPr>
-          <w:rFonts w:ascii="Calibri" w:eastAsia="Calibri" w:hAnsi="Calibri" w:cs="Calibri"/>
-          <w:sz w:val="18"/>
-          <w:szCs w:val="18"/>
-          <w:lang w:val="en-US"/>
-        </w:rPr>
-        <w:t>NetworkX</w:t>
-      </w:r>
-      <w:proofErr w:type="spellEnd"/>
-      <w:r>
-        <w:rPr>
-          <w:rFonts w:ascii="Calibri" w:eastAsia="Calibri" w:hAnsi="Calibri" w:cs="Calibri"/>
-          <w:sz w:val="18"/>
-          <w:szCs w:val="18"/>
-          <w:lang w:val="en-US"/>
-        </w:rPr>
-        <w:t xml:space="preserve"> Documentation.” Accessed July 2026.</w:t>
-      </w:r>
-      <w:r>
-        <w:rPr>
-          <w:rFonts w:ascii="Calibri" w:eastAsia="Calibri" w:hAnsi="Calibri" w:cs="Calibri"/>
-          <w:sz w:val="18"/>
-          <w:szCs w:val="18"/>
-        </w:rPr>
-        <w:fldChar w:fldCharType="end"/>
-      </w:r>
-    </w:p>
-    <w:bookmarkStart w:id="26" w:name="bcfxggooiwcy" w:colFirst="0" w:colLast="0"/>
-    <w:bookmarkEnd w:id="26"/>
-    <w:p>
-      <w:pPr>
-        <w:keepLines/>
-        <w:spacing w:after="240" w:line="240" w:lineRule="auto"/>
-        <w:rPr>
-          <w:rFonts w:ascii="Calibri" w:eastAsia="Calibri" w:hAnsi="Calibri" w:cs="Calibri"/>
-          <w:sz w:val="18"/>
-          <w:szCs w:val="18"/>
-          <w:lang w:val="en-US"/>
-        </w:rPr>
-      </w:pPr>
-      <w:r>
-        <w:fldChar w:fldCharType="begin"/>
-      </w:r>
-      <w:r>
-        <w:rPr>
-          <w:lang w:val="en-US"/>
-        </w:rPr>
-        <w:instrText xml:space="preserve"> HYPERLINK "https://www.nature.com/articles/30918" \h </w:instrText>
-      </w:r>
-      <w:r>
-        <w:fldChar w:fldCharType="separate"/>
-      </w:r>
-      <w:r>
-        <w:rPr>
-          <w:rFonts w:ascii="Calibri" w:eastAsia="Calibri" w:hAnsi="Calibri" w:cs="Calibri"/>
-          <w:sz w:val="18"/>
-          <w:szCs w:val="18"/>
-          <w:lang w:val="en-US"/>
-        </w:rPr>
-        <w:t xml:space="preserve">[10] Watts, D. J., and </w:t>
-      </w:r>
-      <w:proofErr w:type="spellStart"/>
-      <w:r>
-        <w:rPr>
-          <w:rFonts w:ascii="Calibri" w:eastAsia="Calibri" w:hAnsi="Calibri" w:cs="Calibri"/>
-          <w:sz w:val="18"/>
-          <w:szCs w:val="18"/>
-          <w:lang w:val="en-US"/>
-        </w:rPr>
-        <w:t>Strogatz</w:t>
-      </w:r>
-      <w:proofErr w:type="spellEnd"/>
-      <w:r>
-        <w:rPr>
-          <w:rFonts w:ascii="Calibri" w:eastAsia="Calibri" w:hAnsi="Calibri" w:cs="Calibri"/>
-          <w:sz w:val="18"/>
-          <w:szCs w:val="18"/>
-          <w:lang w:val="en-US"/>
-        </w:rPr>
-        <w:t>, S. H. “Collective Dynamics of Small-World Networks.” Nature, 1998.</w:t>
-      </w:r>
-      <w:r>
-        <w:rPr>
-          <w:rFonts w:ascii="Calibri" w:eastAsia="Calibri" w:hAnsi="Calibri" w:cs="Calibri"/>
-          <w:sz w:val="18"/>
-          <w:szCs w:val="18"/>
-        </w:rPr>
-        <w:fldChar w:fldCharType="end"/>
-      </w:r>
-    </w:p>
-    <w:bookmarkStart w:id="27" w:name="lo8ckszbcwbf" w:colFirst="0" w:colLast="0"/>
-    <w:bookmarkEnd w:id="27"/>
-    <w:p>
-      <w:pPr>
-        <w:keepLines/>
-        <w:spacing w:after="240" w:line="240" w:lineRule="auto"/>
-        <w:rPr>
-          <w:rFonts w:ascii="Calibri" w:eastAsia="Calibri" w:hAnsi="Calibri" w:cs="Calibri"/>
-          <w:sz w:val="18"/>
-          <w:szCs w:val="18"/>
-          <w:lang w:val="en-US"/>
-        </w:rPr>
-      </w:pPr>
-      <w:r>
-        <w:fldChar w:fldCharType="begin"/>
-      </w:r>
-      <w:r>
-        <w:rPr>
-          <w:lang w:val="en-US"/>
-        </w:rPr>
-        <w:instrText xml:space="preserve"> HYPERLINK "https://journals.plos.org/plosone/article?id=10.1371/journal.pone.0000634" \h </w:instrText>
-      </w:r>
-      <w:r>
-        <w:fldChar w:fldCharType="separate"/>
-      </w:r>
-      <w:r>
-        <w:rPr>
-          <w:rFonts w:ascii="Calibri" w:eastAsia="Calibri" w:hAnsi="Calibri" w:cs="Calibri"/>
-          <w:sz w:val="18"/>
-          <w:szCs w:val="18"/>
-          <w:lang w:val="en-US"/>
-        </w:rPr>
-        <w:t xml:space="preserve">[11] Humphries, M. D., and Gurney, K. “Network ‘Small-World-Ness’: A Quantitative Method for Determining Canonical Network Equivalence.” </w:t>
-      </w:r>
-      <w:proofErr w:type="spellStart"/>
-      <w:r>
-        <w:rPr>
-          <w:rFonts w:ascii="Calibri" w:eastAsia="Calibri" w:hAnsi="Calibri" w:cs="Calibri"/>
-          <w:sz w:val="18"/>
-          <w:szCs w:val="18"/>
-          <w:lang w:val="en-US"/>
-        </w:rPr>
-        <w:t>PLoS</w:t>
-      </w:r>
-      <w:proofErr w:type="spellEnd"/>
-      <w:r>
-        <w:rPr>
-          <w:rFonts w:ascii="Calibri" w:eastAsia="Calibri" w:hAnsi="Calibri" w:cs="Calibri"/>
-          <w:sz w:val="18"/>
-          <w:szCs w:val="18"/>
-          <w:lang w:val="en-US"/>
-        </w:rPr>
-        <w:t xml:space="preserve"> ONE, 2008.</w:t>
-      </w:r>
-      <w:r>
-        <w:rPr>
-          <w:rFonts w:ascii="Calibri" w:eastAsia="Calibri" w:hAnsi="Calibri" w:cs="Calibri"/>
-          <w:sz w:val="18"/>
-          <w:szCs w:val="18"/>
-        </w:rPr>
-        <w:fldChar w:fldCharType="end"/>
-      </w:r>
-    </w:p>
-    <w:bookmarkStart w:id="28" w:name="jaaca688b1nd" w:colFirst="0" w:colLast="0"/>
-    <w:bookmarkEnd w:id="28"/>
-    <w:p>
-      <w:pPr>
-        <w:keepLines/>
-        <w:spacing w:after="240" w:line="240" w:lineRule="auto"/>
-        <w:rPr>
-          <w:rFonts w:ascii="Calibri" w:eastAsia="Calibri" w:hAnsi="Calibri" w:cs="Calibri"/>
-          <w:sz w:val="18"/>
-          <w:szCs w:val="18"/>
-          <w:lang w:val="en-US"/>
-        </w:rPr>
-      </w:pPr>
-      <w:r>
-        <w:fldChar w:fldCharType="begin"/>
-      </w:r>
-      <w:r>
-        <w:rPr>
-          <w:lang w:val="en-US"/>
-        </w:rPr>
-        <w:instrText xml:space="preserve"> HYPERLINK "https://epubs.siam.org/doi/abs/10.1137/070710111" \h </w:instrText>
-      </w:r>
-      <w:r>
-        <w:fldChar w:fldCharType="separate"/>
-      </w:r>
-      <w:r>
-        <w:rPr>
-          <w:rFonts w:ascii="Calibri" w:eastAsia="Calibri" w:hAnsi="Calibri" w:cs="Calibri"/>
-          <w:sz w:val="18"/>
-          <w:szCs w:val="18"/>
-          <w:lang w:val="en-US"/>
-        </w:rPr>
-        <w:t xml:space="preserve">[12] </w:t>
-      </w:r>
-      <w:proofErr w:type="spellStart"/>
-      <w:r>
-        <w:rPr>
-          <w:rFonts w:ascii="Calibri" w:eastAsia="Calibri" w:hAnsi="Calibri" w:cs="Calibri"/>
-          <w:sz w:val="18"/>
-          <w:szCs w:val="18"/>
-          <w:lang w:val="en-US"/>
-        </w:rPr>
-        <w:t>Clauset</w:t>
-      </w:r>
-      <w:proofErr w:type="spellEnd"/>
-      <w:r>
-        <w:rPr>
-          <w:rFonts w:ascii="Calibri" w:eastAsia="Calibri" w:hAnsi="Calibri" w:cs="Calibri"/>
-          <w:sz w:val="18"/>
-          <w:szCs w:val="18"/>
-          <w:lang w:val="en-US"/>
-        </w:rPr>
-        <w:t xml:space="preserve">, A., </w:t>
-      </w:r>
-      <w:proofErr w:type="spellStart"/>
-      <w:r>
-        <w:rPr>
-          <w:rFonts w:ascii="Calibri" w:eastAsia="Calibri" w:hAnsi="Calibri" w:cs="Calibri"/>
-          <w:sz w:val="18"/>
-          <w:szCs w:val="18"/>
-          <w:lang w:val="en-US"/>
-        </w:rPr>
-        <w:t>Shalizi</w:t>
-      </w:r>
-      <w:proofErr w:type="spellEnd"/>
-      <w:r>
-        <w:rPr>
-          <w:rFonts w:ascii="Calibri" w:eastAsia="Calibri" w:hAnsi="Calibri" w:cs="Calibri"/>
-          <w:sz w:val="18"/>
-          <w:szCs w:val="18"/>
-          <w:lang w:val="en-US"/>
-        </w:rPr>
-        <w:t>, C. R., and Newman, M. E. J. “Power-Law Distributions in Empirical Data.” SIAM Review, 2009.</w:t>
-      </w:r>
-      <w:r>
-        <w:rPr>
-          <w:rFonts w:ascii="Calibri" w:eastAsia="Calibri" w:hAnsi="Calibri" w:cs="Calibri"/>
-          <w:sz w:val="18"/>
-          <w:szCs w:val="18"/>
-        </w:rPr>
-        <w:fldChar w:fldCharType="end"/>
-      </w:r>
-    </w:p>
-    <w:bookmarkStart w:id="29" w:name="nm6lptyg9er9" w:colFirst="0" w:colLast="0"/>
-    <w:bookmarkEnd w:id="29"/>
-    <w:p>
-      <w:pPr>
-        <w:keepLines/>
-        <w:spacing w:after="240" w:line="240" w:lineRule="auto"/>
-        <w:rPr>
-          <w:rFonts w:ascii="Calibri" w:eastAsia="Calibri" w:hAnsi="Calibri" w:cs="Calibri"/>
-          <w:sz w:val="18"/>
-          <w:szCs w:val="18"/>
-          <w:lang w:val="en-US"/>
-        </w:rPr>
-      </w:pPr>
-      <w:r>
-        <w:fldChar w:fldCharType="begin"/>
-      </w:r>
-      <w:r>
-        <w:rPr>
-          <w:lang w:val="en-US"/>
-        </w:rPr>
-        <w:instrText xml:space="preserve"> HYPERLINK "https://journals.plos.org/plosone/article?id=10.1371/journal.pone.0085777" \h </w:instrText>
-      </w:r>
-      <w:r>
-        <w:fldChar w:fldCharType="separate"/>
-      </w:r>
-      <w:r>
-        <w:rPr>
-          <w:rFonts w:ascii="Calibri" w:eastAsia="Calibri" w:hAnsi="Calibri" w:cs="Calibri"/>
-          <w:sz w:val="18"/>
-          <w:szCs w:val="18"/>
-          <w:lang w:val="en-US"/>
-        </w:rPr>
-        <w:t xml:space="preserve">[13] </w:t>
-      </w:r>
-      <w:proofErr w:type="spellStart"/>
-      <w:r>
-        <w:rPr>
-          <w:rFonts w:ascii="Calibri" w:eastAsia="Calibri" w:hAnsi="Calibri" w:cs="Calibri"/>
-          <w:sz w:val="18"/>
-          <w:szCs w:val="18"/>
-          <w:lang w:val="en-US"/>
-        </w:rPr>
-        <w:t>Alstott</w:t>
-      </w:r>
-      <w:proofErr w:type="spellEnd"/>
-      <w:r>
-        <w:rPr>
-          <w:rFonts w:ascii="Calibri" w:eastAsia="Calibri" w:hAnsi="Calibri" w:cs="Calibri"/>
-          <w:sz w:val="18"/>
-          <w:szCs w:val="18"/>
-          <w:lang w:val="en-US"/>
-        </w:rPr>
-        <w:t xml:space="preserve">, J., </w:t>
-      </w:r>
-      <w:proofErr w:type="spellStart"/>
-      <w:r>
-        <w:rPr>
-          <w:rFonts w:ascii="Calibri" w:eastAsia="Calibri" w:hAnsi="Calibri" w:cs="Calibri"/>
-          <w:sz w:val="18"/>
-          <w:szCs w:val="18"/>
-          <w:lang w:val="en-US"/>
-        </w:rPr>
-        <w:t>Bullmore</w:t>
-      </w:r>
-      <w:proofErr w:type="spellEnd"/>
-      <w:r>
-        <w:rPr>
-          <w:rFonts w:ascii="Calibri" w:eastAsia="Calibri" w:hAnsi="Calibri" w:cs="Calibri"/>
-          <w:sz w:val="18"/>
-          <w:szCs w:val="18"/>
-          <w:lang w:val="en-US"/>
-        </w:rPr>
-        <w:t xml:space="preserve">, E., and </w:t>
-      </w:r>
-      <w:proofErr w:type="spellStart"/>
-      <w:r>
-        <w:rPr>
-          <w:rFonts w:ascii="Calibri" w:eastAsia="Calibri" w:hAnsi="Calibri" w:cs="Calibri"/>
-          <w:sz w:val="18"/>
-          <w:szCs w:val="18"/>
-          <w:lang w:val="en-US"/>
-        </w:rPr>
-        <w:t>Plenz</w:t>
-      </w:r>
-      <w:proofErr w:type="spellEnd"/>
-      <w:r>
-        <w:rPr>
-          <w:rFonts w:ascii="Calibri" w:eastAsia="Calibri" w:hAnsi="Calibri" w:cs="Calibri"/>
-          <w:sz w:val="18"/>
-          <w:szCs w:val="18"/>
-          <w:lang w:val="en-US"/>
-        </w:rPr>
-        <w:t>, D. “</w:t>
-      </w:r>
-      <w:proofErr w:type="spellStart"/>
-      <w:r>
-        <w:rPr>
-          <w:rFonts w:ascii="Calibri" w:eastAsia="Calibri" w:hAnsi="Calibri" w:cs="Calibri"/>
-          <w:sz w:val="18"/>
-          <w:szCs w:val="18"/>
-          <w:lang w:val="en-US"/>
-        </w:rPr>
-        <w:t>powerlaw</w:t>
-      </w:r>
-      <w:proofErr w:type="spellEnd"/>
-      <w:r>
-        <w:rPr>
-          <w:rFonts w:ascii="Calibri" w:eastAsia="Calibri" w:hAnsi="Calibri" w:cs="Calibri"/>
-          <w:sz w:val="18"/>
-          <w:szCs w:val="18"/>
-          <w:lang w:val="en-US"/>
-        </w:rPr>
-        <w:t xml:space="preserve">: A Python Package for Analysis of Heavy-Tailed Distributions.” </w:t>
-      </w:r>
-      <w:proofErr w:type="spellStart"/>
-      <w:r>
-        <w:rPr>
-          <w:rFonts w:ascii="Calibri" w:eastAsia="Calibri" w:hAnsi="Calibri" w:cs="Calibri"/>
-          <w:sz w:val="18"/>
-          <w:szCs w:val="18"/>
-          <w:lang w:val="en-US"/>
-        </w:rPr>
-        <w:t>PLoS</w:t>
-      </w:r>
-      <w:proofErr w:type="spellEnd"/>
-      <w:r>
-        <w:rPr>
-          <w:rFonts w:ascii="Calibri" w:eastAsia="Calibri" w:hAnsi="Calibri" w:cs="Calibri"/>
-          <w:sz w:val="18"/>
-          <w:szCs w:val="18"/>
-          <w:lang w:val="en-US"/>
-        </w:rPr>
-        <w:t xml:space="preserve"> ONE, 2014.</w:t>
-      </w:r>
-      <w:r>
-        <w:rPr>
-          <w:rFonts w:ascii="Calibri" w:eastAsia="Calibri" w:hAnsi="Calibri" w:cs="Calibri"/>
-          <w:sz w:val="18"/>
-          <w:szCs w:val="18"/>
-        </w:rPr>
-        <w:fldChar w:fldCharType="end"/>
-      </w:r>
-    </w:p>
-    <w:bookmarkStart w:id="30" w:name="70bhixgxnotj" w:colFirst="0" w:colLast="0"/>
-    <w:bookmarkEnd w:id="30"/>
-    <w:p>
-      <w:pPr>
-        <w:keepLines/>
-        <w:spacing w:after="240" w:line="240" w:lineRule="auto"/>
-        <w:rPr>
-          <w:rFonts w:ascii="Calibri" w:eastAsia="Calibri" w:hAnsi="Calibri" w:cs="Calibri"/>
-          <w:sz w:val="18"/>
-          <w:szCs w:val="18"/>
-          <w:lang w:val="en-US"/>
-        </w:rPr>
-      </w:pPr>
-      <w:r>
-        <w:fldChar w:fldCharType="begin"/>
-      </w:r>
-      <w:r>
-        <w:rPr>
-          <w:lang w:val="en-US"/>
-        </w:rPr>
-        <w:instrText xml:space="preserve"> HYPERLINK "https://github.com/advisories" \h </w:instrText>
-      </w:r>
-      <w:r>
-        <w:fldChar w:fldCharType="separate"/>
-      </w:r>
-      <w:r>
-        <w:rPr>
-          <w:rFonts w:ascii="Calibri" w:eastAsia="Calibri" w:hAnsi="Calibri" w:cs="Calibri"/>
-          <w:sz w:val="18"/>
-          <w:szCs w:val="18"/>
-          <w:lang w:val="en-US"/>
-        </w:rPr>
-        <w:t>[14] GitHub. “GitHub Advisory Database.” Accessed July 2026.</w:t>
-      </w:r>
-      <w:r>
-        <w:rPr>
-          <w:rFonts w:ascii="Calibri" w:eastAsia="Calibri" w:hAnsi="Calibri" w:cs="Calibri"/>
-          <w:sz w:val="18"/>
-          <w:szCs w:val="18"/>
-        </w:rPr>
-        <w:fldChar w:fldCharType="end"/>
-      </w:r>
-    </w:p>
-    <w:bookmarkStart w:id="31" w:name="wnn1jagbndhc" w:colFirst="0" w:colLast="0"/>
-    <w:bookmarkEnd w:id="31"/>
-    <w:p>
-      <w:pPr>
-        <w:keepLines/>
-        <w:spacing w:after="240" w:line="240" w:lineRule="auto"/>
-        <w:rPr>
-          <w:rFonts w:ascii="Calibri" w:eastAsia="Calibri" w:hAnsi="Calibri" w:cs="Calibri"/>
-          <w:sz w:val="18"/>
-          <w:szCs w:val="18"/>
-        </w:rPr>
-      </w:pPr>
-      <w:r>
-        <w:fldChar w:fldCharType="begin"/>
-      </w:r>
-      <w:r>
-        <w:rPr>
-          <w:lang w:val="en-US"/>
-        </w:rPr>
-        <w:instrText xml:space="preserve"> HYPERLINK "https://osv.dev/" \h </w:instrText>
-      </w:r>
-      <w:r>
-        <w:fldChar w:fldCharType="separate"/>
-      </w:r>
-      <w:r>
-        <w:rPr>
-          <w:rFonts w:ascii="Calibri" w:eastAsia="Calibri" w:hAnsi="Calibri" w:cs="Calibri"/>
-          <w:sz w:val="18"/>
-          <w:szCs w:val="18"/>
-          <w:lang w:val="en-US"/>
-        </w:rPr>
-        <w:t xml:space="preserve">[15] </w:t>
-      </w:r>
-      <w:proofErr w:type="spellStart"/>
-      <w:r>
-        <w:rPr>
-          <w:rFonts w:ascii="Calibri" w:eastAsia="Calibri" w:hAnsi="Calibri" w:cs="Calibri"/>
-          <w:sz w:val="18"/>
-          <w:szCs w:val="18"/>
-          <w:lang w:val="en-US"/>
-        </w:rPr>
-        <w:t>OpenSSF</w:t>
-      </w:r>
-      <w:proofErr w:type="spellEnd"/>
-      <w:r>
-        <w:rPr>
-          <w:rFonts w:ascii="Calibri" w:eastAsia="Calibri" w:hAnsi="Calibri" w:cs="Calibri"/>
-          <w:sz w:val="18"/>
-          <w:szCs w:val="18"/>
-          <w:lang w:val="en-US"/>
-        </w:rPr>
-        <w:t>. “</w:t>
-      </w:r>
-      <w:proofErr w:type="spellStart"/>
-      <w:r>
-        <w:rPr>
-          <w:rFonts w:ascii="Calibri" w:eastAsia="Calibri" w:hAnsi="Calibri" w:cs="Calibri"/>
-          <w:sz w:val="18"/>
-          <w:szCs w:val="18"/>
-          <w:lang w:val="en-US"/>
-        </w:rPr>
-        <w:t>OSV.dev</w:t>
-      </w:r>
-      <w:proofErr w:type="spellEnd"/>
-      <w:r>
-        <w:rPr>
-          <w:rFonts w:ascii="Calibri" w:eastAsia="Calibri" w:hAnsi="Calibri" w:cs="Calibri"/>
-          <w:sz w:val="18"/>
-          <w:szCs w:val="18"/>
-          <w:lang w:val="en-US"/>
-        </w:rPr>
-        <w:t xml:space="preserve"> Vulnerability Database and API Documentation.” </w:t>
-      </w:r>
-      <w:proofErr w:type="spellStart"/>
-      <w:r>
-        <w:rPr>
-          <w:rFonts w:ascii="Calibri" w:eastAsia="Calibri" w:hAnsi="Calibri" w:cs="Calibri"/>
-          <w:sz w:val="18"/>
-          <w:szCs w:val="18"/>
-        </w:rPr>
-        <w:t>Accessed</w:t>
-      </w:r>
-      <w:proofErr w:type="spellEnd"/>
-      <w:r>
-        <w:rPr>
-          <w:rFonts w:ascii="Calibri" w:eastAsia="Calibri" w:hAnsi="Calibri" w:cs="Calibri"/>
-          <w:sz w:val="18"/>
-          <w:szCs w:val="18"/>
-        </w:rPr>
-        <w:t xml:space="preserve"> </w:t>
-      </w:r>
-      <w:proofErr w:type="spellStart"/>
-      <w:r>
-        <w:rPr>
-          <w:rFonts w:ascii="Calibri" w:eastAsia="Calibri" w:hAnsi="Calibri" w:cs="Calibri"/>
-          <w:sz w:val="18"/>
-          <w:szCs w:val="18"/>
-        </w:rPr>
-        <w:t>July</w:t>
-      </w:r>
-      <w:proofErr w:type="spellEnd"/>
-      <w:r>
-        <w:rPr>
-          <w:rFonts w:ascii="Calibri" w:eastAsia="Calibri" w:hAnsi="Calibri" w:cs="Calibri"/>
-          <w:sz w:val="18"/>
-          <w:szCs w:val="18"/>
-        </w:rPr>
-        <w:t xml:space="preserve"> 2026. </w:t>
+        </w:rPr>
+        <w:t xml:space="preserve">Accessed July 2026. </w:t>
       </w:r>
       <w:r>
         <w:rPr>

--- a/docs/final_report.docx
+++ b/docs/final_report.docx
@@ -86,7 +86,29 @@
           <w:szCs w:val="22"/>
           <w:rtl/>
         </w:rPr>
-        <w:t xml:space="preserve"> רון בלנקי - 207720897, מוטי סחרטוב- 322355504, עידן דהן </w:t>
+        <w:t xml:space="preserve"> רון </w:t>
+      </w:r>
+      <w:proofErr w:type="spellStart"/>
+      <w:r>
+        <w:rPr>
+          <w:rFonts w:ascii="Calibri" w:eastAsia="Calibri" w:hAnsi="Calibri" w:cs="Calibri"/>
+          <w:color w:val="1F1F1F"/>
+          <w:sz w:val="22"/>
+          <w:szCs w:val="22"/>
+          <w:rtl/>
+        </w:rPr>
+        <w:t>בלנקי</w:t>
+      </w:r>
+      <w:proofErr w:type="spellEnd"/>
+      <w:r>
+        <w:rPr>
+          <w:rFonts w:ascii="Calibri" w:eastAsia="Calibri" w:hAnsi="Calibri" w:cs="Calibri"/>
+          <w:color w:val="1F1F1F"/>
+          <w:sz w:val="22"/>
+          <w:szCs w:val="22"/>
+          <w:rtl/>
+        </w:rPr>
+        <w:t xml:space="preserve"> - 207720897, מוטי סחרטוב- 322355504, עידן דהן </w:t>
       </w:r>
       <w:r>
         <w:rPr>
@@ -126,7 +148,29 @@
           <w:szCs w:val="16"/>
           <w:lang w:val="en-US"/>
         </w:rPr>
-        <w:t>GitHub Repository:         Google Colab Notebook:       Google Docs</w:t>
+        <w:t xml:space="preserve">GitHub Repository:         Google </w:t>
+      </w:r>
+      <w:proofErr w:type="spellStart"/>
+      <w:r>
+        <w:rPr>
+          <w:b/>
+          <w:bCs/>
+          <w:sz w:val="16"/>
+          <w:szCs w:val="16"/>
+          <w:lang w:val="en-US"/>
+        </w:rPr>
+        <w:t>Colab</w:t>
+      </w:r>
+      <w:proofErr w:type="spellEnd"/>
+      <w:r>
+        <w:rPr>
+          <w:b/>
+          <w:bCs/>
+          <w:sz w:val="16"/>
+          <w:szCs w:val="16"/>
+          <w:lang w:val="en-US"/>
+        </w:rPr>
+        <w:t xml:space="preserve"> Notebook:       Google Docs</w:t>
       </w:r>
       <w:r>
         <w:rPr>
@@ -176,6 +220,7 @@
         <w:t xml:space="preserve">                                  </w:t>
       </w:r>
       <w:hyperlink r:id="rId7" w:history="1">
+        <w:proofErr w:type="spellStart"/>
         <w:r>
           <w:rPr>
             <w:rStyle w:val="Hyperlink"/>
@@ -187,6 +232,7 @@
           </w:rPr>
           <w:t>לחץ</w:t>
         </w:r>
+        <w:proofErr w:type="spellEnd"/>
       </w:hyperlink>
       <w:r>
         <w:rPr>
@@ -197,6 +243,7 @@
         <w:t xml:space="preserve">                                      </w:t>
       </w:r>
       <w:hyperlink r:id="rId8" w:history="1">
+        <w:proofErr w:type="spellStart"/>
         <w:r>
           <w:rPr>
             <w:rStyle w:val="Hyperlink"/>
@@ -206,30 +253,9 @@
             <w:rtl/>
             <w:lang w:val="en-US"/>
           </w:rPr>
-          <w:t>ל</w:t>
+          <w:t>לחץ</w:t>
         </w:r>
-        <w:r>
-          <w:rPr>
-            <w:rStyle w:val="Hyperlink"/>
-            <w:rFonts w:hint="cs"/>
-            <w:sz w:val="16"/>
-            <w:szCs w:val="16"/>
-            <w:rtl/>
-            <w:lang w:val="en-US"/>
-          </w:rPr>
-          <w:t>ח</w:t>
-        </w:r>
-        <w:r>
-          <w:rPr>
-            <w:rStyle w:val="Hyperlink"/>
-            <w:rFonts w:hint="cs"/>
-            <w:sz w:val="16"/>
-            <w:szCs w:val="16"/>
-            <w:rtl/>
-            <w:lang w:val="en-US"/>
-          </w:rPr>
-          <w:t>ץ</w:t>
-        </w:r>
+        <w:proofErr w:type="spellEnd"/>
       </w:hyperlink>
     </w:p>
     <w:p>
@@ -436,7 +462,25 @@
           <w:color w:val="1F1F1F"/>
           <w:rtl/>
         </w:rPr>
-        <w:t>הסיכון של חבילה אינו נקבע רק לפי קיומה של פגיעות. שתי חבילות עשויות להכיל פגיעות באותה רמת חומרה, אך להיות שונות מבחינת מיקומן בתוך רשת התלויות. חבילה אחת יכולה להיות שולית יחסית, בעוד שחבילה אחרת משמשת תלות משותפת למספר רב של רכיבים או מחברת בין אזורים שונים של הרשת. לכן, מידע על פגיעויות בלבד אינו תמיד מספיק לצורך הערכת ההשפעה המערכתית האפשרית.</w:t>
+        <w:t xml:space="preserve">הסיכון של חבילה אינו נקבע רק לפי קיומה של פגיעות. שתי חבילות עשויות להכיל פגיעות באותה רמת חומרה, אך להיות שונות מבחינת מיקומן בתוך רשת התלויות. חבילה אחת יכולה להיות שולית יחסית, בעוד שחבילה אחרת משמשת תלות משותפת למספר רב של רכיבים או מחברת בין אזורים שונים של הרשת. לכן, מידע על </w:t>
+      </w:r>
+      <w:proofErr w:type="spellStart"/>
+      <w:r>
+        <w:rPr>
+          <w:rFonts w:ascii="Calibri" w:eastAsia="Calibri" w:hAnsi="Calibri" w:cs="Calibri"/>
+          <w:color w:val="1F1F1F"/>
+          <w:rtl/>
+        </w:rPr>
+        <w:t>פגיעויות</w:t>
+      </w:r>
+      <w:proofErr w:type="spellEnd"/>
+      <w:r>
+        <w:rPr>
+          <w:rFonts w:ascii="Calibri" w:eastAsia="Calibri" w:hAnsi="Calibri" w:cs="Calibri"/>
+          <w:color w:val="1F1F1F"/>
+          <w:rtl/>
+        </w:rPr>
+        <w:t xml:space="preserve"> בלבד אינו תמיד מספיק לצורך הערכת ההשפעה המערכתית האפשרית.</w:t>
       </w:r>
     </w:p>
     <w:p>
@@ -474,6 +518,7 @@
         </w:rPr>
         <w:t>בחרנו ב־</w:t>
       </w:r>
+      <w:proofErr w:type="spellStart"/>
       <w:r>
         <w:rPr>
           <w:rFonts w:ascii="Calibri" w:eastAsia="Calibri" w:hAnsi="Calibri" w:cs="Calibri"/>
@@ -481,6 +526,7 @@
         </w:rPr>
         <w:t>Flowise</w:t>
       </w:r>
+      <w:proofErr w:type="spellEnd"/>
       <w:r>
         <w:rPr>
           <w:rFonts w:ascii="Calibri" w:eastAsia="Calibri" w:hAnsi="Calibri" w:cs="Calibri"/>
@@ -489,21 +535,33 @@
         </w:rPr>
         <w:t xml:space="preserve"> 3.1.2 כמקרה בוחן משום שהיא נשענת על עץ תלויות רחב </w:t>
       </w:r>
+      <w:proofErr w:type="spellStart"/>
       <w:r>
         <w:rPr>
           <w:rFonts w:ascii="Calibri" w:eastAsia="Calibri" w:hAnsi="Calibri" w:cs="Calibri"/>
           <w:color w:val="1F1F1F"/>
           <w:rtl/>
         </w:rPr>
-        <w:t xml:space="preserve">באקוסיסטם </w:t>
-      </w:r>
+        <w:t>באקוסיסטם</w:t>
+      </w:r>
+      <w:proofErr w:type="spellEnd"/>
       <w:r>
         <w:rPr>
           <w:rFonts w:ascii="Calibri" w:eastAsia="Calibri" w:hAnsi="Calibri" w:cs="Calibri"/>
           <w:color w:val="1F1F1F"/>
+          <w:rtl/>
+        </w:rPr>
+        <w:t xml:space="preserve"> </w:t>
+      </w:r>
+      <w:proofErr w:type="spellStart"/>
+      <w:r>
+        <w:rPr>
+          <w:rFonts w:ascii="Calibri" w:eastAsia="Calibri" w:hAnsi="Calibri" w:cs="Calibri"/>
+          <w:color w:val="1F1F1F"/>
         </w:rPr>
         <w:t>npm</w:t>
       </w:r>
+      <w:proofErr w:type="spellEnd"/>
       <w:r>
         <w:rPr>
           <w:rFonts w:ascii="Calibri" w:eastAsia="Calibri" w:hAnsi="Calibri" w:cs="Calibri"/>
@@ -512,6 +570,7 @@
         </w:rPr>
         <w:t xml:space="preserve"> ‏(מאגר החבילות המרכזי של </w:t>
       </w:r>
+      <w:proofErr w:type="spellStart"/>
       <w:r>
         <w:rPr>
           <w:rFonts w:ascii="Calibri" w:eastAsia="Calibri" w:hAnsi="Calibri" w:cs="Calibri"/>
@@ -519,6 +578,7 @@
         </w:rPr>
         <w:t>JavaScript</w:t>
       </w:r>
+      <w:proofErr w:type="spellEnd"/>
       <w:r>
         <w:rPr>
           <w:rFonts w:ascii="Calibri" w:eastAsia="Calibri" w:hAnsi="Calibri" w:cs="Calibri"/>
@@ -581,22 +641,60 @@
           <w:color w:val="1F1F1F"/>
           <w:rtl/>
         </w:rPr>
-        <w:t xml:space="preserve"> עושר זה של תלויות ומידע אבטחתי מאפשר לבחון לא רק אילו גרסאות מושפעות מפגיעויות מוכרות, אלא גם האם החבילות שאליהן הן שייכות ממלאות תפקידי גשר או תשתית מרכזיים ברשת. מטרת הבחירה אינה להוכיח מראש שניתן לפרוץ ל־</w:t>
-      </w:r>
+        <w:t xml:space="preserve"> עושר זה של תלויות ומידע אבטחתי מאפשר לבחון לא רק אילו גרסאות מושפעות </w:t>
+      </w:r>
+      <w:proofErr w:type="spellStart"/>
       <w:r>
         <w:rPr>
           <w:rFonts w:ascii="Calibri" w:eastAsia="Calibri" w:hAnsi="Calibri" w:cs="Calibri"/>
           <w:color w:val="1F1F1F"/>
+          <w:rtl/>
+        </w:rPr>
+        <w:t>מפגיעויות</w:t>
+      </w:r>
+      <w:proofErr w:type="spellEnd"/>
+      <w:r>
+        <w:rPr>
+          <w:rFonts w:ascii="Calibri" w:eastAsia="Calibri" w:hAnsi="Calibri" w:cs="Calibri"/>
+          <w:color w:val="1F1F1F"/>
+          <w:rtl/>
+        </w:rPr>
+        <w:t xml:space="preserve"> מוכרות, אלא גם האם החבילות שאליהן הן שייכות ממלאות תפקידי גשר או תשתית מרכזיים ברשת. מטרת הבחירה אינה להוכיח מראש שניתן לפרוץ ל־</w:t>
+      </w:r>
+      <w:proofErr w:type="spellStart"/>
+      <w:r>
+        <w:rPr>
+          <w:rFonts w:ascii="Calibri" w:eastAsia="Calibri" w:hAnsi="Calibri" w:cs="Calibri"/>
+          <w:color w:val="1F1F1F"/>
         </w:rPr>
         <w:t>Flowise</w:t>
       </w:r>
+      <w:proofErr w:type="spellEnd"/>
       <w:r>
         <w:rPr>
           <w:rFonts w:ascii="Calibri" w:eastAsia="Calibri" w:hAnsi="Calibri" w:cs="Calibri"/>
           <w:color w:val="1F1F1F"/>
           <w:rtl/>
         </w:rPr>
-        <w:t xml:space="preserve">, אלא לבחון כיצד חומרת הפגיעות ומרכזיותה הטופולוגית של החבילה יכולות לשמש יחד לצורך תעדוף סיכונים. </w:t>
+        <w:t xml:space="preserve">, אלא לבחון כיצד חומרת הפגיעות ומרכזיותה הטופולוגית של החבילה יכולות לשמש יחד לצורך </w:t>
+      </w:r>
+      <w:proofErr w:type="spellStart"/>
+      <w:r>
+        <w:rPr>
+          <w:rFonts w:ascii="Calibri" w:eastAsia="Calibri" w:hAnsi="Calibri" w:cs="Calibri"/>
+          <w:color w:val="1F1F1F"/>
+          <w:rtl/>
+        </w:rPr>
+        <w:t>תעדוף</w:t>
+      </w:r>
+      <w:proofErr w:type="spellEnd"/>
+      <w:r>
+        <w:rPr>
+          <w:rFonts w:ascii="Calibri" w:eastAsia="Calibri" w:hAnsi="Calibri" w:cs="Calibri"/>
+          <w:color w:val="1F1F1F"/>
+          <w:rtl/>
+        </w:rPr>
+        <w:t xml:space="preserve"> סיכונים. </w:t>
       </w:r>
     </w:p>
     <w:p>
@@ -614,7 +712,25 @@
           <w:color w:val="1F1F1F"/>
           <w:rtl/>
         </w:rPr>
-        <w:t>מטרתנו היא לבחון כיצד המיקום הטופולוגי של חבילה בתוך רשת התלויות יכול לספק מידע נוסף על חשיבותה המערכתית. באמצעות מדדי מרכזיות, זיהוי קהילות, השוואה לגרף אקראי וסימולציות של הסרת צמתים, אנו בוחנים האם ניתוח גרפים יכול לסייע בתעדוף חבילות לבדיקה, ניטור והגנה.</w:t>
+        <w:t xml:space="preserve">מטרתנו היא לבחון כיצד המיקום הטופולוגי של חבילה בתוך רשת התלויות יכול לספק מידע נוסף על חשיבותה המערכתית. באמצעות מדדי מרכזיות, זיהוי קהילות, השוואה לגרף אקראי וסימולציות של הסרת צמתים, אנו בוחנים האם ניתוח גרפים יכול לסייע </w:t>
+      </w:r>
+      <w:proofErr w:type="spellStart"/>
+      <w:r>
+        <w:rPr>
+          <w:rFonts w:ascii="Calibri" w:eastAsia="Calibri" w:hAnsi="Calibri" w:cs="Calibri"/>
+          <w:color w:val="1F1F1F"/>
+          <w:rtl/>
+        </w:rPr>
+        <w:t>בתעדוף</w:t>
+      </w:r>
+      <w:proofErr w:type="spellEnd"/>
+      <w:r>
+        <w:rPr>
+          <w:rFonts w:ascii="Calibri" w:eastAsia="Calibri" w:hAnsi="Calibri" w:cs="Calibri"/>
+          <w:color w:val="1F1F1F"/>
+          <w:rtl/>
+        </w:rPr>
+        <w:t xml:space="preserve"> חבילות לבדיקה, ניטור והגנה.</w:t>
       </w:r>
     </w:p>
     <w:p>
@@ -720,6 +836,7 @@
         </w:rPr>
         <w:t xml:space="preserve">3. במה שונה המבנה הגלובלי של רשת התלויות מהרכב של גרפים אקראיים בעלי אותו מספר צמתים וקשתות, והאם הרשת מציגה מאפייני </w:t>
       </w:r>
+      <w:proofErr w:type="spellStart"/>
       <w:r>
         <w:rPr>
           <w:rFonts w:ascii="Calibri" w:eastAsia="Calibri" w:hAnsi="Calibri" w:cs="Calibri"/>
@@ -727,6 +844,7 @@
         </w:rPr>
         <w:t>Small-World</w:t>
       </w:r>
+      <w:proofErr w:type="spellEnd"/>
       <w:r>
         <w:rPr>
           <w:rFonts w:ascii="Calibri" w:eastAsia="Calibri" w:hAnsi="Calibri" w:cs="Calibri"/>
@@ -753,6 +871,7 @@
         </w:rPr>
         <w:t xml:space="preserve">4 א. האם הסרה ממוקדת של חבילות בעלות </w:t>
       </w:r>
+      <w:proofErr w:type="spellStart"/>
       <w:r>
         <w:rPr>
           <w:rFonts w:ascii="Calibri" w:eastAsia="Calibri" w:hAnsi="Calibri" w:cs="Calibri"/>
@@ -760,6 +879,7 @@
         </w:rPr>
         <w:t>Betweenness</w:t>
       </w:r>
+      <w:proofErr w:type="spellEnd"/>
       <w:r>
         <w:rPr>
           <w:rFonts w:ascii="Calibri" w:eastAsia="Calibri" w:hAnsi="Calibri" w:cs="Calibri"/>
@@ -786,20 +906,56 @@
         </w:rPr>
         <w:t xml:space="preserve">4 ב. האם גרסאות התלות המושפעות </w:t>
       </w:r>
+      <w:proofErr w:type="spellStart"/>
       <w:r>
         <w:rPr>
           <w:rFonts w:ascii="Calibri" w:eastAsia="Calibri" w:hAnsi="Calibri" w:cs="Calibri"/>
           <w:color w:val="1F1F1F"/>
         </w:rPr>
-        <w:t>security advisories</w:t>
-      </w:r>
+        <w:t>security</w:t>
+      </w:r>
+      <w:proofErr w:type="spellEnd"/>
       <w:r>
         <w:rPr>
           <w:rFonts w:ascii="Calibri" w:eastAsia="Calibri" w:hAnsi="Calibri" w:cs="Calibri"/>
           <w:color w:val="1F1F1F"/>
-          <w:rtl/>
-        </w:rPr>
-        <w:t xml:space="preserve"> מוכרים ‏(רשומות אבטחה המתארות פגיעויות שפורסמו)</w:t>
+        </w:rPr>
+        <w:t xml:space="preserve"> </w:t>
+      </w:r>
+      <w:proofErr w:type="spellStart"/>
+      <w:r>
+        <w:rPr>
+          <w:rFonts w:ascii="Calibri" w:eastAsia="Calibri" w:hAnsi="Calibri" w:cs="Calibri"/>
+          <w:color w:val="1F1F1F"/>
+        </w:rPr>
+        <w:t>advisories</w:t>
+      </w:r>
+      <w:proofErr w:type="spellEnd"/>
+      <w:r>
+        <w:rPr>
+          <w:rFonts w:ascii="Calibri" w:eastAsia="Calibri" w:hAnsi="Calibri" w:cs="Calibri"/>
+          <w:color w:val="1F1F1F"/>
+          <w:rtl/>
+        </w:rPr>
+        <w:t xml:space="preserve"> מוכרים ‏(רשומות אבטחה המתארות </w:t>
+      </w:r>
+      <w:proofErr w:type="spellStart"/>
+      <w:r>
+        <w:rPr>
+          <w:rFonts w:ascii="Calibri" w:eastAsia="Calibri" w:hAnsi="Calibri" w:cs="Calibri"/>
+          <w:color w:val="1F1F1F"/>
+          <w:rtl/>
+        </w:rPr>
+        <w:t>פגיעויות</w:t>
+      </w:r>
+      <w:proofErr w:type="spellEnd"/>
+      <w:r>
+        <w:rPr>
+          <w:rFonts w:ascii="Calibri" w:eastAsia="Calibri" w:hAnsi="Calibri" w:cs="Calibri"/>
+          <w:color w:val="1F1F1F"/>
+          <w:rtl/>
+        </w:rPr>
+        <w:t xml:space="preserve"> שפורסמו)</w:t>
       </w:r>
       <w:r>
         <w:rPr>
@@ -857,31 +1013,67 @@
           <w:rFonts w:ascii="Calibri" w:eastAsia="Calibri" w:hAnsi="Calibri" w:cs="Calibri"/>
         </w:rPr>
       </w:pPr>
+      <w:proofErr w:type="spellStart"/>
       <w:r>
         <w:rPr>
           <w:rFonts w:ascii="Calibri" w:eastAsia="Calibri" w:hAnsi="Calibri" w:cs="Calibri"/>
         </w:rPr>
         <w:t>Zimmermann</w:t>
       </w:r>
-      <w:r>
-        <w:rPr>
-          <w:rFonts w:ascii="Calibri" w:eastAsia="Calibri" w:hAnsi="Calibri" w:cs="Calibri"/>
-          <w:rtl/>
-        </w:rPr>
-        <w:t xml:space="preserve"> ואחרים ניתחו את אקוסיסטם </w:t>
-      </w:r>
+      <w:proofErr w:type="spellEnd"/>
+      <w:r>
+        <w:rPr>
+          <w:rFonts w:ascii="Calibri" w:eastAsia="Calibri" w:hAnsi="Calibri" w:cs="Calibri"/>
+          <w:rtl/>
+        </w:rPr>
+        <w:t xml:space="preserve"> ואחרים ניתחו את </w:t>
+      </w:r>
+      <w:proofErr w:type="spellStart"/>
+      <w:r>
+        <w:rPr>
+          <w:rFonts w:ascii="Calibri" w:eastAsia="Calibri" w:hAnsi="Calibri" w:cs="Calibri"/>
+          <w:rtl/>
+        </w:rPr>
+        <w:t>אקוסיסטם</w:t>
+      </w:r>
+      <w:proofErr w:type="spellEnd"/>
+      <w:r>
+        <w:rPr>
+          <w:rFonts w:ascii="Calibri" w:eastAsia="Calibri" w:hAnsi="Calibri" w:cs="Calibri"/>
+          <w:rtl/>
+        </w:rPr>
+        <w:t xml:space="preserve"> </w:t>
+      </w:r>
+      <w:proofErr w:type="spellStart"/>
       <w:r>
         <w:rPr>
           <w:rFonts w:ascii="Calibri" w:eastAsia="Calibri" w:hAnsi="Calibri" w:cs="Calibri"/>
         </w:rPr>
         <w:t>npm</w:t>
       </w:r>
-      <w:r>
-        <w:rPr>
-          <w:rFonts w:ascii="Calibri" w:eastAsia="Calibri" w:hAnsi="Calibri" w:cs="Calibri"/>
-          <w:rtl/>
-        </w:rPr>
-        <w:t xml:space="preserve"> כרשת של חבילות, תלויות ומתחזקים. הם מצאו שמספר מצומצם יחסית של חבילות ומתחזקים עשוי להשפיע על חלק גדול מהאקוסיסטם. המחקר רלוונטי לעבודתנו משום שהוא מדגים כיצד ריכוזיות ברשת תלויות תוכנה יכולה ליצור נקודות כשל בעלות השפעה רחבה </w:t>
+      <w:proofErr w:type="spellEnd"/>
+      <w:r>
+        <w:rPr>
+          <w:rFonts w:ascii="Calibri" w:eastAsia="Calibri" w:hAnsi="Calibri" w:cs="Calibri"/>
+          <w:rtl/>
+        </w:rPr>
+        <w:t xml:space="preserve"> כרשת של חבילות, תלויות ומתחזקים. הם מצאו שמספר מצומצם יחסית של חבילות ומתחזקים עשוי להשפיע על חלק גדול </w:t>
+      </w:r>
+      <w:proofErr w:type="spellStart"/>
+      <w:r>
+        <w:rPr>
+          <w:rFonts w:ascii="Calibri" w:eastAsia="Calibri" w:hAnsi="Calibri" w:cs="Calibri"/>
+          <w:rtl/>
+        </w:rPr>
+        <w:t>מהאקוסיסטם</w:t>
+      </w:r>
+      <w:proofErr w:type="spellEnd"/>
+      <w:r>
+        <w:rPr>
+          <w:rFonts w:ascii="Calibri" w:eastAsia="Calibri" w:hAnsi="Calibri" w:cs="Calibri"/>
+          <w:rtl/>
+        </w:rPr>
+        <w:t xml:space="preserve">. המחקר רלוונטי לעבודתנו משום שהוא מדגים כיצד ריכוזיות ברשת תלויות תוכנה יכולה ליצור נקודות כשל בעלות השפעה רחבה </w:t>
       </w:r>
       <w:hyperlink w:anchor="nl0cnr39jih4">
         <w:r>
@@ -909,25 +1101,59 @@
           <w:rFonts w:ascii="Calibri" w:eastAsia="Calibri" w:hAnsi="Calibri" w:cs="Calibri"/>
         </w:rPr>
       </w:pPr>
+      <w:proofErr w:type="spellStart"/>
       <w:r>
         <w:rPr>
           <w:rFonts w:ascii="Calibri" w:eastAsia="Calibri" w:hAnsi="Calibri" w:cs="Calibri"/>
         </w:rPr>
         <w:t>Ohm</w:t>
       </w:r>
-      <w:r>
-        <w:rPr>
-          <w:rFonts w:ascii="Calibri" w:eastAsia="Calibri" w:hAnsi="Calibri" w:cs="Calibri"/>
-          <w:rtl/>
-        </w:rPr>
-        <w:t xml:space="preserve"> ואחרים חקרו 174 חבילות זדוניות שנמצאו באקוסיסטמים כמו </w:t>
-      </w:r>
-      <w:r>
-        <w:rPr>
-          <w:rFonts w:ascii="Calibri" w:eastAsia="Calibri" w:hAnsi="Calibri" w:cs="Calibri"/>
-        </w:rPr>
-        <w:t>npm, ‏PyPI</w:t>
-      </w:r>
+      <w:proofErr w:type="spellEnd"/>
+      <w:r>
+        <w:rPr>
+          <w:rFonts w:ascii="Calibri" w:eastAsia="Calibri" w:hAnsi="Calibri" w:cs="Calibri"/>
+          <w:rtl/>
+        </w:rPr>
+        <w:t xml:space="preserve"> ואחרים חקרו 174 חבילות זדוניות שנמצאו </w:t>
+      </w:r>
+      <w:proofErr w:type="spellStart"/>
+      <w:r>
+        <w:rPr>
+          <w:rFonts w:ascii="Calibri" w:eastAsia="Calibri" w:hAnsi="Calibri" w:cs="Calibri"/>
+          <w:rtl/>
+        </w:rPr>
+        <w:t>באקוסיסטמים</w:t>
+      </w:r>
+      <w:proofErr w:type="spellEnd"/>
+      <w:r>
+        <w:rPr>
+          <w:rFonts w:ascii="Calibri" w:eastAsia="Calibri" w:hAnsi="Calibri" w:cs="Calibri"/>
+          <w:rtl/>
+        </w:rPr>
+        <w:t xml:space="preserve"> כמו </w:t>
+      </w:r>
+      <w:proofErr w:type="spellStart"/>
+      <w:r>
+        <w:rPr>
+          <w:rFonts w:ascii="Calibri" w:eastAsia="Calibri" w:hAnsi="Calibri" w:cs="Calibri"/>
+        </w:rPr>
+        <w:t>npm</w:t>
+      </w:r>
+      <w:proofErr w:type="spellEnd"/>
+      <w:r>
+        <w:rPr>
+          <w:rFonts w:ascii="Calibri" w:eastAsia="Calibri" w:hAnsi="Calibri" w:cs="Calibri"/>
+        </w:rPr>
+        <w:t>, ‏</w:t>
+      </w:r>
+      <w:proofErr w:type="spellStart"/>
+      <w:r>
+        <w:rPr>
+          <w:rFonts w:ascii="Calibri" w:eastAsia="Calibri" w:hAnsi="Calibri" w:cs="Calibri"/>
+        </w:rPr>
+        <w:t>PyPI</w:t>
+      </w:r>
+      <w:proofErr w:type="spellEnd"/>
       <w:r>
         <w:rPr>
           <w:rFonts w:ascii="Calibri" w:eastAsia="Calibri" w:hAnsi="Calibri" w:cs="Calibri"/>
@@ -935,12 +1161,14 @@
         </w:rPr>
         <w:t xml:space="preserve"> ו-</w:t>
       </w:r>
+      <w:proofErr w:type="spellStart"/>
       <w:r>
         <w:rPr>
           <w:rFonts w:ascii="Calibri" w:eastAsia="Calibri" w:hAnsi="Calibri" w:cs="Calibri"/>
         </w:rPr>
         <w:t>RubyGems</w:t>
       </w:r>
+      <w:proofErr w:type="spellEnd"/>
       <w:r>
         <w:rPr>
           <w:rFonts w:ascii="Calibri" w:eastAsia="Calibri" w:hAnsi="Calibri" w:cs="Calibri"/>
@@ -981,12 +1209,28 @@
           <w:rFonts w:ascii="Calibri" w:eastAsia="Calibri" w:hAnsi="Calibri" w:cs="Calibri"/>
         </w:rPr>
       </w:pPr>
-      <w:r>
-        <w:rPr>
-          <w:rFonts w:ascii="Calibri" w:eastAsia="Calibri" w:hAnsi="Calibri" w:cs="Calibri"/>
-        </w:rPr>
-        <w:t>Albert, Jeong</w:t>
-      </w:r>
+      <w:proofErr w:type="spellStart"/>
+      <w:r>
+        <w:rPr>
+          <w:rFonts w:ascii="Calibri" w:eastAsia="Calibri" w:hAnsi="Calibri" w:cs="Calibri"/>
+        </w:rPr>
+        <w:t>Albert</w:t>
+      </w:r>
+      <w:proofErr w:type="spellEnd"/>
+      <w:r>
+        <w:rPr>
+          <w:rFonts w:ascii="Calibri" w:eastAsia="Calibri" w:hAnsi="Calibri" w:cs="Calibri"/>
+        </w:rPr>
+        <w:t xml:space="preserve">, </w:t>
+      </w:r>
+      <w:proofErr w:type="spellStart"/>
+      <w:r>
+        <w:rPr>
+          <w:rFonts w:ascii="Calibri" w:eastAsia="Calibri" w:hAnsi="Calibri" w:cs="Calibri"/>
+        </w:rPr>
+        <w:t>Jeong</w:t>
+      </w:r>
+      <w:proofErr w:type="spellEnd"/>
       <w:r>
         <w:rPr>
           <w:rFonts w:ascii="Calibri" w:eastAsia="Calibri" w:hAnsi="Calibri" w:cs="Calibri"/>
@@ -994,12 +1238,14 @@
         </w:rPr>
         <w:t xml:space="preserve"> ו־</w:t>
       </w:r>
+      <w:proofErr w:type="spellStart"/>
       <w:r>
         <w:rPr>
           <w:rFonts w:ascii="Calibri" w:eastAsia="Calibri" w:hAnsi="Calibri" w:cs="Calibri"/>
         </w:rPr>
         <w:t>Barabási</w:t>
       </w:r>
+      <w:proofErr w:type="spellEnd"/>
       <w:r>
         <w:rPr>
           <w:rFonts w:ascii="Calibri" w:eastAsia="Calibri" w:hAnsi="Calibri" w:cs="Calibri"/>
@@ -1007,12 +1253,28 @@
         </w:rPr>
         <w:t xml:space="preserve"> השוו בין כשלים אקראיים לבין הסרה ממוקדת של צמתים מרכזיים ברשתות מורכבות. עבודה זו מספקת את הבסיס המתודולוגי לניסוי החוסן שלנו, שבו השווינו הסרה אקראית של חבילות להסרה ממוקדת לפי </w:t>
       </w:r>
-      <w:r>
-        <w:rPr>
-          <w:rFonts w:ascii="Calibri" w:eastAsia="Calibri" w:hAnsi="Calibri" w:cs="Calibri"/>
-        </w:rPr>
-        <w:t>Betweenness Centrality</w:t>
-      </w:r>
+      <w:proofErr w:type="spellStart"/>
+      <w:r>
+        <w:rPr>
+          <w:rFonts w:ascii="Calibri" w:eastAsia="Calibri" w:hAnsi="Calibri" w:cs="Calibri"/>
+        </w:rPr>
+        <w:t>Betweenness</w:t>
+      </w:r>
+      <w:proofErr w:type="spellEnd"/>
+      <w:r>
+        <w:rPr>
+          <w:rFonts w:ascii="Calibri" w:eastAsia="Calibri" w:hAnsi="Calibri" w:cs="Calibri"/>
+        </w:rPr>
+        <w:t xml:space="preserve"> </w:t>
+      </w:r>
+      <w:proofErr w:type="spellStart"/>
+      <w:r>
+        <w:rPr>
+          <w:rFonts w:ascii="Calibri" w:eastAsia="Calibri" w:hAnsi="Calibri" w:cs="Calibri"/>
+        </w:rPr>
+        <w:t>Centrality</w:t>
+      </w:r>
+      <w:proofErr w:type="spellEnd"/>
       <w:r>
         <w:rPr>
           <w:rFonts w:ascii="Calibri" w:eastAsia="Calibri" w:hAnsi="Calibri" w:cs="Calibri"/>
@@ -1054,12 +1316,14 @@
         </w:rPr>
         <w:t xml:space="preserve">נוסף על המחקרים האקדמיים, בחנו אירועים אמיתיים הממחישים את הסיכון שבפגיעה בחבילות מהימנות. במרץ 2026 פורסמו גרסאות זדוניות של </w:t>
       </w:r>
+      <w:proofErr w:type="spellStart"/>
       <w:r>
         <w:rPr>
           <w:rFonts w:ascii="Calibri" w:eastAsia="Calibri" w:hAnsi="Calibri" w:cs="Calibri"/>
         </w:rPr>
         <w:t>Axios</w:t>
       </w:r>
+      <w:proofErr w:type="spellEnd"/>
       <w:r>
         <w:rPr>
           <w:rFonts w:ascii="Calibri" w:eastAsia="Calibri" w:hAnsi="Calibri" w:cs="Calibri"/>
@@ -1067,12 +1331,14 @@
         </w:rPr>
         <w:t xml:space="preserve"> לאחר השתלטות על חשבון </w:t>
       </w:r>
+      <w:proofErr w:type="spellStart"/>
       <w:r>
         <w:rPr>
           <w:rFonts w:ascii="Calibri" w:eastAsia="Calibri" w:hAnsi="Calibri" w:cs="Calibri"/>
         </w:rPr>
         <w:t>npm</w:t>
       </w:r>
+      <w:proofErr w:type="spellEnd"/>
       <w:r>
         <w:rPr>
           <w:rFonts w:ascii="Calibri" w:eastAsia="Calibri" w:hAnsi="Calibri" w:cs="Calibri"/>
@@ -1113,12 +1379,28 @@
         </w:rPr>
         <w:t xml:space="preserve">בקמפיין </w:t>
       </w:r>
-      <w:r>
-        <w:rPr>
-          <w:rFonts w:ascii="Calibri" w:eastAsia="Calibri" w:hAnsi="Calibri" w:cs="Calibri"/>
-        </w:rPr>
-        <w:t>Atomic Arch</w:t>
-      </w:r>
+      <w:proofErr w:type="spellStart"/>
+      <w:r>
+        <w:rPr>
+          <w:rFonts w:ascii="Calibri" w:eastAsia="Calibri" w:hAnsi="Calibri" w:cs="Calibri"/>
+        </w:rPr>
+        <w:t>Atomic</w:t>
+      </w:r>
+      <w:proofErr w:type="spellEnd"/>
+      <w:r>
+        <w:rPr>
+          <w:rFonts w:ascii="Calibri" w:eastAsia="Calibri" w:hAnsi="Calibri" w:cs="Calibri"/>
+        </w:rPr>
+        <w:t xml:space="preserve"> </w:t>
+      </w:r>
+      <w:proofErr w:type="spellStart"/>
+      <w:r>
+        <w:rPr>
+          <w:rFonts w:ascii="Calibri" w:eastAsia="Calibri" w:hAnsi="Calibri" w:cs="Calibri"/>
+        </w:rPr>
+        <w:t>Arch</w:t>
+      </w:r>
+      <w:proofErr w:type="spellEnd"/>
       <w:r>
         <w:rPr>
           <w:rFonts w:ascii="Calibri" w:eastAsia="Calibri" w:hAnsi="Calibri" w:cs="Calibri"/>
@@ -1146,12 +1428,28 @@
         </w:rPr>
         <w:t xml:space="preserve"> ‏(מאגר חבילות קהילתי של </w:t>
       </w:r>
-      <w:r>
-        <w:rPr>
-          <w:rFonts w:ascii="Calibri" w:eastAsia="Calibri" w:hAnsi="Calibri" w:cs="Calibri"/>
-        </w:rPr>
-        <w:t>Arch Linux</w:t>
-      </w:r>
+      <w:proofErr w:type="spellStart"/>
+      <w:r>
+        <w:rPr>
+          <w:rFonts w:ascii="Calibri" w:eastAsia="Calibri" w:hAnsi="Calibri" w:cs="Calibri"/>
+        </w:rPr>
+        <w:t>Arch</w:t>
+      </w:r>
+      <w:proofErr w:type="spellEnd"/>
+      <w:r>
+        <w:rPr>
+          <w:rFonts w:ascii="Calibri" w:eastAsia="Calibri" w:hAnsi="Calibri" w:cs="Calibri"/>
+        </w:rPr>
+        <w:t xml:space="preserve"> </w:t>
+      </w:r>
+      <w:proofErr w:type="spellStart"/>
+      <w:r>
+        <w:rPr>
+          <w:rFonts w:ascii="Calibri" w:eastAsia="Calibri" w:hAnsi="Calibri" w:cs="Calibri"/>
+        </w:rPr>
+        <w:t>Linux</w:t>
+      </w:r>
+      <w:proofErr w:type="spellEnd"/>
       <w:r>
         <w:rPr>
           <w:rFonts w:ascii="Calibri" w:eastAsia="Calibri" w:hAnsi="Calibri" w:cs="Calibri"/>
@@ -1172,12 +1470,14 @@
         </w:rPr>
         <w:t xml:space="preserve">ושינו את הוראות הבנייה שלהן כך שיתקינו תלות </w:t>
       </w:r>
+      <w:proofErr w:type="spellStart"/>
       <w:r>
         <w:rPr>
           <w:rFonts w:ascii="Calibri" w:eastAsia="Calibri" w:hAnsi="Calibri" w:cs="Calibri"/>
         </w:rPr>
         <w:t>npm</w:t>
       </w:r>
+      <w:proofErr w:type="spellEnd"/>
       <w:r>
         <w:rPr>
           <w:rFonts w:ascii="Calibri" w:eastAsia="Calibri" w:hAnsi="Calibri" w:cs="Calibri"/>
@@ -1218,18 +1518,36 @@
         </w:rPr>
         <w:t xml:space="preserve">המחקרים והאירועים המתוארים מציגים שני צדדים משלימים של הבעיה. מחקרים קודמים מראים שרשתות תוכנה עשויות להיות מרוכזות סביב מספר קטן של חבילות ופגיעה מכוונת בצמתים מרכזיים יכולה להיות משמעותית יותר מכשל אקראי. האירועים המעשיים מראים כיצד תוקפים מנצלים בפועל חבילות וחשבונות מהימנים. עבודתנו מחברת בין הצדדים באמצעות ניתוח של מקרה מבחן קונקרטי: אנו בוחנים האם מיקומן הטופולוגי של חבילות בגרף התלויות של </w:t>
       </w:r>
+      <w:proofErr w:type="spellStart"/>
       <w:r>
         <w:rPr>
           <w:rFonts w:ascii="Calibri" w:eastAsia="Calibri" w:hAnsi="Calibri" w:cs="Calibri"/>
         </w:rPr>
         <w:t>Flowise</w:t>
       </w:r>
-      <w:r>
-        <w:rPr>
-          <w:rFonts w:ascii="Calibri" w:eastAsia="Calibri" w:hAnsi="Calibri" w:cs="Calibri"/>
-          <w:rtl/>
-        </w:rPr>
-        <w:t xml:space="preserve"> יכול לשמש שכבת תעדוף משלימה למידע אבטחתי קיים. </w:t>
+      <w:proofErr w:type="spellEnd"/>
+      <w:r>
+        <w:rPr>
+          <w:rFonts w:ascii="Calibri" w:eastAsia="Calibri" w:hAnsi="Calibri" w:cs="Calibri"/>
+          <w:rtl/>
+        </w:rPr>
+        <w:t xml:space="preserve"> יכול לשמש שכבת </w:t>
+      </w:r>
+      <w:proofErr w:type="spellStart"/>
+      <w:r>
+        <w:rPr>
+          <w:rFonts w:ascii="Calibri" w:eastAsia="Calibri" w:hAnsi="Calibri" w:cs="Calibri"/>
+          <w:rtl/>
+        </w:rPr>
+        <w:t>תעדוף</w:t>
+      </w:r>
+      <w:proofErr w:type="spellEnd"/>
+      <w:r>
+        <w:rPr>
+          <w:rFonts w:ascii="Calibri" w:eastAsia="Calibri" w:hAnsi="Calibri" w:cs="Calibri"/>
+          <w:rtl/>
+        </w:rPr>
+        <w:t xml:space="preserve"> משלימה למידע אבטחתי קיים. </w:t>
       </w:r>
     </w:p>
     <w:p>
@@ -1320,12 +1638,56 @@
         </w:rPr>
         <w:t xml:space="preserve"> של </w:t>
       </w:r>
-      <w:r>
-        <w:rPr>
-          <w:rFonts w:ascii="Calibri" w:eastAsia="Calibri" w:hAnsi="Calibri" w:cs="Calibri"/>
-        </w:rPr>
-        <w:t>Google Open Source Insights</w:t>
-      </w:r>
+      <w:proofErr w:type="spellStart"/>
+      <w:r>
+        <w:rPr>
+          <w:rFonts w:ascii="Calibri" w:eastAsia="Calibri" w:hAnsi="Calibri" w:cs="Calibri"/>
+        </w:rPr>
+        <w:t>Google</w:t>
+      </w:r>
+      <w:proofErr w:type="spellEnd"/>
+      <w:r>
+        <w:rPr>
+          <w:rFonts w:ascii="Calibri" w:eastAsia="Calibri" w:hAnsi="Calibri" w:cs="Calibri"/>
+        </w:rPr>
+        <w:t xml:space="preserve"> </w:t>
+      </w:r>
+      <w:proofErr w:type="spellStart"/>
+      <w:r>
+        <w:rPr>
+          <w:rFonts w:ascii="Calibri" w:eastAsia="Calibri" w:hAnsi="Calibri" w:cs="Calibri"/>
+        </w:rPr>
+        <w:t>Open</w:t>
+      </w:r>
+      <w:proofErr w:type="spellEnd"/>
+      <w:r>
+        <w:rPr>
+          <w:rFonts w:ascii="Calibri" w:eastAsia="Calibri" w:hAnsi="Calibri" w:cs="Calibri"/>
+        </w:rPr>
+        <w:t xml:space="preserve"> </w:t>
+      </w:r>
+      <w:proofErr w:type="spellStart"/>
+      <w:r>
+        <w:rPr>
+          <w:rFonts w:ascii="Calibri" w:eastAsia="Calibri" w:hAnsi="Calibri" w:cs="Calibri"/>
+        </w:rPr>
+        <w:t>Source</w:t>
+      </w:r>
+      <w:proofErr w:type="spellEnd"/>
+      <w:r>
+        <w:rPr>
+          <w:rFonts w:ascii="Calibri" w:eastAsia="Calibri" w:hAnsi="Calibri" w:cs="Calibri"/>
+        </w:rPr>
+        <w:t xml:space="preserve"> </w:t>
+      </w:r>
+      <w:proofErr w:type="spellStart"/>
+      <w:r>
+        <w:rPr>
+          <w:rFonts w:ascii="Calibri" w:eastAsia="Calibri" w:hAnsi="Calibri" w:cs="Calibri"/>
+        </w:rPr>
+        <w:t>Insights</w:t>
+      </w:r>
+      <w:proofErr w:type="spellEnd"/>
       <w:r>
         <w:rPr>
           <w:rFonts w:ascii="Calibri" w:eastAsia="Calibri" w:hAnsi="Calibri" w:cs="Calibri"/>
@@ -1334,6 +1696,7 @@
         <w:t xml:space="preserve">, המוכר גם בשם </w:t>
       </w:r>
       <w:hyperlink w:anchor="gobocjq8vj16">
+        <w:proofErr w:type="spellStart"/>
         <w:r>
           <w:rPr>
             <w:rFonts w:ascii="Calibri" w:eastAsia="Calibri" w:hAnsi="Calibri" w:cs="Calibri"/>
@@ -1342,6 +1705,7 @@
           </w:rPr>
           <w:t>deps.dev</w:t>
         </w:r>
+        <w:proofErr w:type="spellEnd"/>
       </w:hyperlink>
       <w:r>
         <w:rPr>
@@ -1391,12 +1755,14 @@
         </w:rPr>
         <w:t>לצורך הפרויקט נשלף מ־</w:t>
       </w:r>
+      <w:proofErr w:type="spellStart"/>
       <w:r>
         <w:rPr>
           <w:rFonts w:ascii="Calibri" w:eastAsia="Calibri" w:hAnsi="Calibri" w:cs="Calibri"/>
         </w:rPr>
         <w:t>deps.dev</w:t>
       </w:r>
+      <w:proofErr w:type="spellEnd"/>
       <w:r>
         <w:rPr>
           <w:rFonts w:ascii="Calibri" w:eastAsia="Calibri" w:hAnsi="Calibri" w:cs="Calibri"/>
@@ -1404,12 +1770,14 @@
         </w:rPr>
         <w:t xml:space="preserve"> גרף התלויות של </w:t>
       </w:r>
+      <w:proofErr w:type="spellStart"/>
       <w:r>
         <w:rPr>
           <w:rFonts w:ascii="Calibri" w:eastAsia="Calibri" w:hAnsi="Calibri" w:cs="Calibri"/>
         </w:rPr>
         <w:t>Flowise</w:t>
       </w:r>
+      <w:proofErr w:type="spellEnd"/>
       <w:r>
         <w:rPr>
           <w:rFonts w:ascii="Calibri" w:eastAsia="Calibri" w:hAnsi="Calibri" w:cs="Calibri"/>
@@ -1430,12 +1798,14 @@
         </w:rPr>
         <w:t xml:space="preserve"> נשמרה כ־</w:t>
       </w:r>
+      <w:proofErr w:type="spellStart"/>
       <w:r>
         <w:rPr>
           <w:rFonts w:ascii="Calibri" w:eastAsia="Calibri" w:hAnsi="Calibri" w:cs="Calibri"/>
         </w:rPr>
         <w:t>snapshot</w:t>
       </w:r>
+      <w:proofErr w:type="spellEnd"/>
       <w:r>
         <w:rPr>
           <w:rFonts w:ascii="Calibri" w:eastAsia="Calibri" w:hAnsi="Calibri" w:cs="Calibri"/>
@@ -1461,13 +1831,23 @@
         <w:t>הגרף נבנה באמצעות ספריית</w:t>
       </w:r>
       <w:hyperlink w:anchor="zbohecwnhkyw">
+        <w:proofErr w:type="spellStart"/>
         <w:r>
           <w:rPr>
             <w:rFonts w:ascii="Calibri" w:eastAsia="Calibri" w:hAnsi="Calibri" w:cs="Calibri"/>
             <w:color w:val="1155CC"/>
             <w:u w:val="single"/>
           </w:rPr>
-          <w:t xml:space="preserve">NetworkX </w:t>
+          <w:t>NetworkX</w:t>
+        </w:r>
+        <w:proofErr w:type="spellEnd"/>
+        <w:r>
+          <w:rPr>
+            <w:rFonts w:ascii="Calibri" w:eastAsia="Calibri" w:hAnsi="Calibri" w:cs="Calibri"/>
+            <w:color w:val="1155CC"/>
+            <w:u w:val="single"/>
+          </w:rPr>
+          <w:t xml:space="preserve"> </w:t>
         </w:r>
       </w:hyperlink>
       <w:r>
@@ -1508,6 +1888,7 @@
         </w:rPr>
         <w:t xml:space="preserve">כגרף מכוון מסוג </w:t>
       </w:r>
+      <w:proofErr w:type="spellStart"/>
       <w:r>
         <w:rPr>
           <w:rFonts w:ascii="Calibri" w:eastAsia="Calibri" w:hAnsi="Calibri" w:cs="Calibri"/>
@@ -1515,6 +1896,7 @@
         </w:rPr>
         <w:t>DiGraph</w:t>
       </w:r>
+      <w:proofErr w:type="spellEnd"/>
       <w:r>
         <w:rPr>
           <w:rFonts w:ascii="Calibri" w:eastAsia="Calibri" w:hAnsi="Calibri" w:cs="Calibri"/>
@@ -1698,12 +2080,14 @@
         </w:rPr>
         <w:t>לצורך הניתוח הטופולוגי אוחדו רשומות בעלות אותו שם חבילה לצומת יחיד. במקביל נשמרו 2,548 זוגות  של (חבילה–גרסה) ייחודיים לצורך הניתוח האבטחתי. עבור כל זוג מדויק נשלפו מ־</w:t>
       </w:r>
+      <w:proofErr w:type="spellStart"/>
       <w:r>
         <w:rPr>
           <w:rFonts w:ascii="Calibri" w:eastAsia="Calibri" w:hAnsi="Calibri" w:cs="Calibri"/>
         </w:rPr>
         <w:t>deps.dev</w:t>
       </w:r>
+      <w:proofErr w:type="spellEnd"/>
       <w:r>
         <w:rPr>
           <w:rFonts w:ascii="Calibri" w:eastAsia="Calibri" w:hAnsi="Calibri" w:cs="Calibri"/>
@@ -1711,12 +2095,14 @@
         </w:rPr>
         <w:t xml:space="preserve"> מזהי ה־</w:t>
       </w:r>
+      <w:proofErr w:type="spellStart"/>
       <w:r>
         <w:rPr>
           <w:rFonts w:ascii="Calibri" w:eastAsia="Calibri" w:hAnsi="Calibri" w:cs="Calibri"/>
         </w:rPr>
         <w:t>advisories</w:t>
       </w:r>
+      <w:proofErr w:type="spellEnd"/>
       <w:r>
         <w:rPr>
           <w:rFonts w:ascii="Calibri" w:eastAsia="Calibri" w:hAnsi="Calibri" w:cs="Calibri"/>
@@ -1761,12 +2147,14 @@
         </w:rPr>
         <w:t xml:space="preserve"> ‏(מזהים ייחודיים של רשומות אבטחה ב־</w:t>
       </w:r>
+      <w:proofErr w:type="spellStart"/>
       <w:r>
         <w:rPr>
           <w:rFonts w:ascii="Calibri" w:eastAsia="Calibri" w:hAnsi="Calibri" w:cs="Calibri"/>
         </w:rPr>
         <w:t>GitHub</w:t>
       </w:r>
+      <w:proofErr w:type="spellEnd"/>
       <w:r>
         <w:rPr>
           <w:rFonts w:ascii="Calibri" w:eastAsia="Calibri" w:hAnsi="Calibri" w:cs="Calibri"/>
@@ -1774,12 +2162,42 @@
         </w:rPr>
         <w:t>) מקושרים ל־</w:t>
       </w:r>
-      <w:r>
-        <w:rPr>
-          <w:rFonts w:ascii="Calibri" w:eastAsia="Calibri" w:hAnsi="Calibri" w:cs="Calibri"/>
-        </w:rPr>
-        <w:t>GitHub Advisory Database</w:t>
-      </w:r>
+      <w:proofErr w:type="spellStart"/>
+      <w:r>
+        <w:rPr>
+          <w:rFonts w:ascii="Calibri" w:eastAsia="Calibri" w:hAnsi="Calibri" w:cs="Calibri"/>
+        </w:rPr>
+        <w:t>GitHub</w:t>
+      </w:r>
+      <w:proofErr w:type="spellEnd"/>
+      <w:r>
+        <w:rPr>
+          <w:rFonts w:ascii="Calibri" w:eastAsia="Calibri" w:hAnsi="Calibri" w:cs="Calibri"/>
+        </w:rPr>
+        <w:t xml:space="preserve"> </w:t>
+      </w:r>
+      <w:proofErr w:type="spellStart"/>
+      <w:r>
+        <w:rPr>
+          <w:rFonts w:ascii="Calibri" w:eastAsia="Calibri" w:hAnsi="Calibri" w:cs="Calibri"/>
+        </w:rPr>
+        <w:t>Advisory</w:t>
+      </w:r>
+      <w:proofErr w:type="spellEnd"/>
+      <w:r>
+        <w:rPr>
+          <w:rFonts w:ascii="Calibri" w:eastAsia="Calibri" w:hAnsi="Calibri" w:cs="Calibri"/>
+        </w:rPr>
+        <w:t xml:space="preserve"> </w:t>
+      </w:r>
+      <w:proofErr w:type="spellStart"/>
+      <w:r>
+        <w:rPr>
+          <w:rFonts w:ascii="Calibri" w:eastAsia="Calibri" w:hAnsi="Calibri" w:cs="Calibri"/>
+        </w:rPr>
+        <w:t>Database</w:t>
+      </w:r>
+      <w:proofErr w:type="spellEnd"/>
       <w:r>
         <w:rPr>
           <w:rFonts w:ascii="Calibri" w:eastAsia="Calibri" w:hAnsi="Calibri" w:cs="Calibri" w:hint="cs"/>
@@ -1863,7 +2281,25 @@
           <w:rtl/>
           <w:lang w:bidi="he"/>
         </w:rPr>
-        <w:t xml:space="preserve"> ‏(מאגר פתוח של פגיעויות בקוד פתוח)</w:t>
+        <w:t xml:space="preserve"> ‏(מאגר פתוח של </w:t>
+      </w:r>
+      <w:proofErr w:type="spellStart"/>
+      <w:r>
+        <w:rPr>
+          <w:rFonts w:ascii="Calibri" w:eastAsia="Calibri" w:hAnsi="Calibri" w:cs="Calibri"/>
+          <w:rtl/>
+          <w:lang w:bidi="he"/>
+        </w:rPr>
+        <w:t>פגיעויות</w:t>
+      </w:r>
+      <w:proofErr w:type="spellEnd"/>
+      <w:r>
+        <w:rPr>
+          <w:rFonts w:ascii="Calibri" w:eastAsia="Calibri" w:hAnsi="Calibri" w:cs="Calibri"/>
+          <w:rtl/>
+          <w:lang w:bidi="he"/>
+        </w:rPr>
+        <w:t xml:space="preserve"> בקוד פתוח)</w:t>
       </w:r>
       <w:r>
         <w:rPr>
@@ -1892,7 +2328,23 @@
           <w:rFonts w:ascii="Calibri" w:eastAsia="Calibri" w:hAnsi="Calibri" w:cs="Calibri"/>
           <w:rtl/>
         </w:rPr>
-        <w:t>כך איתור הפגיעויות מתבצע ברמת הגרסה, בעוד שמדדי המרכזיות מתארים את תפקידה הכולל של החבילה ברשת</w:t>
+        <w:t xml:space="preserve">כך איתור </w:t>
+      </w:r>
+      <w:proofErr w:type="spellStart"/>
+      <w:r>
+        <w:rPr>
+          <w:rFonts w:ascii="Calibri" w:eastAsia="Calibri" w:hAnsi="Calibri" w:cs="Calibri"/>
+          <w:rtl/>
+        </w:rPr>
+        <w:t>הפגיעויות</w:t>
+      </w:r>
+      <w:proofErr w:type="spellEnd"/>
+      <w:r>
+        <w:rPr>
+          <w:rFonts w:ascii="Calibri" w:eastAsia="Calibri" w:hAnsi="Calibri" w:cs="Calibri"/>
+          <w:rtl/>
+        </w:rPr>
+        <w:t xml:space="preserve"> מתבצע ברמת הגרסה, בעוד שמדדי המרכזיות מתארים את תפקידה הכולל של החבילה ברשת</w:t>
       </w:r>
       <w:hyperlink r:id="rId12">
         <w:r>
@@ -1954,12 +2406,70 @@
         </w:rPr>
         <w:t>הניתוח בוצע בארבע שכבות משלימות. תחילה חישבנו</w:t>
       </w:r>
-      <w:r>
-        <w:rPr>
-          <w:rFonts w:ascii="Calibri" w:eastAsia="Calibri" w:hAnsi="Calibri" w:cs="Calibri"/>
-        </w:rPr>
-        <w:t>Betweenness Centrality, Harmonic Centrality PageRank</w:t>
-      </w:r>
+      <w:proofErr w:type="spellStart"/>
+      <w:r>
+        <w:rPr>
+          <w:rFonts w:ascii="Calibri" w:eastAsia="Calibri" w:hAnsi="Calibri" w:cs="Calibri"/>
+        </w:rPr>
+        <w:t>Betweenness</w:t>
+      </w:r>
+      <w:proofErr w:type="spellEnd"/>
+      <w:r>
+        <w:rPr>
+          <w:rFonts w:ascii="Calibri" w:eastAsia="Calibri" w:hAnsi="Calibri" w:cs="Calibri"/>
+        </w:rPr>
+        <w:t xml:space="preserve"> </w:t>
+      </w:r>
+      <w:proofErr w:type="spellStart"/>
+      <w:r>
+        <w:rPr>
+          <w:rFonts w:ascii="Calibri" w:eastAsia="Calibri" w:hAnsi="Calibri" w:cs="Calibri"/>
+        </w:rPr>
+        <w:t>Centrality</w:t>
+      </w:r>
+      <w:proofErr w:type="spellEnd"/>
+      <w:r>
+        <w:rPr>
+          <w:rFonts w:ascii="Calibri" w:eastAsia="Calibri" w:hAnsi="Calibri" w:cs="Calibri"/>
+        </w:rPr>
+        <w:t xml:space="preserve">, </w:t>
+      </w:r>
+      <w:proofErr w:type="spellStart"/>
+      <w:r>
+        <w:rPr>
+          <w:rFonts w:ascii="Calibri" w:eastAsia="Calibri" w:hAnsi="Calibri" w:cs="Calibri"/>
+        </w:rPr>
+        <w:t>Harmonic</w:t>
+      </w:r>
+      <w:proofErr w:type="spellEnd"/>
+      <w:r>
+        <w:rPr>
+          <w:rFonts w:ascii="Calibri" w:eastAsia="Calibri" w:hAnsi="Calibri" w:cs="Calibri"/>
+        </w:rPr>
+        <w:t xml:space="preserve"> </w:t>
+      </w:r>
+      <w:proofErr w:type="spellStart"/>
+      <w:r>
+        <w:rPr>
+          <w:rFonts w:ascii="Calibri" w:eastAsia="Calibri" w:hAnsi="Calibri" w:cs="Calibri"/>
+        </w:rPr>
+        <w:t>Centrality</w:t>
+      </w:r>
+      <w:proofErr w:type="spellEnd"/>
+      <w:r>
+        <w:rPr>
+          <w:rFonts w:ascii="Calibri" w:eastAsia="Calibri" w:hAnsi="Calibri" w:cs="Calibri"/>
+        </w:rPr>
+        <w:t xml:space="preserve"> </w:t>
+      </w:r>
+      <w:proofErr w:type="spellStart"/>
+      <w:r>
+        <w:rPr>
+          <w:rFonts w:ascii="Calibri" w:eastAsia="Calibri" w:hAnsi="Calibri" w:cs="Calibri"/>
+        </w:rPr>
+        <w:t>PageRank</w:t>
+      </w:r>
+      <w:proofErr w:type="spellEnd"/>
       <w:r>
         <w:rPr>
           <w:rFonts w:ascii="Calibri" w:eastAsia="Calibri" w:hAnsi="Calibri" w:cs="Calibri"/>
@@ -1980,12 +2490,14 @@
         </w:rPr>
         <w:t xml:space="preserve"> כדי לזהות סוגים שונים של חשיבות טופולוגית. את הדמיון בין הדירוגים בחנו באמצעות מתאם </w:t>
       </w:r>
+      <w:proofErr w:type="spellStart"/>
       <w:r>
         <w:rPr>
           <w:rFonts w:ascii="Calibri" w:eastAsia="Calibri" w:hAnsi="Calibri" w:cs="Calibri"/>
         </w:rPr>
         <w:t>Spearman</w:t>
       </w:r>
+      <w:proofErr w:type="spellEnd"/>
       <w:r>
         <w:rPr>
           <w:rFonts w:ascii="Calibri" w:eastAsia="Calibri" w:hAnsi="Calibri" w:cs="Calibri"/>
@@ -2009,12 +2521,28 @@
         </w:rPr>
         <w:t>לאחר מכן השתמשנו ב־</w:t>
       </w:r>
-      <w:r>
-        <w:rPr>
-          <w:rFonts w:ascii="Calibri" w:eastAsia="Calibri" w:hAnsi="Calibri" w:cs="Calibri"/>
-        </w:rPr>
-        <w:t>Greedy Modularity</w:t>
-      </w:r>
+      <w:proofErr w:type="spellStart"/>
+      <w:r>
+        <w:rPr>
+          <w:rFonts w:ascii="Calibri" w:eastAsia="Calibri" w:hAnsi="Calibri" w:cs="Calibri"/>
+        </w:rPr>
+        <w:t>Greedy</w:t>
+      </w:r>
+      <w:proofErr w:type="spellEnd"/>
+      <w:r>
+        <w:rPr>
+          <w:rFonts w:ascii="Calibri" w:eastAsia="Calibri" w:hAnsi="Calibri" w:cs="Calibri"/>
+        </w:rPr>
+        <w:t xml:space="preserve"> </w:t>
+      </w:r>
+      <w:proofErr w:type="spellStart"/>
+      <w:r>
+        <w:rPr>
+          <w:rFonts w:ascii="Calibri" w:eastAsia="Calibri" w:hAnsi="Calibri" w:cs="Calibri"/>
+        </w:rPr>
+        <w:t>Modularity</w:t>
+      </w:r>
+      <w:proofErr w:type="spellEnd"/>
       <w:r>
         <w:rPr>
           <w:rFonts w:ascii="Calibri" w:eastAsia="Calibri" w:hAnsi="Calibri" w:cs="Calibri"/>
@@ -2033,8 +2561,30 @@
         <w:rPr>
           <w:rFonts w:ascii="Calibri" w:eastAsia="Calibri" w:hAnsi="Calibri" w:cs="Calibri"/>
         </w:rPr>
-        <w:t xml:space="preserve"> ‏Edge Betweenness</w:t>
-      </w:r>
+        <w:t xml:space="preserve"> ‏</w:t>
+      </w:r>
+      <w:proofErr w:type="spellStart"/>
+      <w:r>
+        <w:rPr>
+          <w:rFonts w:ascii="Calibri" w:eastAsia="Calibri" w:hAnsi="Calibri" w:cs="Calibri"/>
+        </w:rPr>
+        <w:t>Edge</w:t>
+      </w:r>
+      <w:proofErr w:type="spellEnd"/>
+      <w:r>
+        <w:rPr>
+          <w:rFonts w:ascii="Calibri" w:eastAsia="Calibri" w:hAnsi="Calibri" w:cs="Calibri"/>
+        </w:rPr>
+        <w:t xml:space="preserve"> </w:t>
+      </w:r>
+      <w:proofErr w:type="spellStart"/>
+      <w:r>
+        <w:rPr>
+          <w:rFonts w:ascii="Calibri" w:eastAsia="Calibri" w:hAnsi="Calibri" w:cs="Calibri"/>
+        </w:rPr>
+        <w:t>Betweenness</w:t>
+      </w:r>
+      <w:proofErr w:type="spellEnd"/>
       <w:r>
         <w:rPr>
           <w:rFonts w:ascii="Calibri" w:eastAsia="Calibri" w:hAnsi="Calibri" w:cs="Calibri" w:hint="cs"/>
@@ -2049,18 +2599,50 @@
         </w:rPr>
         <w:t>שימש לאיתור קשרי גשר גלובליים ופנימיים, ו־</w:t>
       </w:r>
-      <w:r>
-        <w:rPr>
-          <w:rFonts w:ascii="Calibri" w:eastAsia="Calibri" w:hAnsi="Calibri" w:cs="Calibri"/>
-        </w:rPr>
-        <w:t>Girvan–Newman</w:t>
-      </w:r>
-      <w:r>
-        <w:rPr>
-          <w:rFonts w:ascii="Calibri" w:eastAsia="Calibri" w:hAnsi="Calibri" w:cs="Calibri"/>
-          <w:rtl/>
-        </w:rPr>
-        <w:t xml:space="preserve"> שימש לבחינת החלוקה ההיררכית הראשונה של ההטלה הלא־מכוונת </w:t>
+      <w:proofErr w:type="spellStart"/>
+      <w:r>
+        <w:rPr>
+          <w:rFonts w:ascii="Calibri" w:eastAsia="Calibri" w:hAnsi="Calibri" w:cs="Calibri"/>
+        </w:rPr>
+        <w:t>Girvan</w:t>
+      </w:r>
+      <w:proofErr w:type="spellEnd"/>
+      <w:r>
+        <w:rPr>
+          <w:rFonts w:ascii="Calibri" w:eastAsia="Calibri" w:hAnsi="Calibri" w:cs="Calibri"/>
+        </w:rPr>
+        <w:t>–</w:t>
+      </w:r>
+      <w:proofErr w:type="spellStart"/>
+      <w:r>
+        <w:rPr>
+          <w:rFonts w:ascii="Calibri" w:eastAsia="Calibri" w:hAnsi="Calibri" w:cs="Calibri"/>
+        </w:rPr>
+        <w:t>Newman</w:t>
+      </w:r>
+      <w:proofErr w:type="spellEnd"/>
+      <w:r>
+        <w:rPr>
+          <w:rFonts w:ascii="Calibri" w:eastAsia="Calibri" w:hAnsi="Calibri" w:cs="Calibri"/>
+          <w:rtl/>
+        </w:rPr>
+        <w:t xml:space="preserve"> שימש לבחינת החלוקה ההיררכית הראשונה של ההטלה </w:t>
+      </w:r>
+      <w:proofErr w:type="spellStart"/>
+      <w:r>
+        <w:rPr>
+          <w:rFonts w:ascii="Calibri" w:eastAsia="Calibri" w:hAnsi="Calibri" w:cs="Calibri"/>
+          <w:rtl/>
+        </w:rPr>
+        <w:t>הלא־מכוונת</w:t>
+      </w:r>
+      <w:proofErr w:type="spellEnd"/>
+      <w:r>
+        <w:rPr>
+          <w:rFonts w:ascii="Calibri" w:eastAsia="Calibri" w:hAnsi="Calibri" w:cs="Calibri"/>
+          <w:rtl/>
+        </w:rPr>
+        <w:t xml:space="preserve"> </w:t>
       </w:r>
       <w:r>
         <w:rPr>
@@ -2093,12 +2675,14 @@
         </w:rPr>
         <w:t xml:space="preserve">ברמה הגלובלית חישבנו צפיפות, </w:t>
       </w:r>
+      <w:proofErr w:type="spellStart"/>
       <w:r>
         <w:rPr>
           <w:rFonts w:ascii="Calibri" w:eastAsia="Calibri" w:hAnsi="Calibri" w:cs="Calibri"/>
         </w:rPr>
         <w:t>In-Degree</w:t>
       </w:r>
+      <w:proofErr w:type="spellEnd"/>
       <w:r>
         <w:rPr>
           <w:rFonts w:ascii="Calibri" w:eastAsia="Calibri" w:hAnsi="Calibri" w:cs="Calibri"/>
@@ -2106,12 +2690,28 @@
         </w:rPr>
         <w:t xml:space="preserve"> ומקדם התקבצות. התוצאות הושוו ל־50 גרפי </w:t>
       </w:r>
-      <w:r>
-        <w:rPr>
-          <w:rFonts w:ascii="Calibri" w:eastAsia="Calibri" w:hAnsi="Calibri" w:cs="Calibri"/>
-        </w:rPr>
-        <w:t>Erdős–Rényi</w:t>
-      </w:r>
+      <w:proofErr w:type="spellStart"/>
+      <w:r>
+        <w:rPr>
+          <w:rFonts w:ascii="Calibri" w:eastAsia="Calibri" w:hAnsi="Calibri" w:cs="Calibri"/>
+        </w:rPr>
+        <w:t>Erdős</w:t>
+      </w:r>
+      <w:proofErr w:type="spellEnd"/>
+      <w:r>
+        <w:rPr>
+          <w:rFonts w:ascii="Calibri" w:eastAsia="Calibri" w:hAnsi="Calibri" w:cs="Calibri"/>
+        </w:rPr>
+        <w:t>–</w:t>
+      </w:r>
+      <w:proofErr w:type="spellStart"/>
+      <w:r>
+        <w:rPr>
+          <w:rFonts w:ascii="Calibri" w:eastAsia="Calibri" w:hAnsi="Calibri" w:cs="Calibri"/>
+        </w:rPr>
+        <w:t>Rényi</w:t>
+      </w:r>
+      <w:proofErr w:type="spellEnd"/>
       <w:r>
         <w:rPr>
           <w:rFonts w:ascii="Calibri" w:eastAsia="Calibri" w:hAnsi="Calibri" w:cs="Calibri"/>
@@ -2119,12 +2719,14 @@
         </w:rPr>
         <w:t xml:space="preserve"> בעלי אותם מספרי צמתים וקשתות, כדי לבדוק אם ריכוז ה־</w:t>
       </w:r>
+      <w:proofErr w:type="spellStart"/>
       <w:r>
         <w:rPr>
           <w:rFonts w:ascii="Calibri" w:eastAsia="Calibri" w:hAnsi="Calibri" w:cs="Calibri"/>
         </w:rPr>
         <w:t>hubs</w:t>
       </w:r>
+      <w:proofErr w:type="spellEnd"/>
       <w:r>
         <w:rPr>
           <w:rFonts w:ascii="Calibri" w:eastAsia="Calibri" w:hAnsi="Calibri" w:cs="Calibri"/>
@@ -2132,12 +2734,14 @@
         </w:rPr>
         <w:t xml:space="preserve"> וההתקבצות יכולים להיות מוסברים באמצעות פיזור אקראי של הקשתות. לאחר מכן בחנו מאפייני </w:t>
       </w:r>
+      <w:proofErr w:type="spellStart"/>
       <w:r>
         <w:rPr>
           <w:rFonts w:ascii="Calibri" w:eastAsia="Calibri" w:hAnsi="Calibri" w:cs="Calibri"/>
         </w:rPr>
         <w:t>Small-World</w:t>
       </w:r>
+      <w:proofErr w:type="spellEnd"/>
       <w:r>
         <w:rPr>
           <w:rFonts w:ascii="Calibri" w:eastAsia="Calibri" w:hAnsi="Calibri" w:cs="Calibri"/>
@@ -2209,12 +2813,14 @@
         </w:rPr>
         <w:t>. לבסוף התאמנו לזנב התפלגות ה־</w:t>
       </w:r>
+      <w:proofErr w:type="spellStart"/>
       <w:r>
         <w:rPr>
           <w:rFonts w:ascii="Calibri" w:eastAsia="Calibri" w:hAnsi="Calibri" w:cs="Calibri"/>
         </w:rPr>
         <w:t>In-Degree</w:t>
       </w:r>
+      <w:proofErr w:type="spellEnd"/>
       <w:r>
         <w:rPr>
           <w:rFonts w:ascii="Calibri" w:eastAsia="Calibri" w:hAnsi="Calibri" w:cs="Calibri"/>
@@ -2222,12 +2828,28 @@
         </w:rPr>
         <w:t xml:space="preserve"> מודל ה-</w:t>
       </w:r>
-      <w:r>
-        <w:rPr>
-          <w:rFonts w:ascii="Calibri" w:eastAsia="Calibri" w:hAnsi="Calibri" w:cs="Calibri"/>
-        </w:rPr>
-        <w:t>Power Law</w:t>
-      </w:r>
+      <w:proofErr w:type="spellStart"/>
+      <w:r>
+        <w:rPr>
+          <w:rFonts w:ascii="Calibri" w:eastAsia="Calibri" w:hAnsi="Calibri" w:cs="Calibri"/>
+        </w:rPr>
+        <w:t>Power</w:t>
+      </w:r>
+      <w:proofErr w:type="spellEnd"/>
+      <w:r>
+        <w:rPr>
+          <w:rFonts w:ascii="Calibri" w:eastAsia="Calibri" w:hAnsi="Calibri" w:cs="Calibri"/>
+        </w:rPr>
+        <w:t xml:space="preserve"> </w:t>
+      </w:r>
+      <w:proofErr w:type="spellStart"/>
+      <w:r>
+        <w:rPr>
+          <w:rFonts w:ascii="Calibri" w:eastAsia="Calibri" w:hAnsi="Calibri" w:cs="Calibri"/>
+        </w:rPr>
+        <w:t>Law</w:t>
+      </w:r>
+      <w:proofErr w:type="spellEnd"/>
       <w:r>
         <w:rPr>
           <w:rFonts w:ascii="Calibri" w:eastAsia="Calibri" w:hAnsi="Calibri" w:cs="Calibri"/>
@@ -2235,25 +2857,45 @@
         </w:rPr>
         <w:t xml:space="preserve"> והשווינו אותו סטטיסטית ל־</w:t>
       </w:r>
+      <w:proofErr w:type="spellStart"/>
       <w:r>
         <w:rPr>
           <w:rFonts w:ascii="Calibri" w:eastAsia="Calibri" w:hAnsi="Calibri" w:cs="Calibri"/>
         </w:rPr>
         <w:t>Lognormal</w:t>
       </w:r>
-      <w:r>
-        <w:rPr>
-          <w:rFonts w:ascii="Calibri" w:eastAsia="Calibri" w:hAnsi="Calibri" w:cs="Calibri"/>
-          <w:rtl/>
-        </w:rPr>
-        <w:t xml:space="preserve"> ול־</w:t>
-      </w:r>
+      <w:proofErr w:type="spellEnd"/>
+      <w:r>
+        <w:rPr>
+          <w:rFonts w:ascii="Calibri" w:eastAsia="Calibri" w:hAnsi="Calibri" w:cs="Calibri"/>
+          <w:rtl/>
+        </w:rPr>
+        <w:t xml:space="preserve"> </w:t>
+      </w:r>
+      <w:proofErr w:type="spellStart"/>
+      <w:r>
+        <w:rPr>
+          <w:rFonts w:ascii="Calibri" w:eastAsia="Calibri" w:hAnsi="Calibri" w:cs="Calibri"/>
+          <w:rtl/>
+        </w:rPr>
+        <w:t>ול</w:t>
+      </w:r>
+      <w:proofErr w:type="spellEnd"/>
+      <w:r>
+        <w:rPr>
+          <w:rFonts w:ascii="Calibri" w:eastAsia="Calibri" w:hAnsi="Calibri" w:cs="Calibri"/>
+          <w:rtl/>
+        </w:rPr>
+        <w:t>־</w:t>
+      </w:r>
+      <w:proofErr w:type="spellStart"/>
       <w:r>
         <w:rPr>
           <w:rFonts w:ascii="Calibri" w:eastAsia="Calibri" w:hAnsi="Calibri" w:cs="Calibri"/>
         </w:rPr>
         <w:t>Exponential</w:t>
       </w:r>
+      <w:proofErr w:type="spellEnd"/>
       <w:r>
         <w:rPr>
           <w:rFonts w:ascii="Calibri" w:eastAsia="Calibri" w:hAnsi="Calibri" w:cs="Calibri"/>
@@ -2261,12 +2903,28 @@
         </w:rPr>
         <w:t xml:space="preserve"> באמצעות </w:t>
       </w:r>
-      <w:r>
-        <w:rPr>
-          <w:rFonts w:ascii="Calibri" w:eastAsia="Calibri" w:hAnsi="Calibri" w:cs="Calibri"/>
-        </w:rPr>
-        <w:t>Maximum Likelihood</w:t>
-      </w:r>
+      <w:proofErr w:type="spellStart"/>
+      <w:r>
+        <w:rPr>
+          <w:rFonts w:ascii="Calibri" w:eastAsia="Calibri" w:hAnsi="Calibri" w:cs="Calibri"/>
+        </w:rPr>
+        <w:t>Maximum</w:t>
+      </w:r>
+      <w:proofErr w:type="spellEnd"/>
+      <w:r>
+        <w:rPr>
+          <w:rFonts w:ascii="Calibri" w:eastAsia="Calibri" w:hAnsi="Calibri" w:cs="Calibri"/>
+        </w:rPr>
+        <w:t xml:space="preserve"> </w:t>
+      </w:r>
+      <w:proofErr w:type="spellStart"/>
+      <w:r>
+        <w:rPr>
+          <w:rFonts w:ascii="Calibri" w:eastAsia="Calibri" w:hAnsi="Calibri" w:cs="Calibri"/>
+        </w:rPr>
+        <w:t>Likelihood</w:t>
+      </w:r>
+      <w:proofErr w:type="spellEnd"/>
       <w:r>
         <w:rPr>
           <w:rFonts w:ascii="Calibri" w:eastAsia="Calibri" w:hAnsi="Calibri" w:cs="Calibri"/>
@@ -2330,12 +2988,14 @@
         </w:rPr>
         <w:t xml:space="preserve">לבסוף ביצענו סימולציית חוסן שבה הושוותה הסרה ממוקדת של 50 חבילות לפי </w:t>
       </w:r>
+      <w:proofErr w:type="spellStart"/>
       <w:r>
         <w:rPr>
           <w:rFonts w:ascii="Calibri" w:eastAsia="Calibri" w:hAnsi="Calibri" w:cs="Calibri"/>
         </w:rPr>
         <w:t>Betweenness</w:t>
       </w:r>
+      <w:proofErr w:type="spellEnd"/>
       <w:r>
         <w:rPr>
           <w:rFonts w:ascii="Calibri" w:eastAsia="Calibri" w:hAnsi="Calibri" w:cs="Calibri"/>
@@ -2343,12 +3003,14 @@
         </w:rPr>
         <w:t xml:space="preserve"> לממוצע של 100 הסרות אקראיות. במקביל נותחו אוטומטית כל 2,548 זוגות החבילה–גרסה שנפתרו עבור </w:t>
       </w:r>
+      <w:proofErr w:type="spellStart"/>
       <w:r>
         <w:rPr>
           <w:rFonts w:ascii="Calibri" w:eastAsia="Calibri" w:hAnsi="Calibri" w:cs="Calibri"/>
         </w:rPr>
         <w:t>Flowise</w:t>
       </w:r>
+      <w:proofErr w:type="spellEnd"/>
       <w:r>
         <w:rPr>
           <w:rFonts w:ascii="Calibri" w:eastAsia="Calibri" w:hAnsi="Calibri" w:cs="Calibri"/>
@@ -2356,12 +3018,14 @@
         </w:rPr>
         <w:t>. החבילות שהגרסאות שלהן הושפעו מ־</w:t>
       </w:r>
+      <w:proofErr w:type="spellStart"/>
       <w:r>
         <w:rPr>
           <w:rFonts w:ascii="Calibri" w:eastAsia="Calibri" w:hAnsi="Calibri" w:cs="Calibri"/>
         </w:rPr>
         <w:t>advisories</w:t>
       </w:r>
+      <w:proofErr w:type="spellEnd"/>
       <w:r>
         <w:rPr>
           <w:rFonts w:ascii="Calibri" w:eastAsia="Calibri" w:hAnsi="Calibri" w:cs="Calibri"/>
@@ -2369,12 +3033,14 @@
         </w:rPr>
         <w:t xml:space="preserve"> דורגו ביחס לכל 2,138 החבילות, ונבדקה סטטיסטית מידת ההעשרה שלהן בעשירון וברבעון העליון של דירוג </w:t>
       </w:r>
+      <w:proofErr w:type="spellStart"/>
       <w:r>
         <w:rPr>
           <w:rFonts w:ascii="Calibri" w:eastAsia="Calibri" w:hAnsi="Calibri" w:cs="Calibri"/>
         </w:rPr>
         <w:t>Betweenness</w:t>
       </w:r>
+      <w:proofErr w:type="spellEnd"/>
       <w:r>
         <w:rPr>
           <w:rFonts w:ascii="Calibri" w:eastAsia="Calibri" w:hAnsi="Calibri" w:cs="Calibri"/>
@@ -2529,12 +3195,14 @@
         </w:rPr>
         <w:t>הצפיפות שהתקבלה הייתה 0.001098 בלבד. משמעות הדבר היא שחלק קטן מאוד מכל קשרי התלות האפשריים אכן מתקיים, ולכן הרשת דלילה מבחינה גלובלית. עם זאת, הדלילות אינה מעידה על חלוקה אחידה של הקשרים: ה־</w:t>
       </w:r>
+      <w:proofErr w:type="spellStart"/>
       <w:r>
         <w:rPr>
           <w:rFonts w:ascii="Calibri" w:eastAsia="Calibri" w:hAnsi="Calibri" w:cs="Calibri"/>
         </w:rPr>
         <w:t>In-Degree</w:t>
       </w:r>
+      <w:proofErr w:type="spellEnd"/>
       <w:r>
         <w:rPr>
           <w:rFonts w:ascii="Calibri" w:eastAsia="Calibri" w:hAnsi="Calibri" w:cs="Calibri"/>
@@ -2542,18 +3210,36 @@
         </w:rPr>
         <w:t xml:space="preserve"> הממוצע היה 2.35, בעוד שה־</w:t>
       </w:r>
+      <w:proofErr w:type="spellStart"/>
       <w:r>
         <w:rPr>
           <w:rFonts w:ascii="Calibri" w:eastAsia="Calibri" w:hAnsi="Calibri" w:cs="Calibri"/>
         </w:rPr>
         <w:t>In-Degree</w:t>
       </w:r>
-      <w:r>
-        <w:rPr>
-          <w:rFonts w:ascii="Calibri" w:eastAsia="Calibri" w:hAnsi="Calibri" w:cs="Calibri"/>
-          <w:rtl/>
-        </w:rPr>
-        <w:t xml:space="preserve"> המרבי הגיע ל־125. פער זה מצביע על כך שמרבית החבילות מקבלות מספר קטן של קישורים נכנסים, בעוד שמספר מצומצם של חבילות משמש תשתית משותפת לחלקים רבים של האקוסיסטם.</w:t>
+      <w:proofErr w:type="spellEnd"/>
+      <w:r>
+        <w:rPr>
+          <w:rFonts w:ascii="Calibri" w:eastAsia="Calibri" w:hAnsi="Calibri" w:cs="Calibri"/>
+          <w:rtl/>
+        </w:rPr>
+        <w:t xml:space="preserve"> המרבי הגיע ל־125. פער זה מצביע על כך שמרבית החבילות מקבלות מספר קטן של קישורים נכנסים, בעוד שמספר מצומצם של חבילות משמש תשתית משותפת לחלקים רבים של </w:t>
+      </w:r>
+      <w:proofErr w:type="spellStart"/>
+      <w:r>
+        <w:rPr>
+          <w:rFonts w:ascii="Calibri" w:eastAsia="Calibri" w:hAnsi="Calibri" w:cs="Calibri"/>
+          <w:rtl/>
+        </w:rPr>
+        <w:t>האקוסיסטם</w:t>
+      </w:r>
+      <w:proofErr w:type="spellEnd"/>
+      <w:r>
+        <w:rPr>
+          <w:rFonts w:ascii="Calibri" w:eastAsia="Calibri" w:hAnsi="Calibri" w:cs="Calibri"/>
+          <w:rtl/>
+        </w:rPr>
+        <w:t>.</w:t>
       </w:r>
     </w:p>
     <w:p>
@@ -2570,7 +3256,23 @@
           <w:rtl/>
         </w:rPr>
         <w:lastRenderedPageBreak/>
-        <w:t>מקדם התקבצות בהטלה הלא־מכוונת: 0.236507. ערך זה גבוה ביחס לצפיפות הרשת ומצביע על קיומן של קבוצות מקומיות שבהן חבילות מקושרות זו לזו במידה גבוהה יותר מכפי שהיה צפוי מרשת בעלת פיזור אקראי לחלוטין.</w:t>
+        <w:t xml:space="preserve">מקדם התקבצות בהטלה </w:t>
+      </w:r>
+      <w:proofErr w:type="spellStart"/>
+      <w:r>
+        <w:rPr>
+          <w:rFonts w:ascii="Calibri" w:eastAsia="Calibri" w:hAnsi="Calibri" w:cs="Calibri"/>
+          <w:rtl/>
+        </w:rPr>
+        <w:t>הלא־מכוונת</w:t>
+      </w:r>
+      <w:proofErr w:type="spellEnd"/>
+      <w:r>
+        <w:rPr>
+          <w:rFonts w:ascii="Calibri" w:eastAsia="Calibri" w:hAnsi="Calibri" w:cs="Calibri"/>
+          <w:rtl/>
+        </w:rPr>
+        <w:t>: 0.236507. ערך זה גבוה ביחס לצפיפות הרשת ומצביע על קיומן של קבוצות מקומיות שבהן חבילות מקושרות זו לזו במידה גבוהה יותר מכפי שהיה צפוי מרשת בעלת פיזור אקראי לחלוטין.</w:t>
       </w:r>
     </w:p>
     <w:tbl>
@@ -3131,6 +3833,7 @@
                 <w:szCs w:val="16"/>
               </w:rPr>
             </w:pPr>
+            <w:proofErr w:type="spellStart"/>
             <w:r>
               <w:rPr>
                 <w:rFonts w:ascii="Calibri" w:eastAsia="Calibri" w:hAnsi="Calibri" w:cs="Calibri"/>
@@ -3139,6 +3842,7 @@
               </w:rPr>
               <w:t>In-Degree</w:t>
             </w:r>
+            <w:proofErr w:type="spellEnd"/>
             <w:r>
               <w:rPr>
                 <w:rFonts w:ascii="Calibri" w:eastAsia="Calibri" w:hAnsi="Calibri" w:cs="Calibri"/>
@@ -3219,6 +3923,7 @@
                 <w:szCs w:val="16"/>
               </w:rPr>
             </w:pPr>
+            <w:proofErr w:type="spellStart"/>
             <w:r>
               <w:rPr>
                 <w:rFonts w:ascii="Calibri" w:eastAsia="Calibri" w:hAnsi="Calibri" w:cs="Calibri"/>
@@ -3227,6 +3932,7 @@
               </w:rPr>
               <w:t>In-Degree</w:t>
             </w:r>
+            <w:proofErr w:type="spellEnd"/>
             <w:r>
               <w:rPr>
                 <w:rFonts w:ascii="Calibri" w:eastAsia="Calibri" w:hAnsi="Calibri" w:cs="Calibri"/>
@@ -3590,12 +4296,28 @@
         </w:rPr>
         <w:t xml:space="preserve">מדדי המרכזיות זיהו שני סוגים עיקריים של חשיבות. </w:t>
       </w:r>
-      <w:r>
-        <w:rPr>
-          <w:rFonts w:ascii="Calibri" w:eastAsia="Calibri" w:hAnsi="Calibri" w:cs="Calibri"/>
-        </w:rPr>
-        <w:t>Betweenness Centrality</w:t>
-      </w:r>
+      <w:proofErr w:type="spellStart"/>
+      <w:r>
+        <w:rPr>
+          <w:rFonts w:ascii="Calibri" w:eastAsia="Calibri" w:hAnsi="Calibri" w:cs="Calibri"/>
+        </w:rPr>
+        <w:t>Betweenness</w:t>
+      </w:r>
+      <w:proofErr w:type="spellEnd"/>
+      <w:r>
+        <w:rPr>
+          <w:rFonts w:ascii="Calibri" w:eastAsia="Calibri" w:hAnsi="Calibri" w:cs="Calibri"/>
+        </w:rPr>
+        <w:t xml:space="preserve"> </w:t>
+      </w:r>
+      <w:proofErr w:type="spellStart"/>
+      <w:r>
+        <w:rPr>
+          <w:rFonts w:ascii="Calibri" w:eastAsia="Calibri" w:hAnsi="Calibri" w:cs="Calibri"/>
+        </w:rPr>
+        <w:t>Centrality</w:t>
+      </w:r>
+      <w:proofErr w:type="spellEnd"/>
       <w:r>
         <w:rPr>
           <w:rFonts w:ascii="Calibri" w:eastAsia="Calibri" w:hAnsi="Calibri" w:cs="Calibri"/>
@@ -3613,12 +4335,53 @@
           <w:lang w:val="en-US"/>
         </w:rPr>
       </w:pPr>
-      <w:r>
-        <w:rPr>
-          <w:rFonts w:ascii="Calibri" w:eastAsia="Calibri" w:hAnsi="Calibri" w:cs="Calibri"/>
-          <w:lang w:val="en-US"/>
-        </w:rPr>
-        <w:t>yargs; @grpc/proto-loader; form-data; grpc/grpc-js@; readable-stream</w:t>
+      <w:proofErr w:type="spellStart"/>
+      <w:r>
+        <w:rPr>
+          <w:rFonts w:ascii="Calibri" w:eastAsia="Calibri" w:hAnsi="Calibri" w:cs="Calibri"/>
+          <w:lang w:val="en-US"/>
+        </w:rPr>
+        <w:t>yargs</w:t>
+      </w:r>
+      <w:proofErr w:type="spellEnd"/>
+      <w:r>
+        <w:rPr>
+          <w:rFonts w:ascii="Calibri" w:eastAsia="Calibri" w:hAnsi="Calibri" w:cs="Calibri"/>
+          <w:lang w:val="en-US"/>
+        </w:rPr>
+        <w:t xml:space="preserve">; @grpc/proto-loader; form-data; </w:t>
+      </w:r>
+      <w:proofErr w:type="spellStart"/>
+      <w:r>
+        <w:rPr>
+          <w:rFonts w:ascii="Calibri" w:eastAsia="Calibri" w:hAnsi="Calibri" w:cs="Calibri"/>
+          <w:lang w:val="en-US"/>
+        </w:rPr>
+        <w:t>grpc</w:t>
+      </w:r>
+      <w:proofErr w:type="spellEnd"/>
+      <w:r>
+        <w:rPr>
+          <w:rFonts w:ascii="Calibri" w:eastAsia="Calibri" w:hAnsi="Calibri" w:cs="Calibri"/>
+          <w:lang w:val="en-US"/>
+        </w:rPr>
+        <w:t>/</w:t>
+      </w:r>
+      <w:proofErr w:type="spellStart"/>
+      <w:r>
+        <w:rPr>
+          <w:rFonts w:ascii="Calibri" w:eastAsia="Calibri" w:hAnsi="Calibri" w:cs="Calibri"/>
+          <w:lang w:val="en-US"/>
+        </w:rPr>
+        <w:t>grpc-js</w:t>
+      </w:r>
+      <w:proofErr w:type="spellEnd"/>
+      <w:r>
+        <w:rPr>
+          <w:rFonts w:ascii="Calibri" w:eastAsia="Calibri" w:hAnsi="Calibri" w:cs="Calibri"/>
+          <w:lang w:val="en-US"/>
+        </w:rPr>
+        <w:t>@; readable-stream</w:t>
       </w:r>
     </w:p>
     <w:p>
@@ -3636,12 +4399,42 @@
         </w:rPr>
         <w:t xml:space="preserve">לעומתו, </w:t>
       </w:r>
-      <w:r>
-        <w:rPr>
-          <w:rFonts w:ascii="Calibri" w:eastAsia="Calibri" w:hAnsi="Calibri" w:cs="Calibri"/>
-        </w:rPr>
-        <w:t>Harmonic Centrality, PageRank</w:t>
-      </w:r>
+      <w:proofErr w:type="spellStart"/>
+      <w:r>
+        <w:rPr>
+          <w:rFonts w:ascii="Calibri" w:eastAsia="Calibri" w:hAnsi="Calibri" w:cs="Calibri"/>
+        </w:rPr>
+        <w:t>Harmonic</w:t>
+      </w:r>
+      <w:proofErr w:type="spellEnd"/>
+      <w:r>
+        <w:rPr>
+          <w:rFonts w:ascii="Calibri" w:eastAsia="Calibri" w:hAnsi="Calibri" w:cs="Calibri"/>
+        </w:rPr>
+        <w:t xml:space="preserve"> </w:t>
+      </w:r>
+      <w:proofErr w:type="spellStart"/>
+      <w:r>
+        <w:rPr>
+          <w:rFonts w:ascii="Calibri" w:eastAsia="Calibri" w:hAnsi="Calibri" w:cs="Calibri"/>
+        </w:rPr>
+        <w:t>Centrality</w:t>
+      </w:r>
+      <w:proofErr w:type="spellEnd"/>
+      <w:r>
+        <w:rPr>
+          <w:rFonts w:ascii="Calibri" w:eastAsia="Calibri" w:hAnsi="Calibri" w:cs="Calibri"/>
+        </w:rPr>
+        <w:t xml:space="preserve">, </w:t>
+      </w:r>
+      <w:proofErr w:type="spellStart"/>
+      <w:r>
+        <w:rPr>
+          <w:rFonts w:ascii="Calibri" w:eastAsia="Calibri" w:hAnsi="Calibri" w:cs="Calibri"/>
+        </w:rPr>
+        <w:t>PageRank</w:t>
+      </w:r>
+      <w:proofErr w:type="spellEnd"/>
       <w:r>
         <w:rPr>
           <w:rFonts w:ascii="Calibri" w:eastAsia="Calibri" w:hAnsi="Calibri" w:cs="Calibri"/>
@@ -3662,12 +4455,14 @@
         </w:rPr>
         <w:t xml:space="preserve"> הדגישו בעיקר חבילות תשתית, ובהן </w:t>
       </w:r>
+      <w:proofErr w:type="spellStart"/>
       <w:r>
         <w:rPr>
           <w:rFonts w:ascii="Calibri" w:eastAsia="Calibri" w:hAnsi="Calibri" w:cs="Calibri"/>
         </w:rPr>
         <w:t>tslib</w:t>
       </w:r>
+      <w:proofErr w:type="spellEnd"/>
       <w:r>
         <w:rPr>
           <w:rFonts w:ascii="Calibri" w:eastAsia="Calibri" w:hAnsi="Calibri" w:cs="Calibri"/>
@@ -3675,12 +4470,14 @@
         </w:rPr>
         <w:t xml:space="preserve"> ו־</w:t>
       </w:r>
+      <w:proofErr w:type="spellStart"/>
       <w:r>
         <w:rPr>
           <w:rFonts w:ascii="Calibri" w:eastAsia="Calibri" w:hAnsi="Calibri" w:cs="Calibri"/>
         </w:rPr>
         <w:t>debug</w:t>
       </w:r>
+      <w:proofErr w:type="spellEnd"/>
       <w:r>
         <w:rPr>
           <w:rFonts w:ascii="Calibri" w:eastAsia="Calibri" w:hAnsi="Calibri" w:cs="Calibri"/>
@@ -3688,12 +4485,14 @@
         </w:rPr>
         <w:t xml:space="preserve">. מתאם </w:t>
       </w:r>
+      <w:proofErr w:type="spellStart"/>
       <w:r>
         <w:rPr>
           <w:rFonts w:ascii="Calibri" w:eastAsia="Calibri" w:hAnsi="Calibri" w:cs="Calibri"/>
         </w:rPr>
         <w:t>Spearman</w:t>
       </w:r>
+      <w:proofErr w:type="spellEnd"/>
       <w:r>
         <w:rPr>
           <w:rFonts w:ascii="Calibri" w:eastAsia="Calibri" w:hAnsi="Calibri" w:cs="Calibri"/>
@@ -3701,12 +4500,14 @@
         </w:rPr>
         <w:t xml:space="preserve"> בין </w:t>
       </w:r>
+      <w:proofErr w:type="spellStart"/>
       <w:r>
         <w:rPr>
           <w:rFonts w:ascii="Calibri" w:eastAsia="Calibri" w:hAnsi="Calibri" w:cs="Calibri"/>
         </w:rPr>
         <w:t>PageRank</w:t>
       </w:r>
+      <w:proofErr w:type="spellEnd"/>
       <w:r>
         <w:rPr>
           <w:rFonts w:ascii="Calibri" w:eastAsia="Calibri" w:hAnsi="Calibri" w:cs="Calibri"/>
@@ -3714,12 +4515,14 @@
         </w:rPr>
         <w:t xml:space="preserve"> ל־</w:t>
       </w:r>
+      <w:proofErr w:type="spellStart"/>
       <w:r>
         <w:rPr>
           <w:rFonts w:ascii="Calibri" w:eastAsia="Calibri" w:hAnsi="Calibri" w:cs="Calibri"/>
         </w:rPr>
         <w:t>Harmonic</w:t>
       </w:r>
+      <w:proofErr w:type="spellEnd"/>
       <w:r>
         <w:rPr>
           <w:rFonts w:ascii="Calibri" w:eastAsia="Calibri" w:hAnsi="Calibri" w:cs="Calibri"/>
@@ -3727,12 +4530,14 @@
         </w:rPr>
         <w:t xml:space="preserve"> היה 0.73, בעוד שהמתאם בין </w:t>
       </w:r>
+      <w:proofErr w:type="spellStart"/>
       <w:r>
         <w:rPr>
           <w:rFonts w:ascii="Calibri" w:eastAsia="Calibri" w:hAnsi="Calibri" w:cs="Calibri"/>
         </w:rPr>
         <w:t>Betweenness</w:t>
       </w:r>
+      <w:proofErr w:type="spellEnd"/>
       <w:r>
         <w:rPr>
           <w:rFonts w:ascii="Calibri" w:eastAsia="Calibri" w:hAnsi="Calibri" w:cs="Calibri"/>
@@ -3756,12 +4561,14 @@
         </w:rPr>
         <w:t xml:space="preserve">הממצא מראה שאין דירוג מרכזיות יחיד המתאר את כל סוגי החשיבות. </w:t>
       </w:r>
+      <w:proofErr w:type="spellStart"/>
       <w:r>
         <w:rPr>
           <w:rFonts w:ascii="Calibri" w:eastAsia="Calibri" w:hAnsi="Calibri" w:cs="Calibri"/>
         </w:rPr>
         <w:t>Betweenness</w:t>
       </w:r>
+      <w:proofErr w:type="spellEnd"/>
       <w:r>
         <w:rPr>
           <w:rFonts w:ascii="Calibri" w:eastAsia="Calibri" w:hAnsi="Calibri" w:cs="Calibri"/>
@@ -3850,6 +4657,7 @@
         <w:lastRenderedPageBreak/>
         <w:t xml:space="preserve">איור 1: מתאם </w:t>
       </w:r>
+      <w:proofErr w:type="spellStart"/>
       <w:r>
         <w:rPr>
           <w:rFonts w:ascii="Calibri" w:eastAsia="Calibri" w:hAnsi="Calibri" w:cs="Calibri"/>
@@ -3858,6 +4666,7 @@
         </w:rPr>
         <w:t>Spearman</w:t>
       </w:r>
+      <w:proofErr w:type="spellEnd"/>
       <w:r>
         <w:rPr>
           <w:rFonts w:ascii="Calibri" w:eastAsia="Calibri" w:hAnsi="Calibri" w:cs="Calibri"/>
@@ -3867,6 +4676,7 @@
         </w:rPr>
         <w:t xml:space="preserve"> בין מדדי המרכזיות. </w:t>
       </w:r>
+      <w:proofErr w:type="spellStart"/>
       <w:r>
         <w:rPr>
           <w:rFonts w:ascii="Calibri" w:eastAsia="Calibri" w:hAnsi="Calibri" w:cs="Calibri"/>
@@ -3875,6 +4685,7 @@
         </w:rPr>
         <w:t>PageRank</w:t>
       </w:r>
+      <w:proofErr w:type="spellEnd"/>
       <w:r>
         <w:rPr>
           <w:rFonts w:ascii="Calibri" w:eastAsia="Calibri" w:hAnsi="Calibri" w:cs="Calibri"/>
@@ -3884,31 +4695,71 @@
         </w:rPr>
         <w:t xml:space="preserve"> ו־</w:t>
       </w:r>
+      <w:proofErr w:type="spellStart"/>
       <w:r>
         <w:rPr>
           <w:rFonts w:ascii="Calibri" w:eastAsia="Calibri" w:hAnsi="Calibri" w:cs="Calibri"/>
           <w:sz w:val="22"/>
           <w:szCs w:val="22"/>
         </w:rPr>
-        <w:t>Harmonic Centrality</w:t>
-      </w:r>
+        <w:t>Harmonic</w:t>
+      </w:r>
+      <w:proofErr w:type="spellEnd"/>
       <w:r>
         <w:rPr>
           <w:rFonts w:ascii="Calibri" w:eastAsia="Calibri" w:hAnsi="Calibri" w:cs="Calibri"/>
           <w:sz w:val="22"/>
           <w:szCs w:val="22"/>
-          <w:rtl/>
-        </w:rPr>
-        <w:t xml:space="preserve"> מציגים דמיון יחסי, בעוד ש־</w:t>
-      </w:r>
+        </w:rPr>
+        <w:t xml:space="preserve"> </w:t>
+      </w:r>
+      <w:proofErr w:type="spellStart"/>
       <w:r>
         <w:rPr>
           <w:rFonts w:ascii="Calibri" w:eastAsia="Calibri" w:hAnsi="Calibri" w:cs="Calibri"/>
           <w:sz w:val="22"/>
           <w:szCs w:val="22"/>
         </w:rPr>
-        <w:t>Betweenness Centrality</w:t>
-      </w:r>
+        <w:t>Centrality</w:t>
+      </w:r>
+      <w:proofErr w:type="spellEnd"/>
+      <w:r>
+        <w:rPr>
+          <w:rFonts w:ascii="Calibri" w:eastAsia="Calibri" w:hAnsi="Calibri" w:cs="Calibri"/>
+          <w:sz w:val="22"/>
+          <w:szCs w:val="22"/>
+          <w:rtl/>
+        </w:rPr>
+        <w:t xml:space="preserve"> מציגים דמיון יחסי, בעוד ש־</w:t>
+      </w:r>
+      <w:proofErr w:type="spellStart"/>
+      <w:r>
+        <w:rPr>
+          <w:rFonts w:ascii="Calibri" w:eastAsia="Calibri" w:hAnsi="Calibri" w:cs="Calibri"/>
+          <w:sz w:val="22"/>
+          <w:szCs w:val="22"/>
+        </w:rPr>
+        <w:t>Betweenness</w:t>
+      </w:r>
+      <w:proofErr w:type="spellEnd"/>
+      <w:r>
+        <w:rPr>
+          <w:rFonts w:ascii="Calibri" w:eastAsia="Calibri" w:hAnsi="Calibri" w:cs="Calibri"/>
+          <w:sz w:val="22"/>
+          <w:szCs w:val="22"/>
+        </w:rPr>
+        <w:t xml:space="preserve"> </w:t>
+      </w:r>
+      <w:proofErr w:type="spellStart"/>
+      <w:r>
+        <w:rPr>
+          <w:rFonts w:ascii="Calibri" w:eastAsia="Calibri" w:hAnsi="Calibri" w:cs="Calibri"/>
+          <w:sz w:val="22"/>
+          <w:szCs w:val="22"/>
+        </w:rPr>
+        <w:t>Centrality</w:t>
+      </w:r>
+      <w:proofErr w:type="spellEnd"/>
       <w:r>
         <w:rPr>
           <w:rFonts w:ascii="Calibri" w:eastAsia="Calibri" w:hAnsi="Calibri" w:cs="Calibri"/>
@@ -3955,12 +4806,28 @@
           <w:rFonts w:ascii="Calibri" w:eastAsia="Calibri" w:hAnsi="Calibri" w:cs="Calibri"/>
         </w:rPr>
       </w:pPr>
-      <w:r>
-        <w:rPr>
-          <w:rFonts w:ascii="Calibri" w:eastAsia="Calibri" w:hAnsi="Calibri" w:cs="Calibri"/>
-        </w:rPr>
-        <w:t>Greedy Modularity</w:t>
-      </w:r>
+      <w:proofErr w:type="spellStart"/>
+      <w:r>
+        <w:rPr>
+          <w:rFonts w:ascii="Calibri" w:eastAsia="Calibri" w:hAnsi="Calibri" w:cs="Calibri"/>
+        </w:rPr>
+        <w:t>Greedy</w:t>
+      </w:r>
+      <w:proofErr w:type="spellEnd"/>
+      <w:r>
+        <w:rPr>
+          <w:rFonts w:ascii="Calibri" w:eastAsia="Calibri" w:hAnsi="Calibri" w:cs="Calibri"/>
+        </w:rPr>
+        <w:t xml:space="preserve"> </w:t>
+      </w:r>
+      <w:proofErr w:type="spellStart"/>
+      <w:r>
+        <w:rPr>
+          <w:rFonts w:ascii="Calibri" w:eastAsia="Calibri" w:hAnsi="Calibri" w:cs="Calibri"/>
+        </w:rPr>
+        <w:t>Modularity</w:t>
+      </w:r>
+      <w:proofErr w:type="spellEnd"/>
       <w:r>
         <w:rPr>
           <w:rFonts w:ascii="Calibri" w:eastAsia="Calibri" w:hAnsi="Calibri" w:cs="Calibri"/>
@@ -3968,12 +4835,28 @@
         </w:rPr>
         <w:t xml:space="preserve"> חילק את הרשת ל־33 קהילות. הקהילה הגדולה כללה 474 חבילות, כ־22% מכלל הרשת, ואחריה קהילות בגודל 152, 144, 139 ו־138 חבילות.</w:t>
       </w:r>
-      <w:r>
-        <w:rPr>
-          <w:rFonts w:ascii="Calibri" w:eastAsia="Calibri" w:hAnsi="Calibri" w:cs="Calibri"/>
-        </w:rPr>
-        <w:t>Edge Betweenness</w:t>
-      </w:r>
+      <w:proofErr w:type="spellStart"/>
+      <w:r>
+        <w:rPr>
+          <w:rFonts w:ascii="Calibri" w:eastAsia="Calibri" w:hAnsi="Calibri" w:cs="Calibri"/>
+        </w:rPr>
+        <w:t>Edge</w:t>
+      </w:r>
+      <w:proofErr w:type="spellEnd"/>
+      <w:r>
+        <w:rPr>
+          <w:rFonts w:ascii="Calibri" w:eastAsia="Calibri" w:hAnsi="Calibri" w:cs="Calibri"/>
+        </w:rPr>
+        <w:t xml:space="preserve"> </w:t>
+      </w:r>
+      <w:proofErr w:type="spellStart"/>
+      <w:r>
+        <w:rPr>
+          <w:rFonts w:ascii="Calibri" w:eastAsia="Calibri" w:hAnsi="Calibri" w:cs="Calibri"/>
+        </w:rPr>
+        <w:t>Betweenness</w:t>
+      </w:r>
+      <w:proofErr w:type="spellEnd"/>
       <w:r>
         <w:rPr>
           <w:rFonts w:ascii="Calibri" w:eastAsia="Calibri" w:hAnsi="Calibri" w:cs="Calibri" w:hint="cs"/>
@@ -4001,6 +4884,7 @@
         </w:rPr>
         <w:t xml:space="preserve"> אל </w:t>
       </w:r>
+      <w:proofErr w:type="spellStart"/>
       <w:r>
         <w:rPr>
           <w:rFonts w:ascii="Calibri" w:eastAsia="Calibri" w:hAnsi="Calibri" w:cs="Calibri"/>
@@ -4008,6 +4892,7 @@
         </w:rPr>
         <w:t>yargs</w:t>
       </w:r>
+      <w:proofErr w:type="spellEnd"/>
       <w:r>
         <w:rPr>
           <w:rFonts w:ascii="Calibri" w:eastAsia="Calibri" w:hAnsi="Calibri" w:cs="Calibri"/>
@@ -4015,6 +4900,7 @@
         </w:rPr>
         <w:t xml:space="preserve"> כקשר הגשר הבולט ביותר. בתוך הקהילה הגדולה בלטה הקשת מ־</w:t>
       </w:r>
+      <w:proofErr w:type="spellStart"/>
       <w:r>
         <w:rPr>
           <w:rFonts w:ascii="Calibri" w:eastAsia="Calibri" w:hAnsi="Calibri" w:cs="Calibri"/>
@@ -4022,6 +4908,7 @@
         </w:rPr>
         <w:t>flowise</w:t>
       </w:r>
+      <w:proofErr w:type="spellEnd"/>
       <w:r>
         <w:rPr>
           <w:rFonts w:ascii="Calibri" w:eastAsia="Calibri" w:hAnsi="Calibri" w:cs="Calibri"/>
@@ -4029,6 +4916,7 @@
         </w:rPr>
         <w:t xml:space="preserve"> אל </w:t>
       </w:r>
+      <w:proofErr w:type="spellStart"/>
       <w:r>
         <w:rPr>
           <w:rFonts w:ascii="Calibri" w:eastAsia="Calibri" w:hAnsi="Calibri" w:cs="Calibri"/>
@@ -4036,6 +4924,7 @@
         </w:rPr>
         <w:t>flowise-components</w:t>
       </w:r>
+      <w:proofErr w:type="spellEnd"/>
       <w:r>
         <w:rPr>
           <w:rFonts w:ascii="Calibri" w:eastAsia="Calibri" w:hAnsi="Calibri" w:cs="Calibri"/>
@@ -4043,18 +4932,50 @@
         </w:rPr>
         <w:t xml:space="preserve">.  החלוקה הראשונה של </w:t>
       </w:r>
-      <w:r>
-        <w:rPr>
-          <w:rFonts w:ascii="Calibri" w:eastAsia="Calibri" w:hAnsi="Calibri" w:cs="Calibri"/>
-        </w:rPr>
-        <w:t>Girvan–Newman</w:t>
-      </w:r>
-      <w:r>
-        <w:rPr>
-          <w:rFonts w:ascii="Calibri" w:eastAsia="Calibri" w:hAnsi="Calibri" w:cs="Calibri"/>
-          <w:rtl/>
-        </w:rPr>
-        <w:t xml:space="preserve"> פיצלה את ההטלה הלא־מכוונת לקבוצות בגודל 2,079 ו־59 חבילות. יחד, הממצאים מראים שהרשת כוללת קהילת ליבה גדולה לצד אזורים קטנים יותר המחוברים באמצעות מספר מצומצם של קשרים מרכזיים.</w:t>
+      <w:proofErr w:type="spellStart"/>
+      <w:r>
+        <w:rPr>
+          <w:rFonts w:ascii="Calibri" w:eastAsia="Calibri" w:hAnsi="Calibri" w:cs="Calibri"/>
+        </w:rPr>
+        <w:t>Girvan</w:t>
+      </w:r>
+      <w:proofErr w:type="spellEnd"/>
+      <w:r>
+        <w:rPr>
+          <w:rFonts w:ascii="Calibri" w:eastAsia="Calibri" w:hAnsi="Calibri" w:cs="Calibri"/>
+        </w:rPr>
+        <w:t>–</w:t>
+      </w:r>
+      <w:proofErr w:type="spellStart"/>
+      <w:r>
+        <w:rPr>
+          <w:rFonts w:ascii="Calibri" w:eastAsia="Calibri" w:hAnsi="Calibri" w:cs="Calibri"/>
+        </w:rPr>
+        <w:t>Newman</w:t>
+      </w:r>
+      <w:proofErr w:type="spellEnd"/>
+      <w:r>
+        <w:rPr>
+          <w:rFonts w:ascii="Calibri" w:eastAsia="Calibri" w:hAnsi="Calibri" w:cs="Calibri"/>
+          <w:rtl/>
+        </w:rPr>
+        <w:t xml:space="preserve"> פיצלה את ההטלה </w:t>
+      </w:r>
+      <w:proofErr w:type="spellStart"/>
+      <w:r>
+        <w:rPr>
+          <w:rFonts w:ascii="Calibri" w:eastAsia="Calibri" w:hAnsi="Calibri" w:cs="Calibri"/>
+          <w:rtl/>
+        </w:rPr>
+        <w:t>הלא־מכוונת</w:t>
+      </w:r>
+      <w:proofErr w:type="spellEnd"/>
+      <w:r>
+        <w:rPr>
+          <w:rFonts w:ascii="Calibri" w:eastAsia="Calibri" w:hAnsi="Calibri" w:cs="Calibri"/>
+          <w:rtl/>
+        </w:rPr>
+        <w:t xml:space="preserve"> לקבוצות בגודל 2,079 ו־59 חבילות. יחד, הממצאים מראים שהרשת כוללת קהילת ליבה גדולה לצד אזורים קטנים יותר המחוברים באמצעות מספר מצומצם של קשרים מרכזיים.</w:t>
       </w:r>
     </w:p>
     <w:p>
@@ -4081,8 +5002,9 @@
           <w:szCs w:val="26"/>
           <w:rtl/>
         </w:rPr>
-        <w:t xml:space="preserve">4.4 מבנה לא־אקראי, </w:t>
-      </w:r>
+        <w:t xml:space="preserve">4.4 מבנה </w:t>
+      </w:r>
+      <w:proofErr w:type="spellStart"/>
       <w:r>
         <w:rPr>
           <w:rFonts w:ascii="Calibri" w:eastAsia="Calibri" w:hAnsi="Calibri" w:cs="Calibri"/>
@@ -4090,9 +5012,34 @@
           <w:bCs/>
           <w:sz w:val="26"/>
           <w:szCs w:val="26"/>
+          <w:rtl/>
+        </w:rPr>
+        <w:t>לא־אקראי</w:t>
+      </w:r>
+      <w:proofErr w:type="spellEnd"/>
+      <w:r>
+        <w:rPr>
+          <w:rFonts w:ascii="Calibri" w:eastAsia="Calibri" w:hAnsi="Calibri" w:cs="Calibri"/>
+          <w:b/>
+          <w:bCs/>
+          <w:sz w:val="26"/>
+          <w:szCs w:val="26"/>
+          <w:rtl/>
+        </w:rPr>
+        <w:t xml:space="preserve">, </w:t>
+      </w:r>
+      <w:proofErr w:type="spellStart"/>
+      <w:r>
+        <w:rPr>
+          <w:rFonts w:ascii="Calibri" w:eastAsia="Calibri" w:hAnsi="Calibri" w:cs="Calibri"/>
+          <w:b/>
+          <w:bCs/>
+          <w:sz w:val="26"/>
+          <w:szCs w:val="26"/>
         </w:rPr>
         <w:t>Small-World</w:t>
       </w:r>
+      <w:proofErr w:type="spellEnd"/>
       <w:r>
         <w:rPr>
           <w:rFonts w:ascii="Calibri" w:eastAsia="Calibri" w:hAnsi="Calibri" w:cs="Calibri"/>
@@ -4120,12 +5067,28 @@
         </w:rPr>
         <w:t xml:space="preserve">הרשת הושוותה ל־50 גרפי </w:t>
       </w:r>
-      <w:r>
-        <w:rPr>
-          <w:rFonts w:ascii="Calibri" w:eastAsia="Calibri" w:hAnsi="Calibri" w:cs="Calibri"/>
-        </w:rPr>
-        <w:t>Erdős–Rényi</w:t>
-      </w:r>
+      <w:proofErr w:type="spellStart"/>
+      <w:r>
+        <w:rPr>
+          <w:rFonts w:ascii="Calibri" w:eastAsia="Calibri" w:hAnsi="Calibri" w:cs="Calibri"/>
+        </w:rPr>
+        <w:t>Erdős</w:t>
+      </w:r>
+      <w:proofErr w:type="spellEnd"/>
+      <w:r>
+        <w:rPr>
+          <w:rFonts w:ascii="Calibri" w:eastAsia="Calibri" w:hAnsi="Calibri" w:cs="Calibri"/>
+        </w:rPr>
+        <w:t>–</w:t>
+      </w:r>
+      <w:proofErr w:type="spellStart"/>
+      <w:r>
+        <w:rPr>
+          <w:rFonts w:ascii="Calibri" w:eastAsia="Calibri" w:hAnsi="Calibri" w:cs="Calibri"/>
+        </w:rPr>
+        <w:t>Rényi</w:t>
+      </w:r>
+      <w:proofErr w:type="spellEnd"/>
       <w:r>
         <w:rPr>
           <w:rFonts w:ascii="Calibri" w:eastAsia="Calibri" w:hAnsi="Calibri" w:cs="Calibri"/>
@@ -4140,12 +5103,14 @@
         </w:rPr>
         <w:br/>
       </w:r>
+      <w:proofErr w:type="spellStart"/>
       <w:r>
         <w:rPr>
           <w:rFonts w:ascii="Calibri" w:eastAsia="Calibri" w:hAnsi="Calibri" w:cs="Calibri"/>
         </w:rPr>
         <w:t>In-Degree</w:t>
       </w:r>
+      <w:proofErr w:type="spellEnd"/>
       <w:r>
         <w:rPr>
           <w:rFonts w:ascii="Calibri" w:eastAsia="Calibri" w:hAnsi="Calibri" w:cs="Calibri"/>
@@ -4153,12 +5118,14 @@
         </w:rPr>
         <w:t xml:space="preserve"> היה זהה מכוח אופן בניית קו הבסיס. לעומת זאת, ה־</w:t>
       </w:r>
+      <w:proofErr w:type="spellStart"/>
       <w:r>
         <w:rPr>
           <w:rFonts w:ascii="Calibri" w:eastAsia="Calibri" w:hAnsi="Calibri" w:cs="Calibri"/>
         </w:rPr>
         <w:t>In-Degree</w:t>
       </w:r>
+      <w:proofErr w:type="spellEnd"/>
       <w:r>
         <w:rPr>
           <w:rFonts w:ascii="Calibri" w:eastAsia="Calibri" w:hAnsi="Calibri" w:cs="Calibri"/>
@@ -4166,12 +5133,14 @@
         </w:rPr>
         <w:t xml:space="preserve"> המרבי ברשת </w:t>
       </w:r>
+      <w:proofErr w:type="spellStart"/>
       <w:r>
         <w:rPr>
           <w:rFonts w:ascii="Calibri" w:eastAsia="Calibri" w:hAnsi="Calibri" w:cs="Calibri"/>
         </w:rPr>
         <w:t>Flowise</w:t>
       </w:r>
+      <w:proofErr w:type="spellEnd"/>
       <w:r>
         <w:rPr>
           <w:rFonts w:ascii="Calibri" w:eastAsia="Calibri" w:hAnsi="Calibri" w:cs="Calibri"/>
@@ -4195,12 +5164,14 @@
         </w:rPr>
         <w:t xml:space="preserve"> לצורך בדיקת </w:t>
       </w:r>
+      <w:proofErr w:type="spellStart"/>
       <w:r>
         <w:rPr>
           <w:rFonts w:ascii="Calibri" w:eastAsia="Calibri" w:hAnsi="Calibri" w:cs="Calibri"/>
         </w:rPr>
         <w:t>Small-World</w:t>
       </w:r>
+      <w:proofErr w:type="spellEnd"/>
       <w:r>
         <w:rPr>
           <w:rFonts w:ascii="Calibri" w:eastAsia="Calibri" w:hAnsi="Calibri" w:cs="Calibri"/>
@@ -4208,12 +5179,14 @@
         </w:rPr>
         <w:t xml:space="preserve"> חושבו המדדים על רכיב הקשירות הגדול ביותר. מקדם ההתקבצות ברשת היה 0.236507, לעומת 0.001991 בממוצע בגרפים האקראיים, ולכן יחס ההתקבצות היה 118.759. אורך המסלול הממוצע היה 5.171989, לעומת 5.121780 בגרפים האקראיים, יחס של 1.0098. בהתאם לכך התקבל מקדם </w:t>
       </w:r>
+      <w:proofErr w:type="spellStart"/>
       <w:r>
         <w:rPr>
           <w:rFonts w:ascii="Calibri" w:eastAsia="Calibri" w:hAnsi="Calibri" w:cs="Calibri"/>
         </w:rPr>
         <w:t>Small-World</w:t>
       </w:r>
+      <w:proofErr w:type="spellEnd"/>
       <w:r>
         <w:rPr>
           <w:rFonts w:ascii="Calibri" w:eastAsia="Calibri" w:hAnsi="Calibri" w:cs="Calibri"/>
@@ -4263,12 +5236,14 @@
         </w:rPr>
         <w:t xml:space="preserve"> בניתוח זנב התפלגות ה־</w:t>
       </w:r>
+      <w:proofErr w:type="spellStart"/>
       <w:r>
         <w:rPr>
           <w:rFonts w:ascii="Calibri" w:eastAsia="Calibri" w:hAnsi="Calibri" w:cs="Calibri"/>
         </w:rPr>
         <w:t>In-Degree</w:t>
       </w:r>
+      <w:proofErr w:type="spellEnd"/>
       <w:r>
         <w:rPr>
           <w:rFonts w:ascii="Calibri" w:eastAsia="Calibri" w:hAnsi="Calibri" w:cs="Calibri"/>
@@ -4289,12 +5264,14 @@
         </w:rPr>
         <w:t>=2.6105, כאשר ההתאמה החלה ב־</w:t>
       </w:r>
+      <w:proofErr w:type="spellStart"/>
       <w:r>
         <w:rPr>
           <w:rFonts w:ascii="Calibri" w:eastAsia="Calibri" w:hAnsi="Calibri" w:cs="Calibri"/>
         </w:rPr>
         <w:t>x_min</w:t>
       </w:r>
+      <w:proofErr w:type="spellEnd"/>
       <w:r>
         <w:rPr>
           <w:rFonts w:ascii="Calibri" w:eastAsia="Calibri" w:hAnsi="Calibri" w:cs="Calibri" w:hint="cs"/>
@@ -4315,12 +5292,28 @@
         </w:rPr>
         <w:t xml:space="preserve"> וכללה 287 תצפיות. בהשוואת הנראות, מודל </w:t>
       </w:r>
-      <w:r>
-        <w:rPr>
-          <w:rFonts w:ascii="Calibri" w:eastAsia="Calibri" w:hAnsi="Calibri" w:cs="Calibri"/>
-        </w:rPr>
-        <w:t>Power Law</w:t>
-      </w:r>
+      <w:proofErr w:type="spellStart"/>
+      <w:r>
+        <w:rPr>
+          <w:rFonts w:ascii="Calibri" w:eastAsia="Calibri" w:hAnsi="Calibri" w:cs="Calibri"/>
+        </w:rPr>
+        <w:t>Power</w:t>
+      </w:r>
+      <w:proofErr w:type="spellEnd"/>
+      <w:r>
+        <w:rPr>
+          <w:rFonts w:ascii="Calibri" w:eastAsia="Calibri" w:hAnsi="Calibri" w:cs="Calibri"/>
+        </w:rPr>
+        <w:t xml:space="preserve"> </w:t>
+      </w:r>
+      <w:proofErr w:type="spellStart"/>
+      <w:r>
+        <w:rPr>
+          <w:rFonts w:ascii="Calibri" w:eastAsia="Calibri" w:hAnsi="Calibri" w:cs="Calibri"/>
+        </w:rPr>
+        <w:t>Law</w:t>
+      </w:r>
+      <w:proofErr w:type="spellEnd"/>
       <w:r>
         <w:rPr>
           <w:rFonts w:ascii="Calibri" w:eastAsia="Calibri" w:hAnsi="Calibri" w:cs="Calibri"/>
@@ -4328,11 +5321,19 @@
         </w:rPr>
         <w:t xml:space="preserve"> התאים לזנב טוב יותר באופן מובהק ממודל </w:t>
       </w:r>
-      <w:r>
-        <w:rPr>
-          <w:rFonts w:ascii="Calibri" w:eastAsia="Calibri" w:hAnsi="Calibri" w:cs="Calibri"/>
-        </w:rPr>
-        <w:t xml:space="preserve">Exponential </w:t>
+      <w:proofErr w:type="spellStart"/>
+      <w:r>
+        <w:rPr>
+          <w:rFonts w:ascii="Calibri" w:eastAsia="Calibri" w:hAnsi="Calibri" w:cs="Calibri"/>
+        </w:rPr>
+        <w:t>Exponential</w:t>
+      </w:r>
+      <w:proofErr w:type="spellEnd"/>
+      <w:r>
+        <w:rPr>
+          <w:rFonts w:ascii="Calibri" w:eastAsia="Calibri" w:hAnsi="Calibri" w:cs="Calibri"/>
+        </w:rPr>
+        <w:t xml:space="preserve"> </w:t>
       </w:r>
       <w:r>
         <w:rPr>
@@ -4368,12 +5369,28 @@
         </w:rPr>
         <w:t xml:space="preserve">. לעומת זאת, לא התקבל הבדל מובהק בין </w:t>
       </w:r>
-      <w:r>
-        <w:rPr>
-          <w:rFonts w:ascii="Calibri" w:eastAsia="Calibri" w:hAnsi="Calibri" w:cs="Calibri"/>
-        </w:rPr>
-        <w:t>Power Law</w:t>
-      </w:r>
+      <w:proofErr w:type="spellStart"/>
+      <w:r>
+        <w:rPr>
+          <w:rFonts w:ascii="Calibri" w:eastAsia="Calibri" w:hAnsi="Calibri" w:cs="Calibri"/>
+        </w:rPr>
+        <w:t>Power</w:t>
+      </w:r>
+      <w:proofErr w:type="spellEnd"/>
+      <w:r>
+        <w:rPr>
+          <w:rFonts w:ascii="Calibri" w:eastAsia="Calibri" w:hAnsi="Calibri" w:cs="Calibri"/>
+        </w:rPr>
+        <w:t xml:space="preserve"> </w:t>
+      </w:r>
+      <w:proofErr w:type="spellStart"/>
+      <w:r>
+        <w:rPr>
+          <w:rFonts w:ascii="Calibri" w:eastAsia="Calibri" w:hAnsi="Calibri" w:cs="Calibri"/>
+        </w:rPr>
+        <w:t>Law</w:t>
+      </w:r>
+      <w:proofErr w:type="spellEnd"/>
       <w:r>
         <w:rPr>
           <w:rFonts w:ascii="Calibri" w:eastAsia="Calibri" w:hAnsi="Calibri" w:cs="Calibri"/>
@@ -4393,12 +5410,14 @@
         </w:rPr>
         <w:t xml:space="preserve"> </w:t>
       </w:r>
+      <w:proofErr w:type="spellStart"/>
       <w:r>
         <w:rPr>
           <w:rFonts w:ascii="Calibri" w:eastAsia="Calibri" w:hAnsi="Calibri" w:cs="Calibri"/>
         </w:rPr>
         <w:t>Lognormal</w:t>
       </w:r>
+      <w:proofErr w:type="spellEnd"/>
       <w:r>
         <w:rPr>
           <w:rFonts w:ascii="Calibri" w:eastAsia="Calibri" w:hAnsi="Calibri" w:cs="Calibri"/>
@@ -4419,14 +5438,46 @@
           <w:rFonts w:ascii="Calibri" w:eastAsia="Calibri" w:hAnsi="Calibri" w:cs="Calibri"/>
           <w:rtl/>
         </w:rPr>
-        <w:t xml:space="preserve">). לכן התוצאות תומכות בתיאור ההתפלגות כבעלת זנב כבד, אך אינן מאפשרות לקבוע באופן חד־משמעי שהיא </w:t>
-      </w:r>
-      <w:r>
-        <w:rPr>
-          <w:rFonts w:ascii="Calibri" w:eastAsia="Calibri" w:hAnsi="Calibri" w:cs="Calibri"/>
-        </w:rPr>
-        <w:t>Power Law</w:t>
-      </w:r>
+        <w:t xml:space="preserve">). לכן התוצאות תומכות בתיאור ההתפלגות כבעלת זנב כבד, אך אינן מאפשרות לקבוע באופן </w:t>
+      </w:r>
+      <w:proofErr w:type="spellStart"/>
+      <w:r>
+        <w:rPr>
+          <w:rFonts w:ascii="Calibri" w:eastAsia="Calibri" w:hAnsi="Calibri" w:cs="Calibri"/>
+          <w:rtl/>
+        </w:rPr>
+        <w:t>חד־משמעי</w:t>
+      </w:r>
+      <w:proofErr w:type="spellEnd"/>
+      <w:r>
+        <w:rPr>
+          <w:rFonts w:ascii="Calibri" w:eastAsia="Calibri" w:hAnsi="Calibri" w:cs="Calibri"/>
+          <w:rtl/>
+        </w:rPr>
+        <w:t xml:space="preserve"> שהיא </w:t>
+      </w:r>
+      <w:proofErr w:type="spellStart"/>
+      <w:r>
+        <w:rPr>
+          <w:rFonts w:ascii="Calibri" w:eastAsia="Calibri" w:hAnsi="Calibri" w:cs="Calibri"/>
+        </w:rPr>
+        <w:t>Power</w:t>
+      </w:r>
+      <w:proofErr w:type="spellEnd"/>
+      <w:r>
+        <w:rPr>
+          <w:rFonts w:ascii="Calibri" w:eastAsia="Calibri" w:hAnsi="Calibri" w:cs="Calibri"/>
+        </w:rPr>
+        <w:t xml:space="preserve"> </w:t>
+      </w:r>
+      <w:proofErr w:type="spellStart"/>
+      <w:r>
+        <w:rPr>
+          <w:rFonts w:ascii="Calibri" w:eastAsia="Calibri" w:hAnsi="Calibri" w:cs="Calibri"/>
+        </w:rPr>
+        <w:t>Law</w:t>
+      </w:r>
+      <w:proofErr w:type="spellEnd"/>
       <w:r>
         <w:rPr>
           <w:rFonts w:ascii="Calibri" w:eastAsia="Calibri" w:hAnsi="Calibri" w:cs="Calibri"/>
@@ -4451,12 +5502,14 @@
         </w:rPr>
         <w:t xml:space="preserve">יחד, התוצאות מראות שרשת </w:t>
       </w:r>
+      <w:proofErr w:type="spellStart"/>
       <w:r>
         <w:rPr>
           <w:rFonts w:ascii="Calibri" w:eastAsia="Calibri" w:hAnsi="Calibri" w:cs="Calibri"/>
         </w:rPr>
         <w:t>Flowise</w:t>
       </w:r>
+      <w:proofErr w:type="spellEnd"/>
       <w:r>
         <w:rPr>
           <w:rFonts w:ascii="Calibri" w:eastAsia="Calibri" w:hAnsi="Calibri" w:cs="Calibri"/>
@@ -4464,12 +5517,14 @@
         </w:rPr>
         <w:t xml:space="preserve"> אינה מאורגנת כפיזור אקראי של קשרים. היא משלבת </w:t>
       </w:r>
+      <w:proofErr w:type="spellStart"/>
       <w:r>
         <w:rPr>
           <w:rFonts w:ascii="Calibri" w:eastAsia="Calibri" w:hAnsi="Calibri" w:cs="Calibri"/>
         </w:rPr>
         <w:t>hubs</w:t>
       </w:r>
+      <w:proofErr w:type="spellEnd"/>
       <w:r>
         <w:rPr>
           <w:rFonts w:ascii="Calibri" w:eastAsia="Calibri" w:hAnsi="Calibri" w:cs="Calibri"/>
@@ -4563,12 +5618,14 @@
         </w:rPr>
         <w:t xml:space="preserve"> השוואת זנב התפלגות ה־</w:t>
       </w:r>
+      <w:proofErr w:type="spellStart"/>
       <w:r>
         <w:rPr>
           <w:rFonts w:ascii="Calibri" w:eastAsia="Calibri" w:hAnsi="Calibri" w:cs="Calibri"/>
         </w:rPr>
         <w:t>In-Degree</w:t>
       </w:r>
+      <w:proofErr w:type="spellEnd"/>
       <w:r>
         <w:rPr>
           <w:rFonts w:ascii="Calibri" w:eastAsia="Calibri" w:hAnsi="Calibri" w:cs="Calibri"/>
@@ -4576,12 +5633,28 @@
         </w:rPr>
         <w:t xml:space="preserve"> למודלי </w:t>
       </w:r>
-      <w:r>
-        <w:rPr>
-          <w:rFonts w:ascii="Calibri" w:eastAsia="Calibri" w:hAnsi="Calibri" w:cs="Calibri"/>
-        </w:rPr>
-        <w:t>Power Law</w:t>
-      </w:r>
+      <w:proofErr w:type="spellStart"/>
+      <w:r>
+        <w:rPr>
+          <w:rFonts w:ascii="Calibri" w:eastAsia="Calibri" w:hAnsi="Calibri" w:cs="Calibri"/>
+        </w:rPr>
+        <w:t>Power</w:t>
+      </w:r>
+      <w:proofErr w:type="spellEnd"/>
+      <w:r>
+        <w:rPr>
+          <w:rFonts w:ascii="Calibri" w:eastAsia="Calibri" w:hAnsi="Calibri" w:cs="Calibri"/>
+        </w:rPr>
+        <w:t xml:space="preserve"> </w:t>
+      </w:r>
+      <w:proofErr w:type="spellStart"/>
+      <w:r>
+        <w:rPr>
+          <w:rFonts w:ascii="Calibri" w:eastAsia="Calibri" w:hAnsi="Calibri" w:cs="Calibri"/>
+        </w:rPr>
+        <w:t>Law</w:t>
+      </w:r>
+      <w:proofErr w:type="spellEnd"/>
       <w:r>
         <w:rPr>
           <w:rFonts w:ascii="Calibri" w:eastAsia="Calibri" w:hAnsi="Calibri" w:cs="Calibri"/>
@@ -4589,12 +5662,14 @@
         </w:rPr>
         <w:t xml:space="preserve"> ו־</w:t>
       </w:r>
+      <w:proofErr w:type="spellStart"/>
       <w:r>
         <w:rPr>
           <w:rFonts w:ascii="Calibri" w:eastAsia="Calibri" w:hAnsi="Calibri" w:cs="Calibri"/>
         </w:rPr>
         <w:t>Lognormal</w:t>
       </w:r>
+      <w:proofErr w:type="spellEnd"/>
       <w:r>
         <w:rPr>
           <w:rFonts w:ascii="Calibri" w:eastAsia="Calibri" w:hAnsi="Calibri" w:cs="Calibri"/>
@@ -4652,12 +5727,14 @@
         </w:rPr>
         <w:t>מציג את ההסתברות שה־</w:t>
       </w:r>
+      <w:proofErr w:type="spellStart"/>
       <w:r>
         <w:rPr>
           <w:rFonts w:ascii="Calibri" w:eastAsia="Calibri" w:hAnsi="Calibri" w:cs="Calibri"/>
         </w:rPr>
         <w:t>In-Degree</w:t>
       </w:r>
+      <w:proofErr w:type="spellEnd"/>
       <w:r>
         <w:rPr>
           <w:rFonts w:ascii="Calibri" w:eastAsia="Calibri" w:hAnsi="Calibri" w:cs="Calibri"/>
@@ -4665,12 +5742,28 @@
         </w:rPr>
         <w:t xml:space="preserve"> של חבילה יהיה לפחות ערך נתון. שני המודלים עוקבים מקרוב אחר הנתונים האמפיריים, בעוד שמודל </w:t>
       </w:r>
-      <w:r>
-        <w:rPr>
-          <w:rFonts w:ascii="Calibri" w:eastAsia="Calibri" w:hAnsi="Calibri" w:cs="Calibri"/>
-        </w:rPr>
-        <w:t>Power Law</w:t>
-      </w:r>
+      <w:proofErr w:type="spellStart"/>
+      <w:r>
+        <w:rPr>
+          <w:rFonts w:ascii="Calibri" w:eastAsia="Calibri" w:hAnsi="Calibri" w:cs="Calibri"/>
+        </w:rPr>
+        <w:t>Power</w:t>
+      </w:r>
+      <w:proofErr w:type="spellEnd"/>
+      <w:r>
+        <w:rPr>
+          <w:rFonts w:ascii="Calibri" w:eastAsia="Calibri" w:hAnsi="Calibri" w:cs="Calibri"/>
+        </w:rPr>
+        <w:t xml:space="preserve"> </w:t>
+      </w:r>
+      <w:proofErr w:type="spellStart"/>
+      <w:r>
+        <w:rPr>
+          <w:rFonts w:ascii="Calibri" w:eastAsia="Calibri" w:hAnsi="Calibri" w:cs="Calibri"/>
+        </w:rPr>
+        <w:t>Law</w:t>
+      </w:r>
+      <w:proofErr w:type="spellEnd"/>
       <w:r>
         <w:rPr>
           <w:rFonts w:ascii="Calibri" w:eastAsia="Calibri" w:hAnsi="Calibri" w:cs="Calibri"/>
@@ -4678,11 +5771,19 @@
         </w:rPr>
         <w:t xml:space="preserve"> נמצא עדיף באופן מובהק על </w:t>
       </w:r>
-      <w:r>
-        <w:rPr>
-          <w:rFonts w:ascii="Calibri" w:eastAsia="Calibri" w:hAnsi="Calibri" w:cs="Calibri"/>
-        </w:rPr>
-        <w:t xml:space="preserve">Exponential </w:t>
+      <w:proofErr w:type="spellStart"/>
+      <w:r>
+        <w:rPr>
+          <w:rFonts w:ascii="Calibri" w:eastAsia="Calibri" w:hAnsi="Calibri" w:cs="Calibri"/>
+        </w:rPr>
+        <w:t>Exponential</w:t>
+      </w:r>
+      <w:proofErr w:type="spellEnd"/>
+      <w:r>
+        <w:rPr>
+          <w:rFonts w:ascii="Calibri" w:eastAsia="Calibri" w:hAnsi="Calibri" w:cs="Calibri"/>
+        </w:rPr>
+        <w:t xml:space="preserve"> </w:t>
       </w:r>
       <w:r>
         <w:rPr>
@@ -4733,12 +5834,14 @@
         </w:rPr>
         <w:t xml:space="preserve">בהסרה הממוקדת הוסרו 50 החבילות בעלות </w:t>
       </w:r>
+      <w:proofErr w:type="spellStart"/>
       <w:r>
         <w:rPr>
           <w:rFonts w:ascii="Calibri" w:eastAsia="Calibri" w:hAnsi="Calibri" w:cs="Calibri"/>
         </w:rPr>
         <w:t>Betweenness</w:t>
       </w:r>
+      <w:proofErr w:type="spellEnd"/>
       <w:r>
         <w:rPr>
           <w:rFonts w:ascii="Calibri" w:eastAsia="Calibri" w:hAnsi="Calibri" w:cs="Calibri"/>
@@ -4818,7 +5921,39 @@
           <w:rFonts w:ascii="Calibri" w:eastAsia="Calibri" w:hAnsi="Calibri" w:cs="Calibri"/>
           <w:rtl/>
         </w:rPr>
-        <w:t>הממצא מראה שקבוצה קטנה של חבילות גשר משפיעה באופן לא־פרופורציונלי על הקשירות המבנית של האקוסיסטם.</w:t>
+        <w:t xml:space="preserve">הממצא מראה שקבוצה קטנה של חבילות גשר משפיעה באופן </w:t>
+      </w:r>
+      <w:proofErr w:type="spellStart"/>
+      <w:r>
+        <w:rPr>
+          <w:rFonts w:ascii="Calibri" w:eastAsia="Calibri" w:hAnsi="Calibri" w:cs="Calibri"/>
+          <w:rtl/>
+        </w:rPr>
+        <w:t>לא־פרופורציונלי</w:t>
+      </w:r>
+      <w:proofErr w:type="spellEnd"/>
+      <w:r>
+        <w:rPr>
+          <w:rFonts w:ascii="Calibri" w:eastAsia="Calibri" w:hAnsi="Calibri" w:cs="Calibri"/>
+          <w:rtl/>
+        </w:rPr>
+        <w:t xml:space="preserve"> על הקשירות המבנית של </w:t>
+      </w:r>
+      <w:proofErr w:type="spellStart"/>
+      <w:r>
+        <w:rPr>
+          <w:rFonts w:ascii="Calibri" w:eastAsia="Calibri" w:hAnsi="Calibri" w:cs="Calibri"/>
+          <w:rtl/>
+        </w:rPr>
+        <w:t>האקוסיסטם</w:t>
+      </w:r>
+      <w:proofErr w:type="spellEnd"/>
+      <w:r>
+        <w:rPr>
+          <w:rFonts w:ascii="Calibri" w:eastAsia="Calibri" w:hAnsi="Calibri" w:cs="Calibri"/>
+          <w:rtl/>
+        </w:rPr>
+        <w:t>.</w:t>
       </w:r>
     </w:p>
     <w:p>
@@ -4896,12 +6031,28 @@
         </w:rPr>
         <w:t xml:space="preserve"> השוואה בין הסרה ממוקדת סטטית לפי </w:t>
       </w:r>
-      <w:r>
-        <w:rPr>
-          <w:rFonts w:ascii="Calibri" w:eastAsia="Calibri" w:hAnsi="Calibri" w:cs="Calibri"/>
-        </w:rPr>
-        <w:t>Betweenness Centrality</w:t>
-      </w:r>
+      <w:proofErr w:type="spellStart"/>
+      <w:r>
+        <w:rPr>
+          <w:rFonts w:ascii="Calibri" w:eastAsia="Calibri" w:hAnsi="Calibri" w:cs="Calibri"/>
+        </w:rPr>
+        <w:t>Betweenness</w:t>
+      </w:r>
+      <w:proofErr w:type="spellEnd"/>
+      <w:r>
+        <w:rPr>
+          <w:rFonts w:ascii="Calibri" w:eastAsia="Calibri" w:hAnsi="Calibri" w:cs="Calibri"/>
+        </w:rPr>
+        <w:t xml:space="preserve"> </w:t>
+      </w:r>
+      <w:proofErr w:type="spellStart"/>
+      <w:r>
+        <w:rPr>
+          <w:rFonts w:ascii="Calibri" w:eastAsia="Calibri" w:hAnsi="Calibri" w:cs="Calibri"/>
+        </w:rPr>
+        <w:t>Centrality</w:t>
+      </w:r>
+      <w:proofErr w:type="spellEnd"/>
       <w:r>
         <w:rPr>
           <w:rFonts w:ascii="Calibri" w:eastAsia="Calibri" w:hAnsi="Calibri" w:cs="Calibri"/>
@@ -4932,7 +6083,55 @@
           <w:szCs w:val="26"/>
           <w:rtl/>
         </w:rPr>
-        <w:t xml:space="preserve">4.6 תעדוף פגיעויות ברמת גרסה באמצעות מרכזיות טופולוגית </w:t>
+        <w:t xml:space="preserve">4.6 </w:t>
+      </w:r>
+      <w:proofErr w:type="spellStart"/>
+      <w:r>
+        <w:rPr>
+          <w:rFonts w:ascii="Calibri" w:eastAsia="Calibri" w:hAnsi="Calibri" w:cs="Calibri"/>
+          <w:b/>
+          <w:bCs/>
+          <w:sz w:val="26"/>
+          <w:szCs w:val="26"/>
+          <w:rtl/>
+        </w:rPr>
+        <w:t>תעדוף</w:t>
+      </w:r>
+      <w:proofErr w:type="spellEnd"/>
+      <w:r>
+        <w:rPr>
+          <w:rFonts w:ascii="Calibri" w:eastAsia="Calibri" w:hAnsi="Calibri" w:cs="Calibri"/>
+          <w:b/>
+          <w:bCs/>
+          <w:sz w:val="26"/>
+          <w:szCs w:val="26"/>
+          <w:rtl/>
+        </w:rPr>
+        <w:t xml:space="preserve"> </w:t>
+      </w:r>
+      <w:proofErr w:type="spellStart"/>
+      <w:r>
+        <w:rPr>
+          <w:rFonts w:ascii="Calibri" w:eastAsia="Calibri" w:hAnsi="Calibri" w:cs="Calibri"/>
+          <w:b/>
+          <w:bCs/>
+          <w:sz w:val="26"/>
+          <w:szCs w:val="26"/>
+          <w:rtl/>
+        </w:rPr>
+        <w:t>פגיעויות</w:t>
+      </w:r>
+      <w:proofErr w:type="spellEnd"/>
+      <w:r>
+        <w:rPr>
+          <w:rFonts w:ascii="Calibri" w:eastAsia="Calibri" w:hAnsi="Calibri" w:cs="Calibri"/>
+          <w:b/>
+          <w:bCs/>
+          <w:sz w:val="26"/>
+          <w:szCs w:val="26"/>
+          <w:rtl/>
+        </w:rPr>
+        <w:t xml:space="preserve"> ברמת גרסה באמצעות מרכזיות טופולוגית </w:t>
       </w:r>
     </w:p>
     <w:p>
@@ -4951,12 +6150,14 @@
         </w:rPr>
         <w:t xml:space="preserve">בבדיקה האוטומטית נותחו 2,548 צירופי החבילה–גרסה שנפתרו עבור </w:t>
       </w:r>
+      <w:proofErr w:type="spellStart"/>
       <w:r>
         <w:rPr>
           <w:rFonts w:ascii="Calibri" w:eastAsia="Calibri" w:hAnsi="Calibri" w:cs="Calibri"/>
         </w:rPr>
         <w:t>Flowise</w:t>
       </w:r>
+      <w:proofErr w:type="spellEnd"/>
       <w:r>
         <w:rPr>
           <w:rFonts w:ascii="Calibri" w:eastAsia="Calibri" w:hAnsi="Calibri" w:cs="Calibri"/>
@@ -4964,12 +6165,14 @@
         </w:rPr>
         <w:t xml:space="preserve"> 3.1.2. עבור כל גרסה נשלפו ה־</w:t>
       </w:r>
+      <w:proofErr w:type="spellStart"/>
       <w:r>
         <w:rPr>
           <w:rFonts w:ascii="Calibri" w:eastAsia="Calibri" w:hAnsi="Calibri" w:cs="Calibri"/>
         </w:rPr>
         <w:t>advisories</w:t>
       </w:r>
+      <w:proofErr w:type="spellEnd"/>
       <w:r>
         <w:rPr>
           <w:rFonts w:ascii="Calibri" w:eastAsia="Calibri" w:hAnsi="Calibri" w:cs="Calibri"/>
@@ -4977,12 +6180,14 @@
         </w:rPr>
         <w:t xml:space="preserve"> הידועים כמשפיעים עליה ישירות. הבדיקה זיהתה 151 מזהי </w:t>
       </w:r>
+      <w:proofErr w:type="spellStart"/>
       <w:r>
         <w:rPr>
           <w:rFonts w:ascii="Calibri" w:eastAsia="Calibri" w:hAnsi="Calibri" w:cs="Calibri"/>
         </w:rPr>
         <w:t>advisory</w:t>
       </w:r>
+      <w:proofErr w:type="spellEnd"/>
       <w:r>
         <w:rPr>
           <w:rFonts w:ascii="Calibri" w:eastAsia="Calibri" w:hAnsi="Calibri" w:cs="Calibri"/>
@@ -5040,18 +6245,50 @@
         </w:rPr>
         <w:t xml:space="preserve">מבין 47 החבילות המושפעות, 23 דורגו בעשירון העליון לפי </w:t>
       </w:r>
-      <w:r>
-        <w:rPr>
-          <w:rFonts w:ascii="Calibri" w:eastAsia="Calibri" w:hAnsi="Calibri" w:cs="Calibri"/>
-        </w:rPr>
-        <w:t>Betweenness Centrality</w:t>
-      </w:r>
-      <w:r>
-        <w:rPr>
-          <w:rFonts w:ascii="Calibri" w:eastAsia="Calibri" w:hAnsi="Calibri" w:cs="Calibri"/>
-          <w:rtl/>
-        </w:rPr>
-        <w:t xml:space="preserve">, לעומת 4.70 חבילות בלבד שהיו צפויות תחת בחירה אקראית. בדיקת ההעשרה ההיפרגאומטרית נתנה ערך של </w:t>
+      <w:proofErr w:type="spellStart"/>
+      <w:r>
+        <w:rPr>
+          <w:rFonts w:ascii="Calibri" w:eastAsia="Calibri" w:hAnsi="Calibri" w:cs="Calibri"/>
+        </w:rPr>
+        <w:t>Betweenness</w:t>
+      </w:r>
+      <w:proofErr w:type="spellEnd"/>
+      <w:r>
+        <w:rPr>
+          <w:rFonts w:ascii="Calibri" w:eastAsia="Calibri" w:hAnsi="Calibri" w:cs="Calibri"/>
+        </w:rPr>
+        <w:t xml:space="preserve"> </w:t>
+      </w:r>
+      <w:proofErr w:type="spellStart"/>
+      <w:r>
+        <w:rPr>
+          <w:rFonts w:ascii="Calibri" w:eastAsia="Calibri" w:hAnsi="Calibri" w:cs="Calibri"/>
+        </w:rPr>
+        <w:t>Centrality</w:t>
+      </w:r>
+      <w:proofErr w:type="spellEnd"/>
+      <w:r>
+        <w:rPr>
+          <w:rFonts w:ascii="Calibri" w:eastAsia="Calibri" w:hAnsi="Calibri" w:cs="Calibri"/>
+          <w:rtl/>
+        </w:rPr>
+        <w:t xml:space="preserve">, לעומת 4.70 חבילות בלבד שהיו צפויות תחת בחירה אקראית. בדיקת ההעשרה </w:t>
+      </w:r>
+      <w:proofErr w:type="spellStart"/>
+      <w:r>
+        <w:rPr>
+          <w:rFonts w:ascii="Calibri" w:eastAsia="Calibri" w:hAnsi="Calibri" w:cs="Calibri"/>
+          <w:rtl/>
+        </w:rPr>
+        <w:t>ההיפרגאומטרית</w:t>
+      </w:r>
+      <w:proofErr w:type="spellEnd"/>
+      <w:r>
+        <w:rPr>
+          <w:rFonts w:ascii="Calibri" w:eastAsia="Calibri" w:hAnsi="Calibri" w:cs="Calibri"/>
+          <w:rtl/>
+        </w:rPr>
+        <w:t xml:space="preserve"> נתנה ערך של </w:t>
       </w:r>
       <w:r>
         <w:rPr>
@@ -5096,12 +6333,14 @@
         </w:rPr>
         <w:t xml:space="preserve">התוצאות מצביעות על ריכוז מובהק של חבילות מושפעות בעמדות גשר מרכזיות. </w:t>
       </w:r>
+      <w:proofErr w:type="spellStart"/>
       <w:r>
         <w:rPr>
           <w:rFonts w:ascii="Calibri" w:eastAsia="Calibri" w:hAnsi="Calibri" w:cs="Calibri"/>
         </w:rPr>
         <w:t>form-data</w:t>
       </w:r>
+      <w:proofErr w:type="spellEnd"/>
       <w:r>
         <w:rPr>
           <w:rFonts w:ascii="Calibri" w:eastAsia="Calibri" w:hAnsi="Calibri" w:cs="Calibri"/>
@@ -5109,12 +6348,14 @@
         </w:rPr>
         <w:t xml:space="preserve"> דורגה במקום השלישי והושפעה מ־</w:t>
       </w:r>
+      <w:proofErr w:type="spellStart"/>
       <w:r>
         <w:rPr>
           <w:rFonts w:ascii="Calibri" w:eastAsia="Calibri" w:hAnsi="Calibri" w:cs="Calibri"/>
         </w:rPr>
         <w:t>advisory</w:t>
       </w:r>
+      <w:proofErr w:type="spellEnd"/>
       <w:r>
         <w:rPr>
           <w:rFonts w:ascii="Calibri" w:eastAsia="Calibri" w:hAnsi="Calibri" w:cs="Calibri"/>
@@ -5148,12 +6389,28 @@
         </w:rPr>
         <w:t>4 של 9.4. החבילה @</w:t>
       </w:r>
-      <w:r>
-        <w:rPr>
-          <w:rFonts w:ascii="Calibri" w:eastAsia="Calibri" w:hAnsi="Calibri" w:cs="Calibri"/>
-        </w:rPr>
-        <w:t>grpc/grpc-js</w:t>
-      </w:r>
+      <w:proofErr w:type="spellStart"/>
+      <w:r>
+        <w:rPr>
+          <w:rFonts w:ascii="Calibri" w:eastAsia="Calibri" w:hAnsi="Calibri" w:cs="Calibri"/>
+        </w:rPr>
+        <w:t>grpc</w:t>
+      </w:r>
+      <w:proofErr w:type="spellEnd"/>
+      <w:r>
+        <w:rPr>
+          <w:rFonts w:ascii="Calibri" w:eastAsia="Calibri" w:hAnsi="Calibri" w:cs="Calibri"/>
+        </w:rPr>
+        <w:t>/</w:t>
+      </w:r>
+      <w:proofErr w:type="spellStart"/>
+      <w:r>
+        <w:rPr>
+          <w:rFonts w:ascii="Calibri" w:eastAsia="Calibri" w:hAnsi="Calibri" w:cs="Calibri"/>
+        </w:rPr>
+        <w:t>grpc-js</w:t>
+      </w:r>
+      <w:proofErr w:type="spellEnd"/>
       <w:r>
         <w:rPr>
           <w:rFonts w:ascii="Calibri" w:eastAsia="Calibri" w:hAnsi="Calibri" w:cs="Calibri"/>
@@ -5161,12 +6418,14 @@
         </w:rPr>
         <w:t xml:space="preserve"> דורגה במקום הרביעי. </w:t>
       </w:r>
+      <w:proofErr w:type="spellStart"/>
       <w:r>
         <w:rPr>
           <w:rFonts w:ascii="Calibri" w:eastAsia="Calibri" w:hAnsi="Calibri" w:cs="Calibri"/>
         </w:rPr>
         <w:t>protobufjs</w:t>
       </w:r>
+      <w:proofErr w:type="spellEnd"/>
       <w:r>
         <w:rPr>
           <w:rFonts w:ascii="Calibri" w:eastAsia="Calibri" w:hAnsi="Calibri" w:cs="Calibri"/>
@@ -5187,12 +6446,14 @@
         </w:rPr>
         <w:t xml:space="preserve"> של 9.8, ואילו </w:t>
       </w:r>
+      <w:proofErr w:type="spellStart"/>
       <w:r>
         <w:rPr>
           <w:rFonts w:ascii="Calibri" w:eastAsia="Calibri" w:hAnsi="Calibri" w:cs="Calibri"/>
         </w:rPr>
         <w:t>axios</w:t>
       </w:r>
+      <w:proofErr w:type="spellEnd"/>
       <w:r>
         <w:rPr>
           <w:rFonts w:ascii="Calibri" w:eastAsia="Calibri" w:hAnsi="Calibri" w:cs="Calibri"/>
@@ -5200,12 +6461,14 @@
         </w:rPr>
         <w:t xml:space="preserve"> דורגה במקום 42 והושפעה מ־33 </w:t>
       </w:r>
+      <w:proofErr w:type="spellStart"/>
       <w:r>
         <w:rPr>
           <w:rFonts w:ascii="Calibri" w:eastAsia="Calibri" w:hAnsi="Calibri" w:cs="Calibri"/>
         </w:rPr>
         <w:t>advisories</w:t>
       </w:r>
+      <w:proofErr w:type="spellEnd"/>
       <w:r>
         <w:rPr>
           <w:rFonts w:ascii="Calibri" w:eastAsia="Calibri" w:hAnsi="Calibri" w:cs="Calibri"/>
@@ -5230,12 +6493,14 @@
         </w:rPr>
         <w:t xml:space="preserve">הממצא מדגים את הערך המוסף של השיטה: </w:t>
       </w:r>
+      <w:proofErr w:type="spellStart"/>
       <w:r>
         <w:rPr>
           <w:rFonts w:ascii="Calibri" w:eastAsia="Calibri" w:hAnsi="Calibri" w:cs="Calibri"/>
         </w:rPr>
         <w:t>advisory</w:t>
       </w:r>
+      <w:proofErr w:type="spellEnd"/>
       <w:r>
         <w:rPr>
           <w:rFonts w:ascii="Calibri" w:eastAsia="Calibri" w:hAnsi="Calibri" w:cs="Calibri"/>
@@ -5243,18 +6508,66 @@
         </w:rPr>
         <w:t xml:space="preserve"> מזהה פגיעות המשפיעה על גרסה מדויקת, ואילו </w:t>
       </w:r>
-      <w:r>
-        <w:rPr>
-          <w:rFonts w:ascii="Calibri" w:eastAsia="Calibri" w:hAnsi="Calibri" w:cs="Calibri"/>
-        </w:rPr>
-        <w:t>Betweenness Centrality</w:t>
-      </w:r>
-      <w:r>
-        <w:rPr>
-          <w:rFonts w:ascii="Calibri" w:eastAsia="Calibri" w:hAnsi="Calibri" w:cs="Calibri"/>
-          <w:rtl/>
-        </w:rPr>
-        <w:t xml:space="preserve"> מעריך את חשיבות החבילה למבנה האקוסיסטם. שילוב שני הממדים מאפשר להעניק עדיפות גבוהה יותר לפגיעויות המופיעות בחבילות גשר מערכתיות </w:t>
+      <w:proofErr w:type="spellStart"/>
+      <w:r>
+        <w:rPr>
+          <w:rFonts w:ascii="Calibri" w:eastAsia="Calibri" w:hAnsi="Calibri" w:cs="Calibri"/>
+        </w:rPr>
+        <w:t>Betweenness</w:t>
+      </w:r>
+      <w:proofErr w:type="spellEnd"/>
+      <w:r>
+        <w:rPr>
+          <w:rFonts w:ascii="Calibri" w:eastAsia="Calibri" w:hAnsi="Calibri" w:cs="Calibri"/>
+        </w:rPr>
+        <w:t xml:space="preserve"> </w:t>
+      </w:r>
+      <w:proofErr w:type="spellStart"/>
+      <w:r>
+        <w:rPr>
+          <w:rFonts w:ascii="Calibri" w:eastAsia="Calibri" w:hAnsi="Calibri" w:cs="Calibri"/>
+        </w:rPr>
+        <w:t>Centrality</w:t>
+      </w:r>
+      <w:proofErr w:type="spellEnd"/>
+      <w:r>
+        <w:rPr>
+          <w:rFonts w:ascii="Calibri" w:eastAsia="Calibri" w:hAnsi="Calibri" w:cs="Calibri"/>
+          <w:rtl/>
+        </w:rPr>
+        <w:t xml:space="preserve"> מעריך את חשיבות החבילה למבנה </w:t>
+      </w:r>
+      <w:proofErr w:type="spellStart"/>
+      <w:r>
+        <w:rPr>
+          <w:rFonts w:ascii="Calibri" w:eastAsia="Calibri" w:hAnsi="Calibri" w:cs="Calibri"/>
+          <w:rtl/>
+        </w:rPr>
+        <w:t>האקוסיסטם</w:t>
+      </w:r>
+      <w:proofErr w:type="spellEnd"/>
+      <w:r>
+        <w:rPr>
+          <w:rFonts w:ascii="Calibri" w:eastAsia="Calibri" w:hAnsi="Calibri" w:cs="Calibri"/>
+          <w:rtl/>
+        </w:rPr>
+        <w:t xml:space="preserve">. שילוב שני הממדים מאפשר להעניק עדיפות גבוהה יותר </w:t>
+      </w:r>
+      <w:proofErr w:type="spellStart"/>
+      <w:r>
+        <w:rPr>
+          <w:rFonts w:ascii="Calibri" w:eastAsia="Calibri" w:hAnsi="Calibri" w:cs="Calibri"/>
+          <w:rtl/>
+        </w:rPr>
+        <w:t>לפגיעויות</w:t>
+      </w:r>
+      <w:proofErr w:type="spellEnd"/>
+      <w:r>
+        <w:rPr>
+          <w:rFonts w:ascii="Calibri" w:eastAsia="Calibri" w:hAnsi="Calibri" w:cs="Calibri"/>
+          <w:rtl/>
+        </w:rPr>
+        <w:t xml:space="preserve"> המופיעות בחבילות גשר מערכתיות </w:t>
       </w:r>
       <w:hyperlink w:anchor="gobocjq8vj16">
         <w:r>
@@ -5304,12 +6617,14 @@
         <w:lastRenderedPageBreak/>
         <w:t xml:space="preserve">בניסוי חקרני משלים, מדד </w:t>
       </w:r>
+      <w:proofErr w:type="spellStart"/>
       <w:r>
         <w:rPr>
           <w:rFonts w:ascii="Calibri" w:eastAsia="Calibri" w:hAnsi="Calibri" w:cs="Calibri"/>
         </w:rPr>
         <w:t>Jaccard</w:t>
       </w:r>
+      <w:proofErr w:type="spellEnd"/>
       <w:r>
         <w:rPr>
           <w:rFonts w:ascii="Calibri" w:eastAsia="Calibri" w:hAnsi="Calibri" w:cs="Calibri"/>
@@ -5317,6 +6632,7 @@
         </w:rPr>
         <w:t xml:space="preserve"> זיהה את </w:t>
       </w:r>
+      <w:proofErr w:type="spellStart"/>
       <w:r>
         <w:rPr>
           <w:rFonts w:ascii="Calibri" w:eastAsia="Calibri" w:hAnsi="Calibri" w:cs="Calibri"/>
@@ -5324,12 +6640,14 @@
         </w:rPr>
         <w:t>qs</w:t>
       </w:r>
+      <w:proofErr w:type="spellEnd"/>
       <w:r>
         <w:rPr>
           <w:rFonts w:ascii="Calibri" w:eastAsia="Calibri" w:hAnsi="Calibri" w:cs="Calibri"/>
         </w:rPr>
         <w:t>, ‏</w:t>
       </w:r>
+      <w:proofErr w:type="spellStart"/>
       <w:r>
         <w:rPr>
           <w:rFonts w:ascii="Calibri" w:eastAsia="Calibri" w:hAnsi="Calibri" w:cs="Calibri"/>
@@ -5337,6 +6655,7 @@
         </w:rPr>
         <w:t>tough-cookie</w:t>
       </w:r>
+      <w:proofErr w:type="spellEnd"/>
       <w:r>
         <w:rPr>
           <w:rFonts w:ascii="Calibri" w:eastAsia="Calibri" w:hAnsi="Calibri" w:cs="Calibri"/>
@@ -5344,6 +6663,7 @@
         </w:rPr>
         <w:t xml:space="preserve"> ו־</w:t>
       </w:r>
+      <w:proofErr w:type="spellStart"/>
       <w:r>
         <w:rPr>
           <w:rFonts w:ascii="Calibri" w:eastAsia="Calibri" w:hAnsi="Calibri" w:cs="Calibri"/>
@@ -5351,6 +6671,7 @@
         </w:rPr>
         <w:t>dotenv</w:t>
       </w:r>
+      <w:proofErr w:type="spellEnd"/>
       <w:r>
         <w:rPr>
           <w:rFonts w:ascii="Calibri" w:eastAsia="Calibri" w:hAnsi="Calibri" w:cs="Calibri"/>
@@ -5358,6 +6679,7 @@
         </w:rPr>
         <w:t xml:space="preserve"> כחבילות בעלות הסביבה המבנית הדומה ביותר ל־</w:t>
       </w:r>
+      <w:proofErr w:type="spellStart"/>
       <w:r>
         <w:rPr>
           <w:rFonts w:ascii="Calibri" w:eastAsia="Calibri" w:hAnsi="Calibri" w:cs="Calibri"/>
@@ -5365,6 +6687,7 @@
         </w:rPr>
         <w:t>form-data</w:t>
       </w:r>
+      <w:proofErr w:type="spellEnd"/>
       <w:r>
         <w:rPr>
           <w:rFonts w:ascii="Calibri" w:eastAsia="Calibri" w:hAnsi="Calibri" w:cs="Calibri"/>
@@ -5451,6 +6774,7 @@
               <w:spacing w:line="240" w:lineRule="auto"/>
               <w:jc w:val="center"/>
             </w:pPr>
+            <w:proofErr w:type="spellStart"/>
             <w:r>
               <w:rPr>
                 <w:rFonts w:ascii="Calibri" w:eastAsia="Calibri" w:hAnsi="Calibri" w:cs="Calibri"/>
@@ -5461,6 +6785,7 @@
               </w:rPr>
               <w:t>Advisories</w:t>
             </w:r>
+            <w:proofErr w:type="spellEnd"/>
           </w:p>
         </w:tc>
         <w:tc>
@@ -5574,6 +6899,7 @@
               <w:spacing w:line="240" w:lineRule="auto"/>
               <w:jc w:val="center"/>
             </w:pPr>
+            <w:proofErr w:type="spellStart"/>
             <w:r>
               <w:rPr>
                 <w:rFonts w:ascii="Calibri" w:eastAsia="Calibri" w:hAnsi="Calibri" w:cs="Calibri"/>
@@ -5582,6 +6908,7 @@
               </w:rPr>
               <w:t>form-data</w:t>
             </w:r>
+            <w:proofErr w:type="spellEnd"/>
           </w:p>
         </w:tc>
         <w:tc>
@@ -5848,6 +7175,7 @@
               <w:spacing w:line="240" w:lineRule="auto"/>
               <w:jc w:val="center"/>
             </w:pPr>
+            <w:proofErr w:type="spellStart"/>
             <w:r>
               <w:rPr>
                 <w:rFonts w:ascii="Calibri" w:eastAsia="Calibri" w:hAnsi="Calibri" w:cs="Calibri"/>
@@ -5856,6 +7184,7 @@
               </w:rPr>
               <w:t>micromatch</w:t>
             </w:r>
+            <w:proofErr w:type="spellEnd"/>
           </w:p>
         </w:tc>
         <w:tc>
@@ -5985,6 +7314,7 @@
               <w:spacing w:line="240" w:lineRule="auto"/>
               <w:jc w:val="center"/>
             </w:pPr>
+            <w:proofErr w:type="spellStart"/>
             <w:r>
               <w:rPr>
                 <w:rFonts w:ascii="Calibri" w:eastAsia="Calibri" w:hAnsi="Calibri" w:cs="Calibri"/>
@@ -5993,6 +7323,7 @@
               </w:rPr>
               <w:t>protobufjs</w:t>
             </w:r>
+            <w:proofErr w:type="spellEnd"/>
           </w:p>
         </w:tc>
         <w:tc>
@@ -6259,6 +7590,7 @@
               <w:spacing w:line="240" w:lineRule="auto"/>
               <w:jc w:val="center"/>
             </w:pPr>
+            <w:proofErr w:type="spellStart"/>
             <w:r>
               <w:rPr>
                 <w:rFonts w:ascii="Calibri" w:eastAsia="Calibri" w:hAnsi="Calibri" w:cs="Calibri"/>
@@ -6267,6 +7599,7 @@
               </w:rPr>
               <w:t>qs</w:t>
             </w:r>
+            <w:proofErr w:type="spellEnd"/>
           </w:p>
         </w:tc>
         <w:tc>
@@ -6396,6 +7729,7 @@
               <w:spacing w:line="240" w:lineRule="auto"/>
               <w:jc w:val="center"/>
             </w:pPr>
+            <w:proofErr w:type="spellStart"/>
             <w:r>
               <w:rPr>
                 <w:rFonts w:ascii="Calibri" w:eastAsia="Calibri" w:hAnsi="Calibri" w:cs="Calibri"/>
@@ -6404,6 +7738,7 @@
               </w:rPr>
               <w:t>braces</w:t>
             </w:r>
+            <w:proofErr w:type="spellEnd"/>
           </w:p>
         </w:tc>
         <w:tc>
@@ -6533,6 +7868,7 @@
               <w:spacing w:line="240" w:lineRule="auto"/>
               <w:jc w:val="center"/>
             </w:pPr>
+            <w:proofErr w:type="spellStart"/>
             <w:r>
               <w:rPr>
                 <w:rFonts w:ascii="Calibri" w:eastAsia="Calibri" w:hAnsi="Calibri" w:cs="Calibri"/>
@@ -6541,6 +7877,7 @@
               </w:rPr>
               <w:t>axios</w:t>
             </w:r>
+            <w:proofErr w:type="spellEnd"/>
           </w:p>
         </w:tc>
         <w:tc>
@@ -6644,8 +7981,6 @@
             <w:r>
               <w:rPr>
                 <w:rFonts w:ascii="Calibri" w:eastAsia="Calibri" w:hAnsi="Calibri" w:cs="Calibri"/>
-                <w:b/>
-                <w:bCs/>
                 <w:sz w:val="16"/>
                 <w:szCs w:val="16"/>
               </w:rPr>
@@ -6672,6 +8007,7 @@
               <w:spacing w:line="240" w:lineRule="auto"/>
               <w:jc w:val="center"/>
             </w:pPr>
+            <w:proofErr w:type="spellStart"/>
             <w:r>
               <w:rPr>
                 <w:rFonts w:ascii="Calibri" w:eastAsia="Calibri" w:hAnsi="Calibri" w:cs="Calibri"/>
@@ -6680,6 +8016,7 @@
               </w:rPr>
               <w:t>tar-fs</w:t>
             </w:r>
+            <w:proofErr w:type="spellEnd"/>
           </w:p>
         </w:tc>
         <w:tc>
@@ -6783,8 +8120,6 @@
             <w:r>
               <w:rPr>
                 <w:rFonts w:ascii="Calibri" w:eastAsia="Calibri" w:hAnsi="Calibri" w:cs="Calibri"/>
-                <w:b/>
-                <w:bCs/>
                 <w:sz w:val="16"/>
                 <w:szCs w:val="16"/>
               </w:rPr>
@@ -6811,6 +8146,7 @@
               <w:spacing w:line="240" w:lineRule="auto"/>
               <w:jc w:val="center"/>
             </w:pPr>
+            <w:proofErr w:type="spellStart"/>
             <w:r>
               <w:rPr>
                 <w:rFonts w:ascii="Calibri" w:eastAsia="Calibri" w:hAnsi="Calibri" w:cs="Calibri"/>
@@ -6819,6 +8155,7 @@
               </w:rPr>
               <w:t>fast-xml-parser</w:t>
             </w:r>
+            <w:proofErr w:type="spellEnd"/>
           </w:p>
         </w:tc>
         <w:tc>
@@ -6951,12 +8288,14 @@
         </w:rPr>
         <w:t xml:space="preserve">טבלה 2: עשר החבילות המושפעות בעלות דירוג </w:t>
       </w:r>
+      <w:proofErr w:type="spellStart"/>
       <w:r>
         <w:rPr>
           <w:rFonts w:ascii="Calibri" w:eastAsia="Calibri" w:hAnsi="Calibri" w:cs="Calibri"/>
         </w:rPr>
         <w:t>Betweenness</w:t>
       </w:r>
+      <w:proofErr w:type="spellEnd"/>
       <w:r>
         <w:rPr>
           <w:rFonts w:ascii="Calibri" w:eastAsia="Calibri" w:hAnsi="Calibri" w:cs="Calibri"/>
@@ -6964,12 +8303,14 @@
         </w:rPr>
         <w:t xml:space="preserve"> הגבוה ביותר. מספר ה־</w:t>
       </w:r>
+      <w:proofErr w:type="spellStart"/>
       <w:r>
         <w:rPr>
           <w:rFonts w:ascii="Calibri" w:eastAsia="Calibri" w:hAnsi="Calibri" w:cs="Calibri"/>
         </w:rPr>
         <w:t>advisories</w:t>
       </w:r>
+      <w:proofErr w:type="spellEnd"/>
       <w:r>
         <w:rPr>
           <w:rFonts w:ascii="Calibri" w:eastAsia="Calibri" w:hAnsi="Calibri" w:cs="Calibri"/>
@@ -6990,12 +8331,14 @@
         </w:rPr>
         <w:t xml:space="preserve"> המוצג הוא הציון של ה־</w:t>
       </w:r>
+      <w:proofErr w:type="spellStart"/>
       <w:r>
         <w:rPr>
           <w:rFonts w:ascii="Calibri" w:eastAsia="Calibri" w:hAnsi="Calibri" w:cs="Calibri"/>
         </w:rPr>
         <w:t>advisory</w:t>
       </w:r>
+      <w:proofErr w:type="spellEnd"/>
       <w:r>
         <w:rPr>
           <w:rFonts w:ascii="Calibri" w:eastAsia="Calibri" w:hAnsi="Calibri" w:cs="Calibri"/>
@@ -7043,25 +8386,45 @@
         </w:rPr>
         <w:t xml:space="preserve">התוצאות מראות שהמידע הטופולוגי מוסיף שכבה שאינה קיימת ברשימת </w:t>
       </w:r>
+      <w:proofErr w:type="spellStart"/>
       <w:r>
         <w:rPr>
           <w:rFonts w:ascii="Calibri" w:eastAsia="Calibri" w:hAnsi="Calibri" w:cs="Calibri"/>
         </w:rPr>
         <w:t>advisories</w:t>
       </w:r>
-      <w:r>
-        <w:rPr>
-          <w:rFonts w:ascii="Calibri" w:eastAsia="Calibri" w:hAnsi="Calibri" w:cs="Calibri"/>
-          <w:rtl/>
-        </w:rPr>
-        <w:t xml:space="preserve"> רגילה. מדדי המרכזיות מבחינים בין חבילות גשר לחבילות תשתית, וניתוח הקהילות מזהה קשרים המחברים בין אזורים שונים של הרשת. הניתוח הגלובלי הראה כי האקוסיסטם אינו מאורגן באופן אקראי: הוא מציג </w:t>
-      </w:r>
+      <w:proofErr w:type="spellEnd"/>
+      <w:r>
+        <w:rPr>
+          <w:rFonts w:ascii="Calibri" w:eastAsia="Calibri" w:hAnsi="Calibri" w:cs="Calibri"/>
+          <w:rtl/>
+        </w:rPr>
+        <w:t xml:space="preserve"> רגילה. מדדי המרכזיות מבחינים בין חבילות גשר לחבילות תשתית, וניתוח הקהילות מזהה קשרים המחברים בין אזורים שונים של הרשת. הניתוח הגלובלי הראה כי </w:t>
+      </w:r>
+      <w:proofErr w:type="spellStart"/>
+      <w:r>
+        <w:rPr>
+          <w:rFonts w:ascii="Calibri" w:eastAsia="Calibri" w:hAnsi="Calibri" w:cs="Calibri"/>
+          <w:rtl/>
+        </w:rPr>
+        <w:t>האקוסיסטם</w:t>
+      </w:r>
+      <w:proofErr w:type="spellEnd"/>
+      <w:r>
+        <w:rPr>
+          <w:rFonts w:ascii="Calibri" w:eastAsia="Calibri" w:hAnsi="Calibri" w:cs="Calibri"/>
+          <w:rtl/>
+        </w:rPr>
+        <w:t xml:space="preserve"> אינו מאורגן באופן אקראי: הוא מציג </w:t>
+      </w:r>
+      <w:proofErr w:type="spellStart"/>
       <w:r>
         <w:rPr>
           <w:rFonts w:ascii="Calibri" w:eastAsia="Calibri" w:hAnsi="Calibri" w:cs="Calibri"/>
         </w:rPr>
         <w:t>hubs</w:t>
       </w:r>
+      <w:proofErr w:type="spellEnd"/>
       <w:r>
         <w:rPr>
           <w:rFonts w:ascii="Calibri" w:eastAsia="Calibri" w:hAnsi="Calibri" w:cs="Calibri"/>
@@ -7069,12 +8432,14 @@
         </w:rPr>
         <w:t xml:space="preserve"> הגדולים משמעותית מקו הבסיס, מאפייני </w:t>
       </w:r>
+      <w:proofErr w:type="spellStart"/>
       <w:r>
         <w:rPr>
           <w:rFonts w:ascii="Calibri" w:eastAsia="Calibri" w:hAnsi="Calibri" w:cs="Calibri"/>
         </w:rPr>
         <w:t>Small-World</w:t>
       </w:r>
+      <w:proofErr w:type="spellEnd"/>
       <w:r>
         <w:rPr>
           <w:rFonts w:ascii="Calibri" w:eastAsia="Calibri" w:hAnsi="Calibri" w:cs="Calibri"/>
@@ -7082,12 +8447,14 @@
         </w:rPr>
         <w:t xml:space="preserve"> חזקים והתפלגות </w:t>
       </w:r>
+      <w:proofErr w:type="spellStart"/>
       <w:r>
         <w:rPr>
           <w:rFonts w:ascii="Calibri" w:eastAsia="Calibri" w:hAnsi="Calibri" w:cs="Calibri"/>
         </w:rPr>
         <w:t>In-Degree</w:t>
       </w:r>
+      <w:proofErr w:type="spellEnd"/>
       <w:r>
         <w:rPr>
           <w:rFonts w:ascii="Calibri" w:eastAsia="Calibri" w:hAnsi="Calibri" w:cs="Calibri"/>
@@ -7095,12 +8462,14 @@
         </w:rPr>
         <w:t xml:space="preserve"> בעלת זנב כבד. ניסוי החוסן מאשר שלמיקום הטופולוגי יש משמעות מעשית, משום שהסרה של 2.34% מהחבילות לפי </w:t>
       </w:r>
+      <w:proofErr w:type="spellStart"/>
       <w:r>
         <w:rPr>
           <w:rFonts w:ascii="Calibri" w:eastAsia="Calibri" w:hAnsi="Calibri" w:cs="Calibri"/>
         </w:rPr>
         <w:t>Betweenness</w:t>
       </w:r>
+      <w:proofErr w:type="spellEnd"/>
       <w:r>
         <w:rPr>
           <w:rFonts w:ascii="Calibri" w:eastAsia="Calibri" w:hAnsi="Calibri" w:cs="Calibri"/>
@@ -7125,12 +8494,14 @@
         </w:rPr>
         <w:t>למחקר שלוש מגבלות עיקריות. ראשית, גרף התלויות ומידע ה־</w:t>
       </w:r>
+      <w:proofErr w:type="spellStart"/>
       <w:r>
         <w:rPr>
           <w:rFonts w:ascii="Calibri" w:eastAsia="Calibri" w:hAnsi="Calibri" w:cs="Calibri"/>
         </w:rPr>
         <w:t>advisories</w:t>
       </w:r>
+      <w:proofErr w:type="spellEnd"/>
       <w:r>
         <w:rPr>
           <w:rFonts w:ascii="Calibri" w:eastAsia="Calibri" w:hAnsi="Calibri" w:cs="Calibri"/>
@@ -7138,25 +8509,75 @@
         </w:rPr>
         <w:t xml:space="preserve"> מקורם במאגרים חיים ונשמרו כ־</w:t>
       </w:r>
+      <w:proofErr w:type="spellStart"/>
       <w:r>
         <w:rPr>
           <w:rFonts w:ascii="Calibri" w:eastAsia="Calibri" w:hAnsi="Calibri" w:cs="Calibri"/>
         </w:rPr>
         <w:t>snapshots</w:t>
       </w:r>
-      <w:r>
-        <w:rPr>
-          <w:rFonts w:ascii="Calibri" w:eastAsia="Calibri" w:hAnsi="Calibri" w:cs="Calibri"/>
-          <w:rtl/>
-        </w:rPr>
-        <w:t xml:space="preserve"> מקומיים במועד ההרצה הסופית; לכן הממצאים משקפים את מצב המאגרים באותו מועד. שנית, איתור הפגיעויות מתבצע ברמת גרסה מדויקת, אך הניתוח הטופולוגי מאחד גרסאות שונות של אותה חבילה לצומת אחד; לכן המרכזיות מתארת את תפקיד החבילה הכולל ולא מסלול נפרד עבור כל גרסה. שלישית, חלק מהאלגוריתמים משתמשים בהטלה לא־מכוונת או בדירוג סטטי. בנוסף, ניתוח הזנב לא אפשר להעדיף </w:t>
-      </w:r>
-      <w:r>
-        <w:rPr>
-          <w:rFonts w:ascii="Calibri" w:eastAsia="Calibri" w:hAnsi="Calibri" w:cs="Calibri"/>
-        </w:rPr>
-        <w:t>Power Law</w:t>
-      </w:r>
+      <w:proofErr w:type="spellEnd"/>
+      <w:r>
+        <w:rPr>
+          <w:rFonts w:ascii="Calibri" w:eastAsia="Calibri" w:hAnsi="Calibri" w:cs="Calibri"/>
+          <w:rtl/>
+        </w:rPr>
+        <w:t xml:space="preserve"> מקומיים במועד ההרצה הסופית; לכן הממצאים משקפים את מצב המאגרים באותו מועד. שנית, איתור </w:t>
+      </w:r>
+      <w:proofErr w:type="spellStart"/>
+      <w:r>
+        <w:rPr>
+          <w:rFonts w:ascii="Calibri" w:eastAsia="Calibri" w:hAnsi="Calibri" w:cs="Calibri"/>
+          <w:rtl/>
+        </w:rPr>
+        <w:t>הפגיעויות</w:t>
+      </w:r>
+      <w:proofErr w:type="spellEnd"/>
+      <w:r>
+        <w:rPr>
+          <w:rFonts w:ascii="Calibri" w:eastAsia="Calibri" w:hAnsi="Calibri" w:cs="Calibri"/>
+          <w:rtl/>
+        </w:rPr>
+        <w:t xml:space="preserve"> מתבצע ברמת גרסה מדויקת, אך הניתוח הטופולוגי מאחד גרסאות שונות של אותה חבילה לצומת אחד; לכן המרכזיות מתארת את תפקיד החבילה הכולל ולא מסלול נפרד עבור כל גרסה. שלישית, חלק מהאלגוריתמים משתמשים בהטלה </w:t>
+      </w:r>
+      <w:proofErr w:type="spellStart"/>
+      <w:r>
+        <w:rPr>
+          <w:rFonts w:ascii="Calibri" w:eastAsia="Calibri" w:hAnsi="Calibri" w:cs="Calibri"/>
+          <w:rtl/>
+        </w:rPr>
+        <w:t>לא־מכוונת</w:t>
+      </w:r>
+      <w:proofErr w:type="spellEnd"/>
+      <w:r>
+        <w:rPr>
+          <w:rFonts w:ascii="Calibri" w:eastAsia="Calibri" w:hAnsi="Calibri" w:cs="Calibri"/>
+          <w:rtl/>
+        </w:rPr>
+        <w:t xml:space="preserve"> או בדירוג סטטי. בנוסף, ניתוח הזנב לא אפשר להעדיף </w:t>
+      </w:r>
+      <w:proofErr w:type="spellStart"/>
+      <w:r>
+        <w:rPr>
+          <w:rFonts w:ascii="Calibri" w:eastAsia="Calibri" w:hAnsi="Calibri" w:cs="Calibri"/>
+        </w:rPr>
+        <w:t>Power</w:t>
+      </w:r>
+      <w:proofErr w:type="spellEnd"/>
+      <w:r>
+        <w:rPr>
+          <w:rFonts w:ascii="Calibri" w:eastAsia="Calibri" w:hAnsi="Calibri" w:cs="Calibri"/>
+        </w:rPr>
+        <w:t xml:space="preserve"> </w:t>
+      </w:r>
+      <w:proofErr w:type="spellStart"/>
+      <w:r>
+        <w:rPr>
+          <w:rFonts w:ascii="Calibri" w:eastAsia="Calibri" w:hAnsi="Calibri" w:cs="Calibri"/>
+        </w:rPr>
+        <w:t>Law</w:t>
+      </w:r>
+      <w:proofErr w:type="spellEnd"/>
       <w:r>
         <w:rPr>
           <w:rFonts w:ascii="Calibri" w:eastAsia="Calibri" w:hAnsi="Calibri" w:cs="Calibri"/>
@@ -7164,12 +8585,14 @@
         </w:rPr>
         <w:t xml:space="preserve"> על </w:t>
       </w:r>
+      <w:proofErr w:type="spellStart"/>
       <w:r>
         <w:rPr>
           <w:rFonts w:ascii="Calibri" w:eastAsia="Calibri" w:hAnsi="Calibri" w:cs="Calibri"/>
         </w:rPr>
         <w:t>Lognormal</w:t>
       </w:r>
+      <w:proofErr w:type="spellEnd"/>
       <w:r>
         <w:rPr>
           <w:rFonts w:ascii="Calibri" w:eastAsia="Calibri" w:hAnsi="Calibri" w:cs="Calibri"/>
@@ -7177,18 +8600,36 @@
         </w:rPr>
         <w:t>, ולכן הרשת מתוארת כבעלת זנב כבד ולא כ־</w:t>
       </w:r>
+      <w:proofErr w:type="spellStart"/>
       <w:r>
         <w:rPr>
           <w:rFonts w:ascii="Calibri" w:eastAsia="Calibri" w:hAnsi="Calibri" w:cs="Calibri"/>
         </w:rPr>
         <w:t>Scale-Free</w:t>
       </w:r>
-      <w:r>
-        <w:rPr>
-          <w:rFonts w:ascii="Calibri" w:eastAsia="Calibri" w:hAnsi="Calibri" w:cs="Calibri"/>
-          <w:rtl/>
-        </w:rPr>
-        <w:t xml:space="preserve"> באופן חד־משמעי.</w:t>
+      <w:proofErr w:type="spellEnd"/>
+      <w:r>
+        <w:rPr>
+          <w:rFonts w:ascii="Calibri" w:eastAsia="Calibri" w:hAnsi="Calibri" w:cs="Calibri"/>
+          <w:rtl/>
+        </w:rPr>
+        <w:t xml:space="preserve"> באופן </w:t>
+      </w:r>
+      <w:proofErr w:type="spellStart"/>
+      <w:r>
+        <w:rPr>
+          <w:rFonts w:ascii="Calibri" w:eastAsia="Calibri" w:hAnsi="Calibri" w:cs="Calibri"/>
+          <w:rtl/>
+        </w:rPr>
+        <w:t>חד־משמעי</w:t>
+      </w:r>
+      <w:proofErr w:type="spellEnd"/>
+      <w:r>
+        <w:rPr>
+          <w:rFonts w:ascii="Calibri" w:eastAsia="Calibri" w:hAnsi="Calibri" w:cs="Calibri"/>
+          <w:rtl/>
+        </w:rPr>
+        <w:t>.</w:t>
       </w:r>
     </w:p>
     <w:p>
@@ -7236,12 +8677,14 @@
         </w:rPr>
         <w:t xml:space="preserve">בפרויקט בנינו צינור ניתוח טופולוגי לשרשראות אספקת תוכנה והפעלנו אותו על גרף התלויות של </w:t>
       </w:r>
+      <w:proofErr w:type="spellStart"/>
       <w:r>
         <w:rPr>
           <w:rFonts w:ascii="Calibri" w:eastAsia="Calibri" w:hAnsi="Calibri" w:cs="Calibri"/>
         </w:rPr>
         <w:t>Flowise</w:t>
       </w:r>
+      <w:proofErr w:type="spellEnd"/>
       <w:r>
         <w:rPr>
           <w:rFonts w:ascii="Calibri" w:eastAsia="Calibri" w:hAnsi="Calibri" w:cs="Calibri"/>
@@ -7266,12 +8709,14 @@
         </w:rPr>
         <w:t xml:space="preserve">ההשוואה ל־50 גרפים אקראיים הראתה שהרשת כוללת </w:t>
       </w:r>
+      <w:proofErr w:type="spellStart"/>
       <w:r>
         <w:rPr>
           <w:rFonts w:ascii="Calibri" w:eastAsia="Calibri" w:hAnsi="Calibri" w:cs="Calibri"/>
         </w:rPr>
         <w:t>hubs</w:t>
       </w:r>
+      <w:proofErr w:type="spellEnd"/>
       <w:r>
         <w:rPr>
           <w:rFonts w:ascii="Calibri" w:eastAsia="Calibri" w:hAnsi="Calibri" w:cs="Calibri"/>
@@ -7279,12 +8724,14 @@
         </w:rPr>
         <w:t xml:space="preserve"> והתקבצות שאינם מוסברים באמצעות מספר הצמתים והקשתות בלבד. מקדם </w:t>
       </w:r>
+      <w:proofErr w:type="spellStart"/>
       <w:r>
         <w:rPr>
           <w:rFonts w:ascii="Calibri" w:eastAsia="Calibri" w:hAnsi="Calibri" w:cs="Calibri"/>
         </w:rPr>
         <w:t>Small-World</w:t>
       </w:r>
+      <w:proofErr w:type="spellEnd"/>
       <w:r>
         <w:rPr>
           <w:rFonts w:ascii="Calibri" w:eastAsia="Calibri" w:hAnsi="Calibri" w:cs="Calibri"/>
@@ -7300,12 +8747,28 @@
         <w:lastRenderedPageBreak/>
         <w:t xml:space="preserve">גבוהה מאוד עם מסלולים גלובליים קצרים. ניתוח התפלגות הדרגות הראה זנב כבד: </w:t>
       </w:r>
-      <w:r>
-        <w:rPr>
-          <w:rFonts w:ascii="Calibri" w:eastAsia="Calibri" w:hAnsi="Calibri" w:cs="Calibri"/>
-        </w:rPr>
-        <w:t>Power Law</w:t>
-      </w:r>
+      <w:proofErr w:type="spellStart"/>
+      <w:r>
+        <w:rPr>
+          <w:rFonts w:ascii="Calibri" w:eastAsia="Calibri" w:hAnsi="Calibri" w:cs="Calibri"/>
+        </w:rPr>
+        <w:t>Power</w:t>
+      </w:r>
+      <w:proofErr w:type="spellEnd"/>
+      <w:r>
+        <w:rPr>
+          <w:rFonts w:ascii="Calibri" w:eastAsia="Calibri" w:hAnsi="Calibri" w:cs="Calibri"/>
+        </w:rPr>
+        <w:t xml:space="preserve"> </w:t>
+      </w:r>
+      <w:proofErr w:type="spellStart"/>
+      <w:r>
+        <w:rPr>
+          <w:rFonts w:ascii="Calibri" w:eastAsia="Calibri" w:hAnsi="Calibri" w:cs="Calibri"/>
+        </w:rPr>
+        <w:t>Law</w:t>
+      </w:r>
+      <w:proofErr w:type="spellEnd"/>
       <w:r>
         <w:rPr>
           <w:rFonts w:ascii="Calibri" w:eastAsia="Calibri" w:hAnsi="Calibri" w:cs="Calibri"/>
@@ -7313,12 +8776,14 @@
         </w:rPr>
         <w:t xml:space="preserve"> נמצא עדיף על </w:t>
       </w:r>
+      <w:proofErr w:type="spellStart"/>
       <w:r>
         <w:rPr>
           <w:rFonts w:ascii="Calibri" w:eastAsia="Calibri" w:hAnsi="Calibri" w:cs="Calibri"/>
         </w:rPr>
         <w:t>Exponential</w:t>
       </w:r>
+      <w:proofErr w:type="spellEnd"/>
       <w:r>
         <w:rPr>
           <w:rFonts w:ascii="Calibri" w:eastAsia="Calibri" w:hAnsi="Calibri" w:cs="Calibri"/>
@@ -7326,12 +8791,14 @@
         </w:rPr>
         <w:t>, בעוד ש־</w:t>
       </w:r>
+      <w:proofErr w:type="spellStart"/>
       <w:r>
         <w:rPr>
           <w:rFonts w:ascii="Calibri" w:eastAsia="Calibri" w:hAnsi="Calibri" w:cs="Calibri"/>
         </w:rPr>
         <w:t>Lognormal</w:t>
       </w:r>
+      <w:proofErr w:type="spellEnd"/>
       <w:r>
         <w:rPr>
           <w:rFonts w:ascii="Calibri" w:eastAsia="Calibri" w:hAnsi="Calibri" w:cs="Calibri"/>
@@ -7355,12 +8822,14 @@
         </w:rPr>
         <w:t xml:space="preserve">ניסוי החוסן הראה שהסרה ממוקדת של 50 חבילות בעלות </w:t>
       </w:r>
+      <w:proofErr w:type="spellStart"/>
       <w:r>
         <w:rPr>
           <w:rFonts w:ascii="Calibri" w:eastAsia="Calibri" w:hAnsi="Calibri" w:cs="Calibri"/>
         </w:rPr>
         <w:t>Betweenness</w:t>
       </w:r>
+      <w:proofErr w:type="spellEnd"/>
       <w:r>
         <w:rPr>
           <w:rFonts w:ascii="Calibri" w:eastAsia="Calibri" w:hAnsi="Calibri" w:cs="Calibri"/>
@@ -7384,12 +8853,14 @@
         </w:rPr>
         <w:t xml:space="preserve">הניתוח האבטחתי ברמת גרסה זיהה 151 </w:t>
       </w:r>
+      <w:proofErr w:type="spellStart"/>
       <w:r>
         <w:rPr>
           <w:rFonts w:ascii="Calibri" w:eastAsia="Calibri" w:hAnsi="Calibri" w:cs="Calibri"/>
         </w:rPr>
         <w:t>advisories</w:t>
       </w:r>
+      <w:proofErr w:type="spellEnd"/>
       <w:r>
         <w:rPr>
           <w:rFonts w:ascii="Calibri" w:eastAsia="Calibri" w:hAnsi="Calibri" w:cs="Calibri"/>
@@ -7397,12 +8868,14 @@
         </w:rPr>
         <w:t xml:space="preserve"> ייחודיים המשפיעים על 61 צירופי חבילה–גרסה ועל 47 שמות חבילות. עשרים ושלוש מן החבילות המושפעות דורגו בעשירון העליון לפי </w:t>
       </w:r>
+      <w:proofErr w:type="spellStart"/>
       <w:r>
         <w:rPr>
           <w:rFonts w:ascii="Calibri" w:eastAsia="Calibri" w:hAnsi="Calibri" w:cs="Calibri"/>
         </w:rPr>
         <w:t>Betweenness</w:t>
       </w:r>
+      <w:proofErr w:type="spellEnd"/>
       <w:r>
         <w:rPr>
           <w:rFonts w:ascii="Calibri" w:eastAsia="Calibri" w:hAnsi="Calibri" w:cs="Calibri"/>
@@ -7410,12 +8883,14 @@
         </w:rPr>
         <w:t xml:space="preserve"> ו־30 ברבעון העליון. הריכוז היה גבוה באופן מובהק מהצפוי באקראי, כאשר </w:t>
       </w:r>
+      <w:proofErr w:type="spellStart"/>
       <w:r>
         <w:rPr>
           <w:rFonts w:ascii="Calibri" w:eastAsia="Calibri" w:hAnsi="Calibri" w:cs="Calibri"/>
         </w:rPr>
         <w:t>form-data</w:t>
       </w:r>
+      <w:proofErr w:type="spellEnd"/>
       <w:r>
         <w:rPr>
           <w:rFonts w:ascii="Calibri" w:eastAsia="Calibri" w:hAnsi="Calibri" w:cs="Calibri"/>
@@ -7423,12 +8898,14 @@
         </w:rPr>
         <w:t xml:space="preserve"> דורגה במקום השלישי ושילבה מרכזיות גבוהה עם </w:t>
       </w:r>
+      <w:proofErr w:type="spellStart"/>
       <w:r>
         <w:rPr>
           <w:rFonts w:ascii="Calibri" w:eastAsia="Calibri" w:hAnsi="Calibri" w:cs="Calibri"/>
         </w:rPr>
         <w:t>advisory</w:t>
       </w:r>
+      <w:proofErr w:type="spellEnd"/>
       <w:r>
         <w:rPr>
           <w:rFonts w:ascii="Calibri" w:eastAsia="Calibri" w:hAnsi="Calibri" w:cs="Calibri"/>
@@ -7478,25 +8955,61 @@
         </w:rPr>
         <w:t>המסקנה המרכזית היא שמידע אבטחתי ומרכזיות טופולוגית משלימים זה את זה. נתוני ה־</w:t>
       </w:r>
+      <w:proofErr w:type="spellStart"/>
       <w:r>
         <w:rPr>
           <w:rFonts w:ascii="Calibri" w:eastAsia="Calibri" w:hAnsi="Calibri" w:cs="Calibri"/>
         </w:rPr>
         <w:t>advisory</w:t>
       </w:r>
-      <w:r>
-        <w:rPr>
-          <w:rFonts w:ascii="Calibri" w:eastAsia="Calibri" w:hAnsi="Calibri" w:cs="Calibri"/>
-          <w:rtl/>
-        </w:rPr>
-        <w:t xml:space="preserve"> מזהים גרסאות המושפעות מפגיעויות מוכרות, ואילו הגרף מספק הקשר לגבי חשיבותן המערכתית של החבילות. השיטה מאפשרת לתעדף תיקון, ניטור והגנה במקרים שבהם פגיעות ברמת גרסה נפגשת עם מרכזיות גבוהה ברשת, וניתנת להפעלה על מערכות </w:t>
-      </w:r>
+      <w:proofErr w:type="spellEnd"/>
+      <w:r>
+        <w:rPr>
+          <w:rFonts w:ascii="Calibri" w:eastAsia="Calibri" w:hAnsi="Calibri" w:cs="Calibri"/>
+          <w:rtl/>
+        </w:rPr>
+        <w:t xml:space="preserve"> מזהים גרסאות המושפעות </w:t>
+      </w:r>
+      <w:proofErr w:type="spellStart"/>
+      <w:r>
+        <w:rPr>
+          <w:rFonts w:ascii="Calibri" w:eastAsia="Calibri" w:hAnsi="Calibri" w:cs="Calibri"/>
+          <w:rtl/>
+        </w:rPr>
+        <w:t>מפגיעויות</w:t>
+      </w:r>
+      <w:proofErr w:type="spellEnd"/>
+      <w:r>
+        <w:rPr>
+          <w:rFonts w:ascii="Calibri" w:eastAsia="Calibri" w:hAnsi="Calibri" w:cs="Calibri"/>
+          <w:rtl/>
+        </w:rPr>
+        <w:t xml:space="preserve"> מוכרות, ואילו הגרף מספק הקשר לגבי חשיבותן המערכתית של החבילות. השיטה מאפשרת </w:t>
+      </w:r>
+      <w:proofErr w:type="spellStart"/>
+      <w:r>
+        <w:rPr>
+          <w:rFonts w:ascii="Calibri" w:eastAsia="Calibri" w:hAnsi="Calibri" w:cs="Calibri"/>
+          <w:rtl/>
+        </w:rPr>
+        <w:t>לתעדף</w:t>
+      </w:r>
+      <w:proofErr w:type="spellEnd"/>
+      <w:r>
+        <w:rPr>
+          <w:rFonts w:ascii="Calibri" w:eastAsia="Calibri" w:hAnsi="Calibri" w:cs="Calibri"/>
+          <w:rtl/>
+        </w:rPr>
+        <w:t xml:space="preserve"> תיקון, ניטור והגנה במקרים שבהם פגיעות ברמת גרסה נפגשת עם מרכזיות גבוהה ברשת, וניתנת להפעלה על מערכות </w:t>
+      </w:r>
+      <w:proofErr w:type="spellStart"/>
       <w:r>
         <w:rPr>
           <w:rFonts w:ascii="Calibri" w:eastAsia="Calibri" w:hAnsi="Calibri" w:cs="Calibri"/>
         </w:rPr>
         <w:t>npm</w:t>
       </w:r>
+      <w:proofErr w:type="spellEnd"/>
       <w:r>
         <w:rPr>
           <w:rFonts w:ascii="Calibri" w:eastAsia="Calibri" w:hAnsi="Calibri" w:cs="Calibri"/>
@@ -7593,7 +9106,87 @@
             <w:szCs w:val="18"/>
             <w:lang w:val="en-US"/>
           </w:rPr>
-          <w:t xml:space="preserve"> Zimmermann, M., Staicu, C. A., Tenny, C., and Pradel, M. “Small World with High Risks: A Study of Security Threats in the npm Ecosystem.” </w:t>
+          <w:t xml:space="preserve"> Zimmermann, M., </w:t>
+        </w:r>
+        <w:proofErr w:type="spellStart"/>
+        <w:r>
+          <w:rPr>
+            <w:rFonts w:ascii="Calibri" w:eastAsia="Calibri" w:hAnsi="Calibri" w:cs="Calibri"/>
+            <w:sz w:val="18"/>
+            <w:szCs w:val="18"/>
+            <w:lang w:val="en-US"/>
+          </w:rPr>
+          <w:t>Staicu</w:t>
+        </w:r>
+        <w:proofErr w:type="spellEnd"/>
+        <w:r>
+          <w:rPr>
+            <w:rFonts w:ascii="Calibri" w:eastAsia="Calibri" w:hAnsi="Calibri" w:cs="Calibri"/>
+            <w:sz w:val="18"/>
+            <w:szCs w:val="18"/>
+            <w:lang w:val="en-US"/>
+          </w:rPr>
+          <w:t xml:space="preserve">, C. A., </w:t>
+        </w:r>
+        <w:proofErr w:type="spellStart"/>
+        <w:r>
+          <w:rPr>
+            <w:rFonts w:ascii="Calibri" w:eastAsia="Calibri" w:hAnsi="Calibri" w:cs="Calibri"/>
+            <w:sz w:val="18"/>
+            <w:szCs w:val="18"/>
+            <w:lang w:val="en-US"/>
+          </w:rPr>
+          <w:t>Tenny</w:t>
+        </w:r>
+        <w:proofErr w:type="spellEnd"/>
+        <w:r>
+          <w:rPr>
+            <w:rFonts w:ascii="Calibri" w:eastAsia="Calibri" w:hAnsi="Calibri" w:cs="Calibri"/>
+            <w:sz w:val="18"/>
+            <w:szCs w:val="18"/>
+            <w:lang w:val="en-US"/>
+          </w:rPr>
+          <w:t xml:space="preserve">, C., and </w:t>
+        </w:r>
+        <w:proofErr w:type="spellStart"/>
+        <w:r>
+          <w:rPr>
+            <w:rFonts w:ascii="Calibri" w:eastAsia="Calibri" w:hAnsi="Calibri" w:cs="Calibri"/>
+            <w:sz w:val="18"/>
+            <w:szCs w:val="18"/>
+            <w:lang w:val="en-US"/>
+          </w:rPr>
+          <w:t>Pradel</w:t>
+        </w:r>
+        <w:proofErr w:type="spellEnd"/>
+        <w:r>
+          <w:rPr>
+            <w:rFonts w:ascii="Calibri" w:eastAsia="Calibri" w:hAnsi="Calibri" w:cs="Calibri"/>
+            <w:sz w:val="18"/>
+            <w:szCs w:val="18"/>
+            <w:lang w:val="en-US"/>
+          </w:rPr>
+          <w:t xml:space="preserve">, M. “Small World with High Risks: A Study of Security Threats in the </w:t>
+        </w:r>
+        <w:proofErr w:type="spellStart"/>
+        <w:r>
+          <w:rPr>
+            <w:rFonts w:ascii="Calibri" w:eastAsia="Calibri" w:hAnsi="Calibri" w:cs="Calibri"/>
+            <w:sz w:val="18"/>
+            <w:szCs w:val="18"/>
+            <w:lang w:val="en-US"/>
+          </w:rPr>
+          <w:t>npm</w:t>
+        </w:r>
+        <w:proofErr w:type="spellEnd"/>
+        <w:r>
+          <w:rPr>
+            <w:rFonts w:ascii="Calibri" w:eastAsia="Calibri" w:hAnsi="Calibri" w:cs="Calibri"/>
+            <w:sz w:val="18"/>
+            <w:szCs w:val="18"/>
+            <w:lang w:val="en-US"/>
+          </w:rPr>
+          <w:t xml:space="preserve"> Ecosystem.” </w:t>
         </w:r>
         <w:r>
           <w:rPr>
@@ -7638,7 +9231,27 @@
           <w:szCs w:val="18"/>
           <w:lang w:val="en-US"/>
         </w:rPr>
-        <w:t xml:space="preserve">[2] Ohm, M., Plate, H., Sykosch, A., and Meier, M. “Backstabber’s Knife Collection: A Review of </w:t>
+        <w:t xml:space="preserve">[2] Ohm, M., Plate, H., </w:t>
+      </w:r>
+      <w:proofErr w:type="spellStart"/>
+      <w:r>
+        <w:rPr>
+          <w:rFonts w:ascii="Calibri" w:eastAsia="Calibri" w:hAnsi="Calibri" w:cs="Calibri"/>
+          <w:sz w:val="18"/>
+          <w:szCs w:val="18"/>
+          <w:lang w:val="en-US"/>
+        </w:rPr>
+        <w:t>Sykosch</w:t>
+      </w:r>
+      <w:proofErr w:type="spellEnd"/>
+      <w:r>
+        <w:rPr>
+          <w:rFonts w:ascii="Calibri" w:eastAsia="Calibri" w:hAnsi="Calibri" w:cs="Calibri"/>
+          <w:sz w:val="18"/>
+          <w:szCs w:val="18"/>
+          <w:lang w:val="en-US"/>
+        </w:rPr>
+        <w:t xml:space="preserve">, A., and Meier, M. “Backstabber’s Knife Collection: A Review of </w:t>
       </w:r>
       <w:r>
         <w:rPr>
@@ -7699,7 +9312,47 @@
           <w:szCs w:val="18"/>
           <w:lang w:val="en-US"/>
         </w:rPr>
-        <w:t>[3] Albert, R., Jeong, H., and Barabási, A. L. “Error and Attack Tolerance of Complex Networks.” Nature, 2000.</w:t>
+        <w:t xml:space="preserve">[3] Albert, R., </w:t>
+      </w:r>
+      <w:proofErr w:type="spellStart"/>
+      <w:r>
+        <w:rPr>
+          <w:rFonts w:ascii="Calibri" w:eastAsia="Calibri" w:hAnsi="Calibri" w:cs="Calibri"/>
+          <w:sz w:val="18"/>
+          <w:szCs w:val="18"/>
+          <w:lang w:val="en-US"/>
+        </w:rPr>
+        <w:t>Jeong</w:t>
+      </w:r>
+      <w:proofErr w:type="spellEnd"/>
+      <w:r>
+        <w:rPr>
+          <w:rFonts w:ascii="Calibri" w:eastAsia="Calibri" w:hAnsi="Calibri" w:cs="Calibri"/>
+          <w:sz w:val="18"/>
+          <w:szCs w:val="18"/>
+          <w:lang w:val="en-US"/>
+        </w:rPr>
+        <w:t xml:space="preserve">, H., and </w:t>
+      </w:r>
+      <w:proofErr w:type="spellStart"/>
+      <w:r>
+        <w:rPr>
+          <w:rFonts w:ascii="Calibri" w:eastAsia="Calibri" w:hAnsi="Calibri" w:cs="Calibri"/>
+          <w:sz w:val="18"/>
+          <w:szCs w:val="18"/>
+          <w:lang w:val="en-US"/>
+        </w:rPr>
+        <w:t>Barabási</w:t>
+      </w:r>
+      <w:proofErr w:type="spellEnd"/>
+      <w:r>
+        <w:rPr>
+          <w:rFonts w:ascii="Calibri" w:eastAsia="Calibri" w:hAnsi="Calibri" w:cs="Calibri"/>
+          <w:sz w:val="18"/>
+          <w:szCs w:val="18"/>
+          <w:lang w:val="en-US"/>
+        </w:rPr>
+        <w:t>, A. L. “Error and Attack Tolerance of Complex Networks.” Nature, 2000.</w:t>
       </w:r>
       <w:r>
         <w:rPr>
@@ -7752,6 +9405,7 @@
         </w:rPr>
         <w:fldChar w:fldCharType="end"/>
       </w:r>
+      <w:proofErr w:type="spellStart"/>
       <w:r>
         <w:rPr>
           <w:rFonts w:ascii="Calibri" w:eastAsia="Calibri" w:hAnsi="Calibri" w:cs="Calibri"/>
@@ -7759,7 +9413,97 @@
           <w:szCs w:val="18"/>
           <w:lang w:val="en-US"/>
         </w:rPr>
-        <w:t>Saayman, J. “Post Mortem: axios npm Supply Chain Compromise.” axios/axios GitHub Issue #10636, April 2, 2026.</w:t>
+        <w:t>Saayman</w:t>
+      </w:r>
+      <w:proofErr w:type="spellEnd"/>
+      <w:r>
+        <w:rPr>
+          <w:rFonts w:ascii="Calibri" w:eastAsia="Calibri" w:hAnsi="Calibri" w:cs="Calibri"/>
+          <w:sz w:val="18"/>
+          <w:szCs w:val="18"/>
+          <w:lang w:val="en-US"/>
+        </w:rPr>
+        <w:t xml:space="preserve">, J. “Post Mortem: </w:t>
+      </w:r>
+      <w:proofErr w:type="spellStart"/>
+      <w:r>
+        <w:rPr>
+          <w:rFonts w:ascii="Calibri" w:eastAsia="Calibri" w:hAnsi="Calibri" w:cs="Calibri"/>
+          <w:sz w:val="18"/>
+          <w:szCs w:val="18"/>
+          <w:lang w:val="en-US"/>
+        </w:rPr>
+        <w:t>axios</w:t>
+      </w:r>
+      <w:proofErr w:type="spellEnd"/>
+      <w:r>
+        <w:rPr>
+          <w:rFonts w:ascii="Calibri" w:eastAsia="Calibri" w:hAnsi="Calibri" w:cs="Calibri"/>
+          <w:sz w:val="18"/>
+          <w:szCs w:val="18"/>
+          <w:lang w:val="en-US"/>
+        </w:rPr>
+        <w:t xml:space="preserve"> </w:t>
+      </w:r>
+      <w:proofErr w:type="spellStart"/>
+      <w:r>
+        <w:rPr>
+          <w:rFonts w:ascii="Calibri" w:eastAsia="Calibri" w:hAnsi="Calibri" w:cs="Calibri"/>
+          <w:sz w:val="18"/>
+          <w:szCs w:val="18"/>
+          <w:lang w:val="en-US"/>
+        </w:rPr>
+        <w:t>npm</w:t>
+      </w:r>
+      <w:proofErr w:type="spellEnd"/>
+      <w:r>
+        <w:rPr>
+          <w:rFonts w:ascii="Calibri" w:eastAsia="Calibri" w:hAnsi="Calibri" w:cs="Calibri"/>
+          <w:sz w:val="18"/>
+          <w:szCs w:val="18"/>
+          <w:lang w:val="en-US"/>
+        </w:rPr>
+        <w:t xml:space="preserve"> Supply Chain Compromise.” </w:t>
+      </w:r>
+      <w:proofErr w:type="spellStart"/>
+      <w:r>
+        <w:rPr>
+          <w:rFonts w:ascii="Calibri" w:eastAsia="Calibri" w:hAnsi="Calibri" w:cs="Calibri"/>
+          <w:sz w:val="18"/>
+          <w:szCs w:val="18"/>
+          <w:lang w:val="en-US"/>
+        </w:rPr>
+        <w:t>axios</w:t>
+      </w:r>
+      <w:proofErr w:type="spellEnd"/>
+      <w:r>
+        <w:rPr>
+          <w:rFonts w:ascii="Calibri" w:eastAsia="Calibri" w:hAnsi="Calibri" w:cs="Calibri"/>
+          <w:sz w:val="18"/>
+          <w:szCs w:val="18"/>
+          <w:lang w:val="en-US"/>
+        </w:rPr>
+        <w:t>/</w:t>
+      </w:r>
+      <w:proofErr w:type="spellStart"/>
+      <w:r>
+        <w:rPr>
+          <w:rFonts w:ascii="Calibri" w:eastAsia="Calibri" w:hAnsi="Calibri" w:cs="Calibri"/>
+          <w:sz w:val="18"/>
+          <w:szCs w:val="18"/>
+          <w:lang w:val="en-US"/>
+        </w:rPr>
+        <w:t>axios</w:t>
+      </w:r>
+      <w:proofErr w:type="spellEnd"/>
+      <w:r>
+        <w:rPr>
+          <w:rFonts w:ascii="Calibri" w:eastAsia="Calibri" w:hAnsi="Calibri" w:cs="Calibri"/>
+          <w:sz w:val="18"/>
+          <w:szCs w:val="18"/>
+          <w:lang w:val="en-US"/>
+        </w:rPr>
+        <w:t xml:space="preserve"> GitHub Issue #10636, April 2, 2026.</w:t>
       </w:r>
     </w:p>
     <w:bookmarkStart w:id="21" w:name="l0qh1bb84yw0" w:colFirst="0" w:colLast="0"/>
@@ -7804,6 +9548,7 @@
         </w:rPr>
         <w:fldChar w:fldCharType="end"/>
       </w:r>
+      <w:proofErr w:type="spellStart"/>
       <w:r>
         <w:rPr>
           <w:rFonts w:ascii="Calibri" w:eastAsia="Calibri" w:hAnsi="Calibri" w:cs="Calibri"/>
@@ -7811,7 +9556,37 @@
           <w:szCs w:val="18"/>
           <w:lang w:val="en-US"/>
         </w:rPr>
-        <w:t xml:space="preserve">Sonatype Research Team. “Atomic Arch npm Campaign Adds Malicious Dependency.” June 11, 2026. </w:t>
+        <w:t>Sonatype</w:t>
+      </w:r>
+      <w:proofErr w:type="spellEnd"/>
+      <w:r>
+        <w:rPr>
+          <w:rFonts w:ascii="Calibri" w:eastAsia="Calibri" w:hAnsi="Calibri" w:cs="Calibri"/>
+          <w:sz w:val="18"/>
+          <w:szCs w:val="18"/>
+          <w:lang w:val="en-US"/>
+        </w:rPr>
+        <w:t xml:space="preserve"> Research Team. “Atomic Arch </w:t>
+      </w:r>
+      <w:proofErr w:type="spellStart"/>
+      <w:r>
+        <w:rPr>
+          <w:rFonts w:ascii="Calibri" w:eastAsia="Calibri" w:hAnsi="Calibri" w:cs="Calibri"/>
+          <w:sz w:val="18"/>
+          <w:szCs w:val="18"/>
+          <w:lang w:val="en-US"/>
+        </w:rPr>
+        <w:t>npm</w:t>
+      </w:r>
+      <w:proofErr w:type="spellEnd"/>
+      <w:r>
+        <w:rPr>
+          <w:rFonts w:ascii="Calibri" w:eastAsia="Calibri" w:hAnsi="Calibri" w:cs="Calibri"/>
+          <w:sz w:val="18"/>
+          <w:szCs w:val="18"/>
+          <w:lang w:val="en-US"/>
+        </w:rPr>
+        <w:t xml:space="preserve"> Campaign Adds Malicious Dependency.” June 11, 2026. </w:t>
       </w:r>
     </w:p>
     <w:bookmarkStart w:id="22" w:name="iq8ykflomelh" w:colFirst="0" w:colLast="0"/>
@@ -7846,7 +9621,27 @@
           <w:szCs w:val="18"/>
           <w:lang w:val="en-US"/>
         </w:rPr>
-        <w:t>[6] Clauset, A., Newman, M. E. J., and Moore, C. “Finding Community Structure in Very Large Networks.” Physical Review E, 2004.</w:t>
+        <w:t xml:space="preserve">[6] </w:t>
+      </w:r>
+      <w:proofErr w:type="spellStart"/>
+      <w:r>
+        <w:rPr>
+          <w:rFonts w:ascii="Calibri" w:eastAsia="Calibri" w:hAnsi="Calibri" w:cs="Calibri"/>
+          <w:sz w:val="18"/>
+          <w:szCs w:val="18"/>
+          <w:lang w:val="en-US"/>
+        </w:rPr>
+        <w:t>Clauset</w:t>
+      </w:r>
+      <w:proofErr w:type="spellEnd"/>
+      <w:r>
+        <w:rPr>
+          <w:rFonts w:ascii="Calibri" w:eastAsia="Calibri" w:hAnsi="Calibri" w:cs="Calibri"/>
+          <w:sz w:val="18"/>
+          <w:szCs w:val="18"/>
+          <w:lang w:val="en-US"/>
+        </w:rPr>
+        <w:t>, A., Newman, M. E. J., and Moore, C. “Finding Community Structure in Very Large Networks.” Physical Review E, 2004.</w:t>
       </w:r>
       <w:r>
         <w:rPr>
@@ -7932,7 +9727,47 @@
           <w:szCs w:val="18"/>
           <w:lang w:val="en-US"/>
         </w:rPr>
-        <w:t>[8] Google Open Source Insights. “deps.dev API v3 Documentation.” Accessed July 2026.</w:t>
+        <w:t xml:space="preserve">[8] Google </w:t>
+      </w:r>
+      <w:proofErr w:type="gramStart"/>
+      <w:r>
+        <w:rPr>
+          <w:rFonts w:ascii="Calibri" w:eastAsia="Calibri" w:hAnsi="Calibri" w:cs="Calibri"/>
+          <w:sz w:val="18"/>
+          <w:szCs w:val="18"/>
+          <w:lang w:val="en-US"/>
+        </w:rPr>
+        <w:t>Open Source</w:t>
+      </w:r>
+      <w:proofErr w:type="gramEnd"/>
+      <w:r>
+        <w:rPr>
+          <w:rFonts w:ascii="Calibri" w:eastAsia="Calibri" w:hAnsi="Calibri" w:cs="Calibri"/>
+          <w:sz w:val="18"/>
+          <w:szCs w:val="18"/>
+          <w:lang w:val="en-US"/>
+        </w:rPr>
+        <w:t xml:space="preserve"> Insights. “</w:t>
+      </w:r>
+      <w:proofErr w:type="spellStart"/>
+      <w:r>
+        <w:rPr>
+          <w:rFonts w:ascii="Calibri" w:eastAsia="Calibri" w:hAnsi="Calibri" w:cs="Calibri"/>
+          <w:sz w:val="18"/>
+          <w:szCs w:val="18"/>
+          <w:lang w:val="en-US"/>
+        </w:rPr>
+        <w:t>deps.dev</w:t>
+      </w:r>
+      <w:proofErr w:type="spellEnd"/>
+      <w:r>
+        <w:rPr>
+          <w:rFonts w:ascii="Calibri" w:eastAsia="Calibri" w:hAnsi="Calibri" w:cs="Calibri"/>
+          <w:sz w:val="18"/>
+          <w:szCs w:val="18"/>
+          <w:lang w:val="en-US"/>
+        </w:rPr>
+        <w:t xml:space="preserve"> API v3 Documentation.” Accessed July 2026.</w:t>
       </w:r>
       <w:r>
         <w:rPr>
@@ -7975,7 +9810,47 @@
           <w:szCs w:val="18"/>
           <w:lang w:val="en-US"/>
         </w:rPr>
-        <w:t>[9] NetworkX Developers. “NetworkX Documentation.” Accessed July 2026.</w:t>
+        <w:t xml:space="preserve">[9] </w:t>
+      </w:r>
+      <w:proofErr w:type="spellStart"/>
+      <w:r>
+        <w:rPr>
+          <w:rFonts w:ascii="Calibri" w:eastAsia="Calibri" w:hAnsi="Calibri" w:cs="Calibri"/>
+          <w:sz w:val="18"/>
+          <w:szCs w:val="18"/>
+          <w:lang w:val="en-US"/>
+        </w:rPr>
+        <w:t>NetworkX</w:t>
+      </w:r>
+      <w:proofErr w:type="spellEnd"/>
+      <w:r>
+        <w:rPr>
+          <w:rFonts w:ascii="Calibri" w:eastAsia="Calibri" w:hAnsi="Calibri" w:cs="Calibri"/>
+          <w:sz w:val="18"/>
+          <w:szCs w:val="18"/>
+          <w:lang w:val="en-US"/>
+        </w:rPr>
+        <w:t xml:space="preserve"> Developers. “</w:t>
+      </w:r>
+      <w:proofErr w:type="spellStart"/>
+      <w:r>
+        <w:rPr>
+          <w:rFonts w:ascii="Calibri" w:eastAsia="Calibri" w:hAnsi="Calibri" w:cs="Calibri"/>
+          <w:sz w:val="18"/>
+          <w:szCs w:val="18"/>
+          <w:lang w:val="en-US"/>
+        </w:rPr>
+        <w:t>NetworkX</w:t>
+      </w:r>
+      <w:proofErr w:type="spellEnd"/>
+      <w:r>
+        <w:rPr>
+          <w:rFonts w:ascii="Calibri" w:eastAsia="Calibri" w:hAnsi="Calibri" w:cs="Calibri"/>
+          <w:sz w:val="18"/>
+          <w:szCs w:val="18"/>
+          <w:lang w:val="en-US"/>
+        </w:rPr>
+        <w:t xml:space="preserve"> Documentation.” Accessed July 2026.</w:t>
       </w:r>
       <w:r>
         <w:rPr>
@@ -8018,7 +9893,27 @@
           <w:szCs w:val="18"/>
           <w:lang w:val="en-US"/>
         </w:rPr>
-        <w:t>[10] Watts, D. J., and Strogatz, S. H. “Collective Dynamics of Small-World Networks.” Nature, 1998.</w:t>
+        <w:t xml:space="preserve">[10] Watts, D. J., and </w:t>
+      </w:r>
+      <w:proofErr w:type="spellStart"/>
+      <w:r>
+        <w:rPr>
+          <w:rFonts w:ascii="Calibri" w:eastAsia="Calibri" w:hAnsi="Calibri" w:cs="Calibri"/>
+          <w:sz w:val="18"/>
+          <w:szCs w:val="18"/>
+          <w:lang w:val="en-US"/>
+        </w:rPr>
+        <w:t>Strogatz</w:t>
+      </w:r>
+      <w:proofErr w:type="spellEnd"/>
+      <w:r>
+        <w:rPr>
+          <w:rFonts w:ascii="Calibri" w:eastAsia="Calibri" w:hAnsi="Calibri" w:cs="Calibri"/>
+          <w:sz w:val="18"/>
+          <w:szCs w:val="18"/>
+          <w:lang w:val="en-US"/>
+        </w:rPr>
+        <w:t>, S. H. “Collective Dynamics of Small-World Networks.” Nature, 1998.</w:t>
       </w:r>
       <w:r>
         <w:rPr>
@@ -8061,7 +9956,27 @@
           <w:szCs w:val="18"/>
           <w:lang w:val="en-US"/>
         </w:rPr>
-        <w:t>[11] Humphries, M. D., and Gurney, K. “Network ‘Small-World-Ness’: A Quantitative Method for Determining Canonical Network Equivalence.” PLoS ONE, 2008.</w:t>
+        <w:t xml:space="preserve">[11] Humphries, M. D., and Gurney, K. “Network ‘Small-World-Ness’: A Quantitative Method for Determining Canonical Network Equivalence.” </w:t>
+      </w:r>
+      <w:proofErr w:type="spellStart"/>
+      <w:r>
+        <w:rPr>
+          <w:rFonts w:ascii="Calibri" w:eastAsia="Calibri" w:hAnsi="Calibri" w:cs="Calibri"/>
+          <w:sz w:val="18"/>
+          <w:szCs w:val="18"/>
+          <w:lang w:val="en-US"/>
+        </w:rPr>
+        <w:t>PLoS</w:t>
+      </w:r>
+      <w:proofErr w:type="spellEnd"/>
+      <w:r>
+        <w:rPr>
+          <w:rFonts w:ascii="Calibri" w:eastAsia="Calibri" w:hAnsi="Calibri" w:cs="Calibri"/>
+          <w:sz w:val="18"/>
+          <w:szCs w:val="18"/>
+          <w:lang w:val="en-US"/>
+        </w:rPr>
+        <w:t xml:space="preserve"> ONE, 2008.</w:t>
       </w:r>
       <w:r>
         <w:rPr>
@@ -8104,7 +10019,47 @@
           <w:szCs w:val="18"/>
           <w:lang w:val="en-US"/>
         </w:rPr>
-        <w:t>[12] Clauset, A., Shalizi, C. R., and Newman, M. E. J. “Power-Law Distributions in Empirical Data.” SIAM Review, 2009.</w:t>
+        <w:t xml:space="preserve">[12] </w:t>
+      </w:r>
+      <w:proofErr w:type="spellStart"/>
+      <w:r>
+        <w:rPr>
+          <w:rFonts w:ascii="Calibri" w:eastAsia="Calibri" w:hAnsi="Calibri" w:cs="Calibri"/>
+          <w:sz w:val="18"/>
+          <w:szCs w:val="18"/>
+          <w:lang w:val="en-US"/>
+        </w:rPr>
+        <w:t>Clauset</w:t>
+      </w:r>
+      <w:proofErr w:type="spellEnd"/>
+      <w:r>
+        <w:rPr>
+          <w:rFonts w:ascii="Calibri" w:eastAsia="Calibri" w:hAnsi="Calibri" w:cs="Calibri"/>
+          <w:sz w:val="18"/>
+          <w:szCs w:val="18"/>
+          <w:lang w:val="en-US"/>
+        </w:rPr>
+        <w:t xml:space="preserve">, A., </w:t>
+      </w:r>
+      <w:proofErr w:type="spellStart"/>
+      <w:r>
+        <w:rPr>
+          <w:rFonts w:ascii="Calibri" w:eastAsia="Calibri" w:hAnsi="Calibri" w:cs="Calibri"/>
+          <w:sz w:val="18"/>
+          <w:szCs w:val="18"/>
+          <w:lang w:val="en-US"/>
+        </w:rPr>
+        <w:t>Shalizi</w:t>
+      </w:r>
+      <w:proofErr w:type="spellEnd"/>
+      <w:r>
+        <w:rPr>
+          <w:rFonts w:ascii="Calibri" w:eastAsia="Calibri" w:hAnsi="Calibri" w:cs="Calibri"/>
+          <w:sz w:val="18"/>
+          <w:szCs w:val="18"/>
+          <w:lang w:val="en-US"/>
+        </w:rPr>
+        <w:t>, C. R., and Newman, M. E. J. “Power-Law Distributions in Empirical Data.” SIAM Review, 2009.</w:t>
       </w:r>
       <w:r>
         <w:rPr>
@@ -8147,7 +10102,107 @@
           <w:szCs w:val="18"/>
           <w:lang w:val="en-US"/>
         </w:rPr>
-        <w:t>[13] Alstott, J., Bullmore, E., and Plenz, D. “powerlaw: A Python Package for Analysis of Heavy-Tailed Distributions.” PLoS ONE, 2014.</w:t>
+        <w:t xml:space="preserve">[13] </w:t>
+      </w:r>
+      <w:proofErr w:type="spellStart"/>
+      <w:r>
+        <w:rPr>
+          <w:rFonts w:ascii="Calibri" w:eastAsia="Calibri" w:hAnsi="Calibri" w:cs="Calibri"/>
+          <w:sz w:val="18"/>
+          <w:szCs w:val="18"/>
+          <w:lang w:val="en-US"/>
+        </w:rPr>
+        <w:t>Alstott</w:t>
+      </w:r>
+      <w:proofErr w:type="spellEnd"/>
+      <w:r>
+        <w:rPr>
+          <w:rFonts w:ascii="Calibri" w:eastAsia="Calibri" w:hAnsi="Calibri" w:cs="Calibri"/>
+          <w:sz w:val="18"/>
+          <w:szCs w:val="18"/>
+          <w:lang w:val="en-US"/>
+        </w:rPr>
+        <w:t xml:space="preserve">, J., </w:t>
+      </w:r>
+      <w:proofErr w:type="spellStart"/>
+      <w:r>
+        <w:rPr>
+          <w:rFonts w:ascii="Calibri" w:eastAsia="Calibri" w:hAnsi="Calibri" w:cs="Calibri"/>
+          <w:sz w:val="18"/>
+          <w:szCs w:val="18"/>
+          <w:lang w:val="en-US"/>
+        </w:rPr>
+        <w:t>Bullmore</w:t>
+      </w:r>
+      <w:proofErr w:type="spellEnd"/>
+      <w:r>
+        <w:rPr>
+          <w:rFonts w:ascii="Calibri" w:eastAsia="Calibri" w:hAnsi="Calibri" w:cs="Calibri"/>
+          <w:sz w:val="18"/>
+          <w:szCs w:val="18"/>
+          <w:lang w:val="en-US"/>
+        </w:rPr>
+        <w:t xml:space="preserve">, E., and </w:t>
+      </w:r>
+      <w:proofErr w:type="spellStart"/>
+      <w:r>
+        <w:rPr>
+          <w:rFonts w:ascii="Calibri" w:eastAsia="Calibri" w:hAnsi="Calibri" w:cs="Calibri"/>
+          <w:sz w:val="18"/>
+          <w:szCs w:val="18"/>
+          <w:lang w:val="en-US"/>
+        </w:rPr>
+        <w:t>Plenz</w:t>
+      </w:r>
+      <w:proofErr w:type="spellEnd"/>
+      <w:r>
+        <w:rPr>
+          <w:rFonts w:ascii="Calibri" w:eastAsia="Calibri" w:hAnsi="Calibri" w:cs="Calibri"/>
+          <w:sz w:val="18"/>
+          <w:szCs w:val="18"/>
+          <w:lang w:val="en-US"/>
+        </w:rPr>
+        <w:t>, D. “</w:t>
+      </w:r>
+      <w:proofErr w:type="spellStart"/>
+      <w:r>
+        <w:rPr>
+          <w:rFonts w:ascii="Calibri" w:eastAsia="Calibri" w:hAnsi="Calibri" w:cs="Calibri"/>
+          <w:sz w:val="18"/>
+          <w:szCs w:val="18"/>
+          <w:lang w:val="en-US"/>
+        </w:rPr>
+        <w:t>powerlaw</w:t>
+      </w:r>
+      <w:proofErr w:type="spellEnd"/>
+      <w:r>
+        <w:rPr>
+          <w:rFonts w:ascii="Calibri" w:eastAsia="Calibri" w:hAnsi="Calibri" w:cs="Calibri"/>
+          <w:sz w:val="18"/>
+          <w:szCs w:val="18"/>
+          <w:lang w:val="en-US"/>
+        </w:rPr>
+        <w:t xml:space="preserve">: A Python Package for Analysis of Heavy-Tailed Distributions.” </w:t>
+      </w:r>
+      <w:proofErr w:type="spellStart"/>
+      <w:r>
+        <w:rPr>
+          <w:rFonts w:ascii="Calibri" w:eastAsia="Calibri" w:hAnsi="Calibri" w:cs="Calibri"/>
+          <w:sz w:val="18"/>
+          <w:szCs w:val="18"/>
+          <w:lang w:val="en-US"/>
+        </w:rPr>
+        <w:t>PLoS</w:t>
+      </w:r>
+      <w:proofErr w:type="spellEnd"/>
+      <w:r>
+        <w:rPr>
+          <w:rFonts w:ascii="Calibri" w:eastAsia="Calibri" w:hAnsi="Calibri" w:cs="Calibri"/>
+          <w:sz w:val="18"/>
+          <w:szCs w:val="18"/>
+          <w:lang w:val="en-US"/>
+        </w:rPr>
+        <w:t xml:space="preserve"> ONE, 2014.</w:t>
       </w:r>
       <w:r>
         <w:rPr>
@@ -8232,15 +10287,83 @@
           <w:szCs w:val="18"/>
           <w:lang w:val="en-US"/>
         </w:rPr>
-        <w:t xml:space="preserve">[15] OpenSSF. “OSV.dev Vulnerability Database and API Documentation.” </w:t>
-      </w:r>
+        <w:t xml:space="preserve">[15] </w:t>
+      </w:r>
+      <w:proofErr w:type="spellStart"/>
       <w:r>
         <w:rPr>
           <w:rFonts w:ascii="Calibri" w:eastAsia="Calibri" w:hAnsi="Calibri" w:cs="Calibri"/>
           <w:sz w:val="18"/>
           <w:szCs w:val="18"/>
-        </w:rPr>
-        <w:t xml:space="preserve">Accessed July 2026. </w:t>
+          <w:lang w:val="en-US"/>
+        </w:rPr>
+        <w:t>OpenSSF</w:t>
+      </w:r>
+      <w:proofErr w:type="spellEnd"/>
+      <w:r>
+        <w:rPr>
+          <w:rFonts w:ascii="Calibri" w:eastAsia="Calibri" w:hAnsi="Calibri" w:cs="Calibri"/>
+          <w:sz w:val="18"/>
+          <w:szCs w:val="18"/>
+          <w:lang w:val="en-US"/>
+        </w:rPr>
+        <w:t>. “</w:t>
+      </w:r>
+      <w:proofErr w:type="spellStart"/>
+      <w:r>
+        <w:rPr>
+          <w:rFonts w:ascii="Calibri" w:eastAsia="Calibri" w:hAnsi="Calibri" w:cs="Calibri"/>
+          <w:sz w:val="18"/>
+          <w:szCs w:val="18"/>
+          <w:lang w:val="en-US"/>
+        </w:rPr>
+        <w:t>OSV.dev</w:t>
+      </w:r>
+      <w:proofErr w:type="spellEnd"/>
+      <w:r>
+        <w:rPr>
+          <w:rFonts w:ascii="Calibri" w:eastAsia="Calibri" w:hAnsi="Calibri" w:cs="Calibri"/>
+          <w:sz w:val="18"/>
+          <w:szCs w:val="18"/>
+          <w:lang w:val="en-US"/>
+        </w:rPr>
+        <w:t xml:space="preserve"> Vulnerability Database and API Documentation.” </w:t>
+      </w:r>
+      <w:proofErr w:type="spellStart"/>
+      <w:r>
+        <w:rPr>
+          <w:rFonts w:ascii="Calibri" w:eastAsia="Calibri" w:hAnsi="Calibri" w:cs="Calibri"/>
+          <w:sz w:val="18"/>
+          <w:szCs w:val="18"/>
+        </w:rPr>
+        <w:t>Accessed</w:t>
+      </w:r>
+      <w:proofErr w:type="spellEnd"/>
+      <w:r>
+        <w:rPr>
+          <w:rFonts w:ascii="Calibri" w:eastAsia="Calibri" w:hAnsi="Calibri" w:cs="Calibri"/>
+          <w:sz w:val="18"/>
+          <w:szCs w:val="18"/>
+        </w:rPr>
+        <w:t xml:space="preserve"> </w:t>
+      </w:r>
+      <w:proofErr w:type="spellStart"/>
+      <w:r>
+        <w:rPr>
+          <w:rFonts w:ascii="Calibri" w:eastAsia="Calibri" w:hAnsi="Calibri" w:cs="Calibri"/>
+          <w:sz w:val="18"/>
+          <w:szCs w:val="18"/>
+        </w:rPr>
+        <w:t>July</w:t>
+      </w:r>
+      <w:proofErr w:type="spellEnd"/>
+      <w:r>
+        <w:rPr>
+          <w:rFonts w:ascii="Calibri" w:eastAsia="Calibri" w:hAnsi="Calibri" w:cs="Calibri"/>
+          <w:sz w:val="18"/>
+          <w:szCs w:val="18"/>
+        </w:rPr>
+        <w:t xml:space="preserve"> 2026. </w:t>
       </w:r>
       <w:r>
         <w:rPr>

--- a/docs/final_report.docx
+++ b/docs/final_report.docx
@@ -8,7 +8,7 @@
         <w:keepNext w:val="0"/>
         <w:keepLines w:val="0"/>
         <w:bidi/>
-        <w:spacing w:before="480" w:line="240" w:lineRule="auto"/>
+        <w:spacing w:before="0" w:line="240" w:lineRule="auto"/>
         <w:jc w:val="center"/>
         <w:rPr>
           <w:rFonts w:ascii="Calibri" w:eastAsia="Calibri" w:hAnsi="Calibri" w:cs="Calibri"/>
@@ -29,26 +29,28 @@
         </w:rPr>
         <w:t>ניתוח טופולוגי של סיכונים בשרשראות אספקת תוכנה באמצעות אלגוריתמים בגרפים</w:t>
       </w:r>
-    </w:p>
-    <w:p>
-      <w:pPr>
-        <w:pStyle w:val="Heading2"/>
-        <w:keepNext w:val="0"/>
-        <w:keepLines w:val="0"/>
-        <w:bidi/>
-        <w:spacing w:after="80" w:line="240" w:lineRule="auto"/>
-        <w:jc w:val="center"/>
+      <w:bookmarkStart w:id="1" w:name="_5yktttx2j8t" w:colFirst="0" w:colLast="0"/>
+      <w:bookmarkEnd w:id="1"/>
+      <w:r>
         <w:rPr>
           <w:rFonts w:ascii="Calibri" w:eastAsia="Calibri" w:hAnsi="Calibri" w:cs="Calibri"/>
           <w:b/>
           <w:bCs/>
           <w:color w:val="1F1F1F"/>
-          <w:sz w:val="30"/>
-          <w:szCs w:val="30"/>
-        </w:rPr>
-      </w:pPr>
-      <w:bookmarkStart w:id="1" w:name="_5yktttx2j8t" w:colFirst="0" w:colLast="0"/>
-      <w:bookmarkEnd w:id="1"/>
+          <w:rtl/>
+        </w:rPr>
+        <w:br/>
+      </w:r>
+      <w:r>
+        <w:rPr>
+          <w:rFonts w:ascii="Calibri" w:eastAsia="Calibri" w:hAnsi="Calibri" w:cs="Calibri"/>
+          <w:b/>
+          <w:bCs/>
+          <w:color w:val="1F1F1F"/>
+          <w:rtl/>
+        </w:rPr>
+        <w:br/>
+      </w:r>
       <w:r>
         <w:rPr>
           <w:rFonts w:ascii="Calibri" w:eastAsia="Calibri" w:hAnsi="Calibri" w:cs="Calibri"/>
@@ -260,6 +262,16 @@
     </w:p>
     <w:p>
       <w:pPr>
+        <w:jc w:val="center"/>
+        <w:rPr>
+          <w:sz w:val="16"/>
+          <w:szCs w:val="16"/>
+          <w:lang w:val="en-US"/>
+        </w:rPr>
+      </w:pPr>
+    </w:p>
+    <w:p>
+      <w:pPr>
         <w:pStyle w:val="Heading1"/>
         <w:keepNext w:val="0"/>
         <w:keepLines w:val="0"/>
@@ -533,15 +545,63 @@
           <w:color w:val="1F1F1F"/>
           <w:rtl/>
         </w:rPr>
-        <w:t xml:space="preserve"> 3.1.2 כמקרה בוחן משום שהיא נשענת על עץ תלויות רחב </w:t>
-      </w:r>
-      <w:proofErr w:type="spellStart"/>
-      <w:r>
-        <w:rPr>
-          <w:rFonts w:ascii="Calibri" w:eastAsia="Calibri" w:hAnsi="Calibri" w:cs="Calibri"/>
+        <w:t xml:space="preserve"> </w:t>
+      </w:r>
+      <w:r>
+        <w:rPr>
+          <w:rFonts w:ascii="Calibri" w:eastAsia="Calibri" w:hAnsi="Calibri" w:cs="Calibri" w:hint="cs"/>
           <w:color w:val="1F1F1F"/>
           <w:rtl/>
         </w:rPr>
+        <w:t>ש</w:t>
+      </w:r>
+      <w:r>
+        <w:rPr>
+          <w:rFonts w:ascii="Calibri" w:eastAsia="Calibri" w:hAnsi="Calibri" w:cs="Calibri"/>
+          <w:color w:val="1F1F1F"/>
+          <w:rtl/>
+        </w:rPr>
+        <w:t>היא פלטפורמת קוד פתוח לבנייה, הרכבה ותזמור של סוכני בינה מלאכותית ויישומי מודלי שפה גדולים</w:t>
+      </w:r>
+      <w:r>
+        <w:rPr>
+          <w:rFonts w:ascii="Calibri" w:eastAsia="Calibri" w:hAnsi="Calibri" w:cs="Calibri" w:hint="cs"/>
+          <w:color w:val="1F1F1F"/>
+          <w:rtl/>
+        </w:rPr>
+        <w:t xml:space="preserve">. </w:t>
+      </w:r>
+      <w:r>
+        <w:rPr>
+          <w:rFonts w:ascii="Calibri" w:eastAsia="Calibri" w:hAnsi="Calibri" w:cs="Calibri"/>
+          <w:color w:val="1F1F1F"/>
+          <w:rtl/>
+        </w:rPr>
+        <w:t xml:space="preserve">בחרנו ב-בגרסה 3.1.2 כמקרה בוחן משום שהיא </w:t>
+      </w:r>
+      <w:r>
+        <w:rPr>
+          <w:rFonts w:ascii="Calibri" w:eastAsia="Calibri" w:hAnsi="Calibri" w:cs="Calibri" w:hint="cs"/>
+          <w:color w:val="1F1F1F"/>
+          <w:rtl/>
+        </w:rPr>
+        <w:t>נשענת</w:t>
+      </w:r>
+      <w:r>
+        <w:rPr>
+          <w:rFonts w:ascii="Calibri" w:eastAsia="Calibri" w:hAnsi="Calibri" w:cs="Calibri"/>
+          <w:color w:val="1F1F1F"/>
+          <w:rtl/>
+        </w:rPr>
+        <w:t xml:space="preserve"> על עץ תלויות רחב ועשיר </w:t>
+      </w:r>
+      <w:proofErr w:type="spellStart"/>
+      <w:r>
+        <w:rPr>
+          <w:rFonts w:ascii="Calibri" w:eastAsia="Calibri" w:hAnsi="Calibri" w:cs="Calibri"/>
+          <w:color w:val="1F1F1F"/>
+          <w:rtl/>
+        </w:rPr>
         <w:t>באקוסיסטם</w:t>
       </w:r>
       <w:proofErr w:type="spellEnd"/>
@@ -568,7 +628,7 @@
           <w:color w:val="1F1F1F"/>
           <w:rtl/>
         </w:rPr>
-        <w:t xml:space="preserve"> ‏(מאגר החבילות המרכזי של </w:t>
+        <w:t xml:space="preserve"> (מאגר החבילות המרכזי של </w:t>
       </w:r>
       <w:proofErr w:type="spellStart"/>
       <w:r>
@@ -585,7 +645,7 @@
           <w:color w:val="1F1F1F"/>
           <w:rtl/>
         </w:rPr>
-        <w:t xml:space="preserve"> ו־</w:t>
+        <w:t xml:space="preserve"> ו-</w:t>
       </w:r>
       <w:r>
         <w:rPr>
@@ -600,26 +660,18 @@
           <w:color w:val="1F1F1F"/>
           <w:rtl/>
         </w:rPr>
-        <w:t>)</w:t>
+        <w:t xml:space="preserve">). במסגרת ההרצה הסופית נבדקו 2,548 צירופי חבילה–גרסה, כלומר שם חבילה יחד עם הגרסה המדויקת שנבחרה בפועל בפתרון התלויות, לדוגמה </w:t>
       </w:r>
       <w:r>
         <w:rPr>
           <w:rFonts w:ascii="Calibri" w:eastAsia="Calibri" w:hAnsi="Calibri" w:cs="Calibri"/>
           <w:color w:val="1F1F1F"/>
-          <w:rtl/>
-        </w:rPr>
-        <w:t xml:space="preserve">. במסגרת ההרצה הסופית נבדקו 2,548  צירופי חבילה–גרסה, כלומר שם חבילה יחד עם הגרסה המדויקת שנבחרה בפועל בפתרון התלויות, לדוגמה </w:t>
-      </w:r>
-      <w:r>
-        <w:rPr>
-          <w:rFonts w:ascii="Calibri" w:eastAsia="Calibri" w:hAnsi="Calibri" w:cs="Calibri"/>
-          <w:color w:val="188038"/>
         </w:rPr>
         <w:t>axios@1.7.7</w:t>
       </w:r>
       <w:r>
         <w:rPr>
-          <w:rFonts w:ascii="Calibri" w:eastAsia="Calibri" w:hAnsi="Calibri" w:cs="Calibri" w:hint="cs"/>
+          <w:rFonts w:ascii="Calibri" w:eastAsia="Calibri" w:hAnsi="Calibri" w:cs="Calibri"/>
           <w:color w:val="1F1F1F"/>
           <w:rtl/>
         </w:rPr>
@@ -3097,7 +3149,7 @@
         <w:keepNext w:val="0"/>
         <w:keepLines w:val="0"/>
         <w:bidi/>
-        <w:spacing w:before="240" w:after="240" w:line="240" w:lineRule="auto"/>
+        <w:spacing w:before="240" w:after="0" w:line="240" w:lineRule="auto"/>
         <w:rPr>
           <w:rFonts w:ascii="Calibri" w:eastAsia="Calibri" w:hAnsi="Calibri" w:cs="Calibri"/>
           <w:b/>
@@ -3128,7 +3180,7 @@
         <w:keepNext w:val="0"/>
         <w:keepLines w:val="0"/>
         <w:bidi/>
-        <w:spacing w:before="240" w:after="240" w:line="240" w:lineRule="auto"/>
+        <w:spacing w:before="240" w:after="0" w:line="240" w:lineRule="auto"/>
         <w:rPr>
           <w:rFonts w:ascii="Calibri" w:eastAsia="Calibri" w:hAnsi="Calibri" w:cs="Calibri"/>
           <w:b/>
@@ -4593,9 +4645,9 @@
           <w:noProof/>
         </w:rPr>
         <w:drawing>
-          <wp:inline distT="114300" distB="114300" distL="114300" distR="114300" wp14:anchorId="19828306" wp14:editId="4372550E">
-            <wp:extent cx="3735954" cy="2305685"/>
-            <wp:effectExtent l="0" t="0" r="0" b="0"/>
+          <wp:inline distT="114300" distB="114300" distL="114300" distR="114300" wp14:anchorId="19828306" wp14:editId="6BB219F7">
+            <wp:extent cx="3576361" cy="2300287"/>
+            <wp:effectExtent l="0" t="0" r="5080" b="5080"/>
             <wp:docPr id="1" name="image2.png"/>
             <wp:cNvGraphicFramePr/>
             <a:graphic xmlns:a="http://schemas.openxmlformats.org/drawingml/2006/main">
@@ -4615,7 +4667,7 @@
                   <pic:spPr>
                     <a:xfrm>
                       <a:off x="0" y="0"/>
-                      <a:ext cx="4137391" cy="2553436"/>
+                      <a:ext cx="3616292" cy="2325971"/>
                     </a:xfrm>
                     <a:prstGeom prst="rect">
                       <a:avLst/>
